--- a/BKP.docx
+++ b/BKP.docx
@@ -497,7 +497,21 @@
           <w:lang w:val="ru-RU"/>
         </w:rPr>
         <w:lastRenderedPageBreak/>
-        <w:t>предыдущих моментов времени характеризуют направление движения рынка, максимум и минимум отражают внутриминутный диапазон, а объём и оборот позволяют судить о ликвидности и интенсивности торгов.</w:t>
+        <w:t xml:space="preserve">предыдущих моментов времени характеризуют направление движения рынка, максимум и минимум отражают </w:t>
+      </w:r>
+      <w:proofErr w:type="spellStart"/>
+      <w:r>
+        <w:rPr>
+          <w:lang w:val="ru-RU"/>
+        </w:rPr>
+        <w:t>внутриминутный</w:t>
+      </w:r>
+      <w:proofErr w:type="spellEnd"/>
+      <w:r>
+        <w:rPr>
+          <w:lang w:val="ru-RU"/>
+        </w:rPr>
+        <w:t xml:space="preserve"> диапазон, а объём и оборот позволяют судить о ликвидности и интенсивности торгов.</w:t>
       </w:r>
     </w:p>
     <w:p>
@@ -794,6 +808,646 @@
           <w:lang w:val="ru-RU"/>
         </w:rPr>
         <w:t>Таким образом, аналитический раздел позволяет перейти от общего описания предметной области к формализованной постановке задачи. В следующем разделе необходимо определить метод решения, выбрать архитектуру прогнозирующей модели, описать состав признаков и разработать детерминированный алгоритм принятия торговых решений, который будет использован в программном прототипе системы.</w:t>
+      </w:r>
+    </w:p>
+    <w:p>
+      <w:pPr>
+        <w:rPr>
+          <w:lang w:val="ru-RU"/>
+        </w:rPr>
+      </w:pPr>
+      <w:r>
+        <w:rPr>
+          <w:lang w:val="ru-RU"/>
+        </w:rPr>
+        <w:br w:type="page"/>
+      </w:r>
+    </w:p>
+    <w:p>
+      <w:pPr>
+        <w:pStyle w:val="1"/>
+        <w:rPr>
+          <w:lang w:val="ru-RU"/>
+        </w:rPr>
+      </w:pPr>
+      <w:r>
+        <w:rPr>
+          <w:lang w:val="ru-RU"/>
+        </w:rPr>
+        <w:lastRenderedPageBreak/>
+        <w:t>2 Специальный раздел</w:t>
+      </w:r>
+    </w:p>
+    <w:p>
+      <w:pPr>
+        <w:pStyle w:val="2"/>
+        <w:rPr>
+          <w:lang w:val="ru-RU"/>
+        </w:rPr>
+      </w:pPr>
+      <w:r>
+        <w:rPr>
+          <w:lang w:val="ru-RU"/>
+        </w:rPr>
+        <w:t>2.1 Выбор метода решения и общая структура системы</w:t>
+      </w:r>
+    </w:p>
+    <w:p>
+      <w:pPr>
+        <w:rPr>
+          <w:lang w:val="ru-RU"/>
+        </w:rPr>
+      </w:pPr>
+      <w:r>
+        <w:rPr>
+          <w:lang w:val="ru-RU"/>
+        </w:rPr>
+        <w:t>В настоящей работе для решения поставленной задачи предлагается использовать гибридный подход, состоящий из двух взаимосвязанных частей: подсистемы краткосрочного прогнозирования и детерминированного модуля принятия торговых решений. Первая часть предназначена для оценки ожидаемой доходности инструмента на заданном горизонте прогнозирования, вторая — для преобразования полученного прогноза в конкретное торговое действие с учётом издержек и ограничений стратегии.</w:t>
+      </w:r>
+    </w:p>
+    <w:p>
+      <w:pPr>
+        <w:rPr>
+          <w:lang w:val="ru-RU"/>
+        </w:rPr>
+      </w:pPr>
+      <w:r>
+        <w:rPr>
+          <w:lang w:val="ru-RU"/>
+        </w:rPr>
+        <w:t>Выбор именно такого подхода обусловлен особенностями предметной области. Для поминутной торговли на рынке акций недостаточно только определить вероятное направление движения цены. Даже при наличии корректного прогноза ожидаемое изменение рыночного параметра может оказаться слишком малым по сравнению с комиссией, биржевым спредом и возможным проскальзыванием. Кроме того, торговое решение зависит от уже открытой позиции, доступного капитала, ограничений на объём сделки и максимально допустимого числа одновременно удерживаемых инструментов. Поэтому прогноз следует рассматривать как входную величину для системы принятия решений, а не как самостоятельный конечный результат.</w:t>
+      </w:r>
+    </w:p>
+    <w:p>
+      <w:pPr>
+        <w:rPr>
+          <w:lang w:val="ru-RU"/>
+        </w:rPr>
+      </w:pPr>
+      <w:r>
+        <w:rPr>
+          <w:lang w:val="ru-RU"/>
+        </w:rPr>
+        <w:t xml:space="preserve">Общая структура разрабатываемой системы включает несколько последовательно связанных этапов. На первом этапе выполняется получение и предварительная обработка минутных рыночных данных по выбранному множеству акций Московской биржи. На втором этапе на основе обработанных данных формируется набор признаков, описывающих текущее состояние рынка по каждому инструменту. На третьем этапе выполняется прогнозирование целевой переменной с использованием эталонных и нейросетевых моделей. На четвёртом этапе детерминированный модуль преобразует прогноз в действия покупки, продажи или удержания позиции. На пятом этапе осуществляется </w:t>
+      </w:r>
+      <w:r>
+        <w:rPr>
+          <w:lang w:val="ru-RU"/>
+        </w:rPr>
+        <w:lastRenderedPageBreak/>
+        <w:t>историческое тестирование стратегии, позволяющее оценить её качество по совокупности прогностических и торговых показателей.</w:t>
+      </w:r>
+    </w:p>
+    <w:p>
+      <w:pPr>
+        <w:rPr>
+          <w:lang w:val="ru-RU"/>
+        </w:rPr>
+      </w:pPr>
+      <w:r>
+        <w:rPr>
+          <w:lang w:val="ru-RU"/>
+        </w:rPr>
+        <w:t>В качестве целевой переменной в работе выбрана не абсолютная цена следующего момента времени, а краткосрочная доходность инструмента. Такой выбор позволяет привести данные разных бумаг к более сопоставимому масштабу, что особенно важно при работе с большим множеством акций, имеющих различный ценовой уровень. Кроме того, именно ожидаемая доходность является более естественной величиной для передачи в модуль принятия решений, поскольку она позволяет напрямую сопоставлять величину ожидаемого эффекта с величиной торговых издержек.</w:t>
+      </w:r>
+    </w:p>
+    <w:p>
+      <w:pPr>
+        <w:rPr>
+          <w:lang w:val="ru-RU"/>
+        </w:rPr>
+      </w:pPr>
+      <w:r>
+        <w:rPr>
+          <w:lang w:val="ru-RU"/>
+        </w:rPr>
+        <w:t xml:space="preserve">Для исследования выбраны две эталонные модели и три нейросетевые архитектуры. В качестве эталонных моделей используются наивная модель нулевой доходности и линейная регрессия по лаговым признакам. Эти модели служат простыми и интерпретируемыми ориентирами, позволяющими определить, дают ли более сложные методы реальное улучшение качества прогноза. В качестве нейросетевых моделей используются рекуррентная модель на основе управляемых рекуррентных блоков, одномерная свёрточная нейронная сеть и </w:t>
+      </w:r>
+      <w:proofErr w:type="spellStart"/>
+      <w:r>
+        <w:rPr>
+          <w:lang w:val="ru-RU"/>
+        </w:rPr>
+        <w:t>трансформерная</w:t>
+      </w:r>
+      <w:proofErr w:type="spellEnd"/>
+      <w:r>
+        <w:rPr>
+          <w:lang w:val="ru-RU"/>
+        </w:rPr>
+        <w:t xml:space="preserve"> архитектура. Такой набор позволяет сравнить три разных подхода к обработке временной последовательности: рекуррентный, свёрточный и основанный на механизме внимания.</w:t>
+      </w:r>
+    </w:p>
+    <w:p>
+      <w:pPr>
+        <w:rPr>
+          <w:lang w:val="ru-RU"/>
+        </w:rPr>
+      </w:pPr>
+      <w:r>
+        <w:rPr>
+          <w:lang w:val="ru-RU"/>
+        </w:rPr>
+        <w:t>Таким образом, в качестве метода решения выбирается единая вычислительная схема, в которой все модели работают на одном и том же наборе данных и признаков, формируют прогноз краткосрочной доходности, после чего их результаты преобразуются в торговые решения по единым правилам. Это обеспечивает сопоставимость результатов и позволяет корректно оценить влияние выбора архитектуры на итоговое качество торговой системы.</w:t>
+      </w:r>
+    </w:p>
+    <w:p>
+      <w:pPr>
+        <w:pStyle w:val="2"/>
+        <w:rPr>
+          <w:lang w:val="ru-RU"/>
+        </w:rPr>
+      </w:pPr>
+      <w:r>
+        <w:rPr>
+          <w:lang w:val="ru-RU"/>
+        </w:rPr>
+        <w:t>2.2 Формирование входных данных и признакового пространства</w:t>
+      </w:r>
+    </w:p>
+    <w:p>
+      <w:pPr>
+        <w:rPr>
+          <w:lang w:val="ru-RU"/>
+        </w:rPr>
+      </w:pPr>
+      <w:r>
+        <w:rPr>
+          <w:lang w:val="ru-RU"/>
+        </w:rPr>
+        <w:t xml:space="preserve">Входной информацией для построения моделей служат минутные данные по выбранному множеству ликвидных акций Московской биржи. Для каждого </w:t>
+      </w:r>
+      <w:r>
+        <w:rPr>
+          <w:lang w:val="ru-RU"/>
+        </w:rPr>
+        <w:lastRenderedPageBreak/>
+        <w:t xml:space="preserve">инструмента используются цена открытия, максимальная цена за минуту, минимальная цена за минуту, цена закрытия, объём торгов в штуках и денежный оборот. Такой набор параметров позволяет одновременно учитывать ценовую динамику, </w:t>
+      </w:r>
+      <w:proofErr w:type="spellStart"/>
+      <w:r>
+        <w:rPr>
+          <w:lang w:val="ru-RU"/>
+        </w:rPr>
+        <w:t>внутриминутный</w:t>
+      </w:r>
+      <w:proofErr w:type="spellEnd"/>
+      <w:r>
+        <w:rPr>
+          <w:lang w:val="ru-RU"/>
+        </w:rPr>
+        <w:t xml:space="preserve"> диапазон движения и интенсивность торговой активности.</w:t>
+      </w:r>
+    </w:p>
+    <w:p>
+      <w:pPr>
+        <w:rPr>
+          <w:lang w:val="ru-RU"/>
+        </w:rPr>
+      </w:pPr>
+      <w:r>
+        <w:rPr>
+          <w:lang w:val="ru-RU"/>
+        </w:rPr>
+        <w:t>На этапе подготовки данных исходные временные ряды должны быть приведены к единой структуре. Для этого выполняются сортировка наблюдений по времени, синхронизация данных по всем инструментам, проверка полноты минутных записей и обработка пропусков. Отдельное внимание должно быть уделено корректному учёту нерабочих периодов, начала и окончания торговой сессии, а также различий в активности отдельных бумаг. Поскольку модели прогнозирования предполагается применять к большому множеству инструментов, важным требованием является единообразие процедуры подготовки данных.</w:t>
+      </w:r>
+    </w:p>
+    <w:p>
+      <w:pPr>
+        <w:rPr>
+          <w:lang w:val="ru-RU"/>
+        </w:rPr>
+      </w:pPr>
+      <w:r>
+        <w:rPr>
+          <w:lang w:val="ru-RU"/>
+        </w:rPr>
+        <w:t>Для целей прогнозирования используется не только исходный набор рыночных параметров, но и производные признаки. В первую очередь к ним относятся лаговые значения доходности, отражающие поведение инструмента в предыдущие минуты. Также целесообразно использовать лаговые значения объёма торгов и денежного оборота, так как интенсивность торговой активности может нести дополнительную информацию о возможном дальнейшем движении. Помимо этого, могут применяться простые агрегированные характеристики, например скользящие средние значения доходности, отношения текущей цены к среднему значению на коротком окне, локальные оценки изменчивости, а также относительные изменения объёма.</w:t>
+      </w:r>
+    </w:p>
+    <w:p>
+      <w:pPr>
+        <w:rPr>
+          <w:lang w:val="ru-RU"/>
+        </w:rPr>
+      </w:pPr>
+      <w:r>
+        <w:rPr>
+          <w:lang w:val="ru-RU"/>
+        </w:rPr>
+        <w:t>Формирование признакового пространства должно подчиняться принципу причинной корректности: для вычисления признаков в момент времени допускается использовать только ту информацию, которая была доступна к этому моменту. Это требование является принципиальным, поскольку исключает скрытое использование будущих данных и тем самым обеспечивает корректность дальнейшего исторического тестирования.</w:t>
+      </w:r>
+    </w:p>
+    <w:p>
+      <w:pPr>
+        <w:rPr>
+          <w:lang w:val="ru-RU"/>
+        </w:rPr>
+      </w:pPr>
+      <w:r>
+        <w:rPr>
+          <w:lang w:val="ru-RU"/>
+        </w:rPr>
+        <w:lastRenderedPageBreak/>
+        <w:t>Для всех моделей используется скользящее окно наблюдений фиксированной длины. Такое окно содержит последовательность признаков за несколько последних минут и служит входом в прогнозирующую модель. Выбор оконного представления позволяет единообразно подавать данные как на эталонные модели, так и на нейросетевые архитектуры. При этом линейная регрессия использует плоское представление признаков, а нейросетевые модели получают последовательность временных срезов, что позволяет им учитывать структуру изменения признаков во времени.</w:t>
+      </w:r>
+    </w:p>
+    <w:p>
+      <w:pPr>
+        <w:rPr>
+          <w:lang w:val="ru-RU"/>
+        </w:rPr>
+      </w:pPr>
+      <w:r>
+        <w:rPr>
+          <w:lang w:val="ru-RU"/>
+        </w:rPr>
+        <w:t>Целевая переменная определяется как доходность на заданном горизонте прогнозирования. В простейшем случае это может быть доходность через одну минуту, однако в рамках работы допускается использование горизонта в несколько минут. Значение целевой переменной рассчитывается на основе текущей и будущей цены закрытия. При этом в момент формирования прогноза модель получает только исторические данные, а значение целевой переменной используется исключительно на этапе обучения и последующей оценки качества.</w:t>
+      </w:r>
+    </w:p>
+    <w:p>
+      <w:pPr>
+        <w:rPr>
+          <w:lang w:val="ru-RU"/>
+        </w:rPr>
+      </w:pPr>
+      <w:r>
+        <w:rPr>
+          <w:lang w:val="ru-RU"/>
+        </w:rPr>
+        <w:t>Таким образом, входные данные в работе представляют собой синхронизированные минутные ряды рыночных параметров и построенные на их основе признаки, а выходом моделей является оценка ожидаемой краткосрочной доходности. Такая постановка обеспечивает единый формат взаимодействия между подсистемой прогнозирования и модулем принятия торговых решений.</w:t>
+      </w:r>
+    </w:p>
+    <w:p>
+      <w:pPr>
+        <w:pStyle w:val="2"/>
+        <w:rPr>
+          <w:lang w:val="ru-RU"/>
+        </w:rPr>
+      </w:pPr>
+      <w:r>
+        <w:rPr>
+          <w:lang w:val="ru-RU"/>
+        </w:rPr>
+        <w:t>2.3 Выбор и описание прогнозирующих моделей</w:t>
+      </w:r>
+    </w:p>
+    <w:p>
+      <w:pPr>
+        <w:rPr>
+          <w:lang w:val="ru-RU"/>
+        </w:rPr>
+      </w:pPr>
+      <w:r>
+        <w:rPr>
+          <w:lang w:val="ru-RU"/>
+        </w:rPr>
+        <w:t>Для исследования в работе используются пять прогнозирующих моделей, различающихся по сложности и принципу обработки временной информации. Такое решение позволяет сопоставить простые эталонные подходы с более сложными нейросетевыми методами и определить, оправдано ли усложнение модели применительно к задаче поминутного прогнозирования.</w:t>
+      </w:r>
+    </w:p>
+    <w:p>
+      <w:pPr>
+        <w:rPr>
+          <w:lang w:val="ru-RU"/>
+        </w:rPr>
+      </w:pPr>
+      <w:r>
+        <w:rPr>
+          <w:lang w:val="ru-RU"/>
+        </w:rPr>
+        <w:lastRenderedPageBreak/>
+        <w:t>Наивная модель нулевой доходности является простейшей эталонной моделью. Она предполагает, что ожидаемая доходность на следующем шаге равна нулю. Не</w:t>
+      </w:r>
+      <w:r>
+        <w:rPr>
+          <w:lang w:val="ru-RU"/>
+        </w:rPr>
+        <w:t xml:space="preserve"> </w:t>
+      </w:r>
+      <w:r>
+        <w:rPr>
+          <w:lang w:val="ru-RU"/>
+        </w:rPr>
+        <w:t>смотря на крайнюю простоту, такая модель полезна как нижняя граница качества, поскольку на малых временных горизонтах фактическая доходность действительно часто оказывается близкой к нулю. Если более сложная модель не даёт улучшения по сравнению с данным эталоном, то её практическая ценность оказывается сомнительной.</w:t>
+      </w:r>
+    </w:p>
+    <w:p>
+      <w:pPr>
+        <w:rPr>
+          <w:lang w:val="ru-RU"/>
+        </w:rPr>
+      </w:pPr>
+      <w:r>
+        <w:rPr>
+          <w:lang w:val="ru-RU"/>
+        </w:rPr>
+        <w:t>Вторая эталонная модель — линейная регрессия по лаговым признакам. Эта модель использует значения доходности, объёма и других производных характеристик за несколько предыдущих моментов времени и формирует линейную оценку будущей доходности. Преимуществами линейной регрессии являются простота реализации, интерпретируемость и возможность определить, насколько полезна уже сама базовая связь между признаками и целевой переменной без применения нелинейных методов.</w:t>
+      </w:r>
+    </w:p>
+    <w:p>
+      <w:pPr>
+        <w:rPr>
+          <w:lang w:val="ru-RU"/>
+        </w:rPr>
+      </w:pPr>
+      <w:r>
+        <w:rPr>
+          <w:lang w:val="ru-RU"/>
+        </w:rPr>
+        <w:t>Первая нейросетевая модель строится на основе управляемых рекуррентных блоков. Рекуррентная архитектура предназначена для последовательной обработки временного окна и сохранения информации о ранее наблюдавшихся значениях. Благодаря этому модель может учитывать порядок появления сигналов и их накопительный эффект. Выбор именно управляемых рекуррентных блоков обусловлен их относительной простотой по сравнению с более тяжёлыми рекуррентными архитектурами при сохранении способности работать с последовательными зависимостями.</w:t>
+      </w:r>
+    </w:p>
+    <w:p>
+      <w:pPr>
+        <w:rPr>
+          <w:lang w:val="ru-RU"/>
+        </w:rPr>
+      </w:pPr>
+      <w:r>
+        <w:rPr>
+          <w:lang w:val="ru-RU"/>
+        </w:rPr>
+        <w:t>Вторая нейросетевая модель представляет собой одномерную свёрточную сеть. Свёрточный подход позволяет извлекать локальные шаблоны в последовательности признаков, например кратковременные ценовые импульсы, серии минут роста или падения, а также повторяющиеся сочетания изменений цены и объёма. По сравнению с рекуррентной моделью свёрточная архитектура проще в вычислительном отношении и хорошо подходит для выявления краткосрочных закономерностей на ограниченном временном окне.</w:t>
+      </w:r>
+    </w:p>
+    <w:p>
+      <w:pPr>
+        <w:rPr>
+          <w:lang w:val="ru-RU"/>
+        </w:rPr>
+      </w:pPr>
+      <w:r>
+        <w:rPr>
+          <w:lang w:val="ru-RU"/>
+        </w:rPr>
+        <w:lastRenderedPageBreak/>
+        <w:t>Третья нейросетевая модель основана на трансформерной архитектуре. В отличие от рекуррентной и свёрточной моделей, трансформер позволяет анализировать взаимосвязи между разными моментами временного окна без последовательного прохода по всей цепочке наблюдений. Это делает модель потенциально более гибкой при работе со сложными зависимостями, однако одновременно повышает требования к настройке и вычислительным ресурсам. В рамках данной работы трансформер рассматривается как наиболее сложная модель, предназначенная для проверки того, даёт ли использование более мощной архитектуры преимущество в рассматриваемой задаче.</w:t>
+      </w:r>
+    </w:p>
+    <w:p>
+      <w:pPr>
+        <w:rPr>
+          <w:lang w:val="ru-RU"/>
+        </w:rPr>
+      </w:pPr>
+      <w:r>
+        <w:rPr>
+          <w:lang w:val="ru-RU"/>
+        </w:rPr>
+        <w:t>Все прогнозирующие модели получают на вход один и тот же набор данных и признаков и формируют прогноз одной и той же целевой переменной — краткосрочной доходности. Такой подход обеспечивает корректность сравнения. Различия между моделями определяются только способом преобразования входной последовательности в прогноз, а не различием информационной базы.</w:t>
+      </w:r>
+    </w:p>
+    <w:p>
+      <w:pPr>
+        <w:rPr>
+          <w:lang w:val="ru-RU"/>
+        </w:rPr>
+      </w:pPr>
+      <w:r>
+        <w:rPr>
+          <w:lang w:val="ru-RU"/>
+        </w:rPr>
+        <w:t>Таким образом, набор моделей в работе построен по принципу постепенного усложнения: от наивного эталона к линейной модели, а затем к трём нейросетевым архитектурам. Это позволяет исследовать, в какой степени усложнение метода прогнозирования действительно улучшает качество результата и приводит ли оно к повышению эффективности итоговой торговой стратегии.</w:t>
+      </w:r>
+    </w:p>
+    <w:p>
+      <w:pPr>
+        <w:pStyle w:val="2"/>
+        <w:rPr>
+          <w:lang w:val="ru-RU"/>
+        </w:rPr>
+      </w:pPr>
+      <w:r>
+        <w:rPr>
+          <w:lang w:val="ru-RU"/>
+        </w:rPr>
+        <w:t>2.4 Детерминированный алгоритм принятия торговых решений</w:t>
+      </w:r>
+    </w:p>
+    <w:p>
+      <w:pPr>
+        <w:rPr>
+          <w:lang w:val="ru-RU"/>
+        </w:rPr>
+      </w:pPr>
+      <w:r>
+        <w:rPr>
+          <w:lang w:val="ru-RU"/>
+        </w:rPr>
+        <w:t>После получения прогноза ожидаемой доходности по каждому инструменту необходимо преобразовать его в конкретное торговое действие. Для решения этой задачи в работе используется детерминированный алгоритм принятия решений, основанный на заранее заданных правилах. Такой подход обеспечивает прозрачность логики системы и позволяет отделить качество прогноза от качества торгового управления.</w:t>
+      </w:r>
+    </w:p>
+    <w:p>
+      <w:pPr>
+        <w:rPr>
+          <w:lang w:val="ru-RU"/>
+        </w:rPr>
+      </w:pPr>
+      <w:r>
+        <w:rPr>
+          <w:lang w:val="ru-RU"/>
+        </w:rPr>
+        <w:lastRenderedPageBreak/>
+        <w:t>Основной принцип работы алгоритма состоит в сравнении прогнозируемой доходности с пороговыми значениями, определяющими условия входа в позицию и выхода из неё. Если ожидаемая доходность превышает положительный порог и по данному инструменту отсутствует открытая позиция, система может сформировать сигнал на покупку. Если по инструменту уже имеется открытая позиция и прогноз становится меньше установленного порога удержания либо принимает отрицательное значение, система формирует сигнал на продажу. Если ни одно из условий не выполнено, позиция сохраняется без изменений.</w:t>
+      </w:r>
+    </w:p>
+    <w:p>
+      <w:pPr>
+        <w:rPr>
+          <w:lang w:val="ru-RU"/>
+        </w:rPr>
+      </w:pPr>
+      <w:r>
+        <w:rPr>
+          <w:lang w:val="ru-RU"/>
+        </w:rPr>
+        <w:t>При выборе пороговых значений необходимо учитывать реальные торговые издержки. Порог входа должен быть достаточно велик, чтобы ожидаемый эффект потенциально покрывал комиссию, спред и проскальзывание. В противном случае стратегия будет совершать избыточное число сделок, не обеспечивающих положительного результата. Следовательно, модуль принятия решений должен быть ориентирован не на любое положительное прогнозируемое изменение, а только на такое, которое можно считать экономически значимым.</w:t>
+      </w:r>
+    </w:p>
+    <w:p>
+      <w:pPr>
+        <w:rPr>
+          <w:lang w:val="ru-RU"/>
+        </w:rPr>
+      </w:pPr>
+      <w:r>
+        <w:rPr>
+          <w:lang w:val="ru-RU"/>
+        </w:rPr>
+        <w:t>В работе рассматривается режим торговли только длинными позициями. Это означает, что система может открыть позицию путём покупки инструмента, удерживать её в течение некоторого времени и затем закрыть путём продажи, но не может открывать короткие позиции. Такое ограничение упрощает структуру алгоритма и делает его ближе к условиям, доступным в учебно-исследовательском или частном инвестиционном режиме.</w:t>
+      </w:r>
+    </w:p>
+    <w:p>
+      <w:pPr>
+        <w:rPr>
+          <w:lang w:val="ru-RU"/>
+        </w:rPr>
+      </w:pPr>
+      <w:r>
+        <w:rPr>
+          <w:lang w:val="ru-RU"/>
+        </w:rPr>
+        <w:t xml:space="preserve">Помимо прогноза доходности и пороговых правил, алгоритм должен учитывать ограничения управления капиталом. К числу таких ограничений относятся максимальный размер позиции по одному инструменту, максимально допустимое число одновременно удерживаемых бумаг, ограничение на суммарный торговый оборот и запрет на совершение повторных сделок по одному и тому же инструменту в течение слишком короткого интервала времени. Введение подобных ограничений необходимо для того, чтобы стратегия не </w:t>
+      </w:r>
+      <w:r>
+        <w:rPr>
+          <w:lang w:val="ru-RU"/>
+        </w:rPr>
+        <w:lastRenderedPageBreak/>
+        <w:t>демонстрировала искусственно завышенные результаты за счёт чрезмерной торговой активности.</w:t>
+      </w:r>
+    </w:p>
+    <w:p>
+      <w:pPr>
+        <w:rPr>
+          <w:lang w:val="ru-RU"/>
+        </w:rPr>
+      </w:pPr>
+      <w:r>
+        <w:rPr>
+          <w:lang w:val="ru-RU"/>
+        </w:rPr>
+        <w:t>Важным свойством выбранного алгоритма является его универсальность по отношению к различным прогнозирующим моделям. Независимо от того, получен прогноз наивной моделью, линейной регрессией, рекуррентной сетью, свёрточной сетью или трансформером, преобразование прогноза в действие выполняется по одним и тем же правилам. Благодаря этому различия в итоговых результатах можно связывать именно с качеством прогнозирующей модели, а не с изменением логики торговли.</w:t>
+      </w:r>
+    </w:p>
+    <w:p>
+      <w:pPr>
+        <w:rPr>
+          <w:lang w:val="ru-RU"/>
+        </w:rPr>
+      </w:pPr>
+      <w:r>
+        <w:rPr>
+          <w:lang w:val="ru-RU"/>
+        </w:rPr>
+        <w:t>Таким образом, детерминированный алгоритм принятия торговых решений в работе выполняет роль связующего звена между подсистемой прогнозирования и подсистемой исторического тестирования. Он обеспечивает единый и интерпретируемый механизм формирования торговых сигналов, учитывающий как ожидаемую доходность, так и реальные ограничения биржевой торговли.</w:t>
+      </w:r>
+    </w:p>
+    <w:p>
+      <w:pPr>
+        <w:pStyle w:val="2"/>
+        <w:rPr>
+          <w:lang w:val="ru-RU"/>
+        </w:rPr>
+      </w:pPr>
+      <w:r>
+        <w:rPr>
+          <w:lang w:val="ru-RU"/>
+        </w:rPr>
+        <w:t>2.5 Процедура пошаговой временной валидации и исторического тестирования</w:t>
+      </w:r>
+    </w:p>
+    <w:p>
+      <w:pPr>
+        <w:rPr>
+          <w:lang w:val="ru-RU"/>
+        </w:rPr>
+      </w:pPr>
+      <w:r>
+        <w:rPr>
+          <w:lang w:val="ru-RU"/>
+        </w:rPr>
+        <w:t>Оценка качества прогнозирующих моделей и торговой стратегии должна выполняться с учётом временной природы данных. В связи с этим в работе применяется пошаговая временная валидация, при которой обучение и проверка проводятся на последовательно сдвигаемых временных интервалах. Такой подход позволяет приблизить условия эксперимента к реальному использованию модели, когда прогноз всегда строится только на основе уже наблюдавшейся информации.</w:t>
+      </w:r>
+    </w:p>
+    <w:p>
+      <w:pPr>
+        <w:rPr>
+          <w:lang w:val="ru-RU"/>
+        </w:rPr>
+      </w:pPr>
+      <w:r>
+        <w:rPr>
+          <w:lang w:val="ru-RU"/>
+        </w:rPr>
+        <w:t xml:space="preserve">На каждом шаге процедуры выбирается обучающий временной интервал, на котором оцениваются параметры модели, после чего выполняется проверка на следующем временном участке. Затем окно обучения и окно проверки сдвигаются вперёд по времени, и процедура повторяется. В результате удаётся получить не единственную оценку качества, а набор оценок для разных фаз </w:t>
+      </w:r>
+      <w:r>
+        <w:rPr>
+          <w:lang w:val="ru-RU"/>
+        </w:rPr>
+        <w:lastRenderedPageBreak/>
+        <w:t>рынка. Это особенно важно для финансовых временных рядов, характеристики которых могут существенно меняться во времени.</w:t>
+      </w:r>
+    </w:p>
+    <w:p>
+      <w:pPr>
+        <w:rPr>
+          <w:lang w:val="ru-RU"/>
+        </w:rPr>
+      </w:pPr>
+      <w:r>
+        <w:rPr>
+          <w:lang w:val="ru-RU"/>
+        </w:rPr>
+        <w:t xml:space="preserve">После получения прогнозов на </w:t>
+      </w:r>
+      <w:proofErr w:type="spellStart"/>
+      <w:r>
+        <w:rPr>
+          <w:lang w:val="ru-RU"/>
+        </w:rPr>
+        <w:t>валидационных</w:t>
+      </w:r>
+      <w:proofErr w:type="spellEnd"/>
+      <w:r>
+        <w:rPr>
+          <w:lang w:val="ru-RU"/>
+        </w:rPr>
+        <w:t xml:space="preserve"> и тестовых интервалах выполняется историческое тестирование стратегии. На этом этапе для каждого момента времени прогноз передаётся в детерминированный модуль принятия решений, который формирует торговые действия в соответствии с заранее установленными правилами. Далее рассчитываются результаты совершённых операций с учётом комиссий, спреда и возможного проскальзывания.</w:t>
+      </w:r>
+    </w:p>
+    <w:p>
+      <w:pPr>
+        <w:rPr>
+          <w:lang w:val="ru-RU"/>
+        </w:rPr>
+      </w:pPr>
+      <w:r>
+        <w:rPr>
+          <w:lang w:val="ru-RU"/>
+        </w:rPr>
+        <w:t>Оценка результатов должна включать две группы показателей. Первая группа относится к качеству прогноза и характеризует способность модели корректно оценивать направление и величину будущей доходности. Вторая группа относится к качеству самой торговой стратегии. К таким показателям относятся прибыль и убыток, максимальная просадка, торговый оборот, число сделок, а также устойчивость результатов при изменении параметров модели и правил принятия решений. Использование двух групп показателей необходимо, поскольку высокая точность прогноза не всегда приводит к высокой эффективности торговли, если сигналы плохо согласованы с торговыми издержками и ограничениями.</w:t>
+      </w:r>
+    </w:p>
+    <w:p>
+      <w:pPr>
+        <w:rPr>
+          <w:lang w:val="ru-RU"/>
+        </w:rPr>
+      </w:pPr>
+      <w:r>
+        <w:rPr>
+          <w:lang w:val="ru-RU"/>
+        </w:rPr>
+        <w:t xml:space="preserve">Отдельно необходимо подчеркнуть, что параметры моделей и пороговые параметры алгоритма принятия решений должны подбираться только на обучающих и </w:t>
+      </w:r>
+      <w:proofErr w:type="spellStart"/>
+      <w:r>
+        <w:rPr>
+          <w:lang w:val="ru-RU"/>
+        </w:rPr>
+        <w:t>валидационных</w:t>
+      </w:r>
+      <w:proofErr w:type="spellEnd"/>
+      <w:r>
+        <w:rPr>
+          <w:lang w:val="ru-RU"/>
+        </w:rPr>
+        <w:t xml:space="preserve"> интервалах. Итоговая оценка должна проводиться на данных, не использовавшихся для подбора параметров. Это позволяет избежать подгонки под исторический участок и обеспечить более достоверную оценку практической применимости разработанной системы.</w:t>
+      </w:r>
+    </w:p>
+    <w:p>
+      <w:pPr>
+        <w:rPr>
+          <w:lang w:val="ru-RU"/>
+        </w:rPr>
+      </w:pPr>
+      <w:r>
+        <w:rPr>
+          <w:lang w:val="ru-RU"/>
+        </w:rPr>
+        <w:t>Таким образом, выбранная процедура оценки сочетает пошаговую временную валидацию и историческое тестирование стратегии, что позволяет корректно сравнить эталонные и нейросетевые модели и определить, какой из исследуемых подходов обеспечивает наилучший результат в условиях поминутной торговли акциями на Московской бирже.</w:t>
       </w:r>
     </w:p>
     <w:sectPr>

--- a/BKP.docx
+++ b/BKP.docx
@@ -26,28 +26,7 @@
         <w:rPr>
           <w:lang w:val="ru-RU"/>
         </w:rPr>
-        <w:t xml:space="preserve">Алгоритмический трейдинг — подход к торговле на финансовом рынке, при котором решения о покупке и продаже ценных бумаг принимаются автоматически на основе формализованных правил и расчётов. Развитие электронных торгов и рост доступности рыночных данных через </w:t>
-      </w:r>
-      <w:r>
-        <w:t>API</w:t>
-      </w:r>
-      <w:r>
-        <w:rPr>
-          <w:lang w:val="ru-RU"/>
-        </w:rPr>
-        <w:t xml:space="preserve"> сделали возможным построение торговых систем в режиме приближенн</w:t>
-      </w:r>
-      <w:r>
-        <w:rPr>
-          <w:lang w:val="ru-RU"/>
-        </w:rPr>
-        <w:t>ом</w:t>
-      </w:r>
-      <w:r>
-        <w:rPr>
-          <w:lang w:val="ru-RU"/>
-        </w:rPr>
-        <w:t xml:space="preserve"> к реальному времени, когда цена и объём сделок обновляются с высокой частотой.</w:t>
+        <w:t>Алгоритмический трейдинг — подход к торговле на финансовом рынке, при котором решения о покупке и продаже ценных бумаг принимаются автоматически на основе формализованных правил и расчётов. Развитие электронных торгов и рост доступности рыночных данных через API сделали возможным построение торговых систем в режиме, приближенном к реальному времени, когда цена и объём сделок обновляются с высокой частотой.</w:t>
       </w:r>
     </w:p>
     <w:p>
@@ -84,7 +63,19 @@
         <w:rPr>
           <w:lang w:val="ru-RU"/>
         </w:rPr>
-        <w:t xml:space="preserve"> и издержек исполнения сделок, поэтому прогноз изменения цены необходимо дополнять учётом комиссий, проскальзывания и ограничений по риску. </w:t>
+        <w:t xml:space="preserve"> и </w:t>
+      </w:r>
+      <w:r>
+        <w:rPr>
+          <w:lang w:val="ru-RU"/>
+        </w:rPr>
+        <w:t>комиссии</w:t>
+      </w:r>
+      <w:r>
+        <w:rPr>
+          <w:lang w:val="ru-RU"/>
+        </w:rPr>
+        <w:t xml:space="preserve"> сделок, поэтому прогноз изменения цены необходимо дополнять учётом комиссий, проскальзывания и ограничений по риску. </w:t>
       </w:r>
       <w:r>
         <w:rPr>
@@ -96,13 +87,37 @@
         <w:rPr>
           <w:lang w:val="ru-RU"/>
         </w:rPr>
-        <w:t>гибридная система, в которой нейросетевая модель формирует прогноз, а</w:t>
-      </w:r>
-      <w:r>
-        <w:rPr>
-          <w:lang w:val="ru-RU"/>
-        </w:rPr>
-        <w:t xml:space="preserve"> детерминированный алгоритм принятия решений</w:t>
+        <w:t>гибридная система, в которой нейросетев</w:t>
+      </w:r>
+      <w:r>
+        <w:rPr>
+          <w:lang w:val="ru-RU"/>
+        </w:rPr>
+        <w:t>ые</w:t>
+      </w:r>
+      <w:r>
+        <w:rPr>
+          <w:lang w:val="ru-RU"/>
+        </w:rPr>
+        <w:t xml:space="preserve"> модел</w:t>
+      </w:r>
+      <w:r>
+        <w:rPr>
+          <w:lang w:val="ru-RU"/>
+        </w:rPr>
+        <w:t>и</w:t>
+      </w:r>
+      <w:r>
+        <w:rPr>
+          <w:lang w:val="ru-RU"/>
+        </w:rPr>
+        <w:t xml:space="preserve"> формирует прогноз, а</w:t>
+      </w:r>
+      <w:r>
+        <w:rPr>
+          <w:lang w:val="ru-RU"/>
+        </w:rPr>
+        <w:t xml:space="preserve"> алгоритм принятия решений</w:t>
       </w:r>
       <w:r>
         <w:rPr>
@@ -132,20 +147,50 @@
         <w:rPr>
           <w:lang w:val="ru-RU"/>
         </w:rPr>
-        <w:t xml:space="preserve"> с учётом торговых ограничений.</w:t>
-      </w:r>
-    </w:p>
-    <w:p>
-      <w:pPr>
-        <w:rPr>
-          <w:lang w:val="ru-RU"/>
-        </w:rPr>
-      </w:pPr>
-      <w:r>
-        <w:rPr>
-          <w:lang w:val="ru-RU"/>
-        </w:rPr>
-        <w:t xml:space="preserve">В выпускной квалификационной работе рассматривается прототип системы поминутного онлайн-трейдинга для пула ликвидных акций Московской биржи (порядка 200–300 инструментов). В качестве входных данных используются минутные параметры </w:t>
+        <w:t xml:space="preserve"> с учётом торговых ограничений</w:t>
+      </w:r>
+      <w:r>
+        <w:rPr>
+          <w:lang w:val="ru-RU"/>
+        </w:rPr>
+        <w:t xml:space="preserve"> </w:t>
+      </w:r>
+      <w:r>
+        <w:rPr>
+          <w:lang w:val="ru-RU"/>
+        </w:rPr>
+        <w:t>[1, 2, 3]</w:t>
+      </w:r>
+      <w:r>
+        <w:rPr>
+          <w:lang w:val="ru-RU"/>
+        </w:rPr>
+        <w:t>.</w:t>
+      </w:r>
+    </w:p>
+    <w:p>
+      <w:pPr>
+        <w:rPr>
+          <w:lang w:val="ru-RU"/>
+        </w:rPr>
+      </w:pPr>
+      <w:r>
+        <w:rPr>
+          <w:lang w:val="ru-RU"/>
+        </w:rPr>
+        <w:t xml:space="preserve">В выпускной квалификационной работе рассматривается прототип системы поминутного онлайн-трейдинга для </w:t>
+      </w:r>
+      <w:r>
+        <w:rPr>
+          <w:lang w:val="ru-RU"/>
+        </w:rPr>
+        <w:t>набора</w:t>
+      </w:r>
+      <w:r>
+        <w:rPr>
+          <w:lang w:val="ru-RU"/>
+        </w:rPr>
+        <w:t xml:space="preserve"> ликвидных акций Московской биржи. В качестве входных данных используются минутные параметры </w:t>
       </w:r>
       <w:r>
         <w:t>OHLCV</w:t>
@@ -154,7 +199,72 @@
         <w:rPr>
           <w:lang w:val="ru-RU"/>
         </w:rPr>
-        <w:t xml:space="preserve"> (цена открытия, максимум, минимум, цена закрытия и объём торгов), дополненная объёмом в штуках и денежным оборотом. Прогнозирование выполняется на горизонте 1–</w:t>
+        <w:t xml:space="preserve">. Под </w:t>
+      </w:r>
+      <w:r>
+        <w:t>OHLCV</w:t>
+      </w:r>
+      <w:r>
+        <w:rPr>
+          <w:lang w:val="ru-RU"/>
+        </w:rPr>
+        <w:t xml:space="preserve"> понимаются цена открытия минуты, максимальная и минимальная цены сделки за данную минуту, цена последней сделки в конце минуты и совокупный объём торгов за минуту. Такой формат позволяет одновременно учитывать направление движения цены, </w:t>
+      </w:r>
+      <w:proofErr w:type="spellStart"/>
+      <w:r>
+        <w:rPr>
+          <w:lang w:val="ru-RU"/>
+        </w:rPr>
+        <w:t>внутриминутный</w:t>
+      </w:r>
+      <w:proofErr w:type="spellEnd"/>
+      <w:r>
+        <w:rPr>
+          <w:lang w:val="ru-RU"/>
+        </w:rPr>
+        <w:t xml:space="preserve"> </w:t>
+      </w:r>
+      <w:r>
+        <w:rPr>
+          <w:lang w:val="ru-RU"/>
+        </w:rPr>
+        <w:t xml:space="preserve">диапазон </w:t>
+      </w:r>
+      <w:r>
+        <w:rPr>
+          <w:lang w:val="ru-RU"/>
+        </w:rPr>
+        <w:t xml:space="preserve">изменения цены </w:t>
+      </w:r>
+      <w:r>
+        <w:rPr>
+          <w:lang w:val="ru-RU"/>
+        </w:rPr>
+        <w:t xml:space="preserve">и торговую активность инструмента. Дополнительно используются </w:t>
+      </w:r>
+      <w:r>
+        <w:rPr>
+          <w:lang w:val="ru-RU"/>
+        </w:rPr>
+        <w:t xml:space="preserve">количественный </w:t>
+      </w:r>
+      <w:r>
+        <w:rPr>
+          <w:lang w:val="ru-RU"/>
+        </w:rPr>
+        <w:t xml:space="preserve">объём </w:t>
+      </w:r>
+      <w:r>
+        <w:rPr>
+          <w:lang w:val="ru-RU"/>
+        </w:rPr>
+        <w:t xml:space="preserve">акций </w:t>
+      </w:r>
+      <w:r>
+        <w:rPr>
+          <w:lang w:val="ru-RU"/>
+        </w:rPr>
+        <w:t>и денежный оборот. Прогнозирование выполняется на горизонте 1–</w:t>
       </w:r>
       <w:r>
         <w:t>k</w:t>
@@ -163,7 +273,19 @@
         <w:rPr>
           <w:lang w:val="ru-RU"/>
         </w:rPr>
-        <w:t xml:space="preserve"> минут, после чего детерминированный алгоритм принятия решений формирует операции в режиме торговли только длинными позициями (покупка и продажа имеющихся).</w:t>
+        <w:t xml:space="preserve"> минут, после чего алгоритм принятия решений формирует операции в режиме торговли только длинными позициями (покупка и продажа имеющихся)</w:t>
+      </w:r>
+      <w:r>
+        <w:rPr>
+          <w:lang w:val="ru-RU"/>
+        </w:rPr>
+        <w:t xml:space="preserve"> [3]</w:t>
+      </w:r>
+      <w:r>
+        <w:rPr>
+          <w:lang w:val="ru-RU"/>
+        </w:rPr>
+        <w:t>.</w:t>
       </w:r>
     </w:p>
     <w:p>
@@ -175,9 +297,29 @@
       </w:pPr>
       <w:r>
         <w:rPr>
-          <w:lang w:val="ru-RU"/>
-        </w:rPr>
-        <w:t>Цель работы — разработать и оценить систему алгоритмического трейдинга акций на Московской бирже на основе минутных данных, использующую нейросетевую модель для краткосрочного прогнозирования и детерминированный алгоритм принятия торговых решений с учётом издержек и ограничений риска.</w:t>
+          <w:b/>
+          <w:bCs/>
+          <w:lang w:val="ru-RU"/>
+        </w:rPr>
+        <w:t>Цель работы</w:t>
+      </w:r>
+      <w:r>
+        <w:rPr>
+          <w:lang w:val="ru-RU"/>
+        </w:rPr>
+        <w:t xml:space="preserve"> — </w:t>
+      </w:r>
+      <w:r>
+        <w:rPr>
+          <w:lang w:val="ru-RU"/>
+        </w:rPr>
+        <w:t>повышение эффективности алгоритмического трейдинга</w:t>
+      </w:r>
+      <w:r>
+        <w:rPr>
+          <w:lang w:val="ru-RU"/>
+        </w:rPr>
+        <w:t>.</w:t>
       </w:r>
     </w:p>
     <w:p>
@@ -210,7 +352,13 @@
         <w:rPr>
           <w:lang w:val="ru-RU"/>
         </w:rPr>
-        <w:t>Выполнить обзор подходов к краткосрочному предсказанию финансовых временных рядов и принципов построения торговых стратегий с учётом издержек и управления риском.</w:t>
+        <w:t>Выполнить обзор подходов к краткосрочному предсказанию финансовых временных рядов и принципов построения торговых стратегий</w:t>
+      </w:r>
+      <w:r>
+        <w:rPr>
+          <w:lang w:val="ru-RU"/>
+        </w:rPr>
+        <w:t>.</w:t>
       </w:r>
     </w:p>
     <w:p>
@@ -246,7 +394,43 @@
         <w:rPr>
           <w:lang w:val="ru-RU"/>
         </w:rPr>
-        <w:t>Разработать эталонную модель и нейросетевую модель прогнозирования на горизонте 1–</w:t>
+        <w:t xml:space="preserve">Разработать </w:t>
+      </w:r>
+      <w:r>
+        <w:rPr>
+          <w:lang w:val="ru-RU"/>
+        </w:rPr>
+        <w:t xml:space="preserve">и сравнить </w:t>
+      </w:r>
+      <w:r>
+        <w:rPr>
+          <w:lang w:val="ru-RU"/>
+        </w:rPr>
+        <w:t>нейросетев</w:t>
+      </w:r>
+      <w:r>
+        <w:rPr>
+          <w:lang w:val="ru-RU"/>
+        </w:rPr>
+        <w:t>ые</w:t>
+      </w:r>
+      <w:r>
+        <w:rPr>
+          <w:lang w:val="ru-RU"/>
+        </w:rPr>
+        <w:t xml:space="preserve"> модел</w:t>
+      </w:r>
+      <w:r>
+        <w:rPr>
+          <w:lang w:val="ru-RU"/>
+        </w:rPr>
+        <w:t>и</w:t>
+      </w:r>
+      <w:r>
+        <w:rPr>
+          <w:lang w:val="ru-RU"/>
+        </w:rPr>
+        <w:t xml:space="preserve"> прогнозирования на горизонте 1–</w:t>
       </w:r>
       <w:r>
         <w:t>k</w:t>
@@ -255,7 +439,19 @@
         <w:rPr>
           <w:lang w:val="ru-RU"/>
         </w:rPr>
-        <w:t xml:space="preserve"> минут; выполнить пошаговую временную валидацию и сравнить качество прогнозов.</w:t>
+        <w:t xml:space="preserve"> минут; выполнить пошаговую временную валидаци</w:t>
+      </w:r>
+      <w:r>
+        <w:rPr>
+          <w:lang w:val="ru-RU"/>
+        </w:rPr>
+        <w:t>ю</w:t>
+      </w:r>
+      <w:r>
+        <w:rPr>
+          <w:lang w:val="ru-RU"/>
+        </w:rPr>
+        <w:t>.</w:t>
       </w:r>
     </w:p>
     <w:p>
@@ -273,1185 +469,6477 @@
         <w:rPr>
           <w:lang w:val="ru-RU"/>
         </w:rPr>
-        <w:t>Спроектировать детерминированный модуль принятия торговых решений для торговли только длинными позициями (без коротких продаж) и реализовать тестирование стратегии на исторических данных с учётом комиссий и биржевого спреда; оценить стратегию по показателям прибыли и убытка, максимальной просадки и оборота.</w:t>
-      </w:r>
-    </w:p>
-    <w:p>
-      <w:pPr>
+        <w:t xml:space="preserve">Спроектировать модуль принятия торговых решений для торговли только длинными позициями и реализовать тестирование стратегии на исторических данных с учётом комиссий и биржевого </w:t>
+      </w:r>
+      <w:r>
+        <w:rPr>
+          <w:lang w:val="ru-RU"/>
+        </w:rPr>
+        <w:t>ценового разрыва между покупкой и продажей</w:t>
+      </w:r>
+      <w:r>
+        <w:rPr>
+          <w:lang w:val="ru-RU"/>
+        </w:rPr>
+        <w:t>; оценить стратегию по показателям прибыли и убытка, максимальной просадки и оборота.</w:t>
+      </w:r>
+    </w:p>
+    <w:p>
+      <w:pPr>
+        <w:pStyle w:val="1"/>
+        <w:rPr>
+          <w:lang w:val="ru-RU"/>
+        </w:rPr>
+      </w:pPr>
+      <w:r>
+        <w:rPr>
+          <w:lang w:val="ru-RU"/>
+        </w:rPr>
+        <w:lastRenderedPageBreak/>
+        <w:t>1</w:t>
+      </w:r>
+      <w:r>
+        <w:rPr>
+          <w:lang w:val="ru-RU"/>
+        </w:rPr>
+        <w:t>.</w:t>
+      </w:r>
+      <w:r>
+        <w:rPr>
+          <w:lang w:val="ru-RU"/>
+        </w:rPr>
+        <w:t xml:space="preserve"> Аналитический раздел</w:t>
+      </w:r>
+    </w:p>
+    <w:p>
+      <w:pPr>
+        <w:pStyle w:val="2"/>
+        <w:rPr>
+          <w:lang w:val="ru-RU"/>
+        </w:rPr>
+      </w:pPr>
+      <w:r>
+        <w:rPr>
+          <w:lang w:val="ru-RU"/>
+        </w:rPr>
+        <w:t>1.1 Характеристика предметной области алгоритмического трейдинга</w:t>
+      </w:r>
+    </w:p>
+    <w:p>
+      <w:pPr>
+        <w:rPr>
+          <w:lang w:val="ru-RU"/>
+        </w:rPr>
+      </w:pPr>
+      <w:r>
+        <w:rPr>
+          <w:lang w:val="ru-RU"/>
+        </w:rPr>
+        <w:t>Предметная область рассматриваемой работы связана с автоматизированной торговлей акциями на организованном биржевом рынке. В рамках такой торговли программная система получает рыночные данные, преобразует их в набор признаков, строит краткосрочный прогноз и на его основе формирует решение о совершении сделки либо об отказе от неё. В отличие от ручной торговли, где существенная часть решений принимается человеком на основе субъективной оценки ситуации, алгоритмический подход ориентирован на воспроизводимость, формализацию и возможность многократной проверки стратегии на исторических данных</w:t>
+      </w:r>
+      <w:r>
+        <w:rPr>
+          <w:lang w:val="ru-RU"/>
+        </w:rPr>
+        <w:t xml:space="preserve"> </w:t>
+      </w:r>
+      <w:r>
+        <w:rPr>
+          <w:lang w:val="ru-RU"/>
+        </w:rPr>
+        <w:t>[3]</w:t>
+      </w:r>
+      <w:r>
+        <w:rPr>
+          <w:lang w:val="ru-RU"/>
+        </w:rPr>
+        <w:t>.</w:t>
+      </w:r>
+    </w:p>
+    <w:p>
+      <w:pPr>
+        <w:rPr>
+          <w:lang w:val="ru-RU"/>
+        </w:rPr>
+      </w:pPr>
+      <w:r>
+        <w:rPr>
+          <w:lang w:val="ru-RU"/>
+        </w:rPr>
+        <w:t xml:space="preserve">В работе рассматривается </w:t>
+      </w:r>
+      <w:r>
+        <w:rPr>
+          <w:lang w:val="ru-RU"/>
+        </w:rPr>
+        <w:t>отрезок</w:t>
+      </w:r>
+      <w:r>
+        <w:rPr>
+          <w:lang w:val="ru-RU"/>
+        </w:rPr>
+        <w:t xml:space="preserve"> поминутного онлайн-трейдинга акций Московской биржи. Горизонт принятия решения в одну минуту или несколько минут накладывает на систему особые требования. С одной стороны, такой масштаб уже достаточно мал, чтобы состояние рынка заметно менялось в течение торговой сессии и открывало возможности для краткосрочных операций. С другой стороны, именно на малых горизонтах особенно сильно проявляются рыночный шум, случайные колебания, влияние спреда, а также издержки исполнения. Следовательно, в данной предметной области недостаточно только предсказать направление движения цены; необходимо ещё и определить, компенсирует ли ожидаемое изменение цены сопутствующие торговые издержки</w:t>
+      </w:r>
+      <w:r>
+        <w:rPr>
+          <w:lang w:val="ru-RU"/>
+        </w:rPr>
+        <w:t xml:space="preserve"> </w:t>
+      </w:r>
+      <w:r>
+        <w:rPr>
+          <w:lang w:val="ru-RU"/>
+        </w:rPr>
+        <w:t>[1, 2]</w:t>
+      </w:r>
+      <w:r>
+        <w:rPr>
+          <w:lang w:val="ru-RU"/>
+        </w:rPr>
+        <w:t>.</w:t>
+      </w:r>
+    </w:p>
+    <w:p>
+      <w:pPr>
+        <w:rPr>
+          <w:lang w:val="ru-RU"/>
+        </w:rPr>
+      </w:pPr>
+      <w:r>
+        <w:rPr>
+          <w:lang w:val="ru-RU"/>
+        </w:rPr>
+        <w:t xml:space="preserve">Исходными данными для системы являются минутные параметры торгов по каждому инструменту. В базовом варианте используются значения цены открытия, максимума, минимума, цены закрытия и объёма торгов за минуту. Дополнительно учитываются </w:t>
+      </w:r>
+      <w:r>
+        <w:rPr>
+          <w:lang w:val="ru-RU"/>
+        </w:rPr>
+        <w:t>количественный объём</w:t>
+      </w:r>
+      <w:r>
+        <w:rPr>
+          <w:lang w:val="ru-RU"/>
+        </w:rPr>
+        <w:t xml:space="preserve"> и денежный оборот. Такой набор позволяет одновременно описывать как ценовую динамику, так и торговую активность по инструменту. Цена закрытия и изменение цены </w:t>
+      </w:r>
+      <w:r>
+        <w:rPr>
+          <w:lang w:val="ru-RU"/>
+        </w:rPr>
+        <w:lastRenderedPageBreak/>
+        <w:t xml:space="preserve">относительно предыдущих моментов времени характеризуют направление движения рынка, максимум и минимум отражают </w:t>
+      </w:r>
+      <w:proofErr w:type="spellStart"/>
+      <w:r>
+        <w:rPr>
+          <w:lang w:val="ru-RU"/>
+        </w:rPr>
+        <w:t>внутриминутный</w:t>
+      </w:r>
+      <w:proofErr w:type="spellEnd"/>
+      <w:r>
+        <w:rPr>
+          <w:lang w:val="ru-RU"/>
+        </w:rPr>
+        <w:t xml:space="preserve"> </w:t>
+      </w:r>
+      <w:r>
+        <w:rPr>
+          <w:lang w:val="ru-RU"/>
+        </w:rPr>
+        <w:t>диапазон, а объём и оборот позволяют судить о ликвидности и интенсивности торгов</w:t>
+      </w:r>
+      <w:r>
+        <w:rPr>
+          <w:lang w:val="ru-RU"/>
+        </w:rPr>
+        <w:t xml:space="preserve"> </w:t>
+      </w:r>
+      <w:r>
+        <w:rPr>
+          <w:lang w:val="ru-RU"/>
+        </w:rPr>
+        <w:t>[1]</w:t>
+      </w:r>
+      <w:r>
+        <w:rPr>
+          <w:lang w:val="ru-RU"/>
+        </w:rPr>
+        <w:t>.</w:t>
+      </w:r>
+    </w:p>
+    <w:p>
+      <w:pPr>
+        <w:rPr>
+          <w:lang w:val="ru-RU"/>
+        </w:rPr>
+      </w:pPr>
+      <w:r>
+        <w:rPr>
+          <w:lang w:val="ru-RU"/>
+        </w:rPr>
+        <w:t xml:space="preserve">Для исследования предполагается использовать множество из </w:t>
+      </w:r>
+      <w:r>
+        <w:rPr>
+          <w:lang w:val="ru-RU"/>
+        </w:rPr>
+        <w:t>пятидесяти одной</w:t>
+      </w:r>
+      <w:r>
+        <w:rPr>
+          <w:lang w:val="ru-RU"/>
+        </w:rPr>
+        <w:t xml:space="preserve"> ликвидн</w:t>
+      </w:r>
+      <w:r>
+        <w:rPr>
+          <w:lang w:val="ru-RU"/>
+        </w:rPr>
+        <w:t>ой</w:t>
+      </w:r>
+      <w:r>
+        <w:rPr>
+          <w:lang w:val="ru-RU"/>
+        </w:rPr>
+        <w:t xml:space="preserve"> акций. Выбор ликвидных инструментов обусловлен несколькими причинами. Во-первых, по таким акциям чаще наблюдается устойчивый поток сделок и, как следствие, более качественные минутные данные с меньшим количеством пропусков. Во-вторых, для ликвидных бумаг обычно характерен относительно меньш</w:t>
+      </w:r>
+      <w:r>
+        <w:rPr>
+          <w:lang w:val="ru-RU"/>
+        </w:rPr>
+        <w:t>его</w:t>
+      </w:r>
+      <w:r>
+        <w:rPr>
+          <w:lang w:val="ru-RU"/>
+        </w:rPr>
+        <w:t xml:space="preserve"> </w:t>
+      </w:r>
+      <w:r>
+        <w:rPr>
+          <w:lang w:val="ru-RU"/>
+        </w:rPr>
+        <w:t>спреда</w:t>
+      </w:r>
+      <w:r>
+        <w:rPr>
+          <w:lang w:val="ru-RU"/>
+        </w:rPr>
+        <w:t xml:space="preserve"> и более предсказуемое исполнение заявок, что особенно важно при проверке краткосрочных стратегий. В-третьих, использование </w:t>
+      </w:r>
+      <w:r>
+        <w:rPr>
+          <w:lang w:val="ru-RU"/>
+        </w:rPr>
+        <w:t>большого количества</w:t>
+      </w:r>
+      <w:r>
+        <w:rPr>
+          <w:lang w:val="ru-RU"/>
+        </w:rPr>
+        <w:t xml:space="preserve"> инструментов позволяет избежать чрезмерной привязки модели к одному эмитенту и</w:t>
+      </w:r>
+      <w:r>
+        <w:rPr>
+          <w:lang w:val="ru-RU"/>
+        </w:rPr>
+        <w:t xml:space="preserve"> таким образом</w:t>
+      </w:r>
+      <w:r>
+        <w:rPr>
+          <w:lang w:val="ru-RU"/>
+        </w:rPr>
+        <w:t xml:space="preserve"> повышает практическую ценность исследования</w:t>
+      </w:r>
+      <w:r>
+        <w:rPr>
+          <w:lang w:val="ru-RU"/>
+        </w:rPr>
+        <w:t xml:space="preserve"> </w:t>
+      </w:r>
+      <w:r>
+        <w:rPr>
+          <w:lang w:val="ru-RU"/>
+        </w:rPr>
+        <w:t>[1, 2]</w:t>
+      </w:r>
+      <w:r>
+        <w:rPr>
+          <w:lang w:val="ru-RU"/>
+        </w:rPr>
+        <w:t>.</w:t>
+      </w:r>
+    </w:p>
+    <w:p>
+      <w:pPr>
+        <w:rPr>
+          <w:lang w:val="ru-RU"/>
+        </w:rPr>
+      </w:pPr>
+      <w:r>
+        <w:rPr>
+          <w:lang w:val="ru-RU"/>
+        </w:rPr>
+        <w:t>С точки зрения логики обработки данных предметная область может быть представлена последовательностью взаимосвязанных этапов. Сначала выполняется получение и синхронизация рыночных данных по всем выбранным инструментам. Затем формируются производные признаки: доходности за предыдущие интервалы, показатели волатильности, соотношения ценовых параметров, характеристики объёма и оборота, а также признаки, учитывающие положение текущего момента внутри торговой сессии. После этого обучаемая модель строит прогноз на один или несколько следующих минутных интервалов. На заключительном этапе модуль принятия решений интерпретирует прогноз и определяет конкретное торговое действие с учётом заданных правил, ограничений по позиции и оценки торговых издержек</w:t>
+      </w:r>
+      <w:r>
+        <w:rPr>
+          <w:lang w:val="ru-RU"/>
+        </w:rPr>
+        <w:t xml:space="preserve"> </w:t>
+      </w:r>
+      <w:r>
+        <w:rPr>
+          <w:lang w:val="ru-RU"/>
+        </w:rPr>
+        <w:t>[3]</w:t>
+      </w:r>
+      <w:r>
+        <w:rPr>
+          <w:lang w:val="ru-RU"/>
+        </w:rPr>
+        <w:t>.</w:t>
+      </w:r>
+    </w:p>
+    <w:p>
+      <w:pPr>
+        <w:rPr>
+          <w:lang w:val="ru-RU"/>
+        </w:rPr>
+      </w:pPr>
+      <w:r>
+        <w:rPr>
+          <w:lang w:val="ru-RU"/>
+        </w:rPr>
+        <w:t xml:space="preserve">Особенностью данной предметной области является необходимость разделять задачу прогнозирования и задачу управления позицией. Даже при наличии достаточно точной модели изменение цены может оказаться слишком малым по сравнению с комиссией, спредом и проскальзыванием. Кроме того, решение о покупке или продаже зависит не только от ожидаемой доходности, но и от уже открытой позиции, доступного объёма капитала, ограничений на число </w:t>
+      </w:r>
+      <w:r>
+        <w:rPr>
+          <w:lang w:val="ru-RU"/>
+        </w:rPr>
+        <w:lastRenderedPageBreak/>
+        <w:t>одновременно удерживаемых бумаг и допустимой частоты сделок. Поэтому для практического применения прогноз должен рассматриваться как вход в систему принятия решений, а не как самостоятельный конечный результат</w:t>
+      </w:r>
+      <w:r>
+        <w:rPr>
+          <w:lang w:val="ru-RU"/>
+        </w:rPr>
+        <w:t xml:space="preserve"> </w:t>
+      </w:r>
+      <w:r>
+        <w:rPr>
+          <w:lang w:val="ru-RU"/>
+        </w:rPr>
+        <w:t>[2, 3]</w:t>
+      </w:r>
+      <w:r>
+        <w:rPr>
+          <w:lang w:val="ru-RU"/>
+        </w:rPr>
+        <w:t>.</w:t>
+      </w:r>
+    </w:p>
+    <w:p>
+      <w:pPr>
+        <w:rPr>
+          <w:lang w:val="ru-RU"/>
+        </w:rPr>
+      </w:pPr>
+      <w:r>
+        <w:rPr>
+          <w:lang w:val="ru-RU"/>
+        </w:rPr>
+        <w:t xml:space="preserve">Дополнительное ограничение исследования состоит в выборе режима торговли только длинными позициями. Это означает, что стратегия может покупать инструмент и позднее продавать уже имеющуюся позицию, но не выполняет короткие продажи. Такой режим упрощает разработку алгоритма, уменьшает число инфраструктурных и нормативных ограничений и делает модель поведения ближе к условиям, </w:t>
+      </w:r>
+      <w:r>
+        <w:rPr>
+          <w:lang w:val="ru-RU"/>
+        </w:rPr>
+        <w:t>характерным для частного инвестора и учебно-исследовательского проекта</w:t>
+      </w:r>
+      <w:r>
+        <w:rPr>
+          <w:lang w:val="ru-RU"/>
+        </w:rPr>
+        <w:t>. Одновременно это ограничение задаёт естественные требования к модулю принятия решений: система должна уметь различать ситуации открытия позиции, удержания ранее купленного инструмента и выхода из него.</w:t>
+      </w:r>
+    </w:p>
+    <w:p>
+      <w:pPr>
+        <w:rPr>
+          <w:lang w:val="ru-RU"/>
+        </w:rPr>
+      </w:pPr>
+      <w:r>
+        <w:rPr>
+          <w:lang w:val="ru-RU"/>
+        </w:rPr>
+        <w:t>Таким образом, предметная область работы характеризуется сочетанием трёх факторов: высокой частоты обновления данных, необходимости обрабатывать большое множество инструментов и обязательного учёта реальных торговых ограничений. Это делает задачу построения поминутной торговой системы существенно сложнее, чем задачу автономного прогнозирования цен, и требует согласованной разработки как модели прогнозирования, так и алгоритма принятия торговых решений.</w:t>
+      </w:r>
+      <w:r>
+        <w:rPr>
+          <w:lang w:val="ru-RU"/>
+        </w:rPr>
+        <w:t xml:space="preserve"> Общую структуру алгоритмического трейдинга можно увидеть на рисунке 1.</w:t>
+      </w:r>
+    </w:p>
+    <w:p>
+      <w:pPr>
+        <w:spacing w:after="160" w:line="278" w:lineRule="auto"/>
         <w:ind w:firstLine="0"/>
-        <w:rPr>
-          <w:lang w:val="ru-RU"/>
-        </w:rPr>
-      </w:pPr>
+        <w:jc w:val="left"/>
+        <w:rPr>
+          <w:lang w:val="ru-RU"/>
+        </w:rPr>
+      </w:pPr>
+      <w:r>
+        <w:rPr>
+          <w:lang w:val="ru-RU"/>
+        </w:rPr>
+        <w:br w:type="page"/>
+      </w:r>
+    </w:p>
+    <w:p>
+      <w:pPr>
+        <w:rPr>
+          <w:lang w:val="ru-RU"/>
+        </w:rPr>
+      </w:pPr>
+    </w:p>
+    <w:p>
+      <w:pPr>
+        <w:ind w:firstLine="0"/>
+        <w:jc w:val="center"/>
+        <w:rPr>
+          <w:lang w:val="ru-RU"/>
+        </w:rPr>
+      </w:pPr>
+      <w:r>
+        <w:rPr>
+          <w:noProof/>
+        </w:rPr>
+        <w:drawing>
+          <wp:inline distT="0" distB="0" distL="0" distR="0" wp14:anchorId="16B41917" wp14:editId="433DFF40">
+            <wp:extent cx="6120130" cy="4511675"/>
+            <wp:effectExtent l="0" t="0" r="0" b="3175"/>
+            <wp:docPr id="965456487" name="Рисунок 1" descr="PlantUML diagram"/>
+            <wp:cNvGraphicFramePr>
+              <a:graphicFrameLocks xmlns:a="http://schemas.openxmlformats.org/drawingml/2006/main" noChangeAspect="1"/>
+            </wp:cNvGraphicFramePr>
+            <a:graphic xmlns:a="http://schemas.openxmlformats.org/drawingml/2006/main">
+              <a:graphicData uri="http://schemas.openxmlformats.org/drawingml/2006/picture">
+                <pic:pic xmlns:pic="http://schemas.openxmlformats.org/drawingml/2006/picture">
+                  <pic:nvPicPr>
+                    <pic:cNvPr id="0" name="Picture 1" descr="PlantUML diagram"/>
+                    <pic:cNvPicPr>
+                      <a:picLocks noChangeAspect="1" noChangeArrowheads="1"/>
+                    </pic:cNvPicPr>
+                  </pic:nvPicPr>
+                  <pic:blipFill>
+                    <a:blip r:embed="rId8">
+                      <a:extLst>
+                        <a:ext uri="{28A0092B-C50C-407E-A947-70E740481C1C}">
+                          <a14:useLocalDpi xmlns:a14="http://schemas.microsoft.com/office/drawing/2010/main" val="0"/>
+                        </a:ext>
+                      </a:extLst>
+                    </a:blip>
+                    <a:srcRect/>
+                    <a:stretch>
+                      <a:fillRect/>
+                    </a:stretch>
+                  </pic:blipFill>
+                  <pic:spPr bwMode="auto">
+                    <a:xfrm>
+                      <a:off x="0" y="0"/>
+                      <a:ext cx="6120130" cy="4511675"/>
+                    </a:xfrm>
+                    <a:prstGeom prst="rect">
+                      <a:avLst/>
+                    </a:prstGeom>
+                    <a:noFill/>
+                    <a:ln>
+                      <a:noFill/>
+                    </a:ln>
+                  </pic:spPr>
+                </pic:pic>
+              </a:graphicData>
+            </a:graphic>
+          </wp:inline>
+        </w:drawing>
+      </w:r>
+    </w:p>
+    <w:p>
+      <w:pPr>
+        <w:ind w:firstLine="0"/>
+        <w:jc w:val="center"/>
+        <w:rPr>
+          <w:lang w:val="ru-RU"/>
+        </w:rPr>
+      </w:pPr>
+      <w:r>
+        <w:rPr>
+          <w:lang w:val="ru-RU"/>
+        </w:rPr>
+        <w:t xml:space="preserve">Рисунок 1 </w:t>
+      </w:r>
+      <w:r>
+        <w:rPr>
+          <w:lang w:val="ru-RU"/>
+        </w:rPr>
+        <w:t>–</w:t>
+      </w:r>
+      <w:r>
+        <w:rPr>
+          <w:lang w:val="ru-RU"/>
+        </w:rPr>
+        <w:t xml:space="preserve"> общая структура системы алгоритмического трейдинга</w:t>
+      </w:r>
+    </w:p>
+    <w:p>
+      <w:pPr>
+        <w:ind w:firstLine="708"/>
+        <w:rPr>
+          <w:lang w:val="ru-RU"/>
+        </w:rPr>
+      </w:pPr>
+      <w:r>
+        <w:rPr>
+          <w:lang w:val="ru-RU"/>
+        </w:rPr>
+        <w:t>Для уточнения информационного взаимодействия между основными этапами работы системы далее целесообразно рассмотреть потоки данных, циркулирующие между процессами получения и обработки рыночной информации, прогнозирования, принятия торговых решений, исторического тестирования и оценки результатов. Такая схема позволяет показать не только состав системы, но и характер передаваемой между её частями информации.</w:t>
+      </w:r>
+    </w:p>
+    <w:p>
+      <w:pPr>
+        <w:ind w:firstLine="0"/>
+        <w:jc w:val="center"/>
+        <w:rPr>
+          <w:lang w:val="ru-RU"/>
+        </w:rPr>
+      </w:pPr>
+      <w:r>
+        <w:rPr>
+          <w:noProof/>
+        </w:rPr>
+        <w:lastRenderedPageBreak/>
+        <w:drawing>
+          <wp:inline distT="0" distB="0" distL="0" distR="0" wp14:anchorId="2E452A4F" wp14:editId="249B3863">
+            <wp:extent cx="6120130" cy="5262245"/>
+            <wp:effectExtent l="0" t="0" r="0" b="0"/>
+            <wp:docPr id="583437516" name="Рисунок 2" descr="PlantUML diagram"/>
+            <wp:cNvGraphicFramePr>
+              <a:graphicFrameLocks xmlns:a="http://schemas.openxmlformats.org/drawingml/2006/main" noChangeAspect="1"/>
+            </wp:cNvGraphicFramePr>
+            <a:graphic xmlns:a="http://schemas.openxmlformats.org/drawingml/2006/main">
+              <a:graphicData uri="http://schemas.openxmlformats.org/drawingml/2006/picture">
+                <pic:pic xmlns:pic="http://schemas.openxmlformats.org/drawingml/2006/picture">
+                  <pic:nvPicPr>
+                    <pic:cNvPr id="0" name="Picture 3" descr="PlantUML diagram"/>
+                    <pic:cNvPicPr>
+                      <a:picLocks noChangeAspect="1" noChangeArrowheads="1"/>
+                    </pic:cNvPicPr>
+                  </pic:nvPicPr>
+                  <pic:blipFill>
+                    <a:blip r:embed="rId9">
+                      <a:extLst>
+                        <a:ext uri="{28A0092B-C50C-407E-A947-70E740481C1C}">
+                          <a14:useLocalDpi xmlns:a14="http://schemas.microsoft.com/office/drawing/2010/main" val="0"/>
+                        </a:ext>
+                      </a:extLst>
+                    </a:blip>
+                    <a:srcRect/>
+                    <a:stretch>
+                      <a:fillRect/>
+                    </a:stretch>
+                  </pic:blipFill>
+                  <pic:spPr bwMode="auto">
+                    <a:xfrm>
+                      <a:off x="0" y="0"/>
+                      <a:ext cx="6120130" cy="5262245"/>
+                    </a:xfrm>
+                    <a:prstGeom prst="rect">
+                      <a:avLst/>
+                    </a:prstGeom>
+                    <a:noFill/>
+                    <a:ln>
+                      <a:noFill/>
+                    </a:ln>
+                  </pic:spPr>
+                </pic:pic>
+              </a:graphicData>
+            </a:graphic>
+          </wp:inline>
+        </w:drawing>
+      </w:r>
+    </w:p>
+    <w:p>
+      <w:pPr>
+        <w:ind w:firstLine="0"/>
+        <w:jc w:val="center"/>
+        <w:rPr>
+          <w:lang w:val="ru-RU"/>
+        </w:rPr>
+      </w:pPr>
+      <w:r>
+        <w:rPr>
+          <w:lang w:val="ru-RU"/>
+        </w:rPr>
+        <w:t>Рисунок 2 – Диаграмма потоков данных системы алгоритмического трейдинга</w:t>
+      </w:r>
+    </w:p>
+    <w:p>
+      <w:pPr>
+        <w:ind w:firstLine="0"/>
+        <w:rPr>
+          <w:lang w:val="ru-RU"/>
+        </w:rPr>
+      </w:pPr>
+      <w:r>
+        <w:rPr>
+          <w:lang w:val="ru-RU"/>
+        </w:rPr>
+        <w:tab/>
+      </w:r>
+      <w:r>
+        <w:rPr>
+          <w:lang w:val="ru-RU"/>
+        </w:rPr>
+        <w:t>Из рисунка 2 видно, что центральное место в системе занимает поток данных от минутных рыночных наблюдений к подсистеме прогнозирования и далее к модулю принятия решений. При этом на этапе формирования торгового действия используются не только результаты прогноза, но и информация о текущем состоянии портфеля, а также параметры стратегии. После формирования торговых решений система переходит к историческому тестированию и последующей оценке итоговых показателей.</w:t>
+      </w:r>
+    </w:p>
+    <w:p>
+      <w:pPr>
+        <w:pStyle w:val="2"/>
+        <w:rPr>
+          <w:lang w:val="ru-RU"/>
+        </w:rPr>
+      </w:pPr>
+      <w:r>
+        <w:rPr>
+          <w:lang w:val="ru-RU"/>
+        </w:rPr>
+        <w:lastRenderedPageBreak/>
+        <w:t xml:space="preserve">1.2 Анализ существующих подходов к краткосрочному прогнозированию и </w:t>
+      </w:r>
+      <w:r>
+        <w:rPr>
+          <w:lang w:val="ru-RU"/>
+        </w:rPr>
+        <w:t>историческому тестированию алгоритмов</w:t>
+      </w:r>
+    </w:p>
+    <w:p>
+      <w:pPr>
+        <w:rPr>
+          <w:lang w:val="ru-RU"/>
+        </w:rPr>
+      </w:pPr>
+      <w:r>
+        <w:rPr>
+          <w:lang w:val="ru-RU"/>
+        </w:rPr>
+        <w:t xml:space="preserve">Первую группу методов, применяемых для краткосрочного анализа финансовых временных рядов, образуют простые </w:t>
+      </w:r>
+      <w:r>
+        <w:rPr>
+          <w:lang w:val="ru-RU"/>
+        </w:rPr>
+        <w:t>базовые</w:t>
+      </w:r>
+      <w:r>
+        <w:rPr>
+          <w:lang w:val="ru-RU"/>
+        </w:rPr>
+        <w:t xml:space="preserve"> подходы. К ним относятся наивный прогноз и регрессионные модели, широко рассматриваемые в литературе по прогнозированию временных рядов [</w:t>
+      </w:r>
+      <w:r>
+        <w:rPr>
+          <w:lang w:val="ru-RU"/>
+        </w:rPr>
+        <w:t>4</w:t>
+      </w:r>
+      <w:r>
+        <w:rPr>
+          <w:lang w:val="ru-RU"/>
+        </w:rPr>
+        <w:t>]. Их достоинством является высокая интерпретируемость и минимальные вычислительные затраты. Кроме того, такие методы удобно использовать как основу для сравнения: если сложная модель не превосходит простое решение, то её практическая ценность вызывает сомнения.</w:t>
+      </w:r>
+    </w:p>
+    <w:p>
+      <w:pPr>
+        <w:rPr>
+          <w:lang w:val="ru-RU"/>
+        </w:rPr>
+      </w:pPr>
+      <w:r>
+        <w:rPr>
+          <w:lang w:val="ru-RU"/>
+        </w:rPr>
+        <w:t>Вторую группу составляют статистические методы анализа временных рядов</w:t>
+      </w:r>
+      <w:r>
+        <w:rPr>
+          <w:lang w:val="ru-RU"/>
+        </w:rPr>
+        <w:t xml:space="preserve"> [4]</w:t>
+      </w:r>
+      <w:r>
+        <w:rPr>
+          <w:lang w:val="ru-RU"/>
+        </w:rPr>
+        <w:t>. Они ориентированы на выявление трендов, сезонности, автокорреляции и других закономерностей в динамике наблюдений. Для финансовых данных такие методы полезны как средство первичного анализа и построения интерпретируемых</w:t>
+      </w:r>
+      <w:r>
+        <w:rPr>
+          <w:lang w:val="ru-RU"/>
+        </w:rPr>
+        <w:t xml:space="preserve"> базовых</w:t>
+      </w:r>
+      <w:r>
+        <w:rPr>
+          <w:lang w:val="ru-RU"/>
+        </w:rPr>
+        <w:t xml:space="preserve"> моделей. К числу используемых статистических подходов относится модель </w:t>
+      </w:r>
+      <w:r>
+        <w:t>ARIMA</w:t>
+      </w:r>
+      <w:r>
+        <w:rPr>
+          <w:lang w:val="ru-RU"/>
+        </w:rPr>
+        <w:t xml:space="preserve">, применяемая и в работах по прогнозированию фондовых рядов </w:t>
+      </w:r>
+      <w:r>
+        <w:rPr>
+          <w:lang w:val="ru-RU"/>
+        </w:rPr>
+        <w:t>[5]</w:t>
+      </w:r>
+      <w:r>
+        <w:rPr>
+          <w:lang w:val="ru-RU"/>
+        </w:rPr>
+        <w:t>. Вместе с тем на минутных биржевых данных такие методы часто сталкиваются с проблемой нестационарности, быстрых структурных изменений и низкого отношения полезного сигнала к шуму.</w:t>
+      </w:r>
+    </w:p>
+    <w:p>
+      <w:pPr>
+        <w:rPr>
+          <w:lang w:val="ru-RU"/>
+        </w:rPr>
+      </w:pPr>
+      <w:r>
+        <w:rPr>
+          <w:lang w:val="ru-RU"/>
+        </w:rPr>
+        <w:t xml:space="preserve">Третью группу образуют методы машинного обучения, включая нейросетевые модели. Их основное преимущество связано со способностью извлекать сложные и нелинейные зависимости из большого числа признаков. В литературе по финансовому прогнозированию используются рекуррентные архитектуры </w:t>
+      </w:r>
+      <w:r>
+        <w:t>LSTM</w:t>
+      </w:r>
+      <w:r>
+        <w:rPr>
+          <w:lang w:val="ru-RU"/>
+        </w:rPr>
+        <w:t xml:space="preserve"> [5, 7]</w:t>
+      </w:r>
+      <w:r>
+        <w:rPr>
+          <w:lang w:val="ru-RU"/>
+        </w:rPr>
+        <w:t xml:space="preserve"> и </w:t>
+      </w:r>
+      <w:r>
+        <w:t>GRU</w:t>
+      </w:r>
+      <w:r>
+        <w:rPr>
+          <w:lang w:val="ru-RU"/>
+        </w:rPr>
+        <w:t xml:space="preserve"> [6]</w:t>
+      </w:r>
+      <w:r>
+        <w:rPr>
+          <w:lang w:val="ru-RU"/>
+        </w:rPr>
+        <w:t>, свёрточные модели</w:t>
+      </w:r>
+      <w:r>
+        <w:rPr>
+          <w:lang w:val="ru-RU"/>
+        </w:rPr>
+        <w:t xml:space="preserve"> [8]</w:t>
+      </w:r>
+      <w:r>
+        <w:rPr>
+          <w:lang w:val="ru-RU"/>
+        </w:rPr>
+        <w:t xml:space="preserve">, а также </w:t>
+      </w:r>
+      <w:proofErr w:type="spellStart"/>
+      <w:r>
+        <w:rPr>
+          <w:lang w:val="ru-RU"/>
+        </w:rPr>
+        <w:t>трансформерные</w:t>
+      </w:r>
+      <w:proofErr w:type="spellEnd"/>
+      <w:r>
+        <w:rPr>
+          <w:lang w:val="ru-RU"/>
+        </w:rPr>
+        <w:t xml:space="preserve"> подходы [</w:t>
+      </w:r>
+      <w:r>
+        <w:rPr>
+          <w:lang w:val="ru-RU"/>
+        </w:rPr>
+        <w:t>9</w:t>
+      </w:r>
+      <w:r>
+        <w:rPr>
+          <w:lang w:val="ru-RU"/>
+        </w:rPr>
+        <w:t xml:space="preserve">]. Для задач краткосрочного прогнозирования такие методы позволяют учитывать не только абсолютные уровни цен, но и форму недавней динамики, особенности объёма и повторяющиеся внутридневные паттерны. Недостатками таких методов являются повышенные требования к качеству данных, более высокая вычислительная сложность и риск </w:t>
+      </w:r>
+      <w:r>
+        <w:rPr>
+          <w:lang w:val="ru-RU"/>
+        </w:rPr>
+        <w:lastRenderedPageBreak/>
+        <w:t>переобучения, особенно в случае малого горизонта прогноза и высокого уровня рыночного шума.</w:t>
+      </w:r>
+    </w:p>
+    <w:p>
+      <w:pPr>
+        <w:rPr>
+          <w:lang w:val="ru-RU"/>
+        </w:rPr>
+      </w:pPr>
+      <w:r>
+        <w:rPr>
+          <w:lang w:val="ru-RU"/>
+        </w:rPr>
+        <w:t>Отдельного рассмотрения требует вопрос, каким образом преобразовать численный прогноз в торговое действие. На практике возможны два базовых подхода. Первый состоит в непосредственной классификации будущего действия, когда модель сразу выдаёт решение о покупке, продаже или удержании. Второй подход предполагает сначала прогнозирование цены или доходности, а затем применение алгоритма принятия решений. Для настоящей работы второй вариант является более предпочтительным, поскольку он позволяет разделить задачи: обучаемая часть системы отвечает за извлечение прогностического сигнала, а алгоритмическая часть — за учёт комиссий, спреда, ограничений по позиции и порогов входа в сделку</w:t>
+      </w:r>
+      <w:r>
+        <w:rPr>
+          <w:lang w:val="ru-RU"/>
+        </w:rPr>
+        <w:t xml:space="preserve"> </w:t>
+      </w:r>
+      <w:r>
+        <w:rPr>
+          <w:lang w:val="ru-RU"/>
+        </w:rPr>
+        <w:t>[2, 3]</w:t>
+      </w:r>
+      <w:r>
+        <w:rPr>
+          <w:lang w:val="ru-RU"/>
+        </w:rPr>
+        <w:t>.</w:t>
+      </w:r>
+    </w:p>
+    <w:p>
+      <w:pPr>
+        <w:rPr>
+          <w:lang w:val="ru-RU"/>
+        </w:rPr>
+      </w:pPr>
+      <w:r>
+        <w:rPr>
+          <w:lang w:val="ru-RU"/>
+        </w:rPr>
+        <w:t>Важным компонентом любой торговой разработки является тестирование стратегии на исторических данных. Без такого этапа невозможно оценить, как выбранный способ прогнозирования и алгоритм принятия решений вели бы себя в реальных условиях торговли. Корректное тестирование должно учитывать последовательный характер поступления данных, невозможность использовать информацию из будущего, наличие комиссий, биржевого спреда и возможного проскальзывания. Для практической реализации таких процедур широко используются специализированные программные средства исторического тестирования</w:t>
+      </w:r>
+      <w:r>
+        <w:rPr>
+          <w:lang w:val="ru-RU"/>
+        </w:rPr>
+        <w:t xml:space="preserve"> [4</w:t>
+      </w:r>
+      <w:r>
+        <w:rPr>
+          <w:lang w:val="ru-RU"/>
+        </w:rPr>
+        <w:t>, 10, 11]</w:t>
+      </w:r>
+      <w:r>
+        <w:rPr>
+          <w:lang w:val="ru-RU"/>
+        </w:rPr>
+        <w:t>.</w:t>
+      </w:r>
+    </w:p>
+    <w:p>
+      <w:pPr>
+        <w:rPr>
+          <w:lang w:val="ru-RU"/>
+        </w:rPr>
+      </w:pPr>
+      <w:r>
+        <w:rPr>
+          <w:lang w:val="ru-RU"/>
+        </w:rPr>
+        <w:t xml:space="preserve">Анализ существующих подходов показывает, что для поставленной задачи целесообразно раздельно сравнивать методы прогнозирования и программные средства их реализации. Для дальнейшей разработки в работе рассматриваются как существующие методы, представленные в литературе, — наивный прогноз, линейная регрессия, </w:t>
+      </w:r>
+      <w:r>
+        <w:t>ARIMA</w:t>
+      </w:r>
+      <w:r>
+        <w:rPr>
+          <w:lang w:val="ru-RU"/>
+        </w:rPr>
+        <w:t xml:space="preserve"> и </w:t>
+      </w:r>
+      <w:r>
+        <w:t>LSTM</w:t>
+      </w:r>
+      <w:r>
+        <w:rPr>
+          <w:lang w:val="ru-RU"/>
+        </w:rPr>
+        <w:t xml:space="preserve"> </w:t>
+      </w:r>
+      <w:r>
+        <w:rPr>
+          <w:lang w:val="ru-RU"/>
+        </w:rPr>
+        <w:t>[4, 5, 7]</w:t>
+      </w:r>
+      <w:r>
+        <w:rPr>
+          <w:lang w:val="ru-RU"/>
+        </w:rPr>
+        <w:t xml:space="preserve">, — так и методы, предлагаемые в настоящей работе в качестве основных моделей: </w:t>
+      </w:r>
+      <w:r>
+        <w:t>GRU</w:t>
+      </w:r>
+      <w:r>
+        <w:rPr>
+          <w:lang w:val="ru-RU"/>
+        </w:rPr>
+        <w:t>, одномерная свёрточная сеть и трансформер</w:t>
+      </w:r>
+      <w:r>
+        <w:rPr>
+          <w:lang w:val="ru-RU"/>
+        </w:rPr>
+        <w:t xml:space="preserve"> [6, 8, 9]</w:t>
+      </w:r>
+      <w:r>
+        <w:rPr>
+          <w:lang w:val="ru-RU"/>
+        </w:rPr>
+        <w:t>.</w:t>
+      </w:r>
+    </w:p>
+    <w:tbl>
+      <w:tblPr>
+        <w:tblW w:w="8495" w:type="dxa"/>
+        <w:jc w:val="center"/>
+        <w:tblBorders>
+          <w:top w:val="single" w:sz="8" w:space="0" w:color="808080"/>
+          <w:left w:val="single" w:sz="8" w:space="0" w:color="808080"/>
+          <w:bottom w:val="single" w:sz="8" w:space="0" w:color="808080"/>
+          <w:right w:val="single" w:sz="8" w:space="0" w:color="808080"/>
+          <w:insideH w:val="single" w:sz="8" w:space="0" w:color="808080"/>
+          <w:insideV w:val="single" w:sz="8" w:space="0" w:color="808080"/>
+        </w:tblBorders>
+        <w:tblLayout w:type="fixed"/>
+        <w:tblCellMar>
+          <w:top w:w="90" w:type="dxa"/>
+          <w:left w:w="90" w:type="dxa"/>
+          <w:bottom w:w="90" w:type="dxa"/>
+          <w:right w:w="90" w:type="dxa"/>
+        </w:tblCellMar>
+        <w:tblLook w:val="04A0" w:firstRow="1" w:lastRow="0" w:firstColumn="1" w:lastColumn="0" w:noHBand="0" w:noVBand="1"/>
+      </w:tblPr>
+      <w:tblGrid>
+        <w:gridCol w:w="1408"/>
+        <w:gridCol w:w="1134"/>
+        <w:gridCol w:w="1134"/>
+        <w:gridCol w:w="1276"/>
+        <w:gridCol w:w="1275"/>
+        <w:gridCol w:w="1134"/>
+        <w:gridCol w:w="1134"/>
+      </w:tblGrid>
+      <w:tr>
+        <w:trPr>
+          <w:cantSplit/>
+          <w:tblHeader/>
+          <w:jc w:val="center"/>
+        </w:trPr>
+        <w:tc>
+          <w:tcPr>
+            <w:tcW w:w="1408" w:type="dxa"/>
+            <w:shd w:val="clear" w:color="auto" w:fill="D9E2F3"/>
+            <w:vAlign w:val="center"/>
+          </w:tcPr>
+          <w:p>
+            <w:pPr>
+              <w:spacing w:line="240" w:lineRule="auto"/>
+              <w:ind w:firstLine="0"/>
+              <w:jc w:val="center"/>
+              <w:rPr>
+                <w:sz w:val="20"/>
+                <w:szCs w:val="20"/>
+                <w:lang w:val="ru-RU"/>
+              </w:rPr>
+            </w:pPr>
+            <w:r>
+              <w:rPr>
+                <w:lang w:val="ru-RU"/>
+              </w:rPr>
+              <w:lastRenderedPageBreak/>
+              <w:br w:type="page"/>
+            </w:r>
+            <w:r>
+              <w:rPr>
+                <w:sz w:val="20"/>
+                <w:szCs w:val="20"/>
+                <w:lang w:val="ru-RU"/>
+              </w:rPr>
+              <w:t>Средство</w:t>
+            </w:r>
+          </w:p>
+        </w:tc>
+        <w:tc>
+          <w:tcPr>
+            <w:tcW w:w="1134" w:type="dxa"/>
+            <w:shd w:val="clear" w:color="auto" w:fill="D9E2F3"/>
+            <w:vAlign w:val="center"/>
+          </w:tcPr>
+          <w:p>
+            <w:pPr>
+              <w:spacing w:line="240" w:lineRule="auto"/>
+              <w:ind w:firstLine="0"/>
+              <w:jc w:val="center"/>
+              <w:rPr>
+                <w:sz w:val="20"/>
+                <w:lang w:val="ru-RU"/>
+              </w:rPr>
+            </w:pPr>
+            <w:r>
+              <w:rPr>
+                <w:sz w:val="20"/>
+                <w:lang w:val="ru-RU"/>
+              </w:rPr>
+              <w:t>Потенциал</w:t>
+            </w:r>
+          </w:p>
+          <w:p>
+            <w:pPr>
+              <w:spacing w:line="240" w:lineRule="auto"/>
+              <w:ind w:firstLine="0"/>
+              <w:jc w:val="center"/>
+              <w:rPr>
+                <w:lang w:val="ru-RU"/>
+              </w:rPr>
+            </w:pPr>
+            <w:r>
+              <w:rPr>
+                <w:sz w:val="20"/>
+                <w:lang w:val="ru-RU"/>
+              </w:rPr>
+              <w:t>качества</w:t>
+            </w:r>
+          </w:p>
+        </w:tc>
+        <w:tc>
+          <w:tcPr>
+            <w:tcW w:w="1134" w:type="dxa"/>
+            <w:shd w:val="clear" w:color="auto" w:fill="D9E2F3"/>
+            <w:vAlign w:val="center"/>
+          </w:tcPr>
+          <w:p>
+            <w:pPr>
+              <w:spacing w:line="240" w:lineRule="auto"/>
+              <w:ind w:firstLine="0"/>
+              <w:jc w:val="center"/>
+              <w:rPr>
+                <w:sz w:val="20"/>
+                <w:szCs w:val="20"/>
+                <w:lang w:val="ru-RU"/>
+              </w:rPr>
+            </w:pPr>
+            <w:r>
+              <w:rPr>
+                <w:sz w:val="20"/>
+                <w:szCs w:val="20"/>
+                <w:lang w:val="ru-RU"/>
+              </w:rPr>
+              <w:t>Временная</w:t>
+            </w:r>
+          </w:p>
+          <w:p>
+            <w:pPr>
+              <w:spacing w:line="240" w:lineRule="auto"/>
+              <w:ind w:firstLine="0"/>
+              <w:jc w:val="center"/>
+              <w:rPr>
+                <w:sz w:val="20"/>
+                <w:szCs w:val="20"/>
+                <w:lang w:val="ru-RU"/>
+              </w:rPr>
+            </w:pPr>
+            <w:r>
+              <w:rPr>
+                <w:sz w:val="20"/>
+                <w:szCs w:val="20"/>
+                <w:lang w:val="ru-RU"/>
+              </w:rPr>
+              <w:t>структура</w:t>
+            </w:r>
+          </w:p>
+        </w:tc>
+        <w:tc>
+          <w:tcPr>
+            <w:tcW w:w="1276" w:type="dxa"/>
+            <w:shd w:val="clear" w:color="auto" w:fill="D9E2F3"/>
+            <w:vAlign w:val="center"/>
+          </w:tcPr>
+          <w:p>
+            <w:pPr>
+              <w:spacing w:line="240" w:lineRule="auto"/>
+              <w:ind w:firstLine="0"/>
+              <w:jc w:val="center"/>
+              <w:rPr>
+                <w:sz w:val="20"/>
+                <w:lang w:val="ru-RU"/>
+              </w:rPr>
+            </w:pPr>
+            <w:r>
+              <w:rPr>
+                <w:sz w:val="20"/>
+                <w:lang w:val="ru-RU"/>
+              </w:rPr>
+              <w:t>Сложные</w:t>
+            </w:r>
+          </w:p>
+          <w:p>
+            <w:pPr>
+              <w:spacing w:line="240" w:lineRule="auto"/>
+              <w:ind w:firstLine="0"/>
+              <w:jc w:val="center"/>
+              <w:rPr>
+                <w:sz w:val="20"/>
+                <w:lang w:val="ru-RU"/>
+              </w:rPr>
+            </w:pPr>
+            <w:r>
+              <w:rPr>
+                <w:sz w:val="20"/>
+                <w:lang w:val="ru-RU"/>
+              </w:rPr>
+              <w:t>зависимости</w:t>
+            </w:r>
+          </w:p>
+        </w:tc>
+        <w:tc>
+          <w:tcPr>
+            <w:tcW w:w="1275" w:type="dxa"/>
+            <w:shd w:val="clear" w:color="auto" w:fill="D9E2F3"/>
+            <w:vAlign w:val="center"/>
+          </w:tcPr>
+          <w:p>
+            <w:pPr>
+              <w:spacing w:line="240" w:lineRule="auto"/>
+              <w:ind w:firstLine="0"/>
+              <w:jc w:val="center"/>
+              <w:rPr>
+                <w:sz w:val="20"/>
+                <w:lang w:val="ru-RU"/>
+              </w:rPr>
+            </w:pPr>
+            <w:r>
+              <w:rPr>
+                <w:sz w:val="20"/>
+                <w:lang w:val="ru-RU"/>
+              </w:rPr>
+              <w:t>Работа с</w:t>
+            </w:r>
+          </w:p>
+          <w:p>
+            <w:pPr>
+              <w:spacing w:line="240" w:lineRule="auto"/>
+              <w:ind w:firstLine="0"/>
+              <w:jc w:val="center"/>
+              <w:rPr>
+                <w:sz w:val="20"/>
+                <w:lang w:val="ru-RU"/>
+              </w:rPr>
+            </w:pPr>
+            <w:r>
+              <w:rPr>
+                <w:sz w:val="20"/>
+                <w:lang w:val="ru-RU"/>
+              </w:rPr>
+              <w:t>признаками</w:t>
+            </w:r>
+          </w:p>
+        </w:tc>
+        <w:tc>
+          <w:tcPr>
+            <w:tcW w:w="1134" w:type="dxa"/>
+            <w:shd w:val="clear" w:color="auto" w:fill="D9E2F3"/>
+            <w:vAlign w:val="center"/>
+          </w:tcPr>
+          <w:p>
+            <w:pPr>
+              <w:spacing w:line="240" w:lineRule="auto"/>
+              <w:ind w:firstLine="0"/>
+              <w:jc w:val="center"/>
+              <w:rPr>
+                <w:sz w:val="20"/>
+                <w:lang w:val="ru-RU"/>
+              </w:rPr>
+            </w:pPr>
+            <w:r>
+              <w:rPr>
+                <w:sz w:val="20"/>
+                <w:lang w:val="ru-RU"/>
+              </w:rPr>
+              <w:t>Просто</w:t>
+            </w:r>
+            <w:r>
+              <w:rPr>
+                <w:sz w:val="20"/>
+                <w:lang w:val="ru-RU"/>
+              </w:rPr>
+              <w:t>та</w:t>
+            </w:r>
+          </w:p>
+          <w:p>
+            <w:pPr>
+              <w:spacing w:line="240" w:lineRule="auto"/>
+              <w:ind w:firstLine="0"/>
+              <w:jc w:val="center"/>
+              <w:rPr>
+                <w:sz w:val="20"/>
+                <w:lang w:val="ru-RU"/>
+              </w:rPr>
+            </w:pPr>
+            <w:r>
+              <w:rPr>
+                <w:sz w:val="20"/>
+                <w:lang w:val="ru-RU"/>
+              </w:rPr>
+              <w:t>внедрения</w:t>
+            </w:r>
+          </w:p>
+        </w:tc>
+        <w:tc>
+          <w:tcPr>
+            <w:tcW w:w="1134" w:type="dxa"/>
+            <w:shd w:val="clear" w:color="auto" w:fill="D9E2F3"/>
+            <w:vAlign w:val="center"/>
+          </w:tcPr>
+          <w:p>
+            <w:pPr>
+              <w:spacing w:line="240" w:lineRule="auto"/>
+              <w:ind w:firstLine="0"/>
+              <w:jc w:val="center"/>
+              <w:rPr>
+                <w:sz w:val="20"/>
+                <w:lang w:val="ru-RU"/>
+              </w:rPr>
+            </w:pPr>
+            <w:r>
+              <w:rPr>
+                <w:sz w:val="20"/>
+                <w:lang w:val="ru-RU"/>
+              </w:rPr>
+              <w:t>Сумма</w:t>
+            </w:r>
+          </w:p>
+        </w:tc>
+      </w:tr>
+      <w:tr>
+        <w:trPr>
+          <w:cantSplit/>
+          <w:jc w:val="center"/>
+        </w:trPr>
+        <w:tc>
+          <w:tcPr>
+            <w:tcW w:w="1408" w:type="dxa"/>
+            <w:vAlign w:val="center"/>
+          </w:tcPr>
+          <w:p>
+            <w:pPr>
+              <w:spacing w:line="240" w:lineRule="auto"/>
+              <w:ind w:firstLine="0"/>
+              <w:jc w:val="center"/>
+              <w:rPr>
+                <w:lang w:val="ru-RU"/>
+              </w:rPr>
+            </w:pPr>
+            <w:proofErr w:type="spellStart"/>
+            <w:r>
+              <w:rPr>
+                <w:sz w:val="20"/>
+              </w:rPr>
+              <w:t>Наивный</w:t>
+            </w:r>
+            <w:proofErr w:type="spellEnd"/>
+            <w:r>
+              <w:rPr>
+                <w:sz w:val="20"/>
+              </w:rPr>
+              <w:t xml:space="preserve"> </w:t>
+            </w:r>
+            <w:proofErr w:type="spellStart"/>
+            <w:r>
+              <w:rPr>
+                <w:sz w:val="20"/>
+              </w:rPr>
+              <w:t>прогноз</w:t>
+            </w:r>
+            <w:proofErr w:type="spellEnd"/>
+          </w:p>
+        </w:tc>
+        <w:tc>
+          <w:tcPr>
+            <w:tcW w:w="1134" w:type="dxa"/>
+            <w:vAlign w:val="center"/>
+          </w:tcPr>
+          <w:p>
+            <w:pPr>
+              <w:spacing w:line="240" w:lineRule="auto"/>
+              <w:ind w:firstLine="0"/>
+              <w:jc w:val="center"/>
+              <w:rPr>
+                <w:lang w:val="ru-RU"/>
+              </w:rPr>
+            </w:pPr>
+            <w:r>
+              <w:rPr>
+                <w:lang w:val="ru-RU"/>
+              </w:rPr>
+              <w:t>2</w:t>
+            </w:r>
+          </w:p>
+        </w:tc>
+        <w:tc>
+          <w:tcPr>
+            <w:tcW w:w="1134" w:type="dxa"/>
+            <w:vAlign w:val="center"/>
+          </w:tcPr>
+          <w:p>
+            <w:pPr>
+              <w:spacing w:line="240" w:lineRule="auto"/>
+              <w:ind w:firstLine="0"/>
+              <w:jc w:val="center"/>
+              <w:rPr>
+                <w:lang w:val="ru-RU"/>
+              </w:rPr>
+            </w:pPr>
+            <w:r>
+              <w:rPr>
+                <w:lang w:val="ru-RU"/>
+              </w:rPr>
+              <w:t>1</w:t>
+            </w:r>
+          </w:p>
+        </w:tc>
+        <w:tc>
+          <w:tcPr>
+            <w:tcW w:w="1276" w:type="dxa"/>
+            <w:vAlign w:val="center"/>
+          </w:tcPr>
+          <w:p>
+            <w:pPr>
+              <w:spacing w:line="240" w:lineRule="auto"/>
+              <w:ind w:firstLine="0"/>
+              <w:jc w:val="center"/>
+              <w:rPr>
+                <w:lang w:val="ru-RU"/>
+              </w:rPr>
+            </w:pPr>
+            <w:r>
+              <w:rPr>
+                <w:lang w:val="ru-RU"/>
+              </w:rPr>
+              <w:t>1</w:t>
+            </w:r>
+          </w:p>
+        </w:tc>
+        <w:tc>
+          <w:tcPr>
+            <w:tcW w:w="1275" w:type="dxa"/>
+            <w:vAlign w:val="center"/>
+          </w:tcPr>
+          <w:p>
+            <w:pPr>
+              <w:spacing w:line="240" w:lineRule="auto"/>
+              <w:ind w:firstLine="0"/>
+              <w:jc w:val="center"/>
+              <w:rPr>
+                <w:lang w:val="ru-RU"/>
+              </w:rPr>
+            </w:pPr>
+            <w:r>
+              <w:rPr>
+                <w:lang w:val="ru-RU"/>
+              </w:rPr>
+              <w:t>1</w:t>
+            </w:r>
+          </w:p>
+        </w:tc>
+        <w:tc>
+          <w:tcPr>
+            <w:tcW w:w="1134" w:type="dxa"/>
+            <w:vAlign w:val="center"/>
+          </w:tcPr>
+          <w:p>
+            <w:pPr>
+              <w:spacing w:line="240" w:lineRule="auto"/>
+              <w:ind w:firstLine="0"/>
+              <w:jc w:val="center"/>
+              <w:rPr>
+                <w:lang w:val="ru-RU"/>
+              </w:rPr>
+            </w:pPr>
+            <w:r>
+              <w:rPr>
+                <w:lang w:val="ru-RU"/>
+              </w:rPr>
+              <w:t>10</w:t>
+            </w:r>
+          </w:p>
+        </w:tc>
+        <w:tc>
+          <w:tcPr>
+            <w:tcW w:w="1134" w:type="dxa"/>
+            <w:vAlign w:val="center"/>
+          </w:tcPr>
+          <w:p>
+            <w:pPr>
+              <w:spacing w:line="240" w:lineRule="auto"/>
+              <w:ind w:firstLine="0"/>
+              <w:jc w:val="center"/>
+              <w:rPr>
+                <w:lang w:val="ru-RU"/>
+              </w:rPr>
+            </w:pPr>
+            <w:r>
+              <w:rPr>
+                <w:lang w:val="ru-RU"/>
+              </w:rPr>
+              <w:t>15</w:t>
+            </w:r>
+          </w:p>
+        </w:tc>
+      </w:tr>
+      <w:tr>
+        <w:trPr>
+          <w:cantSplit/>
+          <w:jc w:val="center"/>
+        </w:trPr>
+        <w:tc>
+          <w:tcPr>
+            <w:tcW w:w="1408" w:type="dxa"/>
+            <w:vAlign w:val="center"/>
+          </w:tcPr>
+          <w:p>
+            <w:pPr>
+              <w:spacing w:line="240" w:lineRule="auto"/>
+              <w:ind w:firstLine="0"/>
+              <w:jc w:val="center"/>
+              <w:rPr>
+                <w:lang w:val="ru-RU"/>
+              </w:rPr>
+            </w:pPr>
+            <w:r>
+              <w:rPr>
+                <w:sz w:val="20"/>
+                <w:lang w:val="ru-RU"/>
+              </w:rPr>
+              <w:t>Линейная регрессия</w:t>
+            </w:r>
+          </w:p>
+        </w:tc>
+        <w:tc>
+          <w:tcPr>
+            <w:tcW w:w="1134" w:type="dxa"/>
+            <w:vAlign w:val="center"/>
+          </w:tcPr>
+          <w:p>
+            <w:pPr>
+              <w:spacing w:line="240" w:lineRule="auto"/>
+              <w:ind w:firstLine="0"/>
+              <w:jc w:val="center"/>
+              <w:rPr>
+                <w:lang w:val="ru-RU"/>
+              </w:rPr>
+            </w:pPr>
+            <w:r>
+              <w:rPr>
+                <w:lang w:val="ru-RU"/>
+              </w:rPr>
+              <w:t>4</w:t>
+            </w:r>
+          </w:p>
+        </w:tc>
+        <w:tc>
+          <w:tcPr>
+            <w:tcW w:w="1134" w:type="dxa"/>
+            <w:vAlign w:val="center"/>
+          </w:tcPr>
+          <w:p>
+            <w:pPr>
+              <w:spacing w:line="240" w:lineRule="auto"/>
+              <w:ind w:firstLine="0"/>
+              <w:jc w:val="center"/>
+              <w:rPr>
+                <w:lang w:val="ru-RU"/>
+              </w:rPr>
+            </w:pPr>
+            <w:r>
+              <w:rPr>
+                <w:lang w:val="ru-RU"/>
+              </w:rPr>
+              <w:t>3</w:t>
+            </w:r>
+          </w:p>
+        </w:tc>
+        <w:tc>
+          <w:tcPr>
+            <w:tcW w:w="1276" w:type="dxa"/>
+            <w:vAlign w:val="center"/>
+          </w:tcPr>
+          <w:p>
+            <w:pPr>
+              <w:spacing w:line="240" w:lineRule="auto"/>
+              <w:ind w:firstLine="0"/>
+              <w:jc w:val="center"/>
+              <w:rPr>
+                <w:lang w:val="ru-RU"/>
+              </w:rPr>
+            </w:pPr>
+            <w:r>
+              <w:rPr>
+                <w:lang w:val="ru-RU"/>
+              </w:rPr>
+              <w:t>2</w:t>
+            </w:r>
+          </w:p>
+        </w:tc>
+        <w:tc>
+          <w:tcPr>
+            <w:tcW w:w="1275" w:type="dxa"/>
+            <w:vAlign w:val="center"/>
+          </w:tcPr>
+          <w:p>
+            <w:pPr>
+              <w:spacing w:line="240" w:lineRule="auto"/>
+              <w:ind w:firstLine="0"/>
+              <w:jc w:val="center"/>
+              <w:rPr>
+                <w:lang w:val="ru-RU"/>
+              </w:rPr>
+            </w:pPr>
+            <w:r>
+              <w:rPr>
+                <w:lang w:val="ru-RU"/>
+              </w:rPr>
+              <w:t>5</w:t>
+            </w:r>
+          </w:p>
+        </w:tc>
+        <w:tc>
+          <w:tcPr>
+            <w:tcW w:w="1134" w:type="dxa"/>
+            <w:vAlign w:val="center"/>
+          </w:tcPr>
+          <w:p>
+            <w:pPr>
+              <w:spacing w:line="240" w:lineRule="auto"/>
+              <w:ind w:firstLine="0"/>
+              <w:jc w:val="center"/>
+              <w:rPr>
+                <w:lang w:val="ru-RU"/>
+              </w:rPr>
+            </w:pPr>
+            <w:r>
+              <w:rPr>
+                <w:lang w:val="ru-RU"/>
+              </w:rPr>
+              <w:t>9</w:t>
+            </w:r>
+          </w:p>
+        </w:tc>
+        <w:tc>
+          <w:tcPr>
+            <w:tcW w:w="1134" w:type="dxa"/>
+            <w:vAlign w:val="center"/>
+          </w:tcPr>
+          <w:p>
+            <w:pPr>
+              <w:spacing w:line="240" w:lineRule="auto"/>
+              <w:ind w:firstLine="0"/>
+              <w:jc w:val="center"/>
+              <w:rPr>
+                <w:lang w:val="ru-RU"/>
+              </w:rPr>
+            </w:pPr>
+            <w:r>
+              <w:rPr>
+                <w:lang w:val="ru-RU"/>
+              </w:rPr>
+              <w:t>23</w:t>
+            </w:r>
+          </w:p>
+        </w:tc>
+      </w:tr>
+      <w:tr>
+        <w:trPr>
+          <w:cantSplit/>
+          <w:jc w:val="center"/>
+        </w:trPr>
+        <w:tc>
+          <w:tcPr>
+            <w:tcW w:w="1408" w:type="dxa"/>
+            <w:vAlign w:val="center"/>
+          </w:tcPr>
+          <w:p>
+            <w:pPr>
+              <w:spacing w:line="240" w:lineRule="auto"/>
+              <w:ind w:firstLine="0"/>
+              <w:jc w:val="center"/>
+            </w:pPr>
+            <w:r>
+              <w:rPr>
+                <w:sz w:val="20"/>
+              </w:rPr>
+              <w:t>ARIMA</w:t>
+            </w:r>
+          </w:p>
+        </w:tc>
+        <w:tc>
+          <w:tcPr>
+            <w:tcW w:w="1134" w:type="dxa"/>
+            <w:vAlign w:val="center"/>
+          </w:tcPr>
+          <w:p>
+            <w:pPr>
+              <w:spacing w:line="240" w:lineRule="auto"/>
+              <w:ind w:firstLine="0"/>
+              <w:jc w:val="center"/>
+              <w:rPr>
+                <w:lang w:val="ru-RU"/>
+              </w:rPr>
+            </w:pPr>
+            <w:r>
+              <w:rPr>
+                <w:lang w:val="ru-RU"/>
+              </w:rPr>
+              <w:t>5</w:t>
+            </w:r>
+          </w:p>
+        </w:tc>
+        <w:tc>
+          <w:tcPr>
+            <w:tcW w:w="1134" w:type="dxa"/>
+            <w:vAlign w:val="center"/>
+          </w:tcPr>
+          <w:p>
+            <w:pPr>
+              <w:spacing w:line="240" w:lineRule="auto"/>
+              <w:ind w:firstLine="0"/>
+              <w:jc w:val="center"/>
+              <w:rPr>
+                <w:lang w:val="ru-RU"/>
+              </w:rPr>
+            </w:pPr>
+            <w:r>
+              <w:rPr>
+                <w:lang w:val="ru-RU"/>
+              </w:rPr>
+              <w:t>6</w:t>
+            </w:r>
+          </w:p>
+        </w:tc>
+        <w:tc>
+          <w:tcPr>
+            <w:tcW w:w="1276" w:type="dxa"/>
+            <w:vAlign w:val="center"/>
+          </w:tcPr>
+          <w:p>
+            <w:pPr>
+              <w:spacing w:line="240" w:lineRule="auto"/>
+              <w:ind w:firstLine="0"/>
+              <w:jc w:val="center"/>
+              <w:rPr>
+                <w:lang w:val="ru-RU"/>
+              </w:rPr>
+            </w:pPr>
+            <w:r>
+              <w:rPr>
+                <w:lang w:val="ru-RU"/>
+              </w:rPr>
+              <w:t>3</w:t>
+            </w:r>
+          </w:p>
+        </w:tc>
+        <w:tc>
+          <w:tcPr>
+            <w:tcW w:w="1275" w:type="dxa"/>
+            <w:vAlign w:val="center"/>
+          </w:tcPr>
+          <w:p>
+            <w:pPr>
+              <w:spacing w:line="240" w:lineRule="auto"/>
+              <w:ind w:firstLine="0"/>
+              <w:jc w:val="center"/>
+              <w:rPr>
+                <w:lang w:val="ru-RU"/>
+              </w:rPr>
+            </w:pPr>
+            <w:r>
+              <w:rPr>
+                <w:lang w:val="ru-RU"/>
+              </w:rPr>
+              <w:t>4</w:t>
+            </w:r>
+          </w:p>
+        </w:tc>
+        <w:tc>
+          <w:tcPr>
+            <w:tcW w:w="1134" w:type="dxa"/>
+            <w:vAlign w:val="center"/>
+          </w:tcPr>
+          <w:p>
+            <w:pPr>
+              <w:spacing w:line="240" w:lineRule="auto"/>
+              <w:ind w:firstLine="0"/>
+              <w:jc w:val="center"/>
+              <w:rPr>
+                <w:lang w:val="ru-RU"/>
+              </w:rPr>
+            </w:pPr>
+            <w:r>
+              <w:rPr>
+                <w:lang w:val="ru-RU"/>
+              </w:rPr>
+              <w:t>6</w:t>
+            </w:r>
+          </w:p>
+        </w:tc>
+        <w:tc>
+          <w:tcPr>
+            <w:tcW w:w="1134" w:type="dxa"/>
+            <w:vAlign w:val="center"/>
+          </w:tcPr>
+          <w:p>
+            <w:pPr>
+              <w:spacing w:line="240" w:lineRule="auto"/>
+              <w:ind w:firstLine="0"/>
+              <w:jc w:val="center"/>
+              <w:rPr>
+                <w:lang w:val="ru-RU"/>
+              </w:rPr>
+            </w:pPr>
+            <w:r>
+              <w:rPr>
+                <w:lang w:val="ru-RU"/>
+              </w:rPr>
+              <w:t>24</w:t>
+            </w:r>
+          </w:p>
+        </w:tc>
+      </w:tr>
+      <w:tr>
+        <w:trPr>
+          <w:cantSplit/>
+          <w:jc w:val="center"/>
+        </w:trPr>
+        <w:tc>
+          <w:tcPr>
+            <w:tcW w:w="1408" w:type="dxa"/>
+            <w:vAlign w:val="center"/>
+          </w:tcPr>
+          <w:p>
+            <w:pPr>
+              <w:spacing w:line="240" w:lineRule="auto"/>
+              <w:ind w:firstLine="0"/>
+              <w:jc w:val="center"/>
+              <w:rPr>
+                <w:lang w:val="ru-RU"/>
+              </w:rPr>
+            </w:pPr>
+            <w:r>
+              <w:rPr>
+                <w:sz w:val="20"/>
+              </w:rPr>
+              <w:t>GRU</w:t>
+            </w:r>
+          </w:p>
+        </w:tc>
+        <w:tc>
+          <w:tcPr>
+            <w:tcW w:w="1134" w:type="dxa"/>
+            <w:vAlign w:val="center"/>
+          </w:tcPr>
+          <w:p>
+            <w:pPr>
+              <w:spacing w:line="240" w:lineRule="auto"/>
+              <w:ind w:firstLine="0"/>
+              <w:jc w:val="center"/>
+              <w:rPr>
+                <w:lang w:val="ru-RU"/>
+              </w:rPr>
+            </w:pPr>
+            <w:r>
+              <w:rPr>
+                <w:lang w:val="ru-RU"/>
+              </w:rPr>
+              <w:t>8</w:t>
+            </w:r>
+          </w:p>
+        </w:tc>
+        <w:tc>
+          <w:tcPr>
+            <w:tcW w:w="1134" w:type="dxa"/>
+            <w:vAlign w:val="center"/>
+          </w:tcPr>
+          <w:p>
+            <w:pPr>
+              <w:spacing w:line="240" w:lineRule="auto"/>
+              <w:ind w:firstLine="0"/>
+              <w:jc w:val="center"/>
+              <w:rPr>
+                <w:lang w:val="ru-RU"/>
+              </w:rPr>
+            </w:pPr>
+            <w:r>
+              <w:rPr>
+                <w:lang w:val="ru-RU"/>
+              </w:rPr>
+              <w:t>8</w:t>
+            </w:r>
+          </w:p>
+        </w:tc>
+        <w:tc>
+          <w:tcPr>
+            <w:tcW w:w="1276" w:type="dxa"/>
+            <w:vAlign w:val="center"/>
+          </w:tcPr>
+          <w:p>
+            <w:pPr>
+              <w:spacing w:line="240" w:lineRule="auto"/>
+              <w:ind w:firstLine="0"/>
+              <w:jc w:val="center"/>
+              <w:rPr>
+                <w:lang w:val="ru-RU"/>
+              </w:rPr>
+            </w:pPr>
+            <w:r>
+              <w:rPr>
+                <w:lang w:val="ru-RU"/>
+              </w:rPr>
+              <w:t>8</w:t>
+            </w:r>
+          </w:p>
+        </w:tc>
+        <w:tc>
+          <w:tcPr>
+            <w:tcW w:w="1275" w:type="dxa"/>
+            <w:vAlign w:val="center"/>
+          </w:tcPr>
+          <w:p>
+            <w:pPr>
+              <w:spacing w:line="240" w:lineRule="auto"/>
+              <w:ind w:firstLine="0"/>
+              <w:jc w:val="center"/>
+              <w:rPr>
+                <w:lang w:val="ru-RU"/>
+              </w:rPr>
+            </w:pPr>
+            <w:r>
+              <w:rPr>
+                <w:lang w:val="ru-RU"/>
+              </w:rPr>
+              <w:t>8</w:t>
+            </w:r>
+          </w:p>
+        </w:tc>
+        <w:tc>
+          <w:tcPr>
+            <w:tcW w:w="1134" w:type="dxa"/>
+            <w:vAlign w:val="center"/>
+          </w:tcPr>
+          <w:p>
+            <w:pPr>
+              <w:spacing w:line="240" w:lineRule="auto"/>
+              <w:ind w:firstLine="0"/>
+              <w:jc w:val="center"/>
+              <w:rPr>
+                <w:lang w:val="ru-RU"/>
+              </w:rPr>
+            </w:pPr>
+            <w:r>
+              <w:rPr>
+                <w:lang w:val="ru-RU"/>
+              </w:rPr>
+              <w:t>5</w:t>
+            </w:r>
+          </w:p>
+        </w:tc>
+        <w:tc>
+          <w:tcPr>
+            <w:tcW w:w="1134" w:type="dxa"/>
+            <w:vAlign w:val="center"/>
+          </w:tcPr>
+          <w:p>
+            <w:pPr>
+              <w:spacing w:line="240" w:lineRule="auto"/>
+              <w:ind w:firstLine="0"/>
+              <w:jc w:val="center"/>
+              <w:rPr>
+                <w:lang w:val="ru-RU"/>
+              </w:rPr>
+            </w:pPr>
+            <w:r>
+              <w:rPr>
+                <w:lang w:val="ru-RU"/>
+              </w:rPr>
+              <w:t>37</w:t>
+            </w:r>
+          </w:p>
+        </w:tc>
+      </w:tr>
+      <w:tr>
+        <w:trPr>
+          <w:cantSplit/>
+          <w:jc w:val="center"/>
+        </w:trPr>
+        <w:tc>
+          <w:tcPr>
+            <w:tcW w:w="1408" w:type="dxa"/>
+            <w:vAlign w:val="center"/>
+          </w:tcPr>
+          <w:p>
+            <w:pPr>
+              <w:spacing w:line="240" w:lineRule="auto"/>
+              <w:ind w:firstLine="0"/>
+              <w:jc w:val="center"/>
+            </w:pPr>
+            <w:r>
+              <w:rPr>
+                <w:sz w:val="20"/>
+              </w:rPr>
+              <w:t>LSTM</w:t>
+            </w:r>
+          </w:p>
+        </w:tc>
+        <w:tc>
+          <w:tcPr>
+            <w:tcW w:w="1134" w:type="dxa"/>
+            <w:vAlign w:val="center"/>
+          </w:tcPr>
+          <w:p>
+            <w:pPr>
+              <w:spacing w:line="240" w:lineRule="auto"/>
+              <w:ind w:firstLine="0"/>
+              <w:jc w:val="center"/>
+              <w:rPr>
+                <w:lang w:val="ru-RU"/>
+              </w:rPr>
+            </w:pPr>
+            <w:r>
+              <w:rPr>
+                <w:lang w:val="ru-RU"/>
+              </w:rPr>
+              <w:t>8</w:t>
+            </w:r>
+          </w:p>
+        </w:tc>
+        <w:tc>
+          <w:tcPr>
+            <w:tcW w:w="1134" w:type="dxa"/>
+            <w:vAlign w:val="center"/>
+          </w:tcPr>
+          <w:p>
+            <w:pPr>
+              <w:spacing w:line="240" w:lineRule="auto"/>
+              <w:ind w:firstLine="0"/>
+              <w:jc w:val="center"/>
+              <w:rPr>
+                <w:lang w:val="ru-RU"/>
+              </w:rPr>
+            </w:pPr>
+            <w:r>
+              <w:rPr>
+                <w:lang w:val="ru-RU"/>
+              </w:rPr>
+              <w:t>9</w:t>
+            </w:r>
+          </w:p>
+        </w:tc>
+        <w:tc>
+          <w:tcPr>
+            <w:tcW w:w="1276" w:type="dxa"/>
+            <w:vAlign w:val="center"/>
+          </w:tcPr>
+          <w:p>
+            <w:pPr>
+              <w:spacing w:line="240" w:lineRule="auto"/>
+              <w:ind w:firstLine="0"/>
+              <w:jc w:val="center"/>
+              <w:rPr>
+                <w:lang w:val="ru-RU"/>
+              </w:rPr>
+            </w:pPr>
+            <w:r>
+              <w:rPr>
+                <w:lang w:val="ru-RU"/>
+              </w:rPr>
+              <w:t>8</w:t>
+            </w:r>
+          </w:p>
+        </w:tc>
+        <w:tc>
+          <w:tcPr>
+            <w:tcW w:w="1275" w:type="dxa"/>
+            <w:vAlign w:val="center"/>
+          </w:tcPr>
+          <w:p>
+            <w:pPr>
+              <w:spacing w:line="240" w:lineRule="auto"/>
+              <w:ind w:firstLine="0"/>
+              <w:jc w:val="center"/>
+              <w:rPr>
+                <w:lang w:val="ru-RU"/>
+              </w:rPr>
+            </w:pPr>
+            <w:r>
+              <w:rPr>
+                <w:lang w:val="ru-RU"/>
+              </w:rPr>
+              <w:t>8</w:t>
+            </w:r>
+          </w:p>
+        </w:tc>
+        <w:tc>
+          <w:tcPr>
+            <w:tcW w:w="1134" w:type="dxa"/>
+            <w:vAlign w:val="center"/>
+          </w:tcPr>
+          <w:p>
+            <w:pPr>
+              <w:spacing w:line="240" w:lineRule="auto"/>
+              <w:ind w:firstLine="0"/>
+              <w:jc w:val="center"/>
+              <w:rPr>
+                <w:lang w:val="ru-RU"/>
+              </w:rPr>
+            </w:pPr>
+            <w:r>
+              <w:rPr>
+                <w:lang w:val="ru-RU"/>
+              </w:rPr>
+              <w:t>4</w:t>
+            </w:r>
+          </w:p>
+        </w:tc>
+        <w:tc>
+          <w:tcPr>
+            <w:tcW w:w="1134" w:type="dxa"/>
+            <w:vAlign w:val="center"/>
+          </w:tcPr>
+          <w:p>
+            <w:pPr>
+              <w:spacing w:line="240" w:lineRule="auto"/>
+              <w:ind w:firstLine="0"/>
+              <w:jc w:val="center"/>
+              <w:rPr>
+                <w:lang w:val="ru-RU"/>
+              </w:rPr>
+            </w:pPr>
+            <w:r>
+              <w:rPr>
+                <w:lang w:val="ru-RU"/>
+              </w:rPr>
+              <w:t>37</w:t>
+            </w:r>
+          </w:p>
+        </w:tc>
+      </w:tr>
+      <w:tr>
+        <w:trPr>
+          <w:cantSplit/>
+          <w:jc w:val="center"/>
+        </w:trPr>
+        <w:tc>
+          <w:tcPr>
+            <w:tcW w:w="1408" w:type="dxa"/>
+            <w:vAlign w:val="center"/>
+          </w:tcPr>
+          <w:p>
+            <w:pPr>
+              <w:spacing w:line="240" w:lineRule="auto"/>
+              <w:ind w:firstLine="0"/>
+              <w:jc w:val="center"/>
+            </w:pPr>
+            <w:r>
+              <w:rPr>
+                <w:sz w:val="20"/>
+              </w:rPr>
+              <w:t>1D CNN</w:t>
+            </w:r>
+          </w:p>
+        </w:tc>
+        <w:tc>
+          <w:tcPr>
+            <w:tcW w:w="1134" w:type="dxa"/>
+            <w:vAlign w:val="center"/>
+          </w:tcPr>
+          <w:p>
+            <w:pPr>
+              <w:spacing w:line="240" w:lineRule="auto"/>
+              <w:ind w:firstLine="0"/>
+              <w:jc w:val="center"/>
+              <w:rPr>
+                <w:lang w:val="ru-RU"/>
+              </w:rPr>
+            </w:pPr>
+            <w:r>
+              <w:rPr>
+                <w:lang w:val="ru-RU"/>
+              </w:rPr>
+              <w:t>7</w:t>
+            </w:r>
+          </w:p>
+        </w:tc>
+        <w:tc>
+          <w:tcPr>
+            <w:tcW w:w="1134" w:type="dxa"/>
+            <w:vAlign w:val="center"/>
+          </w:tcPr>
+          <w:p>
+            <w:pPr>
+              <w:spacing w:line="240" w:lineRule="auto"/>
+              <w:ind w:firstLine="0"/>
+              <w:jc w:val="center"/>
+              <w:rPr>
+                <w:lang w:val="ru-RU"/>
+              </w:rPr>
+            </w:pPr>
+            <w:r>
+              <w:rPr>
+                <w:lang w:val="ru-RU"/>
+              </w:rPr>
+              <w:t>7</w:t>
+            </w:r>
+          </w:p>
+        </w:tc>
+        <w:tc>
+          <w:tcPr>
+            <w:tcW w:w="1276" w:type="dxa"/>
+            <w:vAlign w:val="center"/>
+          </w:tcPr>
+          <w:p>
+            <w:pPr>
+              <w:spacing w:line="240" w:lineRule="auto"/>
+              <w:ind w:firstLine="0"/>
+              <w:jc w:val="center"/>
+              <w:rPr>
+                <w:lang w:val="ru-RU"/>
+              </w:rPr>
+            </w:pPr>
+            <w:r>
+              <w:rPr>
+                <w:lang w:val="ru-RU"/>
+              </w:rPr>
+              <w:t>7</w:t>
+            </w:r>
+          </w:p>
+        </w:tc>
+        <w:tc>
+          <w:tcPr>
+            <w:tcW w:w="1275" w:type="dxa"/>
+            <w:vAlign w:val="center"/>
+          </w:tcPr>
+          <w:p>
+            <w:pPr>
+              <w:spacing w:line="240" w:lineRule="auto"/>
+              <w:ind w:firstLine="0"/>
+              <w:jc w:val="center"/>
+              <w:rPr>
+                <w:lang w:val="ru-RU"/>
+              </w:rPr>
+            </w:pPr>
+            <w:r>
+              <w:rPr>
+                <w:lang w:val="ru-RU"/>
+              </w:rPr>
+              <w:t>7</w:t>
+            </w:r>
+          </w:p>
+        </w:tc>
+        <w:tc>
+          <w:tcPr>
+            <w:tcW w:w="1134" w:type="dxa"/>
+            <w:vAlign w:val="center"/>
+          </w:tcPr>
+          <w:p>
+            <w:pPr>
+              <w:spacing w:line="240" w:lineRule="auto"/>
+              <w:ind w:firstLine="0"/>
+              <w:jc w:val="center"/>
+              <w:rPr>
+                <w:lang w:val="ru-RU"/>
+              </w:rPr>
+            </w:pPr>
+            <w:r>
+              <w:rPr>
+                <w:lang w:val="ru-RU"/>
+              </w:rPr>
+              <w:t>6</w:t>
+            </w:r>
+          </w:p>
+        </w:tc>
+        <w:tc>
+          <w:tcPr>
+            <w:tcW w:w="1134" w:type="dxa"/>
+            <w:vAlign w:val="center"/>
+          </w:tcPr>
+          <w:p>
+            <w:pPr>
+              <w:spacing w:line="240" w:lineRule="auto"/>
+              <w:ind w:firstLine="0"/>
+              <w:jc w:val="center"/>
+              <w:rPr>
+                <w:lang w:val="ru-RU"/>
+              </w:rPr>
+            </w:pPr>
+            <w:r>
+              <w:rPr>
+                <w:lang w:val="ru-RU"/>
+              </w:rPr>
+              <w:t>34</w:t>
+            </w:r>
+          </w:p>
+        </w:tc>
+      </w:tr>
+      <w:tr>
+        <w:trPr>
+          <w:cantSplit/>
+          <w:jc w:val="center"/>
+        </w:trPr>
+        <w:tc>
+          <w:tcPr>
+            <w:tcW w:w="1408" w:type="dxa"/>
+            <w:vAlign w:val="center"/>
+          </w:tcPr>
+          <w:p>
+            <w:pPr>
+              <w:spacing w:line="240" w:lineRule="auto"/>
+              <w:ind w:firstLine="0"/>
+              <w:jc w:val="center"/>
+            </w:pPr>
+            <w:proofErr w:type="spellStart"/>
+            <w:r>
+              <w:rPr>
+                <w:sz w:val="20"/>
+              </w:rPr>
+              <w:t>Трансформер</w:t>
+            </w:r>
+            <w:proofErr w:type="spellEnd"/>
+          </w:p>
+        </w:tc>
+        <w:tc>
+          <w:tcPr>
+            <w:tcW w:w="1134" w:type="dxa"/>
+            <w:vAlign w:val="center"/>
+          </w:tcPr>
+          <w:p>
+            <w:pPr>
+              <w:spacing w:line="240" w:lineRule="auto"/>
+              <w:ind w:firstLine="0"/>
+              <w:jc w:val="center"/>
+              <w:rPr>
+                <w:lang w:val="ru-RU"/>
+              </w:rPr>
+            </w:pPr>
+            <w:r>
+              <w:rPr>
+                <w:lang w:val="ru-RU"/>
+              </w:rPr>
+              <w:t>9</w:t>
+            </w:r>
+          </w:p>
+        </w:tc>
+        <w:tc>
+          <w:tcPr>
+            <w:tcW w:w="1134" w:type="dxa"/>
+            <w:vAlign w:val="center"/>
+          </w:tcPr>
+          <w:p>
+            <w:pPr>
+              <w:spacing w:line="240" w:lineRule="auto"/>
+              <w:ind w:firstLine="0"/>
+              <w:jc w:val="center"/>
+              <w:rPr>
+                <w:lang w:val="ru-RU"/>
+              </w:rPr>
+            </w:pPr>
+            <w:r>
+              <w:rPr>
+                <w:lang w:val="ru-RU"/>
+              </w:rPr>
+              <w:t>10</w:t>
+            </w:r>
+          </w:p>
+        </w:tc>
+        <w:tc>
+          <w:tcPr>
+            <w:tcW w:w="1276" w:type="dxa"/>
+            <w:vAlign w:val="center"/>
+          </w:tcPr>
+          <w:p>
+            <w:pPr>
+              <w:spacing w:line="240" w:lineRule="auto"/>
+              <w:ind w:firstLine="0"/>
+              <w:jc w:val="center"/>
+              <w:rPr>
+                <w:lang w:val="ru-RU"/>
+              </w:rPr>
+            </w:pPr>
+            <w:r>
+              <w:rPr>
+                <w:lang w:val="ru-RU"/>
+              </w:rPr>
+              <w:t>10</w:t>
+            </w:r>
+          </w:p>
+        </w:tc>
+        <w:tc>
+          <w:tcPr>
+            <w:tcW w:w="1275" w:type="dxa"/>
+            <w:vAlign w:val="center"/>
+          </w:tcPr>
+          <w:p>
+            <w:pPr>
+              <w:spacing w:line="240" w:lineRule="auto"/>
+              <w:ind w:firstLine="0"/>
+              <w:jc w:val="center"/>
+              <w:rPr>
+                <w:lang w:val="ru-RU"/>
+              </w:rPr>
+            </w:pPr>
+            <w:r>
+              <w:rPr>
+                <w:lang w:val="ru-RU"/>
+              </w:rPr>
+              <w:t>10</w:t>
+            </w:r>
+          </w:p>
+        </w:tc>
+        <w:tc>
+          <w:tcPr>
+            <w:tcW w:w="1134" w:type="dxa"/>
+            <w:vAlign w:val="center"/>
+          </w:tcPr>
+          <w:p>
+            <w:pPr>
+              <w:spacing w:line="240" w:lineRule="auto"/>
+              <w:ind w:firstLine="0"/>
+              <w:jc w:val="center"/>
+              <w:rPr>
+                <w:lang w:val="ru-RU"/>
+              </w:rPr>
+            </w:pPr>
+            <w:r>
+              <w:rPr>
+                <w:lang w:val="ru-RU"/>
+              </w:rPr>
+              <w:t>2</w:t>
+            </w:r>
+          </w:p>
+        </w:tc>
+        <w:tc>
+          <w:tcPr>
+            <w:tcW w:w="1134" w:type="dxa"/>
+            <w:vAlign w:val="center"/>
+          </w:tcPr>
+          <w:p>
+            <w:pPr>
+              <w:spacing w:line="240" w:lineRule="auto"/>
+              <w:ind w:firstLine="0"/>
+              <w:jc w:val="center"/>
+              <w:rPr>
+                <w:lang w:val="ru-RU"/>
+              </w:rPr>
+            </w:pPr>
+            <w:r>
+              <w:rPr>
+                <w:lang w:val="ru-RU"/>
+              </w:rPr>
+              <w:t>41</w:t>
+            </w:r>
+          </w:p>
+        </w:tc>
+      </w:tr>
+    </w:tbl>
+    <w:p>
+      <w:pPr>
+        <w:jc w:val="center"/>
+        <w:rPr>
+          <w:lang w:val="ru-RU"/>
+        </w:rPr>
+      </w:pPr>
+      <w:r>
+        <w:rPr>
+          <w:lang w:val="ru-RU"/>
+        </w:rPr>
+        <w:t>Таблица 1 – Сравнение методов прогнозирования</w:t>
+      </w:r>
+    </w:p>
+    <w:p>
+      <w:pPr>
+        <w:ind w:firstLine="708"/>
+        <w:rPr>
+          <w:lang w:val="ru-RU"/>
+        </w:rPr>
+      </w:pPr>
+      <w:r>
+        <w:rPr>
+          <w:lang w:val="ru-RU"/>
+        </w:rPr>
+        <w:t>Отдельного рассмотрения заслуживают программные средства, предназначенные для реализации и исторического тестирования торговых алгоритмов. В отличие от методов прогнозирования, такие средства не формируют предсказание сами по себе, а обеспечивают инфраструктуру для загрузки данных, моделирования торговых действий, учёта издержек и расчёта итоговых метрик стратегии. Анализ подобных средств позволяет определить, какие функциональные возможности уже существуют в готовых решениях и чем от них отличается разрабатываемый в работе программный прототип.</w:t>
+      </w:r>
+    </w:p>
+    <w:p>
+      <w:pPr>
+        <w:ind w:firstLine="708"/>
+        <w:rPr>
+          <w:lang w:val="ru-RU"/>
+        </w:rPr>
+      </w:pPr>
+      <w:proofErr w:type="spellStart"/>
       <w:r>
         <w:rPr>
           <w:b/>
-          <w:lang w:val="ru-RU"/>
-        </w:rPr>
-        <w:t xml:space="preserve">Объект исследования — </w:t>
-      </w:r>
-      <w:r>
-        <w:rPr>
-          <w:lang w:val="ru-RU"/>
-        </w:rPr>
-        <w:t>процесс алгоритмического трейдинга акций на</w:t>
-      </w:r>
-      <w:r>
-        <w:rPr>
-          <w:lang w:val="ru-RU"/>
-        </w:rPr>
-        <w:t xml:space="preserve"> Московской бирже</w:t>
-      </w:r>
-      <w:r>
-        <w:rPr>
-          <w:lang w:val="ru-RU"/>
-        </w:rPr>
-        <w:t xml:space="preserve"> в поминутном временном масштабе.</w:t>
-      </w:r>
-    </w:p>
-    <w:p>
-      <w:pPr>
+          <w:bCs/>
+        </w:rPr>
+        <w:t>Backtrader</w:t>
+      </w:r>
+      <w:proofErr w:type="spellEnd"/>
+      <w:r>
+        <w:rPr>
+          <w:lang w:val="ru-RU"/>
+        </w:rPr>
+        <w:t xml:space="preserve"> — это </w:t>
+      </w:r>
+      <w:r>
+        <w:t>Python</w:t>
+      </w:r>
+      <w:r>
+        <w:rPr>
+          <w:lang w:val="ru-RU"/>
+        </w:rPr>
+        <w:t xml:space="preserve">-фреймворк для реализации и исторического тестирования торговых стратегий. Он ориентирован на быстрое прототипирование алгоритмов: пользователь </w:t>
+      </w:r>
+      <w:r>
+        <w:rPr>
+          <w:lang w:val="ru-RU"/>
+        </w:rPr>
+        <w:t>реализует правила стратегии, подключает исторические данные и выполняет её проверку с расчётом итоговых показателей эффективности</w:t>
+      </w:r>
+      <w:r>
+        <w:rPr>
+          <w:lang w:val="ru-RU"/>
+        </w:rPr>
+        <w:t xml:space="preserve">. Это делает </w:t>
+      </w:r>
+      <w:proofErr w:type="spellStart"/>
+      <w:r>
+        <w:t>Backtrader</w:t>
+      </w:r>
+      <w:proofErr w:type="spellEnd"/>
+      <w:r>
+        <w:rPr>
+          <w:lang w:val="ru-RU"/>
+        </w:rPr>
+        <w:t xml:space="preserve"> удобным средством для учебных и исследовательских проектов, где важны простота запуска и гибкость экспериментирования [</w:t>
+      </w:r>
+      <w:r>
+        <w:rPr>
+          <w:lang w:val="ru-RU"/>
+        </w:rPr>
+        <w:t>12</w:t>
+      </w:r>
+      <w:r>
+        <w:rPr>
+          <w:lang w:val="ru-RU"/>
+        </w:rPr>
+        <w:t>]</w:t>
+      </w:r>
+      <w:r>
+        <w:rPr>
+          <w:lang w:val="ru-RU"/>
+        </w:rPr>
+        <w:t>.</w:t>
+      </w:r>
+    </w:p>
+    <w:p>
+      <w:pPr>
+        <w:ind w:firstLine="708"/>
+        <w:rPr>
+          <w:lang w:val="ru-RU"/>
+        </w:rPr>
+      </w:pPr>
+      <w:r>
+        <w:rPr>
+          <w:b/>
+          <w:bCs/>
+        </w:rPr>
+        <w:t>Zipline</w:t>
+      </w:r>
+      <w:r>
+        <w:rPr>
+          <w:lang w:val="ru-RU"/>
+        </w:rPr>
+        <w:t xml:space="preserve"> — это </w:t>
+      </w:r>
+      <w:r>
+        <w:t>Python</w:t>
+      </w:r>
+      <w:r>
+        <w:rPr>
+          <w:lang w:val="ru-RU"/>
+        </w:rPr>
+        <w:t xml:space="preserve">-система событийного моделирования для исторического тестирования торговых алгоритмов. Она организует выполнение стратегии как последовательную обработку рыночных событий и поддерживает как дневную, так и минутную частоту данных. Благодаря этому </w:t>
+      </w:r>
+      <w:r>
+        <w:t>Zipline</w:t>
+      </w:r>
+      <w:r>
+        <w:rPr>
+          <w:lang w:val="ru-RU"/>
+        </w:rPr>
+        <w:t xml:space="preserve"> подходит </w:t>
+      </w:r>
+      <w:r>
+        <w:rPr>
+          <w:lang w:val="ru-RU"/>
+        </w:rPr>
+        <w:lastRenderedPageBreak/>
+        <w:t>для построения более формализованного контура</w:t>
+      </w:r>
+      <w:r>
+        <w:rPr>
+          <w:lang w:val="ru-RU"/>
+        </w:rPr>
+        <w:t xml:space="preserve"> исторического тестирования</w:t>
+      </w:r>
+      <w:r>
+        <w:rPr>
+          <w:lang w:val="ru-RU"/>
+        </w:rPr>
+        <w:t>, в котором удобно анализировать динамику стратегии и итоговые показатели её работы [</w:t>
+      </w:r>
+      <w:r>
+        <w:rPr>
+          <w:lang w:val="ru-RU"/>
+        </w:rPr>
+        <w:t>13</w:t>
+      </w:r>
+      <w:r>
+        <w:rPr>
+          <w:lang w:val="ru-RU"/>
+        </w:rPr>
+        <w:t>]</w:t>
+      </w:r>
+      <w:r>
+        <w:rPr>
+          <w:lang w:val="ru-RU"/>
+        </w:rPr>
+        <w:t>.</w:t>
+      </w:r>
+    </w:p>
+    <w:p>
+      <w:pPr>
+        <w:ind w:firstLine="708"/>
+        <w:rPr>
+          <w:lang w:val="ru-RU"/>
+        </w:rPr>
+      </w:pPr>
+      <w:r>
+        <w:rPr>
+          <w:b/>
+          <w:bCs/>
+        </w:rPr>
+        <w:t>LEAN</w:t>
+      </w:r>
+      <w:r>
+        <w:rPr>
+          <w:b/>
+          <w:bCs/>
+          <w:lang w:val="ru-RU"/>
+        </w:rPr>
+        <w:t xml:space="preserve"> / </w:t>
+      </w:r>
+      <w:proofErr w:type="spellStart"/>
+      <w:r>
+        <w:rPr>
+          <w:b/>
+          <w:bCs/>
+        </w:rPr>
+        <w:t>QuantConnect</w:t>
+      </w:r>
+      <w:proofErr w:type="spellEnd"/>
+      <w:r>
+        <w:rPr>
+          <w:lang w:val="ru-RU"/>
+        </w:rPr>
+        <w:t xml:space="preserve"> — это открытый движок алгоритмической торговли, предназначенный для исследования стратегий, исторического тестирования и последующего применения в режиме реальной торговли. В отличие от </w:t>
+      </w:r>
+      <w:proofErr w:type="spellStart"/>
+      <w:r>
+        <w:t>Backtrader</w:t>
+      </w:r>
+      <w:proofErr w:type="spellEnd"/>
+      <w:r>
+        <w:rPr>
+          <w:lang w:val="ru-RU"/>
+        </w:rPr>
+        <w:t xml:space="preserve"> и </w:t>
+      </w:r>
+      <w:r>
+        <w:t>Zipline</w:t>
+      </w:r>
+      <w:r>
+        <w:rPr>
+          <w:lang w:val="ru-RU"/>
+        </w:rPr>
+        <w:t xml:space="preserve">, </w:t>
+      </w:r>
+      <w:r>
+        <w:t>LEAN</w:t>
+      </w:r>
+      <w:r>
+        <w:rPr>
+          <w:lang w:val="ru-RU"/>
+        </w:rPr>
+        <w:t xml:space="preserve"> является не просто библиотекой </w:t>
+      </w:r>
+      <w:r>
+        <w:rPr>
+          <w:lang w:val="ru-RU"/>
+        </w:rPr>
+        <w:t>исторического тестирования</w:t>
+      </w:r>
+      <w:r>
+        <w:rPr>
+          <w:lang w:val="ru-RU"/>
+        </w:rPr>
+        <w:t>, а более широкой модульной инфраструктурой, включающей обработку данных, исполнение транзакций и работу с результатами. Поэтому его корректно рассматривать как наиболее функциональный, но и наиболее сложный аналог разрабатываемого в работе программного решения</w:t>
+      </w:r>
+      <w:r>
+        <w:rPr>
+          <w:lang w:val="ru-RU"/>
+        </w:rPr>
+        <w:t xml:space="preserve"> </w:t>
+      </w:r>
+      <w:r>
+        <w:rPr>
+          <w:lang w:val="ru-RU"/>
+        </w:rPr>
+        <w:t>[1</w:t>
+      </w:r>
+      <w:r>
+        <w:rPr>
+          <w:lang w:val="ru-RU"/>
+        </w:rPr>
+        <w:t>4</w:t>
+      </w:r>
+      <w:r>
+        <w:rPr>
+          <w:lang w:val="ru-RU"/>
+        </w:rPr>
+        <w:t>]</w:t>
+      </w:r>
+      <w:r>
+        <w:rPr>
+          <w:lang w:val="ru-RU"/>
+        </w:rPr>
+        <w:t>.</w:t>
+      </w:r>
+    </w:p>
+    <w:p>
+      <w:pPr>
+        <w:ind w:firstLine="708"/>
+        <w:rPr>
+          <w:lang w:val="ru-RU"/>
+        </w:rPr>
+      </w:pPr>
+      <w:r>
+        <w:rPr>
+          <w:lang w:val="ru-RU"/>
+        </w:rPr>
+        <w:t>Поскольку рассматриваемые программные средства различаются по назначению и степени универсальности, их сравнение выполняется применительно к условиям настоящей работы, то есть с точки зрения пригодности для исследования поминутного алгоритмического трейдинга акций Московской биржи.</w:t>
+      </w:r>
+    </w:p>
+    <w:tbl>
+      <w:tblPr>
+        <w:tblW w:w="8495" w:type="dxa"/>
+        <w:jc w:val="center"/>
+        <w:tblBorders>
+          <w:top w:val="single" w:sz="8" w:space="0" w:color="808080"/>
+          <w:left w:val="single" w:sz="8" w:space="0" w:color="808080"/>
+          <w:bottom w:val="single" w:sz="8" w:space="0" w:color="808080"/>
+          <w:right w:val="single" w:sz="8" w:space="0" w:color="808080"/>
+          <w:insideH w:val="single" w:sz="8" w:space="0" w:color="808080"/>
+          <w:insideV w:val="single" w:sz="8" w:space="0" w:color="808080"/>
+        </w:tblBorders>
+        <w:tblLayout w:type="fixed"/>
+        <w:tblCellMar>
+          <w:top w:w="90" w:type="dxa"/>
+          <w:left w:w="90" w:type="dxa"/>
+          <w:bottom w:w="90" w:type="dxa"/>
+          <w:right w:w="90" w:type="dxa"/>
+        </w:tblCellMar>
+        <w:tblLook w:val="04A0" w:firstRow="1" w:lastRow="0" w:firstColumn="1" w:lastColumn="0" w:noHBand="0" w:noVBand="1"/>
+      </w:tblPr>
+      <w:tblGrid>
+        <w:gridCol w:w="1550"/>
+        <w:gridCol w:w="992"/>
+        <w:gridCol w:w="1417"/>
+        <w:gridCol w:w="1417"/>
+        <w:gridCol w:w="1135"/>
+        <w:gridCol w:w="1134"/>
+        <w:gridCol w:w="850"/>
+      </w:tblGrid>
+      <w:tr>
+        <w:trPr>
+          <w:cantSplit/>
+          <w:tblHeader/>
+          <w:jc w:val="center"/>
+        </w:trPr>
+        <w:tc>
+          <w:tcPr>
+            <w:tcW w:w="1550" w:type="dxa"/>
+            <w:shd w:val="clear" w:color="auto" w:fill="E2F0D9"/>
+            <w:vAlign w:val="center"/>
+          </w:tcPr>
+          <w:p>
+            <w:pPr>
+              <w:spacing w:line="240" w:lineRule="auto"/>
+              <w:ind w:firstLine="0"/>
+              <w:jc w:val="center"/>
+              <w:rPr>
+                <w:bCs/>
+              </w:rPr>
+            </w:pPr>
+            <w:proofErr w:type="spellStart"/>
+            <w:r>
+              <w:rPr>
+                <w:bCs/>
+                <w:sz w:val="20"/>
+              </w:rPr>
+              <w:t>Средство</w:t>
+            </w:r>
+            <w:proofErr w:type="spellEnd"/>
+          </w:p>
+        </w:tc>
+        <w:tc>
+          <w:tcPr>
+            <w:tcW w:w="992" w:type="dxa"/>
+            <w:shd w:val="clear" w:color="auto" w:fill="E2F0D9"/>
+            <w:vAlign w:val="center"/>
+          </w:tcPr>
+          <w:p>
+            <w:pPr>
+              <w:spacing w:line="240" w:lineRule="auto"/>
+              <w:ind w:firstLine="0"/>
+              <w:jc w:val="center"/>
+              <w:rPr>
+                <w:bCs/>
+                <w:sz w:val="20"/>
+                <w:lang w:val="ru-RU"/>
+              </w:rPr>
+            </w:pPr>
+            <w:r>
+              <w:rPr>
+                <w:bCs/>
+                <w:sz w:val="20"/>
+                <w:lang w:val="ru-RU"/>
+              </w:rPr>
+              <w:t>Простота</w:t>
+            </w:r>
+          </w:p>
+          <w:p>
+            <w:pPr>
+              <w:spacing w:line="240" w:lineRule="auto"/>
+              <w:ind w:firstLine="0"/>
+              <w:jc w:val="center"/>
+              <w:rPr>
+                <w:bCs/>
+                <w:lang w:val="ru-RU"/>
+              </w:rPr>
+            </w:pPr>
+            <w:r>
+              <w:rPr>
+                <w:bCs/>
+                <w:sz w:val="20"/>
+                <w:lang w:val="ru-RU"/>
+              </w:rPr>
+              <w:t>запуска</w:t>
+            </w:r>
+          </w:p>
+        </w:tc>
+        <w:tc>
+          <w:tcPr>
+            <w:tcW w:w="1417" w:type="dxa"/>
+            <w:shd w:val="clear" w:color="auto" w:fill="E2F0D9"/>
+            <w:vAlign w:val="center"/>
+          </w:tcPr>
+          <w:p>
+            <w:pPr>
+              <w:spacing w:line="240" w:lineRule="auto"/>
+              <w:ind w:firstLine="0"/>
+              <w:jc w:val="center"/>
+              <w:rPr>
+                <w:bCs/>
+                <w:sz w:val="20"/>
+                <w:lang w:val="ru-RU"/>
+              </w:rPr>
+            </w:pPr>
+            <w:r>
+              <w:rPr>
+                <w:bCs/>
+                <w:sz w:val="20"/>
+                <w:lang w:val="ru-RU"/>
+              </w:rPr>
+              <w:t>Гибкость под</w:t>
+            </w:r>
+          </w:p>
+          <w:p>
+            <w:pPr>
+              <w:spacing w:line="240" w:lineRule="auto"/>
+              <w:ind w:firstLine="0"/>
+              <w:jc w:val="center"/>
+              <w:rPr>
+                <w:bCs/>
+                <w:lang w:val="ru-RU"/>
+              </w:rPr>
+            </w:pPr>
+            <w:r>
+              <w:rPr>
+                <w:bCs/>
+                <w:sz w:val="20"/>
+                <w:lang w:val="ru-RU"/>
+              </w:rPr>
+              <w:t>задачу</w:t>
+            </w:r>
+          </w:p>
+        </w:tc>
+        <w:tc>
+          <w:tcPr>
+            <w:tcW w:w="1417" w:type="dxa"/>
+            <w:shd w:val="clear" w:color="auto" w:fill="E2F0D9"/>
+            <w:vAlign w:val="center"/>
+          </w:tcPr>
+          <w:p>
+            <w:pPr>
+              <w:spacing w:line="240" w:lineRule="auto"/>
+              <w:ind w:firstLine="0"/>
+              <w:jc w:val="center"/>
+              <w:rPr>
+                <w:bCs/>
+                <w:sz w:val="20"/>
+                <w:lang w:val="ru-RU"/>
+              </w:rPr>
+            </w:pPr>
+            <w:r>
+              <w:rPr>
+                <w:bCs/>
+                <w:sz w:val="20"/>
+                <w:lang w:val="ru-RU"/>
+              </w:rPr>
+              <w:t>Работа с</w:t>
+            </w:r>
+          </w:p>
+          <w:p>
+            <w:pPr>
+              <w:spacing w:line="240" w:lineRule="auto"/>
+              <w:ind w:firstLine="0"/>
+              <w:jc w:val="center"/>
+              <w:rPr>
+                <w:bCs/>
+                <w:sz w:val="20"/>
+                <w:lang w:val="ru-RU"/>
+              </w:rPr>
+            </w:pPr>
+            <w:r>
+              <w:rPr>
+                <w:bCs/>
+                <w:sz w:val="20"/>
+                <w:lang w:val="ru-RU"/>
+              </w:rPr>
+              <w:t>минутными</w:t>
+            </w:r>
+          </w:p>
+          <w:p>
+            <w:pPr>
+              <w:spacing w:line="240" w:lineRule="auto"/>
+              <w:ind w:firstLine="0"/>
+              <w:jc w:val="center"/>
+              <w:rPr>
+                <w:bCs/>
+                <w:sz w:val="20"/>
+                <w:lang w:val="ru-RU"/>
+              </w:rPr>
+            </w:pPr>
+            <w:r>
+              <w:rPr>
+                <w:bCs/>
+                <w:sz w:val="20"/>
+                <w:lang w:val="ru-RU"/>
+              </w:rPr>
+              <w:t>данными</w:t>
+            </w:r>
+          </w:p>
+        </w:tc>
+        <w:tc>
+          <w:tcPr>
+            <w:tcW w:w="1135" w:type="dxa"/>
+            <w:shd w:val="clear" w:color="auto" w:fill="E2F0D9"/>
+            <w:vAlign w:val="center"/>
+          </w:tcPr>
+          <w:p>
+            <w:pPr>
+              <w:spacing w:line="240" w:lineRule="auto"/>
+              <w:ind w:firstLine="0"/>
+              <w:jc w:val="center"/>
+              <w:rPr>
+                <w:bCs/>
+                <w:sz w:val="20"/>
+                <w:lang w:val="ru-RU"/>
+              </w:rPr>
+            </w:pPr>
+            <w:r>
+              <w:rPr>
+                <w:bCs/>
+                <w:sz w:val="20"/>
+                <w:lang w:val="ru-RU"/>
+              </w:rPr>
+              <w:t>Сравнение</w:t>
+            </w:r>
+          </w:p>
+          <w:p>
+            <w:pPr>
+              <w:spacing w:line="240" w:lineRule="auto"/>
+              <w:ind w:firstLine="0"/>
+              <w:jc w:val="center"/>
+              <w:rPr>
+                <w:bCs/>
+                <w:sz w:val="20"/>
+                <w:lang w:val="ru-RU"/>
+              </w:rPr>
+            </w:pPr>
+            <w:r>
+              <w:rPr>
+                <w:bCs/>
+                <w:sz w:val="20"/>
+                <w:lang w:val="ru-RU"/>
+              </w:rPr>
+              <w:t>моделей</w:t>
+            </w:r>
+          </w:p>
+        </w:tc>
+        <w:tc>
+          <w:tcPr>
+            <w:tcW w:w="1134" w:type="dxa"/>
+            <w:shd w:val="clear" w:color="auto" w:fill="E2F0D9"/>
+            <w:vAlign w:val="center"/>
+          </w:tcPr>
+          <w:p>
+            <w:pPr>
+              <w:spacing w:line="240" w:lineRule="auto"/>
+              <w:ind w:firstLine="0"/>
+              <w:jc w:val="center"/>
+              <w:rPr>
+                <w:bCs/>
+                <w:sz w:val="20"/>
+                <w:lang w:val="ru-RU"/>
+              </w:rPr>
+            </w:pPr>
+            <w:r>
+              <w:rPr>
+                <w:bCs/>
+                <w:sz w:val="20"/>
+                <w:lang w:val="ru-RU"/>
+              </w:rPr>
+              <w:t>Подходит</w:t>
+            </w:r>
+          </w:p>
+          <w:p>
+            <w:pPr>
+              <w:spacing w:line="240" w:lineRule="auto"/>
+              <w:ind w:firstLine="0"/>
+              <w:jc w:val="center"/>
+              <w:rPr>
+                <w:bCs/>
+                <w:sz w:val="20"/>
+              </w:rPr>
+            </w:pPr>
+            <w:r>
+              <w:rPr>
+                <w:bCs/>
+                <w:sz w:val="20"/>
+                <w:lang w:val="ru-RU"/>
+              </w:rPr>
+              <w:t xml:space="preserve">для </w:t>
+            </w:r>
+            <w:r>
+              <w:rPr>
+                <w:bCs/>
+                <w:sz w:val="20"/>
+              </w:rPr>
+              <w:t>MOEX</w:t>
+            </w:r>
+          </w:p>
+        </w:tc>
+        <w:tc>
+          <w:tcPr>
+            <w:tcW w:w="850" w:type="dxa"/>
+            <w:shd w:val="clear" w:color="auto" w:fill="E2F0D9"/>
+            <w:vAlign w:val="center"/>
+          </w:tcPr>
+          <w:p>
+            <w:pPr>
+              <w:spacing w:line="240" w:lineRule="auto"/>
+              <w:ind w:firstLine="0"/>
+              <w:jc w:val="center"/>
+              <w:rPr>
+                <w:bCs/>
+                <w:sz w:val="20"/>
+                <w:lang w:val="ru-RU"/>
+              </w:rPr>
+            </w:pPr>
+            <w:r>
+              <w:rPr>
+                <w:bCs/>
+                <w:sz w:val="20"/>
+                <w:lang w:val="ru-RU"/>
+              </w:rPr>
+              <w:t>Сумма</w:t>
+            </w:r>
+          </w:p>
+        </w:tc>
+      </w:tr>
+      <w:tr>
+        <w:trPr>
+          <w:cantSplit/>
+          <w:jc w:val="center"/>
+        </w:trPr>
+        <w:tc>
+          <w:tcPr>
+            <w:tcW w:w="1550" w:type="dxa"/>
+            <w:vAlign w:val="center"/>
+          </w:tcPr>
+          <w:p>
+            <w:pPr>
+              <w:spacing w:line="240" w:lineRule="auto"/>
+              <w:ind w:firstLine="0"/>
+              <w:jc w:val="center"/>
+            </w:pPr>
+            <w:proofErr w:type="spellStart"/>
+            <w:r>
+              <w:rPr>
+                <w:sz w:val="20"/>
+              </w:rPr>
+              <w:t>Backtrader</w:t>
+            </w:r>
+            <w:proofErr w:type="spellEnd"/>
+          </w:p>
+        </w:tc>
+        <w:tc>
+          <w:tcPr>
+            <w:tcW w:w="992" w:type="dxa"/>
+            <w:vAlign w:val="center"/>
+          </w:tcPr>
+          <w:p>
+            <w:pPr>
+              <w:spacing w:line="240" w:lineRule="auto"/>
+              <w:ind w:firstLine="0"/>
+              <w:jc w:val="center"/>
+              <w:rPr>
+                <w:szCs w:val="28"/>
+                <w:lang w:val="ru-RU"/>
+              </w:rPr>
+            </w:pPr>
+            <w:r>
+              <w:rPr>
+                <w:szCs w:val="28"/>
+                <w:lang w:val="ru-RU"/>
+              </w:rPr>
+              <w:t>9</w:t>
+            </w:r>
+          </w:p>
+        </w:tc>
+        <w:tc>
+          <w:tcPr>
+            <w:tcW w:w="1417" w:type="dxa"/>
+            <w:vAlign w:val="center"/>
+          </w:tcPr>
+          <w:p>
+            <w:pPr>
+              <w:spacing w:line="240" w:lineRule="auto"/>
+              <w:ind w:firstLine="0"/>
+              <w:jc w:val="center"/>
+              <w:rPr>
+                <w:szCs w:val="28"/>
+                <w:lang w:val="ru-RU"/>
+              </w:rPr>
+            </w:pPr>
+            <w:r>
+              <w:rPr>
+                <w:szCs w:val="28"/>
+                <w:lang w:val="ru-RU"/>
+              </w:rPr>
+              <w:t>8</w:t>
+            </w:r>
+          </w:p>
+        </w:tc>
+        <w:tc>
+          <w:tcPr>
+            <w:tcW w:w="1417" w:type="dxa"/>
+            <w:vAlign w:val="center"/>
+          </w:tcPr>
+          <w:p>
+            <w:pPr>
+              <w:spacing w:line="240" w:lineRule="auto"/>
+              <w:ind w:firstLine="0"/>
+              <w:jc w:val="center"/>
+              <w:rPr>
+                <w:szCs w:val="28"/>
+                <w:lang w:val="ru-RU"/>
+              </w:rPr>
+            </w:pPr>
+            <w:r>
+              <w:rPr>
+                <w:szCs w:val="28"/>
+                <w:lang w:val="ru-RU"/>
+              </w:rPr>
+              <w:t>8</w:t>
+            </w:r>
+          </w:p>
+        </w:tc>
+        <w:tc>
+          <w:tcPr>
+            <w:tcW w:w="1135" w:type="dxa"/>
+            <w:vAlign w:val="center"/>
+          </w:tcPr>
+          <w:p>
+            <w:pPr>
+              <w:spacing w:line="240" w:lineRule="auto"/>
+              <w:ind w:firstLine="0"/>
+              <w:jc w:val="center"/>
+              <w:rPr>
+                <w:szCs w:val="28"/>
+                <w:lang w:val="ru-RU"/>
+              </w:rPr>
+            </w:pPr>
+            <w:r>
+              <w:rPr>
+                <w:szCs w:val="28"/>
+                <w:lang w:val="ru-RU"/>
+              </w:rPr>
+              <w:t>7</w:t>
+            </w:r>
+          </w:p>
+        </w:tc>
+        <w:tc>
+          <w:tcPr>
+            <w:tcW w:w="1134" w:type="dxa"/>
+            <w:vAlign w:val="center"/>
+          </w:tcPr>
+          <w:p>
+            <w:pPr>
+              <w:spacing w:line="240" w:lineRule="auto"/>
+              <w:ind w:firstLine="0"/>
+              <w:jc w:val="center"/>
+              <w:rPr>
+                <w:szCs w:val="28"/>
+                <w:lang w:val="ru-RU"/>
+              </w:rPr>
+            </w:pPr>
+            <w:r>
+              <w:rPr>
+                <w:szCs w:val="28"/>
+                <w:lang w:val="ru-RU"/>
+              </w:rPr>
+              <w:t>7</w:t>
+            </w:r>
+          </w:p>
+        </w:tc>
+        <w:tc>
+          <w:tcPr>
+            <w:tcW w:w="850" w:type="dxa"/>
+            <w:vAlign w:val="center"/>
+          </w:tcPr>
+          <w:p>
+            <w:pPr>
+              <w:spacing w:line="240" w:lineRule="auto"/>
+              <w:ind w:firstLine="0"/>
+              <w:jc w:val="center"/>
+              <w:rPr>
+                <w:szCs w:val="28"/>
+                <w:lang w:val="ru-RU"/>
+              </w:rPr>
+            </w:pPr>
+            <w:r>
+              <w:rPr>
+                <w:szCs w:val="28"/>
+                <w:lang w:val="ru-RU"/>
+              </w:rPr>
+              <w:t>39</w:t>
+            </w:r>
+          </w:p>
+        </w:tc>
+      </w:tr>
+      <w:tr>
+        <w:trPr>
+          <w:cantSplit/>
+          <w:jc w:val="center"/>
+        </w:trPr>
+        <w:tc>
+          <w:tcPr>
+            <w:tcW w:w="1550" w:type="dxa"/>
+            <w:vAlign w:val="center"/>
+          </w:tcPr>
+          <w:p>
+            <w:pPr>
+              <w:spacing w:line="240" w:lineRule="auto"/>
+              <w:ind w:firstLine="0"/>
+              <w:jc w:val="center"/>
+            </w:pPr>
+            <w:r>
+              <w:rPr>
+                <w:sz w:val="20"/>
+              </w:rPr>
+              <w:t>Zipline</w:t>
+            </w:r>
+          </w:p>
+        </w:tc>
+        <w:tc>
+          <w:tcPr>
+            <w:tcW w:w="992" w:type="dxa"/>
+            <w:vAlign w:val="center"/>
+          </w:tcPr>
+          <w:p>
+            <w:pPr>
+              <w:spacing w:line="240" w:lineRule="auto"/>
+              <w:ind w:firstLine="0"/>
+              <w:jc w:val="center"/>
+              <w:rPr>
+                <w:szCs w:val="28"/>
+                <w:lang w:val="ru-RU"/>
+              </w:rPr>
+            </w:pPr>
+            <w:r>
+              <w:rPr>
+                <w:szCs w:val="28"/>
+                <w:lang w:val="ru-RU"/>
+              </w:rPr>
+              <w:t>6</w:t>
+            </w:r>
+          </w:p>
+        </w:tc>
+        <w:tc>
+          <w:tcPr>
+            <w:tcW w:w="1417" w:type="dxa"/>
+            <w:vAlign w:val="center"/>
+          </w:tcPr>
+          <w:p>
+            <w:pPr>
+              <w:spacing w:line="240" w:lineRule="auto"/>
+              <w:ind w:firstLine="0"/>
+              <w:jc w:val="center"/>
+              <w:rPr>
+                <w:szCs w:val="28"/>
+                <w:lang w:val="ru-RU"/>
+              </w:rPr>
+            </w:pPr>
+            <w:r>
+              <w:rPr>
+                <w:szCs w:val="28"/>
+                <w:lang w:val="ru-RU"/>
+              </w:rPr>
+              <w:t>7</w:t>
+            </w:r>
+          </w:p>
+        </w:tc>
+        <w:tc>
+          <w:tcPr>
+            <w:tcW w:w="1417" w:type="dxa"/>
+            <w:vAlign w:val="center"/>
+          </w:tcPr>
+          <w:p>
+            <w:pPr>
+              <w:spacing w:line="240" w:lineRule="auto"/>
+              <w:ind w:firstLine="0"/>
+              <w:jc w:val="center"/>
+              <w:rPr>
+                <w:szCs w:val="28"/>
+                <w:lang w:val="ru-RU"/>
+              </w:rPr>
+            </w:pPr>
+            <w:r>
+              <w:rPr>
+                <w:szCs w:val="28"/>
+                <w:lang w:val="ru-RU"/>
+              </w:rPr>
+              <w:t>8</w:t>
+            </w:r>
+          </w:p>
+        </w:tc>
+        <w:tc>
+          <w:tcPr>
+            <w:tcW w:w="1135" w:type="dxa"/>
+            <w:vAlign w:val="center"/>
+          </w:tcPr>
+          <w:p>
+            <w:pPr>
+              <w:spacing w:line="240" w:lineRule="auto"/>
+              <w:ind w:firstLine="0"/>
+              <w:jc w:val="center"/>
+              <w:rPr>
+                <w:szCs w:val="28"/>
+                <w:lang w:val="ru-RU"/>
+              </w:rPr>
+            </w:pPr>
+            <w:r>
+              <w:rPr>
+                <w:szCs w:val="28"/>
+                <w:lang w:val="ru-RU"/>
+              </w:rPr>
+              <w:t>6</w:t>
+            </w:r>
+          </w:p>
+        </w:tc>
+        <w:tc>
+          <w:tcPr>
+            <w:tcW w:w="1134" w:type="dxa"/>
+            <w:vAlign w:val="center"/>
+          </w:tcPr>
+          <w:p>
+            <w:pPr>
+              <w:spacing w:line="240" w:lineRule="auto"/>
+              <w:ind w:firstLine="0"/>
+              <w:jc w:val="center"/>
+              <w:rPr>
+                <w:szCs w:val="28"/>
+                <w:lang w:val="ru-RU"/>
+              </w:rPr>
+            </w:pPr>
+            <w:r>
+              <w:rPr>
+                <w:szCs w:val="28"/>
+                <w:lang w:val="ru-RU"/>
+              </w:rPr>
+              <w:t>5</w:t>
+            </w:r>
+          </w:p>
+        </w:tc>
+        <w:tc>
+          <w:tcPr>
+            <w:tcW w:w="850" w:type="dxa"/>
+            <w:vAlign w:val="center"/>
+          </w:tcPr>
+          <w:p>
+            <w:pPr>
+              <w:spacing w:line="240" w:lineRule="auto"/>
+              <w:ind w:firstLine="0"/>
+              <w:jc w:val="center"/>
+              <w:rPr>
+                <w:szCs w:val="28"/>
+                <w:lang w:val="ru-RU"/>
+              </w:rPr>
+            </w:pPr>
+            <w:r>
+              <w:rPr>
+                <w:szCs w:val="28"/>
+                <w:lang w:val="ru-RU"/>
+              </w:rPr>
+              <w:t>32</w:t>
+            </w:r>
+          </w:p>
+        </w:tc>
+      </w:tr>
+      <w:tr>
+        <w:trPr>
+          <w:cantSplit/>
+          <w:jc w:val="center"/>
+        </w:trPr>
+        <w:tc>
+          <w:tcPr>
+            <w:tcW w:w="1550" w:type="dxa"/>
+            <w:vAlign w:val="center"/>
+          </w:tcPr>
+          <w:p>
+            <w:pPr>
+              <w:spacing w:line="240" w:lineRule="auto"/>
+              <w:ind w:firstLine="0"/>
+              <w:jc w:val="center"/>
+              <w:rPr>
+                <w:sz w:val="20"/>
+              </w:rPr>
+            </w:pPr>
+            <w:r>
+              <w:rPr>
+                <w:sz w:val="20"/>
+              </w:rPr>
+              <w:t xml:space="preserve">LEAN / </w:t>
+            </w:r>
+            <w:proofErr w:type="spellStart"/>
+            <w:r>
+              <w:rPr>
+                <w:sz w:val="20"/>
+              </w:rPr>
+              <w:t>QuantConnect</w:t>
+            </w:r>
+            <w:proofErr w:type="spellEnd"/>
+          </w:p>
+        </w:tc>
+        <w:tc>
+          <w:tcPr>
+            <w:tcW w:w="992" w:type="dxa"/>
+            <w:vAlign w:val="center"/>
+          </w:tcPr>
+          <w:p>
+            <w:pPr>
+              <w:spacing w:line="240" w:lineRule="auto"/>
+              <w:ind w:firstLine="0"/>
+              <w:jc w:val="center"/>
+              <w:rPr>
+                <w:szCs w:val="28"/>
+                <w:lang w:val="ru-RU"/>
+              </w:rPr>
+            </w:pPr>
+            <w:r>
+              <w:rPr>
+                <w:szCs w:val="28"/>
+                <w:lang w:val="ru-RU"/>
+              </w:rPr>
+              <w:t>4</w:t>
+            </w:r>
+          </w:p>
+        </w:tc>
+        <w:tc>
+          <w:tcPr>
+            <w:tcW w:w="1417" w:type="dxa"/>
+            <w:vAlign w:val="center"/>
+          </w:tcPr>
+          <w:p>
+            <w:pPr>
+              <w:spacing w:line="240" w:lineRule="auto"/>
+              <w:ind w:firstLine="0"/>
+              <w:jc w:val="center"/>
+              <w:rPr>
+                <w:szCs w:val="28"/>
+                <w:lang w:val="ru-RU"/>
+              </w:rPr>
+            </w:pPr>
+            <w:r>
+              <w:rPr>
+                <w:szCs w:val="28"/>
+                <w:lang w:val="ru-RU"/>
+              </w:rPr>
+              <w:t>9</w:t>
+            </w:r>
+          </w:p>
+        </w:tc>
+        <w:tc>
+          <w:tcPr>
+            <w:tcW w:w="1417" w:type="dxa"/>
+            <w:vAlign w:val="center"/>
+          </w:tcPr>
+          <w:p>
+            <w:pPr>
+              <w:spacing w:line="240" w:lineRule="auto"/>
+              <w:ind w:firstLine="0"/>
+              <w:jc w:val="center"/>
+              <w:rPr>
+                <w:szCs w:val="28"/>
+                <w:lang w:val="ru-RU"/>
+              </w:rPr>
+            </w:pPr>
+            <w:r>
+              <w:rPr>
+                <w:szCs w:val="28"/>
+                <w:lang w:val="ru-RU"/>
+              </w:rPr>
+              <w:t>9</w:t>
+            </w:r>
+          </w:p>
+        </w:tc>
+        <w:tc>
+          <w:tcPr>
+            <w:tcW w:w="1135" w:type="dxa"/>
+            <w:vAlign w:val="center"/>
+          </w:tcPr>
+          <w:p>
+            <w:pPr>
+              <w:spacing w:line="240" w:lineRule="auto"/>
+              <w:ind w:firstLine="0"/>
+              <w:jc w:val="center"/>
+              <w:rPr>
+                <w:szCs w:val="28"/>
+                <w:lang w:val="ru-RU"/>
+              </w:rPr>
+            </w:pPr>
+            <w:r>
+              <w:rPr>
+                <w:szCs w:val="28"/>
+                <w:lang w:val="ru-RU"/>
+              </w:rPr>
+              <w:t>8</w:t>
+            </w:r>
+          </w:p>
+        </w:tc>
+        <w:tc>
+          <w:tcPr>
+            <w:tcW w:w="1134" w:type="dxa"/>
+            <w:vAlign w:val="center"/>
+          </w:tcPr>
+          <w:p>
+            <w:pPr>
+              <w:spacing w:line="240" w:lineRule="auto"/>
+              <w:ind w:firstLine="0"/>
+              <w:jc w:val="center"/>
+              <w:rPr>
+                <w:szCs w:val="28"/>
+                <w:lang w:val="ru-RU"/>
+              </w:rPr>
+            </w:pPr>
+            <w:r>
+              <w:rPr>
+                <w:szCs w:val="28"/>
+                <w:lang w:val="ru-RU"/>
+              </w:rPr>
+              <w:t>7</w:t>
+            </w:r>
+          </w:p>
+        </w:tc>
+        <w:tc>
+          <w:tcPr>
+            <w:tcW w:w="850" w:type="dxa"/>
+            <w:vAlign w:val="center"/>
+          </w:tcPr>
+          <w:p>
+            <w:pPr>
+              <w:spacing w:line="240" w:lineRule="auto"/>
+              <w:ind w:firstLine="0"/>
+              <w:jc w:val="center"/>
+              <w:rPr>
+                <w:szCs w:val="28"/>
+                <w:lang w:val="ru-RU"/>
+              </w:rPr>
+            </w:pPr>
+            <w:r>
+              <w:rPr>
+                <w:szCs w:val="28"/>
+                <w:lang w:val="ru-RU"/>
+              </w:rPr>
+              <w:t>37</w:t>
+            </w:r>
+          </w:p>
+        </w:tc>
+      </w:tr>
+      <w:tr>
+        <w:trPr>
+          <w:cantSplit/>
+          <w:jc w:val="center"/>
+        </w:trPr>
+        <w:tc>
+          <w:tcPr>
+            <w:tcW w:w="1550" w:type="dxa"/>
+            <w:vAlign w:val="center"/>
+          </w:tcPr>
+          <w:p>
+            <w:pPr>
+              <w:spacing w:line="240" w:lineRule="auto"/>
+              <w:ind w:firstLine="0"/>
+              <w:jc w:val="center"/>
+              <w:rPr>
+                <w:sz w:val="20"/>
+                <w:lang w:val="ru-RU"/>
+              </w:rPr>
+            </w:pPr>
+            <w:r>
+              <w:rPr>
+                <w:sz w:val="20"/>
+                <w:lang w:val="ru-RU"/>
+              </w:rPr>
+              <w:t>Предлагаемое решение</w:t>
+            </w:r>
+          </w:p>
+        </w:tc>
+        <w:tc>
+          <w:tcPr>
+            <w:tcW w:w="992" w:type="dxa"/>
+            <w:vAlign w:val="center"/>
+          </w:tcPr>
+          <w:p>
+            <w:pPr>
+              <w:spacing w:line="240" w:lineRule="auto"/>
+              <w:ind w:firstLine="0"/>
+              <w:jc w:val="center"/>
+              <w:rPr>
+                <w:szCs w:val="28"/>
+                <w:lang w:val="ru-RU"/>
+              </w:rPr>
+            </w:pPr>
+            <w:r>
+              <w:rPr>
+                <w:szCs w:val="28"/>
+                <w:lang w:val="ru-RU"/>
+              </w:rPr>
+              <w:t>7</w:t>
+            </w:r>
+          </w:p>
+        </w:tc>
+        <w:tc>
+          <w:tcPr>
+            <w:tcW w:w="1417" w:type="dxa"/>
+            <w:vAlign w:val="center"/>
+          </w:tcPr>
+          <w:p>
+            <w:pPr>
+              <w:spacing w:line="240" w:lineRule="auto"/>
+              <w:ind w:firstLine="0"/>
+              <w:jc w:val="center"/>
+              <w:rPr>
+                <w:szCs w:val="28"/>
+                <w:lang w:val="ru-RU"/>
+              </w:rPr>
+            </w:pPr>
+            <w:r>
+              <w:rPr>
+                <w:szCs w:val="28"/>
+                <w:lang w:val="ru-RU"/>
+              </w:rPr>
+              <w:t>9</w:t>
+            </w:r>
+          </w:p>
+        </w:tc>
+        <w:tc>
+          <w:tcPr>
+            <w:tcW w:w="1417" w:type="dxa"/>
+            <w:vAlign w:val="center"/>
+          </w:tcPr>
+          <w:p>
+            <w:pPr>
+              <w:spacing w:line="240" w:lineRule="auto"/>
+              <w:ind w:firstLine="0"/>
+              <w:jc w:val="center"/>
+              <w:rPr>
+                <w:szCs w:val="28"/>
+                <w:lang w:val="ru-RU"/>
+              </w:rPr>
+            </w:pPr>
+            <w:r>
+              <w:rPr>
+                <w:szCs w:val="28"/>
+                <w:lang w:val="ru-RU"/>
+              </w:rPr>
+              <w:t>9</w:t>
+            </w:r>
+          </w:p>
+        </w:tc>
+        <w:tc>
+          <w:tcPr>
+            <w:tcW w:w="1135" w:type="dxa"/>
+            <w:vAlign w:val="center"/>
+          </w:tcPr>
+          <w:p>
+            <w:pPr>
+              <w:spacing w:line="240" w:lineRule="auto"/>
+              <w:ind w:firstLine="0"/>
+              <w:jc w:val="center"/>
+              <w:rPr>
+                <w:szCs w:val="28"/>
+                <w:lang w:val="ru-RU"/>
+              </w:rPr>
+            </w:pPr>
+            <w:r>
+              <w:rPr>
+                <w:szCs w:val="28"/>
+                <w:lang w:val="ru-RU"/>
+              </w:rPr>
+              <w:t>10</w:t>
+            </w:r>
+          </w:p>
+        </w:tc>
+        <w:tc>
+          <w:tcPr>
+            <w:tcW w:w="1134" w:type="dxa"/>
+            <w:vAlign w:val="center"/>
+          </w:tcPr>
+          <w:p>
+            <w:pPr>
+              <w:spacing w:line="240" w:lineRule="auto"/>
+              <w:ind w:firstLine="0"/>
+              <w:jc w:val="center"/>
+              <w:rPr>
+                <w:szCs w:val="28"/>
+                <w:lang w:val="ru-RU"/>
+              </w:rPr>
+            </w:pPr>
+            <w:r>
+              <w:rPr>
+                <w:szCs w:val="28"/>
+                <w:lang w:val="ru-RU"/>
+              </w:rPr>
+              <w:t>10</w:t>
+            </w:r>
+          </w:p>
+        </w:tc>
+        <w:tc>
+          <w:tcPr>
+            <w:tcW w:w="850" w:type="dxa"/>
+            <w:vAlign w:val="center"/>
+          </w:tcPr>
+          <w:p>
+            <w:pPr>
+              <w:spacing w:line="240" w:lineRule="auto"/>
+              <w:ind w:firstLine="0"/>
+              <w:jc w:val="center"/>
+              <w:rPr>
+                <w:szCs w:val="28"/>
+                <w:lang w:val="ru-RU"/>
+              </w:rPr>
+            </w:pPr>
+            <w:r>
+              <w:rPr>
+                <w:szCs w:val="28"/>
+                <w:lang w:val="ru-RU"/>
+              </w:rPr>
+              <w:t>45</w:t>
+            </w:r>
+          </w:p>
+        </w:tc>
+      </w:tr>
+    </w:tbl>
+    <w:p>
+      <w:pPr>
+        <w:jc w:val="center"/>
+        <w:rPr>
+          <w:lang w:val="ru-RU"/>
+        </w:rPr>
+      </w:pPr>
+      <w:r>
+        <w:rPr>
+          <w:lang w:val="ru-RU"/>
+        </w:rPr>
+        <w:t>Таблица 1.2 – Сравнение средств</w:t>
+      </w:r>
+      <w:r>
+        <w:rPr>
+          <w:lang w:val="ru-RU"/>
+        </w:rPr>
+        <w:t xml:space="preserve"> </w:t>
+      </w:r>
+      <w:r>
+        <w:rPr>
+          <w:lang w:val="ru-RU"/>
+        </w:rPr>
+        <w:t>исторического тестирования торговых алгоритмов</w:t>
+      </w:r>
+    </w:p>
+    <w:p>
+      <w:pPr>
+        <w:spacing w:after="160" w:line="278" w:lineRule="auto"/>
         <w:ind w:firstLine="0"/>
-        <w:rPr>
-          <w:lang w:val="ru-RU"/>
-        </w:rPr>
-      </w:pPr>
+        <w:jc w:val="left"/>
+        <w:rPr>
+          <w:lang w:val="ru-RU"/>
+        </w:rPr>
+      </w:pPr>
+      <w:r>
+        <w:rPr>
+          <w:lang w:val="ru-RU"/>
+        </w:rPr>
+        <w:br w:type="page"/>
+      </w:r>
+    </w:p>
+    <w:p>
+      <w:pPr>
+        <w:pStyle w:val="2"/>
+        <w:rPr>
+          <w:lang w:val="ru-RU"/>
+        </w:rPr>
+      </w:pPr>
+      <w:r>
+        <w:rPr>
+          <w:lang w:val="ru-RU"/>
+        </w:rPr>
+        <w:lastRenderedPageBreak/>
+        <w:t>1.3 Постановка задачи</w:t>
+      </w:r>
+    </w:p>
+    <w:p>
+      <w:pPr>
+        <w:rPr>
+          <w:lang w:val="ru-RU"/>
+        </w:rPr>
+      </w:pPr>
+      <w:r>
+        <w:rPr>
+          <w:lang w:val="ru-RU"/>
+        </w:rPr>
+        <w:t>На основании рассмотренной предметной области и анализа существующих подходов может быть сформулирована постановка задачи выпускной квалификационной работы. Необходимо разработать прототип системы алгоритмического онлайн-трейдинга акций на Московской бирже, функционирующей на минутных данных и ориентированной на принятие решений в режиме торговли только длинными позициями. Система должна объединять средства подготовки данных, нейросетев</w:t>
+      </w:r>
+      <w:r>
+        <w:rPr>
+          <w:lang w:val="ru-RU"/>
+        </w:rPr>
+        <w:t>ые</w:t>
+      </w:r>
+      <w:r>
+        <w:rPr>
+          <w:lang w:val="ru-RU"/>
+        </w:rPr>
+        <w:t xml:space="preserve"> модел</w:t>
+      </w:r>
+      <w:r>
+        <w:rPr>
+          <w:lang w:val="ru-RU"/>
+        </w:rPr>
+        <w:t>и</w:t>
+      </w:r>
+      <w:r>
+        <w:rPr>
+          <w:lang w:val="ru-RU"/>
+        </w:rPr>
+        <w:t xml:space="preserve"> краткосрочного прогнозирования, модуль принятия торговых решений и подсистему тестирования стратегии на исторических данных.</w:t>
+      </w:r>
+    </w:p>
+    <w:p>
+      <w:pPr>
+        <w:rPr>
+          <w:lang w:val="ru-RU"/>
+        </w:rPr>
+      </w:pPr>
+      <w:r>
+        <w:rPr>
+          <w:lang w:val="ru-RU"/>
+        </w:rPr>
+        <w:t xml:space="preserve">Входом в систему являются минутные данные по выбранному множеству ликвидных акций: цена открытия, максимум, минимум, цена закрытия, объём в штуках и денежный оборот. На этапе предварительной обработки требуется обеспечить синхронизацию временных рядов по инструментам, корректную обработку пропусков, расчёт производных признаков и подготовку обучающих выборок. Отдельное требование состоит в том, чтобы формат хранения и обработки данных позволял использовать единый конвейер как для </w:t>
+      </w:r>
+      <w:r>
+        <w:rPr>
+          <w:lang w:val="ru-RU"/>
+        </w:rPr>
+        <w:t>базовых</w:t>
+      </w:r>
+      <w:r>
+        <w:rPr>
+          <w:lang w:val="ru-RU"/>
+        </w:rPr>
+        <w:t xml:space="preserve"> моделей, так и для основной нейросетевой модели.</w:t>
+      </w:r>
+    </w:p>
+    <w:p>
+      <w:pPr>
+        <w:rPr>
+          <w:lang w:val="ru-RU"/>
+        </w:rPr>
+      </w:pPr>
+      <w:r>
+        <w:rPr>
+          <w:lang w:val="ru-RU"/>
+        </w:rPr>
+        <w:t>Прогнозирующая подсистема должна по истории предыдущих минутных наблюдений оценивать ожидаемое изменение цены или иного целевого показателя на горизонте от одной до нескольких минут. Полученный прогноз не используется напрямую как торговый приказ, а передаётся в модуль принятия решений. Этот модуль должен определять, следует ли открыть позицию, сохранить уже открытую позицию либо закрыть её. Решение принимается на основе прогноза, пороговых правил и параметров риск-ограничений. В частности, необходимо предусмотреть запрет коротких продаж, ограничение размера позиции и возможность отказа от сделки в случае недостаточной ожидаемой доходности</w:t>
+      </w:r>
+      <w:r>
+        <w:rPr>
+          <w:lang w:val="ru-RU"/>
+        </w:rPr>
+        <w:t xml:space="preserve"> </w:t>
+      </w:r>
+      <w:r>
+        <w:rPr>
+          <w:lang w:val="ru-RU"/>
+        </w:rPr>
+        <w:t>[2, 3]</w:t>
+      </w:r>
+      <w:r>
+        <w:rPr>
+          <w:lang w:val="ru-RU"/>
+        </w:rPr>
+        <w:t>.</w:t>
+      </w:r>
+    </w:p>
+    <w:p>
+      <w:pPr>
+        <w:rPr>
+          <w:lang w:val="ru-RU"/>
+        </w:rPr>
+      </w:pPr>
+      <w:r>
+        <w:rPr>
+          <w:lang w:val="ru-RU"/>
+        </w:rPr>
+        <w:t xml:space="preserve">Подсистема исторического тестирования должна обеспечивать имитацию работы стратегии в последовательном режиме, соответствующем </w:t>
+      </w:r>
+      <w:r>
+        <w:rPr>
+          <w:lang w:val="ru-RU"/>
+        </w:rPr>
+        <w:t>настоящему</w:t>
+      </w:r>
+      <w:r>
+        <w:rPr>
+          <w:lang w:val="ru-RU"/>
+        </w:rPr>
+        <w:t xml:space="preserve"> </w:t>
+      </w:r>
+      <w:r>
+        <w:rPr>
+          <w:lang w:val="ru-RU"/>
+        </w:rPr>
+        <w:lastRenderedPageBreak/>
+        <w:t>порядку поступления данных. При расчёте результата необходимо учитывать комиссии, биржевой спред и, при наличии технической возможности, проскальзывание исполнения. Для предотвращения методических ошибок оценка качества модели и стратегии должна выполняться на данных, не использованных при обучении. С этой целью требуется реализовать пошаговую временную валидацию, при которой модель обучается на одном временном интервале, а затем проверяется на следующем за ним участке</w:t>
+      </w:r>
+      <w:r>
+        <w:rPr>
+          <w:lang w:val="ru-RU"/>
+        </w:rPr>
+        <w:t xml:space="preserve"> </w:t>
+      </w:r>
+      <w:r>
+        <w:rPr>
+          <w:lang w:val="ru-RU"/>
+        </w:rPr>
+        <w:t>[3, 4, 10]</w:t>
+      </w:r>
+      <w:r>
+        <w:rPr>
+          <w:lang w:val="ru-RU"/>
+        </w:rPr>
+        <w:t>.</w:t>
+      </w:r>
+    </w:p>
+    <w:p>
+      <w:pPr>
+        <w:rPr>
+          <w:lang w:val="ru-RU"/>
+        </w:rPr>
+      </w:pPr>
+      <w:r>
+        <w:rPr>
+          <w:lang w:val="ru-RU"/>
+        </w:rPr>
+        <w:t xml:space="preserve">К основным требованиям к разрабатываемой системе относятся: наличие подготовленного набора минутных данных по выбранному множеству инструментов; использование </w:t>
+      </w:r>
+      <w:r>
+        <w:rPr>
+          <w:lang w:val="ru-RU"/>
+        </w:rPr>
+        <w:t>базовых</w:t>
+      </w:r>
+      <w:r>
+        <w:rPr>
+          <w:lang w:val="ru-RU"/>
+        </w:rPr>
+        <w:t xml:space="preserve"> и нейросетевых моделей прогнозирования; наличие алгоритма принятия торговых решений; программная реализация процедуры исторического тестирования; а также возможность экспериментальной оценки по показателям качества прогноза и эффективности стратегии.</w:t>
+      </w:r>
+    </w:p>
+    <w:p>
+      <w:pPr>
+        <w:rPr>
+          <w:lang w:val="ru-RU"/>
+        </w:rPr>
+      </w:pPr>
+      <w:r>
+        <w:rPr>
+          <w:lang w:val="ru-RU"/>
+        </w:rPr>
+        <w:t>Таким образом, аналитический раздел позволяет перейти от общего описания предметной области к формализованной постановке задачи. В следующем разделе необходимо определить метод решения, выбрать архитектуру прогнозирующей модели, описать состав признаков и разработать алгоритм принятия торговых решений, который будет использован в программном прототипе системы.</w:t>
+      </w:r>
+    </w:p>
+    <w:p>
+      <w:pPr>
+        <w:rPr>
+          <w:lang w:val="ru-RU"/>
+        </w:rPr>
+      </w:pPr>
+      <w:r>
+        <w:rPr>
+          <w:lang w:val="ru-RU"/>
+        </w:rPr>
+        <w:br w:type="page"/>
+      </w:r>
+    </w:p>
+    <w:p>
+      <w:pPr>
+        <w:pStyle w:val="1"/>
+        <w:rPr>
+          <w:lang w:val="ru-RU"/>
+        </w:rPr>
+      </w:pPr>
+      <w:r>
+        <w:rPr>
+          <w:lang w:val="ru-RU"/>
+        </w:rPr>
+        <w:lastRenderedPageBreak/>
+        <w:t>2</w:t>
+      </w:r>
+      <w:r>
+        <w:rPr>
+          <w:lang w:val="ru-RU"/>
+        </w:rPr>
+        <w:t>.</w:t>
+      </w:r>
+      <w:r>
+        <w:rPr>
+          <w:lang w:val="ru-RU"/>
+        </w:rPr>
+        <w:t xml:space="preserve"> Специальный раздел</w:t>
+      </w:r>
+    </w:p>
+    <w:p>
+      <w:pPr>
+        <w:pStyle w:val="2"/>
+        <w:rPr>
+          <w:lang w:val="ru-RU"/>
+        </w:rPr>
+      </w:pPr>
+      <w:r>
+        <w:rPr>
+          <w:lang w:val="ru-RU"/>
+        </w:rPr>
+        <w:t>2.1 Выбор метода решения и общая структура системы</w:t>
+      </w:r>
+    </w:p>
+    <w:p>
+      <w:pPr>
+        <w:rPr>
+          <w:lang w:val="ru-RU"/>
+        </w:rPr>
+      </w:pPr>
+      <w:r>
+        <w:rPr>
+          <w:lang w:val="ru-RU"/>
+        </w:rPr>
+        <w:t>В настоящей работе для решения поставленной задачи предлагается использовать гибридный подход, состоящий из двух взаимосвязанных частей: подсистемы краткосрочного прогнозирования и модуля принятия торговых решений. Первая часть предназначена для оценки ожидаемой доходности инструмента на заданном горизонте прогнозирования, вторая — для преобразования полученного прогноза в конкретное торговое действие с учётом издержек и ограничений стратегии</w:t>
+      </w:r>
+      <w:r>
+        <w:rPr>
+          <w:lang w:val="ru-RU"/>
+        </w:rPr>
+        <w:t xml:space="preserve"> </w:t>
+      </w:r>
+      <w:r>
+        <w:rPr>
+          <w:lang w:val="ru-RU"/>
+        </w:rPr>
+        <w:t>[2, 3]</w:t>
+      </w:r>
+      <w:r>
+        <w:rPr>
+          <w:lang w:val="ru-RU"/>
+        </w:rPr>
+        <w:t>.</w:t>
+      </w:r>
+    </w:p>
+    <w:p>
+      <w:pPr>
+        <w:rPr>
+          <w:lang w:val="ru-RU"/>
+        </w:rPr>
+      </w:pPr>
+      <w:r>
+        <w:rPr>
+          <w:lang w:val="ru-RU"/>
+        </w:rPr>
+        <w:t>Выбор именно такого подхода обусловлен особенностями предметной области. Для поминутной торговли на рынке акций недостаточно только определить вероятное направление движения цены. Даже при наличии корректного прогноза ожидаемое изменение рыночного параметра может оказаться слишком малым по сравнению с комиссией, биржевым спредом и возможным проскальзыванием. Кроме того, торговое решение зависит от уже открытой позиции, доступного капитала, ограничений на объём сделки и максимально допустимого числа одновременно удерживаемых инструментов. Поэтому прогноз следует рассматривать как входную величину для системы принятия решений, а не как самостоятельный конечный результат</w:t>
+      </w:r>
+      <w:r>
+        <w:rPr>
+          <w:lang w:val="ru-RU"/>
+        </w:rPr>
+        <w:t xml:space="preserve"> </w:t>
+      </w:r>
+      <w:r>
+        <w:rPr>
+          <w:lang w:val="ru-RU"/>
+        </w:rPr>
+        <w:t>[1, 2]</w:t>
+      </w:r>
+      <w:r>
+        <w:rPr>
+          <w:lang w:val="ru-RU"/>
+        </w:rPr>
+        <w:t>.</w:t>
+      </w:r>
+    </w:p>
+    <w:p>
+      <w:pPr>
+        <w:rPr>
+          <w:lang w:val="ru-RU"/>
+        </w:rPr>
+      </w:pPr>
+      <w:r>
+        <w:rPr>
+          <w:lang w:val="ru-RU"/>
+        </w:rPr>
+        <w:t xml:space="preserve">Общая структура разрабатываемой системы включает несколько последовательно связанных этапов. На первом этапе выполняется получение и предварительная обработка минутных рыночных данных по выбранному множеству акций Московской биржи. На втором этапе на основе обработанных данных формируется набор признаков, описывающих текущее состояние рынка по каждому инструменту. На третьем этапе выполняется прогнозирование целевой переменной с использованием </w:t>
+      </w:r>
+      <w:r>
+        <w:rPr>
+          <w:lang w:val="ru-RU"/>
+        </w:rPr>
+        <w:t>базовых</w:t>
+      </w:r>
+      <w:r>
+        <w:rPr>
+          <w:lang w:val="ru-RU"/>
+        </w:rPr>
+        <w:t xml:space="preserve"> и нейросетевых моделей. На четвёртом этапе модуль преобразует прогноз в действия покупки, продажи или удержания позиции. На пятом этапе осуществляется историческое тестирование </w:t>
+      </w:r>
+      <w:r>
+        <w:rPr>
+          <w:lang w:val="ru-RU"/>
+        </w:rPr>
+        <w:lastRenderedPageBreak/>
+        <w:t>стратегии, позволяющее оценить её качество по совокупности прогностических и торговых показателей.</w:t>
+      </w:r>
+    </w:p>
+    <w:p>
+      <w:pPr>
+        <w:rPr>
+          <w:lang w:val="ru-RU"/>
+        </w:rPr>
+      </w:pPr>
+      <w:r>
+        <w:rPr>
+          <w:lang w:val="ru-RU"/>
+        </w:rPr>
+        <w:t>Для наглядного представления последовательности функционирования разрабатываемой торговой системы на одном шаге обработки данных используется диаграмма деятельности. Она отражает общий порядок выполнения этапов от получения минутных рыночных данных до расчёта итоговых показателей стратегии.</w:t>
+      </w:r>
+    </w:p>
+    <w:p>
+      <w:pPr>
+        <w:ind w:firstLine="0"/>
+        <w:jc w:val="center"/>
+        <w:rPr>
+          <w:lang w:val="ru-RU"/>
+        </w:rPr>
+      </w:pPr>
+      <w:r>
+        <w:rPr>
+          <w:noProof/>
+        </w:rPr>
+        <w:drawing>
+          <wp:inline distT="0" distB="0" distL="0" distR="0" wp14:anchorId="041446EF" wp14:editId="293D7763">
+            <wp:extent cx="3566160" cy="6715496"/>
+            <wp:effectExtent l="0" t="0" r="0" b="9525"/>
+            <wp:docPr id="165474603" name="Рисунок 1" descr="PlantUML diagram"/>
+            <wp:cNvGraphicFramePr>
+              <a:graphicFrameLocks xmlns:a="http://schemas.openxmlformats.org/drawingml/2006/main" noChangeAspect="1"/>
+            </wp:cNvGraphicFramePr>
+            <a:graphic xmlns:a="http://schemas.openxmlformats.org/drawingml/2006/main">
+              <a:graphicData uri="http://schemas.openxmlformats.org/drawingml/2006/picture">
+                <pic:pic xmlns:pic="http://schemas.openxmlformats.org/drawingml/2006/picture">
+                  <pic:nvPicPr>
+                    <pic:cNvPr id="0" name="Picture 1" descr="PlantUML diagram"/>
+                    <pic:cNvPicPr>
+                      <a:picLocks noChangeAspect="1" noChangeArrowheads="1"/>
+                    </pic:cNvPicPr>
+                  </pic:nvPicPr>
+                  <pic:blipFill>
+                    <a:blip r:embed="rId10" cstate="print">
+                      <a:extLst>
+                        <a:ext uri="{28A0092B-C50C-407E-A947-70E740481C1C}">
+                          <a14:useLocalDpi xmlns:a14="http://schemas.microsoft.com/office/drawing/2010/main" val="0"/>
+                        </a:ext>
+                      </a:extLst>
+                    </a:blip>
+                    <a:srcRect/>
+                    <a:stretch>
+                      <a:fillRect/>
+                    </a:stretch>
+                  </pic:blipFill>
+                  <pic:spPr bwMode="auto">
+                    <a:xfrm>
+                      <a:off x="0" y="0"/>
+                      <a:ext cx="3619785" cy="6816478"/>
+                    </a:xfrm>
+                    <a:prstGeom prst="rect">
+                      <a:avLst/>
+                    </a:prstGeom>
+                    <a:noFill/>
+                    <a:ln>
+                      <a:noFill/>
+                    </a:ln>
+                  </pic:spPr>
+                </pic:pic>
+              </a:graphicData>
+            </a:graphic>
+          </wp:inline>
+        </w:drawing>
+      </w:r>
+    </w:p>
+    <w:p>
+      <w:pPr>
+        <w:ind w:firstLine="0"/>
+        <w:jc w:val="center"/>
+        <w:rPr>
+          <w:lang w:val="ru-RU"/>
+        </w:rPr>
+      </w:pPr>
+      <w:r>
+        <w:rPr>
+          <w:lang w:val="ru-RU"/>
+        </w:rPr>
+        <w:t>Рисунок 3 – UML-диаграмма деятельности процесса работы торговой системы</w:t>
+      </w:r>
+    </w:p>
+    <w:p>
+      <w:pPr>
+        <w:ind w:firstLine="708"/>
+        <w:rPr>
+          <w:lang w:val="ru-RU"/>
+        </w:rPr>
+      </w:pPr>
+      <w:r>
+        <w:rPr>
+          <w:lang w:val="ru-RU"/>
+        </w:rPr>
+        <w:lastRenderedPageBreak/>
+        <w:t>Диаграмма показывает, что система функционирует как единый вычислительный контур, в котором подготовленные минутные данные преобразуются в признаки, затем используются для прогнозирования, после чего прогноз переводится в торговое действие и передаётся в контур исторического тестирования. Результатом работы являются как показатели качества прогноза, так и показатели торговой эффективности.</w:t>
+      </w:r>
+    </w:p>
+    <w:p>
+      <w:pPr>
+        <w:ind w:firstLine="708"/>
+        <w:rPr>
+          <w:lang w:val="ru-RU"/>
+        </w:rPr>
+      </w:pPr>
+      <w:r>
+        <w:rPr>
+          <w:lang w:val="ru-RU"/>
+        </w:rPr>
+        <w:t>В качестве целевой переменной в работе выбрана не абсолютная цена следующего момента времени, а краткосрочная доходность инструмента. Такой выбор позволяет привести данные разных бумаг к более сопоставимому масштабу, что особенно важно при работе с большим множеством акций, имеющих различный ценовой уровень. Кроме того, именно ожидаемая доходность является более естественной величиной для передачи в модуль принятия решений, поскольку она позволяет напрямую сопоставлять величину ожидаемого эффекта с величиной торговых издержек</w:t>
+      </w:r>
+      <w:r>
+        <w:rPr>
+          <w:lang w:val="ru-RU"/>
+        </w:rPr>
+        <w:t xml:space="preserve"> </w:t>
+      </w:r>
+      <w:r>
+        <w:rPr>
+          <w:lang w:val="ru-RU"/>
+        </w:rPr>
+        <w:t>[3, 4]</w:t>
+      </w:r>
+      <w:r>
+        <w:rPr>
+          <w:lang w:val="ru-RU"/>
+        </w:rPr>
+        <w:t>.</w:t>
+      </w:r>
+    </w:p>
+    <w:p>
+      <w:pPr>
+        <w:rPr>
+          <w:lang w:val="ru-RU"/>
+        </w:rPr>
+      </w:pPr>
+      <w:r>
+        <w:rPr>
+          <w:lang w:val="ru-RU"/>
+        </w:rPr>
+        <w:t xml:space="preserve">Для исследования выбраны две </w:t>
+      </w:r>
+      <w:r>
+        <w:rPr>
+          <w:lang w:val="ru-RU"/>
+        </w:rPr>
+        <w:t>базовые</w:t>
+      </w:r>
+      <w:r>
+        <w:rPr>
+          <w:lang w:val="ru-RU"/>
+        </w:rPr>
+        <w:t xml:space="preserve"> модели и три нейросетевые архитектуры. В качестве </w:t>
+      </w:r>
+      <w:r>
+        <w:rPr>
+          <w:lang w:val="ru-RU"/>
+        </w:rPr>
+        <w:t>базовых</w:t>
+      </w:r>
+      <w:r>
+        <w:rPr>
+          <w:lang w:val="ru-RU"/>
+        </w:rPr>
+        <w:t xml:space="preserve"> моделей используются наивная модель нулевой доходности и линейная регрессия по лаговым признакам. Эти модели служат простыми и интерпретируемыми ориентирами, позволяющими определить, дают ли более сложные методы улучшение качества прогноза. В качестве нейросетевых моделей используются рекуррентная модель на основе управляемых рекуррентных блоков, одномерная свёрточная нейронная сеть и </w:t>
+      </w:r>
+      <w:proofErr w:type="spellStart"/>
+      <w:r>
+        <w:rPr>
+          <w:lang w:val="ru-RU"/>
+        </w:rPr>
+        <w:t>трансформерная</w:t>
+      </w:r>
+      <w:proofErr w:type="spellEnd"/>
+      <w:r>
+        <w:rPr>
+          <w:lang w:val="ru-RU"/>
+        </w:rPr>
+        <w:t xml:space="preserve"> архитектура. Такой набор позволяет сравнить три разных подхода к обработке временной последовательности: рекуррентный, свёрточный и основанный на механизме внимания.</w:t>
+      </w:r>
+    </w:p>
+    <w:p>
+      <w:pPr>
+        <w:rPr>
+          <w:lang w:val="ru-RU"/>
+        </w:rPr>
+      </w:pPr>
+      <w:r>
+        <w:rPr>
+          <w:lang w:val="ru-RU"/>
+        </w:rPr>
+        <w:t>Таким образом, в качестве метода решения выбирается единая вычислительная схема, в которой все модели работают на одном и том же наборе данных и признаков, формируют прогноз краткосрочной доходности, после чего их результаты преобразуются в торговые решения по единым правилам. Это обеспечивает сопоставимость результатов и позволяет корректно оценить влияние выбора архитектуры на итоговое качество торговой системы.</w:t>
+      </w:r>
+    </w:p>
+    <w:p>
+      <w:pPr>
+        <w:pStyle w:val="2"/>
+        <w:rPr>
+          <w:lang w:val="ru-RU"/>
+        </w:rPr>
+      </w:pPr>
+      <w:r>
+        <w:rPr>
+          <w:lang w:val="ru-RU"/>
+        </w:rPr>
+        <w:lastRenderedPageBreak/>
+        <w:t>2.2 Формирование входных данных и признакового пространства</w:t>
+      </w:r>
+    </w:p>
+    <w:p>
+      <w:pPr>
+        <w:rPr>
+          <w:lang w:val="ru-RU"/>
+        </w:rPr>
+      </w:pPr>
+      <w:r>
+        <w:rPr>
+          <w:lang w:val="ru-RU"/>
+        </w:rPr>
+        <w:t xml:space="preserve">Входной информацией для построения прогнозирующих моделей служат минутные данные по выбранному множеству ликвидных акций Московской биржи. Для каждого инструмента используются цена открытия, максимальная цена за минуту, минимальная цена за минуту, цена закрытия, объём торгов в штуках и денежный оборот. Такой набор параметров позволяет одновременно учитывать ценовую динамику инструмента, диапазон изменения цены в течение минуты и интенсивность торговой активности. </w:t>
+      </w:r>
+    </w:p>
+    <w:p>
+      <w:pPr>
+        <w:rPr>
+          <w:lang w:val="ru-RU"/>
+        </w:rPr>
+      </w:pPr>
+      <w:r>
+        <w:rPr>
+          <w:lang w:val="ru-RU"/>
+        </w:rPr>
+        <w:t xml:space="preserve">На этапе подготовки данных исходные временные ряды приводятся к единой структуре. Для этого выполняются сортировка наблюдений по времени, синхронизация минутных записей по всем инструментам, проверка полноты временной сетки и обработка пропусков. При формировании единого датасета необходимо учитывать границы торговых сессий и исключать некорректное распространение данных на нерабочие интервалы. Для пропущенных минут внутри торгового дня используются последние доступные значения рыночных параметров, что позволяет сохранить непрерывность временного ряда и единообразие входного представления для моделей. Такой подход особенно важен при работе с большим числом инструментов, поскольку позволяет применять к ним одну и ту же процедуру подготовки данных </w:t>
+      </w:r>
+      <w:r>
+        <w:rPr>
+          <w:lang w:val="ru-RU"/>
+        </w:rPr>
+        <w:t>[1, 3]</w:t>
+      </w:r>
+      <w:r>
+        <w:rPr>
+          <w:lang w:val="ru-RU"/>
+        </w:rPr>
+        <w:t>.</w:t>
+      </w:r>
+    </w:p>
+    <w:p>
+      <w:pPr>
+        <w:rPr>
+          <w:lang w:val="ru-RU"/>
+        </w:rPr>
+      </w:pPr>
+      <w:r>
+        <w:rPr>
+          <w:lang w:val="ru-RU"/>
+        </w:rPr>
+        <w:t>Программная организация этапа подготовки данных может быть представлена в виде диаграммы классов подсистемы предварительной обработки. Она отражает основные сущности, участвующие в проверке структуры данных, синхронизации минутных рядов, построении полной минутной сетки и заполнении пропусков.</w:t>
+      </w:r>
+    </w:p>
+    <w:p>
+      <w:pPr>
+        <w:ind w:firstLine="0"/>
+        <w:rPr>
+          <w:lang w:val="ru-RU"/>
+        </w:rPr>
+      </w:pPr>
+      <w:r>
+        <w:rPr>
+          <w:noProof/>
+        </w:rPr>
+        <w:lastRenderedPageBreak/>
+        <w:drawing>
+          <wp:inline distT="0" distB="0" distL="0" distR="0" wp14:anchorId="50A968B2" wp14:editId="2538A4AD">
+            <wp:extent cx="6120130" cy="3219450"/>
+            <wp:effectExtent l="0" t="0" r="0" b="0"/>
+            <wp:docPr id="1553611496" name="Рисунок 3" descr="PlantUML diagram"/>
+            <wp:cNvGraphicFramePr>
+              <a:graphicFrameLocks xmlns:a="http://schemas.openxmlformats.org/drawingml/2006/main" noChangeAspect="1"/>
+            </wp:cNvGraphicFramePr>
+            <a:graphic xmlns:a="http://schemas.openxmlformats.org/drawingml/2006/main">
+              <a:graphicData uri="http://schemas.openxmlformats.org/drawingml/2006/picture">
+                <pic:pic xmlns:pic="http://schemas.openxmlformats.org/drawingml/2006/picture">
+                  <pic:nvPicPr>
+                    <pic:cNvPr id="0" name="Picture 5" descr="PlantUML diagram"/>
+                    <pic:cNvPicPr>
+                      <a:picLocks noChangeAspect="1" noChangeArrowheads="1"/>
+                    </pic:cNvPicPr>
+                  </pic:nvPicPr>
+                  <pic:blipFill>
+                    <a:blip r:embed="rId11" cstate="print">
+                      <a:extLst>
+                        <a:ext uri="{28A0092B-C50C-407E-A947-70E740481C1C}">
+                          <a14:useLocalDpi xmlns:a14="http://schemas.microsoft.com/office/drawing/2010/main" val="0"/>
+                        </a:ext>
+                      </a:extLst>
+                    </a:blip>
+                    <a:srcRect/>
+                    <a:stretch>
+                      <a:fillRect/>
+                    </a:stretch>
+                  </pic:blipFill>
+                  <pic:spPr bwMode="auto">
+                    <a:xfrm>
+                      <a:off x="0" y="0"/>
+                      <a:ext cx="6120130" cy="3219450"/>
+                    </a:xfrm>
+                    <a:prstGeom prst="rect">
+                      <a:avLst/>
+                    </a:prstGeom>
+                    <a:noFill/>
+                    <a:ln>
+                      <a:noFill/>
+                    </a:ln>
+                  </pic:spPr>
+                </pic:pic>
+              </a:graphicData>
+            </a:graphic>
+          </wp:inline>
+        </w:drawing>
+      </w:r>
+    </w:p>
+    <w:p>
+      <w:pPr>
+        <w:ind w:firstLine="0"/>
+        <w:jc w:val="center"/>
+        <w:rPr>
+          <w:lang w:val="ru-RU"/>
+        </w:rPr>
+      </w:pPr>
+      <w:r>
+        <w:rPr>
+          <w:lang w:val="ru-RU"/>
+        </w:rPr>
+        <w:t>Рисунок 4 – UML-диаграмма классов подсистемы предварительной обработки</w:t>
+      </w:r>
+    </w:p>
+    <w:p>
+      <w:pPr>
+        <w:ind w:firstLine="0"/>
+        <w:rPr>
+          <w:lang w:val="ru-RU"/>
+        </w:rPr>
+      </w:pPr>
+      <w:r>
+        <w:rPr>
+          <w:lang w:val="ru-RU"/>
+        </w:rPr>
+        <w:tab/>
+      </w:r>
+      <w:r>
+        <w:rPr>
+          <w:lang w:val="ru-RU"/>
+        </w:rPr>
+        <w:t>Как видно из рисунка 4, предварительная обработка организована как последовательность операций над минутными данными, включающая проверку схемы и типов, сортировку и удаление дубликатов, разбиение по торговым дням, построение минутной сетки и заполнение пропусков. Такое разбиение подчёркивает модульный характер подготовки данных и позволяет использовать единый конвейер для всех инструментов.</w:t>
+      </w:r>
+    </w:p>
+    <w:p>
+      <w:pPr>
+        <w:rPr>
+          <w:lang w:val="ru-RU"/>
+        </w:rPr>
+      </w:pPr>
+      <w:r>
+        <w:rPr>
+          <w:lang w:val="ru-RU"/>
+        </w:rPr>
+        <w:t xml:space="preserve">В работе используется не только исходный набор минутных параметров, но и производные признаки, отражающие недавнюю динамику рынка. К первой группе относятся лаговые значения доходности, позволяющие учитывать изменения цены за несколько предыдущих минут. Ко второй группе относятся признаки объёма и денежного оборота, включая их логарифмированные значения и лаговые характеристики. Логарифмирование объёма и оборота используется для уменьшения влияния редких экстремальных всплесков и приведения распределения признаков к более устойчивому виду. К третьей группе относятся признаки локального состояния цены: скользящие средние по коротким окнам, отклонение текущей цены от своего локального среднего, а также простые оценки изменчивости на последних интервалах. К четвёртой группе относятся признаки геометрии минутной свечи, например относительный </w:t>
+      </w:r>
+      <w:r>
+        <w:rPr>
+          <w:lang w:val="ru-RU"/>
+        </w:rPr>
+        <w:lastRenderedPageBreak/>
+        <w:t>размер тела свечи и полный диапазон изменения цены за минуту. Такие характеристики позволяют передавать модели не только абсолютные уровни цен, но и форму недавнего ценового движения</w:t>
+      </w:r>
+      <w:r>
+        <w:rPr>
+          <w:lang w:val="ru-RU"/>
+        </w:rPr>
+        <w:t xml:space="preserve"> </w:t>
+      </w:r>
+      <w:r>
+        <w:rPr>
+          <w:lang w:val="ru-RU"/>
+        </w:rPr>
+        <w:t>[1, 3]</w:t>
+      </w:r>
+      <w:r>
+        <w:rPr>
+          <w:lang w:val="ru-RU"/>
+        </w:rPr>
+        <w:t>.</w:t>
+      </w:r>
+    </w:p>
+    <w:p>
+      <w:pPr>
+        <w:rPr>
+          <w:lang w:val="ru-RU"/>
+        </w:rPr>
+      </w:pPr>
+      <w:r>
+        <w:rPr>
+          <w:lang w:val="ru-RU"/>
+        </w:rPr>
+        <w:t>Структура подсистемы формирования признаков представлена на рисунке 5. Она показывает разбиение общего процесса построения признакового пространства на отдельные классы, отвечающие за временные признаки, лаги доходности, объёмные признаки, скользящие характеристики, признаки изменчивости и геометрии свечи.</w:t>
+      </w:r>
+    </w:p>
+    <w:p>
+      <w:pPr>
+        <w:ind w:firstLine="0"/>
+        <w:rPr>
+          <w:lang w:val="ru-RU"/>
+        </w:rPr>
+      </w:pPr>
+      <w:r>
+        <w:rPr>
+          <w:noProof/>
+        </w:rPr>
+        <w:drawing>
+          <wp:inline distT="0" distB="0" distL="0" distR="0" wp14:anchorId="750405E6" wp14:editId="72669ECF">
+            <wp:extent cx="5774519" cy="6231663"/>
+            <wp:effectExtent l="0" t="0" r="0" b="0"/>
+            <wp:docPr id="1293621881" name="Рисунок 4" descr="PlantUML diagram"/>
+            <wp:cNvGraphicFramePr>
+              <a:graphicFrameLocks xmlns:a="http://schemas.openxmlformats.org/drawingml/2006/main" noChangeAspect="1"/>
+            </wp:cNvGraphicFramePr>
+            <a:graphic xmlns:a="http://schemas.openxmlformats.org/drawingml/2006/main">
+              <a:graphicData uri="http://schemas.openxmlformats.org/drawingml/2006/picture">
+                <pic:pic xmlns:pic="http://schemas.openxmlformats.org/drawingml/2006/picture">
+                  <pic:nvPicPr>
+                    <pic:cNvPr id="0" name="Picture 7" descr="PlantUML diagram"/>
+                    <pic:cNvPicPr>
+                      <a:picLocks noChangeAspect="1" noChangeArrowheads="1"/>
+                    </pic:cNvPicPr>
+                  </pic:nvPicPr>
+                  <pic:blipFill>
+                    <a:blip r:embed="rId12">
+                      <a:extLst>
+                        <a:ext uri="{28A0092B-C50C-407E-A947-70E740481C1C}">
+                          <a14:useLocalDpi xmlns:a14="http://schemas.microsoft.com/office/drawing/2010/main" val="0"/>
+                        </a:ext>
+                      </a:extLst>
+                    </a:blip>
+                    <a:srcRect/>
+                    <a:stretch>
+                      <a:fillRect/>
+                    </a:stretch>
+                  </pic:blipFill>
+                  <pic:spPr bwMode="auto">
+                    <a:xfrm>
+                      <a:off x="0" y="0"/>
+                      <a:ext cx="5787780" cy="6245974"/>
+                    </a:xfrm>
+                    <a:prstGeom prst="rect">
+                      <a:avLst/>
+                    </a:prstGeom>
+                    <a:noFill/>
+                    <a:ln>
+                      <a:noFill/>
+                    </a:ln>
+                  </pic:spPr>
+                </pic:pic>
+              </a:graphicData>
+            </a:graphic>
+          </wp:inline>
+        </w:drawing>
+      </w:r>
+    </w:p>
+    <w:p>
+      <w:pPr>
+        <w:ind w:firstLine="0"/>
+        <w:jc w:val="center"/>
+        <w:rPr>
+          <w:lang w:val="ru-RU"/>
+        </w:rPr>
+      </w:pPr>
+      <w:r>
+        <w:rPr>
+          <w:lang w:val="ru-RU"/>
+        </w:rPr>
+        <w:t>Рисунок 5 – UML-диаграмма классов подсистемы формирования признаков</w:t>
+      </w:r>
+    </w:p>
+    <w:p>
+      <w:pPr>
+        <w:ind w:firstLine="0"/>
+        <w:rPr>
+          <w:lang w:val="ru-RU"/>
+        </w:rPr>
+      </w:pPr>
+      <w:r>
+        <w:rPr>
+          <w:lang w:val="ru-RU"/>
+        </w:rPr>
+        <w:lastRenderedPageBreak/>
+        <w:tab/>
+      </w:r>
+      <w:r>
+        <w:rPr>
+          <w:lang w:val="ru-RU"/>
+        </w:rPr>
+        <w:t>Из рисунка 5 видно, что формирование признаков реализуется как единый конвейер, объединяющий несколько специализированных построителей. Такой подход позволяет сохранить интерпретируемость признакового пространства, упростить расширение набора входных характеристик и обеспечить сопоставимость входных данных для всех исследуемых моделей.</w:t>
+      </w:r>
+    </w:p>
+    <w:p>
+      <w:pPr>
+        <w:rPr>
+          <w:lang w:val="ru-RU"/>
+        </w:rPr>
+      </w:pPr>
+      <w:r>
+        <w:rPr>
+          <w:lang w:val="ru-RU"/>
+        </w:rPr>
+        <w:t xml:space="preserve">Отдельную группу образуют временные признаки, описывающие положение наблюдения внутри торгового календаря. В базовом варианте используются номер часа, минуты, день недели, день месяца и месяц. Для циклических временных признаков применяется представление через синус и косинус, что позволяет корректно учитывать периодическую природу времени суток, дня недели и положения внутри месяца. Такое кодирование предпочтительно по сравнению с прямой подстановкой календарных номеров, поскольку отражает близость соседних моментов на цикле, например конца и начала торгового дня либо конца и начала календарного месяца </w:t>
+      </w:r>
+      <w:r>
+        <w:rPr>
+          <w:lang w:val="ru-RU"/>
+        </w:rPr>
+        <w:t>[3]</w:t>
+      </w:r>
+      <w:r>
+        <w:rPr>
+          <w:lang w:val="ru-RU"/>
+        </w:rPr>
+        <w:t>.</w:t>
+      </w:r>
+    </w:p>
+    <w:p>
+      <w:pPr>
+        <w:rPr>
+          <w:lang w:val="ru-RU"/>
+        </w:rPr>
+      </w:pPr>
+      <w:r>
+        <w:rPr>
+          <w:lang w:val="ru-RU"/>
+        </w:rPr>
+        <w:t xml:space="preserve">Принципиально важным требованием является причинная корректность признаков. Для каждого момента времени допускается использовать только ту информацию, которая уже была известна к моменту формирования прогноза. Это исключает скрытое использование будущих значений и обеспечивает корректность последующего исторического тестирования. По этой причине все лаговые, скользящие и агрегированные признаки рассчитываются только по прошлым наблюдениям, а целевая переменная формируется отдельно и не участвует в вычислении входных характеристик </w:t>
+      </w:r>
+      <w:r>
+        <w:rPr>
+          <w:lang w:val="ru-RU"/>
+        </w:rPr>
+        <w:t>[3, 10, 11]</w:t>
+      </w:r>
+      <w:r>
+        <w:rPr>
+          <w:lang w:val="ru-RU"/>
+        </w:rPr>
+        <w:t>.</w:t>
+      </w:r>
+    </w:p>
+    <w:p>
+      <w:pPr>
+        <w:rPr>
+          <w:lang w:val="ru-RU"/>
+        </w:rPr>
+      </w:pPr>
+      <w:r>
+        <w:rPr>
+          <w:lang w:val="ru-RU"/>
+        </w:rPr>
+        <w:t xml:space="preserve">Отбор признаков в работе осуществляется не как автоматическая процедура статистического исключения столбцов, а как содержательный выбор ограниченного набора характеристик, непосредственно связанных с рассматриваемой задачей. В итоговый набор включаются только те признаки, которые обладают ясной экономической интерпретацией, могут быть вычислены в </w:t>
+      </w:r>
+      <w:proofErr w:type="spellStart"/>
+      <w:r>
+        <w:rPr>
+          <w:lang w:val="ru-RU"/>
+        </w:rPr>
+        <w:t>причинно</w:t>
+      </w:r>
+      <w:proofErr w:type="spellEnd"/>
+      <w:r>
+        <w:rPr>
+          <w:lang w:val="ru-RU"/>
+        </w:rPr>
+        <w:t xml:space="preserve"> корректном режиме и подходят одновременно для базовых и нейросетевых моделей. Такой подход позволяет избежать избыточного </w:t>
+      </w:r>
+      <w:r>
+        <w:rPr>
+          <w:lang w:val="ru-RU"/>
+        </w:rPr>
+        <w:lastRenderedPageBreak/>
+        <w:t xml:space="preserve">усложнения признакового пространства, уменьшить риск переобучения и сохранить сопоставимость результатов между различными архитектурами. </w:t>
+      </w:r>
+    </w:p>
+    <w:p>
+      <w:pPr>
+        <w:rPr>
+          <w:lang w:val="ru-RU"/>
+        </w:rPr>
+      </w:pPr>
+      <w:r>
+        <w:rPr>
+          <w:lang w:val="ru-RU"/>
+        </w:rPr>
+        <w:t xml:space="preserve">Для всех моделей используется скользящее окно наблюдений фиксированной длины. Каждое окно содержит последовательность значений исходных и производных признаков за несколько последних минут. Для линейной регрессии это окно преобразуется в плоское векторное представление, тогда как нейросетевые модели получают последовательность временных срезов в естественном порядке. Благодаря этому одна и та же информационная база используется всеми методами, а различия в результатах определяются прежде всего способом обработки временной структуры данных, а не различием входного набора </w:t>
+      </w:r>
+      <w:r>
+        <w:rPr>
+          <w:lang w:val="ru-RU"/>
+        </w:rPr>
+        <w:t>[3, 4]</w:t>
+      </w:r>
+      <w:r>
+        <w:rPr>
+          <w:lang w:val="ru-RU"/>
+        </w:rPr>
+        <w:t>.</w:t>
+      </w:r>
+    </w:p>
+    <w:p>
+      <w:pPr>
+        <w:rPr>
+          <w:lang w:val="ru-RU"/>
+        </w:rPr>
+      </w:pPr>
+      <w:r>
+        <w:rPr>
+          <w:lang w:val="ru-RU"/>
+        </w:rPr>
+        <w:t xml:space="preserve">Целевая переменная в работе определяется как краткосрочная доходность инструмента на выбранном горизонте прогнозирования. В простейшем варианте рассматривается доходность через одну минуту, однако допускается и горизонт в несколько минут. Выбор именно доходности, а не абсолютной цены, позволяет привести данные разных бумаг к более сопоставимому масштабу и сделать выход модели непосредственно пригодным для передачи в модуль принятия торговых решений. Таким образом, входные данные в работе представляют собой синхронизированные минутные ряды рыночных параметров и построенные на их основе признаки, а выходом моделей является оценка ожидаемой краткосрочной доходности </w:t>
+      </w:r>
+      <w:r>
+        <w:rPr>
+          <w:lang w:val="ru-RU"/>
+        </w:rPr>
+        <w:t>[3, 4]</w:t>
+      </w:r>
+      <w:r>
+        <w:rPr>
+          <w:lang w:val="ru-RU"/>
+        </w:rPr>
+        <w:t>.</w:t>
+      </w:r>
+    </w:p>
+    <w:p>
+      <w:pPr>
+        <w:pStyle w:val="2"/>
+        <w:rPr>
+          <w:lang w:val="ru-RU"/>
+        </w:rPr>
+      </w:pPr>
+      <w:r>
+        <w:rPr>
+          <w:lang w:val="ru-RU"/>
+        </w:rPr>
+        <w:t>2.3 Выбор и описание прогнозирующих моделей</w:t>
+      </w:r>
+    </w:p>
+    <w:p>
+      <w:pPr>
+        <w:rPr>
+          <w:lang w:val="ru-RU"/>
+        </w:rPr>
+      </w:pPr>
+      <w:r>
+        <w:rPr>
+          <w:lang w:val="ru-RU"/>
+        </w:rPr>
+        <w:t xml:space="preserve">Для исследования в работе используются пять прогнозирующих моделей, различающихся по сложности и принципу обработки временной информации. Такое решение позволяет сопоставить простые </w:t>
+      </w:r>
+      <w:r>
+        <w:rPr>
+          <w:lang w:val="ru-RU"/>
+        </w:rPr>
+        <w:t>базовые</w:t>
+      </w:r>
+      <w:r>
+        <w:rPr>
+          <w:lang w:val="ru-RU"/>
+        </w:rPr>
+        <w:t xml:space="preserve"> подходы с более сложными нейросетевыми методами и определить, оправдано ли усложнение модели применительно к задаче поминутного прогнозирования.</w:t>
+      </w:r>
+    </w:p>
+    <w:p>
+      <w:pPr>
+        <w:rPr>
+          <w:lang w:val="ru-RU"/>
+        </w:rPr>
+      </w:pPr>
+      <w:r>
+        <w:rPr>
+          <w:lang w:val="ru-RU"/>
+        </w:rPr>
+        <w:t xml:space="preserve">Наивная модель нулевой доходности является простейшей </w:t>
+      </w:r>
+      <w:r>
+        <w:rPr>
+          <w:lang w:val="ru-RU"/>
+        </w:rPr>
+        <w:t>базовой</w:t>
+      </w:r>
+      <w:r>
+        <w:rPr>
+          <w:lang w:val="ru-RU"/>
+        </w:rPr>
+        <w:t xml:space="preserve"> моделью. Она предполагает, что ожидаемая доходность на следующем шаге </w:t>
+      </w:r>
+      <w:r>
+        <w:rPr>
+          <w:lang w:val="ru-RU"/>
+        </w:rPr>
+        <w:lastRenderedPageBreak/>
+        <w:t>равна нулю. Несмотря на крайнюю простоту, такая модель полезна как нижняя граница качества, поскольку на малых временных горизонтах фактическая доходность действительно часто оказывается близкой к нулю. Если более сложная модель не даёт улучшения по сравнению с</w:t>
+      </w:r>
+      <w:r>
+        <w:rPr>
+          <w:lang w:val="ru-RU"/>
+        </w:rPr>
+        <w:t xml:space="preserve"> базовой</w:t>
+      </w:r>
+      <w:r>
+        <w:rPr>
+          <w:lang w:val="ru-RU"/>
+        </w:rPr>
+        <w:t>, то её практическая ценность оказывается сомнительной</w:t>
+      </w:r>
+      <w:r>
+        <w:rPr>
+          <w:lang w:val="ru-RU"/>
+        </w:rPr>
+        <w:t xml:space="preserve"> </w:t>
+      </w:r>
+      <w:r>
+        <w:rPr>
+          <w:lang w:val="ru-RU"/>
+        </w:rPr>
+        <w:t>[4]</w:t>
+      </w:r>
+      <w:r>
+        <w:rPr>
+          <w:lang w:val="ru-RU"/>
+        </w:rPr>
+        <w:t>.</w:t>
+      </w:r>
+    </w:p>
+    <w:p>
+      <w:pPr>
+        <w:rPr>
+          <w:lang w:val="ru-RU"/>
+        </w:rPr>
+      </w:pPr>
+      <w:r>
+        <w:rPr>
+          <w:lang w:val="ru-RU"/>
+        </w:rPr>
+        <w:t xml:space="preserve">Вторая </w:t>
+      </w:r>
+      <w:r>
+        <w:rPr>
+          <w:lang w:val="ru-RU"/>
+        </w:rPr>
+        <w:t xml:space="preserve">базовая </w:t>
+      </w:r>
+      <w:r>
+        <w:rPr>
+          <w:lang w:val="ru-RU"/>
+        </w:rPr>
+        <w:t>модель — линейная регрессия. Эта модель использует значения доходности, объёма и других производных характеристик за несколько предыдущих моментов времени и формирует линейную оценку будущей доходности. Преимуществами линейной регрессии являются простота реализации, интерпретируемость и возможность определить, насколько полезна уже сама базовая связь между признаками и целевой переменной без применения нелинейных методов</w:t>
+      </w:r>
+      <w:r>
+        <w:rPr>
+          <w:lang w:val="ru-RU"/>
+        </w:rPr>
+        <w:t xml:space="preserve"> </w:t>
+      </w:r>
+      <w:r>
+        <w:rPr>
+          <w:lang w:val="ru-RU"/>
+        </w:rPr>
+        <w:t>[4]</w:t>
+      </w:r>
+      <w:r>
+        <w:rPr>
+          <w:lang w:val="ru-RU"/>
+        </w:rPr>
+        <w:t>.</w:t>
+      </w:r>
+    </w:p>
+    <w:p>
+      <w:pPr>
+        <w:rPr>
+          <w:lang w:val="ru-RU"/>
+        </w:rPr>
+      </w:pPr>
+      <w:r>
+        <w:rPr>
+          <w:lang w:val="ru-RU"/>
+        </w:rPr>
+        <w:t>Первая нейросетевая модель строится на основе управляемых рекуррентных блоков. Рекуррентная архитектура предназначена для последовательной обработки временного окна и сохранения информации о ранее наблюдавшихся значениях. Благодаря этому модель может учитывать порядок появления сигналов и их накопительный эффект. Выбор именно управляемых рекуррентных блоков обусловлен их относительной простотой по сравнению с более тяжёлыми рекуррентными архитектурами при сохранении способности работать с последовательными зависимостями</w:t>
+      </w:r>
+      <w:r>
+        <w:rPr>
+          <w:lang w:val="ru-RU"/>
+        </w:rPr>
+        <w:t xml:space="preserve"> </w:t>
+      </w:r>
+      <w:r>
+        <w:rPr>
+          <w:lang w:val="ru-RU"/>
+        </w:rPr>
+        <w:t>[6]</w:t>
+      </w:r>
+      <w:r>
+        <w:rPr>
+          <w:lang w:val="ru-RU"/>
+        </w:rPr>
+        <w:t>.</w:t>
+      </w:r>
+    </w:p>
+    <w:p>
+      <w:pPr>
+        <w:rPr>
+          <w:lang w:val="ru-RU"/>
+        </w:rPr>
+      </w:pPr>
+      <w:r>
+        <w:rPr>
+          <w:lang w:val="ru-RU"/>
+        </w:rPr>
+        <w:t>Вторая нейросетевая модель представляет собой одномерную свёрточную сеть. Свёрточный подход позволяет извлекать локальные шаблоны в последовательности признаков, например кратковременные ценовые импульсы, серии минут роста или падения, а также повторяющиеся сочетания изменений цены и объёма. По сравнению с рекуррентной моделью свёрточная архитектура проще в вычислительном отношении и хорошо подходит для выявления краткосрочных закономерностей на ограниченном временном окне</w:t>
+      </w:r>
+      <w:r>
+        <w:rPr>
+          <w:lang w:val="ru-RU"/>
+        </w:rPr>
+        <w:t xml:space="preserve"> </w:t>
+      </w:r>
+      <w:r>
+        <w:rPr>
+          <w:lang w:val="ru-RU"/>
+        </w:rPr>
+        <w:t>[8]</w:t>
+      </w:r>
+      <w:r>
+        <w:rPr>
+          <w:lang w:val="ru-RU"/>
+        </w:rPr>
+        <w:t>.</w:t>
+      </w:r>
+    </w:p>
+    <w:p>
+      <w:pPr>
+        <w:rPr>
+          <w:lang w:val="ru-RU"/>
+        </w:rPr>
+      </w:pPr>
+      <w:r>
+        <w:rPr>
+          <w:lang w:val="ru-RU"/>
+        </w:rPr>
+        <w:t xml:space="preserve">Третья нейросетевая модель основана на трансформерной архитектуре. В отличие от рекуррентной и свёрточной моделей, трансформер позволяет анализировать взаимосвязи между разными моментами временного окна без </w:t>
+      </w:r>
+      <w:r>
+        <w:rPr>
+          <w:lang w:val="ru-RU"/>
+        </w:rPr>
+        <w:lastRenderedPageBreak/>
+        <w:t>последовательного прохода по всей цепочке наблюдений. Это делает модель потенциально более гибкой при работе со сложными зависимостями, однако одновременно повышает требования к настройке и вычислительным ресурсам. В рамках данной работы трансформер рассматривается как наиболее сложная модель, предназначенная для проверки того, даёт ли использование более мощной архитектуры преимущество в рассматриваемой задаче</w:t>
+      </w:r>
+      <w:r>
+        <w:rPr>
+          <w:lang w:val="ru-RU"/>
+        </w:rPr>
+        <w:t xml:space="preserve"> </w:t>
+      </w:r>
+      <w:r>
+        <w:rPr>
+          <w:lang w:val="ru-RU"/>
+        </w:rPr>
+        <w:t>[9]</w:t>
+      </w:r>
+      <w:r>
+        <w:rPr>
+          <w:lang w:val="ru-RU"/>
+        </w:rPr>
+        <w:t>.</w:t>
+      </w:r>
+    </w:p>
+    <w:p>
+      <w:pPr>
+        <w:rPr>
+          <w:lang w:val="ru-RU"/>
+        </w:rPr>
+      </w:pPr>
+      <w:r>
+        <w:rPr>
+          <w:lang w:val="ru-RU"/>
+        </w:rPr>
+        <w:t>Все прогнозирующие модели получают на вход один и тот же набор данных и признаков и формируют прогноз одной и той же целевой переменной — краткосрочной доходности. Такой подход обеспечивает корректность сравнения. Различия между моделями определяются только способом преобразования входной последовательности в прогноз, а не различием информационной базы.</w:t>
+      </w:r>
+    </w:p>
+    <w:p>
+      <w:pPr>
+        <w:rPr>
+          <w:lang w:val="ru-RU"/>
+        </w:rPr>
+      </w:pPr>
+      <w:r>
+        <w:rPr>
+          <w:lang w:val="ru-RU"/>
+        </w:rPr>
+        <w:t>Для формального представления организации прогнозирующей подсистемы далее приведена диаграмма классов. Она отражает единый интерфейс взаимодействия с моделями, общий формат входного вектора признаков и единый объект результата прогноза.</w:t>
+      </w:r>
+    </w:p>
+    <w:p>
+      <w:pPr>
+        <w:ind w:firstLine="0"/>
+        <w:rPr>
+          <w:lang w:val="ru-RU"/>
+        </w:rPr>
+      </w:pPr>
+      <w:r>
+        <w:rPr>
+          <w:noProof/>
+        </w:rPr>
+        <w:lastRenderedPageBreak/>
+        <w:drawing>
+          <wp:inline distT="0" distB="0" distL="0" distR="0" wp14:anchorId="41443D07" wp14:editId="56AA3E16">
+            <wp:extent cx="5930386" cy="5667647"/>
+            <wp:effectExtent l="0" t="0" r="0" b="9525"/>
+            <wp:docPr id="1778464605" name="Рисунок 5" descr="PlantUML diagram"/>
+            <wp:cNvGraphicFramePr>
+              <a:graphicFrameLocks xmlns:a="http://schemas.openxmlformats.org/drawingml/2006/main" noChangeAspect="1"/>
+            </wp:cNvGraphicFramePr>
+            <a:graphic xmlns:a="http://schemas.openxmlformats.org/drawingml/2006/main">
+              <a:graphicData uri="http://schemas.openxmlformats.org/drawingml/2006/picture">
+                <pic:pic xmlns:pic="http://schemas.openxmlformats.org/drawingml/2006/picture">
+                  <pic:nvPicPr>
+                    <pic:cNvPr id="0" name="Picture 9" descr="PlantUML diagram"/>
+                    <pic:cNvPicPr>
+                      <a:picLocks noChangeAspect="1" noChangeArrowheads="1"/>
+                    </pic:cNvPicPr>
+                  </pic:nvPicPr>
+                  <pic:blipFill>
+                    <a:blip r:embed="rId13">
+                      <a:extLst>
+                        <a:ext uri="{28A0092B-C50C-407E-A947-70E740481C1C}">
+                          <a14:useLocalDpi xmlns:a14="http://schemas.microsoft.com/office/drawing/2010/main" val="0"/>
+                        </a:ext>
+                      </a:extLst>
+                    </a:blip>
+                    <a:srcRect/>
+                    <a:stretch>
+                      <a:fillRect/>
+                    </a:stretch>
+                  </pic:blipFill>
+                  <pic:spPr bwMode="auto">
+                    <a:xfrm>
+                      <a:off x="0" y="0"/>
+                      <a:ext cx="5935274" cy="5672318"/>
+                    </a:xfrm>
+                    <a:prstGeom prst="rect">
+                      <a:avLst/>
+                    </a:prstGeom>
+                    <a:noFill/>
+                    <a:ln>
+                      <a:noFill/>
+                    </a:ln>
+                  </pic:spPr>
+                </pic:pic>
+              </a:graphicData>
+            </a:graphic>
+          </wp:inline>
+        </w:drawing>
+      </w:r>
+    </w:p>
+    <w:p>
+      <w:pPr>
+        <w:ind w:firstLine="0"/>
+        <w:jc w:val="center"/>
+        <w:rPr>
+          <w:lang w:val="ru-RU"/>
+        </w:rPr>
+      </w:pPr>
+      <w:r>
+        <w:rPr>
+          <w:lang w:val="ru-RU"/>
+        </w:rPr>
+        <w:t>Рисунок 6 – UML-диаграмма классов подсистемы прогнозирования</w:t>
+      </w:r>
+    </w:p>
+    <w:p>
+      <w:pPr>
+        <w:ind w:firstLine="0"/>
+        <w:rPr>
+          <w:lang w:val="ru-RU"/>
+        </w:rPr>
+      </w:pPr>
+      <w:r>
+        <w:rPr>
+          <w:lang w:val="ru-RU"/>
+        </w:rPr>
+        <w:tab/>
+      </w:r>
+      <w:r>
+        <w:rPr>
+          <w:lang w:val="ru-RU"/>
+        </w:rPr>
+        <w:t>Диаграмма показывает, что все рассматриваемые модели используют единый тип входного представления и формируют результат прогноза в общем формате. Благодаря этому сравнение базовых и нейросетевых моделей выполняется в одинаковых условиях, а различия в итоговых результатах определяются способом обработки временной последовательности, а не различием программного интерфейса.</w:t>
+      </w:r>
+    </w:p>
+    <w:p>
+      <w:pPr>
+        <w:rPr>
+          <w:lang w:val="ru-RU"/>
+        </w:rPr>
+      </w:pPr>
+      <w:r>
+        <w:rPr>
+          <w:lang w:val="ru-RU"/>
+        </w:rPr>
+        <w:t>Таким образом, набор моделей в работе построен по принципу постепенного усложнения: от наивно</w:t>
+      </w:r>
+      <w:r>
+        <w:rPr>
+          <w:lang w:val="ru-RU"/>
+        </w:rPr>
+        <w:t xml:space="preserve">й базовой модели </w:t>
+      </w:r>
+      <w:r>
+        <w:rPr>
+          <w:lang w:val="ru-RU"/>
+        </w:rPr>
+        <w:t xml:space="preserve">к линейной модели, а затем к трём нейросетевым архитектурам. Это позволяет исследовать, в какой степени усложнение метода прогнозирования действительно улучшает качество </w:t>
+      </w:r>
+      <w:r>
+        <w:rPr>
+          <w:lang w:val="ru-RU"/>
+        </w:rPr>
+        <w:lastRenderedPageBreak/>
+        <w:t>результата и приводит ли оно к повышению эффективности итоговой торговой стратегии.</w:t>
+      </w:r>
+    </w:p>
+    <w:p>
+      <w:pPr>
+        <w:pStyle w:val="2"/>
+        <w:rPr>
+          <w:lang w:val="ru-RU"/>
+        </w:rPr>
+      </w:pPr>
+      <w:r>
+        <w:rPr>
+          <w:lang w:val="ru-RU"/>
+        </w:rPr>
+        <w:t xml:space="preserve">2.4 </w:t>
+      </w:r>
+      <w:r>
+        <w:rPr>
+          <w:lang w:val="ru-RU"/>
+        </w:rPr>
+        <w:t>А</w:t>
+      </w:r>
+      <w:r>
+        <w:rPr>
+          <w:lang w:val="ru-RU"/>
+        </w:rPr>
+        <w:t>лгоритм принятия торговых решений</w:t>
+      </w:r>
+    </w:p>
+    <w:p>
+      <w:pPr>
+        <w:rPr>
+          <w:lang w:val="ru-RU"/>
+        </w:rPr>
+      </w:pPr>
+      <w:r>
+        <w:rPr>
+          <w:lang w:val="ru-RU"/>
+        </w:rPr>
+        <w:t>После получения прогнозов ожидаемой доходности по всем рассматриваемым инструментам необходимо преобразовать их в конкретные торговые действия. Для решения этой задачи в работе используется детерминированный алгоритм принятия решений, основанный на заранее заданных правилах. Такой подход обеспечивает прозрачность логики системы, позволяет явно учитывать торговые издержки и делает возможным корректное сравнение различных прогнозирующих моделей при одной и той же торговой схеме</w:t>
+      </w:r>
+      <w:r>
+        <w:rPr>
+          <w:lang w:val="ru-RU"/>
+        </w:rPr>
+        <w:t xml:space="preserve"> </w:t>
+      </w:r>
+      <w:r>
+        <w:rPr>
+          <w:lang w:val="ru-RU"/>
+        </w:rPr>
+        <w:t>[2, 3]</w:t>
+      </w:r>
+      <w:r>
+        <w:rPr>
+          <w:lang w:val="ru-RU"/>
+        </w:rPr>
+        <w:t>.</w:t>
+      </w:r>
+    </w:p>
+    <w:p>
+      <w:pPr>
+        <w:rPr>
+          <w:lang w:val="ru-RU"/>
+        </w:rPr>
+      </w:pPr>
+      <w:r>
+        <w:rPr>
+          <w:lang w:val="ru-RU"/>
+        </w:rPr>
+        <w:t>На каждом минутном шаге алгоритм работает в два этапа. Сначала обрабатываются уже открытые позиции. Для каждого инструмента, находящегося в портфеле, проверяются условия выхода: снижение прогноза ниже установленного порога удержания, достижение порога фиксации прибыли, достижение порога ограничения убытка или превышение максимально допустимого времени удержания позиции. Если хотя бы одно из этих условий выполнено, алгоритм формирует сигнал на продажу и закрытие позиции. Если условия выхода не выполнены, позиция сохраняется без изменений. Такой порядок позволяет в первую очередь контролировать уже открытые сделки и уменьшать риск накопления неэффективных позиций</w:t>
+      </w:r>
+      <w:r>
+        <w:rPr>
+          <w:lang w:val="ru-RU"/>
+        </w:rPr>
+        <w:t xml:space="preserve"> </w:t>
+      </w:r>
+      <w:r>
+        <w:rPr>
+          <w:lang w:val="ru-RU"/>
+        </w:rPr>
+        <w:t>[2, 3]</w:t>
+      </w:r>
+      <w:r>
+        <w:rPr>
+          <w:lang w:val="ru-RU"/>
+        </w:rPr>
+        <w:t>.</w:t>
+      </w:r>
+    </w:p>
+    <w:p>
+      <w:pPr>
+        <w:rPr>
+          <w:lang w:val="ru-RU"/>
+        </w:rPr>
+      </w:pPr>
+      <w:r>
+        <w:rPr>
+          <w:lang w:val="ru-RU"/>
+        </w:rPr>
+        <w:t xml:space="preserve">После обработки открытых позиций алгоритм переходит к поиску новых входов. Для инструментов, по которым в данный момент отсутствует позиция, вычисляется чистый торговый сигнал. Под чистым сигналом понимается разность между прогнозируемой доходностью и оценкой совокупных торговых издержек, включающих комиссию, ценовой разрыв между покупкой и продажей и возможное проскальзывание. Благодаря этому вход в позицию осуществляется не при любом положительном прогнозе, а только в тех случаях, когда ожидаемое </w:t>
+      </w:r>
+      <w:r>
+        <w:rPr>
+          <w:lang w:val="ru-RU"/>
+        </w:rPr>
+        <w:lastRenderedPageBreak/>
+        <w:t>изменение цены потенциально способно компенсировать сопутствующие издержки</w:t>
+      </w:r>
+      <w:r>
+        <w:rPr>
+          <w:lang w:val="ru-RU"/>
+        </w:rPr>
+        <w:t xml:space="preserve"> </w:t>
+      </w:r>
+      <w:r>
+        <w:rPr>
+          <w:lang w:val="ru-RU"/>
+        </w:rPr>
+        <w:t>[2]</w:t>
+      </w:r>
+      <w:r>
+        <w:rPr>
+          <w:lang w:val="ru-RU"/>
+        </w:rPr>
+        <w:t>.</w:t>
+      </w:r>
+    </w:p>
+    <w:p>
+      <w:pPr>
+        <w:rPr>
+          <w:lang w:val="ru-RU"/>
+        </w:rPr>
+      </w:pPr>
+      <w:r>
+        <w:rPr>
+          <w:lang w:val="ru-RU"/>
+        </w:rPr>
+        <w:t>На следующем шаге выполняется фильтрация инструментов по порогу входа, ликвидности и ограничениям стратегии. Из дальнейшего рассмотрения исключаются бумаги, для которых чистый сигнал недостаточен, доступный капитал не позволяет открыть позицию требуемого размера или уже достигнуты ограничения на число одновременно удерживаемых инструментов. Для оставшихся кандидатов выполняется упорядочение по величине чистого сигнала. Открытие новых позиций происходит последовательно, начиная с наиболее сильных сигналов, до тех пор, пока не будет исчерпан свободный капитал либо не будет достигнут установленный лимит по числу позиций. Такой механизм позволяет использовать ограниченный капитал в первую очередь на наиболее перспективных по текущему прогнозу инструментах</w:t>
+      </w:r>
+      <w:r>
+        <w:rPr>
+          <w:lang w:val="ru-RU"/>
+        </w:rPr>
+        <w:t xml:space="preserve"> </w:t>
+      </w:r>
+      <w:r>
+        <w:rPr>
+          <w:lang w:val="ru-RU"/>
+        </w:rPr>
+        <w:t>[1</w:t>
+      </w:r>
+      <w:r>
+        <w:rPr>
+          <w:lang w:val="ru-RU"/>
+        </w:rPr>
+        <w:t>,</w:t>
+      </w:r>
+      <w:r>
+        <w:rPr>
+          <w:lang w:val="ru-RU"/>
+        </w:rPr>
+        <w:t xml:space="preserve"> </w:t>
+      </w:r>
+      <w:r>
+        <w:rPr>
+          <w:lang w:val="ru-RU"/>
+        </w:rPr>
+        <w:t>2,</w:t>
+      </w:r>
+      <w:r>
+        <w:rPr>
+          <w:lang w:val="ru-RU"/>
+        </w:rPr>
+        <w:t xml:space="preserve"> </w:t>
+      </w:r>
+      <w:r>
+        <w:rPr>
+          <w:lang w:val="ru-RU"/>
+        </w:rPr>
+        <w:t>3]</w:t>
+      </w:r>
+      <w:r>
+        <w:rPr>
+          <w:lang w:val="ru-RU"/>
+        </w:rPr>
+        <w:t>.</w:t>
+      </w:r>
+    </w:p>
+    <w:p>
+      <w:pPr>
+        <w:rPr>
+          <w:lang w:val="ru-RU"/>
+        </w:rPr>
+      </w:pPr>
+      <w:r>
+        <w:rPr>
+          <w:lang w:val="ru-RU"/>
+        </w:rPr>
+        <w:t>В работе рассматривается режим торговли только длинными позициями. Это означает, что алгоритм может открыть позицию только путём покупки инструмента, удерживать её в течение некоторого времени и затем закрыть путём продажи. Открытие коротких позиций не допускается. Такое ограничение упрощает постановку задачи, делает систему ближе к условиям частного инвестора и позволяет сосредоточиться на сравнении качества прогнозирующих моделей и правил преобразования прогноза в торговое действие.</w:t>
+      </w:r>
+    </w:p>
+    <w:p>
+      <w:pPr>
+        <w:rPr>
+          <w:lang w:val="ru-RU"/>
+        </w:rPr>
+      </w:pPr>
+      <w:r>
+        <w:rPr>
+          <w:lang w:val="ru-RU"/>
+        </w:rPr>
+        <w:t>Помимо порогов входа и выхода алгоритм должен учитывать ограничения управления капиталом. К ним относятся максимальный размер позиции по одному инструменту, максимально допустимое число одновременно удерживаемых бумаг, ограничение на суммарный торговый оборот и возможность отказа от повторного входа в сделку в течение слишком короткого временного интервала. Введение таких ограничений необходимо для того, чтобы стратегия не демонстрировала искусственно завышенные результаты за счёт чрезмерной торговой активности, игнорирующей практические условия торговли</w:t>
+      </w:r>
+      <w:r>
+        <w:rPr>
+          <w:lang w:val="ru-RU"/>
+        </w:rPr>
+        <w:t xml:space="preserve"> </w:t>
+      </w:r>
+      <w:r>
+        <w:rPr>
+          <w:lang w:val="ru-RU"/>
+        </w:rPr>
+        <w:t>[2, 3]</w:t>
+      </w:r>
+      <w:r>
+        <w:rPr>
+          <w:lang w:val="ru-RU"/>
+        </w:rPr>
+        <w:t>.</w:t>
+      </w:r>
+    </w:p>
+    <w:p>
+      <w:pPr>
+        <w:rPr>
+          <w:lang w:val="ru-RU"/>
+        </w:rPr>
+      </w:pPr>
+      <w:r>
+        <w:rPr>
+          <w:lang w:val="ru-RU"/>
+        </w:rPr>
+        <w:lastRenderedPageBreak/>
+        <w:t xml:space="preserve">Важным свойством выбранного алгоритма является его универсальность по отношению к различным прогнозирующим моделям. Независимо от того, получен прогноз наивной моделью, линейной регрессией, рекуррентной сетью, одномерной свёрточной сетью или трансформером, преобразование прогноза в торговое действие выполняется по одним и тем же правилам. Благодаря этому различия в итоговых результатах можно связывать именно с качеством прогноза, а не с изменением торговой логики. </w:t>
+      </w:r>
+      <w:r>
+        <w:rPr>
+          <w:lang w:val="ru-RU"/>
+        </w:rPr>
+        <w:t>Последовательность выполнения правил входа и выхода из позиции, а также учёт ограничений стратегии на одном временном шаге представлены на рисунке 7</w:t>
+      </w:r>
+      <w:r>
+        <w:rPr>
+          <w:lang w:val="ru-RU"/>
+        </w:rPr>
+        <w:t>.</w:t>
+      </w:r>
+    </w:p>
+    <w:p>
+      <w:pPr>
+        <w:rPr>
+          <w:lang w:val="ru-RU"/>
+        </w:rPr>
+      </w:pPr>
+    </w:p>
+    <w:p>
+      <w:pPr>
+        <w:ind w:firstLine="0"/>
+        <w:jc w:val="center"/>
+        <w:rPr>
+          <w:lang w:val="ru-RU"/>
+        </w:rPr>
+      </w:pPr>
+      <w:r>
+        <w:rPr>
+          <w:noProof/>
+        </w:rPr>
+        <w:drawing>
+          <wp:inline distT="0" distB="0" distL="0" distR="0" wp14:anchorId="55D30ACA" wp14:editId="2A4C0669">
+            <wp:extent cx="5877080" cy="5570969"/>
+            <wp:effectExtent l="0" t="0" r="9525" b="0"/>
+            <wp:docPr id="1698214938" name="Рисунок 2" descr="PlantUML diagram"/>
+            <wp:cNvGraphicFramePr>
+              <a:graphicFrameLocks xmlns:a="http://schemas.openxmlformats.org/drawingml/2006/main" noChangeAspect="1"/>
+            </wp:cNvGraphicFramePr>
+            <a:graphic xmlns:a="http://schemas.openxmlformats.org/drawingml/2006/main">
+              <a:graphicData uri="http://schemas.openxmlformats.org/drawingml/2006/picture">
+                <pic:pic xmlns:pic="http://schemas.openxmlformats.org/drawingml/2006/picture">
+                  <pic:nvPicPr>
+                    <pic:cNvPr id="0" name="Picture 3" descr="PlantUML diagram"/>
+                    <pic:cNvPicPr>
+                      <a:picLocks noChangeAspect="1" noChangeArrowheads="1"/>
+                    </pic:cNvPicPr>
+                  </pic:nvPicPr>
+                  <pic:blipFill>
+                    <a:blip r:embed="rId14">
+                      <a:extLst>
+                        <a:ext uri="{28A0092B-C50C-407E-A947-70E740481C1C}">
+                          <a14:useLocalDpi xmlns:a14="http://schemas.microsoft.com/office/drawing/2010/main" val="0"/>
+                        </a:ext>
+                      </a:extLst>
+                    </a:blip>
+                    <a:srcRect/>
+                    <a:stretch>
+                      <a:fillRect/>
+                    </a:stretch>
+                  </pic:blipFill>
+                  <pic:spPr bwMode="auto">
+                    <a:xfrm>
+                      <a:off x="0" y="0"/>
+                      <a:ext cx="5883097" cy="5576673"/>
+                    </a:xfrm>
+                    <a:prstGeom prst="rect">
+                      <a:avLst/>
+                    </a:prstGeom>
+                    <a:noFill/>
+                    <a:ln>
+                      <a:noFill/>
+                    </a:ln>
+                  </pic:spPr>
+                </pic:pic>
+              </a:graphicData>
+            </a:graphic>
+          </wp:inline>
+        </w:drawing>
+      </w:r>
+    </w:p>
+    <w:p>
+      <w:pPr>
+        <w:ind w:firstLine="0"/>
+        <w:jc w:val="center"/>
+        <w:rPr>
+          <w:lang w:val="ru-RU"/>
+        </w:rPr>
+      </w:pPr>
+      <w:r>
+        <w:rPr>
+          <w:lang w:val="ru-RU"/>
+        </w:rPr>
+        <w:t>Рисунок 7 – UML-диаграмма деятельности алгоритма принятия торговых решений</w:t>
+      </w:r>
+    </w:p>
+    <w:p>
+      <w:pPr>
+        <w:ind w:firstLine="708"/>
+        <w:rPr>
+          <w:lang w:val="ru-RU"/>
+        </w:rPr>
+      </w:pPr>
+      <w:r>
+        <w:rPr>
+          <w:lang w:val="ru-RU"/>
+        </w:rPr>
+        <w:lastRenderedPageBreak/>
+        <w:t>Диаграмма отражает, что алгоритм принятия решений последовательно использует прогноз доходности, текущее состояние портфеля и параметры стратегии. Сначала анализируются уже открытые позиции, затем выполняется поиск новых входов с учётом порогов, ограничений и торговых издержек. Такое представление подчёркивает детерминированный характер преобразования прогноза в торговое действие.</w:t>
+      </w:r>
+    </w:p>
+    <w:p>
+      <w:pPr>
+        <w:pStyle w:val="2"/>
+        <w:rPr>
+          <w:lang w:val="ru-RU"/>
+        </w:rPr>
+      </w:pPr>
+      <w:r>
+        <w:rPr>
+          <w:lang w:val="ru-RU"/>
+        </w:rPr>
+        <w:t>2.5 Процедура пошаговой временной валидации и исторического тестирования</w:t>
+      </w:r>
+    </w:p>
+    <w:p>
+      <w:pPr>
+        <w:rPr>
+          <w:lang w:val="ru-RU"/>
+        </w:rPr>
+      </w:pPr>
+      <w:r>
+        <w:rPr>
+          <w:lang w:val="ru-RU"/>
+        </w:rPr>
+        <w:t>Оценка качества прогнозирующих моделей и торговой стратегии должна выполняться с учётом временной природы данных. В связи с этим в работе применяется пошаговая временная валидация, при которой обучение и проверка проводятся на последовательно сдвигаемых временных интервалах. Такой подход позволяет приблизить условия эксперимента к реальному использованию модели, когда прогноз всегда строится только на основе уже наблюдавшейся информации</w:t>
+      </w:r>
+      <w:r>
+        <w:rPr>
+          <w:lang w:val="ru-RU"/>
+        </w:rPr>
+        <w:t xml:space="preserve"> </w:t>
+      </w:r>
+      <w:r>
+        <w:rPr>
+          <w:lang w:val="ru-RU"/>
+        </w:rPr>
+        <w:t>[3, 4]</w:t>
+      </w:r>
+      <w:r>
+        <w:rPr>
+          <w:lang w:val="ru-RU"/>
+        </w:rPr>
+        <w:t>.</w:t>
+      </w:r>
+    </w:p>
+    <w:p>
+      <w:pPr>
+        <w:rPr>
+          <w:lang w:val="ru-RU"/>
+        </w:rPr>
+      </w:pPr>
+      <w:r>
+        <w:rPr>
+          <w:lang w:val="ru-RU"/>
+        </w:rPr>
+        <w:t>На каждом шаге процедуры выбирается обучающий временной интервал, на котором оцениваются параметры модели, после чего выполняется проверка на следующем временном участке. Затем окно обучения и окно проверки сдвигаются вперёд по времени, и процедура повторяется. В результате удаётся получить не единственную оценку качества, а набор оценок для разных фаз рынка. Это особенно важно для финансовых временных рядов, характеристики которых могут существенно меняться во времени</w:t>
+      </w:r>
+      <w:r>
+        <w:rPr>
+          <w:lang w:val="ru-RU"/>
+        </w:rPr>
+        <w:t xml:space="preserve"> </w:t>
+      </w:r>
+      <w:r>
+        <w:rPr>
+          <w:lang w:val="ru-RU"/>
+        </w:rPr>
+        <w:t>[3, 4]</w:t>
+      </w:r>
+      <w:r>
+        <w:rPr>
+          <w:lang w:val="ru-RU"/>
+        </w:rPr>
+        <w:t>.</w:t>
+      </w:r>
+    </w:p>
+    <w:p>
+      <w:pPr>
+        <w:rPr>
+          <w:lang w:val="ru-RU"/>
+        </w:rPr>
+      </w:pPr>
+      <w:r>
+        <w:rPr>
+          <w:lang w:val="ru-RU"/>
+        </w:rPr>
+        <w:t xml:space="preserve">После получения прогнозов на </w:t>
+      </w:r>
+      <w:proofErr w:type="spellStart"/>
+      <w:r>
+        <w:rPr>
+          <w:lang w:val="ru-RU"/>
+        </w:rPr>
+        <w:t>валидационных</w:t>
+      </w:r>
+      <w:proofErr w:type="spellEnd"/>
+      <w:r>
+        <w:rPr>
+          <w:lang w:val="ru-RU"/>
+        </w:rPr>
+        <w:t xml:space="preserve"> и тестовых интервалах выполняется историческое тестирование стратегии. На этом этапе для каждого момента времени прогноз передаётся в модуль принятия решений, который формирует торговые действия в соответствии с заранее установленными правилами. Далее рассчитываются результаты совершённых операций с учётом комиссий, спреда и возможного проскальзывания</w:t>
+      </w:r>
+      <w:r>
+        <w:rPr>
+          <w:lang w:val="ru-RU"/>
+        </w:rPr>
+        <w:t xml:space="preserve"> </w:t>
+      </w:r>
+      <w:r>
+        <w:rPr>
+          <w:lang w:val="ru-RU"/>
+        </w:rPr>
+        <w:t>[2, 3, 10]</w:t>
+      </w:r>
+      <w:r>
+        <w:rPr>
+          <w:lang w:val="ru-RU"/>
+        </w:rPr>
+        <w:t>.</w:t>
+      </w:r>
+    </w:p>
+    <w:p>
+      <w:pPr>
+        <w:rPr>
+          <w:lang w:val="ru-RU"/>
+        </w:rPr>
+      </w:pPr>
+      <w:r>
+        <w:rPr>
+          <w:lang w:val="ru-RU"/>
+        </w:rPr>
+        <w:lastRenderedPageBreak/>
+        <w:t>Программная организация подсистемы исторического тестирования может быть представлена в виде диаграммы классов, отражающей взаимодействие между движком тестирования, последовательной симуляцией, пошаговой временной валидацией, исполнителем сделок и состоянием портфеля.</w:t>
+      </w:r>
+    </w:p>
+    <w:p>
+      <w:pPr>
+        <w:ind w:firstLine="0"/>
+        <w:rPr>
+          <w:lang w:val="ru-RU"/>
+        </w:rPr>
+      </w:pPr>
+      <w:r>
+        <w:rPr>
+          <w:noProof/>
+        </w:rPr>
+        <w:drawing>
+          <wp:inline distT="0" distB="0" distL="0" distR="0" wp14:anchorId="513D18B8" wp14:editId="053DBE58">
+            <wp:extent cx="6120130" cy="2673985"/>
+            <wp:effectExtent l="0" t="0" r="0" b="0"/>
+            <wp:docPr id="1789139257" name="Рисунок 6" descr="PlantUML diagram"/>
+            <wp:cNvGraphicFramePr>
+              <a:graphicFrameLocks xmlns:a="http://schemas.openxmlformats.org/drawingml/2006/main" noChangeAspect="1"/>
+            </wp:cNvGraphicFramePr>
+            <a:graphic xmlns:a="http://schemas.openxmlformats.org/drawingml/2006/main">
+              <a:graphicData uri="http://schemas.openxmlformats.org/drawingml/2006/picture">
+                <pic:pic xmlns:pic="http://schemas.openxmlformats.org/drawingml/2006/picture">
+                  <pic:nvPicPr>
+                    <pic:cNvPr id="0" name="Picture 11" descr="PlantUML diagram"/>
+                    <pic:cNvPicPr>
+                      <a:picLocks noChangeAspect="1" noChangeArrowheads="1"/>
+                    </pic:cNvPicPr>
+                  </pic:nvPicPr>
+                  <pic:blipFill>
+                    <a:blip r:embed="rId15">
+                      <a:extLst>
+                        <a:ext uri="{28A0092B-C50C-407E-A947-70E740481C1C}">
+                          <a14:useLocalDpi xmlns:a14="http://schemas.microsoft.com/office/drawing/2010/main" val="0"/>
+                        </a:ext>
+                      </a:extLst>
+                    </a:blip>
+                    <a:srcRect/>
+                    <a:stretch>
+                      <a:fillRect/>
+                    </a:stretch>
+                  </pic:blipFill>
+                  <pic:spPr bwMode="auto">
+                    <a:xfrm>
+                      <a:off x="0" y="0"/>
+                      <a:ext cx="6120130" cy="2673985"/>
+                    </a:xfrm>
+                    <a:prstGeom prst="rect">
+                      <a:avLst/>
+                    </a:prstGeom>
+                    <a:noFill/>
+                    <a:ln>
+                      <a:noFill/>
+                    </a:ln>
+                  </pic:spPr>
+                </pic:pic>
+              </a:graphicData>
+            </a:graphic>
+          </wp:inline>
+        </w:drawing>
+      </w:r>
+    </w:p>
+    <w:p>
+      <w:pPr>
+        <w:ind w:firstLine="0"/>
+        <w:jc w:val="center"/>
+        <w:rPr>
+          <w:lang w:val="ru-RU"/>
+        </w:rPr>
+      </w:pPr>
+      <w:r>
+        <w:rPr>
+          <w:lang w:val="ru-RU"/>
+        </w:rPr>
+        <w:t>Рисунок 8 – UML-диаграмма классов компонента исторического тестирования</w:t>
+      </w:r>
+    </w:p>
+    <w:p>
+      <w:pPr>
+        <w:ind w:firstLine="0"/>
+        <w:rPr>
+          <w:lang w:val="ru-RU"/>
+        </w:rPr>
+      </w:pPr>
+      <w:r>
+        <w:rPr>
+          <w:lang w:val="ru-RU"/>
+        </w:rPr>
+        <w:tab/>
+      </w:r>
+      <w:r>
+        <w:rPr>
+          <w:lang w:val="ru-RU"/>
+        </w:rPr>
+        <w:t>Из рисунка 8 видно, что историческое тестирование рассматривается как самостоятельный программный компонент, объединяющий разбиение данных на временные интервалы, последовательную симуляцию торговых действий и обновление состояния портфеля. Такое представление соответствует задаче воспроизведения условий реального поступления данных и исполнения решений во времени.</w:t>
+      </w:r>
+    </w:p>
+    <w:p>
+      <w:pPr>
+        <w:rPr>
+          <w:lang w:val="ru-RU"/>
+        </w:rPr>
+      </w:pPr>
+      <w:r>
+        <w:rPr>
+          <w:lang w:val="ru-RU"/>
+        </w:rPr>
+        <w:t>Оценка результатов должна включать две группы показателей. Первая группа относится к качеству прогноза и характеризует способность модели корректно оценивать направление и величину будущей доходности. Вторая группа относится к качеству самой торговой стратегии. К таким показателям относятся прибыль и убыток, максимальная просадка, торговый оборот, число сделок, а также устойчивость результатов при изменении параметров модели и правил принятия решений. Использование двух групп показателей необходимо, поскольку высокая точность прогноза не всегда приводит к высокой эффективности торговли, если сигналы плохо согласованы с торговыми издержками и ограничениями</w:t>
+      </w:r>
+      <w:r>
+        <w:rPr>
+          <w:lang w:val="ru-RU"/>
+        </w:rPr>
+        <w:t xml:space="preserve"> </w:t>
+      </w:r>
+      <w:r>
+        <w:rPr>
+          <w:lang w:val="ru-RU"/>
+        </w:rPr>
+        <w:t>[3]</w:t>
+      </w:r>
+      <w:r>
+        <w:rPr>
+          <w:lang w:val="ru-RU"/>
+        </w:rPr>
+        <w:t>.</w:t>
+      </w:r>
+    </w:p>
+    <w:p>
+      <w:pPr>
+        <w:rPr>
+          <w:lang w:val="ru-RU"/>
+        </w:rPr>
+      </w:pPr>
+      <w:r>
+        <w:rPr>
+          <w:lang w:val="ru-RU"/>
+        </w:rPr>
+        <w:lastRenderedPageBreak/>
+        <w:t>Структура компонента оценки результатов представлена на рисунке 9. Она показывает разделение расчёта метрик качества прогноза и метрик торговой эффективности, а также формирование итогового отчёта по результатам тестирования.</w:t>
+      </w:r>
+    </w:p>
+    <w:p>
+      <w:pPr>
+        <w:ind w:firstLine="0"/>
+        <w:rPr>
+          <w:lang w:val="ru-RU"/>
+        </w:rPr>
+      </w:pPr>
+      <w:r>
+        <w:rPr>
+          <w:noProof/>
+        </w:rPr>
+        <w:drawing>
+          <wp:inline distT="0" distB="0" distL="0" distR="0" wp14:anchorId="3D138407" wp14:editId="46D55511">
+            <wp:extent cx="6120130" cy="1753870"/>
+            <wp:effectExtent l="0" t="0" r="0" b="0"/>
+            <wp:docPr id="666649312" name="Рисунок 7" descr="PlantUML diagram"/>
+            <wp:cNvGraphicFramePr>
+              <a:graphicFrameLocks xmlns:a="http://schemas.openxmlformats.org/drawingml/2006/main" noChangeAspect="1"/>
+            </wp:cNvGraphicFramePr>
+            <a:graphic xmlns:a="http://schemas.openxmlformats.org/drawingml/2006/main">
+              <a:graphicData uri="http://schemas.openxmlformats.org/drawingml/2006/picture">
+                <pic:pic xmlns:pic="http://schemas.openxmlformats.org/drawingml/2006/picture">
+                  <pic:nvPicPr>
+                    <pic:cNvPr id="0" name="Picture 13" descr="PlantUML diagram"/>
+                    <pic:cNvPicPr>
+                      <a:picLocks noChangeAspect="1" noChangeArrowheads="1"/>
+                    </pic:cNvPicPr>
+                  </pic:nvPicPr>
+                  <pic:blipFill>
+                    <a:blip r:embed="rId16">
+                      <a:extLst>
+                        <a:ext uri="{28A0092B-C50C-407E-A947-70E740481C1C}">
+                          <a14:useLocalDpi xmlns:a14="http://schemas.microsoft.com/office/drawing/2010/main" val="0"/>
+                        </a:ext>
+                      </a:extLst>
+                    </a:blip>
+                    <a:srcRect/>
+                    <a:stretch>
+                      <a:fillRect/>
+                    </a:stretch>
+                  </pic:blipFill>
+                  <pic:spPr bwMode="auto">
+                    <a:xfrm>
+                      <a:off x="0" y="0"/>
+                      <a:ext cx="6120130" cy="1753870"/>
+                    </a:xfrm>
+                    <a:prstGeom prst="rect">
+                      <a:avLst/>
+                    </a:prstGeom>
+                    <a:noFill/>
+                    <a:ln>
+                      <a:noFill/>
+                    </a:ln>
+                  </pic:spPr>
+                </pic:pic>
+              </a:graphicData>
+            </a:graphic>
+          </wp:inline>
+        </w:drawing>
+      </w:r>
+    </w:p>
+    <w:p>
+      <w:pPr>
+        <w:ind w:firstLine="0"/>
+        <w:jc w:val="center"/>
+        <w:rPr>
+          <w:lang w:val="ru-RU"/>
+        </w:rPr>
+      </w:pPr>
+      <w:r>
+        <w:rPr>
+          <w:lang w:val="ru-RU"/>
+        </w:rPr>
+        <w:t>Рисунок 9 – UML-диаграмма классов компонента оценки результатов</w:t>
+      </w:r>
+    </w:p>
+    <w:p>
+      <w:pPr>
+        <w:ind w:firstLine="0"/>
+        <w:rPr>
+          <w:lang w:val="ru-RU"/>
+        </w:rPr>
+      </w:pPr>
+      <w:r>
+        <w:rPr>
+          <w:lang w:val="ru-RU"/>
+        </w:rPr>
+        <w:tab/>
+      </w:r>
+      <w:r>
+        <w:rPr>
+          <w:lang w:val="ru-RU"/>
+        </w:rPr>
+        <w:t>Диаграмма подчёркивает, что оценка результатов в работе рассматривается как отдельный этап обработки данных исторического тестирования. Это позволяет раздельно анализировать качество прогноза и качество торговой стратегии, а затем объединять их в итоговом отчёте по экспериментам.</w:t>
+      </w:r>
+    </w:p>
+    <w:p>
+      <w:pPr>
+        <w:rPr>
+          <w:lang w:val="ru-RU"/>
+        </w:rPr>
+      </w:pPr>
+      <w:r>
+        <w:rPr>
+          <w:lang w:val="ru-RU"/>
+        </w:rPr>
+        <w:t xml:space="preserve">Отдельно необходимо подчеркнуть, что параметры моделей и пороговые параметры алгоритма принятия решений должны подбираться только на обучающих и </w:t>
+      </w:r>
+      <w:proofErr w:type="spellStart"/>
+      <w:r>
+        <w:rPr>
+          <w:lang w:val="ru-RU"/>
+        </w:rPr>
+        <w:t>валидационных</w:t>
+      </w:r>
+      <w:proofErr w:type="spellEnd"/>
+      <w:r>
+        <w:rPr>
+          <w:lang w:val="ru-RU"/>
+        </w:rPr>
+        <w:t xml:space="preserve"> интервалах. Итоговая оценка должна проводиться на данных, не использовавшихся для подбора параметров. Это позволяет избежать подгонки под исторический участок и обеспечить более достоверную оценку практической применимости разработанной системы</w:t>
+      </w:r>
+      <w:r>
+        <w:rPr>
+          <w:lang w:val="ru-RU"/>
+        </w:rPr>
+        <w:t xml:space="preserve"> </w:t>
+      </w:r>
+      <w:r>
+        <w:rPr>
+          <w:lang w:val="ru-RU"/>
+        </w:rPr>
+        <w:t>[3, 10, 11]</w:t>
+      </w:r>
+      <w:r>
+        <w:rPr>
+          <w:lang w:val="ru-RU"/>
+        </w:rPr>
+        <w:t>.</w:t>
+      </w:r>
+    </w:p>
+    <w:p>
+      <w:pPr>
+        <w:rPr>
+          <w:lang w:val="ru-RU"/>
+        </w:rPr>
+      </w:pPr>
+      <w:r>
+        <w:rPr>
+          <w:lang w:val="ru-RU"/>
+        </w:rPr>
+        <w:t xml:space="preserve">Таким образом, выбранная процедура оценки сочетает пошаговую временную валидацию и историческое тестирование стратегии, что позволяет корректно сравнить </w:t>
+      </w:r>
+      <w:r>
+        <w:rPr>
+          <w:lang w:val="ru-RU"/>
+        </w:rPr>
+        <w:t>базовые</w:t>
+      </w:r>
+      <w:r>
+        <w:rPr>
+          <w:lang w:val="ru-RU"/>
+        </w:rPr>
+        <w:t xml:space="preserve"> и нейросетевые модели и определить, какой из исследуемых подходов обеспечивает наилучший результат в условиях поминутной торговли акциями на Московской бирже.</w:t>
+      </w:r>
+    </w:p>
+    <w:p>
+      <w:pPr>
+        <w:spacing w:after="160" w:line="278" w:lineRule="auto"/>
+        <w:ind w:firstLine="0"/>
+        <w:jc w:val="left"/>
+        <w:rPr>
+          <w:lang w:val="ru-RU"/>
+        </w:rPr>
+      </w:pPr>
+      <w:r>
+        <w:rPr>
+          <w:lang w:val="ru-RU"/>
+        </w:rPr>
+        <w:br w:type="page"/>
+      </w:r>
+    </w:p>
+    <w:p>
+      <w:pPr>
+        <w:ind w:firstLine="0"/>
+        <w:jc w:val="left"/>
+        <w:rPr>
+          <w:lang w:val="ru-RU"/>
+        </w:rPr>
+      </w:pPr>
+      <w:proofErr w:type="spellStart"/>
       <w:r>
         <w:rPr>
           <w:b/>
-          <w:lang w:val="ru-RU"/>
-        </w:rPr>
-        <w:t xml:space="preserve">Предмет исследования — </w:t>
-      </w:r>
-      <w:r>
-        <w:rPr>
-          <w:lang w:val="ru-RU"/>
-        </w:rPr>
-        <w:t>методы краткосрочного прогнозирования динамики цены и объёма торгов на минутных данных и алгоритмы принятия торговых решений на основе прогнозов с учётом торговых ограничений и издержек.</w:t>
-      </w:r>
-    </w:p>
-    <w:p>
-      <w:pPr>
-        <w:ind w:firstLine="0"/>
-        <w:rPr>
-          <w:lang w:val="ru-RU"/>
-        </w:rPr>
-      </w:pPr>
+        </w:rPr>
+        <w:lastRenderedPageBreak/>
+        <w:t>Список</w:t>
+      </w:r>
+      <w:proofErr w:type="spellEnd"/>
       <w:r>
         <w:rPr>
           <w:b/>
-          <w:lang w:val="ru-RU"/>
-        </w:rPr>
-        <w:t xml:space="preserve">Методы исследования — </w:t>
-      </w:r>
-      <w:r>
-        <w:rPr>
-          <w:lang w:val="ru-RU"/>
-        </w:rPr>
-        <w:t xml:space="preserve">анализ временных рядов и статистическая оценка; обучение с учителем; нейросетевые модели прогнозирования; </w:t>
-      </w:r>
-      <w:r>
-        <w:rPr>
-          <w:lang w:val="ru-RU"/>
-        </w:rPr>
-        <w:t>конструирование признаков</w:t>
-      </w:r>
-      <w:r>
-        <w:rPr>
-          <w:lang w:val="ru-RU"/>
-        </w:rPr>
-        <w:t xml:space="preserve">; </w:t>
-      </w:r>
-      <w:r>
-        <w:rPr>
-          <w:lang w:val="ru-RU"/>
-        </w:rPr>
-        <w:t>временная валидация</w:t>
-      </w:r>
-      <w:r>
-        <w:rPr>
-          <w:lang w:val="ru-RU"/>
-        </w:rPr>
-        <w:t xml:space="preserve">; </w:t>
-      </w:r>
-      <w:r>
-        <w:rPr>
-          <w:lang w:val="ru-RU"/>
-        </w:rPr>
-        <w:t>тестирование стратегии</w:t>
-      </w:r>
-      <w:r>
-        <w:rPr>
-          <w:lang w:val="ru-RU"/>
-        </w:rPr>
-        <w:t xml:space="preserve"> с моделированием комиссий и</w:t>
-      </w:r>
-      <w:r>
-        <w:rPr>
-          <w:lang w:val="ru-RU"/>
-        </w:rPr>
-        <w:t xml:space="preserve"> проскальзывания</w:t>
-      </w:r>
-      <w:r>
-        <w:rPr>
-          <w:lang w:val="ru-RU"/>
-        </w:rPr>
-        <w:t xml:space="preserve">; сравнительный анализ с </w:t>
-      </w:r>
-      <w:r>
-        <w:rPr>
-          <w:lang w:val="ru-RU"/>
-        </w:rPr>
-        <w:t>эталонными</w:t>
-      </w:r>
-      <w:r>
-        <w:rPr>
-          <w:lang w:val="ru-RU"/>
-        </w:rPr>
-        <w:t xml:space="preserve"> подходами.</w:t>
-      </w:r>
-    </w:p>
-    <w:p>
-      <w:pPr>
-        <w:ind w:firstLine="0"/>
-        <w:rPr>
-          <w:lang w:val="ru-RU"/>
-        </w:rPr>
-      </w:pPr>
-      <w:r>
-        <w:rPr>
-          <w:lang w:val="ru-RU"/>
-        </w:rPr>
-        <w:t>Планируемые результаты — архитектура прототипа «предсказание, детерминированный модуль принятия решений, тестирование стратегии»; программная реализация с воспроизводимыми настройками; обученная нейросетевая модель и результаты сравнения с эталонными моделями; отчёт по экспериментам и выводы об эффективности и ограничениях подхода для рынка акций Московской биржи.</w:t>
-      </w:r>
-    </w:p>
-    <w:p>
-      <w:pPr>
-        <w:pStyle w:val="1"/>
-        <w:rPr>
-          <w:lang w:val="ru-RU"/>
-        </w:rPr>
-      </w:pPr>
-      <w:r>
-        <w:rPr>
-          <w:lang w:val="ru-RU"/>
-        </w:rPr>
+        </w:rPr>
+        <w:t xml:space="preserve"> </w:t>
+      </w:r>
+      <w:proofErr w:type="spellStart"/>
+      <w:r>
+        <w:rPr>
+          <w:b/>
+        </w:rPr>
+        <w:t>использованных</w:t>
+      </w:r>
+      <w:proofErr w:type="spellEnd"/>
+      <w:r>
+        <w:rPr>
+          <w:b/>
+        </w:rPr>
+        <w:t xml:space="preserve"> </w:t>
+      </w:r>
+      <w:proofErr w:type="spellStart"/>
+      <w:r>
+        <w:rPr>
+          <w:b/>
+        </w:rPr>
+        <w:t>источников</w:t>
+      </w:r>
+      <w:proofErr w:type="spellEnd"/>
+    </w:p>
+    <w:p>
+      <w:pPr>
+        <w:ind w:firstLine="708"/>
+        <w:jc w:val="left"/>
+      </w:pPr>
+      <w:r>
+        <w:t xml:space="preserve">[1] de Jong F., Rindi B. The Microstructure of Financial Markets. </w:t>
+      </w:r>
+      <w:proofErr w:type="gramStart"/>
+      <w:r>
+        <w:t>Cambridge :</w:t>
+      </w:r>
+      <w:proofErr w:type="gramEnd"/>
+      <w:r>
+        <w:t xml:space="preserve"> Cambridge University Press, 2009. 210 с.</w:t>
+      </w:r>
+    </w:p>
+    <w:p>
+      <w:pPr>
+        <w:ind w:firstLine="708"/>
+        <w:jc w:val="left"/>
+        <w:rPr>
+          <w:lang w:val="ru-RU"/>
+        </w:rPr>
+      </w:pPr>
+      <w:r>
+        <w:t>[2] Kissell R., Glantz M., Malamut R. A practical framework for estimating transaction costs and developing optimal trading strategies to achieve best execution // Finance Research Letters. 2004. Vol. 1, No. 1. С. 35–46. DOI: 10.1016/S1544-6123(03)00004-7.</w:t>
+      </w:r>
+    </w:p>
+    <w:p>
+      <w:pPr>
+        <w:ind w:firstLine="708"/>
+        <w:jc w:val="left"/>
+      </w:pPr>
+      <w:r>
+        <w:t xml:space="preserve">[3] López de Prado M. Advances in Financial Machine Learning. </w:t>
+      </w:r>
+      <w:proofErr w:type="gramStart"/>
+      <w:r>
+        <w:t>Hoboken :</w:t>
+      </w:r>
+      <w:proofErr w:type="gramEnd"/>
+      <w:r>
+        <w:t xml:space="preserve"> Wiley, 2018. 400 с.</w:t>
+      </w:r>
+    </w:p>
+    <w:p>
+      <w:pPr>
+        <w:ind w:firstLine="708"/>
+        <w:jc w:val="left"/>
+      </w:pPr>
+      <w:r>
+        <w:t>[4] Hyndman R. J., Athanasopoulos G. Forecasting: Principles and Practice. 3rd ed. URL: https://otexts.com/fpp3/ (</w:t>
+      </w:r>
+      <w:proofErr w:type="spellStart"/>
+      <w:r>
+        <w:t>дата</w:t>
+      </w:r>
+      <w:proofErr w:type="spellEnd"/>
+      <w:r>
+        <w:t xml:space="preserve"> </w:t>
+      </w:r>
+      <w:proofErr w:type="spellStart"/>
+      <w:r>
+        <w:t>обращения</w:t>
+      </w:r>
+      <w:proofErr w:type="spellEnd"/>
+      <w:r>
+        <w:t>: 23.04.2026).</w:t>
+      </w:r>
+    </w:p>
+    <w:p>
+      <w:pPr>
+        <w:ind w:firstLine="708"/>
+        <w:jc w:val="left"/>
+      </w:pPr>
+      <w:r>
+        <w:t>[5] Xiao R., Feng Y., Yan L., Ma Y. Predict Stock Prices with ARIMA and LSTM. 2022. URL: https://doi.org/10.48550/arXiv.2209.02407 (</w:t>
+      </w:r>
+      <w:proofErr w:type="spellStart"/>
+      <w:r>
+        <w:t>дата</w:t>
+      </w:r>
+      <w:proofErr w:type="spellEnd"/>
+      <w:r>
+        <w:t xml:space="preserve"> </w:t>
+      </w:r>
+      <w:proofErr w:type="spellStart"/>
+      <w:r>
+        <w:t>обращения</w:t>
+      </w:r>
+      <w:proofErr w:type="spellEnd"/>
+      <w:r>
+        <w:t>: 23.04.2026).</w:t>
+      </w:r>
+    </w:p>
+    <w:p>
+      <w:pPr>
+        <w:ind w:firstLine="708"/>
+        <w:jc w:val="left"/>
+      </w:pPr>
+      <w:r>
+        <w:t xml:space="preserve">[6] Chung J., </w:t>
+      </w:r>
+      <w:proofErr w:type="spellStart"/>
+      <w:r>
+        <w:t>Gulcehre</w:t>
+      </w:r>
+      <w:proofErr w:type="spellEnd"/>
+      <w:r>
+        <w:t xml:space="preserve"> C., Cho K., Bengio Y. Empirical Evaluation of Gated Recurrent Neural Networks on Sequence Modeling. 2014. URL: https://doi.org/10.48550/arXiv.1412.3555 (</w:t>
+      </w:r>
+      <w:proofErr w:type="spellStart"/>
+      <w:r>
+        <w:t>дата</w:t>
+      </w:r>
+      <w:proofErr w:type="spellEnd"/>
+      <w:r>
+        <w:t xml:space="preserve"> </w:t>
+      </w:r>
+      <w:proofErr w:type="spellStart"/>
+      <w:r>
+        <w:t>обращения</w:t>
+      </w:r>
+      <w:proofErr w:type="spellEnd"/>
+      <w:r>
+        <w:t>: 23.04.2026).</w:t>
+      </w:r>
+    </w:p>
+    <w:p>
+      <w:pPr>
+        <w:ind w:firstLine="708"/>
+        <w:jc w:val="left"/>
+      </w:pPr>
+      <w:r>
+        <w:t xml:space="preserve">[7] </w:t>
+      </w:r>
+      <w:proofErr w:type="spellStart"/>
+      <w:r>
+        <w:t>Moghar</w:t>
+      </w:r>
+      <w:proofErr w:type="spellEnd"/>
+      <w:r>
+        <w:t xml:space="preserve"> A., Hamiche M. Stock Market Prediction Using LSTM Recurrent Neural Network // Procedia Computer Science. 2020. Vol. 170. С. 1168–1173. DOI: 10.1016/j.procs.2020.03.049.</w:t>
+      </w:r>
+    </w:p>
+    <w:p>
+      <w:pPr>
+        <w:ind w:firstLine="708"/>
+        <w:jc w:val="left"/>
+      </w:pPr>
+      <w:r>
+        <w:t>[8] Mehtab S., Sen J. Stock Price Prediction Using Convolutional Neural Networks on a Multivariate Timeseries. 2020. URL: https://doi.org/10.48550/arXiv.2001.09769 (</w:t>
+      </w:r>
+      <w:proofErr w:type="spellStart"/>
+      <w:r>
+        <w:t>дата</w:t>
+      </w:r>
+      <w:proofErr w:type="spellEnd"/>
+      <w:r>
+        <w:t xml:space="preserve"> </w:t>
+      </w:r>
+      <w:proofErr w:type="spellStart"/>
+      <w:r>
+        <w:t>обращения</w:t>
+      </w:r>
+      <w:proofErr w:type="spellEnd"/>
+      <w:r>
+        <w:t>: 23.04.2026).</w:t>
+      </w:r>
+    </w:p>
+    <w:p>
+      <w:pPr>
+        <w:ind w:firstLine="708"/>
+        <w:jc w:val="left"/>
+      </w:pPr>
+      <w:r>
+        <w:t>[9] Zhou H., Zhang S., Peng J. et al. Informer: Beyond Efficient Transformer for Long Sequence Time-Series Forecasting. 2020. URL: https://doi.org/10.48550/arXiv.2012.07436 (</w:t>
+      </w:r>
+      <w:proofErr w:type="spellStart"/>
+      <w:r>
+        <w:t>дата</w:t>
+      </w:r>
+      <w:proofErr w:type="spellEnd"/>
+      <w:r>
+        <w:t xml:space="preserve"> </w:t>
+      </w:r>
+      <w:proofErr w:type="spellStart"/>
+      <w:r>
+        <w:t>обращения</w:t>
+      </w:r>
+      <w:proofErr w:type="spellEnd"/>
+      <w:r>
+        <w:t>: 23.04.2026).</w:t>
+      </w:r>
+    </w:p>
+    <w:p>
+      <w:pPr>
+        <w:ind w:firstLine="708"/>
+        <w:jc w:val="left"/>
+      </w:pPr>
+      <w:r>
+        <w:t xml:space="preserve">[10] Bailey D. H., </w:t>
+      </w:r>
+      <w:proofErr w:type="spellStart"/>
+      <w:r>
+        <w:t>Borwein</w:t>
+      </w:r>
+      <w:proofErr w:type="spellEnd"/>
+      <w:r>
+        <w:t xml:space="preserve"> J. M., López de Prado M., Zhu Q. J. The Probability of </w:t>
+      </w:r>
+      <w:proofErr w:type="spellStart"/>
+      <w:r>
+        <w:t>Backtest</w:t>
+      </w:r>
+      <w:proofErr w:type="spellEnd"/>
+      <w:r>
+        <w:t xml:space="preserve"> Overfitting // The Journal of Computational Finance. 2017. Vol. 20, No. 4. С. 39–69. DOI: 10.21314/JCF.2016.322.</w:t>
+      </w:r>
+    </w:p>
+    <w:p>
+      <w:pPr>
+        <w:ind w:firstLine="708"/>
+        <w:jc w:val="left"/>
+      </w:pPr>
+      <w:r>
         <w:lastRenderedPageBreak/>
-        <w:t>1 Аналитический раздел</w:t>
-      </w:r>
-    </w:p>
-    <w:p>
-      <w:pPr>
-        <w:pStyle w:val="2"/>
-        <w:rPr>
-          <w:lang w:val="ru-RU"/>
-        </w:rPr>
-      </w:pPr>
-      <w:r>
-        <w:rPr>
-          <w:lang w:val="ru-RU"/>
-        </w:rPr>
-        <w:t>1.1 Характеристика предметной области алгоритмического трейдинга</w:t>
-      </w:r>
-    </w:p>
-    <w:p>
-      <w:pPr>
-        <w:rPr>
-          <w:lang w:val="ru-RU"/>
-        </w:rPr>
-      </w:pPr>
-      <w:r>
-        <w:rPr>
-          <w:lang w:val="ru-RU"/>
-        </w:rPr>
-        <w:t>Предметная область рассматриваемой работы связана с автоматизированной торговлей акциями на организованном биржевом рынке. В рамках такой торговли программная система получает рыночные данные, преобразует их в набор признаков, строит краткосрочный прогноз и на его основе формирует решение о совершении сделки либо об отказе от неё. В отличие от ручной торговли, где существенная часть решений принимается человеком на основе субъективной оценки ситуации, алгоритмический подход ориентирован на воспроизводимость, формализацию и возможность многократной проверки стратегии на исторических данных.</w:t>
-      </w:r>
-    </w:p>
-    <w:p>
-      <w:pPr>
-        <w:rPr>
-          <w:lang w:val="ru-RU"/>
-        </w:rPr>
-      </w:pPr>
-      <w:r>
-        <w:rPr>
-          <w:lang w:val="ru-RU"/>
-        </w:rPr>
-        <w:t>В работе рассматривается сегмент поминутного онлайн-трейдинга акций Московской биржи. Горизонт принятия решения в одну минуту или несколько минут накладывает на систему особые требования. С одной стороны, такой масштаб уже достаточно мал, чтобы состояние рынка заметно менялось в течение торговой сессии и открывало возможности для краткосрочных операций. С другой стороны, именно на малых горизонтах особенно сильно проявляются рыночный шум, случайные колебания, влияние спреда между ценой покупки и продажи, а также издержки исполнения. Следовательно, в данной предметной области недостаточно только предсказать направление движения цены; необходимо ещё и определить, компенсирует ли ожидаемое изменение цены сопутствующие торговые издержки.</w:t>
-      </w:r>
-    </w:p>
-    <w:p>
-      <w:pPr>
-        <w:rPr>
-          <w:lang w:val="ru-RU"/>
-        </w:rPr>
-      </w:pPr>
-      <w:r>
-        <w:rPr>
-          <w:lang w:val="ru-RU"/>
-        </w:rPr>
-        <w:t xml:space="preserve">Исходными данными для системы являются минутные параметры торгов по каждому инструменту. В базовом варианте используются значения цены открытия, максимума, минимума, цены закрытия и объёма торгов за минуту. Дополнительно учитываются объём в штуках и денежный оборот. Такой набор позволяет одновременно описывать как ценовую динамику, так и торговую активность по инструменту. Цена закрытия и изменение цены относительно </w:t>
-      </w:r>
-      <w:r>
-        <w:rPr>
-          <w:lang w:val="ru-RU"/>
-        </w:rPr>
-        <w:lastRenderedPageBreak/>
-        <w:t xml:space="preserve">предыдущих моментов времени характеризуют направление движения рынка, максимум и минимум отражают </w:t>
+        <w:t>[11] Bailey D. H., López de Prado M. How “</w:t>
       </w:r>
       <w:proofErr w:type="spellStart"/>
       <w:r>
-        <w:rPr>
-          <w:lang w:val="ru-RU"/>
-        </w:rPr>
-        <w:t>внутриминутный</w:t>
+        <w:t>Backtest</w:t>
       </w:r>
       <w:proofErr w:type="spellEnd"/>
       <w:r>
-        <w:rPr>
-          <w:lang w:val="ru-RU"/>
-        </w:rPr>
-        <w:t xml:space="preserve"> диапазон, а объём и оборот позволяют судить о ликвидности и интенсивности торгов.</w:t>
-      </w:r>
-    </w:p>
-    <w:p>
-      <w:pPr>
-        <w:rPr>
-          <w:lang w:val="ru-RU"/>
-        </w:rPr>
-      </w:pPr>
-      <w:r>
-        <w:rPr>
-          <w:lang w:val="ru-RU"/>
-        </w:rPr>
-        <w:t>Для исследования предполагается использовать множество из двухсот-трёхсот ликвидных акций. Выбор ликвидных инструментов обусловлен несколькими причинами. Во-первых, по таким акциям чаще наблюдается устойчивый поток сделок и, как следствие, более качественные минутные данные с меньшим количеством пропусков. Во-вторых, для ликвидных бумаг обычно характерен относительно меньший спред и более предсказуемое исполнение заявок, что особенно важно при проверке краткосрочных стратегий. В-третьих, использование нескольких сотен инструментов позволяет избежать чрезмерной привязки модели к одному эмитенту и повышает практическую ценность исследования.</w:t>
-      </w:r>
-    </w:p>
-    <w:p>
-      <w:pPr>
-        <w:rPr>
-          <w:lang w:val="ru-RU"/>
-        </w:rPr>
-      </w:pPr>
-      <w:r>
-        <w:rPr>
-          <w:lang w:val="ru-RU"/>
-        </w:rPr>
-        <w:t>С точки зрения логики обработки данных предметная область может быть представлена последовательностью взаимосвязанных этапов. Сначала выполняется получение и синхронизация рыночных данных по всем выбранным инструментам. Затем формируются производные признаки: доходности за предыдущие интервалы, показатели волатильности, соотношения ценовых параметров, характеристики объёма и оборота, а также признаки, учитывающие положение текущего момента внутри торговой сессии. После этого обучаемая модель строит прогноз на один или несколько следующих минутных интервалов. На заключительном этапе детерминированный модуль принятия решений интерпретирует прогноз и определяет конкретное торговое действие с учётом заданных правил, ограничений по позиции и оценки торговых издержек.</w:t>
-      </w:r>
-    </w:p>
-    <w:p>
-      <w:pPr>
-        <w:rPr>
-          <w:lang w:val="ru-RU"/>
-        </w:rPr>
-      </w:pPr>
-      <w:r>
-        <w:rPr>
-          <w:lang w:val="ru-RU"/>
-        </w:rPr>
-        <w:t xml:space="preserve">Особенностью данной предметной области является необходимость разделять задачу прогнозирования и задачу управления позицией. Даже при наличии достаточно точной модели изменение цены может оказаться слишком малым по сравнению с комиссией, спредом и проскальзыванием. Кроме того, решение о покупке или продаже зависит не только от ожидаемой доходности, но и от уже открытой позиции, доступного объёма капитала, ограничений на число </w:t>
-      </w:r>
-      <w:r>
-        <w:rPr>
-          <w:lang w:val="ru-RU"/>
-        </w:rPr>
-        <w:lastRenderedPageBreak/>
-        <w:t>одновременно удерживаемых бумаг и допустимой частоты сделок. Поэтому для практического применения прогноз должен рассматриваться как вход в систему принятия решений, а не как самостоятельный конечный результат.</w:t>
-      </w:r>
-    </w:p>
-    <w:p>
-      <w:pPr>
-        <w:rPr>
-          <w:lang w:val="ru-RU"/>
-        </w:rPr>
-      </w:pPr>
-      <w:r>
-        <w:rPr>
-          <w:lang w:val="ru-RU"/>
-        </w:rPr>
-        <w:t>Дополнительное ограничение исследования состоит в выборе режима торговли только длинными позициями. Это означает, что стратегия может покупать инструмент и позднее продавать уже имеющуюся позицию, но не выполняет короткие продажи. Такой режим упрощает разработку алгоритма, уменьшает число инфраструктурных и нормативных ограничений и делает модель поведения ближе к условиям, в которых находится частный инвестор или учебно-исследовательский проект. Одновременно это ограничение задаёт естественные требования к модулю принятия решений: система должна уметь различать ситуации открытия позиции, удержания ранее купленного инструмента и выхода из него.</w:t>
-      </w:r>
-    </w:p>
-    <w:p>
-      <w:pPr>
-        <w:rPr>
-          <w:lang w:val="ru-RU"/>
-        </w:rPr>
-      </w:pPr>
-      <w:r>
-        <w:rPr>
-          <w:lang w:val="ru-RU"/>
-        </w:rPr>
-        <w:t>Таким образом, предметная область работы характеризуется сочетанием трёх факторов: высокой частоты обновления данных, необходимости обрабатывать большое множество инструментов и обязательного учёта реальных торговых ограничений. Это делает задачу построения поминутной торговой системы существенно сложнее, чем задачу автономного прогнозирования цен, и требует согласованной разработки как модели прогнозирования, так и алгоритма принятия торговых решений.</w:t>
-      </w:r>
-    </w:p>
-    <w:p>
-      <w:pPr>
-        <w:pStyle w:val="2"/>
-        <w:rPr>
-          <w:lang w:val="ru-RU"/>
-        </w:rPr>
-      </w:pPr>
-      <w:r>
-        <w:rPr>
-          <w:lang w:val="ru-RU"/>
-        </w:rPr>
-        <w:t>1.2 Анализ существующих подходов к краткосрочному прогнозированию и принятию решений</w:t>
-      </w:r>
-    </w:p>
-    <w:p>
-      <w:pPr>
-        <w:rPr>
-          <w:lang w:val="ru-RU"/>
-        </w:rPr>
-      </w:pPr>
-      <w:r>
-        <w:rPr>
-          <w:lang w:val="ru-RU"/>
-        </w:rPr>
-        <w:t>Первую группу методов, применяемых для краткосрочного анализа финансовых временных рядов, образуют простые эталонные подходы. К ним относятся прогноз сохранения последнего наблюдаемого значения, прогноз по среднему изменению за последние интервалы, а также правила на основе скользящих средних. Их достоинством является высокая интерпретируемость и минимальные вычислительные затраты. Кроме того, такие методы удобно использовать как</w:t>
-      </w:r>
-      <w:r>
-        <w:rPr>
-          <w:lang w:val="ru-RU"/>
-        </w:rPr>
-        <w:t xml:space="preserve"> основу для</w:t>
-      </w:r>
-      <w:r>
-        <w:rPr>
-          <w:lang w:val="ru-RU"/>
-        </w:rPr>
-        <w:t xml:space="preserve"> сравнения: если сложная модель не превосходит </w:t>
-      </w:r>
-      <w:r>
-        <w:rPr>
-          <w:lang w:val="ru-RU"/>
-        </w:rPr>
-        <w:lastRenderedPageBreak/>
-        <w:t>простое эталонное решение, то её практическая ценность вызывает сомнения. Однако возможности простых подходов ограничены, поскольку они плохо учитывают нелинейные зависимости и сложное взаимодействие между ценой, объёмом и структурой предшествующей динамики.</w:t>
-      </w:r>
-    </w:p>
-    <w:p>
-      <w:pPr>
-        <w:rPr>
-          <w:lang w:val="ru-RU"/>
-        </w:rPr>
-      </w:pPr>
-      <w:r>
-        <w:rPr>
-          <w:lang w:val="ru-RU"/>
-        </w:rPr>
-        <w:t>Вторую группу составляют статистические методы анализа временных рядов. Они ориентированы на выявление трендов, сезонности, автокорреляции и других закономерностей в динамике наблюдений. Для финансовых данных такие методы полезны как средство первичного анализа и построения интерпретируемых эталонных моделей. Их преимущество заключается в понятной математической интерпретации и возможности оценивать вклад отдельных факторов. Вместе с тем на минутных биржевых данных классические статистические методы часто сталкиваются с проблемой нестационарности, быстрых структурных изменений и низкого отношения полезного сигнала к шуму. По этой причине их целесообразно рассматривать как важный элемент сравнения, но не как единственный инструмент решения задачи.</w:t>
-      </w:r>
-    </w:p>
-    <w:p>
-      <w:pPr>
-        <w:rPr>
-          <w:lang w:val="ru-RU"/>
-        </w:rPr>
-      </w:pPr>
-      <w:r>
-        <w:rPr>
-          <w:lang w:val="ru-RU"/>
-        </w:rPr>
-        <w:t>Третью группу образуют методы машинного обучения, включая нейросетевые модели. Их основное преимущество связано со способностью извлекать сложные и нелинейные зависимости из большого числа признаков. Для задач краткосрочного прогнозирования они позволяют учитывать не только абсолютные уровни цен, но и форму недавней динамики, особенности объёма, взаимосвязи между инструментами и повторяющиеся внутридневные паттерны. Особенно перспективными являются модели, работающие с последовательностями наблюдений, поскольку они могут использовать информацию сразу за несколько предыдущих интервалов. Недостатками таких методов являются повышенные требования к качеству данных, более высокая вычислительная сложность и риск переобучения, особенно в случае малого горизонта прогноза и большого уровня рыночного шума.</w:t>
-      </w:r>
-    </w:p>
-    <w:p>
-      <w:pPr>
-        <w:rPr>
-          <w:lang w:val="ru-RU"/>
-        </w:rPr>
-      </w:pPr>
-      <w:r>
-        <w:rPr>
-          <w:lang w:val="ru-RU"/>
-        </w:rPr>
-        <w:t xml:space="preserve">Отдельного рассмотрения требует вопрос, каким образом преобразовать численный прогноз в торговое действие. На практике возможны два базовых подхода. Первый состоит в непосредственной классификации будущего </w:t>
-      </w:r>
-      <w:r>
-        <w:rPr>
-          <w:lang w:val="ru-RU"/>
-        </w:rPr>
-        <w:lastRenderedPageBreak/>
-        <w:t>действия, когда модель сразу выдаёт решение о покупке, продаже или удержании. Второй подход предполагает сначала прогнозирование цены, доходности или вероятности роста, а затем применение детерминированного алгоритма принятия решений. Для настоящей работы второй вариант является более предпочтительным, поскольку он позволяет разделить задачи: обучаемая часть системы отвечает за извлечение прогностического сигнала, а алгоритмическая часть — за учёт комиссий, спреда, ограничений по позиции и порогов входа в сделку. Такое разделение упрощает анализ поведения системы и повышает прозрачность получаемых результатов.</w:t>
-      </w:r>
-    </w:p>
-    <w:p>
-      <w:pPr>
-        <w:rPr>
-          <w:lang w:val="ru-RU"/>
-        </w:rPr>
-      </w:pPr>
-      <w:r>
-        <w:rPr>
-          <w:lang w:val="ru-RU"/>
-        </w:rPr>
-        <w:t>Важным компонентом любой торговой разработки является тестирование стратегии на исторических данных. Без такого этапа невозможно оценить, как выбранный способ прогнозирования и алгоритм принятия решений вели бы себя в реальных условиях торговли. Корректное тестирование должно учитывать последовательный характер поступления данных, невозможность использовать информацию из будущего, наличие комиссий, биржевого спреда и возможного проскальзывания. Дополнительно необходимо разделять выбор параметров модели и итоговую оценку стратегии, чтобы не подменять реальную проверку подгонкой под исторический участок рынка. Именно поэтому в рамках работы предполагается применять пошаговую временную валидацию, при которой обучение и проверка выполняются на последовательно сдвигаемых временных интервалах.</w:t>
-      </w:r>
-    </w:p>
-    <w:p>
-      <w:pPr>
-        <w:rPr>
-          <w:lang w:val="ru-RU"/>
-        </w:rPr>
-      </w:pPr>
-      <w:r>
-        <w:rPr>
-          <w:lang w:val="ru-RU"/>
-        </w:rPr>
-        <w:t xml:space="preserve">Анализ существующих подходов показывает, что для поставленной задачи недостаточно ограничиться только одним классом методов. Простые и статистические модели полезны как эталонные решения и средства первичного анализа. Нейросетевые методы представляют интерес как основной инструмент построения прогноза на минутных данных. Однако практическая применимость системы определяется не только качеством прогноза, но и качеством алгоритма принятия торговых решений. Поэтому в качестве рабочей концепции для дальнейшей разработки выбирается гибридная схема: нейросетевая модель прогнозирует краткосрочное изменение рыночных параметров, а </w:t>
-      </w:r>
-      <w:r>
-        <w:rPr>
-          <w:lang w:val="ru-RU"/>
-        </w:rPr>
-        <w:lastRenderedPageBreak/>
-        <w:t>детерминированный алгоритм по заранее заданным правилам преобразует прогноз в торговые действия и передаёт их в подсистему исторического тестирования.</w:t>
-      </w:r>
-    </w:p>
-    <w:p>
-      <w:pPr>
-        <w:pStyle w:val="2"/>
-        <w:rPr>
-          <w:lang w:val="ru-RU"/>
-        </w:rPr>
-      </w:pPr>
-      <w:r>
-        <w:rPr>
-          <w:lang w:val="ru-RU"/>
-        </w:rPr>
-        <w:t>1.3 Постановка задачи</w:t>
-      </w:r>
-    </w:p>
-    <w:p>
-      <w:pPr>
-        <w:rPr>
-          <w:lang w:val="ru-RU"/>
-        </w:rPr>
-      </w:pPr>
-      <w:r>
-        <w:rPr>
-          <w:lang w:val="ru-RU"/>
-        </w:rPr>
-        <w:t>На основании рассмотренной предметной области и анализа существующих подходов может быть сформулирована постановка задачи выпускной квалификационной работы. Необходимо разработать прототип системы алгоритмического онлайн-трейдинга акций на Московской бирже, функционирующей на минутных данных и ориентированной на принятие решений в режиме торговли только длинными позициями. Система должна объединять средства подготовки данных, нейросетевую модель краткосрочного прогнозирования, детерминированный модуль принятия торговых решений и подсистему тестирования стратегии на исторических данных.</w:t>
-      </w:r>
-    </w:p>
-    <w:p>
-      <w:pPr>
-        <w:rPr>
-          <w:lang w:val="ru-RU"/>
-        </w:rPr>
-      </w:pPr>
-      <w:r>
-        <w:rPr>
-          <w:lang w:val="ru-RU"/>
-        </w:rPr>
-        <w:t>Входом в систему являются минутные данные по выбранному множеству ликвидных акций: цена открытия, максимум, минимум, цена закрытия, объём в штуках и денежный оборот. На этапе предварительной обработки требуется обеспечить синхронизацию временных рядов по инструментам, корректную обработку пропусков, расчёт производных признаков и подготовку обучающих выборок. Отдельное требование состоит в том, чтобы формат хранения и обработки данных позволял использовать единый конвейер как для эталонных моделей, так и для основной нейросетевой модели.</w:t>
-      </w:r>
-    </w:p>
-    <w:p>
-      <w:pPr>
-        <w:rPr>
-          <w:lang w:val="ru-RU"/>
-        </w:rPr>
-      </w:pPr>
-      <w:r>
-        <w:rPr>
-          <w:lang w:val="ru-RU"/>
-        </w:rPr>
-        <w:t xml:space="preserve">Прогнозирующая подсистема должна по истории предыдущих минутных наблюдений оценивать ожидаемое изменение цены или иного целевого показателя на горизонте от одной до нескольких минут. Полученный прогноз не используется напрямую как торговый приказ, а передаётся в детерминированный модуль принятия решений. Этот модуль должен определять, следует ли открыть позицию, сохранить уже открытую позицию либо закрыть её. Решение принимается на основе прогноза, пороговых правил и параметров риск-ограничений. В частности, необходимо предусмотреть запрет </w:t>
-      </w:r>
-      <w:r>
-        <w:rPr>
-          <w:lang w:val="ru-RU"/>
-        </w:rPr>
-        <w:lastRenderedPageBreak/>
-        <w:t>коротких продаж, ограничение размера позиции и возможность отказа от сделки в случае недостаточной ожидаемой доходности.</w:t>
-      </w:r>
-    </w:p>
-    <w:p>
-      <w:pPr>
-        <w:rPr>
-          <w:lang w:val="ru-RU"/>
-        </w:rPr>
-      </w:pPr>
-      <w:r>
-        <w:rPr>
-          <w:lang w:val="ru-RU"/>
-        </w:rPr>
-        <w:t>Подсистема исторического тестирования должна обеспечивать имитацию работы стратегии в последовательном режиме, соответствующем реальному порядку поступления данных. При расчёте результата необходимо учитывать комиссии, биржевой спред и, при наличии технической возможности, проскальзывание исполнения. Для предотвращения методических ошибок оценка качества модели и стратегии должна выполняться на данных, не использованных при обучении. С этой целью требуется реализовать пошаговую временную валидацию, при которой модель обучается на одном временном интервале, а затем проверяется на следующем за ним участке.</w:t>
-      </w:r>
-    </w:p>
-    <w:p>
-      <w:pPr>
-        <w:rPr>
-          <w:lang w:val="ru-RU"/>
-        </w:rPr>
-      </w:pPr>
-      <w:r>
-        <w:rPr>
-          <w:lang w:val="ru-RU"/>
-        </w:rPr>
-        <w:t>Результатом решения поставленной задачи должны стать: подготовленный набор минутных данных по выбранному множеству инструментов; эталонная и основная нейросетевая модели прогнозирования; детерминированный алгоритм принятия торговых решений; программная реализация процедуры исторического тестирования; а также результаты экспериментальной оценки. Оценка должна включать как показатели качества прогноза, так и показатели эффективности стратегии: прибыль и убыток, максимальную просадку, торговый оборот, число сделок и устойчивость результатов при изменении параметров модели и правил принятия решений.</w:t>
-      </w:r>
-    </w:p>
-    <w:p>
-      <w:pPr>
-        <w:rPr>
-          <w:lang w:val="ru-RU"/>
-        </w:rPr>
-      </w:pPr>
-      <w:r>
-        <w:rPr>
-          <w:lang w:val="ru-RU"/>
-        </w:rPr>
-        <w:t>Таким образом, аналитический раздел позволяет перейти от общего описания предметной области к формализованной постановке задачи. В следующем разделе необходимо определить метод решения, выбрать архитектуру прогнозирующей модели, описать состав признаков и разработать детерминированный алгоритм принятия торговых решений, который будет использован в программном прототипе системы.</w:t>
-      </w:r>
-    </w:p>
-    <w:p>
-      <w:pPr>
-        <w:rPr>
-          <w:lang w:val="ru-RU"/>
-        </w:rPr>
-      </w:pPr>
-      <w:r>
-        <w:rPr>
-          <w:lang w:val="ru-RU"/>
-        </w:rPr>
-        <w:br w:type="page"/>
-      </w:r>
-    </w:p>
-    <w:p>
-      <w:pPr>
-        <w:pStyle w:val="1"/>
-        <w:rPr>
-          <w:lang w:val="ru-RU"/>
-        </w:rPr>
-      </w:pPr>
-      <w:r>
-        <w:rPr>
-          <w:lang w:val="ru-RU"/>
-        </w:rPr>
-        <w:lastRenderedPageBreak/>
-        <w:t>2 Специальный раздел</w:t>
-      </w:r>
-    </w:p>
-    <w:p>
-      <w:pPr>
-        <w:pStyle w:val="2"/>
-        <w:rPr>
-          <w:lang w:val="ru-RU"/>
-        </w:rPr>
-      </w:pPr>
-      <w:r>
-        <w:rPr>
-          <w:lang w:val="ru-RU"/>
-        </w:rPr>
-        <w:t>2.1 Выбор метода решения и общая структура системы</w:t>
-      </w:r>
-    </w:p>
-    <w:p>
-      <w:pPr>
-        <w:rPr>
-          <w:lang w:val="ru-RU"/>
-        </w:rPr>
-      </w:pPr>
-      <w:r>
-        <w:rPr>
-          <w:lang w:val="ru-RU"/>
-        </w:rPr>
-        <w:t>В настоящей работе для решения поставленной задачи предлагается использовать гибридный подход, состоящий из двух взаимосвязанных частей: подсистемы краткосрочного прогнозирования и детерминированного модуля принятия торговых решений. Первая часть предназначена для оценки ожидаемой доходности инструмента на заданном горизонте прогнозирования, вторая — для преобразования полученного прогноза в конкретное торговое действие с учётом издержек и ограничений стратегии.</w:t>
-      </w:r>
-    </w:p>
-    <w:p>
-      <w:pPr>
-        <w:rPr>
-          <w:lang w:val="ru-RU"/>
-        </w:rPr>
-      </w:pPr>
-      <w:r>
-        <w:rPr>
-          <w:lang w:val="ru-RU"/>
-        </w:rPr>
-        <w:t>Выбор именно такого подхода обусловлен особенностями предметной области. Для поминутной торговли на рынке акций недостаточно только определить вероятное направление движения цены. Даже при наличии корректного прогноза ожидаемое изменение рыночного параметра может оказаться слишком малым по сравнению с комиссией, биржевым спредом и возможным проскальзыванием. Кроме того, торговое решение зависит от уже открытой позиции, доступного капитала, ограничений на объём сделки и максимально допустимого числа одновременно удерживаемых инструментов. Поэтому прогноз следует рассматривать как входную величину для системы принятия решений, а не как самостоятельный конечный результат.</w:t>
-      </w:r>
-    </w:p>
-    <w:p>
-      <w:pPr>
-        <w:rPr>
-          <w:lang w:val="ru-RU"/>
-        </w:rPr>
-      </w:pPr>
-      <w:r>
-        <w:rPr>
-          <w:lang w:val="ru-RU"/>
-        </w:rPr>
-        <w:t xml:space="preserve">Общая структура разрабатываемой системы включает несколько последовательно связанных этапов. На первом этапе выполняется получение и предварительная обработка минутных рыночных данных по выбранному множеству акций Московской биржи. На втором этапе на основе обработанных данных формируется набор признаков, описывающих текущее состояние рынка по каждому инструменту. На третьем этапе выполняется прогнозирование целевой переменной с использованием эталонных и нейросетевых моделей. На четвёртом этапе детерминированный модуль преобразует прогноз в действия покупки, продажи или удержания позиции. На пятом этапе осуществляется </w:t>
-      </w:r>
-      <w:r>
-        <w:rPr>
-          <w:lang w:val="ru-RU"/>
-        </w:rPr>
-        <w:lastRenderedPageBreak/>
-        <w:t>историческое тестирование стратегии, позволяющее оценить её качество по совокупности прогностических и торговых показателей.</w:t>
-      </w:r>
-    </w:p>
-    <w:p>
-      <w:pPr>
-        <w:rPr>
-          <w:lang w:val="ru-RU"/>
-        </w:rPr>
-      </w:pPr>
-      <w:r>
-        <w:rPr>
-          <w:lang w:val="ru-RU"/>
-        </w:rPr>
-        <w:t>В качестве целевой переменной в работе выбрана не абсолютная цена следующего момента времени, а краткосрочная доходность инструмента. Такой выбор позволяет привести данные разных бумаг к более сопоставимому масштабу, что особенно важно при работе с большим множеством акций, имеющих различный ценовой уровень. Кроме того, именно ожидаемая доходность является более естественной величиной для передачи в модуль принятия решений, поскольку она позволяет напрямую сопоставлять величину ожидаемого эффекта с величиной торговых издержек.</w:t>
-      </w:r>
-    </w:p>
-    <w:p>
-      <w:pPr>
-        <w:rPr>
-          <w:lang w:val="ru-RU"/>
-        </w:rPr>
-      </w:pPr>
-      <w:r>
-        <w:rPr>
-          <w:lang w:val="ru-RU"/>
-        </w:rPr>
-        <w:t xml:space="preserve">Для исследования выбраны две эталонные модели и три нейросетевые архитектуры. В качестве эталонных моделей используются наивная модель нулевой доходности и линейная регрессия по лаговым признакам. Эти модели служат простыми и интерпретируемыми ориентирами, позволяющими определить, дают ли более сложные методы реальное улучшение качества прогноза. В качестве нейросетевых моделей используются рекуррентная модель на основе управляемых рекуррентных блоков, одномерная свёрточная нейронная сеть и </w:t>
+        <w:t xml:space="preserve"> Overfitting” in Finance Leads to False Discoveries // Significance. 2021. Vol. 18, No. 6. С. 22–25. DOI: 10.1111/1740-9713.01588.</w:t>
+      </w:r>
+    </w:p>
+    <w:p>
+      <w:pPr>
+        <w:ind w:firstLine="708"/>
+        <w:jc w:val="left"/>
+      </w:pPr>
+      <w:r>
+        <w:t xml:space="preserve">[12] </w:t>
       </w:r>
       <w:proofErr w:type="spellStart"/>
       <w:r>
-        <w:rPr>
-          <w:lang w:val="ru-RU"/>
-        </w:rPr>
-        <w:t>трансформерная</w:t>
+        <w:t>Backtrader</w:t>
       </w:r>
       <w:proofErr w:type="spellEnd"/>
       <w:r>
-        <w:rPr>
-          <w:lang w:val="ru-RU"/>
-        </w:rPr>
-        <w:t xml:space="preserve"> архитектура. Такой набор позволяет сравнить три разных подхода к обработке временной последовательности: рекуррентный, свёрточный и основанный на механизме внимания.</w:t>
-      </w:r>
-    </w:p>
-    <w:p>
-      <w:pPr>
-        <w:rPr>
-          <w:lang w:val="ru-RU"/>
-        </w:rPr>
-      </w:pPr>
-      <w:r>
-        <w:rPr>
-          <w:lang w:val="ru-RU"/>
-        </w:rPr>
-        <w:t>Таким образом, в качестве метода решения выбирается единая вычислительная схема, в которой все модели работают на одном и том же наборе данных и признаков, формируют прогноз краткосрочной доходности, после чего их результаты преобразуются в торговые решения по единым правилам. Это обеспечивает сопоставимость результатов и позволяет корректно оценить влияние выбора архитектуры на итоговое качество торговой системы.</w:t>
-      </w:r>
-    </w:p>
-    <w:p>
-      <w:pPr>
-        <w:pStyle w:val="2"/>
-        <w:rPr>
-          <w:lang w:val="ru-RU"/>
-        </w:rPr>
-      </w:pPr>
-      <w:r>
-        <w:rPr>
-          <w:lang w:val="ru-RU"/>
-        </w:rPr>
-        <w:t>2.2 Формирование входных данных и признакового пространства</w:t>
-      </w:r>
-    </w:p>
-    <w:p>
-      <w:pPr>
-        <w:rPr>
-          <w:lang w:val="ru-RU"/>
-        </w:rPr>
-      </w:pPr>
-      <w:r>
-        <w:rPr>
-          <w:lang w:val="ru-RU"/>
-        </w:rPr>
-        <w:t xml:space="preserve">Входной информацией для построения моделей служат минутные данные по выбранному множеству ликвидных акций Московской биржи. Для каждого </w:t>
-      </w:r>
-      <w:r>
-        <w:rPr>
-          <w:lang w:val="ru-RU"/>
-        </w:rPr>
-        <w:lastRenderedPageBreak/>
-        <w:t xml:space="preserve">инструмента используются цена открытия, максимальная цена за минуту, минимальная цена за минуту, цена закрытия, объём торгов в штуках и денежный оборот. Такой набор параметров позволяет одновременно учитывать ценовую динамику, </w:t>
+        <w:t xml:space="preserve"> Documentation. Introduction. URL: https://www.backtrader.com/docu/ (</w:t>
       </w:r>
       <w:proofErr w:type="spellStart"/>
       <w:r>
-        <w:rPr>
-          <w:lang w:val="ru-RU"/>
-        </w:rPr>
-        <w:t>внутриминутный</w:t>
+        <w:t>дата</w:t>
       </w:r>
       <w:proofErr w:type="spellEnd"/>
       <w:r>
-        <w:rPr>
-          <w:lang w:val="ru-RU"/>
-        </w:rPr>
-        <w:t xml:space="preserve"> диапазон движения и интенсивность торговой активности.</w:t>
-      </w:r>
-    </w:p>
-    <w:p>
-      <w:pPr>
-        <w:rPr>
-          <w:lang w:val="ru-RU"/>
-        </w:rPr>
-      </w:pPr>
-      <w:r>
-        <w:rPr>
-          <w:lang w:val="ru-RU"/>
-        </w:rPr>
-        <w:t>На этапе подготовки данных исходные временные ряды должны быть приведены к единой структуре. Для этого выполняются сортировка наблюдений по времени, синхронизация данных по всем инструментам, проверка полноты минутных записей и обработка пропусков. Отдельное внимание должно быть уделено корректному учёту нерабочих периодов, начала и окончания торговой сессии, а также различий в активности отдельных бумаг. Поскольку модели прогнозирования предполагается применять к большому множеству инструментов, важным требованием является единообразие процедуры подготовки данных.</w:t>
-      </w:r>
-    </w:p>
-    <w:p>
-      <w:pPr>
-        <w:rPr>
-          <w:lang w:val="ru-RU"/>
-        </w:rPr>
-      </w:pPr>
-      <w:r>
-        <w:rPr>
-          <w:lang w:val="ru-RU"/>
-        </w:rPr>
-        <w:t>Для целей прогнозирования используется не только исходный набор рыночных параметров, но и производные признаки. В первую очередь к ним относятся лаговые значения доходности, отражающие поведение инструмента в предыдущие минуты. Также целесообразно использовать лаговые значения объёма торгов и денежного оборота, так как интенсивность торговой активности может нести дополнительную информацию о возможном дальнейшем движении. Помимо этого, могут применяться простые агрегированные характеристики, например скользящие средние значения доходности, отношения текущей цены к среднему значению на коротком окне, локальные оценки изменчивости, а также относительные изменения объёма.</w:t>
-      </w:r>
-    </w:p>
-    <w:p>
-      <w:pPr>
-        <w:rPr>
-          <w:lang w:val="ru-RU"/>
-        </w:rPr>
-      </w:pPr>
-      <w:r>
-        <w:rPr>
-          <w:lang w:val="ru-RU"/>
-        </w:rPr>
-        <w:t>Формирование признакового пространства должно подчиняться принципу причинной корректности: для вычисления признаков в момент времени допускается использовать только ту информацию, которая была доступна к этому моменту. Это требование является принципиальным, поскольку исключает скрытое использование будущих данных и тем самым обеспечивает корректность дальнейшего исторического тестирования.</w:t>
-      </w:r>
-    </w:p>
-    <w:p>
-      <w:pPr>
-        <w:rPr>
-          <w:lang w:val="ru-RU"/>
-        </w:rPr>
-      </w:pPr>
-      <w:r>
-        <w:rPr>
-          <w:lang w:val="ru-RU"/>
-        </w:rPr>
-        <w:lastRenderedPageBreak/>
-        <w:t>Для всех моделей используется скользящее окно наблюдений фиксированной длины. Такое окно содержит последовательность признаков за несколько последних минут и служит входом в прогнозирующую модель. Выбор оконного представления позволяет единообразно подавать данные как на эталонные модели, так и на нейросетевые архитектуры. При этом линейная регрессия использует плоское представление признаков, а нейросетевые модели получают последовательность временных срезов, что позволяет им учитывать структуру изменения признаков во времени.</w:t>
-      </w:r>
-    </w:p>
-    <w:p>
-      <w:pPr>
-        <w:rPr>
-          <w:lang w:val="ru-RU"/>
-        </w:rPr>
-      </w:pPr>
-      <w:r>
-        <w:rPr>
-          <w:lang w:val="ru-RU"/>
-        </w:rPr>
-        <w:t>Целевая переменная определяется как доходность на заданном горизонте прогнозирования. В простейшем случае это может быть доходность через одну минуту, однако в рамках работы допускается использование горизонта в несколько минут. Значение целевой переменной рассчитывается на основе текущей и будущей цены закрытия. При этом в момент формирования прогноза модель получает только исторические данные, а значение целевой переменной используется исключительно на этапе обучения и последующей оценки качества.</w:t>
-      </w:r>
-    </w:p>
-    <w:p>
-      <w:pPr>
-        <w:rPr>
-          <w:lang w:val="ru-RU"/>
-        </w:rPr>
-      </w:pPr>
-      <w:r>
-        <w:rPr>
-          <w:lang w:val="ru-RU"/>
-        </w:rPr>
-        <w:t>Таким образом, входные данные в работе представляют собой синхронизированные минутные ряды рыночных параметров и построенные на их основе признаки, а выходом моделей является оценка ожидаемой краткосрочной доходности. Такая постановка обеспечивает единый формат взаимодействия между подсистемой прогнозирования и модулем принятия торговых решений.</w:t>
-      </w:r>
-    </w:p>
-    <w:p>
-      <w:pPr>
-        <w:pStyle w:val="2"/>
-        <w:rPr>
-          <w:lang w:val="ru-RU"/>
-        </w:rPr>
-      </w:pPr>
-      <w:r>
-        <w:rPr>
-          <w:lang w:val="ru-RU"/>
-        </w:rPr>
-        <w:t>2.3 Выбор и описание прогнозирующих моделей</w:t>
-      </w:r>
-    </w:p>
-    <w:p>
-      <w:pPr>
-        <w:rPr>
-          <w:lang w:val="ru-RU"/>
-        </w:rPr>
-      </w:pPr>
-      <w:r>
-        <w:rPr>
-          <w:lang w:val="ru-RU"/>
-        </w:rPr>
-        <w:t>Для исследования в работе используются пять прогнозирующих моделей, различающихся по сложности и принципу обработки временной информации. Такое решение позволяет сопоставить простые эталонные подходы с более сложными нейросетевыми методами и определить, оправдано ли усложнение модели применительно к задаче поминутного прогнозирования.</w:t>
-      </w:r>
-    </w:p>
-    <w:p>
-      <w:pPr>
-        <w:rPr>
-          <w:lang w:val="ru-RU"/>
-        </w:rPr>
-      </w:pPr>
-      <w:r>
-        <w:rPr>
-          <w:lang w:val="ru-RU"/>
-        </w:rPr>
-        <w:lastRenderedPageBreak/>
-        <w:t>Наивная модель нулевой доходности является простейшей эталонной моделью. Она предполагает, что ожидаемая доходность на следующем шаге равна нулю. Не</w:t>
-      </w:r>
-      <w:r>
-        <w:rPr>
-          <w:lang w:val="ru-RU"/>
-        </w:rPr>
         <w:t xml:space="preserve"> </w:t>
       </w:r>
-      <w:r>
-        <w:rPr>
-          <w:lang w:val="ru-RU"/>
-        </w:rPr>
-        <w:t>смотря на крайнюю простоту, такая модель полезна как нижняя граница качества, поскольку на малых временных горизонтах фактическая доходность действительно часто оказывается близкой к нулю. Если более сложная модель не даёт улучшения по сравнению с данным эталоном, то её практическая ценность оказывается сомнительной.</w:t>
-      </w:r>
-    </w:p>
-    <w:p>
-      <w:pPr>
-        <w:rPr>
-          <w:lang w:val="ru-RU"/>
-        </w:rPr>
-      </w:pPr>
-      <w:r>
-        <w:rPr>
-          <w:lang w:val="ru-RU"/>
-        </w:rPr>
-        <w:t>Вторая эталонная модель — линейная регрессия по лаговым признакам. Эта модель использует значения доходности, объёма и других производных характеристик за несколько предыдущих моментов времени и формирует линейную оценку будущей доходности. Преимуществами линейной регрессии являются простота реализации, интерпретируемость и возможность определить, насколько полезна уже сама базовая связь между признаками и целевой переменной без применения нелинейных методов.</w:t>
-      </w:r>
-    </w:p>
-    <w:p>
-      <w:pPr>
-        <w:rPr>
-          <w:lang w:val="ru-RU"/>
-        </w:rPr>
-      </w:pPr>
-      <w:r>
-        <w:rPr>
-          <w:lang w:val="ru-RU"/>
-        </w:rPr>
-        <w:t>Первая нейросетевая модель строится на основе управляемых рекуррентных блоков. Рекуррентная архитектура предназначена для последовательной обработки временного окна и сохранения информации о ранее наблюдавшихся значениях. Благодаря этому модель может учитывать порядок появления сигналов и их накопительный эффект. Выбор именно управляемых рекуррентных блоков обусловлен их относительной простотой по сравнению с более тяжёлыми рекуррентными архитектурами при сохранении способности работать с последовательными зависимостями.</w:t>
-      </w:r>
-    </w:p>
-    <w:p>
-      <w:pPr>
-        <w:rPr>
-          <w:lang w:val="ru-RU"/>
-        </w:rPr>
-      </w:pPr>
-      <w:r>
-        <w:rPr>
-          <w:lang w:val="ru-RU"/>
-        </w:rPr>
-        <w:t>Вторая нейросетевая модель представляет собой одномерную свёрточную сеть. Свёрточный подход позволяет извлекать локальные шаблоны в последовательности признаков, например кратковременные ценовые импульсы, серии минут роста или падения, а также повторяющиеся сочетания изменений цены и объёма. По сравнению с рекуррентной моделью свёрточная архитектура проще в вычислительном отношении и хорошо подходит для выявления краткосрочных закономерностей на ограниченном временном окне.</w:t>
-      </w:r>
-    </w:p>
-    <w:p>
-      <w:pPr>
-        <w:rPr>
-          <w:lang w:val="ru-RU"/>
-        </w:rPr>
-      </w:pPr>
-      <w:r>
-        <w:rPr>
-          <w:lang w:val="ru-RU"/>
-        </w:rPr>
-        <w:lastRenderedPageBreak/>
-        <w:t>Третья нейросетевая модель основана на трансформерной архитектуре. В отличие от рекуррентной и свёрточной моделей, трансформер позволяет анализировать взаимосвязи между разными моментами временного окна без последовательного прохода по всей цепочке наблюдений. Это делает модель потенциально более гибкой при работе со сложными зависимостями, однако одновременно повышает требования к настройке и вычислительным ресурсам. В рамках данной работы трансформер рассматривается как наиболее сложная модель, предназначенная для проверки того, даёт ли использование более мощной архитектуры преимущество в рассматриваемой задаче.</w:t>
-      </w:r>
-    </w:p>
-    <w:p>
-      <w:pPr>
-        <w:rPr>
-          <w:lang w:val="ru-RU"/>
-        </w:rPr>
-      </w:pPr>
-      <w:r>
-        <w:rPr>
-          <w:lang w:val="ru-RU"/>
-        </w:rPr>
-        <w:t>Все прогнозирующие модели получают на вход один и тот же набор данных и признаков и формируют прогноз одной и той же целевой переменной — краткосрочной доходности. Такой подход обеспечивает корректность сравнения. Различия между моделями определяются только способом преобразования входной последовательности в прогноз, а не различием информационной базы.</w:t>
-      </w:r>
-    </w:p>
-    <w:p>
-      <w:pPr>
-        <w:rPr>
-          <w:lang w:val="ru-RU"/>
-        </w:rPr>
-      </w:pPr>
-      <w:r>
-        <w:rPr>
-          <w:lang w:val="ru-RU"/>
-        </w:rPr>
-        <w:t>Таким образом, набор моделей в работе построен по принципу постепенного усложнения: от наивного эталона к линейной модели, а затем к трём нейросетевым архитектурам. Это позволяет исследовать, в какой степени усложнение метода прогнозирования действительно улучшает качество результата и приводит ли оно к повышению эффективности итоговой торговой стратегии.</w:t>
-      </w:r>
-    </w:p>
-    <w:p>
-      <w:pPr>
-        <w:pStyle w:val="2"/>
-        <w:rPr>
-          <w:lang w:val="ru-RU"/>
-        </w:rPr>
-      </w:pPr>
-      <w:r>
-        <w:rPr>
-          <w:lang w:val="ru-RU"/>
-        </w:rPr>
-        <w:t>2.4 Детерминированный алгоритм принятия торговых решений</w:t>
-      </w:r>
-    </w:p>
-    <w:p>
-      <w:pPr>
-        <w:rPr>
-          <w:lang w:val="ru-RU"/>
-        </w:rPr>
-      </w:pPr>
-      <w:r>
-        <w:rPr>
-          <w:lang w:val="ru-RU"/>
-        </w:rPr>
-        <w:t>После получения прогноза ожидаемой доходности по каждому инструменту необходимо преобразовать его в конкретное торговое действие. Для решения этой задачи в работе используется детерминированный алгоритм принятия решений, основанный на заранее заданных правилах. Такой подход обеспечивает прозрачность логики системы и позволяет отделить качество прогноза от качества торгового управления.</w:t>
-      </w:r>
-    </w:p>
-    <w:p>
-      <w:pPr>
-        <w:rPr>
-          <w:lang w:val="ru-RU"/>
-        </w:rPr>
-      </w:pPr>
-      <w:r>
-        <w:rPr>
-          <w:lang w:val="ru-RU"/>
-        </w:rPr>
-        <w:lastRenderedPageBreak/>
-        <w:t>Основной принцип работы алгоритма состоит в сравнении прогнозируемой доходности с пороговыми значениями, определяющими условия входа в позицию и выхода из неё. Если ожидаемая доходность превышает положительный порог и по данному инструменту отсутствует открытая позиция, система может сформировать сигнал на покупку. Если по инструменту уже имеется открытая позиция и прогноз становится меньше установленного порога удержания либо принимает отрицательное значение, система формирует сигнал на продажу. Если ни одно из условий не выполнено, позиция сохраняется без изменений.</w:t>
-      </w:r>
-    </w:p>
-    <w:p>
-      <w:pPr>
-        <w:rPr>
-          <w:lang w:val="ru-RU"/>
-        </w:rPr>
-      </w:pPr>
-      <w:r>
-        <w:rPr>
-          <w:lang w:val="ru-RU"/>
-        </w:rPr>
-        <w:t>При выборе пороговых значений необходимо учитывать реальные торговые издержки. Порог входа должен быть достаточно велик, чтобы ожидаемый эффект потенциально покрывал комиссию, спред и проскальзывание. В противном случае стратегия будет совершать избыточное число сделок, не обеспечивающих положительного результата. Следовательно, модуль принятия решений должен быть ориентирован не на любое положительное прогнозируемое изменение, а только на такое, которое можно считать экономически значимым.</w:t>
-      </w:r>
-    </w:p>
-    <w:p>
-      <w:pPr>
-        <w:rPr>
-          <w:lang w:val="ru-RU"/>
-        </w:rPr>
-      </w:pPr>
-      <w:r>
-        <w:rPr>
-          <w:lang w:val="ru-RU"/>
-        </w:rPr>
-        <w:t>В работе рассматривается режим торговли только длинными позициями. Это означает, что система может открыть позицию путём покупки инструмента, удерживать её в течение некоторого времени и затем закрыть путём продажи, но не может открывать короткие позиции. Такое ограничение упрощает структуру алгоритма и делает его ближе к условиям, доступным в учебно-исследовательском или частном инвестиционном режиме.</w:t>
-      </w:r>
-    </w:p>
-    <w:p>
-      <w:pPr>
-        <w:rPr>
-          <w:lang w:val="ru-RU"/>
-        </w:rPr>
-      </w:pPr>
-      <w:r>
-        <w:rPr>
-          <w:lang w:val="ru-RU"/>
-        </w:rPr>
-        <w:t xml:space="preserve">Помимо прогноза доходности и пороговых правил, алгоритм должен учитывать ограничения управления капиталом. К числу таких ограничений относятся максимальный размер позиции по одному инструменту, максимально допустимое число одновременно удерживаемых бумаг, ограничение на суммарный торговый оборот и запрет на совершение повторных сделок по одному и тому же инструменту в течение слишком короткого интервала времени. Введение подобных ограничений необходимо для того, чтобы стратегия не </w:t>
-      </w:r>
-      <w:r>
-        <w:rPr>
-          <w:lang w:val="ru-RU"/>
-        </w:rPr>
-        <w:lastRenderedPageBreak/>
-        <w:t>демонстрировала искусственно завышенные результаты за счёт чрезмерной торговой активности.</w:t>
-      </w:r>
-    </w:p>
-    <w:p>
-      <w:pPr>
-        <w:rPr>
-          <w:lang w:val="ru-RU"/>
-        </w:rPr>
-      </w:pPr>
-      <w:r>
-        <w:rPr>
-          <w:lang w:val="ru-RU"/>
-        </w:rPr>
-        <w:t>Важным свойством выбранного алгоритма является его универсальность по отношению к различным прогнозирующим моделям. Независимо от того, получен прогноз наивной моделью, линейной регрессией, рекуррентной сетью, свёрточной сетью или трансформером, преобразование прогноза в действие выполняется по одним и тем же правилам. Благодаря этому различия в итоговых результатах можно связывать именно с качеством прогнозирующей модели, а не с изменением логики торговли.</w:t>
-      </w:r>
-    </w:p>
-    <w:p>
-      <w:pPr>
-        <w:rPr>
-          <w:lang w:val="ru-RU"/>
-        </w:rPr>
-      </w:pPr>
-      <w:r>
-        <w:rPr>
-          <w:lang w:val="ru-RU"/>
-        </w:rPr>
-        <w:t>Таким образом, детерминированный алгоритм принятия торговых решений в работе выполняет роль связующего звена между подсистемой прогнозирования и подсистемой исторического тестирования. Он обеспечивает единый и интерпретируемый механизм формирования торговых сигналов, учитывающий как ожидаемую доходность, так и реальные ограничения биржевой торговли.</w:t>
-      </w:r>
-    </w:p>
-    <w:p>
-      <w:pPr>
-        <w:pStyle w:val="2"/>
-        <w:rPr>
-          <w:lang w:val="ru-RU"/>
-        </w:rPr>
-      </w:pPr>
-      <w:r>
-        <w:rPr>
-          <w:lang w:val="ru-RU"/>
-        </w:rPr>
-        <w:t>2.5 Процедура пошаговой временной валидации и исторического тестирования</w:t>
-      </w:r>
-    </w:p>
-    <w:p>
-      <w:pPr>
-        <w:rPr>
-          <w:lang w:val="ru-RU"/>
-        </w:rPr>
-      </w:pPr>
-      <w:r>
-        <w:rPr>
-          <w:lang w:val="ru-RU"/>
-        </w:rPr>
-        <w:t>Оценка качества прогнозирующих моделей и торговой стратегии должна выполняться с учётом временной природы данных. В связи с этим в работе применяется пошаговая временная валидация, при которой обучение и проверка проводятся на последовательно сдвигаемых временных интервалах. Такой подход позволяет приблизить условия эксперимента к реальному использованию модели, когда прогноз всегда строится только на основе уже наблюдавшейся информации.</w:t>
-      </w:r>
-    </w:p>
-    <w:p>
-      <w:pPr>
-        <w:rPr>
-          <w:lang w:val="ru-RU"/>
-        </w:rPr>
-      </w:pPr>
-      <w:r>
-        <w:rPr>
-          <w:lang w:val="ru-RU"/>
-        </w:rPr>
-        <w:t xml:space="preserve">На каждом шаге процедуры выбирается обучающий временной интервал, на котором оцениваются параметры модели, после чего выполняется проверка на следующем временном участке. Затем окно обучения и окно проверки сдвигаются вперёд по времени, и процедура повторяется. В результате удаётся получить не единственную оценку качества, а набор оценок для разных фаз </w:t>
-      </w:r>
-      <w:r>
-        <w:rPr>
-          <w:lang w:val="ru-RU"/>
-        </w:rPr>
-        <w:lastRenderedPageBreak/>
-        <w:t>рынка. Это особенно важно для финансовых временных рядов, характеристики которых могут существенно меняться во времени.</w:t>
-      </w:r>
-    </w:p>
-    <w:p>
-      <w:pPr>
-        <w:rPr>
-          <w:lang w:val="ru-RU"/>
-        </w:rPr>
-      </w:pPr>
-      <w:r>
-        <w:rPr>
-          <w:lang w:val="ru-RU"/>
-        </w:rPr>
-        <w:t xml:space="preserve">После получения прогнозов на </w:t>
-      </w:r>
       <w:proofErr w:type="spellStart"/>
       <w:r>
-        <w:rPr>
-          <w:lang w:val="ru-RU"/>
-        </w:rPr>
-        <w:t>валидационных</w:t>
+        <w:t>обращения</w:t>
       </w:r>
       <w:proofErr w:type="spellEnd"/>
       <w:r>
-        <w:rPr>
-          <w:lang w:val="ru-RU"/>
-        </w:rPr>
-        <w:t xml:space="preserve"> и тестовых интервалах выполняется историческое тестирование стратегии. На этом этапе для каждого момента времени прогноз передаётся в детерминированный модуль принятия решений, который формирует торговые действия в соответствии с заранее установленными правилами. Далее рассчитываются результаты совершённых операций с учётом комиссий, спреда и возможного проскальзывания.</w:t>
-      </w:r>
-    </w:p>
-    <w:p>
-      <w:pPr>
-        <w:rPr>
-          <w:lang w:val="ru-RU"/>
-        </w:rPr>
-      </w:pPr>
-      <w:r>
-        <w:rPr>
-          <w:lang w:val="ru-RU"/>
-        </w:rPr>
-        <w:t>Оценка результатов должна включать две группы показателей. Первая группа относится к качеству прогноза и характеризует способность модели корректно оценивать направление и величину будущей доходности. Вторая группа относится к качеству самой торговой стратегии. К таким показателям относятся прибыль и убыток, максимальная просадка, торговый оборот, число сделок, а также устойчивость результатов при изменении параметров модели и правил принятия решений. Использование двух групп показателей необходимо, поскольку высокая точность прогноза не всегда приводит к высокой эффективности торговли, если сигналы плохо согласованы с торговыми издержками и ограничениями.</w:t>
-      </w:r>
-    </w:p>
-    <w:p>
-      <w:pPr>
-        <w:rPr>
-          <w:lang w:val="ru-RU"/>
-        </w:rPr>
-      </w:pPr>
-      <w:r>
-        <w:rPr>
-          <w:lang w:val="ru-RU"/>
-        </w:rPr>
-        <w:t xml:space="preserve">Отдельно необходимо подчеркнуть, что параметры моделей и пороговые параметры алгоритма принятия решений должны подбираться только на обучающих и </w:t>
+        <w:t>: 23.04.2026).</w:t>
+      </w:r>
+    </w:p>
+    <w:p>
+      <w:pPr>
+        <w:ind w:firstLine="708"/>
+        <w:jc w:val="left"/>
+      </w:pPr>
+      <w:r>
+        <w:t>[13] Zipline 3.0 Documentation. URL: https://zipline.ml4trading.io/ (</w:t>
       </w:r>
       <w:proofErr w:type="spellStart"/>
       <w:r>
-        <w:rPr>
-          <w:lang w:val="ru-RU"/>
-        </w:rPr>
-        <w:t>валидационных</w:t>
+        <w:t>дата</w:t>
       </w:r>
       <w:proofErr w:type="spellEnd"/>
       <w:r>
-        <w:rPr>
-          <w:lang w:val="ru-RU"/>
-        </w:rPr>
-        <w:t xml:space="preserve"> интервалах. Итоговая оценка должна проводиться на данных, не использовавшихся для подбора параметров. Это позволяет избежать подгонки под исторический участок и обеспечить более достоверную оценку практической применимости разработанной системы.</w:t>
-      </w:r>
-    </w:p>
-    <w:p>
-      <w:pPr>
-        <w:rPr>
-          <w:lang w:val="ru-RU"/>
-        </w:rPr>
-      </w:pPr>
-      <w:r>
-        <w:rPr>
-          <w:lang w:val="ru-RU"/>
-        </w:rPr>
-        <w:t>Таким образом, выбранная процедура оценки сочетает пошаговую временную валидацию и историческое тестирование стратегии, что позволяет корректно сравнить эталонные и нейросетевые модели и определить, какой из исследуемых подходов обеспечивает наилучший результат в условиях поминутной торговли акциями на Московской бирже.</w:t>
+        <w:t xml:space="preserve"> </w:t>
+      </w:r>
+      <w:proofErr w:type="spellStart"/>
+      <w:r>
+        <w:t>обращения</w:t>
+      </w:r>
+      <w:proofErr w:type="spellEnd"/>
+      <w:r>
+        <w:t>: 23.04.2026).</w:t>
+      </w:r>
+    </w:p>
+    <w:p>
+      <w:pPr>
+        <w:ind w:firstLine="708"/>
+        <w:jc w:val="left"/>
+        <w:rPr>
+          <w:lang w:val="ru-RU"/>
+        </w:rPr>
+      </w:pPr>
+      <w:r>
+        <w:t xml:space="preserve">[14] </w:t>
+      </w:r>
+      <w:proofErr w:type="spellStart"/>
+      <w:r>
+        <w:t>QuantConnect</w:t>
+      </w:r>
+      <w:proofErr w:type="spellEnd"/>
+      <w:r>
+        <w:t xml:space="preserve"> Documentation. LEAN Engine: Getting Started. URL</w:t>
+      </w:r>
+      <w:r>
+        <w:rPr>
+          <w:lang w:val="ru-RU"/>
+        </w:rPr>
+        <w:t xml:space="preserve">: </w:t>
+      </w:r>
+      <w:r>
+        <w:t>https</w:t>
+      </w:r>
+      <w:r>
+        <w:rPr>
+          <w:lang w:val="ru-RU"/>
+        </w:rPr>
+        <w:t>://</w:t>
+      </w:r>
+      <w:r>
+        <w:t>www</w:t>
+      </w:r>
+      <w:r>
+        <w:rPr>
+          <w:lang w:val="ru-RU"/>
+        </w:rPr>
+        <w:t>.</w:t>
+      </w:r>
+      <w:proofErr w:type="spellStart"/>
+      <w:r>
+        <w:t>quantconnect</w:t>
+      </w:r>
+      <w:proofErr w:type="spellEnd"/>
+      <w:r>
+        <w:rPr>
+          <w:lang w:val="ru-RU"/>
+        </w:rPr>
+        <w:t>.</w:t>
+      </w:r>
+      <w:r>
+        <w:t>com</w:t>
+      </w:r>
+      <w:r>
+        <w:rPr>
+          <w:lang w:val="ru-RU"/>
+        </w:rPr>
+        <w:t>/</w:t>
+      </w:r>
+      <w:r>
+        <w:t>docs</w:t>
+      </w:r>
+      <w:r>
+        <w:rPr>
+          <w:lang w:val="ru-RU"/>
+        </w:rPr>
+        <w:t>/</w:t>
+      </w:r>
+      <w:r>
+        <w:t>v</w:t>
+      </w:r>
+      <w:r>
+        <w:rPr>
+          <w:lang w:val="ru-RU"/>
+        </w:rPr>
+        <w:t>2/</w:t>
+      </w:r>
+      <w:r>
+        <w:t>lean</w:t>
+      </w:r>
+      <w:r>
+        <w:rPr>
+          <w:lang w:val="ru-RU"/>
+        </w:rPr>
+        <w:t>-</w:t>
+      </w:r>
+      <w:r>
+        <w:t>engine</w:t>
+      </w:r>
+      <w:r>
+        <w:rPr>
+          <w:lang w:val="ru-RU"/>
+        </w:rPr>
+        <w:t>/</w:t>
+      </w:r>
+      <w:r>
+        <w:t>getting</w:t>
+      </w:r>
+      <w:r>
+        <w:rPr>
+          <w:lang w:val="ru-RU"/>
+        </w:rPr>
+        <w:t>-</w:t>
+      </w:r>
+      <w:r>
+        <w:t>started</w:t>
+      </w:r>
+      <w:r>
+        <w:rPr>
+          <w:lang w:val="ru-RU"/>
+        </w:rPr>
+        <w:t xml:space="preserve"> (дата обращения: 23.04.2026).</w:t>
       </w:r>
     </w:p>
     <w:sectPr>
-      <w:footerReference w:type="default" r:id="rId7"/>
+      <w:footerReference w:type="default" r:id="rId17"/>
       <w:pgSz w:w="11906" w:h="16838"/>
       <w:pgMar w:top="1134" w:right="567" w:bottom="1134" w:left="1701" w:header="720" w:footer="720" w:gutter="0"/>
       <w:cols w:space="720"/>
@@ -2254,7 +7742,6 @@
   <w:style w:type="character" w:default="1" w:styleId="a1">
     <w:name w:val="Default Paragraph Font"/>
     <w:uiPriority w:val="1"/>
-    <w:semiHidden/>
     <w:unhideWhenUsed/>
   </w:style>
   <w:style w:type="table" w:default="1" w:styleId="a2">
@@ -2809,6 +8296,29 @@
       <w:lang w:val="en-US"/>
     </w:rPr>
   </w:style>
+  <w:style w:type="character" w:styleId="aff">
+    <w:name w:val="Hyperlink"/>
+    <w:basedOn w:val="a1"/>
+    <w:uiPriority w:val="99"/>
+    <w:unhideWhenUsed/>
+    <w:rsid w:val="00310277"/>
+    <w:rPr>
+      <w:color w:val="467886" w:themeColor="hyperlink"/>
+      <w:u w:val="single"/>
+    </w:rPr>
+  </w:style>
+  <w:style w:type="character" w:styleId="aff0">
+    <w:name w:val="Unresolved Mention"/>
+    <w:basedOn w:val="a1"/>
+    <w:uiPriority w:val="99"/>
+    <w:semiHidden/>
+    <w:unhideWhenUsed/>
+    <w:rsid w:val="00310277"/>
+    <w:rPr>
+      <w:color w:val="605E5C"/>
+      <w:shd w:val="clear" w:color="auto" w:fill="E1DFDD"/>
+    </w:rPr>
+  </w:style>
 </w:styles>
 </file>
 
@@ -3105,4 +8615,16 @@
     </a:ext>
   </a:extLst>
 </a:theme>
+</file>
+
+<file path=customXml/item1.xml><?xml version="1.0" encoding="utf-8"?>
+<b:Sources xmlns:b="http://schemas.openxmlformats.org/officeDocument/2006/bibliography" xmlns="http://schemas.openxmlformats.org/officeDocument/2006/bibliography" SelectedStyle="\APASixthEditionOfficeOnline.xsl" StyleName="APA" Version="6"/>
+</file>
+
+<file path=customXml/itemProps1.xml><?xml version="1.0" encoding="utf-8"?>
+<ds:datastoreItem xmlns:ds="http://schemas.openxmlformats.org/officeDocument/2006/customXml" ds:itemID="{678B5356-7C0A-4696-8917-6979BCC34327}">
+  <ds:schemaRefs>
+    <ds:schemaRef ds:uri="http://schemas.openxmlformats.org/officeDocument/2006/bibliography"/>
+  </ds:schemaRefs>
+</ds:datastoreItem>
 </file>
--- a/BKP.docx
+++ b/BKP.docx
@@ -433,7 +433,6 @@
         </w:rPr>
       </w:pPr>
       <w:bookmarkStart w:id="0" w:name="_Hlk129625758"/>
-      <w:proofErr w:type="spellStart"/>
       <w:r>
         <w:rPr>
           <w:rFonts w:eastAsia="Calibri" w:cs="Times New Roman"/>
@@ -441,9 +440,8 @@
           <w:sz w:val="24"/>
           <w:szCs w:val="24"/>
         </w:rPr>
-        <w:t>Институт</w:t>
-      </w:r>
-      <w:proofErr w:type="spellEnd"/>
+        <w:t xml:space="preserve">Институт </w:t>
+      </w:r>
       <w:r>
         <w:rPr>
           <w:rFonts w:eastAsia="Calibri" w:cs="Times New Roman"/>
@@ -451,59 +449,8 @@
           <w:sz w:val="24"/>
           <w:szCs w:val="24"/>
         </w:rPr>
-        <w:t xml:space="preserve"> </w:t>
-      </w:r>
-      <w:proofErr w:type="spellStart"/>
-      <w:r>
-        <w:rPr>
-          <w:rFonts w:eastAsia="Calibri" w:cs="Times New Roman"/>
-          <w:b/>
-          <w:sz w:val="24"/>
-          <w:szCs w:val="24"/>
-        </w:rPr>
-        <w:t>кибербезопасности</w:t>
-      </w:r>
-      <w:proofErr w:type="spellEnd"/>
-      <w:r>
-        <w:rPr>
-          <w:rFonts w:eastAsia="Calibri" w:cs="Times New Roman"/>
-          <w:b/>
-          <w:sz w:val="24"/>
-          <w:szCs w:val="24"/>
-        </w:rPr>
-        <w:t xml:space="preserve"> и </w:t>
-      </w:r>
-      <w:proofErr w:type="spellStart"/>
-      <w:r>
-        <w:rPr>
-          <w:rFonts w:eastAsia="Calibri" w:cs="Times New Roman"/>
-          <w:b/>
-          <w:sz w:val="24"/>
-          <w:szCs w:val="24"/>
-        </w:rPr>
-        <w:t>цифровых</w:t>
-      </w:r>
-      <w:proofErr w:type="spellEnd"/>
-      <w:r>
-        <w:rPr>
-          <w:rFonts w:eastAsia="Calibri" w:cs="Times New Roman"/>
-          <w:b/>
-          <w:sz w:val="24"/>
-          <w:szCs w:val="24"/>
-        </w:rPr>
-        <w:t xml:space="preserve"> </w:t>
-      </w:r>
-      <w:proofErr w:type="spellStart"/>
-      <w:r>
-        <w:rPr>
-          <w:rFonts w:eastAsia="Calibri" w:cs="Times New Roman"/>
-          <w:b/>
-          <w:sz w:val="24"/>
-          <w:szCs w:val="24"/>
-        </w:rPr>
-        <w:t>технологий</w:t>
-      </w:r>
-      <w:proofErr w:type="spellEnd"/>
+        <w:t>кибербезопасности и цифровых технологий</w:t>
+      </w:r>
     </w:p>
     <w:p>
       <w:pPr>
@@ -961,10 +908,18 @@
                 <w:szCs w:val="24"/>
                 <w:lang w:eastAsia="ru-RU"/>
               </w:rPr>
-              <w:t>(</w:t>
-            </w:r>
-            <w:proofErr w:type="spellStart"/>
-            <w:r>
+              <w:t>(Подпись)</w:t>
+            </w:r>
+          </w:p>
+        </w:tc>
+        <w:tc>
+          <w:tcPr>
+            <w:tcW w:w="1050" w:type="pct"/>
+          </w:tcPr>
+          <w:p>
+            <w:pPr>
+              <w:widowControl w:val="0"/>
+              <w:ind w:firstLine="0"/>
               <w:rPr>
                 <w:rFonts w:eastAsia="SimSun"/>
                 <w:b w:val="0"/>
@@ -973,10 +928,12 @@
                 <w:szCs w:val="24"/>
                 <w:lang w:eastAsia="ru-RU"/>
               </w:rPr>
-              <w:t>Подпись</w:t>
-            </w:r>
-            <w:proofErr w:type="spellEnd"/>
-            <w:r>
+            </w:pPr>
+          </w:p>
+          <w:p>
+            <w:pPr>
+              <w:widowControl w:val="0"/>
+              <w:ind w:firstLine="0"/>
               <w:rPr>
                 <w:rFonts w:eastAsia="SimSun"/>
                 <w:b w:val="0"/>
@@ -985,14 +942,8 @@
                 <w:szCs w:val="24"/>
                 <w:lang w:eastAsia="ru-RU"/>
               </w:rPr>
-              <w:t>)</w:t>
-            </w:r>
-          </w:p>
-        </w:tc>
-        <w:tc>
-          <w:tcPr>
-            <w:tcW w:w="1050" w:type="pct"/>
-          </w:tcPr>
+            </w:pPr>
+          </w:p>
           <w:p>
             <w:pPr>
               <w:widowControl w:val="0"/>
@@ -1003,6 +954,7 @@
                 <w:bCs w:val="0"/>
                 <w:sz w:val="24"/>
                 <w:szCs w:val="24"/>
+                <w:highlight w:val="yellow"/>
                 <w:lang w:eastAsia="ru-RU"/>
               </w:rPr>
             </w:pPr>
@@ -1017,25 +969,28 @@
                 <w:bCs w:val="0"/>
                 <w:sz w:val="24"/>
                 <w:szCs w:val="24"/>
-                <w:lang w:eastAsia="ru-RU"/>
-              </w:rPr>
-            </w:pPr>
-          </w:p>
-          <w:p>
-            <w:pPr>
-              <w:widowControl w:val="0"/>
-              <w:ind w:firstLine="0"/>
+                <w:lang w:val="ru-RU" w:eastAsia="ru-RU"/>
+              </w:rPr>
+            </w:pPr>
+            <w:r>
               <w:rPr>
                 <w:rFonts w:eastAsia="SimSun"/>
                 <w:b w:val="0"/>
                 <w:bCs w:val="0"/>
                 <w:sz w:val="24"/>
                 <w:szCs w:val="24"/>
-                <w:highlight w:val="yellow"/>
-                <w:lang w:eastAsia="ru-RU"/>
-              </w:rPr>
-            </w:pPr>
-          </w:p>
+                <w:lang w:val="ru-RU" w:eastAsia="ru-RU"/>
+              </w:rPr>
+              <w:t>Петров К.Ю.</w:t>
+            </w:r>
+          </w:p>
+        </w:tc>
+      </w:tr>
+      <w:tr>
+        <w:tc>
+          <w:tcPr>
+            <w:tcW w:w="2059" w:type="pct"/>
+          </w:tcPr>
           <w:p>
             <w:pPr>
               <w:widowControl w:val="0"/>
@@ -1058,16 +1013,9 @@
                 <w:szCs w:val="24"/>
                 <w:lang w:val="ru-RU" w:eastAsia="ru-RU"/>
               </w:rPr>
-              <w:t>Петров К.Ю.</w:t>
-            </w:r>
-          </w:p>
-        </w:tc>
-      </w:tr>
-      <w:tr>
-        <w:tc>
-          <w:tcPr>
-            <w:tcW w:w="2059" w:type="pct"/>
-          </w:tcPr>
+              <w:t>Отчет утвержден.</w:t>
+            </w:r>
+          </w:p>
           <w:p>
             <w:pPr>
               <w:widowControl w:val="0"/>
@@ -1090,7 +1038,7 @@
                 <w:szCs w:val="24"/>
                 <w:lang w:val="ru-RU" w:eastAsia="ru-RU"/>
               </w:rPr>
-              <w:t>Отчет утвержден.</w:t>
+              <w:t>Допущен к защите:</w:t>
             </w:r>
           </w:p>
           <w:p>
@@ -1106,7 +1054,16 @@
                 <w:lang w:val="ru-RU" w:eastAsia="ru-RU"/>
               </w:rPr>
             </w:pPr>
-            <w:r>
+          </w:p>
+        </w:tc>
+        <w:tc>
+          <w:tcPr>
+            <w:tcW w:w="1060" w:type="pct"/>
+          </w:tcPr>
+          <w:p>
+            <w:pPr>
+              <w:widowControl w:val="0"/>
+              <w:ind w:firstLine="0"/>
               <w:rPr>
                 <w:rFonts w:eastAsia="SimSun"/>
                 <w:b w:val="0"/>
@@ -1115,9 +1072,13 @@
                 <w:szCs w:val="24"/>
                 <w:lang w:val="ru-RU" w:eastAsia="ru-RU"/>
               </w:rPr>
-              <w:t>Допущен к защите:</w:t>
-            </w:r>
-          </w:p>
+            </w:pPr>
+          </w:p>
+        </w:tc>
+        <w:tc>
+          <w:tcPr>
+            <w:tcW w:w="831" w:type="pct"/>
+          </w:tcPr>
           <w:p>
             <w:pPr>
               <w:widowControl w:val="0"/>
@@ -1135,7 +1096,26 @@
         </w:tc>
         <w:tc>
           <w:tcPr>
-            <w:tcW w:w="1060" w:type="pct"/>
+            <w:tcW w:w="1050" w:type="pct"/>
+          </w:tcPr>
+          <w:p>
+            <w:pPr>
+              <w:widowControl w:val="0"/>
+              <w:ind w:firstLine="0"/>
+              <w:rPr>
+                <w:rFonts w:eastAsia="SimSun"/>
+                <w:sz w:val="24"/>
+                <w:szCs w:val="24"/>
+                <w:lang w:val="ru-RU" w:eastAsia="ru-RU"/>
+              </w:rPr>
+            </w:pPr>
+          </w:p>
+        </w:tc>
+      </w:tr>
+      <w:tr>
+        <w:tc>
+          <w:tcPr>
+            <w:tcW w:w="2059" w:type="pct"/>
           </w:tcPr>
           <w:p>
             <w:pPr>
@@ -1147,151 +1127,20 @@
                 <w:bCs w:val="0"/>
                 <w:sz w:val="24"/>
                 <w:szCs w:val="24"/>
-                <w:lang w:val="ru-RU" w:eastAsia="ru-RU"/>
-              </w:rPr>
-            </w:pPr>
-          </w:p>
-        </w:tc>
-        <w:tc>
-          <w:tcPr>
-            <w:tcW w:w="831" w:type="pct"/>
-          </w:tcPr>
-          <w:p>
-            <w:pPr>
-              <w:widowControl w:val="0"/>
-              <w:ind w:firstLine="0"/>
+                <w:lang w:eastAsia="ru-RU"/>
+              </w:rPr>
+            </w:pPr>
+            <w:r>
               <w:rPr>
                 <w:rFonts w:eastAsia="SimSun"/>
                 <w:b w:val="0"/>
                 <w:bCs w:val="0"/>
                 <w:sz w:val="24"/>
                 <w:szCs w:val="24"/>
-                <w:lang w:val="ru-RU" w:eastAsia="ru-RU"/>
-              </w:rPr>
-            </w:pPr>
-          </w:p>
-        </w:tc>
-        <w:tc>
-          <w:tcPr>
-            <w:tcW w:w="1050" w:type="pct"/>
-          </w:tcPr>
-          <w:p>
-            <w:pPr>
-              <w:widowControl w:val="0"/>
-              <w:ind w:firstLine="0"/>
-              <w:rPr>
-                <w:rFonts w:eastAsia="SimSun"/>
-                <w:sz w:val="24"/>
-                <w:szCs w:val="24"/>
-                <w:lang w:val="ru-RU" w:eastAsia="ru-RU"/>
-              </w:rPr>
-            </w:pPr>
-          </w:p>
-        </w:tc>
-      </w:tr>
-      <w:tr>
-        <w:tc>
-          <w:tcPr>
-            <w:tcW w:w="2059" w:type="pct"/>
-          </w:tcPr>
-          <w:p>
-            <w:pPr>
-              <w:widowControl w:val="0"/>
-              <w:ind w:firstLine="0"/>
-              <w:rPr>
-                <w:rFonts w:eastAsia="SimSun"/>
-                <w:b w:val="0"/>
-                <w:bCs w:val="0"/>
-                <w:sz w:val="24"/>
-                <w:szCs w:val="24"/>
                 <w:lang w:eastAsia="ru-RU"/>
               </w:rPr>
-            </w:pPr>
-            <w:proofErr w:type="spellStart"/>
-            <w:r>
-              <w:rPr>
-                <w:rFonts w:eastAsia="SimSun"/>
-                <w:b w:val="0"/>
-                <w:bCs w:val="0"/>
-                <w:sz w:val="24"/>
-                <w:szCs w:val="24"/>
-                <w:lang w:eastAsia="ru-RU"/>
-              </w:rPr>
-              <w:t>Руководитель</w:t>
-            </w:r>
-            <w:proofErr w:type="spellEnd"/>
-            <w:r>
-              <w:rPr>
-                <w:rFonts w:eastAsia="SimSun"/>
-                <w:b w:val="0"/>
-                <w:bCs w:val="0"/>
-                <w:sz w:val="24"/>
-                <w:szCs w:val="24"/>
-                <w:lang w:eastAsia="ru-RU"/>
-              </w:rPr>
-              <w:t xml:space="preserve"> </w:t>
-            </w:r>
-            <w:proofErr w:type="spellStart"/>
-            <w:r>
-              <w:rPr>
-                <w:rFonts w:eastAsia="SimSun"/>
-                <w:b w:val="0"/>
-                <w:bCs w:val="0"/>
-                <w:sz w:val="24"/>
-                <w:szCs w:val="24"/>
-                <w:lang w:eastAsia="ru-RU"/>
-              </w:rPr>
-              <w:t>практики</w:t>
-            </w:r>
-            <w:proofErr w:type="spellEnd"/>
-            <w:r>
-              <w:rPr>
-                <w:rFonts w:eastAsia="SimSun"/>
-                <w:b w:val="0"/>
-                <w:bCs w:val="0"/>
-                <w:sz w:val="24"/>
-                <w:szCs w:val="24"/>
-                <w:lang w:eastAsia="ru-RU"/>
-              </w:rPr>
-              <w:t xml:space="preserve"> </w:t>
-            </w:r>
-            <w:proofErr w:type="spellStart"/>
-            <w:r>
-              <w:rPr>
-                <w:rFonts w:eastAsia="SimSun"/>
-                <w:b w:val="0"/>
-                <w:bCs w:val="0"/>
-                <w:sz w:val="24"/>
-                <w:szCs w:val="24"/>
-                <w:lang w:eastAsia="ru-RU"/>
-              </w:rPr>
-              <w:t>от</w:t>
-            </w:r>
-            <w:proofErr w:type="spellEnd"/>
-            <w:r>
-              <w:rPr>
-                <w:rFonts w:eastAsia="SimSun"/>
-                <w:b w:val="0"/>
-                <w:bCs w:val="0"/>
-                <w:sz w:val="24"/>
-                <w:szCs w:val="24"/>
-                <w:lang w:eastAsia="ru-RU"/>
-              </w:rPr>
-              <w:t xml:space="preserve"> </w:t>
-            </w:r>
-            <w:proofErr w:type="spellStart"/>
-            <w:r>
-              <w:rPr>
-                <w:rFonts w:eastAsia="SimSun"/>
-                <w:b w:val="0"/>
-                <w:bCs w:val="0"/>
-                <w:sz w:val="24"/>
-                <w:szCs w:val="24"/>
-                <w:lang w:eastAsia="ru-RU"/>
-              </w:rPr>
-              <w:t>кафедры</w:t>
-            </w:r>
-            <w:proofErr w:type="spellEnd"/>
+              <w:t>Руководитель практики от кафедры</w:t>
+            </w:r>
           </w:p>
         </w:tc>
         <w:tc>
@@ -1403,21 +1252,39 @@
                 <w:szCs w:val="24"/>
                 <w:lang w:eastAsia="ru-RU"/>
               </w:rPr>
-              <w:t xml:space="preserve">     (</w:t>
-            </w:r>
-            <w:proofErr w:type="spellStart"/>
-            <w:r>
+              <w:t xml:space="preserve">     (Подпись)</w:t>
+            </w:r>
+          </w:p>
+        </w:tc>
+        <w:tc>
+          <w:tcPr>
+            <w:tcW w:w="1050" w:type="pct"/>
+          </w:tcPr>
+          <w:p>
+            <w:pPr>
+              <w:widowControl w:val="0"/>
+              <w:ind w:firstLine="0"/>
+              <w:rPr>
+                <w:rFonts w:eastAsia="SimSun"/>
+                <w:sz w:val="24"/>
+                <w:szCs w:val="24"/>
+                <w:lang w:eastAsia="ru-RU"/>
+              </w:rPr>
+            </w:pPr>
+          </w:p>
+          <w:p>
+            <w:pPr>
+              <w:widowControl w:val="0"/>
+              <w:ind w:firstLine="0"/>
               <w:rPr>
                 <w:rFonts w:eastAsia="SimSun"/>
                 <w:b w:val="0"/>
                 <w:bCs w:val="0"/>
                 <w:sz w:val="24"/>
                 <w:szCs w:val="24"/>
-                <w:lang w:eastAsia="ru-RU"/>
-              </w:rPr>
-              <w:t>Подпись</w:t>
-            </w:r>
-            <w:proofErr w:type="spellEnd"/>
+                <w:lang w:val="ru-RU" w:eastAsia="ru-RU"/>
+              </w:rPr>
+            </w:pPr>
             <w:r>
               <w:rPr>
                 <w:rFonts w:eastAsia="SimSun"/>
@@ -1425,32 +1292,11 @@
                 <w:bCs w:val="0"/>
                 <w:sz w:val="24"/>
                 <w:szCs w:val="24"/>
-                <w:lang w:eastAsia="ru-RU"/>
-              </w:rPr>
-              <w:t>)</w:t>
-            </w:r>
-          </w:p>
-        </w:tc>
-        <w:tc>
-          <w:tcPr>
-            <w:tcW w:w="1050" w:type="pct"/>
-          </w:tcPr>
-          <w:p>
-            <w:pPr>
-              <w:widowControl w:val="0"/>
-              <w:ind w:firstLine="0"/>
-              <w:rPr>
-                <w:rFonts w:eastAsia="SimSun"/>
-                <w:sz w:val="24"/>
-                <w:szCs w:val="24"/>
-                <w:lang w:eastAsia="ru-RU"/>
-              </w:rPr>
-            </w:pPr>
-          </w:p>
-          <w:p>
-            <w:pPr>
-              <w:widowControl w:val="0"/>
-              <w:ind w:firstLine="0"/>
+                <w:lang w:val="ru-RU" w:eastAsia="ru-RU"/>
+              </w:rPr>
+              <w:t>Газанова</w:t>
+            </w:r>
+            <w:r>
               <w:rPr>
                 <w:rFonts w:eastAsia="SimSun"/>
                 <w:b w:val="0"/>
@@ -1459,8 +1305,8 @@
                 <w:szCs w:val="24"/>
                 <w:lang w:val="ru-RU" w:eastAsia="ru-RU"/>
               </w:rPr>
-            </w:pPr>
-            <w:proofErr w:type="spellStart"/>
+              <w:t xml:space="preserve"> </w:t>
+            </w:r>
             <w:r>
               <w:rPr>
                 <w:rFonts w:eastAsia="SimSun"/>
@@ -1470,29 +1316,6 @@
                 <w:szCs w:val="24"/>
                 <w:lang w:val="ru-RU" w:eastAsia="ru-RU"/>
               </w:rPr>
-              <w:t>Газанова</w:t>
-            </w:r>
-            <w:proofErr w:type="spellEnd"/>
-            <w:r>
-              <w:rPr>
-                <w:rFonts w:eastAsia="SimSun"/>
-                <w:b w:val="0"/>
-                <w:bCs w:val="0"/>
-                <w:sz w:val="24"/>
-                <w:szCs w:val="24"/>
-                <w:lang w:val="ru-RU" w:eastAsia="ru-RU"/>
-              </w:rPr>
-              <w:t xml:space="preserve"> </w:t>
-            </w:r>
-            <w:r>
-              <w:rPr>
-                <w:rFonts w:eastAsia="SimSun"/>
-                <w:b w:val="0"/>
-                <w:bCs w:val="0"/>
-                <w:sz w:val="24"/>
-                <w:szCs w:val="24"/>
-                <w:lang w:val="ru-RU" w:eastAsia="ru-RU"/>
-              </w:rPr>
               <w:t>Н.Ш.</w:t>
             </w:r>
           </w:p>
@@ -1508,21 +1331,12 @@
           <w:szCs w:val="28"/>
         </w:rPr>
       </w:pPr>
-      <w:proofErr w:type="spellStart"/>
       <w:r>
         <w:rPr>
           <w:rFonts w:eastAsia="Calibri" w:cs="Times New Roman"/>
           <w:szCs w:val="28"/>
         </w:rPr>
-        <w:t>Москва</w:t>
-      </w:r>
-      <w:proofErr w:type="spellEnd"/>
-      <w:r>
-        <w:rPr>
-          <w:rFonts w:eastAsia="Calibri" w:cs="Times New Roman"/>
-          <w:szCs w:val="28"/>
-        </w:rPr>
-        <w:t xml:space="preserve"> 20</w:t>
+        <w:t>Москва 20</w:t>
       </w:r>
       <w:r>
         <w:rPr>
@@ -1957,7 +1771,6 @@
           <w:szCs w:val="24"/>
         </w:rPr>
       </w:pPr>
-      <w:proofErr w:type="spellStart"/>
       <w:r>
         <w:rPr>
           <w:rFonts w:eastAsia="Calibri" w:cs="Times New Roman"/>
@@ -1965,69 +1778,8 @@
           <w:sz w:val="24"/>
           <w:szCs w:val="24"/>
         </w:rPr>
-        <w:t>Институт</w:t>
-      </w:r>
-      <w:proofErr w:type="spellEnd"/>
-      <w:r>
-        <w:rPr>
-          <w:rFonts w:eastAsia="Calibri" w:cs="Times New Roman"/>
-          <w:b/>
-          <w:sz w:val="24"/>
-          <w:szCs w:val="24"/>
-        </w:rPr>
-        <w:t xml:space="preserve"> </w:t>
-      </w:r>
-      <w:proofErr w:type="spellStart"/>
-      <w:r>
-        <w:rPr>
-          <w:rFonts w:eastAsia="Calibri" w:cs="Times New Roman"/>
-          <w:b/>
-          <w:sz w:val="24"/>
-          <w:szCs w:val="24"/>
-        </w:rPr>
-        <w:t>кибербезопасности</w:t>
-      </w:r>
-      <w:proofErr w:type="spellEnd"/>
-      <w:r>
-        <w:rPr>
-          <w:rFonts w:eastAsia="Calibri" w:cs="Times New Roman"/>
-          <w:b/>
-          <w:sz w:val="24"/>
-          <w:szCs w:val="24"/>
-        </w:rPr>
-        <w:t xml:space="preserve"> и </w:t>
-      </w:r>
-      <w:proofErr w:type="spellStart"/>
-      <w:r>
-        <w:rPr>
-          <w:rFonts w:eastAsia="Calibri" w:cs="Times New Roman"/>
-          <w:b/>
-          <w:sz w:val="24"/>
-          <w:szCs w:val="24"/>
-        </w:rPr>
-        <w:t>цифровых</w:t>
-      </w:r>
-      <w:proofErr w:type="spellEnd"/>
-      <w:r>
-        <w:rPr>
-          <w:rFonts w:eastAsia="Calibri" w:cs="Times New Roman"/>
-          <w:b/>
-          <w:sz w:val="24"/>
-          <w:szCs w:val="24"/>
-        </w:rPr>
-        <w:t xml:space="preserve"> </w:t>
-      </w:r>
-      <w:proofErr w:type="spellStart"/>
-      <w:r>
-        <w:rPr>
-          <w:rFonts w:eastAsia="Calibri" w:cs="Times New Roman"/>
-          <w:b/>
-          <w:sz w:val="24"/>
-          <w:szCs w:val="24"/>
-        </w:rPr>
-        <w:t>технологий</w:t>
-      </w:r>
-      <w:proofErr w:type="spellEnd"/>
+        <w:t>Институт кибербезопасности и цифровых технологий</w:t>
+      </w:r>
     </w:p>
     <w:p>
       <w:pPr>
@@ -2566,7 +2318,6 @@
                 <w:lang w:eastAsia="ru-RU"/>
               </w:rPr>
             </w:pPr>
-            <w:proofErr w:type="spellStart"/>
             <w:r>
               <w:rPr>
                 <w:rFonts w:eastAsia="SimSun"/>
@@ -2574,37 +2325,7 @@
                 <w:szCs w:val="24"/>
                 <w:lang w:eastAsia="ru-RU"/>
               </w:rPr>
-              <w:t>Заведующий</w:t>
-            </w:r>
-            <w:proofErr w:type="spellEnd"/>
-            <w:r>
-              <w:rPr>
-                <w:rFonts w:eastAsia="SimSun"/>
-                <w:sz w:val="24"/>
-                <w:szCs w:val="24"/>
-                <w:lang w:eastAsia="ru-RU"/>
-              </w:rPr>
-              <w:t xml:space="preserve"> </w:t>
-            </w:r>
-            <w:proofErr w:type="spellStart"/>
-            <w:r>
-              <w:rPr>
-                <w:rFonts w:eastAsia="SimSun"/>
-                <w:sz w:val="24"/>
-                <w:szCs w:val="24"/>
-                <w:lang w:eastAsia="ru-RU"/>
-              </w:rPr>
-              <w:t>кафедрой</w:t>
-            </w:r>
-            <w:proofErr w:type="spellEnd"/>
-            <w:r>
-              <w:rPr>
-                <w:rFonts w:eastAsia="SimSun"/>
-                <w:sz w:val="24"/>
-                <w:szCs w:val="24"/>
-                <w:lang w:eastAsia="ru-RU"/>
-              </w:rPr>
-              <w:t>:</w:t>
+              <w:t>Заведующий кафедрой:</w:t>
             </w:r>
           </w:p>
         </w:tc>
@@ -2699,29 +2420,7 @@
                 <w:szCs w:val="18"/>
                 <w:lang w:eastAsia="ru-RU"/>
               </w:rPr>
-              <w:t xml:space="preserve">        (</w:t>
-            </w:r>
-            <w:proofErr w:type="spellStart"/>
-            <w:r>
-              <w:rPr>
-                <w:rFonts w:eastAsia="SimSun"/>
-                <w:i/>
-                <w:sz w:val="18"/>
-                <w:szCs w:val="18"/>
-                <w:lang w:eastAsia="ru-RU"/>
-              </w:rPr>
-              <w:t>подпись</w:t>
-            </w:r>
-            <w:proofErr w:type="spellEnd"/>
-            <w:r>
-              <w:rPr>
-                <w:rFonts w:eastAsia="SimSun"/>
-                <w:i/>
-                <w:sz w:val="18"/>
-                <w:szCs w:val="18"/>
-                <w:lang w:eastAsia="ru-RU"/>
-              </w:rPr>
-              <w:t>)</w:t>
+              <w:t xml:space="preserve">        (подпись)</w:t>
             </w:r>
           </w:p>
         </w:tc>
@@ -2754,7 +2453,6 @@
               </w:rPr>
               <w:t>(</w:t>
             </w:r>
-            <w:proofErr w:type="spellStart"/>
             <w:r>
               <w:rPr>
                 <w:rFonts w:eastAsia="SimSun"/>
@@ -2762,17 +2460,7 @@
                 <w:szCs w:val="24"/>
                 <w:lang w:eastAsia="ru-RU"/>
               </w:rPr>
-              <w:t>Иванова</w:t>
-            </w:r>
-            <w:proofErr w:type="spellEnd"/>
-            <w:r>
-              <w:rPr>
-                <w:rFonts w:eastAsia="SimSun"/>
-                <w:sz w:val="24"/>
-                <w:szCs w:val="24"/>
-                <w:lang w:eastAsia="ru-RU"/>
-              </w:rPr>
-              <w:t xml:space="preserve"> И.А.</w:t>
+              <w:t>Иванова И.А.</w:t>
             </w:r>
             <w:r>
               <w:rPr>
@@ -3091,33 +2779,7 @@
                 <w:szCs w:val="18"/>
                 <w:lang w:eastAsia="ru-RU"/>
               </w:rPr>
-              <w:t>(</w:t>
-            </w:r>
-            <w:proofErr w:type="spellStart"/>
-            <w:r>
-              <w:rPr>
-                <w:rFonts w:eastAsia="Calibri"/>
-                <w:b w:val="0"/>
-                <w:bCs w:val="0"/>
-                <w:i/>
-                <w:sz w:val="18"/>
-                <w:szCs w:val="18"/>
-                <w:lang w:eastAsia="ru-RU"/>
-              </w:rPr>
-              <w:t>подпись</w:t>
-            </w:r>
-            <w:proofErr w:type="spellEnd"/>
-            <w:r>
-              <w:rPr>
-                <w:rFonts w:eastAsia="Calibri"/>
-                <w:b w:val="0"/>
-                <w:bCs w:val="0"/>
-                <w:i/>
-                <w:sz w:val="18"/>
-                <w:szCs w:val="18"/>
-                <w:lang w:eastAsia="ru-RU"/>
-              </w:rPr>
-              <w:t>)</w:t>
+              <w:t>(подпись)</w:t>
             </w:r>
           </w:p>
         </w:tc>
@@ -3158,7 +2820,6 @@
                 <w:lang w:val="ru-RU" w:eastAsia="ru-RU"/>
               </w:rPr>
             </w:pPr>
-            <w:proofErr w:type="spellStart"/>
             <w:r>
               <w:rPr>
                 <w:rFonts w:eastAsia="SimSun"/>
@@ -3168,19 +2829,7 @@
                 <w:szCs w:val="24"/>
                 <w:lang w:val="ru-RU" w:eastAsia="ru-RU"/>
               </w:rPr>
-              <w:t>Газанова</w:t>
-            </w:r>
-            <w:proofErr w:type="spellEnd"/>
-            <w:r>
-              <w:rPr>
-                <w:rFonts w:eastAsia="SimSun"/>
-                <w:b w:val="0"/>
-                <w:bCs w:val="0"/>
-                <w:sz w:val="24"/>
-                <w:szCs w:val="24"/>
-                <w:lang w:val="ru-RU" w:eastAsia="ru-RU"/>
-              </w:rPr>
-              <w:t xml:space="preserve"> Н.Ш.</w:t>
+              <w:t>Газанова Н.Ш.</w:t>
             </w:r>
           </w:p>
         </w:tc>
@@ -3209,7 +2858,6 @@
                 <w:lang w:eastAsia="ru-RU"/>
               </w:rPr>
             </w:pPr>
-            <w:proofErr w:type="spellStart"/>
             <w:r>
               <w:rPr>
                 <w:rFonts w:eastAsia="Calibri"/>
@@ -3219,33 +2867,8 @@
                 <w:szCs w:val="24"/>
                 <w:lang w:eastAsia="ru-RU"/>
               </w:rPr>
-              <w:t>Задание</w:t>
-            </w:r>
-            <w:proofErr w:type="spellEnd"/>
-            <w:r>
-              <w:rPr>
-                <w:rFonts w:eastAsia="Calibri"/>
-                <w:b w:val="0"/>
-                <w:bCs w:val="0"/>
-                <w:sz w:val="24"/>
-                <w:szCs w:val="24"/>
-                <w:lang w:eastAsia="ru-RU"/>
-              </w:rPr>
-              <w:t xml:space="preserve"> </w:t>
-            </w:r>
-            <w:proofErr w:type="spellStart"/>
-            <w:r>
-              <w:rPr>
-                <w:rFonts w:eastAsia="Calibri"/>
-                <w:b w:val="0"/>
-                <w:bCs w:val="0"/>
-                <w:sz w:val="24"/>
-                <w:szCs w:val="24"/>
-                <w:lang w:eastAsia="ru-RU"/>
-              </w:rPr>
-              <w:t>получил</w:t>
-            </w:r>
-            <w:proofErr w:type="spellEnd"/>
+              <w:t>Задание получил</w:t>
+            </w:r>
           </w:p>
         </w:tc>
         <w:tc>
@@ -3358,31 +2981,7 @@
                 <w:szCs w:val="24"/>
                 <w:lang w:eastAsia="ru-RU"/>
               </w:rPr>
-              <w:t xml:space="preserve">«09» </w:t>
-            </w:r>
-            <w:proofErr w:type="spellStart"/>
-            <w:r>
-              <w:rPr>
-                <w:rFonts w:eastAsia="Calibri"/>
-                <w:b w:val="0"/>
-                <w:bCs w:val="0"/>
-                <w:sz w:val="24"/>
-                <w:szCs w:val="24"/>
-                <w:lang w:eastAsia="ru-RU"/>
-              </w:rPr>
-              <w:t>февраля</w:t>
-            </w:r>
-            <w:proofErr w:type="spellEnd"/>
-            <w:r>
-              <w:rPr>
-                <w:rFonts w:eastAsia="Calibri"/>
-                <w:b w:val="0"/>
-                <w:bCs w:val="0"/>
-                <w:sz w:val="24"/>
-                <w:szCs w:val="24"/>
-                <w:lang w:eastAsia="ru-RU"/>
-              </w:rPr>
-              <w:t xml:space="preserve"> 2026 г.</w:t>
+              <w:t>«09» февраля 2026 г.</w:t>
             </w:r>
           </w:p>
         </w:tc>
@@ -3463,33 +3062,7 @@
                 <w:szCs w:val="18"/>
                 <w:lang w:eastAsia="ru-RU"/>
               </w:rPr>
-              <w:t xml:space="preserve">           (</w:t>
-            </w:r>
-            <w:proofErr w:type="spellStart"/>
-            <w:r>
-              <w:rPr>
-                <w:rFonts w:eastAsia="Calibri"/>
-                <w:b w:val="0"/>
-                <w:bCs w:val="0"/>
-                <w:i/>
-                <w:sz w:val="18"/>
-                <w:szCs w:val="18"/>
-                <w:lang w:eastAsia="ru-RU"/>
-              </w:rPr>
-              <w:t>подпись</w:t>
-            </w:r>
-            <w:proofErr w:type="spellEnd"/>
-            <w:r>
-              <w:rPr>
-                <w:rFonts w:eastAsia="Calibri"/>
-                <w:b w:val="0"/>
-                <w:bCs w:val="0"/>
-                <w:i/>
-                <w:sz w:val="18"/>
-                <w:szCs w:val="18"/>
-                <w:lang w:eastAsia="ru-RU"/>
-              </w:rPr>
-              <w:t>)</w:t>
+              <w:t xml:space="preserve">           (подпись)</w:t>
             </w:r>
           </w:p>
         </w:tc>
@@ -3576,7 +3149,6 @@
                 <w:lang w:eastAsia="ru-RU"/>
               </w:rPr>
             </w:pPr>
-            <w:proofErr w:type="spellStart"/>
             <w:r>
               <w:rPr>
                 <w:rFonts w:eastAsia="Calibri"/>
@@ -3584,29 +3156,8 @@
                 <w:szCs w:val="24"/>
                 <w:lang w:eastAsia="ru-RU"/>
               </w:rPr>
-              <w:t>Проведенные</w:t>
-            </w:r>
-            <w:proofErr w:type="spellEnd"/>
-            <w:r>
-              <w:rPr>
-                <w:rFonts w:eastAsia="Calibri"/>
-                <w:sz w:val="24"/>
-                <w:szCs w:val="24"/>
-                <w:lang w:eastAsia="ru-RU"/>
-              </w:rPr>
-              <w:t xml:space="preserve"> </w:t>
-            </w:r>
-            <w:proofErr w:type="spellStart"/>
-            <w:r>
-              <w:rPr>
-                <w:rFonts w:eastAsia="Calibri"/>
-                <w:sz w:val="24"/>
-                <w:szCs w:val="24"/>
-                <w:lang w:eastAsia="ru-RU"/>
-              </w:rPr>
-              <w:t>нструктажи</w:t>
-            </w:r>
-            <w:proofErr w:type="spellEnd"/>
+              <w:t>Проведенные нструктажи</w:t>
+            </w:r>
             <w:r>
               <w:rPr>
                 <w:rFonts w:eastAsia="Calibri"/>
@@ -3697,7 +3248,6 @@
                 <w:lang w:eastAsia="ru-RU"/>
               </w:rPr>
             </w:pPr>
-            <w:proofErr w:type="spellStart"/>
             <w:r>
               <w:rPr>
                 <w:rFonts w:eastAsia="Calibri"/>
@@ -3707,43 +3257,7 @@
                 <w:szCs w:val="24"/>
                 <w:lang w:eastAsia="ru-RU"/>
               </w:rPr>
-              <w:t>Охрана</w:t>
-            </w:r>
-            <w:proofErr w:type="spellEnd"/>
-            <w:r>
-              <w:rPr>
-                <w:rFonts w:eastAsia="Calibri"/>
-                <w:b w:val="0"/>
-                <w:bCs w:val="0"/>
-                <w:sz w:val="24"/>
-                <w:szCs w:val="24"/>
-                <w:lang w:eastAsia="ru-RU"/>
-              </w:rPr>
-              <w:t xml:space="preserve"> </w:t>
-            </w:r>
-            <w:proofErr w:type="spellStart"/>
-            <w:r>
-              <w:rPr>
-                <w:rFonts w:eastAsia="Calibri"/>
-                <w:b w:val="0"/>
-                <w:bCs w:val="0"/>
-                <w:sz w:val="24"/>
-                <w:szCs w:val="24"/>
-                <w:lang w:eastAsia="ru-RU"/>
-              </w:rPr>
-              <w:t>труда</w:t>
-            </w:r>
-            <w:proofErr w:type="spellEnd"/>
-            <w:r>
-              <w:rPr>
-                <w:rFonts w:eastAsia="Calibri"/>
-                <w:b w:val="0"/>
-                <w:bCs w:val="0"/>
-                <w:sz w:val="24"/>
-                <w:szCs w:val="24"/>
-                <w:lang w:eastAsia="ru-RU"/>
-              </w:rPr>
-              <w:t>:</w:t>
+              <w:t>Охрана труда:</w:t>
             </w:r>
           </w:p>
         </w:tc>
@@ -3836,7 +3350,6 @@
                 <w:lang w:eastAsia="ru-RU"/>
               </w:rPr>
             </w:pPr>
-            <w:proofErr w:type="spellStart"/>
             <w:r>
               <w:rPr>
                 <w:rFonts w:eastAsia="Calibri"/>
@@ -3848,7 +3361,6 @@
               </w:rPr>
               <w:t>Инструктирующий</w:t>
             </w:r>
-            <w:proofErr w:type="spellEnd"/>
           </w:p>
         </w:tc>
         <w:tc>
@@ -3902,33 +3414,7 @@
                 <w:szCs w:val="18"/>
                 <w:lang w:eastAsia="ru-RU"/>
               </w:rPr>
-              <w:t xml:space="preserve">           (</w:t>
-            </w:r>
-            <w:proofErr w:type="spellStart"/>
-            <w:r>
-              <w:rPr>
-                <w:rFonts w:eastAsia="Calibri"/>
-                <w:b w:val="0"/>
-                <w:bCs w:val="0"/>
-                <w:i/>
-                <w:sz w:val="18"/>
-                <w:szCs w:val="18"/>
-                <w:lang w:eastAsia="ru-RU"/>
-              </w:rPr>
-              <w:t>подпись</w:t>
-            </w:r>
-            <w:proofErr w:type="spellEnd"/>
-            <w:r>
-              <w:rPr>
-                <w:rFonts w:eastAsia="Calibri"/>
-                <w:b w:val="0"/>
-                <w:bCs w:val="0"/>
-                <w:i/>
-                <w:sz w:val="18"/>
-                <w:szCs w:val="18"/>
-                <w:lang w:eastAsia="ru-RU"/>
-              </w:rPr>
-              <w:t>)</w:t>
+              <w:t xml:space="preserve">           (подпись)</w:t>
             </w:r>
           </w:p>
         </w:tc>
@@ -3984,7 +3470,6 @@
                 <w:lang w:eastAsia="ru-RU"/>
               </w:rPr>
             </w:pPr>
-            <w:proofErr w:type="spellStart"/>
             <w:r>
               <w:rPr>
                 <w:rFonts w:eastAsia="Calibri"/>
@@ -3996,7 +3481,6 @@
               </w:rPr>
               <w:t>Инструктируемый</w:t>
             </w:r>
-            <w:proofErr w:type="spellEnd"/>
           </w:p>
         </w:tc>
         <w:tc>
@@ -4050,33 +3534,7 @@
                 <w:szCs w:val="18"/>
                 <w:lang w:eastAsia="ru-RU"/>
               </w:rPr>
-              <w:t xml:space="preserve">           (</w:t>
-            </w:r>
-            <w:proofErr w:type="spellStart"/>
-            <w:r>
-              <w:rPr>
-                <w:rFonts w:eastAsia="Calibri"/>
-                <w:b w:val="0"/>
-                <w:bCs w:val="0"/>
-                <w:i/>
-                <w:sz w:val="18"/>
-                <w:szCs w:val="18"/>
-                <w:lang w:eastAsia="ru-RU"/>
-              </w:rPr>
-              <w:t>подпись</w:t>
-            </w:r>
-            <w:proofErr w:type="spellEnd"/>
-            <w:r>
-              <w:rPr>
-                <w:rFonts w:eastAsia="Calibri"/>
-                <w:b w:val="0"/>
-                <w:bCs w:val="0"/>
-                <w:i/>
-                <w:sz w:val="18"/>
-                <w:szCs w:val="18"/>
-                <w:lang w:eastAsia="ru-RU"/>
-              </w:rPr>
-              <w:t>)</w:t>
+              <w:t xml:space="preserve">           (подпись)</w:t>
             </w:r>
           </w:p>
         </w:tc>
@@ -4223,7 +3681,6 @@
                 <w:lang w:eastAsia="ru-RU"/>
               </w:rPr>
             </w:pPr>
-            <w:proofErr w:type="spellStart"/>
             <w:r>
               <w:rPr>
                 <w:rFonts w:eastAsia="Calibri"/>
@@ -4233,43 +3690,7 @@
                 <w:szCs w:val="24"/>
                 <w:lang w:eastAsia="ru-RU"/>
               </w:rPr>
-              <w:t>Техника</w:t>
-            </w:r>
-            <w:proofErr w:type="spellEnd"/>
-            <w:r>
-              <w:rPr>
-                <w:rFonts w:eastAsia="Calibri"/>
-                <w:b w:val="0"/>
-                <w:bCs w:val="0"/>
-                <w:sz w:val="24"/>
-                <w:szCs w:val="24"/>
-                <w:lang w:eastAsia="ru-RU"/>
-              </w:rPr>
-              <w:t xml:space="preserve"> </w:t>
-            </w:r>
-            <w:proofErr w:type="spellStart"/>
-            <w:r>
-              <w:rPr>
-                <w:rFonts w:eastAsia="Calibri"/>
-                <w:b w:val="0"/>
-                <w:bCs w:val="0"/>
-                <w:sz w:val="24"/>
-                <w:szCs w:val="24"/>
-                <w:lang w:eastAsia="ru-RU"/>
-              </w:rPr>
-              <w:t>безопасности</w:t>
-            </w:r>
-            <w:proofErr w:type="spellEnd"/>
-            <w:r>
-              <w:rPr>
-                <w:rFonts w:eastAsia="Calibri"/>
-                <w:b w:val="0"/>
-                <w:bCs w:val="0"/>
-                <w:sz w:val="24"/>
-                <w:szCs w:val="24"/>
-                <w:lang w:eastAsia="ru-RU"/>
-              </w:rPr>
-              <w:t>:</w:t>
+              <w:t>Техника безопасности:</w:t>
             </w:r>
           </w:p>
         </w:tc>
@@ -4362,7 +3783,6 @@
                 <w:lang w:eastAsia="ru-RU"/>
               </w:rPr>
             </w:pPr>
-            <w:proofErr w:type="spellStart"/>
             <w:r>
               <w:rPr>
                 <w:rFonts w:eastAsia="Calibri"/>
@@ -4374,7 +3794,6 @@
               </w:rPr>
               <w:t>Инструктирующий</w:t>
             </w:r>
-            <w:proofErr w:type="spellEnd"/>
           </w:p>
         </w:tc>
         <w:tc>
@@ -4428,33 +3847,7 @@
                 <w:szCs w:val="18"/>
                 <w:lang w:eastAsia="ru-RU"/>
               </w:rPr>
-              <w:t xml:space="preserve">           (</w:t>
-            </w:r>
-            <w:proofErr w:type="spellStart"/>
-            <w:r>
-              <w:rPr>
-                <w:rFonts w:eastAsia="Calibri"/>
-                <w:b w:val="0"/>
-                <w:bCs w:val="0"/>
-                <w:i/>
-                <w:sz w:val="18"/>
-                <w:szCs w:val="18"/>
-                <w:lang w:eastAsia="ru-RU"/>
-              </w:rPr>
-              <w:t>подпись</w:t>
-            </w:r>
-            <w:proofErr w:type="spellEnd"/>
-            <w:r>
-              <w:rPr>
-                <w:rFonts w:eastAsia="Calibri"/>
-                <w:b w:val="0"/>
-                <w:bCs w:val="0"/>
-                <w:i/>
-                <w:sz w:val="18"/>
-                <w:szCs w:val="18"/>
-                <w:lang w:eastAsia="ru-RU"/>
-              </w:rPr>
-              <w:t>)</w:t>
+              <w:t xml:space="preserve">           (подпись)</w:t>
             </w:r>
           </w:p>
         </w:tc>
@@ -4510,7 +3903,6 @@
                 <w:lang w:eastAsia="ru-RU"/>
               </w:rPr>
             </w:pPr>
-            <w:proofErr w:type="spellStart"/>
             <w:r>
               <w:rPr>
                 <w:rFonts w:eastAsia="Calibri"/>
@@ -4522,7 +3914,6 @@
               </w:rPr>
               <w:t>Инструктируемый</w:t>
             </w:r>
-            <w:proofErr w:type="spellEnd"/>
           </w:p>
         </w:tc>
         <w:tc>
@@ -4576,33 +3967,7 @@
                 <w:szCs w:val="18"/>
                 <w:lang w:eastAsia="ru-RU"/>
               </w:rPr>
-              <w:t xml:space="preserve">           (</w:t>
-            </w:r>
-            <w:proofErr w:type="spellStart"/>
-            <w:r>
-              <w:rPr>
-                <w:rFonts w:eastAsia="Calibri"/>
-                <w:b w:val="0"/>
-                <w:bCs w:val="0"/>
-                <w:i/>
-                <w:sz w:val="18"/>
-                <w:szCs w:val="18"/>
-                <w:lang w:eastAsia="ru-RU"/>
-              </w:rPr>
-              <w:t>подпись</w:t>
-            </w:r>
-            <w:proofErr w:type="spellEnd"/>
-            <w:r>
-              <w:rPr>
-                <w:rFonts w:eastAsia="Calibri"/>
-                <w:b w:val="0"/>
-                <w:bCs w:val="0"/>
-                <w:i/>
-                <w:sz w:val="18"/>
-                <w:szCs w:val="18"/>
-                <w:lang w:eastAsia="ru-RU"/>
-              </w:rPr>
-              <w:t>)</w:t>
+              <w:t xml:space="preserve">           (подпись)</w:t>
             </w:r>
           </w:p>
         </w:tc>
@@ -4749,7 +4114,6 @@
                 <w:lang w:eastAsia="ru-RU"/>
               </w:rPr>
             </w:pPr>
-            <w:proofErr w:type="spellStart"/>
             <w:r>
               <w:rPr>
                 <w:rFonts w:eastAsia="Calibri"/>
@@ -4759,43 +4123,7 @@
                 <w:szCs w:val="24"/>
                 <w:lang w:eastAsia="ru-RU"/>
               </w:rPr>
-              <w:t>Пожарная</w:t>
-            </w:r>
-            <w:proofErr w:type="spellEnd"/>
-            <w:r>
-              <w:rPr>
-                <w:rFonts w:eastAsia="Calibri"/>
-                <w:b w:val="0"/>
-                <w:bCs w:val="0"/>
-                <w:sz w:val="24"/>
-                <w:szCs w:val="24"/>
-                <w:lang w:eastAsia="ru-RU"/>
-              </w:rPr>
-              <w:t xml:space="preserve"> </w:t>
-            </w:r>
-            <w:proofErr w:type="spellStart"/>
-            <w:r>
-              <w:rPr>
-                <w:rFonts w:eastAsia="Calibri"/>
-                <w:b w:val="0"/>
-                <w:bCs w:val="0"/>
-                <w:sz w:val="24"/>
-                <w:szCs w:val="24"/>
-                <w:lang w:eastAsia="ru-RU"/>
-              </w:rPr>
-              <w:t>безопасность</w:t>
-            </w:r>
-            <w:proofErr w:type="spellEnd"/>
-            <w:r>
-              <w:rPr>
-                <w:rFonts w:eastAsia="Calibri"/>
-                <w:b w:val="0"/>
-                <w:bCs w:val="0"/>
-                <w:sz w:val="24"/>
-                <w:szCs w:val="24"/>
-                <w:lang w:eastAsia="ru-RU"/>
-              </w:rPr>
-              <w:t>:</w:t>
+              <w:t>Пожарная безопасность:</w:t>
             </w:r>
           </w:p>
         </w:tc>
@@ -4888,7 +4216,6 @@
                 <w:lang w:eastAsia="ru-RU"/>
               </w:rPr>
             </w:pPr>
-            <w:proofErr w:type="spellStart"/>
             <w:r>
               <w:rPr>
                 <w:rFonts w:eastAsia="Calibri"/>
@@ -4900,7 +4227,6 @@
               </w:rPr>
               <w:t>Инструктирующий</w:t>
             </w:r>
-            <w:proofErr w:type="spellEnd"/>
           </w:p>
         </w:tc>
         <w:tc>
@@ -4954,33 +4280,7 @@
                 <w:szCs w:val="18"/>
                 <w:lang w:eastAsia="ru-RU"/>
               </w:rPr>
-              <w:t xml:space="preserve">           (</w:t>
-            </w:r>
-            <w:proofErr w:type="spellStart"/>
-            <w:r>
-              <w:rPr>
-                <w:rFonts w:eastAsia="Calibri"/>
-                <w:b w:val="0"/>
-                <w:bCs w:val="0"/>
-                <w:i/>
-                <w:sz w:val="18"/>
-                <w:szCs w:val="18"/>
-                <w:lang w:eastAsia="ru-RU"/>
-              </w:rPr>
-              <w:t>подпись</w:t>
-            </w:r>
-            <w:proofErr w:type="spellEnd"/>
-            <w:r>
-              <w:rPr>
-                <w:rFonts w:eastAsia="Calibri"/>
-                <w:b w:val="0"/>
-                <w:bCs w:val="0"/>
-                <w:i/>
-                <w:sz w:val="18"/>
-                <w:szCs w:val="18"/>
-                <w:lang w:eastAsia="ru-RU"/>
-              </w:rPr>
-              <w:t>)</w:t>
+              <w:t xml:space="preserve">           (подпись)</w:t>
             </w:r>
           </w:p>
         </w:tc>
@@ -5036,7 +4336,6 @@
                 <w:lang w:eastAsia="ru-RU"/>
               </w:rPr>
             </w:pPr>
-            <w:proofErr w:type="spellStart"/>
             <w:r>
               <w:rPr>
                 <w:rFonts w:eastAsia="Calibri"/>
@@ -5048,7 +4347,6 @@
               </w:rPr>
               <w:t>Инструктируемый</w:t>
             </w:r>
-            <w:proofErr w:type="spellEnd"/>
           </w:p>
         </w:tc>
         <w:tc>
@@ -5102,33 +4400,7 @@
                 <w:szCs w:val="18"/>
                 <w:lang w:eastAsia="ru-RU"/>
               </w:rPr>
-              <w:t xml:space="preserve">           (</w:t>
-            </w:r>
-            <w:proofErr w:type="spellStart"/>
-            <w:r>
-              <w:rPr>
-                <w:rFonts w:eastAsia="Calibri"/>
-                <w:b w:val="0"/>
-                <w:bCs w:val="0"/>
-                <w:i/>
-                <w:sz w:val="18"/>
-                <w:szCs w:val="18"/>
-                <w:lang w:eastAsia="ru-RU"/>
-              </w:rPr>
-              <w:t>подпись</w:t>
-            </w:r>
-            <w:proofErr w:type="spellEnd"/>
-            <w:r>
-              <w:rPr>
-                <w:rFonts w:eastAsia="Calibri"/>
-                <w:b w:val="0"/>
-                <w:bCs w:val="0"/>
-                <w:i/>
-                <w:sz w:val="18"/>
-                <w:szCs w:val="18"/>
-                <w:lang w:eastAsia="ru-RU"/>
-              </w:rPr>
-              <w:t>)</w:t>
+              <w:t xml:space="preserve">           (подпись)</w:t>
             </w:r>
           </w:p>
         </w:tc>
@@ -5380,33 +4652,7 @@
                 <w:szCs w:val="18"/>
                 <w:lang w:eastAsia="ru-RU"/>
               </w:rPr>
-              <w:t xml:space="preserve">           (</w:t>
-            </w:r>
-            <w:proofErr w:type="spellStart"/>
-            <w:r>
-              <w:rPr>
-                <w:rFonts w:eastAsia="Calibri"/>
-                <w:b w:val="0"/>
-                <w:bCs w:val="0"/>
-                <w:i/>
-                <w:sz w:val="18"/>
-                <w:szCs w:val="18"/>
-                <w:lang w:eastAsia="ru-RU"/>
-              </w:rPr>
-              <w:t>подпись</w:t>
-            </w:r>
-            <w:proofErr w:type="spellEnd"/>
-            <w:r>
-              <w:rPr>
-                <w:rFonts w:eastAsia="Calibri"/>
-                <w:b w:val="0"/>
-                <w:bCs w:val="0"/>
-                <w:i/>
-                <w:sz w:val="18"/>
-                <w:szCs w:val="18"/>
-                <w:lang w:eastAsia="ru-RU"/>
-              </w:rPr>
-              <w:t>)</w:t>
+              <w:t xml:space="preserve">           (подпись)</w:t>
             </w:r>
           </w:p>
         </w:tc>
@@ -5856,7 +5102,6 @@
           <w:szCs w:val="26"/>
         </w:rPr>
       </w:pPr>
-      <w:proofErr w:type="spellStart"/>
       <w:r>
         <w:rPr>
           <w:rFonts w:eastAsia="Calibri" w:cs="Times New Roman"/>
@@ -5864,49 +5109,8 @@
           <w:sz w:val="26"/>
           <w:szCs w:val="26"/>
         </w:rPr>
-        <w:t>Технологическая</w:t>
-      </w:r>
-      <w:proofErr w:type="spellEnd"/>
-      <w:r>
-        <w:rPr>
-          <w:rFonts w:eastAsia="Calibri" w:cs="Times New Roman"/>
-          <w:b/>
-          <w:sz w:val="26"/>
-          <w:szCs w:val="26"/>
-        </w:rPr>
-        <w:t xml:space="preserve"> (</w:t>
-      </w:r>
-      <w:proofErr w:type="spellStart"/>
-      <w:r>
-        <w:rPr>
-          <w:rFonts w:eastAsia="Calibri" w:cs="Times New Roman"/>
-          <w:b/>
-          <w:sz w:val="26"/>
-          <w:szCs w:val="26"/>
-        </w:rPr>
-        <w:t>проектно-технологическая</w:t>
-      </w:r>
-      <w:proofErr w:type="spellEnd"/>
-      <w:r>
-        <w:rPr>
-          <w:rFonts w:eastAsia="Calibri" w:cs="Times New Roman"/>
-          <w:b/>
-          <w:sz w:val="26"/>
-          <w:szCs w:val="26"/>
-        </w:rPr>
-        <w:t xml:space="preserve">) </w:t>
-      </w:r>
-      <w:proofErr w:type="spellStart"/>
-      <w:r>
-        <w:rPr>
-          <w:rFonts w:eastAsia="Calibri" w:cs="Times New Roman"/>
-          <w:b/>
-          <w:sz w:val="26"/>
-          <w:szCs w:val="26"/>
-        </w:rPr>
-        <w:t>практика</w:t>
-      </w:r>
-      <w:proofErr w:type="spellEnd"/>
+        <w:t>Технологическая (проектно-технологическая) практика</w:t>
+      </w:r>
     </w:p>
     <w:p>
       <w:pPr>
@@ -5993,7 +5197,6 @@
                 <w:rFonts w:cs="Times New Roman"/>
               </w:rPr>
             </w:pPr>
-            <w:proofErr w:type="spellStart"/>
             <w:r>
               <w:rPr>
                 <w:rFonts w:cs="Times New Roman"/>
@@ -6004,7 +5207,6 @@
               </w:rPr>
               <w:t>Неделя</w:t>
             </w:r>
-            <w:proofErr w:type="spellEnd"/>
           </w:p>
         </w:tc>
         <w:tc>
@@ -6028,7 +5230,6 @@
                 <w:rFonts w:cs="Times New Roman"/>
               </w:rPr>
             </w:pPr>
-            <w:proofErr w:type="spellStart"/>
             <w:r>
               <w:rPr>
                 <w:rFonts w:cs="Times New Roman"/>
@@ -6039,7 +5240,6 @@
               </w:rPr>
               <w:t>Сроки</w:t>
             </w:r>
-            <w:proofErr w:type="spellEnd"/>
           </w:p>
           <w:p>
             <w:pPr>
@@ -6050,7 +5250,6 @@
                 <w:rFonts w:cs="Times New Roman"/>
               </w:rPr>
             </w:pPr>
-            <w:proofErr w:type="spellStart"/>
             <w:r>
               <w:rPr>
                 <w:rFonts w:cs="Times New Roman"/>
@@ -6061,7 +5260,6 @@
               </w:rPr>
               <w:t>выполнения</w:t>
             </w:r>
-            <w:proofErr w:type="spellEnd"/>
           </w:p>
         </w:tc>
         <w:tc>
@@ -6085,7 +5283,6 @@
                 <w:rFonts w:cs="Times New Roman"/>
               </w:rPr>
             </w:pPr>
-            <w:proofErr w:type="spellStart"/>
             <w:r>
               <w:rPr>
                 <w:rFonts w:cs="Times New Roman"/>
@@ -6096,7 +5293,6 @@
               </w:rPr>
               <w:t>Этап</w:t>
             </w:r>
-            <w:proofErr w:type="spellEnd"/>
           </w:p>
         </w:tc>
         <w:tc>
@@ -6120,7 +5316,6 @@
                 <w:rFonts w:cs="Times New Roman"/>
               </w:rPr>
             </w:pPr>
-            <w:proofErr w:type="spellStart"/>
             <w:r>
               <w:rPr>
                 <w:rFonts w:cs="Times New Roman"/>
@@ -6129,31 +5324,8 @@
                 <w:sz w:val="23"/>
                 <w:szCs w:val="23"/>
               </w:rPr>
-              <w:t>Отметка</w:t>
-            </w:r>
-            <w:proofErr w:type="spellEnd"/>
-            <w:r>
-              <w:rPr>
-                <w:rFonts w:cs="Times New Roman"/>
-                <w:b/>
-                <w:bCs/>
-                <w:sz w:val="23"/>
-                <w:szCs w:val="23"/>
-              </w:rPr>
-              <w:t xml:space="preserve"> о </w:t>
-            </w:r>
-            <w:proofErr w:type="spellStart"/>
-            <w:r>
-              <w:rPr>
-                <w:rFonts w:cs="Times New Roman"/>
-                <w:b/>
-                <w:bCs/>
-                <w:sz w:val="23"/>
-                <w:szCs w:val="23"/>
-              </w:rPr>
-              <w:t>выполнении</w:t>
-            </w:r>
-            <w:proofErr w:type="spellEnd"/>
+              <w:t>Отметка о выполнении</w:t>
+            </w:r>
           </w:p>
         </w:tc>
       </w:tr>
@@ -6776,97 +5948,7 @@
                 <w:sz w:val="24"/>
                 <w:szCs w:val="24"/>
               </w:rPr>
-              <w:t>(</w:t>
-            </w:r>
-            <w:proofErr w:type="spellStart"/>
-            <w:r>
-              <w:rPr>
-                <w:rFonts w:eastAsia="Calibri" w:cs="Times New Roman"/>
-                <w:sz w:val="24"/>
-                <w:szCs w:val="24"/>
-              </w:rPr>
-              <w:t>Представление</w:t>
-            </w:r>
-            <w:proofErr w:type="spellEnd"/>
-            <w:r>
-              <w:rPr>
-                <w:rFonts w:eastAsia="Calibri" w:cs="Times New Roman"/>
-                <w:sz w:val="24"/>
-                <w:szCs w:val="24"/>
-              </w:rPr>
-              <w:t xml:space="preserve"> </w:t>
-            </w:r>
-            <w:proofErr w:type="spellStart"/>
-            <w:r>
-              <w:rPr>
-                <w:rFonts w:eastAsia="Calibri" w:cs="Times New Roman"/>
-                <w:sz w:val="24"/>
-                <w:szCs w:val="24"/>
-              </w:rPr>
-              <w:t>отчета</w:t>
-            </w:r>
-            <w:proofErr w:type="spellEnd"/>
-            <w:r>
-              <w:rPr>
-                <w:rFonts w:eastAsia="Calibri" w:cs="Times New Roman"/>
-                <w:sz w:val="24"/>
-                <w:szCs w:val="24"/>
-              </w:rPr>
-              <w:t xml:space="preserve"> </w:t>
-            </w:r>
-            <w:proofErr w:type="spellStart"/>
-            <w:r>
-              <w:rPr>
-                <w:rFonts w:eastAsia="Calibri" w:cs="Times New Roman"/>
-                <w:sz w:val="24"/>
-                <w:szCs w:val="24"/>
-              </w:rPr>
-              <w:t>по</w:t>
-            </w:r>
-            <w:proofErr w:type="spellEnd"/>
-            <w:r>
-              <w:rPr>
-                <w:rFonts w:eastAsia="Calibri" w:cs="Times New Roman"/>
-                <w:sz w:val="24"/>
-                <w:szCs w:val="24"/>
-              </w:rPr>
-              <w:t xml:space="preserve"> </w:t>
-            </w:r>
-            <w:proofErr w:type="spellStart"/>
-            <w:r>
-              <w:rPr>
-                <w:rFonts w:eastAsia="Calibri" w:cs="Times New Roman"/>
-                <w:sz w:val="24"/>
-                <w:szCs w:val="24"/>
-              </w:rPr>
-              <w:t>практике</w:t>
-            </w:r>
-            <w:proofErr w:type="spellEnd"/>
-            <w:r>
-              <w:rPr>
-                <w:rFonts w:eastAsia="Calibri" w:cs="Times New Roman"/>
-                <w:sz w:val="24"/>
-                <w:szCs w:val="24"/>
-              </w:rPr>
-              <w:t xml:space="preserve"> к </w:t>
-            </w:r>
-            <w:proofErr w:type="spellStart"/>
-            <w:r>
-              <w:rPr>
-                <w:rFonts w:eastAsia="Calibri" w:cs="Times New Roman"/>
-                <w:sz w:val="24"/>
-                <w:szCs w:val="24"/>
-              </w:rPr>
-              <w:t>защите</w:t>
-            </w:r>
-            <w:proofErr w:type="spellEnd"/>
-            <w:r>
-              <w:rPr>
-                <w:rFonts w:eastAsia="Calibri" w:cs="Times New Roman"/>
-                <w:sz w:val="24"/>
-                <w:szCs w:val="24"/>
-              </w:rPr>
-              <w:t>)</w:t>
+              <w:t>(Представление отчета по практике к защите)</w:t>
             </w:r>
           </w:p>
         </w:tc>
@@ -6908,7 +5990,6 @@
           <w:lang w:eastAsia="ru-RU"/>
         </w:rPr>
       </w:pPr>
-      <w:proofErr w:type="spellStart"/>
       <w:r>
         <w:rPr>
           <w:rFonts w:cs="Times New Roman"/>
@@ -6917,18 +5998,7 @@
           <w:szCs w:val="27"/>
           <w:lang w:eastAsia="ru-RU"/>
         </w:rPr>
-        <w:t>Руководитель</w:t>
-      </w:r>
-      <w:proofErr w:type="spellEnd"/>
-      <w:r>
-        <w:rPr>
-          <w:rFonts w:cs="Times New Roman"/>
-          <w:bCs/>
-          <w:sz w:val="27"/>
-          <w:szCs w:val="27"/>
-          <w:lang w:eastAsia="ru-RU"/>
-        </w:rPr>
-        <w:t xml:space="preserve"> </w:t>
+        <w:t xml:space="preserve">Руководитель </w:t>
       </w:r>
     </w:p>
     <w:p>
@@ -6998,7 +6068,6 @@
         <w:tab/>
         <w:t>_________________/</w:t>
       </w:r>
-      <w:proofErr w:type="spellStart"/>
       <w:r>
         <w:rPr>
           <w:rFonts w:eastAsia="Calibri" w:cs="Times New Roman"/>
@@ -7006,17 +6075,7 @@
           <w:szCs w:val="24"/>
           <w:lang w:val="ru-RU" w:eastAsia="ru-RU"/>
         </w:rPr>
-        <w:t>Газанова</w:t>
-      </w:r>
-      <w:proofErr w:type="spellEnd"/>
-      <w:r>
-        <w:rPr>
-          <w:rFonts w:eastAsia="Calibri" w:cs="Times New Roman"/>
-          <w:sz w:val="24"/>
-          <w:szCs w:val="24"/>
-          <w:lang w:val="ru-RU" w:eastAsia="ru-RU"/>
-        </w:rPr>
-        <w:t xml:space="preserve"> Н.Ш</w:t>
+        <w:t>Газанова Н.Ш</w:t>
       </w:r>
       <w:r>
         <w:rPr>
@@ -7193,9 +6252,8 @@
           <w:lang w:val="ru-RU" w:eastAsia="ru-RU"/>
         </w:rPr>
         <w:tab/>
-        <w:t xml:space="preserve">_________________/Иванова И.А., </w:t>
-      </w:r>
-      <w:proofErr w:type="spellStart"/>
+        <w:t>_________________/Иванова И.А., к.т.н, доцент/</w:t>
+      </w:r>
       <w:r>
         <w:rPr>
           <w:rFonts w:cs="Times New Roman"/>
@@ -7204,27 +6262,6 @@
           <w:szCs w:val="27"/>
           <w:lang w:val="ru-RU" w:eastAsia="ru-RU"/>
         </w:rPr>
-        <w:t>к.т.н</w:t>
-      </w:r>
-      <w:proofErr w:type="spellEnd"/>
-      <w:r>
-        <w:rPr>
-          <w:rFonts w:cs="Times New Roman"/>
-          <w:bCs/>
-          <w:sz w:val="27"/>
-          <w:szCs w:val="27"/>
-          <w:lang w:val="ru-RU" w:eastAsia="ru-RU"/>
-        </w:rPr>
-        <w:t>, доцент/</w:t>
-      </w:r>
-      <w:r>
-        <w:rPr>
-          <w:rFonts w:cs="Times New Roman"/>
-          <w:bCs/>
-          <w:sz w:val="27"/>
-          <w:szCs w:val="27"/>
-          <w:lang w:val="ru-RU" w:eastAsia="ru-RU"/>
-        </w:rPr>
         <w:br w:type="page"/>
       </w:r>
     </w:p>
@@ -7356,17 +6393,7 @@
           <w:szCs w:val="24"/>
           <w:lang w:val="ru-RU"/>
         </w:rPr>
-        <w:t xml:space="preserve">1. Практику проходил с 09.02.2026 г. по 18.04.2026 г. </w:t>
-      </w:r>
-      <w:proofErr w:type="spellStart"/>
-      <w:r>
-        <w:rPr>
-          <w:rFonts w:eastAsia="Calibri" w:cs="Times New Roman"/>
-          <w:sz w:val="24"/>
-          <w:szCs w:val="24"/>
-          <w:lang w:val="ru-RU"/>
-        </w:rPr>
-        <w:t>в</w:t>
+        <w:t>1. Практику проходил с 09.02.2026 г. по 18.04.2026 г. в</w:t>
       </w:r>
       <w:r>
         <w:rPr>
@@ -7376,9 +6403,8 @@
           <w:u w:val="single"/>
           <w:lang w:val="ru-RU"/>
         </w:rPr>
-        <w:t>__ФГБОУ</w:t>
-      </w:r>
-      <w:proofErr w:type="spellEnd"/>
+        <w:t xml:space="preserve">__ФГБОУ ВО «МИРЭА – Российский технологический университет», на </w:t>
+      </w:r>
       <w:r>
         <w:rPr>
           <w:rFonts w:eastAsia="Calibri" w:cs="Times New Roman"/>
@@ -7387,18 +6413,7 @@
           <w:u w:val="single"/>
           <w:lang w:val="ru-RU"/>
         </w:rPr>
-        <w:t xml:space="preserve"> ВО «МИРЭА – Российский технологический университет», на </w:t>
-      </w:r>
-      <w:r>
-        <w:rPr>
-          <w:rFonts w:eastAsia="Calibri" w:cs="Times New Roman"/>
-          <w:sz w:val="24"/>
-          <w:szCs w:val="24"/>
-          <w:highlight w:val="green"/>
-          <w:u w:val="single"/>
-          <w:lang w:val="ru-RU"/>
-        </w:rPr>
-        <w:t>кафедре КБ-14 «Цифровые технологии обработки данных»/Название организации</w:t>
+        <w:t xml:space="preserve">кафедре КБ-14 «Цифровые технологии обработки данных» </w:t>
       </w:r>
     </w:p>
     <w:p>
@@ -7441,77 +6456,13 @@
           <w:szCs w:val="24"/>
         </w:rPr>
       </w:pPr>
-      <w:proofErr w:type="spellStart"/>
       <w:r>
         <w:rPr>
           <w:rFonts w:eastAsia="Calibri" w:cs="Times New Roman"/>
           <w:sz w:val="24"/>
           <w:szCs w:val="24"/>
         </w:rPr>
-        <w:t>Задание</w:t>
-      </w:r>
-      <w:proofErr w:type="spellEnd"/>
-      <w:r>
-        <w:rPr>
-          <w:rFonts w:eastAsia="Calibri" w:cs="Times New Roman"/>
-          <w:sz w:val="24"/>
-          <w:szCs w:val="24"/>
-        </w:rPr>
-        <w:t xml:space="preserve"> </w:t>
-      </w:r>
-      <w:proofErr w:type="spellStart"/>
-      <w:r>
-        <w:rPr>
-          <w:rFonts w:eastAsia="Calibri" w:cs="Times New Roman"/>
-          <w:sz w:val="24"/>
-          <w:szCs w:val="24"/>
-        </w:rPr>
-        <w:t>на</w:t>
-      </w:r>
-      <w:proofErr w:type="spellEnd"/>
-      <w:r>
-        <w:rPr>
-          <w:rFonts w:eastAsia="Calibri" w:cs="Times New Roman"/>
-          <w:sz w:val="24"/>
-          <w:szCs w:val="24"/>
-        </w:rPr>
-        <w:t xml:space="preserve"> </w:t>
-      </w:r>
-      <w:proofErr w:type="spellStart"/>
-      <w:r>
-        <w:rPr>
-          <w:rFonts w:eastAsia="Calibri" w:cs="Times New Roman"/>
-          <w:sz w:val="24"/>
-          <w:szCs w:val="24"/>
-        </w:rPr>
-        <w:t>практику</w:t>
-      </w:r>
-      <w:proofErr w:type="spellEnd"/>
-      <w:r>
-        <w:rPr>
-          <w:rFonts w:eastAsia="Calibri" w:cs="Times New Roman"/>
-          <w:sz w:val="24"/>
-          <w:szCs w:val="24"/>
-        </w:rPr>
-        <w:t xml:space="preserve"> </w:t>
-      </w:r>
-      <w:proofErr w:type="spellStart"/>
-      <w:r>
-        <w:rPr>
-          <w:rFonts w:eastAsia="Calibri" w:cs="Times New Roman"/>
-          <w:sz w:val="24"/>
-          <w:szCs w:val="24"/>
-        </w:rPr>
-        <w:t>выполнил</w:t>
-      </w:r>
-      <w:proofErr w:type="spellEnd"/>
-      <w:r>
-        <w:rPr>
-          <w:rFonts w:eastAsia="Calibri" w:cs="Times New Roman"/>
-          <w:sz w:val="24"/>
-          <w:szCs w:val="24"/>
-        </w:rPr>
-        <w:t xml:space="preserve"> </w:t>
+        <w:t xml:space="preserve">Задание на практику выполнил </w:t>
       </w:r>
     </w:p>
     <w:p>
@@ -7533,27 +6484,7 @@
           <w:szCs w:val="24"/>
           <w:u w:val="single"/>
         </w:rPr>
-        <w:t xml:space="preserve">в </w:t>
-      </w:r>
-      <w:proofErr w:type="spellStart"/>
-      <w:r>
-        <w:rPr>
-          <w:rFonts w:eastAsia="Calibri" w:cs="Times New Roman"/>
-          <w:sz w:val="24"/>
-          <w:szCs w:val="24"/>
-          <w:u w:val="single"/>
-        </w:rPr>
-        <w:t>полном</w:t>
-      </w:r>
-      <w:proofErr w:type="spellEnd"/>
-      <w:r>
-        <w:rPr>
-          <w:rFonts w:eastAsia="Calibri" w:cs="Times New Roman"/>
-          <w:sz w:val="24"/>
-          <w:szCs w:val="24"/>
-          <w:u w:val="single"/>
-        </w:rPr>
-        <w:t xml:space="preserve"> объеме</w:t>
+        <w:t>в полном объеме</w:t>
       </w:r>
       <w:r>
         <w:rPr>
@@ -9667,19 +8598,11 @@
         </w:rPr>
         <w:t xml:space="preserve"> понимаются цена открытия минуты, максимальная и минимальная цены сделки за данную минуту, цена последней сделки в конце минуты и совокупный объём торгов за минуту. Такой формат позволяет одновременно учитывать направление движения цены, </w:t>
       </w:r>
-      <w:proofErr w:type="spellStart"/>
-      <w:r>
-        <w:rPr>
-          <w:lang w:val="ru-RU"/>
-        </w:rPr>
-        <w:t>внутриминутный</w:t>
-      </w:r>
-      <w:proofErr w:type="spellEnd"/>
-      <w:r>
-        <w:rPr>
-          <w:lang w:val="ru-RU"/>
-        </w:rPr>
-        <w:t xml:space="preserve"> </w:t>
+      <w:r>
+        <w:rPr>
+          <w:lang w:val="ru-RU"/>
+        </w:rPr>
+        <w:t xml:space="preserve">внутриминутный </w:t>
       </w:r>
       <w:r>
         <w:rPr>
@@ -9811,13 +8734,7 @@
         <w:rPr>
           <w:lang w:val="ru-RU"/>
         </w:rPr>
-        <w:t>Выполнить обзор подходов к краткосрочному предсказанию финансовых временных рядов и принципов построения торговых стратегий</w:t>
-      </w:r>
-      <w:r>
-        <w:rPr>
-          <w:lang w:val="ru-RU"/>
-        </w:rPr>
-        <w:t>.</w:t>
+        <w:t>Выполнить анализ предметной области алгоритмического онлайн-трейдинга, методов краткосрочного прогнозирования финансовых временных рядов и программных средств исторического тестирования торговых алгоритмов.</w:t>
       </w:r>
     </w:p>
     <w:p>
@@ -9835,7 +8752,7 @@
         <w:rPr>
           <w:lang w:val="ru-RU"/>
         </w:rPr>
-        <w:t>Сформировать набор минутных данных для выбранного множества акций Московской биржи и разработать цепочку подготовки данных: очистку, синхронизацию, нормализацию и конструирование признаков.</w:t>
+        <w:t>Сформировать набор минутных данных для выбранного множества ликвидных акций Московской биржи и разработать конвейер подготовки данных, включающий очистку, синхронизацию, нормализацию и построение признакового пространства.</w:t>
       </w:r>
     </w:p>
     <w:p>
@@ -9853,43 +8770,7 @@
         <w:rPr>
           <w:lang w:val="ru-RU"/>
         </w:rPr>
-        <w:t xml:space="preserve">Разработать </w:t>
-      </w:r>
-      <w:r>
-        <w:rPr>
-          <w:lang w:val="ru-RU"/>
-        </w:rPr>
-        <w:t xml:space="preserve">и сравнить </w:t>
-      </w:r>
-      <w:r>
-        <w:rPr>
-          <w:lang w:val="ru-RU"/>
-        </w:rPr>
-        <w:t>нейросетев</w:t>
-      </w:r>
-      <w:r>
-        <w:rPr>
-          <w:lang w:val="ru-RU"/>
-        </w:rPr>
-        <w:t>ые</w:t>
-      </w:r>
-      <w:r>
-        <w:rPr>
-          <w:lang w:val="ru-RU"/>
-        </w:rPr>
-        <w:t xml:space="preserve"> модел</w:t>
-      </w:r>
-      <w:r>
-        <w:rPr>
-          <w:lang w:val="ru-RU"/>
-        </w:rPr>
-        <w:t>и</w:t>
-      </w:r>
-      <w:r>
-        <w:rPr>
-          <w:lang w:val="ru-RU"/>
-        </w:rPr>
-        <w:t xml:space="preserve"> прогнозирования на горизонте 1–</w:t>
+        <w:t>Разработать и сравнить модели краткосрочного прогнозирования доходности акций на горизонте 1–</w:t>
       </w:r>
       <w:r>
         <w:t>k</w:t>
@@ -9898,19 +8779,7 @@
         <w:rPr>
           <w:lang w:val="ru-RU"/>
         </w:rPr>
-        <w:t xml:space="preserve"> минут; выполнить пошаговую временную валидаци</w:t>
-      </w:r>
-      <w:r>
-        <w:rPr>
-          <w:lang w:val="ru-RU"/>
-        </w:rPr>
-        <w:t>ю</w:t>
-      </w:r>
-      <w:r>
-        <w:rPr>
-          <w:lang w:val="ru-RU"/>
-        </w:rPr>
-        <w:t>.</w:t>
+        <w:t xml:space="preserve"> минут с использованием пошаговой временной валидации.</w:t>
       </w:r>
     </w:p>
     <w:p>
@@ -9928,19 +8797,25 @@
         <w:rPr>
           <w:lang w:val="ru-RU"/>
         </w:rPr>
-        <w:t xml:space="preserve">Спроектировать модуль принятия торговых решений для торговли только длинными позициями и реализовать тестирование стратегии на исторических данных с учётом комиссий и биржевого </w:t>
-      </w:r>
-      <w:r>
-        <w:rPr>
-          <w:lang w:val="ru-RU"/>
-        </w:rPr>
-        <w:t>ценового разрыва между покупкой и продажей</w:t>
-      </w:r>
-      <w:r>
-        <w:rPr>
-          <w:lang w:val="ru-RU"/>
-        </w:rPr>
-        <w:t>; оценить стратегию по показателям прибыли и убытка, максимальной просадки и оборота.</w:t>
+        <w:t>Спроектировать модуль принятия торговых решений для системы онлайн-трейдинга в режиме торговли только длинными позициями с учётом комиссий, спреда и ограничений по позиции.</w:t>
+      </w:r>
+    </w:p>
+    <w:p>
+      <w:pPr>
+        <w:pStyle w:val="af8"/>
+        <w:numPr>
+          <w:ilvl w:val="0"/>
+          <w:numId w:val="1"/>
+        </w:numPr>
+        <w:rPr>
+          <w:lang w:val="ru-RU"/>
+        </w:rPr>
+      </w:pPr>
+      <w:r>
+        <w:rPr>
+          <w:lang w:val="ru-RU"/>
+        </w:rPr>
+        <w:t>Реализовать историческое тестирование разработанной стратегии и провести экспериментальную онлайн-апробацию прототипа в режиме виртуальной торговли; оценить результаты по показателям прибыли и убытка, максимальной просадки, оборота и числа сделок.</w:t>
       </w:r>
     </w:p>
     <w:p>
@@ -10093,19 +8968,11 @@
         <w:lastRenderedPageBreak/>
         <w:t xml:space="preserve">относительно предыдущих моментов времени характеризуют направление движения рынка, максимум и минимум отражают </w:t>
       </w:r>
-      <w:proofErr w:type="spellStart"/>
-      <w:r>
-        <w:rPr>
-          <w:lang w:val="ru-RU"/>
-        </w:rPr>
-        <w:t>внутриминутный</w:t>
-      </w:r>
-      <w:proofErr w:type="spellEnd"/>
-      <w:r>
-        <w:rPr>
-          <w:lang w:val="ru-RU"/>
-        </w:rPr>
-        <w:t xml:space="preserve"> </w:t>
+      <w:r>
+        <w:rPr>
+          <w:lang w:val="ru-RU"/>
+        </w:rPr>
+        <w:t xml:space="preserve">внутриминутный </w:t>
       </w:r>
       <w:r>
         <w:rPr>
@@ -10742,21 +9609,7 @@
         <w:rPr>
           <w:lang w:val="ru-RU"/>
         </w:rPr>
-        <w:t xml:space="preserve">, а также </w:t>
-      </w:r>
-      <w:proofErr w:type="spellStart"/>
-      <w:r>
-        <w:rPr>
-          <w:lang w:val="ru-RU"/>
-        </w:rPr>
-        <w:t>трансформерные</w:t>
-      </w:r>
-      <w:proofErr w:type="spellEnd"/>
-      <w:r>
-        <w:rPr>
-          <w:lang w:val="ru-RU"/>
-        </w:rPr>
-        <w:t xml:space="preserve"> подходы [</w:t>
+        <w:t>, а также трансформерные подходы [</w:t>
       </w:r>
       <w:r>
         <w:rPr>
@@ -10985,7 +9838,6 @@
                 <w:lang w:val="ru-RU"/>
               </w:rPr>
             </w:pPr>
-            <w:proofErr w:type="spellStart"/>
             <w:r>
               <w:rPr>
                 <w:sz w:val="20"/>
@@ -11010,7 +9862,6 @@
               </w:rPr>
               <w:t>тируемость</w:t>
             </w:r>
-            <w:proofErr w:type="spellEnd"/>
           </w:p>
         </w:tc>
         <w:tc>
@@ -11143,31 +9994,13 @@
                 <w:lang w:val="ru-RU"/>
               </w:rPr>
             </w:pPr>
-            <w:proofErr w:type="spellStart"/>
             <w:r>
               <w:rPr>
                 <w:sz w:val="20"/>
                 <w:szCs w:val="20"/>
               </w:rPr>
-              <w:t>Наивный</w:t>
-            </w:r>
-            <w:proofErr w:type="spellEnd"/>
-            <w:r>
-              <w:rPr>
-                <w:sz w:val="20"/>
-                <w:szCs w:val="20"/>
-              </w:rPr>
-              <w:t xml:space="preserve"> </w:t>
-            </w:r>
-            <w:proofErr w:type="spellStart"/>
-            <w:r>
-              <w:rPr>
-                <w:sz w:val="20"/>
-                <w:szCs w:val="20"/>
-              </w:rPr>
-              <w:t>прогноз</w:t>
-            </w:r>
-            <w:proofErr w:type="spellEnd"/>
+              <w:t>Наивный прогноз</w:t>
+            </w:r>
           </w:p>
         </w:tc>
         <w:tc>
@@ -12124,7 +10957,6 @@
                 <w:szCs w:val="20"/>
               </w:rPr>
             </w:pPr>
-            <w:proofErr w:type="spellStart"/>
             <w:r>
               <w:rPr>
                 <w:sz w:val="20"/>
@@ -12132,7 +10964,6 @@
               </w:rPr>
               <w:t>Трансформер</w:t>
             </w:r>
-            <w:proofErr w:type="spellEnd"/>
           </w:p>
         </w:tc>
         <w:tc>
@@ -12302,7 +11133,6 @@
           <w:lang w:val="ru-RU"/>
         </w:rPr>
       </w:pPr>
-      <w:proofErr w:type="spellStart"/>
       <w:r>
         <w:rPr>
           <w:b/>
@@ -12310,7 +11140,6 @@
         </w:rPr>
         <w:t>Backtrader</w:t>
       </w:r>
-      <w:proofErr w:type="spellEnd"/>
       <w:r>
         <w:rPr>
           <w:lang w:val="ru-RU"/>
@@ -12338,11 +11167,9 @@
         </w:rPr>
         <w:t xml:space="preserve">. Это делает </w:t>
       </w:r>
-      <w:proofErr w:type="spellStart"/>
       <w:r>
         <w:t>Backtrader</w:t>
       </w:r>
-      <w:proofErr w:type="spellEnd"/>
       <w:r>
         <w:rPr>
           <w:lang w:val="ru-RU"/>
@@ -12466,7 +11293,6 @@
         </w:rPr>
         <w:t xml:space="preserve"> / </w:t>
       </w:r>
-      <w:proofErr w:type="spellStart"/>
       <w:r>
         <w:rPr>
           <w:b/>
@@ -12474,18 +11300,15 @@
         </w:rPr>
         <w:t>QuantConnect</w:t>
       </w:r>
-      <w:proofErr w:type="spellEnd"/>
       <w:r>
         <w:rPr>
           <w:lang w:val="ru-RU"/>
         </w:rPr>
         <w:t xml:space="preserve"> — это открытый движок алгоритмической торговли, предназначенный для исследования стратегий, исторического тестирования и последующего применения в режиме реальной торговли. В отличие от </w:t>
       </w:r>
-      <w:proofErr w:type="spellStart"/>
       <w:r>
         <w:t>Backtrader</w:t>
       </w:r>
-      <w:proofErr w:type="spellEnd"/>
       <w:r>
         <w:rPr>
           <w:lang w:val="ru-RU"/>
@@ -12619,7 +11442,6 @@
                 <w:szCs w:val="20"/>
               </w:rPr>
             </w:pPr>
-            <w:proofErr w:type="spellStart"/>
             <w:r>
               <w:rPr>
                 <w:bCs/>
@@ -12628,7 +11450,6 @@
               </w:rPr>
               <w:t>Средство</w:t>
             </w:r>
-            <w:proofErr w:type="spellEnd"/>
           </w:p>
         </w:tc>
         <w:tc>
@@ -12825,7 +11646,6 @@
                 <w:szCs w:val="20"/>
               </w:rPr>
             </w:pPr>
-            <w:proofErr w:type="spellStart"/>
             <w:r>
               <w:rPr>
                 <w:sz w:val="20"/>
@@ -12833,7 +11653,6 @@
               </w:rPr>
               <w:t>Backtrader</w:t>
             </w:r>
-            <w:proofErr w:type="spellEnd"/>
           </w:p>
         </w:tc>
         <w:tc>
@@ -13152,17 +11971,8 @@
                 <w:sz w:val="20"/>
                 <w:szCs w:val="20"/>
               </w:rPr>
-              <w:t xml:space="preserve">LEAN / </w:t>
-            </w:r>
-            <w:proofErr w:type="spellStart"/>
-            <w:r>
-              <w:rPr>
-                <w:sz w:val="20"/>
-                <w:szCs w:val="20"/>
-              </w:rPr>
-              <w:t>QuantConnect</w:t>
-            </w:r>
-            <w:proofErr w:type="spellEnd"/>
+              <w:t>LEAN / QuantConnect</w:t>
+            </w:r>
           </w:p>
         </w:tc>
         <w:tc>
@@ -14154,21 +12964,7 @@
         <w:rPr>
           <w:lang w:val="ru-RU"/>
         </w:rPr>
-        <w:t xml:space="preserve"> моделей используются наивная модель нулевой доходности и линейная регрессия по лаговым признакам. Эти модели служат простыми и интерпретируемыми ориентирами, позволяющими определить, дают ли более сложные методы улучшение качества прогноза. В качестве нейросетевых моделей используются рекуррентная модель на основе управляемых рекуррентных блоков, одномерная свёрточная нейронная сеть и </w:t>
-      </w:r>
-      <w:proofErr w:type="spellStart"/>
-      <w:r>
-        <w:rPr>
-          <w:lang w:val="ru-RU"/>
-        </w:rPr>
-        <w:t>трансформерная</w:t>
-      </w:r>
-      <w:proofErr w:type="spellEnd"/>
-      <w:r>
-        <w:rPr>
-          <w:lang w:val="ru-RU"/>
-        </w:rPr>
-        <w:t xml:space="preserve"> архитектура. Такой набор позволяет сравнить три разных подхода к обработке временной последовательности: рекуррентный, свёрточный и основанный на механизме внимания.</w:t>
+        <w:t xml:space="preserve"> моделей используются наивная модель нулевой доходности и линейная регрессия по лаговым признакам. Эти модели служат простыми и интерпретируемыми ориентирами, позволяющими определить, дают ли более сложные методы улучшение качества прогноза. В качестве нейросетевых моделей используются рекуррентная модель на основе управляемых рекуррентных блоков, одномерная свёрточная нейронная сеть и трансформерная архитектура. Такой набор позволяет сравнить три разных подхода к обработке временной последовательности: рекуррентный, свёрточный и основанный на механизме внимания.</w:t>
       </w:r>
     </w:p>
     <w:p>
@@ -14595,21 +13391,7 @@
         <w:rPr>
           <w:lang w:val="ru-RU"/>
         </w:rPr>
-        <w:t xml:space="preserve">Отбор признаков в работе осуществляется не как автоматическая процедура статистического исключения столбцов, а как содержательный выбор ограниченного набора характеристик, непосредственно связанных с рассматриваемой задачей. В итоговый набор включаются только те признаки, которые обладают ясной экономической интерпретацией, могут быть вычислены в </w:t>
-      </w:r>
-      <w:proofErr w:type="spellStart"/>
-      <w:r>
-        <w:rPr>
-          <w:lang w:val="ru-RU"/>
-        </w:rPr>
-        <w:t>причинно</w:t>
-      </w:r>
-      <w:proofErr w:type="spellEnd"/>
-      <w:r>
-        <w:rPr>
-          <w:lang w:val="ru-RU"/>
-        </w:rPr>
-        <w:t xml:space="preserve"> корректном режиме и подходят одновременно для базовых и нейросетевых моделей. Такой подход позволяет избежать избыточного усложнения признакового пространства, уменьшить риск переобучения и сохранить сопоставимость результатов между различными архитектурами. </w:t>
+        <w:t xml:space="preserve">Отбор признаков в работе осуществляется не как автоматическая процедура статистического исключения столбцов, а как содержательный выбор ограниченного набора характеристик, непосредственно связанных с рассматриваемой задачей. В итоговый набор включаются только те признаки, которые обладают ясной экономической интерпретацией, могут быть вычислены в причинно корректном режиме и подходят одновременно для базовых и нейросетевых моделей. Такой подход позволяет избежать избыточного усложнения признакового пространства, уменьшить риск переобучения и сохранить сопоставимость результатов между различными архитектурами. </w:t>
       </w:r>
     </w:p>
     <w:p>
@@ -15352,11 +14134,12 @@
         <w:rPr>
           <w:noProof/>
         </w:rPr>
+        <w:lastRenderedPageBreak/>
         <w:drawing>
-          <wp:inline distT="0" distB="0" distL="0" distR="0" wp14:anchorId="55D30ACA" wp14:editId="567F8C79">
-            <wp:extent cx="5461852" cy="5177368"/>
-            <wp:effectExtent l="0" t="0" r="5715" b="4445"/>
-            <wp:docPr id="1698214938" name="Рисунок 2" descr="PlantUML diagram"/>
+          <wp:inline distT="0" distB="0" distL="0" distR="0" wp14:anchorId="5A3C1A2E" wp14:editId="0E314B00">
+            <wp:extent cx="4147185" cy="6094039"/>
+            <wp:effectExtent l="0" t="0" r="5715" b="2540"/>
+            <wp:docPr id="1360807961" name="Рисунок 3" descr="PlantUML diagram"/>
             <wp:cNvGraphicFramePr>
               <a:graphicFrameLocks xmlns:a="http://schemas.openxmlformats.org/drawingml/2006/main" noChangeAspect="1"/>
             </wp:cNvGraphicFramePr>
@@ -15364,7 +14147,7 @@
               <a:graphicData uri="http://schemas.openxmlformats.org/drawingml/2006/picture">
                 <pic:pic xmlns:pic="http://schemas.openxmlformats.org/drawingml/2006/picture">
                   <pic:nvPicPr>
-                    <pic:cNvPr id="0" name="Picture 3" descr="PlantUML diagram"/>
+                    <pic:cNvPr id="0" name="Picture 1" descr="PlantUML diagram"/>
                     <pic:cNvPicPr>
                       <a:picLocks noChangeAspect="1" noChangeArrowheads="1"/>
                     </pic:cNvPicPr>
@@ -15385,7 +14168,7 @@
                   <pic:spPr bwMode="auto">
                     <a:xfrm>
                       <a:off x="0" y="0"/>
-                      <a:ext cx="5476982" cy="5191710"/>
+                      <a:ext cx="4147185" cy="6094039"/>
                     </a:xfrm>
                     <a:prstGeom prst="rect">
                       <a:avLst/>
@@ -15440,22 +14223,22 @@
         <w:rPr>
           <w:lang w:val="ru-RU"/>
         </w:rPr>
+        <w:t>Диаграмма отражает, что алгоритм принятия решений последовательно использует прогноз доходности, текущее состояние портфеля и параметры стратегии. Сначала анализируются уже открытые позиции, затем выполняется поиск новых входов с учётом порогов, ограничений и торговых издержек. Такое представление подчёркивает детерминированный характер преобразования прогноза в торговое действие.</w:t>
+      </w:r>
+    </w:p>
+    <w:p>
+      <w:pPr>
+        <w:pStyle w:val="2"/>
+        <w:rPr>
+          <w:lang w:val="ru-RU"/>
+        </w:rPr>
+      </w:pPr>
+      <w:bookmarkStart w:id="12" w:name="_Toc228387380"/>
+      <w:r>
+        <w:rPr>
+          <w:lang w:val="ru-RU"/>
+        </w:rPr>
         <w:lastRenderedPageBreak/>
-        <w:t>Диаграмма отражает, что алгоритм принятия решений последовательно использует прогноз доходности, текущее состояние портфеля и параметры стратегии. Сначала анализируются уже открытые позиции, затем выполняется поиск новых входов с учётом порогов, ограничений и торговых издержек. Такое представление подчёркивает детерминированный характер преобразования прогноза в торговое действие.</w:t>
-      </w:r>
-    </w:p>
-    <w:p>
-      <w:pPr>
-        <w:pStyle w:val="2"/>
-        <w:rPr>
-          <w:lang w:val="ru-RU"/>
-        </w:rPr>
-      </w:pPr>
-      <w:bookmarkStart w:id="12" w:name="_Toc228387380"/>
-      <w:r>
-        <w:rPr>
-          <w:lang w:val="ru-RU"/>
-        </w:rPr>
         <w:t>2.5 Процедура пошаговой временной валидации и исторического тестирования</w:t>
       </w:r>
       <w:bookmarkEnd w:id="12"/>
@@ -15532,21 +14315,7 @@
         <w:rPr>
           <w:lang w:val="ru-RU"/>
         </w:rPr>
-        <w:t xml:space="preserve">После получения прогнозов на </w:t>
-      </w:r>
-      <w:proofErr w:type="spellStart"/>
-      <w:r>
-        <w:rPr>
-          <w:lang w:val="ru-RU"/>
-        </w:rPr>
-        <w:t>валидационных</w:t>
-      </w:r>
-      <w:proofErr w:type="spellEnd"/>
-      <w:r>
-        <w:rPr>
-          <w:lang w:val="ru-RU"/>
-        </w:rPr>
-        <w:t xml:space="preserve"> и тестовых интервалах выполняется историческое тестирование стратегии. На этом этапе для каждого момента времени прогноз передаётся в модуль принятия решений, который формирует торговые действия в соответствии с заранее установленными правилами. Далее рассчитываются результаты совершённых операций с учётом комиссий, спреда и возможного проскальзывания</w:t>
+        <w:t>После получения прогнозов на валидационных и тестовых интервалах выполняется историческое тестирование стратегии. На этом этапе для каждого момента времени прогноз передаётся в модуль принятия решений, который формирует торговые действия в соответствии с заранее установленными правилами. Далее рассчитываются результаты совершённых операций с учётом комиссий, спреда и возможного проскальзывания</w:t>
       </w:r>
       <w:r>
         <w:rPr>
@@ -15577,21 +14346,21 @@
         <w:rPr>
           <w:lang w:val="ru-RU"/>
         </w:rPr>
+        <w:t>Программная организация подсистемы исторического тестирования может быть представлена в виде диаграммы классов, отражающей взаимодействие между движком тестирования, последовательной симуляцией, пошаговой временной валидацией, исполнителем сделок и состоянием портфеля.</w:t>
+      </w:r>
+    </w:p>
+    <w:p>
+      <w:pPr>
+        <w:ind w:firstLine="0"/>
+        <w:rPr>
+          <w:lang w:val="ru-RU"/>
+        </w:rPr>
+      </w:pPr>
+      <w:r>
+        <w:rPr>
+          <w:noProof/>
+        </w:rPr>
         <w:lastRenderedPageBreak/>
-        <w:t>Программная организация подсистемы исторического тестирования может быть представлена в виде диаграммы классов, отражающей взаимодействие между движком тестирования, последовательной симуляцией, пошаговой временной валидацией, исполнителем сделок и состоянием портфеля.</w:t>
-      </w:r>
-    </w:p>
-    <w:p>
-      <w:pPr>
-        <w:ind w:firstLine="0"/>
-        <w:rPr>
-          <w:lang w:val="ru-RU"/>
-        </w:rPr>
-      </w:pPr>
-      <w:r>
-        <w:rPr>
-          <w:noProof/>
-        </w:rPr>
         <w:drawing>
           <wp:inline distT="0" distB="0" distL="0" distR="0" wp14:anchorId="513D18B8" wp14:editId="053DBE58">
             <wp:extent cx="6120130" cy="2673985"/>
@@ -15699,58 +14468,52 @@
         <w:rPr>
           <w:lang w:val="ru-RU"/>
         </w:rPr>
-        <w:t xml:space="preserve">Оценка результатов должна включать две группы показателей. Первая группа относится к качеству прогноза и характеризует способность модели корректно оценивать направление и величину будущей доходности. Вторая группа относится к качеству самой торговой стратегии. К таким показателям относятся прибыль и убыток, максимальная просадка, торговый оборот, число сделок, а также устойчивость результатов при изменении параметров модели и правил принятия решений. Использование двух групп показателей необходимо, поскольку высокая точность прогноза не всегда приводит к высокой </w:t>
-      </w:r>
-      <w:r>
-        <w:rPr>
-          <w:lang w:val="ru-RU"/>
+        <w:t>Оценка результатов должна включать две группы показателей. Первая группа относится к качеству прогноза и характеризует способность модели корректно оценивать направление и величину будущей доходности. Вторая группа относится к качеству самой торговой стратегии. К таким показателям относятся прибыль и убыток, максимальная просадка, торговый оборот, число сделок, а также устойчивость результатов при изменении параметров модели и правил принятия решений. Использование двух групп показателей необходимо, поскольку высокая точность прогноза не всегда приводит к высокой эффективности торговли, если сигналы плохо согласованы с торговыми издержками и ограничениями</w:t>
+      </w:r>
+      <w:r>
+        <w:rPr>
+          <w:lang w:val="ru-RU"/>
+        </w:rPr>
+        <w:t xml:space="preserve"> </w:t>
+      </w:r>
+      <w:r>
+        <w:rPr>
+          <w:lang w:val="ru-RU"/>
+        </w:rPr>
+        <w:t>[3]</w:t>
+      </w:r>
+      <w:r>
+        <w:rPr>
+          <w:lang w:val="ru-RU"/>
+        </w:rPr>
+        <w:t>.</w:t>
+      </w:r>
+    </w:p>
+    <w:p>
+      <w:pPr>
+        <w:rPr>
+          <w:lang w:val="ru-RU"/>
+        </w:rPr>
+      </w:pPr>
+      <w:r>
+        <w:rPr>
+          <w:lang w:val="ru-RU"/>
+        </w:rPr>
+        <w:t>Структура компонента оценки результатов представлена на рисунке 9. Она показывает разделение расчёта метрик качества прогноза и метрик торговой эффективности, а также формирование итогового отчёта по результатам тестирования.</w:t>
+      </w:r>
+    </w:p>
+    <w:p>
+      <w:pPr>
+        <w:ind w:firstLine="0"/>
+        <w:rPr>
+          <w:lang w:val="ru-RU"/>
+        </w:rPr>
+      </w:pPr>
+      <w:r>
+        <w:rPr>
+          <w:noProof/>
         </w:rPr>
         <w:lastRenderedPageBreak/>
-        <w:t>эффективности торговли, если сигналы плохо согласованы с торговыми издержками и ограничениями</w:t>
-      </w:r>
-      <w:r>
-        <w:rPr>
-          <w:lang w:val="ru-RU"/>
-        </w:rPr>
-        <w:t xml:space="preserve"> </w:t>
-      </w:r>
-      <w:r>
-        <w:rPr>
-          <w:lang w:val="ru-RU"/>
-        </w:rPr>
-        <w:t>[3]</w:t>
-      </w:r>
-      <w:r>
-        <w:rPr>
-          <w:lang w:val="ru-RU"/>
-        </w:rPr>
-        <w:t>.</w:t>
-      </w:r>
-    </w:p>
-    <w:p>
-      <w:pPr>
-        <w:rPr>
-          <w:lang w:val="ru-RU"/>
-        </w:rPr>
-      </w:pPr>
-      <w:r>
-        <w:rPr>
-          <w:lang w:val="ru-RU"/>
-        </w:rPr>
-        <w:t>Структура компонента оценки результатов представлена на рисунке 9. Она показывает разделение расчёта метрик качества прогноза и метрик торговой эффективности, а также формирование итогового отчёта по результатам тестирования.</w:t>
-      </w:r>
-    </w:p>
-    <w:p>
-      <w:pPr>
-        <w:ind w:firstLine="0"/>
-        <w:rPr>
-          <w:lang w:val="ru-RU"/>
-        </w:rPr>
-      </w:pPr>
-      <w:r>
-        <w:rPr>
-          <w:noProof/>
-        </w:rPr>
         <w:drawing>
           <wp:inline distT="0" distB="0" distL="0" distR="0" wp14:anchorId="3D138407" wp14:editId="46D55511">
             <wp:extent cx="6120130" cy="1753870"/>
@@ -15858,21 +14621,7 @@
         <w:rPr>
           <w:lang w:val="ru-RU"/>
         </w:rPr>
-        <w:t xml:space="preserve">Отдельно необходимо подчеркнуть, что параметры моделей и пороговые параметры алгоритма принятия решений должны подбираться только на обучающих и </w:t>
-      </w:r>
-      <w:proofErr w:type="spellStart"/>
-      <w:r>
-        <w:rPr>
-          <w:lang w:val="ru-RU"/>
-        </w:rPr>
-        <w:t>валидационных</w:t>
-      </w:r>
-      <w:proofErr w:type="spellEnd"/>
-      <w:r>
-        <w:rPr>
-          <w:lang w:val="ru-RU"/>
-        </w:rPr>
-        <w:t xml:space="preserve"> интервалах. Итоговая оценка должна проводиться на данных, не использовавшихся для подбора параметров. Это позволяет избежать подгонки под исторический участок и обеспечить более достоверную оценку практической применимости разработанной системы</w:t>
+        <w:t>Отдельно необходимо подчеркнуть, что параметры моделей и пороговые параметры алгоритма принятия решений должны подбираться только на обучающих и валидационных интервалах. Итоговая оценка должна проводиться на данных, не использовавшихся для подбора параметров. Это позволяет избежать подгонки под исторический участок и обеспечить более достоверную оценку практической применимости разработанной системы</w:t>
       </w:r>
       <w:r>
         <w:rPr>
@@ -15931,7 +14680,6 @@
         <w:rPr>
           <w:lang w:val="ru-RU"/>
         </w:rPr>
-        <w:lastRenderedPageBreak/>
         <w:br w:type="page"/>
       </w:r>
     </w:p>
@@ -15959,15 +14707,9 @@
       <w:pPr>
         <w:ind w:firstLine="708"/>
         <w:jc w:val="left"/>
-        <w:rPr>
-          <w:lang w:val="ru-RU"/>
-        </w:rPr>
-      </w:pPr>
-      <w:r>
-        <w:t>[2] Kissell R., Glantz M., Malamut R. A practical framework for estimating transaction costs and developing optimal trading strategies to achieve best execution // Finance Research Letters. 2004. Т. 1, № 1. С. 35–46. DOI: 10.1016/S1544-6123(03)00004-7.</w:t>
-      </w:r>
-      <w:r>
-        <w:t xml:space="preserve"> </w:t>
+      </w:pPr>
+      <w:r>
+        <w:t xml:space="preserve">[2] Kissell R., Glantz M., Malamut R. A practical framework for estimating transaction costs and developing optimal trading strategies to achieve best execution // Finance Research Letters. 2004. Т. 1, № 1. С. 35–46. DOI: 10.1016/S1544-6123(03)00004-7. </w:t>
       </w:r>
     </w:p>
     <w:p>
@@ -15985,23 +14727,7 @@
         <w:jc w:val="left"/>
       </w:pPr>
       <w:r>
-        <w:t>[4] Hyndman R. J., Athanasopoulos G. Forecasting: Principles and Practice. 3rd ed. URL: https://otexts.com/fpp3/ (</w:t>
-      </w:r>
-      <w:proofErr w:type="spellStart"/>
-      <w:r>
-        <w:t>дата</w:t>
-      </w:r>
-      <w:proofErr w:type="spellEnd"/>
-      <w:r>
-        <w:t xml:space="preserve"> </w:t>
-      </w:r>
-      <w:proofErr w:type="spellStart"/>
-      <w:r>
-        <w:t>обращения</w:t>
-      </w:r>
-      <w:proofErr w:type="spellEnd"/>
-      <w:r>
-        <w:t>: 23.04.2026).</w:t>
+        <w:t>[4] Hyndman R. J., Athanasopoulos G. Forecasting: Principles and Practice. 3rd ed. URL: https://otexts.com/fpp3/ (дата обращения: 23.04.2026).</w:t>
       </w:r>
     </w:p>
     <w:p>
@@ -16010,23 +14736,7 @@
         <w:jc w:val="left"/>
       </w:pPr>
       <w:r>
-        <w:t>[5] Xiao R., Feng Y., Yan L., Ma Y. Predict Stock Prices with ARIMA and LSTM. 2022. URL: https://doi.org/10.48550/arXiv.2209.02407 (</w:t>
-      </w:r>
-      <w:proofErr w:type="spellStart"/>
-      <w:r>
-        <w:t>дата</w:t>
-      </w:r>
-      <w:proofErr w:type="spellEnd"/>
-      <w:r>
-        <w:t xml:space="preserve"> </w:t>
-      </w:r>
-      <w:proofErr w:type="spellStart"/>
-      <w:r>
-        <w:t>обращения</w:t>
-      </w:r>
-      <w:proofErr w:type="spellEnd"/>
-      <w:r>
-        <w:t>: 23.04.2026).</w:t>
+        <w:t>[5] Xiao R., Feng Y., Yan L., Ma Y. Predict Stock Prices with ARIMA and LSTM. 2022. URL: https://doi.org/10.48550/arXiv.2209.02407 (дата обращения: 23.04.2026).</w:t>
       </w:r>
     </w:p>
     <w:p>
@@ -16035,54 +14745,16 @@
         <w:jc w:val="left"/>
       </w:pPr>
       <w:r>
-        <w:t xml:space="preserve">[6] Chung J., </w:t>
-      </w:r>
-      <w:proofErr w:type="spellStart"/>
-      <w:r>
-        <w:t>Gulcehre</w:t>
-      </w:r>
-      <w:proofErr w:type="spellEnd"/>
-      <w:r>
-        <w:t xml:space="preserve"> C., Cho K., Bengio Y. Empirical Evaluation of Gated Recurrent Neural Networks on Sequence Modeling. 2014. URL: https://doi.org/10.48550/arXiv.1412.3555 (</w:t>
-      </w:r>
-      <w:proofErr w:type="spellStart"/>
-      <w:r>
-        <w:t>дата</w:t>
-      </w:r>
-      <w:proofErr w:type="spellEnd"/>
-      <w:r>
-        <w:t xml:space="preserve"> </w:t>
-      </w:r>
-      <w:proofErr w:type="spellStart"/>
-      <w:r>
-        <w:t>обращения</w:t>
-      </w:r>
-      <w:proofErr w:type="spellEnd"/>
-      <w:r>
-        <w:t>: 23.04.2026).</w:t>
+        <w:t>[6] Chung J., Gulcehre C., Cho K., Bengio Y. Empirical Evaluation of Gated Recurrent Neural Networks on Sequence Modeling. 2014. URL: https://doi.org/10.48550/arXiv.1412.3555 (дата обращения: 23.04.2026).</w:t>
       </w:r>
     </w:p>
     <w:p>
       <w:pPr>
         <w:ind w:firstLine="708"/>
         <w:jc w:val="left"/>
-        <w:rPr>
-          <w:lang w:val="ru-RU"/>
-        </w:rPr>
-      </w:pPr>
-      <w:r>
-        <w:t xml:space="preserve">[7] </w:t>
-      </w:r>
-      <w:proofErr w:type="spellStart"/>
-      <w:r>
-        <w:t>Moghar</w:t>
-      </w:r>
-      <w:proofErr w:type="spellEnd"/>
-      <w:r>
-        <w:t xml:space="preserve"> A., Hamiche M. Stock Market Prediction Using LSTM Recurrent Neural Network // Procedia Computer Science. 2020. Т. 170. С. 1168–1173. DOI: 10.1016/j.procs.2020.03.049.</w:t>
-      </w:r>
-      <w:r>
-        <w:t xml:space="preserve"> </w:t>
+      </w:pPr>
+      <w:r>
+        <w:t xml:space="preserve">[7] Moghar A., Hamiche M. Stock Market Prediction Using LSTM Recurrent Neural Network // Procedia Computer Science. 2020. Т. 170. С. 1168–1173. DOI: 10.1016/j.procs.2020.03.049. </w:t>
       </w:r>
     </w:p>
     <w:p>
@@ -16091,23 +14763,7 @@
         <w:jc w:val="left"/>
       </w:pPr>
       <w:r>
-        <w:t>[8] Mehtab S., Sen J. Stock Price Prediction Using Convolutional Neural Networks on a Multivariate Timeseries. 2020. URL: https://doi.org/10.48550/arXiv.2001.09769 (</w:t>
-      </w:r>
-      <w:proofErr w:type="spellStart"/>
-      <w:r>
-        <w:t>дата</w:t>
-      </w:r>
-      <w:proofErr w:type="spellEnd"/>
-      <w:r>
-        <w:t xml:space="preserve"> </w:t>
-      </w:r>
-      <w:proofErr w:type="spellStart"/>
-      <w:r>
-        <w:t>обращения</w:t>
-      </w:r>
-      <w:proofErr w:type="spellEnd"/>
-      <w:r>
-        <w:t>: 23.04.2026).</w:t>
+        <w:t>[8] Mehtab S., Sen J. Stock Price Prediction Using Convolutional Neural Networks on a Multivariate Timeseries. 2020. URL: https://doi.org/10.48550/arXiv.2001.09769 (дата обращения: 23.04.2026).</w:t>
       </w:r>
     </w:p>
     <w:p>
@@ -16116,51 +14772,16 @@
         <w:jc w:val="left"/>
       </w:pPr>
       <w:r>
-        <w:t>[9] Zhou H., Zhang S., Peng J. et al. Informer: Beyond Efficient Transformer for Long Sequence Time-Series Forecasting. 2020. URL: https://doi.org/10.48550/arXiv.2012.07436 (</w:t>
-      </w:r>
-      <w:proofErr w:type="spellStart"/>
-      <w:r>
-        <w:t>дата</w:t>
-      </w:r>
-      <w:proofErr w:type="spellEnd"/>
-      <w:r>
-        <w:t xml:space="preserve"> </w:t>
-      </w:r>
-      <w:proofErr w:type="spellStart"/>
-      <w:r>
-        <w:t>обращения</w:t>
-      </w:r>
-      <w:proofErr w:type="spellEnd"/>
-      <w:r>
-        <w:t>: 23.04.2026).</w:t>
+        <w:t>[9] Zhou H., Zhang S., Peng J. et al. Informer: Beyond Efficient Transformer for Long Sequence Time-Series Forecasting. 2020. URL: https://doi.org/10.48550/arXiv.2012.07436 (дата обращения: 23.04.2026).</w:t>
       </w:r>
     </w:p>
     <w:p>
       <w:pPr>
         <w:ind w:firstLine="708"/>
         <w:jc w:val="left"/>
-        <w:rPr>
-          <w:lang w:val="ru-RU"/>
-        </w:rPr>
-      </w:pPr>
-      <w:r>
-        <w:t xml:space="preserve">[10] Bailey D. H., </w:t>
-      </w:r>
-      <w:proofErr w:type="spellStart"/>
-      <w:r>
-        <w:t>Borwein</w:t>
-      </w:r>
-      <w:proofErr w:type="spellEnd"/>
-      <w:r>
-        <w:t xml:space="preserve"> J. M., López de Prado M., Zhu Q. J. The Probability of </w:t>
-      </w:r>
-      <w:proofErr w:type="spellStart"/>
-      <w:r>
-        <w:t>Backtest</w:t>
-      </w:r>
-      <w:proofErr w:type="spellEnd"/>
-      <w:r>
-        <w:t xml:space="preserve"> Overfitting // The Journal of Computational Finance. 2017. Т. 20, № 4. С. 39–69. DOI: 10.21314/JCF.2016.322.</w:t>
+      </w:pPr>
+      <w:r>
+        <w:t>[10] Bailey D. H., Borwein J. M., López de Prado M., Zhu Q. J. The Probability of Backtest Overfitting // The Journal of Computational Finance. 2017. Т. 20, № 4. С. 39–69. DOI: 10.21314/JCF.2016.322.</w:t>
       </w:r>
     </w:p>
     <w:p>
@@ -16188,31 +14809,7 @@
         <w:jc w:val="left"/>
       </w:pPr>
       <w:r>
-        <w:t xml:space="preserve">[12] </w:t>
-      </w:r>
-      <w:proofErr w:type="spellStart"/>
-      <w:r>
-        <w:t>Backtrader</w:t>
-      </w:r>
-      <w:proofErr w:type="spellEnd"/>
-      <w:r>
-        <w:t xml:space="preserve"> Documentation. Introduction. URL: https://www.backtrader.com/docu/ (</w:t>
-      </w:r>
-      <w:proofErr w:type="spellStart"/>
-      <w:r>
-        <w:t>дата</w:t>
-      </w:r>
-      <w:proofErr w:type="spellEnd"/>
-      <w:r>
-        <w:t xml:space="preserve"> </w:t>
-      </w:r>
-      <w:proofErr w:type="spellStart"/>
-      <w:r>
-        <w:t>обращения</w:t>
-      </w:r>
-      <w:proofErr w:type="spellEnd"/>
-      <w:r>
-        <w:t>: 23.04.2026).</w:t>
+        <w:t>[12] Backtrader Documentation. Introduction. URL: https://www.backtrader.com/docu/ (дата обращения: 23.04.2026).</w:t>
       </w:r>
     </w:p>
     <w:p>
@@ -16221,23 +14818,7 @@
         <w:jc w:val="left"/>
       </w:pPr>
       <w:r>
-        <w:t>[13] Zipline 3.0 Documentation. URL: https://zipline.ml4trading.io/ (</w:t>
-      </w:r>
-      <w:proofErr w:type="spellStart"/>
-      <w:r>
-        <w:t>дата</w:t>
-      </w:r>
-      <w:proofErr w:type="spellEnd"/>
-      <w:r>
-        <w:t xml:space="preserve"> </w:t>
-      </w:r>
-      <w:proofErr w:type="spellStart"/>
-      <w:r>
-        <w:t>обращения</w:t>
-      </w:r>
-      <w:proofErr w:type="spellEnd"/>
-      <w:r>
-        <w:t>: 23.04.2026).</w:t>
+        <w:t>[13] Zipline 3.0 Documentation. URL: https://zipline.ml4trading.io/ (дата обращения: 23.04.2026).</w:t>
       </w:r>
     </w:p>
     <w:p>
@@ -16249,15 +14830,7 @@
         </w:rPr>
       </w:pPr>
       <w:r>
-        <w:t xml:space="preserve">[14] </w:t>
-      </w:r>
-      <w:proofErr w:type="spellStart"/>
-      <w:r>
-        <w:t>QuantConnect</w:t>
-      </w:r>
-      <w:proofErr w:type="spellEnd"/>
-      <w:r>
-        <w:t xml:space="preserve"> Documentation. LEAN Engine: Getting Started. URL</w:t>
+        <w:t>[14] QuantConnect Documentation. LEAN Engine: Getting Started. URL</w:t>
       </w:r>
       <w:r>
         <w:rPr>
@@ -16283,11 +14856,9 @@
         </w:rPr>
         <w:t>.</w:t>
       </w:r>
-      <w:proofErr w:type="spellStart"/>
       <w:r>
         <w:t>quantconnect</w:t>
       </w:r>
-      <w:proofErr w:type="spellEnd"/>
       <w:r>
         <w:rPr>
           <w:lang w:val="ru-RU"/>
@@ -17295,6 +15866,7 @@
   <w:style w:type="character" w:default="1" w:styleId="a1">
     <w:name w:val="Default Paragraph Font"/>
     <w:uiPriority w:val="1"/>
+    <w:semiHidden/>
     <w:unhideWhenUsed/>
   </w:style>
   <w:style w:type="table" w:default="1" w:styleId="a2">

--- a/BKP.docx
+++ b/BKP.docx
@@ -433,6 +433,7 @@
         </w:rPr>
       </w:pPr>
       <w:bookmarkStart w:id="0" w:name="_Hlk129625758"/>
+      <w:proofErr w:type="spellStart"/>
       <w:r>
         <w:rPr>
           <w:rFonts w:eastAsia="Calibri" w:cs="Times New Roman"/>
@@ -440,8 +441,9 @@
           <w:sz w:val="24"/>
           <w:szCs w:val="24"/>
         </w:rPr>
-        <w:t xml:space="preserve">Институт </w:t>
-      </w:r>
+        <w:t>Институт</w:t>
+      </w:r>
+      <w:proofErr w:type="spellEnd"/>
       <w:r>
         <w:rPr>
           <w:rFonts w:eastAsia="Calibri" w:cs="Times New Roman"/>
@@ -449,8 +451,59 @@
           <w:sz w:val="24"/>
           <w:szCs w:val="24"/>
         </w:rPr>
-        <w:t>кибербезопасности и цифровых технологий</w:t>
-      </w:r>
+        <w:t xml:space="preserve"> </w:t>
+      </w:r>
+      <w:proofErr w:type="spellStart"/>
+      <w:r>
+        <w:rPr>
+          <w:rFonts w:eastAsia="Calibri" w:cs="Times New Roman"/>
+          <w:b/>
+          <w:sz w:val="24"/>
+          <w:szCs w:val="24"/>
+        </w:rPr>
+        <w:t>кибербезопасности</w:t>
+      </w:r>
+      <w:proofErr w:type="spellEnd"/>
+      <w:r>
+        <w:rPr>
+          <w:rFonts w:eastAsia="Calibri" w:cs="Times New Roman"/>
+          <w:b/>
+          <w:sz w:val="24"/>
+          <w:szCs w:val="24"/>
+        </w:rPr>
+        <w:t xml:space="preserve"> и </w:t>
+      </w:r>
+      <w:proofErr w:type="spellStart"/>
+      <w:r>
+        <w:rPr>
+          <w:rFonts w:eastAsia="Calibri" w:cs="Times New Roman"/>
+          <w:b/>
+          <w:sz w:val="24"/>
+          <w:szCs w:val="24"/>
+        </w:rPr>
+        <w:t>цифровых</w:t>
+      </w:r>
+      <w:proofErr w:type="spellEnd"/>
+      <w:r>
+        <w:rPr>
+          <w:rFonts w:eastAsia="Calibri" w:cs="Times New Roman"/>
+          <w:b/>
+          <w:sz w:val="24"/>
+          <w:szCs w:val="24"/>
+        </w:rPr>
+        <w:t xml:space="preserve"> </w:t>
+      </w:r>
+      <w:proofErr w:type="spellStart"/>
+      <w:r>
+        <w:rPr>
+          <w:rFonts w:eastAsia="Calibri" w:cs="Times New Roman"/>
+          <w:b/>
+          <w:sz w:val="24"/>
+          <w:szCs w:val="24"/>
+        </w:rPr>
+        <w:t>технологий</w:t>
+      </w:r>
+      <w:proofErr w:type="spellEnd"/>
     </w:p>
     <w:p>
       <w:pPr>
@@ -908,7 +961,31 @@
                 <w:szCs w:val="24"/>
                 <w:lang w:eastAsia="ru-RU"/>
               </w:rPr>
-              <w:t>(Подпись)</w:t>
+              <w:t>(</w:t>
+            </w:r>
+            <w:proofErr w:type="spellStart"/>
+            <w:r>
+              <w:rPr>
+                <w:rFonts w:eastAsia="SimSun"/>
+                <w:b w:val="0"/>
+                <w:bCs w:val="0"/>
+                <w:sz w:val="24"/>
+                <w:szCs w:val="24"/>
+                <w:lang w:eastAsia="ru-RU"/>
+              </w:rPr>
+              <w:t>Подпись</w:t>
+            </w:r>
+            <w:proofErr w:type="spellEnd"/>
+            <w:r>
+              <w:rPr>
+                <w:rFonts w:eastAsia="SimSun"/>
+                <w:b w:val="0"/>
+                <w:bCs w:val="0"/>
+                <w:sz w:val="24"/>
+                <w:szCs w:val="24"/>
+                <w:lang w:eastAsia="ru-RU"/>
+              </w:rPr>
+              <w:t>)</w:t>
             </w:r>
           </w:p>
         </w:tc>
@@ -981,8 +1058,21 @@
                 <w:szCs w:val="24"/>
                 <w:lang w:val="ru-RU" w:eastAsia="ru-RU"/>
               </w:rPr>
-              <w:t>Петров К.Ю.</w:t>
-            </w:r>
+              <w:t xml:space="preserve">Петров </w:t>
+            </w:r>
+            <w:proofErr w:type="gramStart"/>
+            <w:r>
+              <w:rPr>
+                <w:rFonts w:eastAsia="SimSun"/>
+                <w:b w:val="0"/>
+                <w:bCs w:val="0"/>
+                <w:sz w:val="24"/>
+                <w:szCs w:val="24"/>
+                <w:lang w:val="ru-RU" w:eastAsia="ru-RU"/>
+              </w:rPr>
+              <w:t>К.Ю.</w:t>
+            </w:r>
+            <w:proofErr w:type="gramEnd"/>
           </w:p>
         </w:tc>
       </w:tr>
@@ -1130,6 +1220,7 @@
                 <w:lang w:eastAsia="ru-RU"/>
               </w:rPr>
             </w:pPr>
+            <w:proofErr w:type="spellStart"/>
             <w:r>
               <w:rPr>
                 <w:rFonts w:eastAsia="SimSun"/>
@@ -1139,8 +1230,81 @@
                 <w:szCs w:val="24"/>
                 <w:lang w:eastAsia="ru-RU"/>
               </w:rPr>
-              <w:t>Руководитель практики от кафедры</w:t>
-            </w:r>
+              <w:t>Руководитель</w:t>
+            </w:r>
+            <w:proofErr w:type="spellEnd"/>
+            <w:r>
+              <w:rPr>
+                <w:rFonts w:eastAsia="SimSun"/>
+                <w:b w:val="0"/>
+                <w:bCs w:val="0"/>
+                <w:sz w:val="24"/>
+                <w:szCs w:val="24"/>
+                <w:lang w:eastAsia="ru-RU"/>
+              </w:rPr>
+              <w:t xml:space="preserve"> </w:t>
+            </w:r>
+            <w:proofErr w:type="spellStart"/>
+            <w:r>
+              <w:rPr>
+                <w:rFonts w:eastAsia="SimSun"/>
+                <w:b w:val="0"/>
+                <w:bCs w:val="0"/>
+                <w:sz w:val="24"/>
+                <w:szCs w:val="24"/>
+                <w:lang w:eastAsia="ru-RU"/>
+              </w:rPr>
+              <w:t>практики</w:t>
+            </w:r>
+            <w:proofErr w:type="spellEnd"/>
+            <w:r>
+              <w:rPr>
+                <w:rFonts w:eastAsia="SimSun"/>
+                <w:b w:val="0"/>
+                <w:bCs w:val="0"/>
+                <w:sz w:val="24"/>
+                <w:szCs w:val="24"/>
+                <w:lang w:eastAsia="ru-RU"/>
+              </w:rPr>
+              <w:t xml:space="preserve"> </w:t>
+            </w:r>
+            <w:proofErr w:type="spellStart"/>
+            <w:r>
+              <w:rPr>
+                <w:rFonts w:eastAsia="SimSun"/>
+                <w:b w:val="0"/>
+                <w:bCs w:val="0"/>
+                <w:sz w:val="24"/>
+                <w:szCs w:val="24"/>
+                <w:lang w:eastAsia="ru-RU"/>
+              </w:rPr>
+              <w:t>от</w:t>
+            </w:r>
+            <w:proofErr w:type="spellEnd"/>
+            <w:r>
+              <w:rPr>
+                <w:rFonts w:eastAsia="SimSun"/>
+                <w:b w:val="0"/>
+                <w:bCs w:val="0"/>
+                <w:sz w:val="24"/>
+                <w:szCs w:val="24"/>
+                <w:lang w:eastAsia="ru-RU"/>
+              </w:rPr>
+              <w:t xml:space="preserve"> </w:t>
+            </w:r>
+            <w:proofErr w:type="spellStart"/>
+            <w:r>
+              <w:rPr>
+                <w:rFonts w:eastAsia="SimSun"/>
+                <w:b w:val="0"/>
+                <w:bCs w:val="0"/>
+                <w:sz w:val="24"/>
+                <w:szCs w:val="24"/>
+                <w:lang w:eastAsia="ru-RU"/>
+              </w:rPr>
+              <w:t>кафедры</w:t>
+            </w:r>
+            <w:proofErr w:type="spellEnd"/>
           </w:p>
         </w:tc>
         <w:tc>
@@ -1174,6 +1338,7 @@
                 <w:lang w:eastAsia="ru-RU"/>
               </w:rPr>
             </w:pPr>
+            <w:proofErr w:type="gramStart"/>
             <w:r>
               <w:rPr>
                 <w:rFonts w:eastAsia="SimSun"/>
@@ -1183,7 +1348,19 @@
                 <w:szCs w:val="20"/>
                 <w:lang w:eastAsia="ru-RU"/>
               </w:rPr>
-              <w:t>«__» ______ 2026 г.</w:t>
+              <w:t>«__»</w:t>
+            </w:r>
+            <w:proofErr w:type="gramEnd"/>
+            <w:r>
+              <w:rPr>
+                <w:rFonts w:eastAsia="SimSun"/>
+                <w:b w:val="0"/>
+                <w:bCs w:val="0"/>
+                <w:sz w:val="20"/>
+                <w:szCs w:val="20"/>
+                <w:lang w:eastAsia="ru-RU"/>
+              </w:rPr>
+              <w:t xml:space="preserve"> ______ 2026 г.</w:t>
             </w:r>
           </w:p>
         </w:tc>
@@ -1252,7 +1429,31 @@
                 <w:szCs w:val="24"/>
                 <w:lang w:eastAsia="ru-RU"/>
               </w:rPr>
-              <w:t xml:space="preserve">     (Подпись)</w:t>
+              <w:t xml:space="preserve">     (</w:t>
+            </w:r>
+            <w:proofErr w:type="spellStart"/>
+            <w:r>
+              <w:rPr>
+                <w:rFonts w:eastAsia="SimSun"/>
+                <w:b w:val="0"/>
+                <w:bCs w:val="0"/>
+                <w:sz w:val="24"/>
+                <w:szCs w:val="24"/>
+                <w:lang w:eastAsia="ru-RU"/>
+              </w:rPr>
+              <w:t>Подпись</w:t>
+            </w:r>
+            <w:proofErr w:type="spellEnd"/>
+            <w:r>
+              <w:rPr>
+                <w:rFonts w:eastAsia="SimSun"/>
+                <w:b w:val="0"/>
+                <w:bCs w:val="0"/>
+                <w:sz w:val="24"/>
+                <w:szCs w:val="24"/>
+                <w:lang w:eastAsia="ru-RU"/>
+              </w:rPr>
+              <w:t>)</w:t>
             </w:r>
           </w:p>
         </w:tc>
@@ -1285,6 +1486,7 @@
                 <w:lang w:val="ru-RU" w:eastAsia="ru-RU"/>
               </w:rPr>
             </w:pPr>
+            <w:proofErr w:type="spellStart"/>
             <w:r>
               <w:rPr>
                 <w:rFonts w:eastAsia="SimSun"/>
@@ -1296,6 +1498,7 @@
               </w:rPr>
               <w:t>Газанова</w:t>
             </w:r>
+            <w:proofErr w:type="spellEnd"/>
             <w:r>
               <w:rPr>
                 <w:rFonts w:eastAsia="SimSun"/>
@@ -1307,6 +1510,7 @@
               </w:rPr>
               <w:t xml:space="preserve"> </w:t>
             </w:r>
+            <w:proofErr w:type="gramStart"/>
             <w:r>
               <w:rPr>
                 <w:rFonts w:eastAsia="SimSun"/>
@@ -1318,6 +1522,7 @@
               </w:rPr>
               <w:t>Н.Ш.</w:t>
             </w:r>
+            <w:proofErr w:type="gramEnd"/>
           </w:p>
         </w:tc>
       </w:tr>
@@ -1331,12 +1536,21 @@
           <w:szCs w:val="28"/>
         </w:rPr>
       </w:pPr>
+      <w:proofErr w:type="spellStart"/>
       <w:r>
         <w:rPr>
           <w:rFonts w:eastAsia="Calibri" w:cs="Times New Roman"/>
           <w:szCs w:val="28"/>
         </w:rPr>
-        <w:t>Москва 20</w:t>
+        <w:t>Москва</w:t>
+      </w:r>
+      <w:proofErr w:type="spellEnd"/>
+      <w:r>
+        <w:rPr>
+          <w:rFonts w:eastAsia="Calibri" w:cs="Times New Roman"/>
+          <w:szCs w:val="28"/>
+        </w:rPr>
+        <w:t xml:space="preserve"> 20</w:t>
       </w:r>
       <w:r>
         <w:rPr>
@@ -1771,6 +1985,7 @@
           <w:szCs w:val="24"/>
         </w:rPr>
       </w:pPr>
+      <w:proofErr w:type="spellStart"/>
       <w:r>
         <w:rPr>
           <w:rFonts w:eastAsia="Calibri" w:cs="Times New Roman"/>
@@ -1778,8 +1993,69 @@
           <w:sz w:val="24"/>
           <w:szCs w:val="24"/>
         </w:rPr>
-        <w:t>Институт кибербезопасности и цифровых технологий</w:t>
-      </w:r>
+        <w:t>Институт</w:t>
+      </w:r>
+      <w:proofErr w:type="spellEnd"/>
+      <w:r>
+        <w:rPr>
+          <w:rFonts w:eastAsia="Calibri" w:cs="Times New Roman"/>
+          <w:b/>
+          <w:sz w:val="24"/>
+          <w:szCs w:val="24"/>
+        </w:rPr>
+        <w:t xml:space="preserve"> </w:t>
+      </w:r>
+      <w:proofErr w:type="spellStart"/>
+      <w:r>
+        <w:rPr>
+          <w:rFonts w:eastAsia="Calibri" w:cs="Times New Roman"/>
+          <w:b/>
+          <w:sz w:val="24"/>
+          <w:szCs w:val="24"/>
+        </w:rPr>
+        <w:t>кибербезопасности</w:t>
+      </w:r>
+      <w:proofErr w:type="spellEnd"/>
+      <w:r>
+        <w:rPr>
+          <w:rFonts w:eastAsia="Calibri" w:cs="Times New Roman"/>
+          <w:b/>
+          <w:sz w:val="24"/>
+          <w:szCs w:val="24"/>
+        </w:rPr>
+        <w:t xml:space="preserve"> и </w:t>
+      </w:r>
+      <w:proofErr w:type="spellStart"/>
+      <w:r>
+        <w:rPr>
+          <w:rFonts w:eastAsia="Calibri" w:cs="Times New Roman"/>
+          <w:b/>
+          <w:sz w:val="24"/>
+          <w:szCs w:val="24"/>
+        </w:rPr>
+        <w:t>цифровых</w:t>
+      </w:r>
+      <w:proofErr w:type="spellEnd"/>
+      <w:r>
+        <w:rPr>
+          <w:rFonts w:eastAsia="Calibri" w:cs="Times New Roman"/>
+          <w:b/>
+          <w:sz w:val="24"/>
+          <w:szCs w:val="24"/>
+        </w:rPr>
+        <w:t xml:space="preserve"> </w:t>
+      </w:r>
+      <w:proofErr w:type="spellStart"/>
+      <w:r>
+        <w:rPr>
+          <w:rFonts w:eastAsia="Calibri" w:cs="Times New Roman"/>
+          <w:b/>
+          <w:sz w:val="24"/>
+          <w:szCs w:val="24"/>
+        </w:rPr>
+        <w:t>технологий</w:t>
+      </w:r>
+      <w:proofErr w:type="spellEnd"/>
     </w:p>
     <w:p>
       <w:pPr>
@@ -2318,6 +2594,7 @@
                 <w:lang w:eastAsia="ru-RU"/>
               </w:rPr>
             </w:pPr>
+            <w:proofErr w:type="spellStart"/>
             <w:r>
               <w:rPr>
                 <w:rFonts w:eastAsia="SimSun"/>
@@ -2325,7 +2602,37 @@
                 <w:szCs w:val="24"/>
                 <w:lang w:eastAsia="ru-RU"/>
               </w:rPr>
-              <w:t>Заведующий кафедрой:</w:t>
+              <w:t>Заведующий</w:t>
+            </w:r>
+            <w:proofErr w:type="spellEnd"/>
+            <w:r>
+              <w:rPr>
+                <w:rFonts w:eastAsia="SimSun"/>
+                <w:sz w:val="24"/>
+                <w:szCs w:val="24"/>
+                <w:lang w:eastAsia="ru-RU"/>
+              </w:rPr>
+              <w:t xml:space="preserve"> </w:t>
+            </w:r>
+            <w:proofErr w:type="spellStart"/>
+            <w:r>
+              <w:rPr>
+                <w:rFonts w:eastAsia="SimSun"/>
+                <w:sz w:val="24"/>
+                <w:szCs w:val="24"/>
+                <w:lang w:eastAsia="ru-RU"/>
+              </w:rPr>
+              <w:t>кафедрой</w:t>
+            </w:r>
+            <w:proofErr w:type="spellEnd"/>
+            <w:r>
+              <w:rPr>
+                <w:rFonts w:eastAsia="SimSun"/>
+                <w:sz w:val="24"/>
+                <w:szCs w:val="24"/>
+                <w:lang w:eastAsia="ru-RU"/>
+              </w:rPr>
+              <w:t>:</w:t>
             </w:r>
           </w:p>
         </w:tc>
@@ -2350,6 +2657,7 @@
                 <w:lang w:eastAsia="ru-RU"/>
               </w:rPr>
             </w:pPr>
+            <w:proofErr w:type="gramStart"/>
             <w:r>
               <w:rPr>
                 <w:rFonts w:eastAsia="SimSun"/>
@@ -2357,7 +2665,17 @@
                 <w:szCs w:val="24"/>
                 <w:lang w:eastAsia="ru-RU"/>
               </w:rPr>
-              <w:t>«__» _______ 20</w:t>
+              <w:t>«__»</w:t>
+            </w:r>
+            <w:proofErr w:type="gramEnd"/>
+            <w:r>
+              <w:rPr>
+                <w:rFonts w:eastAsia="SimSun"/>
+                <w:sz w:val="24"/>
+                <w:szCs w:val="24"/>
+                <w:lang w:eastAsia="ru-RU"/>
+              </w:rPr>
+              <w:t xml:space="preserve"> _______ 20</w:t>
             </w:r>
             <w:r>
               <w:rPr>
@@ -2420,7 +2738,29 @@
                 <w:szCs w:val="18"/>
                 <w:lang w:eastAsia="ru-RU"/>
               </w:rPr>
-              <w:t xml:space="preserve">        (подпись)</w:t>
+              <w:t xml:space="preserve">        (</w:t>
+            </w:r>
+            <w:proofErr w:type="spellStart"/>
+            <w:r>
+              <w:rPr>
+                <w:rFonts w:eastAsia="SimSun"/>
+                <w:i/>
+                <w:sz w:val="18"/>
+                <w:szCs w:val="18"/>
+                <w:lang w:eastAsia="ru-RU"/>
+              </w:rPr>
+              <w:t>подпись</w:t>
+            </w:r>
+            <w:proofErr w:type="spellEnd"/>
+            <w:r>
+              <w:rPr>
+                <w:rFonts w:eastAsia="SimSun"/>
+                <w:i/>
+                <w:sz w:val="18"/>
+                <w:szCs w:val="18"/>
+                <w:lang w:eastAsia="ru-RU"/>
+              </w:rPr>
+              <w:t>)</w:t>
             </w:r>
           </w:p>
         </w:tc>
@@ -2453,6 +2793,7 @@
               </w:rPr>
               <w:t>(</w:t>
             </w:r>
+            <w:proofErr w:type="spellStart"/>
             <w:r>
               <w:rPr>
                 <w:rFonts w:eastAsia="SimSun"/>
@@ -2460,7 +2801,17 @@
                 <w:szCs w:val="24"/>
                 <w:lang w:eastAsia="ru-RU"/>
               </w:rPr>
-              <w:t>Иванова И.А.</w:t>
+              <w:t>Иванова</w:t>
+            </w:r>
+            <w:proofErr w:type="spellEnd"/>
+            <w:r>
+              <w:rPr>
+                <w:rFonts w:eastAsia="SimSun"/>
+                <w:sz w:val="24"/>
+                <w:szCs w:val="24"/>
+                <w:lang w:eastAsia="ru-RU"/>
+              </w:rPr>
+              <w:t xml:space="preserve"> И.А.</w:t>
             </w:r>
             <w:r>
               <w:rPr>
@@ -2779,7 +3130,33 @@
                 <w:szCs w:val="18"/>
                 <w:lang w:eastAsia="ru-RU"/>
               </w:rPr>
-              <w:t>(подпись)</w:t>
+              <w:t>(</w:t>
+            </w:r>
+            <w:proofErr w:type="spellStart"/>
+            <w:r>
+              <w:rPr>
+                <w:rFonts w:eastAsia="Calibri"/>
+                <w:b w:val="0"/>
+                <w:bCs w:val="0"/>
+                <w:i/>
+                <w:sz w:val="18"/>
+                <w:szCs w:val="18"/>
+                <w:lang w:eastAsia="ru-RU"/>
+              </w:rPr>
+              <w:t>подпись</w:t>
+            </w:r>
+            <w:proofErr w:type="spellEnd"/>
+            <w:r>
+              <w:rPr>
+                <w:rFonts w:eastAsia="Calibri"/>
+                <w:b w:val="0"/>
+                <w:bCs w:val="0"/>
+                <w:i/>
+                <w:sz w:val="18"/>
+                <w:szCs w:val="18"/>
+                <w:lang w:eastAsia="ru-RU"/>
+              </w:rPr>
+              <w:t>)</w:t>
             </w:r>
           </w:p>
         </w:tc>
@@ -2820,6 +3197,7 @@
                 <w:lang w:val="ru-RU" w:eastAsia="ru-RU"/>
               </w:rPr>
             </w:pPr>
+            <w:proofErr w:type="spellStart"/>
             <w:r>
               <w:rPr>
                 <w:rFonts w:eastAsia="SimSun"/>
@@ -2829,8 +3207,33 @@
                 <w:szCs w:val="24"/>
                 <w:lang w:val="ru-RU" w:eastAsia="ru-RU"/>
               </w:rPr>
-              <w:t>Газанова Н.Ш.</w:t>
-            </w:r>
+              <w:t>Газанова</w:t>
+            </w:r>
+            <w:proofErr w:type="spellEnd"/>
+            <w:r>
+              <w:rPr>
+                <w:rFonts w:eastAsia="SimSun"/>
+                <w:b w:val="0"/>
+                <w:bCs w:val="0"/>
+                <w:sz w:val="24"/>
+                <w:szCs w:val="24"/>
+                <w:lang w:val="ru-RU" w:eastAsia="ru-RU"/>
+              </w:rPr>
+              <w:t xml:space="preserve"> </w:t>
+            </w:r>
+            <w:proofErr w:type="gramStart"/>
+            <w:r>
+              <w:rPr>
+                <w:rFonts w:eastAsia="SimSun"/>
+                <w:b w:val="0"/>
+                <w:bCs w:val="0"/>
+                <w:sz w:val="24"/>
+                <w:szCs w:val="24"/>
+                <w:lang w:val="ru-RU" w:eastAsia="ru-RU"/>
+              </w:rPr>
+              <w:t>Н.Ш.</w:t>
+            </w:r>
+            <w:proofErr w:type="gramEnd"/>
           </w:p>
         </w:tc>
       </w:tr>
@@ -2858,6 +3261,7 @@
                 <w:lang w:eastAsia="ru-RU"/>
               </w:rPr>
             </w:pPr>
+            <w:proofErr w:type="spellStart"/>
             <w:r>
               <w:rPr>
                 <w:rFonts w:eastAsia="Calibri"/>
@@ -2867,8 +3271,33 @@
                 <w:szCs w:val="24"/>
                 <w:lang w:eastAsia="ru-RU"/>
               </w:rPr>
-              <w:t>Задание получил</w:t>
-            </w:r>
+              <w:t>Задание</w:t>
+            </w:r>
+            <w:proofErr w:type="spellEnd"/>
+            <w:r>
+              <w:rPr>
+                <w:rFonts w:eastAsia="Calibri"/>
+                <w:b w:val="0"/>
+                <w:bCs w:val="0"/>
+                <w:sz w:val="24"/>
+                <w:szCs w:val="24"/>
+                <w:lang w:eastAsia="ru-RU"/>
+              </w:rPr>
+              <w:t xml:space="preserve"> </w:t>
+            </w:r>
+            <w:proofErr w:type="spellStart"/>
+            <w:r>
+              <w:rPr>
+                <w:rFonts w:eastAsia="Calibri"/>
+                <w:b w:val="0"/>
+                <w:bCs w:val="0"/>
+                <w:sz w:val="24"/>
+                <w:szCs w:val="24"/>
+                <w:lang w:eastAsia="ru-RU"/>
+              </w:rPr>
+              <w:t>получил</w:t>
+            </w:r>
+            <w:proofErr w:type="spellEnd"/>
           </w:p>
         </w:tc>
         <w:tc>
@@ -2981,7 +3410,31 @@
                 <w:szCs w:val="24"/>
                 <w:lang w:eastAsia="ru-RU"/>
               </w:rPr>
-              <w:t>«09» февраля 2026 г.</w:t>
+              <w:t xml:space="preserve">«09» </w:t>
+            </w:r>
+            <w:proofErr w:type="spellStart"/>
+            <w:r>
+              <w:rPr>
+                <w:rFonts w:eastAsia="Calibri"/>
+                <w:b w:val="0"/>
+                <w:bCs w:val="0"/>
+                <w:sz w:val="24"/>
+                <w:szCs w:val="24"/>
+                <w:lang w:eastAsia="ru-RU"/>
+              </w:rPr>
+              <w:t>февраля</w:t>
+            </w:r>
+            <w:proofErr w:type="spellEnd"/>
+            <w:r>
+              <w:rPr>
+                <w:rFonts w:eastAsia="Calibri"/>
+                <w:b w:val="0"/>
+                <w:bCs w:val="0"/>
+                <w:sz w:val="24"/>
+                <w:szCs w:val="24"/>
+                <w:lang w:eastAsia="ru-RU"/>
+              </w:rPr>
+              <w:t xml:space="preserve"> 2026 г.</w:t>
             </w:r>
           </w:p>
         </w:tc>
@@ -3062,7 +3515,33 @@
                 <w:szCs w:val="18"/>
                 <w:lang w:eastAsia="ru-RU"/>
               </w:rPr>
-              <w:t xml:space="preserve">           (подпись)</w:t>
+              <w:t xml:space="preserve">           (</w:t>
+            </w:r>
+            <w:proofErr w:type="spellStart"/>
+            <w:r>
+              <w:rPr>
+                <w:rFonts w:eastAsia="Calibri"/>
+                <w:b w:val="0"/>
+                <w:bCs w:val="0"/>
+                <w:i/>
+                <w:sz w:val="18"/>
+                <w:szCs w:val="18"/>
+                <w:lang w:eastAsia="ru-RU"/>
+              </w:rPr>
+              <w:t>подпись</w:t>
+            </w:r>
+            <w:proofErr w:type="spellEnd"/>
+            <w:r>
+              <w:rPr>
+                <w:rFonts w:eastAsia="Calibri"/>
+                <w:b w:val="0"/>
+                <w:bCs w:val="0"/>
+                <w:i/>
+                <w:sz w:val="18"/>
+                <w:szCs w:val="18"/>
+                <w:lang w:eastAsia="ru-RU"/>
+              </w:rPr>
+              <w:t>)</w:t>
             </w:r>
           </w:p>
         </w:tc>
@@ -3149,6 +3628,7 @@
                 <w:lang w:eastAsia="ru-RU"/>
               </w:rPr>
             </w:pPr>
+            <w:proofErr w:type="spellStart"/>
             <w:r>
               <w:rPr>
                 <w:rFonts w:eastAsia="Calibri"/>
@@ -3156,8 +3636,29 @@
                 <w:szCs w:val="24"/>
                 <w:lang w:eastAsia="ru-RU"/>
               </w:rPr>
-              <w:t>Проведенные нструктажи</w:t>
-            </w:r>
+              <w:t>Проведенные</w:t>
+            </w:r>
+            <w:proofErr w:type="spellEnd"/>
+            <w:r>
+              <w:rPr>
+                <w:rFonts w:eastAsia="Calibri"/>
+                <w:sz w:val="24"/>
+                <w:szCs w:val="24"/>
+                <w:lang w:eastAsia="ru-RU"/>
+              </w:rPr>
+              <w:t xml:space="preserve"> </w:t>
+            </w:r>
+            <w:proofErr w:type="spellStart"/>
+            <w:r>
+              <w:rPr>
+                <w:rFonts w:eastAsia="Calibri"/>
+                <w:sz w:val="24"/>
+                <w:szCs w:val="24"/>
+                <w:lang w:eastAsia="ru-RU"/>
+              </w:rPr>
+              <w:t>нструктажи</w:t>
+            </w:r>
+            <w:proofErr w:type="spellEnd"/>
             <w:r>
               <w:rPr>
                 <w:rFonts w:eastAsia="Calibri"/>
@@ -3248,6 +3749,7 @@
                 <w:lang w:eastAsia="ru-RU"/>
               </w:rPr>
             </w:pPr>
+            <w:proofErr w:type="spellStart"/>
             <w:r>
               <w:rPr>
                 <w:rFonts w:eastAsia="Calibri"/>
@@ -3257,7 +3759,43 @@
                 <w:szCs w:val="24"/>
                 <w:lang w:eastAsia="ru-RU"/>
               </w:rPr>
-              <w:t>Охрана труда:</w:t>
+              <w:t>Охрана</w:t>
+            </w:r>
+            <w:proofErr w:type="spellEnd"/>
+            <w:r>
+              <w:rPr>
+                <w:rFonts w:eastAsia="Calibri"/>
+                <w:b w:val="0"/>
+                <w:bCs w:val="0"/>
+                <w:sz w:val="24"/>
+                <w:szCs w:val="24"/>
+                <w:lang w:eastAsia="ru-RU"/>
+              </w:rPr>
+              <w:t xml:space="preserve"> </w:t>
+            </w:r>
+            <w:proofErr w:type="spellStart"/>
+            <w:r>
+              <w:rPr>
+                <w:rFonts w:eastAsia="Calibri"/>
+                <w:b w:val="0"/>
+                <w:bCs w:val="0"/>
+                <w:sz w:val="24"/>
+                <w:szCs w:val="24"/>
+                <w:lang w:eastAsia="ru-RU"/>
+              </w:rPr>
+              <w:t>труда</w:t>
+            </w:r>
+            <w:proofErr w:type="spellEnd"/>
+            <w:r>
+              <w:rPr>
+                <w:rFonts w:eastAsia="Calibri"/>
+                <w:b w:val="0"/>
+                <w:bCs w:val="0"/>
+                <w:sz w:val="24"/>
+                <w:szCs w:val="24"/>
+                <w:lang w:eastAsia="ru-RU"/>
+              </w:rPr>
+              <w:t>:</w:t>
             </w:r>
           </w:p>
         </w:tc>
@@ -3312,6 +3850,7 @@
                 <w:lang w:eastAsia="ru-RU"/>
               </w:rPr>
             </w:pPr>
+            <w:proofErr w:type="gramStart"/>
             <w:r>
               <w:rPr>
                 <w:rFonts w:eastAsia="Calibri"/>
@@ -3321,7 +3860,19 @@
                 <w:szCs w:val="24"/>
                 <w:lang w:eastAsia="ru-RU"/>
               </w:rPr>
-              <w:t>«09» ___02____ 2026 г.</w:t>
+              <w:t>«09» _</w:t>
+            </w:r>
+            <w:proofErr w:type="gramEnd"/>
+            <w:r>
+              <w:rPr>
+                <w:rFonts w:eastAsia="Calibri"/>
+                <w:b w:val="0"/>
+                <w:bCs w:val="0"/>
+                <w:sz w:val="24"/>
+                <w:szCs w:val="24"/>
+                <w:lang w:eastAsia="ru-RU"/>
+              </w:rPr>
+              <w:t>__02____ 2026 г.</w:t>
             </w:r>
           </w:p>
         </w:tc>
@@ -3350,6 +3901,7 @@
                 <w:lang w:eastAsia="ru-RU"/>
               </w:rPr>
             </w:pPr>
+            <w:proofErr w:type="spellStart"/>
             <w:r>
               <w:rPr>
                 <w:rFonts w:eastAsia="Calibri"/>
@@ -3361,6 +3913,7 @@
               </w:rPr>
               <w:t>Инструктирующий</w:t>
             </w:r>
+            <w:proofErr w:type="spellEnd"/>
           </w:p>
         </w:tc>
         <w:tc>
@@ -3414,7 +3967,33 @@
                 <w:szCs w:val="18"/>
                 <w:lang w:eastAsia="ru-RU"/>
               </w:rPr>
-              <w:t xml:space="preserve">           (подпись)</w:t>
+              <w:t xml:space="preserve">           (</w:t>
+            </w:r>
+            <w:proofErr w:type="spellStart"/>
+            <w:r>
+              <w:rPr>
+                <w:rFonts w:eastAsia="Calibri"/>
+                <w:b w:val="0"/>
+                <w:bCs w:val="0"/>
+                <w:i/>
+                <w:sz w:val="18"/>
+                <w:szCs w:val="18"/>
+                <w:lang w:eastAsia="ru-RU"/>
+              </w:rPr>
+              <w:t>подпись</w:t>
+            </w:r>
+            <w:proofErr w:type="spellEnd"/>
+            <w:r>
+              <w:rPr>
+                <w:rFonts w:eastAsia="Calibri"/>
+                <w:b w:val="0"/>
+                <w:bCs w:val="0"/>
+                <w:i/>
+                <w:sz w:val="18"/>
+                <w:szCs w:val="18"/>
+                <w:lang w:eastAsia="ru-RU"/>
+              </w:rPr>
+              <w:t>)</w:t>
             </w:r>
           </w:p>
         </w:tc>
@@ -3470,6 +4049,7 @@
                 <w:lang w:eastAsia="ru-RU"/>
               </w:rPr>
             </w:pPr>
+            <w:proofErr w:type="spellStart"/>
             <w:r>
               <w:rPr>
                 <w:rFonts w:eastAsia="Calibri"/>
@@ -3481,6 +4061,7 @@
               </w:rPr>
               <w:t>Инструктируемый</w:t>
             </w:r>
+            <w:proofErr w:type="spellEnd"/>
           </w:p>
         </w:tc>
         <w:tc>
@@ -3534,7 +4115,33 @@
                 <w:szCs w:val="18"/>
                 <w:lang w:eastAsia="ru-RU"/>
               </w:rPr>
-              <w:t xml:space="preserve">           (подпись)</w:t>
+              <w:t xml:space="preserve">           (</w:t>
+            </w:r>
+            <w:proofErr w:type="spellStart"/>
+            <w:r>
+              <w:rPr>
+                <w:rFonts w:eastAsia="Calibri"/>
+                <w:b w:val="0"/>
+                <w:bCs w:val="0"/>
+                <w:i/>
+                <w:sz w:val="18"/>
+                <w:szCs w:val="18"/>
+                <w:lang w:eastAsia="ru-RU"/>
+              </w:rPr>
+              <w:t>подпись</w:t>
+            </w:r>
+            <w:proofErr w:type="spellEnd"/>
+            <w:r>
+              <w:rPr>
+                <w:rFonts w:eastAsia="Calibri"/>
+                <w:b w:val="0"/>
+                <w:bCs w:val="0"/>
+                <w:i/>
+                <w:sz w:val="18"/>
+                <w:szCs w:val="18"/>
+                <w:lang w:eastAsia="ru-RU"/>
+              </w:rPr>
+              <w:t>)</w:t>
             </w:r>
           </w:p>
         </w:tc>
@@ -3572,8 +4179,21 @@
                 <w:szCs w:val="24"/>
                 <w:lang w:val="ru-RU" w:eastAsia="ru-RU"/>
               </w:rPr>
-              <w:t>Петров К.Ю.</w:t>
-            </w:r>
+              <w:t xml:space="preserve">Петров </w:t>
+            </w:r>
+            <w:proofErr w:type="gramStart"/>
+            <w:r>
+              <w:rPr>
+                <w:rFonts w:eastAsia="Calibri"/>
+                <w:b w:val="0"/>
+                <w:bCs w:val="0"/>
+                <w:sz w:val="24"/>
+                <w:szCs w:val="24"/>
+                <w:lang w:val="ru-RU" w:eastAsia="ru-RU"/>
+              </w:rPr>
+              <w:t>К.Ю.</w:t>
+            </w:r>
+            <w:proofErr w:type="gramEnd"/>
           </w:p>
         </w:tc>
       </w:tr>
@@ -3681,6 +4301,7 @@
                 <w:lang w:eastAsia="ru-RU"/>
               </w:rPr>
             </w:pPr>
+            <w:proofErr w:type="spellStart"/>
             <w:r>
               <w:rPr>
                 <w:rFonts w:eastAsia="Calibri"/>
@@ -3690,7 +4311,43 @@
                 <w:szCs w:val="24"/>
                 <w:lang w:eastAsia="ru-RU"/>
               </w:rPr>
-              <w:t>Техника безопасности:</w:t>
+              <w:t>Техника</w:t>
+            </w:r>
+            <w:proofErr w:type="spellEnd"/>
+            <w:r>
+              <w:rPr>
+                <w:rFonts w:eastAsia="Calibri"/>
+                <w:b w:val="0"/>
+                <w:bCs w:val="0"/>
+                <w:sz w:val="24"/>
+                <w:szCs w:val="24"/>
+                <w:lang w:eastAsia="ru-RU"/>
+              </w:rPr>
+              <w:t xml:space="preserve"> </w:t>
+            </w:r>
+            <w:proofErr w:type="spellStart"/>
+            <w:r>
+              <w:rPr>
+                <w:rFonts w:eastAsia="Calibri"/>
+                <w:b w:val="0"/>
+                <w:bCs w:val="0"/>
+                <w:sz w:val="24"/>
+                <w:szCs w:val="24"/>
+                <w:lang w:eastAsia="ru-RU"/>
+              </w:rPr>
+              <w:t>безопасности</w:t>
+            </w:r>
+            <w:proofErr w:type="spellEnd"/>
+            <w:r>
+              <w:rPr>
+                <w:rFonts w:eastAsia="Calibri"/>
+                <w:b w:val="0"/>
+                <w:bCs w:val="0"/>
+                <w:sz w:val="24"/>
+                <w:szCs w:val="24"/>
+                <w:lang w:eastAsia="ru-RU"/>
+              </w:rPr>
+              <w:t>:</w:t>
             </w:r>
           </w:p>
         </w:tc>
@@ -3745,6 +4402,7 @@
                 <w:lang w:eastAsia="ru-RU"/>
               </w:rPr>
             </w:pPr>
+            <w:proofErr w:type="gramStart"/>
             <w:r>
               <w:rPr>
                 <w:rFonts w:eastAsia="Calibri"/>
@@ -3754,7 +4412,19 @@
                 <w:szCs w:val="24"/>
                 <w:lang w:eastAsia="ru-RU"/>
               </w:rPr>
-              <w:t>«09» ___02____ 2026 г.</w:t>
+              <w:t>«09» _</w:t>
+            </w:r>
+            <w:proofErr w:type="gramEnd"/>
+            <w:r>
+              <w:rPr>
+                <w:rFonts w:eastAsia="Calibri"/>
+                <w:b w:val="0"/>
+                <w:bCs w:val="0"/>
+                <w:sz w:val="24"/>
+                <w:szCs w:val="24"/>
+                <w:lang w:eastAsia="ru-RU"/>
+              </w:rPr>
+              <w:t>__02____ 2026 г.</w:t>
             </w:r>
           </w:p>
         </w:tc>
@@ -3783,6 +4453,7 @@
                 <w:lang w:eastAsia="ru-RU"/>
               </w:rPr>
             </w:pPr>
+            <w:proofErr w:type="spellStart"/>
             <w:r>
               <w:rPr>
                 <w:rFonts w:eastAsia="Calibri"/>
@@ -3794,6 +4465,7 @@
               </w:rPr>
               <w:t>Инструктирующий</w:t>
             </w:r>
+            <w:proofErr w:type="spellEnd"/>
           </w:p>
         </w:tc>
         <w:tc>
@@ -3847,7 +4519,33 @@
                 <w:szCs w:val="18"/>
                 <w:lang w:eastAsia="ru-RU"/>
               </w:rPr>
-              <w:t xml:space="preserve">           (подпись)</w:t>
+              <w:t xml:space="preserve">           (</w:t>
+            </w:r>
+            <w:proofErr w:type="spellStart"/>
+            <w:r>
+              <w:rPr>
+                <w:rFonts w:eastAsia="Calibri"/>
+                <w:b w:val="0"/>
+                <w:bCs w:val="0"/>
+                <w:i/>
+                <w:sz w:val="18"/>
+                <w:szCs w:val="18"/>
+                <w:lang w:eastAsia="ru-RU"/>
+              </w:rPr>
+              <w:t>подпись</w:t>
+            </w:r>
+            <w:proofErr w:type="spellEnd"/>
+            <w:r>
+              <w:rPr>
+                <w:rFonts w:eastAsia="Calibri"/>
+                <w:b w:val="0"/>
+                <w:bCs w:val="0"/>
+                <w:i/>
+                <w:sz w:val="18"/>
+                <w:szCs w:val="18"/>
+                <w:lang w:eastAsia="ru-RU"/>
+              </w:rPr>
+              <w:t>)</w:t>
             </w:r>
           </w:p>
         </w:tc>
@@ -3903,6 +4601,7 @@
                 <w:lang w:eastAsia="ru-RU"/>
               </w:rPr>
             </w:pPr>
+            <w:proofErr w:type="spellStart"/>
             <w:r>
               <w:rPr>
                 <w:rFonts w:eastAsia="Calibri"/>
@@ -3914,6 +4613,7 @@
               </w:rPr>
               <w:t>Инструктируемый</w:t>
             </w:r>
+            <w:proofErr w:type="spellEnd"/>
           </w:p>
         </w:tc>
         <w:tc>
@@ -3967,7 +4667,33 @@
                 <w:szCs w:val="18"/>
                 <w:lang w:eastAsia="ru-RU"/>
               </w:rPr>
-              <w:t xml:space="preserve">           (подпись)</w:t>
+              <w:t xml:space="preserve">           (</w:t>
+            </w:r>
+            <w:proofErr w:type="spellStart"/>
+            <w:r>
+              <w:rPr>
+                <w:rFonts w:eastAsia="Calibri"/>
+                <w:b w:val="0"/>
+                <w:bCs w:val="0"/>
+                <w:i/>
+                <w:sz w:val="18"/>
+                <w:szCs w:val="18"/>
+                <w:lang w:eastAsia="ru-RU"/>
+              </w:rPr>
+              <w:t>подпись</w:t>
+            </w:r>
+            <w:proofErr w:type="spellEnd"/>
+            <w:r>
+              <w:rPr>
+                <w:rFonts w:eastAsia="Calibri"/>
+                <w:b w:val="0"/>
+                <w:bCs w:val="0"/>
+                <w:i/>
+                <w:sz w:val="18"/>
+                <w:szCs w:val="18"/>
+                <w:lang w:eastAsia="ru-RU"/>
+              </w:rPr>
+              <w:t>)</w:t>
             </w:r>
           </w:p>
         </w:tc>
@@ -4005,8 +4731,21 @@
                 <w:szCs w:val="24"/>
                 <w:lang w:val="ru-RU" w:eastAsia="ru-RU"/>
               </w:rPr>
-              <w:t>Петров К.Ю.</w:t>
-            </w:r>
+              <w:t xml:space="preserve">Петров </w:t>
+            </w:r>
+            <w:proofErr w:type="gramStart"/>
+            <w:r>
+              <w:rPr>
+                <w:rFonts w:eastAsia="Calibri"/>
+                <w:b w:val="0"/>
+                <w:bCs w:val="0"/>
+                <w:sz w:val="24"/>
+                <w:szCs w:val="24"/>
+                <w:lang w:val="ru-RU" w:eastAsia="ru-RU"/>
+              </w:rPr>
+              <w:t>К.Ю.</w:t>
+            </w:r>
+            <w:proofErr w:type="gramEnd"/>
           </w:p>
         </w:tc>
       </w:tr>
@@ -4114,6 +4853,7 @@
                 <w:lang w:eastAsia="ru-RU"/>
               </w:rPr>
             </w:pPr>
+            <w:proofErr w:type="spellStart"/>
             <w:r>
               <w:rPr>
                 <w:rFonts w:eastAsia="Calibri"/>
@@ -4123,7 +4863,43 @@
                 <w:szCs w:val="24"/>
                 <w:lang w:eastAsia="ru-RU"/>
               </w:rPr>
-              <w:t>Пожарная безопасность:</w:t>
+              <w:t>Пожарная</w:t>
+            </w:r>
+            <w:proofErr w:type="spellEnd"/>
+            <w:r>
+              <w:rPr>
+                <w:rFonts w:eastAsia="Calibri"/>
+                <w:b w:val="0"/>
+                <w:bCs w:val="0"/>
+                <w:sz w:val="24"/>
+                <w:szCs w:val="24"/>
+                <w:lang w:eastAsia="ru-RU"/>
+              </w:rPr>
+              <w:t xml:space="preserve"> </w:t>
+            </w:r>
+            <w:proofErr w:type="spellStart"/>
+            <w:r>
+              <w:rPr>
+                <w:rFonts w:eastAsia="Calibri"/>
+                <w:b w:val="0"/>
+                <w:bCs w:val="0"/>
+                <w:sz w:val="24"/>
+                <w:szCs w:val="24"/>
+                <w:lang w:eastAsia="ru-RU"/>
+              </w:rPr>
+              <w:t>безопасность</w:t>
+            </w:r>
+            <w:proofErr w:type="spellEnd"/>
+            <w:r>
+              <w:rPr>
+                <w:rFonts w:eastAsia="Calibri"/>
+                <w:b w:val="0"/>
+                <w:bCs w:val="0"/>
+                <w:sz w:val="24"/>
+                <w:szCs w:val="24"/>
+                <w:lang w:eastAsia="ru-RU"/>
+              </w:rPr>
+              <w:t>:</w:t>
             </w:r>
           </w:p>
         </w:tc>
@@ -4178,6 +4954,7 @@
                 <w:lang w:eastAsia="ru-RU"/>
               </w:rPr>
             </w:pPr>
+            <w:proofErr w:type="gramStart"/>
             <w:r>
               <w:rPr>
                 <w:rFonts w:eastAsia="Calibri"/>
@@ -4187,7 +4964,19 @@
                 <w:szCs w:val="24"/>
                 <w:lang w:eastAsia="ru-RU"/>
               </w:rPr>
-              <w:t>«09» ___02____ 2026 г.</w:t>
+              <w:t>«09» _</w:t>
+            </w:r>
+            <w:proofErr w:type="gramEnd"/>
+            <w:r>
+              <w:rPr>
+                <w:rFonts w:eastAsia="Calibri"/>
+                <w:b w:val="0"/>
+                <w:bCs w:val="0"/>
+                <w:sz w:val="24"/>
+                <w:szCs w:val="24"/>
+                <w:lang w:eastAsia="ru-RU"/>
+              </w:rPr>
+              <w:t>__02____ 2026 г.</w:t>
             </w:r>
           </w:p>
         </w:tc>
@@ -4216,6 +5005,7 @@
                 <w:lang w:eastAsia="ru-RU"/>
               </w:rPr>
             </w:pPr>
+            <w:proofErr w:type="spellStart"/>
             <w:r>
               <w:rPr>
                 <w:rFonts w:eastAsia="Calibri"/>
@@ -4227,6 +5017,7 @@
               </w:rPr>
               <w:t>Инструктирующий</w:t>
             </w:r>
+            <w:proofErr w:type="spellEnd"/>
           </w:p>
         </w:tc>
         <w:tc>
@@ -4280,7 +5071,33 @@
                 <w:szCs w:val="18"/>
                 <w:lang w:eastAsia="ru-RU"/>
               </w:rPr>
-              <w:t xml:space="preserve">           (подпись)</w:t>
+              <w:t xml:space="preserve">           (</w:t>
+            </w:r>
+            <w:proofErr w:type="spellStart"/>
+            <w:r>
+              <w:rPr>
+                <w:rFonts w:eastAsia="Calibri"/>
+                <w:b w:val="0"/>
+                <w:bCs w:val="0"/>
+                <w:i/>
+                <w:sz w:val="18"/>
+                <w:szCs w:val="18"/>
+                <w:lang w:eastAsia="ru-RU"/>
+              </w:rPr>
+              <w:t>подпись</w:t>
+            </w:r>
+            <w:proofErr w:type="spellEnd"/>
+            <w:r>
+              <w:rPr>
+                <w:rFonts w:eastAsia="Calibri"/>
+                <w:b w:val="0"/>
+                <w:bCs w:val="0"/>
+                <w:i/>
+                <w:sz w:val="18"/>
+                <w:szCs w:val="18"/>
+                <w:lang w:eastAsia="ru-RU"/>
+              </w:rPr>
+              <w:t>)</w:t>
             </w:r>
           </w:p>
         </w:tc>
@@ -4336,6 +5153,7 @@
                 <w:lang w:eastAsia="ru-RU"/>
               </w:rPr>
             </w:pPr>
+            <w:proofErr w:type="spellStart"/>
             <w:r>
               <w:rPr>
                 <w:rFonts w:eastAsia="Calibri"/>
@@ -4347,6 +5165,7 @@
               </w:rPr>
               <w:t>Инструктируемый</w:t>
             </w:r>
+            <w:proofErr w:type="spellEnd"/>
           </w:p>
         </w:tc>
         <w:tc>
@@ -4400,7 +5219,33 @@
                 <w:szCs w:val="18"/>
                 <w:lang w:eastAsia="ru-RU"/>
               </w:rPr>
-              <w:t xml:space="preserve">           (подпись)</w:t>
+              <w:t xml:space="preserve">           (</w:t>
+            </w:r>
+            <w:proofErr w:type="spellStart"/>
+            <w:r>
+              <w:rPr>
+                <w:rFonts w:eastAsia="Calibri"/>
+                <w:b w:val="0"/>
+                <w:bCs w:val="0"/>
+                <w:i/>
+                <w:sz w:val="18"/>
+                <w:szCs w:val="18"/>
+                <w:lang w:eastAsia="ru-RU"/>
+              </w:rPr>
+              <w:t>подпись</w:t>
+            </w:r>
+            <w:proofErr w:type="spellEnd"/>
+            <w:r>
+              <w:rPr>
+                <w:rFonts w:eastAsia="Calibri"/>
+                <w:b w:val="0"/>
+                <w:bCs w:val="0"/>
+                <w:i/>
+                <w:sz w:val="18"/>
+                <w:szCs w:val="18"/>
+                <w:lang w:eastAsia="ru-RU"/>
+              </w:rPr>
+              <w:t>)</w:t>
             </w:r>
           </w:p>
         </w:tc>
@@ -4438,8 +5283,21 @@
                 <w:szCs w:val="24"/>
                 <w:lang w:val="ru-RU" w:eastAsia="ru-RU"/>
               </w:rPr>
-              <w:t>Петров К.Ю.</w:t>
-            </w:r>
+              <w:t xml:space="preserve">Петров </w:t>
+            </w:r>
+            <w:proofErr w:type="gramStart"/>
+            <w:r>
+              <w:rPr>
+                <w:rFonts w:eastAsia="Calibri"/>
+                <w:b w:val="0"/>
+                <w:bCs w:val="0"/>
+                <w:sz w:val="24"/>
+                <w:szCs w:val="24"/>
+                <w:lang w:val="ru-RU" w:eastAsia="ru-RU"/>
+              </w:rPr>
+              <w:t>К.Ю.</w:t>
+            </w:r>
+            <w:proofErr w:type="gramEnd"/>
           </w:p>
         </w:tc>
       </w:tr>
@@ -4561,6 +5419,7 @@
                 <w:lang w:eastAsia="ru-RU"/>
               </w:rPr>
             </w:pPr>
+            <w:proofErr w:type="gramStart"/>
             <w:r>
               <w:rPr>
                 <w:rFonts w:eastAsia="Calibri"/>
@@ -4570,7 +5429,19 @@
                 <w:szCs w:val="24"/>
                 <w:lang w:eastAsia="ru-RU"/>
               </w:rPr>
-              <w:t>«09» ___02____ 2026 г.</w:t>
+              <w:t>«09» _</w:t>
+            </w:r>
+            <w:proofErr w:type="gramEnd"/>
+            <w:r>
+              <w:rPr>
+                <w:rFonts w:eastAsia="Calibri"/>
+                <w:b w:val="0"/>
+                <w:bCs w:val="0"/>
+                <w:sz w:val="24"/>
+                <w:szCs w:val="24"/>
+                <w:lang w:eastAsia="ru-RU"/>
+              </w:rPr>
+              <w:t>__02____ 2026 г.</w:t>
             </w:r>
           </w:p>
         </w:tc>
@@ -4652,7 +5523,33 @@
                 <w:szCs w:val="18"/>
                 <w:lang w:eastAsia="ru-RU"/>
               </w:rPr>
-              <w:t xml:space="preserve">           (подпись)</w:t>
+              <w:t xml:space="preserve">           (</w:t>
+            </w:r>
+            <w:proofErr w:type="spellStart"/>
+            <w:r>
+              <w:rPr>
+                <w:rFonts w:eastAsia="Calibri"/>
+                <w:b w:val="0"/>
+                <w:bCs w:val="0"/>
+                <w:i/>
+                <w:sz w:val="18"/>
+                <w:szCs w:val="18"/>
+                <w:lang w:eastAsia="ru-RU"/>
+              </w:rPr>
+              <w:t>подпись</w:t>
+            </w:r>
+            <w:proofErr w:type="spellEnd"/>
+            <w:r>
+              <w:rPr>
+                <w:rFonts w:eastAsia="Calibri"/>
+                <w:b w:val="0"/>
+                <w:bCs w:val="0"/>
+                <w:i/>
+                <w:sz w:val="18"/>
+                <w:szCs w:val="18"/>
+                <w:lang w:eastAsia="ru-RU"/>
+              </w:rPr>
+              <w:t>)</w:t>
             </w:r>
           </w:p>
         </w:tc>
@@ -4690,8 +5587,21 @@
                 <w:szCs w:val="24"/>
                 <w:lang w:val="ru-RU" w:eastAsia="ru-RU"/>
               </w:rPr>
-              <w:t>Петров К.Ю.</w:t>
-            </w:r>
+              <w:t xml:space="preserve">Петров </w:t>
+            </w:r>
+            <w:proofErr w:type="gramStart"/>
+            <w:r>
+              <w:rPr>
+                <w:rFonts w:eastAsia="Calibri"/>
+                <w:b w:val="0"/>
+                <w:bCs w:val="0"/>
+                <w:sz w:val="24"/>
+                <w:szCs w:val="24"/>
+                <w:lang w:val="ru-RU" w:eastAsia="ru-RU"/>
+              </w:rPr>
+              <w:t>К.Ю.</w:t>
+            </w:r>
+            <w:proofErr w:type="gramEnd"/>
           </w:p>
         </w:tc>
       </w:tr>
@@ -5102,6 +6012,7 @@
           <w:szCs w:val="26"/>
         </w:rPr>
       </w:pPr>
+      <w:proofErr w:type="spellStart"/>
       <w:r>
         <w:rPr>
           <w:rFonts w:eastAsia="Calibri" w:cs="Times New Roman"/>
@@ -5109,8 +6020,49 @@
           <w:sz w:val="26"/>
           <w:szCs w:val="26"/>
         </w:rPr>
-        <w:t>Технологическая (проектно-технологическая) практика</w:t>
-      </w:r>
+        <w:t>Технологическая</w:t>
+      </w:r>
+      <w:proofErr w:type="spellEnd"/>
+      <w:r>
+        <w:rPr>
+          <w:rFonts w:eastAsia="Calibri" w:cs="Times New Roman"/>
+          <w:b/>
+          <w:sz w:val="26"/>
+          <w:szCs w:val="26"/>
+        </w:rPr>
+        <w:t xml:space="preserve"> (</w:t>
+      </w:r>
+      <w:proofErr w:type="spellStart"/>
+      <w:r>
+        <w:rPr>
+          <w:rFonts w:eastAsia="Calibri" w:cs="Times New Roman"/>
+          <w:b/>
+          <w:sz w:val="26"/>
+          <w:szCs w:val="26"/>
+        </w:rPr>
+        <w:t>проектно-технологическая</w:t>
+      </w:r>
+      <w:proofErr w:type="spellEnd"/>
+      <w:r>
+        <w:rPr>
+          <w:rFonts w:eastAsia="Calibri" w:cs="Times New Roman"/>
+          <w:b/>
+          <w:sz w:val="26"/>
+          <w:szCs w:val="26"/>
+        </w:rPr>
+        <w:t xml:space="preserve">) </w:t>
+      </w:r>
+      <w:proofErr w:type="spellStart"/>
+      <w:r>
+        <w:rPr>
+          <w:rFonts w:eastAsia="Calibri" w:cs="Times New Roman"/>
+          <w:b/>
+          <w:sz w:val="26"/>
+          <w:szCs w:val="26"/>
+        </w:rPr>
+        <w:t>практика</w:t>
+      </w:r>
+      <w:proofErr w:type="spellEnd"/>
     </w:p>
     <w:p>
       <w:pPr>
@@ -5145,8 +6097,19 @@
           <w:sz w:val="24"/>
           <w:lang w:val="ru-RU"/>
         </w:rPr>
-        <w:t>Петрова К.Ю.</w:t>
-      </w:r>
+        <w:t xml:space="preserve">Петрова </w:t>
+      </w:r>
+      <w:proofErr w:type="gramStart"/>
+      <w:r>
+        <w:rPr>
+          <w:rFonts w:cs="Times New Roman"/>
+          <w:iCs/>
+          <w:sz w:val="24"/>
+          <w:lang w:val="ru-RU"/>
+        </w:rPr>
+        <w:t>К.Ю.</w:t>
+      </w:r>
+      <w:proofErr w:type="gramEnd"/>
       <w:r>
         <w:rPr>
           <w:rFonts w:cs="Times New Roman"/>
@@ -5197,6 +6160,7 @@
                 <w:rFonts w:cs="Times New Roman"/>
               </w:rPr>
             </w:pPr>
+            <w:proofErr w:type="spellStart"/>
             <w:r>
               <w:rPr>
                 <w:rFonts w:cs="Times New Roman"/>
@@ -5207,6 +6171,7 @@
               </w:rPr>
               <w:t>Неделя</w:t>
             </w:r>
+            <w:proofErr w:type="spellEnd"/>
           </w:p>
         </w:tc>
         <w:tc>
@@ -5230,6 +6195,7 @@
                 <w:rFonts w:cs="Times New Roman"/>
               </w:rPr>
             </w:pPr>
+            <w:proofErr w:type="spellStart"/>
             <w:r>
               <w:rPr>
                 <w:rFonts w:cs="Times New Roman"/>
@@ -5240,6 +6206,7 @@
               </w:rPr>
               <w:t>Сроки</w:t>
             </w:r>
+            <w:proofErr w:type="spellEnd"/>
           </w:p>
           <w:p>
             <w:pPr>
@@ -5250,6 +6217,7 @@
                 <w:rFonts w:cs="Times New Roman"/>
               </w:rPr>
             </w:pPr>
+            <w:proofErr w:type="spellStart"/>
             <w:r>
               <w:rPr>
                 <w:rFonts w:cs="Times New Roman"/>
@@ -5260,6 +6228,7 @@
               </w:rPr>
               <w:t>выполнения</w:t>
             </w:r>
+            <w:proofErr w:type="spellEnd"/>
           </w:p>
         </w:tc>
         <w:tc>
@@ -5283,6 +6252,7 @@
                 <w:rFonts w:cs="Times New Roman"/>
               </w:rPr>
             </w:pPr>
+            <w:proofErr w:type="spellStart"/>
             <w:r>
               <w:rPr>
                 <w:rFonts w:cs="Times New Roman"/>
@@ -5293,6 +6263,7 @@
               </w:rPr>
               <w:t>Этап</w:t>
             </w:r>
+            <w:proofErr w:type="spellEnd"/>
           </w:p>
         </w:tc>
         <w:tc>
@@ -5316,6 +6287,7 @@
                 <w:rFonts w:cs="Times New Roman"/>
               </w:rPr>
             </w:pPr>
+            <w:proofErr w:type="spellStart"/>
             <w:r>
               <w:rPr>
                 <w:rFonts w:cs="Times New Roman"/>
@@ -5324,8 +6296,31 @@
                 <w:sz w:val="23"/>
                 <w:szCs w:val="23"/>
               </w:rPr>
-              <w:t>Отметка о выполнении</w:t>
-            </w:r>
+              <w:t>Отметка</w:t>
+            </w:r>
+            <w:proofErr w:type="spellEnd"/>
+            <w:r>
+              <w:rPr>
+                <w:rFonts w:cs="Times New Roman"/>
+                <w:b/>
+                <w:bCs/>
+                <w:sz w:val="23"/>
+                <w:szCs w:val="23"/>
+              </w:rPr>
+              <w:t xml:space="preserve"> о </w:t>
+            </w:r>
+            <w:proofErr w:type="spellStart"/>
+            <w:r>
+              <w:rPr>
+                <w:rFonts w:cs="Times New Roman"/>
+                <w:b/>
+                <w:bCs/>
+                <w:sz w:val="23"/>
+                <w:szCs w:val="23"/>
+              </w:rPr>
+              <w:t>выполнении</w:t>
+            </w:r>
+            <w:proofErr w:type="spellEnd"/>
           </w:p>
         </w:tc>
       </w:tr>
@@ -5948,7 +6943,97 @@
                 <w:sz w:val="24"/>
                 <w:szCs w:val="24"/>
               </w:rPr>
-              <w:t>(Представление отчета по практике к защите)</w:t>
+              <w:t>(</w:t>
+            </w:r>
+            <w:proofErr w:type="spellStart"/>
+            <w:r>
+              <w:rPr>
+                <w:rFonts w:eastAsia="Calibri" w:cs="Times New Roman"/>
+                <w:sz w:val="24"/>
+                <w:szCs w:val="24"/>
+              </w:rPr>
+              <w:t>Представление</w:t>
+            </w:r>
+            <w:proofErr w:type="spellEnd"/>
+            <w:r>
+              <w:rPr>
+                <w:rFonts w:eastAsia="Calibri" w:cs="Times New Roman"/>
+                <w:sz w:val="24"/>
+                <w:szCs w:val="24"/>
+              </w:rPr>
+              <w:t xml:space="preserve"> </w:t>
+            </w:r>
+            <w:proofErr w:type="spellStart"/>
+            <w:r>
+              <w:rPr>
+                <w:rFonts w:eastAsia="Calibri" w:cs="Times New Roman"/>
+                <w:sz w:val="24"/>
+                <w:szCs w:val="24"/>
+              </w:rPr>
+              <w:t>отчета</w:t>
+            </w:r>
+            <w:proofErr w:type="spellEnd"/>
+            <w:r>
+              <w:rPr>
+                <w:rFonts w:eastAsia="Calibri" w:cs="Times New Roman"/>
+                <w:sz w:val="24"/>
+                <w:szCs w:val="24"/>
+              </w:rPr>
+              <w:t xml:space="preserve"> </w:t>
+            </w:r>
+            <w:proofErr w:type="spellStart"/>
+            <w:r>
+              <w:rPr>
+                <w:rFonts w:eastAsia="Calibri" w:cs="Times New Roman"/>
+                <w:sz w:val="24"/>
+                <w:szCs w:val="24"/>
+              </w:rPr>
+              <w:t>по</w:t>
+            </w:r>
+            <w:proofErr w:type="spellEnd"/>
+            <w:r>
+              <w:rPr>
+                <w:rFonts w:eastAsia="Calibri" w:cs="Times New Roman"/>
+                <w:sz w:val="24"/>
+                <w:szCs w:val="24"/>
+              </w:rPr>
+              <w:t xml:space="preserve"> </w:t>
+            </w:r>
+            <w:proofErr w:type="spellStart"/>
+            <w:r>
+              <w:rPr>
+                <w:rFonts w:eastAsia="Calibri" w:cs="Times New Roman"/>
+                <w:sz w:val="24"/>
+                <w:szCs w:val="24"/>
+              </w:rPr>
+              <w:t>практике</w:t>
+            </w:r>
+            <w:proofErr w:type="spellEnd"/>
+            <w:r>
+              <w:rPr>
+                <w:rFonts w:eastAsia="Calibri" w:cs="Times New Roman"/>
+                <w:sz w:val="24"/>
+                <w:szCs w:val="24"/>
+              </w:rPr>
+              <w:t xml:space="preserve"> к </w:t>
+            </w:r>
+            <w:proofErr w:type="spellStart"/>
+            <w:r>
+              <w:rPr>
+                <w:rFonts w:eastAsia="Calibri" w:cs="Times New Roman"/>
+                <w:sz w:val="24"/>
+                <w:szCs w:val="24"/>
+              </w:rPr>
+              <w:t>защите</w:t>
+            </w:r>
+            <w:proofErr w:type="spellEnd"/>
+            <w:r>
+              <w:rPr>
+                <w:rFonts w:eastAsia="Calibri" w:cs="Times New Roman"/>
+                <w:sz w:val="24"/>
+                <w:szCs w:val="24"/>
+              </w:rPr>
+              <w:t>)</w:t>
             </w:r>
           </w:p>
         </w:tc>
@@ -5990,6 +7075,7 @@
           <w:lang w:eastAsia="ru-RU"/>
         </w:rPr>
       </w:pPr>
+      <w:proofErr w:type="spellStart"/>
       <w:r>
         <w:rPr>
           <w:rFonts w:cs="Times New Roman"/>
@@ -5998,7 +7084,18 @@
           <w:szCs w:val="27"/>
           <w:lang w:eastAsia="ru-RU"/>
         </w:rPr>
-        <w:t xml:space="preserve">Руководитель </w:t>
+        <w:t>Руководитель</w:t>
+      </w:r>
+      <w:proofErr w:type="spellEnd"/>
+      <w:r>
+        <w:rPr>
+          <w:rFonts w:cs="Times New Roman"/>
+          <w:bCs/>
+          <w:sz w:val="27"/>
+          <w:szCs w:val="27"/>
+          <w:lang w:eastAsia="ru-RU"/>
+        </w:rPr>
+        <w:t xml:space="preserve"> </w:t>
       </w:r>
     </w:p>
     <w:p>
@@ -6068,6 +7165,7 @@
         <w:tab/>
         <w:t>_________________/</w:t>
       </w:r>
+      <w:proofErr w:type="spellStart"/>
       <w:r>
         <w:rPr>
           <w:rFonts w:eastAsia="Calibri" w:cs="Times New Roman"/>
@@ -6075,8 +7173,9 @@
           <w:szCs w:val="24"/>
           <w:lang w:val="ru-RU" w:eastAsia="ru-RU"/>
         </w:rPr>
-        <w:t>Газанова Н.Ш</w:t>
-      </w:r>
+        <w:t>Газанова</w:t>
+      </w:r>
+      <w:proofErr w:type="spellEnd"/>
       <w:r>
         <w:rPr>
           <w:rFonts w:eastAsia="Calibri" w:cs="Times New Roman"/>
@@ -6084,8 +7183,28 @@
           <w:szCs w:val="24"/>
           <w:lang w:val="ru-RU" w:eastAsia="ru-RU"/>
         </w:rPr>
+        <w:t xml:space="preserve"> </w:t>
+      </w:r>
+      <w:proofErr w:type="gramStart"/>
+      <w:r>
+        <w:rPr>
+          <w:rFonts w:eastAsia="Calibri" w:cs="Times New Roman"/>
+          <w:sz w:val="24"/>
+          <w:szCs w:val="24"/>
+          <w:lang w:val="ru-RU" w:eastAsia="ru-RU"/>
+        </w:rPr>
+        <w:t>Н.Ш</w:t>
+      </w:r>
+      <w:r>
+        <w:rPr>
+          <w:rFonts w:eastAsia="Calibri" w:cs="Times New Roman"/>
+          <w:sz w:val="24"/>
+          <w:szCs w:val="24"/>
+          <w:lang w:val="ru-RU" w:eastAsia="ru-RU"/>
+        </w:rPr>
         <w:t>.</w:t>
       </w:r>
+      <w:proofErr w:type="gramEnd"/>
       <w:r>
         <w:rPr>
           <w:rFonts w:cs="Times New Roman"/>
@@ -6170,8 +7289,20 @@
           <w:szCs w:val="27"/>
           <w:lang w:val="ru-RU" w:eastAsia="ru-RU"/>
         </w:rPr>
-        <w:t>Петров К.Ю.</w:t>
-      </w:r>
+        <w:t xml:space="preserve">Петров </w:t>
+      </w:r>
+      <w:proofErr w:type="gramStart"/>
+      <w:r>
+        <w:rPr>
+          <w:rFonts w:cs="Times New Roman"/>
+          <w:bCs/>
+          <w:sz w:val="27"/>
+          <w:szCs w:val="27"/>
+          <w:lang w:val="ru-RU" w:eastAsia="ru-RU"/>
+        </w:rPr>
+        <w:t>К.Ю.</w:t>
+      </w:r>
+      <w:proofErr w:type="gramEnd"/>
       <w:r>
         <w:rPr>
           <w:rFonts w:cs="Times New Roman"/>
@@ -6252,8 +7383,9 @@
           <w:lang w:val="ru-RU" w:eastAsia="ru-RU"/>
         </w:rPr>
         <w:tab/>
-        <w:t>_________________/Иванова И.А., к.т.н, доцент/</w:t>
-      </w:r>
+        <w:t xml:space="preserve">_________________/Иванова </w:t>
+      </w:r>
+      <w:proofErr w:type="gramStart"/>
       <w:r>
         <w:rPr>
           <w:rFonts w:cs="Times New Roman"/>
@@ -6262,6 +7394,49 @@
           <w:szCs w:val="27"/>
           <w:lang w:val="ru-RU" w:eastAsia="ru-RU"/>
         </w:rPr>
+        <w:t>И.А.</w:t>
+      </w:r>
+      <w:proofErr w:type="gramEnd"/>
+      <w:r>
+        <w:rPr>
+          <w:rFonts w:cs="Times New Roman"/>
+          <w:bCs/>
+          <w:sz w:val="27"/>
+          <w:szCs w:val="27"/>
+          <w:lang w:val="ru-RU" w:eastAsia="ru-RU"/>
+        </w:rPr>
+        <w:t xml:space="preserve">, </w:t>
+      </w:r>
+      <w:proofErr w:type="spellStart"/>
+      <w:r>
+        <w:rPr>
+          <w:rFonts w:cs="Times New Roman"/>
+          <w:bCs/>
+          <w:sz w:val="27"/>
+          <w:szCs w:val="27"/>
+          <w:lang w:val="ru-RU" w:eastAsia="ru-RU"/>
+        </w:rPr>
+        <w:t>к.т.н</w:t>
+      </w:r>
+      <w:proofErr w:type="spellEnd"/>
+      <w:r>
+        <w:rPr>
+          <w:rFonts w:cs="Times New Roman"/>
+          <w:bCs/>
+          <w:sz w:val="27"/>
+          <w:szCs w:val="27"/>
+          <w:lang w:val="ru-RU" w:eastAsia="ru-RU"/>
+        </w:rPr>
+        <w:t>, доцент/</w:t>
+      </w:r>
+      <w:r>
+        <w:rPr>
+          <w:rFonts w:cs="Times New Roman"/>
+          <w:bCs/>
+          <w:sz w:val="27"/>
+          <w:szCs w:val="27"/>
+          <w:lang w:val="ru-RU" w:eastAsia="ru-RU"/>
+        </w:rPr>
         <w:br w:type="page"/>
       </w:r>
     </w:p>
@@ -6393,7 +7568,17 @@
           <w:szCs w:val="24"/>
           <w:lang w:val="ru-RU"/>
         </w:rPr>
-        <w:t>1. Практику проходил с 09.02.2026 г. по 18.04.2026 г. в</w:t>
+        <w:t xml:space="preserve">1. Практику проходил с 09.02.2026 г. по 18.04.2026 г. </w:t>
+      </w:r>
+      <w:proofErr w:type="spellStart"/>
+      <w:r>
+        <w:rPr>
+          <w:rFonts w:eastAsia="Calibri" w:cs="Times New Roman"/>
+          <w:sz w:val="24"/>
+          <w:szCs w:val="24"/>
+          <w:lang w:val="ru-RU"/>
+        </w:rPr>
+        <w:t>в</w:t>
       </w:r>
       <w:r>
         <w:rPr>
@@ -6403,7 +7588,18 @@
           <w:u w:val="single"/>
           <w:lang w:val="ru-RU"/>
         </w:rPr>
-        <w:t xml:space="preserve">__ФГБОУ ВО «МИРЭА – Российский технологический университет», на </w:t>
+        <w:t>__ФГБОУ</w:t>
+      </w:r>
+      <w:proofErr w:type="spellEnd"/>
+      <w:r>
+        <w:rPr>
+          <w:rFonts w:eastAsia="Calibri" w:cs="Times New Roman"/>
+          <w:sz w:val="24"/>
+          <w:szCs w:val="24"/>
+          <w:u w:val="single"/>
+          <w:lang w:val="ru-RU"/>
+        </w:rPr>
+        <w:t xml:space="preserve"> ВО «МИРЭА – Российский технологический университет», на </w:t>
       </w:r>
       <w:r>
         <w:rPr>
@@ -6456,13 +7652,77 @@
           <w:szCs w:val="24"/>
         </w:rPr>
       </w:pPr>
+      <w:proofErr w:type="spellStart"/>
       <w:r>
         <w:rPr>
           <w:rFonts w:eastAsia="Calibri" w:cs="Times New Roman"/>
           <w:sz w:val="24"/>
           <w:szCs w:val="24"/>
         </w:rPr>
-        <w:t xml:space="preserve">Задание на практику выполнил </w:t>
+        <w:t>Задание</w:t>
+      </w:r>
+      <w:proofErr w:type="spellEnd"/>
+      <w:r>
+        <w:rPr>
+          <w:rFonts w:eastAsia="Calibri" w:cs="Times New Roman"/>
+          <w:sz w:val="24"/>
+          <w:szCs w:val="24"/>
+        </w:rPr>
+        <w:t xml:space="preserve"> </w:t>
+      </w:r>
+      <w:proofErr w:type="spellStart"/>
+      <w:r>
+        <w:rPr>
+          <w:rFonts w:eastAsia="Calibri" w:cs="Times New Roman"/>
+          <w:sz w:val="24"/>
+          <w:szCs w:val="24"/>
+        </w:rPr>
+        <w:t>на</w:t>
+      </w:r>
+      <w:proofErr w:type="spellEnd"/>
+      <w:r>
+        <w:rPr>
+          <w:rFonts w:eastAsia="Calibri" w:cs="Times New Roman"/>
+          <w:sz w:val="24"/>
+          <w:szCs w:val="24"/>
+        </w:rPr>
+        <w:t xml:space="preserve"> </w:t>
+      </w:r>
+      <w:proofErr w:type="spellStart"/>
+      <w:r>
+        <w:rPr>
+          <w:rFonts w:eastAsia="Calibri" w:cs="Times New Roman"/>
+          <w:sz w:val="24"/>
+          <w:szCs w:val="24"/>
+        </w:rPr>
+        <w:t>практику</w:t>
+      </w:r>
+      <w:proofErr w:type="spellEnd"/>
+      <w:r>
+        <w:rPr>
+          <w:rFonts w:eastAsia="Calibri" w:cs="Times New Roman"/>
+          <w:sz w:val="24"/>
+          <w:szCs w:val="24"/>
+        </w:rPr>
+        <w:t xml:space="preserve"> </w:t>
+      </w:r>
+      <w:proofErr w:type="spellStart"/>
+      <w:r>
+        <w:rPr>
+          <w:rFonts w:eastAsia="Calibri" w:cs="Times New Roman"/>
+          <w:sz w:val="24"/>
+          <w:szCs w:val="24"/>
+        </w:rPr>
+        <w:t>выполнил</w:t>
+      </w:r>
+      <w:proofErr w:type="spellEnd"/>
+      <w:r>
+        <w:rPr>
+          <w:rFonts w:eastAsia="Calibri" w:cs="Times New Roman"/>
+          <w:sz w:val="24"/>
+          <w:szCs w:val="24"/>
+        </w:rPr>
+        <w:t xml:space="preserve"> </w:t>
       </w:r>
     </w:p>
     <w:p>
@@ -6484,7 +7744,27 @@
           <w:szCs w:val="24"/>
           <w:u w:val="single"/>
         </w:rPr>
-        <w:t>в полном объеме</w:t>
+        <w:t xml:space="preserve">в </w:t>
+      </w:r>
+      <w:proofErr w:type="spellStart"/>
+      <w:r>
+        <w:rPr>
+          <w:rFonts w:eastAsia="Calibri" w:cs="Times New Roman"/>
+          <w:sz w:val="24"/>
+          <w:szCs w:val="24"/>
+          <w:u w:val="single"/>
+        </w:rPr>
+        <w:t>полном</w:t>
+      </w:r>
+      <w:proofErr w:type="spellEnd"/>
+      <w:r>
+        <w:rPr>
+          <w:rFonts w:eastAsia="Calibri" w:cs="Times New Roman"/>
+          <w:sz w:val="24"/>
+          <w:szCs w:val="24"/>
+          <w:u w:val="single"/>
+        </w:rPr>
+        <w:t xml:space="preserve"> объеме</w:t>
       </w:r>
       <w:r>
         <w:rPr>
@@ -6914,8 +8194,9 @@
           <w:szCs w:val="24"/>
           <w:lang w:val="ru-RU"/>
         </w:rPr>
-        <w:t>Студент    _______________     (</w:t>
-      </w:r>
+        <w:t xml:space="preserve">Студент    _______________  </w:t>
+      </w:r>
+      <w:proofErr w:type="gramStart"/>
       <w:r>
         <w:rPr>
           <w:rFonts w:eastAsia="Calibri" w:cs="Times New Roman"/>
@@ -6923,7 +8204,37 @@
           <w:szCs w:val="24"/>
           <w:lang w:val="ru-RU"/>
         </w:rPr>
-        <w:t>Петров К.Ю.)</w:t>
+        <w:t xml:space="preserve">   (</w:t>
+      </w:r>
+      <w:proofErr w:type="gramEnd"/>
+      <w:r>
+        <w:rPr>
+          <w:rFonts w:eastAsia="Calibri" w:cs="Times New Roman"/>
+          <w:sz w:val="24"/>
+          <w:szCs w:val="24"/>
+          <w:lang w:val="ru-RU"/>
+        </w:rPr>
+        <w:t xml:space="preserve">Петров </w:t>
+      </w:r>
+      <w:proofErr w:type="gramStart"/>
+      <w:r>
+        <w:rPr>
+          <w:rFonts w:eastAsia="Calibri" w:cs="Times New Roman"/>
+          <w:sz w:val="24"/>
+          <w:szCs w:val="24"/>
+          <w:lang w:val="ru-RU"/>
+        </w:rPr>
+        <w:t>К.Ю.</w:t>
+      </w:r>
+      <w:proofErr w:type="gramEnd"/>
+      <w:r>
+        <w:rPr>
+          <w:rFonts w:eastAsia="Calibri" w:cs="Times New Roman"/>
+          <w:sz w:val="24"/>
+          <w:szCs w:val="24"/>
+          <w:lang w:val="ru-RU"/>
+        </w:rPr>
+        <w:t>)</w:t>
       </w:r>
     </w:p>
     <w:p>
@@ -7398,7 +8709,7 @@
           <w:r>
             <w:fldChar w:fldCharType="separate"/>
           </w:r>
-          <w:hyperlink w:anchor="_Toc228387369" w:history="1">
+          <w:hyperlink w:anchor="_Toc229924882" w:history="1">
             <w:r>
               <w:rPr>
                 <w:rStyle w:val="aff"/>
@@ -7426,7 +8737,7 @@
                 <w:noProof/>
                 <w:webHidden/>
               </w:rPr>
-              <w:instrText xml:space="preserve"> PAGEREF _Toc228387369 \h </w:instrText>
+              <w:instrText xml:space="preserve"> PAGEREF _Toc229924882 \h </w:instrText>
             </w:r>
             <w:r>
               <w:rPr>
@@ -7473,7 +8784,7 @@
               <w14:ligatures w14:val="standardContextual"/>
             </w:rPr>
           </w:pPr>
-          <w:hyperlink w:anchor="_Toc228387370" w:history="1">
+          <w:hyperlink w:anchor="_Toc229924883" w:history="1">
             <w:r>
               <w:rPr>
                 <w:rStyle w:val="aff"/>
@@ -7501,7 +8812,7 @@
                 <w:noProof/>
                 <w:webHidden/>
               </w:rPr>
-              <w:instrText xml:space="preserve"> PAGEREF _Toc228387370 \h </w:instrText>
+              <w:instrText xml:space="preserve"> PAGEREF _Toc229924883 \h </w:instrText>
             </w:r>
             <w:r>
               <w:rPr>
@@ -7548,7 +8859,7 @@
               <w14:ligatures w14:val="standardContextual"/>
             </w:rPr>
           </w:pPr>
-          <w:hyperlink w:anchor="_Toc228387371" w:history="1">
+          <w:hyperlink w:anchor="_Toc229924884" w:history="1">
             <w:r>
               <w:rPr>
                 <w:rStyle w:val="aff"/>
@@ -7576,7 +8887,7 @@
                 <w:noProof/>
                 <w:webHidden/>
               </w:rPr>
-              <w:instrText xml:space="preserve"> PAGEREF _Toc228387371 \h </w:instrText>
+              <w:instrText xml:space="preserve"> PAGEREF _Toc229924884 \h </w:instrText>
             </w:r>
             <w:r>
               <w:rPr>
@@ -7623,7 +8934,7 @@
               <w14:ligatures w14:val="standardContextual"/>
             </w:rPr>
           </w:pPr>
-          <w:hyperlink w:anchor="_Toc228387372" w:history="1">
+          <w:hyperlink w:anchor="_Toc229924885" w:history="1">
             <w:r>
               <w:rPr>
                 <w:rStyle w:val="aff"/>
@@ -7651,7 +8962,7 @@
                 <w:noProof/>
                 <w:webHidden/>
               </w:rPr>
-              <w:instrText xml:space="preserve"> PAGEREF _Toc228387372 \h </w:instrText>
+              <w:instrText xml:space="preserve"> PAGEREF _Toc229924885 \h </w:instrText>
             </w:r>
             <w:r>
               <w:rPr>
@@ -7698,7 +9009,7 @@
               <w14:ligatures w14:val="standardContextual"/>
             </w:rPr>
           </w:pPr>
-          <w:hyperlink w:anchor="_Toc228387373" w:history="1">
+          <w:hyperlink w:anchor="_Toc229924886" w:history="1">
             <w:r>
               <w:rPr>
                 <w:rStyle w:val="aff"/>
@@ -7726,7 +9037,7 @@
                 <w:noProof/>
                 <w:webHidden/>
               </w:rPr>
-              <w:instrText xml:space="preserve"> PAGEREF _Toc228387373 \h </w:instrText>
+              <w:instrText xml:space="preserve"> PAGEREF _Toc229924886 \h </w:instrText>
             </w:r>
             <w:r>
               <w:rPr>
@@ -7773,7 +9084,7 @@
               <w14:ligatures w14:val="standardContextual"/>
             </w:rPr>
           </w:pPr>
-          <w:hyperlink w:anchor="_Toc228387374" w:history="1">
+          <w:hyperlink w:anchor="_Toc229924887" w:history="1">
             <w:r>
               <w:rPr>
                 <w:rStyle w:val="aff"/>
@@ -7801,7 +9112,7 @@
                 <w:noProof/>
                 <w:webHidden/>
               </w:rPr>
-              <w:instrText xml:space="preserve"> PAGEREF _Toc228387374 \h </w:instrText>
+              <w:instrText xml:space="preserve"> PAGEREF _Toc229924887 \h </w:instrText>
             </w:r>
             <w:r>
               <w:rPr>
@@ -7848,7 +9159,7 @@
               <w14:ligatures w14:val="standardContextual"/>
             </w:rPr>
           </w:pPr>
-          <w:hyperlink w:anchor="_Toc228387375" w:history="1">
+          <w:hyperlink w:anchor="_Toc229924888" w:history="1">
             <w:r>
               <w:rPr>
                 <w:rStyle w:val="aff"/>
@@ -7876,7 +9187,7 @@
                 <w:noProof/>
                 <w:webHidden/>
               </w:rPr>
-              <w:instrText xml:space="preserve"> PAGEREF _Toc228387375 \h </w:instrText>
+              <w:instrText xml:space="preserve"> PAGEREF _Toc229924888 \h </w:instrText>
             </w:r>
             <w:r>
               <w:rPr>
@@ -7923,7 +9234,7 @@
               <w14:ligatures w14:val="standardContextual"/>
             </w:rPr>
           </w:pPr>
-          <w:hyperlink w:anchor="_Toc228387376" w:history="1">
+          <w:hyperlink w:anchor="_Toc229924889" w:history="1">
             <w:r>
               <w:rPr>
                 <w:rStyle w:val="aff"/>
@@ -7951,7 +9262,7 @@
                 <w:noProof/>
                 <w:webHidden/>
               </w:rPr>
-              <w:instrText xml:space="preserve"> PAGEREF _Toc228387376 \h </w:instrText>
+              <w:instrText xml:space="preserve"> PAGEREF _Toc229924889 \h </w:instrText>
             </w:r>
             <w:r>
               <w:rPr>
@@ -7998,7 +9309,7 @@
               <w14:ligatures w14:val="standardContextual"/>
             </w:rPr>
           </w:pPr>
-          <w:hyperlink w:anchor="_Toc228387377" w:history="1">
+          <w:hyperlink w:anchor="_Toc229924890" w:history="1">
             <w:r>
               <w:rPr>
                 <w:rStyle w:val="aff"/>
@@ -8026,7 +9337,7 @@
                 <w:noProof/>
                 <w:webHidden/>
               </w:rPr>
-              <w:instrText xml:space="preserve"> PAGEREF _Toc228387377 \h </w:instrText>
+              <w:instrText xml:space="preserve"> PAGEREF _Toc229924890 \h </w:instrText>
             </w:r>
             <w:r>
               <w:rPr>
@@ -8046,7 +9357,7 @@
                 <w:noProof/>
                 <w:webHidden/>
               </w:rPr>
-              <w:t>24</w:t>
+              <w:t>25</w:t>
             </w:r>
             <w:r>
               <w:rPr>
@@ -8073,14 +9384,14 @@
               <w14:ligatures w14:val="standardContextual"/>
             </w:rPr>
           </w:pPr>
-          <w:hyperlink w:anchor="_Toc228387378" w:history="1">
+          <w:hyperlink w:anchor="_Toc229924891" w:history="1">
             <w:r>
               <w:rPr>
                 <w:rStyle w:val="aff"/>
                 <w:noProof/>
                 <w:lang w:val="ru-RU"/>
               </w:rPr>
-              <w:t>2.3 Выбор и описание прогнозирующих моделей</w:t>
+              <w:t>2.3 Выбор и описание методов анализа рынка</w:t>
             </w:r>
             <w:r>
               <w:rPr>
@@ -8101,7 +9412,7 @@
                 <w:noProof/>
                 <w:webHidden/>
               </w:rPr>
-              <w:instrText xml:space="preserve"> PAGEREF _Toc228387378 \h </w:instrText>
+              <w:instrText xml:space="preserve"> PAGEREF _Toc229924891 \h </w:instrText>
             </w:r>
             <w:r>
               <w:rPr>
@@ -8148,7 +9459,7 @@
               <w14:ligatures w14:val="standardContextual"/>
             </w:rPr>
           </w:pPr>
-          <w:hyperlink w:anchor="_Toc228387379" w:history="1">
+          <w:hyperlink w:anchor="_Toc229924892" w:history="1">
             <w:r>
               <w:rPr>
                 <w:rStyle w:val="aff"/>
@@ -8176,7 +9487,7 @@
                 <w:noProof/>
                 <w:webHidden/>
               </w:rPr>
-              <w:instrText xml:space="preserve"> PAGEREF _Toc228387379 \h </w:instrText>
+              <w:instrText xml:space="preserve"> PAGEREF _Toc229924892 \h </w:instrText>
             </w:r>
             <w:r>
               <w:rPr>
@@ -8196,7 +9507,7 @@
                 <w:noProof/>
                 <w:webHidden/>
               </w:rPr>
-              <w:t>32</w:t>
+              <w:t>33</w:t>
             </w:r>
             <w:r>
               <w:rPr>
@@ -8223,7 +9534,7 @@
               <w14:ligatures w14:val="standardContextual"/>
             </w:rPr>
           </w:pPr>
-          <w:hyperlink w:anchor="_Toc228387380" w:history="1">
+          <w:hyperlink w:anchor="_Toc229924893" w:history="1">
             <w:r>
               <w:rPr>
                 <w:rStyle w:val="aff"/>
@@ -8251,7 +9562,7 @@
                 <w:noProof/>
                 <w:webHidden/>
               </w:rPr>
-              <w:instrText xml:space="preserve"> PAGEREF _Toc228387380 \h </w:instrText>
+              <w:instrText xml:space="preserve"> PAGEREF _Toc229924893 \h </w:instrText>
             </w:r>
             <w:r>
               <w:rPr>
@@ -8271,7 +9582,7 @@
                 <w:noProof/>
                 <w:webHidden/>
               </w:rPr>
-              <w:t>35</w:t>
+              <w:t>37</w:t>
             </w:r>
             <w:r>
               <w:rPr>
@@ -8298,7 +9609,7 @@
               <w14:ligatures w14:val="standardContextual"/>
             </w:rPr>
           </w:pPr>
-          <w:hyperlink w:anchor="_Toc228387381" w:history="1">
+          <w:hyperlink w:anchor="_Toc229924894" w:history="1">
             <w:r>
               <w:rPr>
                 <w:rStyle w:val="aff"/>
@@ -8325,7 +9636,7 @@
                 <w:noProof/>
                 <w:webHidden/>
               </w:rPr>
-              <w:instrText xml:space="preserve"> PAGEREF _Toc228387381 \h </w:instrText>
+              <w:instrText xml:space="preserve"> PAGEREF _Toc229924894 \h </w:instrText>
             </w:r>
             <w:r>
               <w:rPr>
@@ -8345,7 +9656,7 @@
                 <w:noProof/>
                 <w:webHidden/>
               </w:rPr>
-              <w:t>39</w:t>
+              <w:t>44</w:t>
             </w:r>
             <w:r>
               <w:rPr>
@@ -8394,7 +9705,7 @@
           <w:lang w:val="ru-RU"/>
         </w:rPr>
       </w:pPr>
-      <w:bookmarkStart w:id="1" w:name="_Toc228387369"/>
+      <w:bookmarkStart w:id="1" w:name="_Toc229924882"/>
       <w:r>
         <w:rPr>
           <w:lang w:val="ru-RU"/>
@@ -8414,7 +9725,25 @@
         <w:rPr>
           <w:lang w:val="ru-RU"/>
         </w:rPr>
-        <w:t>Алгоритмический трейдинг — подход к торговле на финансовом рынке, при котором решения о покупке и продаже ценных бумаг принимаются автоматически на основе формализованных правил и расчётов. Развитие электронных торгов и рост доступности рыночных данных через API сделали возможным построение торговых систем в режиме, приближенном к реальному времени, когда цена и объём сделок обновляются с высокой частотой.</w:t>
+        <w:t>Алгоритмический трейдинг — подход к торговле на финансовом рынке, при котором решения о покупке и продаже ценных бумаг принимаются автоматически на основе формализованных правил и расчётов. Развитие электронных торгов и рост доступности рыночных данных через API сделали возможным построение торговых систем в режиме, приближенном к реальному времени, когда цена и объём сделок обновляются с высокой частотой</w:t>
+      </w:r>
+      <w:r>
+        <w:rPr>
+          <w:lang w:val="ru-RU"/>
+        </w:rPr>
+        <w:t xml:space="preserve"> </w:t>
+      </w:r>
+      <w:r>
+        <w:rPr>
+          <w:lang w:val="ru-RU"/>
+        </w:rPr>
+        <w:t>[3]</w:t>
+      </w:r>
+      <w:r>
+        <w:rPr>
+          <w:lang w:val="ru-RU"/>
+        </w:rPr>
+        <w:t>.</w:t>
       </w:r>
     </w:p>
     <w:p>
@@ -8469,73 +9798,86 @@
         <w:rPr>
           <w:lang w:val="ru-RU"/>
         </w:rPr>
-        <w:t xml:space="preserve">В работе рассматривается </w:t>
-      </w:r>
-      <w:r>
-        <w:rPr>
-          <w:lang w:val="ru-RU"/>
-        </w:rPr>
-        <w:t>гибридная система, в которой нейросетев</w:t>
-      </w:r>
-      <w:r>
-        <w:rPr>
-          <w:lang w:val="ru-RU"/>
-        </w:rPr>
-        <w:t>ые</w:t>
-      </w:r>
-      <w:r>
-        <w:rPr>
-          <w:lang w:val="ru-RU"/>
-        </w:rPr>
-        <w:t xml:space="preserve"> модел</w:t>
-      </w:r>
-      <w:r>
-        <w:rPr>
-          <w:lang w:val="ru-RU"/>
-        </w:rPr>
-        <w:t>и</w:t>
-      </w:r>
-      <w:r>
-        <w:rPr>
-          <w:lang w:val="ru-RU"/>
-        </w:rPr>
-        <w:t xml:space="preserve"> формирует прогноз, а</w:t>
-      </w:r>
-      <w:r>
-        <w:rPr>
-          <w:lang w:val="ru-RU"/>
-        </w:rPr>
-        <w:t xml:space="preserve"> алгоритм принятия решений</w:t>
-      </w:r>
-      <w:r>
-        <w:rPr>
-          <w:lang w:val="ru-RU"/>
-        </w:rPr>
-        <w:t xml:space="preserve"> преобразует </w:t>
-      </w:r>
-      <w:r>
-        <w:rPr>
-          <w:lang w:val="ru-RU"/>
-        </w:rPr>
-        <w:t xml:space="preserve">его </w:t>
-      </w:r>
-      <w:r>
-        <w:rPr>
-          <w:lang w:val="ru-RU"/>
-        </w:rPr>
-        <w:t xml:space="preserve">в действия </w:t>
-      </w:r>
-      <w:r>
-        <w:rPr>
-          <w:lang w:val="ru-RU"/>
-        </w:rPr>
-        <w:t>покупки, продажи или удержания</w:t>
-      </w:r>
-      <w:r>
-        <w:rPr>
-          <w:lang w:val="ru-RU"/>
-        </w:rPr>
-        <w:t xml:space="preserve"> с учётом торговых ограничений</w:t>
+        <w:t>В работе рассматривается гибридная система, в которой методы анализа рынка формируют прогноз доходности или численную торговую оценку, а алгоритм принятия решений преобразует этот результат в действия покупки, продажи или удержания с учётом торговых ограничений [1</w:t>
+      </w:r>
+      <w:r>
+        <w:rPr>
+          <w:lang w:val="ru-RU"/>
+        </w:rPr>
+        <w:t>-</w:t>
+      </w:r>
+      <w:r>
+        <w:rPr>
+          <w:lang w:val="ru-RU"/>
+        </w:rPr>
+        <w:t>3].</w:t>
+      </w:r>
+    </w:p>
+    <w:p>
+      <w:pPr>
+        <w:rPr>
+          <w:lang w:val="ru-RU"/>
+        </w:rPr>
+      </w:pPr>
+      <w:r>
+        <w:rPr>
+          <w:lang w:val="ru-RU"/>
+        </w:rPr>
+        <w:t xml:space="preserve">В выпускной квалификационной работе рассматривается прототип системы поминутного онлайн-трейдинга для </w:t>
+      </w:r>
+      <w:r>
+        <w:rPr>
+          <w:lang w:val="ru-RU"/>
+        </w:rPr>
+        <w:t>набора</w:t>
+      </w:r>
+      <w:r>
+        <w:rPr>
+          <w:lang w:val="ru-RU"/>
+        </w:rPr>
+        <w:t xml:space="preserve"> ликвидных акций Московской биржи. В качестве входных данных используются минутные параметры </w:t>
+      </w:r>
+      <w:r>
+        <w:t>OHLCV</w:t>
+      </w:r>
+      <w:r>
+        <w:rPr>
+          <w:lang w:val="ru-RU"/>
+        </w:rPr>
+        <w:t xml:space="preserve">. Под </w:t>
+      </w:r>
+      <w:r>
+        <w:t>OHLCV</w:t>
+      </w:r>
+      <w:r>
+        <w:rPr>
+          <w:lang w:val="ru-RU"/>
+        </w:rPr>
+        <w:t xml:space="preserve"> понимаются цена открытия минуты, максимальная и минимальная цены сделки за данную минуту, цена последней сделки в конце минуты и совокупный объём торгов за минуту. Такой формат позволяет одновременно учитывать направление движения цены, </w:t>
+      </w:r>
+      <w:r>
+        <w:rPr>
+          <w:lang w:val="ru-RU"/>
+        </w:rPr>
+        <w:t xml:space="preserve">внутриминутный </w:t>
+      </w:r>
+      <w:r>
+        <w:rPr>
+          <w:lang w:val="ru-RU"/>
+        </w:rPr>
+        <w:t xml:space="preserve">диапазон </w:t>
+      </w:r>
+      <w:r>
+        <w:rPr>
+          <w:lang w:val="ru-RU"/>
+        </w:rPr>
+        <w:t xml:space="preserve">изменения цены </w:t>
+      </w:r>
+      <w:r>
+        <w:rPr>
+          <w:lang w:val="ru-RU"/>
+        </w:rPr>
+        <w:t>и торговую активность инструмента</w:t>
       </w:r>
       <w:r>
         <w:rPr>
@@ -8547,80 +9889,13 @@
         <w:rPr>
           <w:lang w:val="ru-RU"/>
         </w:rPr>
-        <w:t>[1, 2, 3]</w:t>
-      </w:r>
-      <w:r>
-        <w:rPr>
-          <w:lang w:val="ru-RU"/>
-        </w:rPr>
-        <w:t>.</w:t>
-      </w:r>
-    </w:p>
-    <w:p>
-      <w:pPr>
-        <w:rPr>
-          <w:lang w:val="ru-RU"/>
-        </w:rPr>
-      </w:pPr>
-      <w:r>
-        <w:rPr>
-          <w:lang w:val="ru-RU"/>
-        </w:rPr>
-        <w:t xml:space="preserve">В выпускной квалификационной работе рассматривается прототип системы поминутного онлайн-трейдинга для </w:t>
-      </w:r>
-      <w:r>
-        <w:rPr>
-          <w:lang w:val="ru-RU"/>
-        </w:rPr>
-        <w:t>набора</w:t>
-      </w:r>
-      <w:r>
-        <w:rPr>
-          <w:lang w:val="ru-RU"/>
-        </w:rPr>
-        <w:t xml:space="preserve"> ликвидных акций Московской биржи. В качестве входных данных используются минутные параметры </w:t>
-      </w:r>
-      <w:r>
-        <w:t>OHLCV</w:t>
-      </w:r>
-      <w:r>
-        <w:rPr>
-          <w:lang w:val="ru-RU"/>
-        </w:rPr>
-        <w:t xml:space="preserve">. Под </w:t>
-      </w:r>
-      <w:r>
-        <w:t>OHLCV</w:t>
-      </w:r>
-      <w:r>
-        <w:rPr>
-          <w:lang w:val="ru-RU"/>
-        </w:rPr>
-        <w:t xml:space="preserve"> понимаются цена открытия минуты, максимальная и минимальная цены сделки за данную минуту, цена последней сделки в конце минуты и совокупный объём торгов за минуту. Такой формат позволяет одновременно учитывать направление движения цены, </w:t>
-      </w:r>
-      <w:r>
-        <w:rPr>
-          <w:lang w:val="ru-RU"/>
-        </w:rPr>
-        <w:t xml:space="preserve">внутриминутный </w:t>
-      </w:r>
-      <w:r>
-        <w:rPr>
-          <w:lang w:val="ru-RU"/>
-        </w:rPr>
-        <w:t xml:space="preserve">диапазон </w:t>
-      </w:r>
-      <w:r>
-        <w:rPr>
-          <w:lang w:val="ru-RU"/>
-        </w:rPr>
-        <w:t xml:space="preserve">изменения цены </w:t>
-      </w:r>
-      <w:r>
-        <w:rPr>
-          <w:lang w:val="ru-RU"/>
-        </w:rPr>
-        <w:t xml:space="preserve">и торговую активность инструмента. Дополнительно используются </w:t>
+        <w:t>[1]</w:t>
+      </w:r>
+      <w:r>
+        <w:rPr>
+          <w:lang w:val="ru-RU"/>
+        </w:rPr>
+        <w:t xml:space="preserve">. Дополнительно используются </w:t>
       </w:r>
       <w:r>
         <w:rPr>
@@ -8659,7 +9934,13 @@
         <w:rPr>
           <w:lang w:val="ru-RU"/>
         </w:rPr>
-        <w:t xml:space="preserve"> [3]</w:t>
+        <w:t xml:space="preserve"> [</w:t>
+      </w:r>
+      <w:r>
+        <w:rPr>
+          <w:lang w:val="ru-RU"/>
+        </w:rPr>
+        <w:t>2, 3]</w:t>
       </w:r>
       <w:r>
         <w:rPr>
@@ -8709,7 +9990,7 @@
           <w:lang w:val="ru-RU"/>
         </w:rPr>
       </w:pPr>
-      <w:bookmarkStart w:id="2" w:name="_Toc228387370"/>
+      <w:bookmarkStart w:id="2" w:name="_Toc229924883"/>
       <w:r>
         <w:rPr>
           <w:lang w:val="ru-RU"/>
@@ -8734,7 +10015,19 @@
         <w:rPr>
           <w:lang w:val="ru-RU"/>
         </w:rPr>
-        <w:t>Выполнить анализ предметной области алгоритмического онлайн-трейдинга, методов краткосрочного прогнозирования финансовых временных рядов и программных средств исторического тестирования торговых алгоритмов.</w:t>
+        <w:t>Выполнить анализ предметной области алгоритмического онлайн-трейдинга, методов краткосрочного прогнозирования финансовых временных рядов</w:t>
+      </w:r>
+      <w:r>
+        <w:rPr>
+          <w:lang w:val="ru-RU"/>
+        </w:rPr>
+        <w:t xml:space="preserve"> </w:t>
+      </w:r>
+      <w:r>
+        <w:rPr>
+          <w:lang w:val="ru-RU"/>
+        </w:rPr>
+        <w:t>и принципов исторического тестирования торговых алгоритмов.</w:t>
       </w:r>
     </w:p>
     <w:p>
@@ -8815,7 +10108,7 @@
         <w:rPr>
           <w:lang w:val="ru-RU"/>
         </w:rPr>
-        <w:t>Реализовать историческое тестирование разработанной стратегии и провести экспериментальную онлайн-апробацию прототипа в режиме виртуальной торговли; оценить результаты по показателям прибыли и убытка, максимальной просадки, оборота и числа сделок.</w:t>
+        <w:t>Реализовать историческое тестирование разработанной стратегии; оценить результаты по показателям прибыли и убытка, максимальной просадки, оборота и числа сделок.</w:t>
       </w:r>
     </w:p>
     <w:p>
@@ -8825,7 +10118,7 @@
           <w:lang w:val="ru-RU"/>
         </w:rPr>
       </w:pPr>
-      <w:bookmarkStart w:id="3" w:name="_Toc228387371"/>
+      <w:bookmarkStart w:id="3" w:name="_Toc229924884"/>
       <w:r>
         <w:rPr>
           <w:lang w:val="ru-RU"/>
@@ -8854,7 +10147,7 @@
           <w:lang w:val="ru-RU"/>
         </w:rPr>
       </w:pPr>
-      <w:bookmarkStart w:id="4" w:name="_Toc228387372"/>
+      <w:bookmarkStart w:id="4" w:name="_Toc229924885"/>
       <w:r>
         <w:rPr>
           <w:lang w:val="ru-RU"/>
@@ -8885,7 +10178,19 @@
         <w:rPr>
           <w:lang w:val="ru-RU"/>
         </w:rPr>
-        <w:t>[3]</w:t>
+        <w:t>[3</w:t>
+      </w:r>
+      <w:r>
+        <w:rPr>
+          <w:lang w:val="ru-RU"/>
+        </w:rPr>
+        <w:t>, 15, 16</w:t>
+      </w:r>
+      <w:r>
+        <w:rPr>
+          <w:lang w:val="ru-RU"/>
+        </w:rPr>
+        <w:t>]</w:t>
       </w:r>
       <w:r>
         <w:rPr>
@@ -8990,7 +10295,25 @@
         <w:rPr>
           <w:lang w:val="ru-RU"/>
         </w:rPr>
-        <w:t>[1]</w:t>
+        <w:t>[1</w:t>
+      </w:r>
+      <w:r>
+        <w:rPr>
+          <w:lang w:val="ru-RU"/>
+        </w:rPr>
+        <w:t xml:space="preserve">, </w:t>
+      </w:r>
+      <w:r>
+        <w:rPr>
+          <w:lang w:val="ru-RU"/>
+        </w:rPr>
+        <w:t>17</w:t>
+      </w:r>
+      <w:r>
+        <w:rPr>
+          <w:lang w:val="ru-RU"/>
+        </w:rPr>
+        <w:t>]</w:t>
       </w:r>
       <w:r>
         <w:rPr>
@@ -9112,7 +10435,7 @@
         <w:rPr>
           <w:lang w:val="ru-RU"/>
         </w:rPr>
-        <w:t>С точки зрения логики обработки данных предметная область может быть представлена последовательностью взаимосвязанных этапов. Сначала выполняется получение и синхронизация рыночных данных по всем выбранным инструментам. Затем формируются производные признаки: доходности за предыдущие интервалы, показатели волатильности, соотношения ценовых параметров, характеристики объёма и оборота, а также признаки, учитывающие положение текущего момента внутри торговой сессии. После этого обучаемая модель строит прогноз на один или несколько следующих минутных интервалов. На заключительном этапе модуль принятия решений интерпретирует прогноз и определяет конкретное торговое действие с учётом заданных правил, ограничений по позиции и оценки торговых издержек</w:t>
+        <w:t>С точки зрения логики обработки данных предметная область может быть представлена последовательностью взаимосвязанных этапов. Сначала выполняется получение и синхронизация рыночных данных по всем выбранным инструментам. Затем формируются производные признаки: доходности за предыдущие интервалы, показатели волатильности, соотношения ценовых параметров, характеристики объёма и оборота, а также признаки, учитывающие положение текущего момента внутри торговой сессии. После этого обучаемая модель строит прогноз на несколько следующих минутных интервалов. На заключительном этапе модуль принятия решений интерпретирует прогноз и определяет конкретное торговое действие с учётом заданных правил, ограничений по позиции и оценки торговых издержек</w:t>
       </w:r>
       <w:r>
         <w:rPr>
@@ -9124,7 +10447,31 @@
         <w:rPr>
           <w:lang w:val="ru-RU"/>
         </w:rPr>
-        <w:t>[3]</w:t>
+        <w:t>[</w:t>
+      </w:r>
+      <w:r>
+        <w:rPr>
+          <w:lang w:val="ru-RU"/>
+        </w:rPr>
+        <w:t xml:space="preserve">2, </w:t>
+      </w:r>
+      <w:r>
+        <w:rPr>
+          <w:lang w:val="ru-RU"/>
+        </w:rPr>
+        <w:t>3</w:t>
+      </w:r>
+      <w:r>
+        <w:rPr>
+          <w:lang w:val="ru-RU"/>
+        </w:rPr>
+        <w:t>, 14</w:t>
+      </w:r>
+      <w:r>
+        <w:rPr>
+          <w:lang w:val="ru-RU"/>
+        </w:rPr>
+        <w:t>]</w:t>
       </w:r>
       <w:r>
         <w:rPr>
@@ -9143,14 +10490,14 @@
         <w:rPr>
           <w:lang w:val="ru-RU"/>
         </w:rPr>
-        <w:t xml:space="preserve">Особенностью данной предметной области является необходимость разделять задачу прогнозирования и задачу управления позицией. Даже при наличии достаточно точной модели изменение цены может оказаться слишком малым по сравнению с комиссией, спредом и проскальзыванием. Кроме того, решение о покупке или продаже зависит не только от ожидаемой доходности, </w:t>
+        <w:t xml:space="preserve">Особенностью данной предметной области является необходимость разделять задачу прогнозирования и задачу управления позицией. Даже при наличии достаточно точной модели изменение цены может оказаться слишком малым по сравнению с комиссией, спредом и проскальзыванием. Кроме того, </w:t>
       </w:r>
       <w:r>
         <w:rPr>
           <w:lang w:val="ru-RU"/>
         </w:rPr>
         <w:lastRenderedPageBreak/>
-        <w:t>но и от уже открытой позиции, доступного объёма капитала, ограничений на число одновременно удерживаемых бумаг и допустимой частоты сделок. Поэтому для практического применения прогноз должен рассматриваться как вход в систему принятия решений, а не как самостоятельный конечный результат</w:t>
+        <w:t>решение о покупке или продаже зависит не только от ожидаемой доходности, но и от уже открытой позиции, доступного объёма капитала, ограничений на число одновременно удерживаемых бумаг и допустимой частоты сделок. Поэтому для практического применения прогноз должен рассматриваться как вход в систему принятия решений, а не как самостоятельный конечный результат</w:t>
       </w:r>
       <w:r>
         <w:rPr>
@@ -9446,7 +10793,7 @@
           <w:lang w:val="ru-RU"/>
         </w:rPr>
       </w:pPr>
-      <w:bookmarkStart w:id="5" w:name="_Toc228387373"/>
+      <w:bookmarkStart w:id="5" w:name="_Toc229924886"/>
       <w:r>
         <w:rPr>
           <w:lang w:val="ru-RU"/>
@@ -9472,19 +10819,7 @@
         <w:rPr>
           <w:lang w:val="ru-RU"/>
         </w:rPr>
-        <w:t xml:space="preserve">Первую группу методов, применяемых для краткосрочного анализа финансовых временных рядов, образуют простые </w:t>
-      </w:r>
-      <w:r>
-        <w:rPr>
-          <w:lang w:val="ru-RU"/>
-        </w:rPr>
-        <w:t>базовые</w:t>
-      </w:r>
-      <w:r>
-        <w:rPr>
-          <w:lang w:val="ru-RU"/>
-        </w:rPr>
-        <w:t xml:space="preserve"> подходы. К ним относятся наивный прогноз и регрессионные модели, широко рассматриваемые в литературе по прогнозированию временных рядов [</w:t>
+        <w:t>Первую группу методов, применяемых в краткосрочном анализе финансовых временных рядов, образуют методы, основанные на заранее заданных правилах. К ним относятся подходы, использующие формализованные условия входа и выхода из позиции: движение цены за предыдущие интервалы, отклонение от локального среднего, пересечение скользящих средних, пробой локального диапазона или другие заранее определённые признаки рыночной динамики. Достоинством таких методов является высокая интерпретируемость: каждое торговое действие может быть объяснено конкретным правилом. Кроме того, методы, основанные на правилах, удобно использовать как базовый уровень сравнения, поскольку они позволяют оценить, дают ли обучаемые модели преимущество по сравнению с простой, заранее заданной логикой [</w:t>
       </w:r>
       <w:r>
         <w:rPr>
@@ -9496,78 +10831,103 @@
         <w:rPr>
           <w:lang w:val="ru-RU"/>
         </w:rPr>
-        <w:t>]. Их достоинством является высокая интерпретируемость и минимальные вычислительные затраты. Кроме того, такие методы удобно использовать как основу для сравнения: если сложная модель не превосходит простое решение, то её практическая ценность вызывает сомнения.</w:t>
-      </w:r>
-    </w:p>
-    <w:p>
-      <w:pPr>
-        <w:rPr>
-          <w:lang w:val="ru-RU"/>
-        </w:rPr>
-      </w:pPr>
-      <w:r>
-        <w:rPr>
-          <w:lang w:val="ru-RU"/>
-        </w:rPr>
-        <w:t>Вторую группу составляют статистические методы анализа временных рядов</w:t>
-      </w:r>
-      <w:r>
-        <w:rPr>
-          <w:lang w:val="ru-RU"/>
-        </w:rPr>
-        <w:t xml:space="preserve"> [4]</w:t>
-      </w:r>
-      <w:r>
-        <w:rPr>
-          <w:lang w:val="ru-RU"/>
-        </w:rPr>
-        <w:t>. Они ориентированы на выявление трендов, сезонности, автокорреляции и других закономерностей в динамике наблюдений. Для финансовых данных такие методы полезны как средство первичного анализа и построения интерпретируемых</w:t>
-      </w:r>
-      <w:r>
-        <w:rPr>
-          <w:lang w:val="ru-RU"/>
-        </w:rPr>
-        <w:t xml:space="preserve"> базовых</w:t>
-      </w:r>
-      <w:r>
-        <w:rPr>
-          <w:lang w:val="ru-RU"/>
-        </w:rPr>
-        <w:t xml:space="preserve"> моделей. К числу используемых статистических подходов относится модель </w:t>
-      </w:r>
-      <w:r>
-        <w:t>ARIMA</w:t>
-      </w:r>
-      <w:r>
-        <w:rPr>
-          <w:lang w:val="ru-RU"/>
-        </w:rPr>
-        <w:t xml:space="preserve">, применяемая и в работах по прогнозированию фондовых рядов </w:t>
-      </w:r>
-      <w:r>
-        <w:rPr>
-          <w:lang w:val="ru-RU"/>
-        </w:rPr>
-        <w:t>[5]</w:t>
-      </w:r>
-      <w:r>
-        <w:rPr>
-          <w:lang w:val="ru-RU"/>
-        </w:rPr>
-        <w:t>. Вместе с тем на минутных биржевых данных такие методы часто сталкиваются с проблемой нестационарности, быстрых структурных изменений и низкого отношения полезного сигнала к шуму.</w:t>
-      </w:r>
-    </w:p>
-    <w:p>
-      <w:pPr>
-        <w:rPr>
-          <w:lang w:val="ru-RU"/>
-        </w:rPr>
-      </w:pPr>
-      <w:r>
-        <w:rPr>
-          <w:lang w:val="ru-RU"/>
-        </w:rPr>
-        <w:t xml:space="preserve">Третью группу образуют методы машинного обучения, включая нейросетевые модели. Их основное преимущество связано со способностью извлекать сложные и нелинейные зависимости из большого числа признаков. В литературе по финансовому прогнозированию используются рекуррентные архитектуры </w:t>
+        <w:t>].</w:t>
+      </w:r>
+    </w:p>
+    <w:p>
+      <w:pPr>
+        <w:rPr>
+          <w:lang w:val="ru-RU"/>
+        </w:rPr>
+      </w:pPr>
+      <w:r>
+        <w:rPr>
+          <w:lang w:val="ru-RU"/>
+        </w:rPr>
+        <w:t xml:space="preserve">Вторую группу составляют методы машинного обучения. В отличие от </w:t>
+      </w:r>
+      <w:r>
+        <w:rPr>
+          <w:lang w:val="ru-RU"/>
+        </w:rPr>
+        <w:t>методов, основанных на правилах,</w:t>
+      </w:r>
+      <w:r>
+        <w:rPr>
+          <w:lang w:val="ru-RU"/>
+        </w:rPr>
+        <w:t xml:space="preserve"> они не задают торговую или прогностическую зависимость вручную, а извлекают её из исторических данных. К таким методам относятся, например, </w:t>
+      </w:r>
+      <w:proofErr w:type="spellStart"/>
+      <w:r>
+        <w:rPr>
+          <w:lang w:val="ru-RU"/>
+        </w:rPr>
+        <w:t>регуляризованные</w:t>
+      </w:r>
+      <w:proofErr w:type="spellEnd"/>
+      <w:r>
+        <w:rPr>
+          <w:lang w:val="ru-RU"/>
+        </w:rPr>
+        <w:t xml:space="preserve"> линейные модели, деревья решений, случайный лес и градиентный </w:t>
+      </w:r>
+      <w:proofErr w:type="spellStart"/>
+      <w:r>
+        <w:rPr>
+          <w:lang w:val="ru-RU"/>
+        </w:rPr>
+        <w:t>бустинг</w:t>
+      </w:r>
+      <w:proofErr w:type="spellEnd"/>
+      <w:r>
+        <w:rPr>
+          <w:lang w:val="ru-RU"/>
+        </w:rPr>
+        <w:t>. Их преимущество состоит в способности использовать расширенное признаковое пространство: лаговые доходности, характеристики объёма и оборота, показатели локальной изменчивости, признаки геометрии свечи и временные признаки. При этом часть методов машинного обучения сохраняет относительно умеренную вычислительную сложность и может использоваться как промежуточный уровень между простыми правилами и более сложными нейросетевыми архитектурами [</w:t>
+      </w:r>
+      <w:r>
+        <w:rPr>
+          <w:lang w:val="ru-RU"/>
+        </w:rPr>
+        <w:t>5</w:t>
+      </w:r>
+      <w:r>
+        <w:rPr>
+          <w:lang w:val="ru-RU"/>
+        </w:rPr>
+        <w:t>-</w:t>
+      </w:r>
+      <w:r>
+        <w:rPr>
+          <w:lang w:val="ru-RU"/>
+        </w:rPr>
+        <w:t>8</w:t>
+      </w:r>
+      <w:r>
+        <w:rPr>
+          <w:lang w:val="ru-RU"/>
+        </w:rPr>
+        <w:t>].</w:t>
+      </w:r>
+    </w:p>
+    <w:p>
+      <w:pPr>
+        <w:rPr>
+          <w:lang w:val="ru-RU"/>
+        </w:rPr>
+      </w:pPr>
+      <w:r>
+        <w:rPr>
+          <w:lang w:val="ru-RU"/>
+        </w:rPr>
+        <w:t>Т</w:t>
+      </w:r>
+      <w:r>
+        <w:rPr>
+          <w:lang w:val="ru-RU"/>
+        </w:rPr>
+        <w:t xml:space="preserve">ретью группу образуют нейросетевые методы, предназначенные для обработки последовательных данных и выявления сложных нелинейных зависимостей. В задачах финансового прогнозирования применяются рекуррентные архитектуры </w:t>
       </w:r>
       <w:r>
         <w:t>LSTM</w:t>
@@ -9576,12 +10936,6 @@
         <w:rPr>
           <w:lang w:val="ru-RU"/>
         </w:rPr>
-        <w:t xml:space="preserve"> [5, 7]</w:t>
-      </w:r>
-      <w:r>
-        <w:rPr>
-          <w:lang w:val="ru-RU"/>
-        </w:rPr>
         <w:t xml:space="preserve"> и </w:t>
       </w:r>
       <w:r>
@@ -9591,25 +10945,28 @@
         <w:rPr>
           <w:lang w:val="ru-RU"/>
         </w:rPr>
-        <w:t xml:space="preserve"> [6]</w:t>
-      </w:r>
-      <w:r>
-        <w:rPr>
-          <w:lang w:val="ru-RU"/>
-        </w:rPr>
-        <w:t>, свёрточные модели</w:t>
-      </w:r>
-      <w:r>
-        <w:rPr>
-          <w:lang w:val="ru-RU"/>
-        </w:rPr>
-        <w:t xml:space="preserve"> [8]</w:t>
-      </w:r>
-      <w:r>
-        <w:rPr>
-          <w:lang w:val="ru-RU"/>
-        </w:rPr>
-        <w:t>, а также трансформерные подходы [</w:t>
+        <w:t xml:space="preserve">, свёрточные модели для временных </w:t>
+      </w:r>
+      <w:r>
+        <w:rPr>
+          <w:lang w:val="ru-RU"/>
+        </w:rPr>
+        <w:lastRenderedPageBreak/>
+        <w:t xml:space="preserve">рядов, а также </w:t>
+      </w:r>
+      <w:proofErr w:type="spellStart"/>
+      <w:r>
+        <w:rPr>
+          <w:lang w:val="ru-RU"/>
+        </w:rPr>
+        <w:t>трансформерные</w:t>
+      </w:r>
+      <w:proofErr w:type="spellEnd"/>
+      <w:r>
+        <w:rPr>
+          <w:lang w:val="ru-RU"/>
+        </w:rPr>
+        <w:t xml:space="preserve"> подходы [</w:t>
       </w:r>
       <w:r>
         <w:rPr>
@@ -9621,39 +10978,152 @@
         <w:rPr>
           <w:lang w:val="ru-RU"/>
         </w:rPr>
-        <w:t xml:space="preserve">]. Для задач краткосрочного прогнозирования такие методы позволяют учитывать не только абсолютные уровни цен, но и форму недавней динамики, особенности объёма и повторяющиеся внутридневные паттерны. Недостатками таких методов являются повышенные требования к качеству данных, более высокая вычислительная сложность и </w:t>
+        <w:t>-</w:t>
+      </w:r>
+      <w:r>
+        <w:rPr>
+          <w:lang w:val="ru-RU"/>
+        </w:rPr>
+        <w:t>13</w:t>
+      </w:r>
+      <w:r>
+        <w:rPr>
+          <w:lang w:val="ru-RU"/>
+        </w:rPr>
+        <w:t>]. Для краткосрочного прогнозирования такие модели позволяют учитывать не только отдельные значения признаков, но и форму недавней динамики: последовательности роста и падения цены, кратковременные импульсы, особенности изменения объёма и повторяющиеся внутридневные закономерности. Недостатками нейросетевых методов являются повышенные требования к объёму и качеству данных, более высокая вычислительная сложность и риск переобучения, особенно при малом горизонте прогноза и высоком уровне рыночного шума.</w:t>
+      </w:r>
+    </w:p>
+    <w:p>
+      <w:pPr>
+        <w:rPr>
+          <w:lang w:val="ru-RU"/>
+        </w:rPr>
+      </w:pPr>
+      <w:r>
+        <w:rPr>
+          <w:lang w:val="ru-RU"/>
+        </w:rPr>
+        <w:t>Отдельного рассмотрения требует вопрос, каким образом преобразовать результат анализа рынка в торговое действие. На практике возможны два базовых подхода. Первый состоит в непосредственном получении действия покупки, продажи или удержания позиции с помощью модели. Такой вариант может быть реализован как задача классификации, если заранее разметить исторические данные на классы торговых действий, либо как задача обучения торговой политики, близкая к обучению с подкреплением. Однако в этом случае постановка становится существенно сложнее: необходимо заранее определить, какое действие считать правильным с учётом будущего движения цены, комиссий, спреда, текущей позиции, доступного капитала и ограничений стратегии. Кроме того, качество такой модели труднее интерпретировать, поскольку ошибка прогноза и ошибка торгового решения оказываются смешаны в одной задаче. Второй подход предполагает сначала прогнозировать цену или доходность, а затем передавать полученный прогноз в отдельный алгоритм принятия решений. Для настоящей работы этот вариант является более предпочтительным, поскольку он делает систему проще и прозрачнее: прогнозирующая модель оценивает ожидаемое изменение рыночного показателя, а детерминированный модуль отдельно проверяет, достаточно ли этого изменения для открытия или закрытия позиции с учётом комиссий, спреда, ограничений по капиталу и правил управления позицией [2, 3].</w:t>
+      </w:r>
+    </w:p>
+    <w:p>
+      <w:pPr>
+        <w:rPr>
+          <w:lang w:val="ru-RU"/>
+        </w:rPr>
+      </w:pPr>
+      <w:r>
+        <w:rPr>
+          <w:lang w:val="ru-RU"/>
+        </w:rPr>
+        <w:t xml:space="preserve">Важным компонентом любой торговой разработки является тестирование стратегии на исторических данных. Без такого этапа невозможно оценить, как </w:t>
       </w:r>
       <w:r>
         <w:rPr>
           <w:lang w:val="ru-RU"/>
         </w:rPr>
         <w:lastRenderedPageBreak/>
-        <w:t>риск переобучения, особенно в случае малого горизонта прогноза и высокого уровня рыночного шума.</w:t>
-      </w:r>
-    </w:p>
-    <w:p>
-      <w:pPr>
-        <w:rPr>
-          <w:lang w:val="ru-RU"/>
-        </w:rPr>
-      </w:pPr>
-      <w:r>
-        <w:rPr>
-          <w:lang w:val="ru-RU"/>
-        </w:rPr>
-        <w:t>Отдельного рассмотрения требует вопрос, каким образом преобразовать численный прогноз в торговое действие. На практике возможны два базовых подхода. Первый состоит в непосредственной классификации будущего действия, когда модель сразу выдаёт решение о покупке, продаже или удержании. Второй подход предполагает сначала прогнозирование цены или доходности, а затем применение алгоритма принятия решений. Для настоящей работы второй вариант является более предпочтительным, поскольку он позволяет разделить задачи: обучаемая часть системы отвечает за извлечение прогностического сигнала, а алгоритмическая часть — за учёт комиссий, спреда, ограничений по позиции и порогов входа в сделку</w:t>
-      </w:r>
+        <w:t xml:space="preserve">выбранный способ прогнозирования и алгоритм принятия решений вели бы себя в реальных условиях торговли. Корректное тестирование должно учитывать последовательный характер поступления данных, невозможность использовать информацию из будущего, наличие комиссий, биржевого спреда и возможного проскальзывания. </w:t>
+      </w:r>
+      <w:r>
+        <w:rPr>
+          <w:lang w:val="ru-RU"/>
+        </w:rPr>
+        <w:t>К</w:t>
+      </w:r>
+      <w:r>
+        <w:rPr>
+          <w:lang w:val="ru-RU"/>
+        </w:rPr>
+        <w:t>роме того, при многократном подборе параметров возникает риск переобучения на исторических данных, поэтому итоговая проверка должна выполняться на независимом тестовом участке [</w:t>
+      </w:r>
+      <w:r>
+        <w:rPr>
+          <w:lang w:val="ru-RU"/>
+        </w:rPr>
+        <w:t>2, 3, 15, 16</w:t>
+      </w:r>
+      <w:r>
+        <w:rPr>
+          <w:lang w:val="ru-RU"/>
+        </w:rPr>
+        <w:t>].</w:t>
+      </w:r>
+    </w:p>
+    <w:p>
+      <w:pPr>
+        <w:rPr>
+          <w:lang w:val="ru-RU"/>
+        </w:rPr>
+      </w:pPr>
+      <w:r>
+        <w:rPr>
+          <w:lang w:val="ru-RU"/>
+        </w:rPr>
+        <w:t xml:space="preserve">С учётом выбранной структуры системы дальнейшее сравнение целесообразно проводить между конкретными методами, которые могут использоваться в едином контуре прогнозирования и затем передавать результат в один и тот же модуль принятия торговых решений. В работе рассматриваются методы разной сложности: гребневая регрессия, дерево решений, случайный лес, градиентный </w:t>
+      </w:r>
+      <w:proofErr w:type="spellStart"/>
+      <w:r>
+        <w:rPr>
+          <w:lang w:val="ru-RU"/>
+        </w:rPr>
+        <w:t>бустинг</w:t>
+      </w:r>
+      <w:proofErr w:type="spellEnd"/>
       <w:r>
         <w:rPr>
           <w:lang w:val="ru-RU"/>
         </w:rPr>
         <w:t xml:space="preserve"> </w:t>
       </w:r>
-      <w:r>
-        <w:rPr>
-          <w:lang w:val="ru-RU"/>
-        </w:rPr>
-        <w:t>[2, 3]</w:t>
+      <w:proofErr w:type="spellStart"/>
+      <w:r>
+        <w:t>CatBoost</w:t>
+      </w:r>
+      <w:proofErr w:type="spellEnd"/>
+      <w:r>
+        <w:rPr>
+          <w:lang w:val="ru-RU"/>
+        </w:rPr>
+        <w:t>, модел</w:t>
+      </w:r>
+      <w:r>
+        <w:rPr>
+          <w:lang w:val="ru-RU"/>
+        </w:rPr>
+        <w:t>и</w:t>
+      </w:r>
+      <w:r>
+        <w:rPr>
+          <w:lang w:val="ru-RU"/>
+        </w:rPr>
+        <w:t xml:space="preserve"> на основе рекуррентных блоков, одномерная свёрточная сеть и </w:t>
+      </w:r>
+      <w:proofErr w:type="spellStart"/>
+      <w:r>
+        <w:rPr>
+          <w:lang w:val="ru-RU"/>
+        </w:rPr>
+        <w:t>трансформерная</w:t>
+      </w:r>
+      <w:proofErr w:type="spellEnd"/>
+      <w:r>
+        <w:rPr>
+          <w:lang w:val="ru-RU"/>
+        </w:rPr>
+        <w:t xml:space="preserve"> модель. Их сопоставление выполняется по признакам, важным для поминутных финансовых данных: интерпретируемости, способности учитывать временные и нелинейные зависимости, устойчивости к шуму и вычислительной сложности. Такое сравнение позволяет перейти от общего обзора подходов к выбору набора моделей, используемых в экспериментальной части работы [4–1</w:t>
+      </w:r>
+      <w:r>
+        <w:rPr>
+          <w:lang w:val="ru-RU"/>
+        </w:rPr>
+        <w:t>3</w:t>
+      </w:r>
+      <w:r>
+        <w:rPr>
+          <w:lang w:val="ru-RU"/>
+        </w:rPr>
+        <w:t>]</w:t>
       </w:r>
       <w:r>
         <w:rPr>
@@ -9672,19 +11142,17 @@
         <w:rPr>
           <w:lang w:val="ru-RU"/>
         </w:rPr>
-        <w:t>Важным компонентом любой торговой разработки является тестирование стратегии на исторических данных. Без такого этапа невозможно оценить, как выбранный способ прогнозирования и алгоритм принятия решений вели бы себя в реальных условиях торговли. Корректное тестирование должно учитывать последовательный характер поступления данных, невозможность использовать информацию из будущего, наличие комиссий, биржевого спреда и возможного проскальзывания. Для практической реализации таких процедур широко используются специализированные программные средства исторического тестирования</w:t>
-      </w:r>
-      <w:r>
-        <w:rPr>
-          <w:lang w:val="ru-RU"/>
-        </w:rPr>
-        <w:t xml:space="preserve"> [4</w:t>
-      </w:r>
-      <w:r>
-        <w:rPr>
-          <w:lang w:val="ru-RU"/>
-        </w:rPr>
-        <w:t>, 10, 11]</w:t>
+        <w:t xml:space="preserve">Для сопоставления выбранных методов используется несколько критериев, важных для задачи поминутного прогнозирования финансовых временных рядов. Интерпретируемость показывает, насколько легко объяснить полученный прогноз или торговый сигнал. Учёт сложных зависимостей отражает способность метода выявлять нетривиальные связи между ценовыми, объёмными, лаговыми и временными признаками. Устойчивость к шуму важна из-за высокой случайности минутных рыночных данных. Вычислительная сложность характеризует затраты на обучение и применение модели, а требовательность к данным и настройке показывает, насколько метод </w:t>
+      </w:r>
+      <w:r>
+        <w:rPr>
+          <w:lang w:val="ru-RU"/>
+        </w:rPr>
+        <w:lastRenderedPageBreak/>
+        <w:t>чувствителен к объёму обучающей выборки, выбору гиперпараметров и качеству предварительной обработки. Сравнение методов по этим критериям приведено в таблице 1</w:t>
+      </w:r>
+      <w:r>
+        <w:t xml:space="preserve"> [3, 14]</w:t>
       </w:r>
       <w:r>
         <w:rPr>
@@ -9699,67 +11167,10 @@
           <w:lang w:val="ru-RU"/>
         </w:rPr>
       </w:pPr>
-      <w:r>
-        <w:rPr>
-          <w:lang w:val="ru-RU"/>
-        </w:rPr>
-        <w:t xml:space="preserve">Анализ существующих подходов показывает, что для поставленной задачи целесообразно раздельно сравнивать методы прогнозирования и программные средства их реализации. Для дальнейшей разработки в работе рассматриваются как существующие методы, представленные в литературе, — наивный прогноз, линейная регрессия, </w:t>
-      </w:r>
-      <w:r>
-        <w:t>ARIMA</w:t>
-      </w:r>
-      <w:r>
-        <w:rPr>
-          <w:lang w:val="ru-RU"/>
-        </w:rPr>
-        <w:t xml:space="preserve"> и </w:t>
-      </w:r>
-      <w:r>
-        <w:t>LSTM</w:t>
-      </w:r>
-      <w:r>
-        <w:rPr>
-          <w:lang w:val="ru-RU"/>
-        </w:rPr>
-        <w:t xml:space="preserve"> </w:t>
-      </w:r>
-      <w:r>
-        <w:rPr>
-          <w:lang w:val="ru-RU"/>
-        </w:rPr>
-        <w:t>[4, 5, 7]</w:t>
-      </w:r>
-      <w:r>
-        <w:rPr>
-          <w:lang w:val="ru-RU"/>
-        </w:rPr>
-        <w:t xml:space="preserve">, — так и методы, предлагаемые в настоящей работе в качестве основных моделей: </w:t>
-      </w:r>
-      <w:r>
-        <w:t>GRU</w:t>
-      </w:r>
-      <w:r>
-        <w:rPr>
-          <w:lang w:val="ru-RU"/>
-        </w:rPr>
-        <w:t>, одномерная свёрточная сеть и трансформер</w:t>
-      </w:r>
-      <w:r>
-        <w:rPr>
-          <w:lang w:val="ru-RU"/>
-        </w:rPr>
-        <w:t xml:space="preserve"> [6, 8, 9]</w:t>
-      </w:r>
-      <w:r>
-        <w:rPr>
-          <w:lang w:val="ru-RU"/>
-        </w:rPr>
-        <w:t>.</w:t>
-      </w:r>
     </w:p>
     <w:tbl>
       <w:tblPr>
-        <w:tblW w:w="8637" w:type="dxa"/>
+        <w:tblW w:w="9629" w:type="dxa"/>
         <w:jc w:val="center"/>
         <w:tblBorders>
           <w:top w:val="single" w:sz="8" w:space="0" w:color="808080"/>
@@ -9779,11 +11190,11 @@
         <w:tblLook w:val="04A0" w:firstRow="1" w:lastRow="0" w:firstColumn="1" w:lastColumn="0" w:noHBand="0" w:noVBand="1"/>
       </w:tblPr>
       <w:tblGrid>
-        <w:gridCol w:w="1408"/>
-        <w:gridCol w:w="1276"/>
-        <w:gridCol w:w="1417"/>
+        <w:gridCol w:w="2117"/>
+        <w:gridCol w:w="1275"/>
         <w:gridCol w:w="1418"/>
-        <w:gridCol w:w="1417"/>
+        <w:gridCol w:w="1559"/>
+        <w:gridCol w:w="1559"/>
         <w:gridCol w:w="1701"/>
       </w:tblGrid>
       <w:tr>
@@ -9794,7 +11205,7 @@
         </w:trPr>
         <w:tc>
           <w:tcPr>
-            <w:tcW w:w="1408" w:type="dxa"/>
+            <w:tcW w:w="2117" w:type="dxa"/>
             <w:shd w:val="clear" w:color="auto" w:fill="D9E2F3"/>
             <w:vAlign w:val="center"/>
           </w:tcPr>
@@ -9815,15 +11226,21 @@
                 <w:szCs w:val="20"/>
                 <w:lang w:val="ru-RU"/>
               </w:rPr>
-              <w:lastRenderedPageBreak/>
               <w:br w:type="page"/>
-              <w:t>Средство</w:t>
+            </w:r>
+            <w:r>
+              <w:rPr>
+                <w:sz w:val="20"/>
+                <w:szCs w:val="20"/>
+                <w:lang w:val="ru-RU"/>
+              </w:rPr>
+              <w:t>Метод</w:t>
             </w:r>
           </w:p>
         </w:tc>
         <w:tc>
           <w:tcPr>
-            <w:tcW w:w="1276" w:type="dxa"/>
+            <w:tcW w:w="1275" w:type="dxa"/>
             <w:shd w:val="clear" w:color="auto" w:fill="D9E2F3"/>
             <w:vAlign w:val="center"/>
           </w:tcPr>
@@ -9838,6 +11255,7 @@
                 <w:lang w:val="ru-RU"/>
               </w:rPr>
             </w:pPr>
+            <w:proofErr w:type="spellStart"/>
             <w:r>
               <w:rPr>
                 <w:sz w:val="20"/>
@@ -9862,33 +11280,7 @@
               </w:rPr>
               <w:t>тируемость</w:t>
             </w:r>
-          </w:p>
-        </w:tc>
-        <w:tc>
-          <w:tcPr>
-            <w:tcW w:w="1417" w:type="dxa"/>
-            <w:shd w:val="clear" w:color="auto" w:fill="D9E2F3"/>
-            <w:vAlign w:val="center"/>
-          </w:tcPr>
-          <w:p>
-            <w:pPr>
-              <w:spacing w:line="240" w:lineRule="auto"/>
-              <w:ind w:firstLine="0"/>
-              <w:jc w:val="center"/>
-              <w:rPr>
-                <w:sz w:val="20"/>
-                <w:szCs w:val="20"/>
-                <w:lang w:val="ru-RU"/>
-              </w:rPr>
-            </w:pPr>
-            <w:r>
-              <w:rPr>
-                <w:sz w:val="20"/>
-                <w:szCs w:val="20"/>
-                <w:lang w:val="ru-RU"/>
-              </w:rPr>
-              <w:t>Учёт временных зависимостей</w:t>
-            </w:r>
+            <w:proofErr w:type="spellEnd"/>
           </w:p>
         </w:tc>
         <w:tc>
@@ -9914,13 +11306,66 @@
                 <w:szCs w:val="20"/>
                 <w:lang w:val="ru-RU"/>
               </w:rPr>
-              <w:t>Учёт нелинейных зависимостей</w:t>
+              <w:t xml:space="preserve">Учёт </w:t>
+            </w:r>
+            <w:r>
+              <w:rPr>
+                <w:sz w:val="20"/>
+                <w:szCs w:val="20"/>
+                <w:lang w:val="ru-RU"/>
+              </w:rPr>
+              <w:t>сложных зависимостей</w:t>
             </w:r>
           </w:p>
         </w:tc>
         <w:tc>
           <w:tcPr>
-            <w:tcW w:w="1417" w:type="dxa"/>
+            <w:tcW w:w="1559" w:type="dxa"/>
+            <w:shd w:val="clear" w:color="auto" w:fill="D9E2F3"/>
+            <w:vAlign w:val="center"/>
+          </w:tcPr>
+          <w:p>
+            <w:pPr>
+              <w:spacing w:line="240" w:lineRule="auto"/>
+              <w:ind w:firstLine="0"/>
+              <w:jc w:val="center"/>
+              <w:rPr>
+                <w:sz w:val="20"/>
+                <w:szCs w:val="20"/>
+                <w:lang w:val="ru-RU"/>
+              </w:rPr>
+            </w:pPr>
+            <w:r>
+              <w:rPr>
+                <w:sz w:val="20"/>
+                <w:szCs w:val="20"/>
+                <w:lang w:val="ru-RU"/>
+              </w:rPr>
+              <w:t>Требователь-</w:t>
+            </w:r>
+            <w:proofErr w:type="spellStart"/>
+            <w:r>
+              <w:rPr>
+                <w:sz w:val="20"/>
+                <w:szCs w:val="20"/>
+                <w:lang w:val="ru-RU"/>
+              </w:rPr>
+              <w:t>ность</w:t>
+            </w:r>
+            <w:proofErr w:type="spellEnd"/>
+            <w:r>
+              <w:rPr>
+                <w:sz w:val="20"/>
+                <w:szCs w:val="20"/>
+                <w:lang w:val="ru-RU"/>
+              </w:rPr>
+              <w:t xml:space="preserve"> к данным и настройке</w:t>
+            </w:r>
+          </w:p>
+        </w:tc>
+        <w:tc>
+          <w:tcPr>
+            <w:tcW w:w="1559" w:type="dxa"/>
             <w:shd w:val="clear" w:color="auto" w:fill="D9E2F3"/>
             <w:vAlign w:val="center"/>
           </w:tcPr>
@@ -9980,7 +11425,7 @@
         </w:trPr>
         <w:tc>
           <w:tcPr>
-            <w:tcW w:w="1408" w:type="dxa"/>
+            <w:tcW w:w="2117" w:type="dxa"/>
             <w:vAlign w:val="center"/>
           </w:tcPr>
           <w:p>
@@ -9998,14 +11443,15 @@
               <w:rPr>
                 <w:sz w:val="20"/>
                 <w:szCs w:val="20"/>
-              </w:rPr>
-              <w:t>Наивный прогноз</w:t>
+                <w:lang w:val="ru-RU"/>
+              </w:rPr>
+              <w:t>Стратегия ценового импульса</w:t>
             </w:r>
           </w:p>
         </w:tc>
         <w:tc>
           <w:tcPr>
-            <w:tcW w:w="1276" w:type="dxa"/>
+            <w:tcW w:w="1275" w:type="dxa"/>
             <w:vAlign w:val="center"/>
           </w:tcPr>
           <w:p>
@@ -10026,32 +11472,6 @@
                 <w:lang w:val="ru-RU"/>
               </w:rPr>
               <w:t>высокая</w:t>
-            </w:r>
-          </w:p>
-        </w:tc>
-        <w:tc>
-          <w:tcPr>
-            <w:tcW w:w="1417" w:type="dxa"/>
-            <w:vAlign w:val="center"/>
-          </w:tcPr>
-          <w:p>
-            <w:pPr>
-              <w:spacing w:line="240" w:lineRule="auto"/>
-              <w:ind w:firstLine="0"/>
-              <w:jc w:val="center"/>
-              <w:rPr>
-                <w:sz w:val="20"/>
-                <w:szCs w:val="20"/>
-                <w:lang w:val="ru-RU"/>
-              </w:rPr>
-            </w:pPr>
-            <w:r>
-              <w:rPr>
-                <w:sz w:val="20"/>
-                <w:szCs w:val="20"/>
-                <w:lang w:val="ru-RU"/>
-              </w:rPr>
-              <w:t>низкий</w:t>
             </w:r>
           </w:p>
         </w:tc>
@@ -10083,7 +11503,7 @@
         </w:tc>
         <w:tc>
           <w:tcPr>
-            <w:tcW w:w="1417" w:type="dxa"/>
+            <w:tcW w:w="1559" w:type="dxa"/>
             <w:vAlign w:val="center"/>
           </w:tcPr>
           <w:p>
@@ -10103,7 +11523,33 @@
                 <w:szCs w:val="20"/>
                 <w:lang w:val="ru-RU"/>
               </w:rPr>
-              <w:t>высокая</w:t>
+              <w:t>низкая</w:t>
+            </w:r>
+          </w:p>
+        </w:tc>
+        <w:tc>
+          <w:tcPr>
+            <w:tcW w:w="1559" w:type="dxa"/>
+            <w:vAlign w:val="center"/>
+          </w:tcPr>
+          <w:p>
+            <w:pPr>
+              <w:spacing w:line="240" w:lineRule="auto"/>
+              <w:ind w:firstLine="0"/>
+              <w:jc w:val="center"/>
+              <w:rPr>
+                <w:sz w:val="20"/>
+                <w:szCs w:val="20"/>
+                <w:lang w:val="ru-RU"/>
+              </w:rPr>
+            </w:pPr>
+            <w:r>
+              <w:rPr>
+                <w:sz w:val="20"/>
+                <w:szCs w:val="20"/>
+                <w:lang w:val="ru-RU"/>
+              </w:rPr>
+              <w:t>низкая</w:t>
             </w:r>
           </w:p>
         </w:tc>
@@ -10141,7 +11587,7 @@
         </w:trPr>
         <w:tc>
           <w:tcPr>
-            <w:tcW w:w="1408" w:type="dxa"/>
+            <w:tcW w:w="2117" w:type="dxa"/>
             <w:vAlign w:val="center"/>
           </w:tcPr>
           <w:p>
@@ -10161,13 +11607,13 @@
                 <w:szCs w:val="20"/>
                 <w:lang w:val="ru-RU"/>
               </w:rPr>
-              <w:t>Линейная регрессия</w:t>
+              <w:t>Стратегия возврата к среднему</w:t>
             </w:r>
           </w:p>
         </w:tc>
         <w:tc>
           <w:tcPr>
-            <w:tcW w:w="1276" w:type="dxa"/>
+            <w:tcW w:w="1275" w:type="dxa"/>
             <w:vAlign w:val="center"/>
           </w:tcPr>
           <w:p>
@@ -10188,32 +11634,6 @@
                 <w:lang w:val="ru-RU"/>
               </w:rPr>
               <w:t>высокая</w:t>
-            </w:r>
-          </w:p>
-        </w:tc>
-        <w:tc>
-          <w:tcPr>
-            <w:tcW w:w="1417" w:type="dxa"/>
-            <w:vAlign w:val="center"/>
-          </w:tcPr>
-          <w:p>
-            <w:pPr>
-              <w:spacing w:line="240" w:lineRule="auto"/>
-              <w:ind w:firstLine="0"/>
-              <w:jc w:val="center"/>
-              <w:rPr>
-                <w:sz w:val="20"/>
-                <w:szCs w:val="20"/>
-                <w:lang w:val="ru-RU"/>
-              </w:rPr>
-            </w:pPr>
-            <w:r>
-              <w:rPr>
-                <w:sz w:val="20"/>
-                <w:szCs w:val="20"/>
-                <w:lang w:val="ru-RU"/>
-              </w:rPr>
-              <w:t>низкий</w:t>
             </w:r>
           </w:p>
         </w:tc>
@@ -10245,7 +11665,33 @@
         </w:tc>
         <w:tc>
           <w:tcPr>
-            <w:tcW w:w="1417" w:type="dxa"/>
+            <w:tcW w:w="1559" w:type="dxa"/>
+            <w:vAlign w:val="center"/>
+          </w:tcPr>
+          <w:p>
+            <w:pPr>
+              <w:spacing w:line="240" w:lineRule="auto"/>
+              <w:ind w:firstLine="0"/>
+              <w:jc w:val="center"/>
+              <w:rPr>
+                <w:sz w:val="20"/>
+                <w:szCs w:val="20"/>
+                <w:lang w:val="ru-RU"/>
+              </w:rPr>
+            </w:pPr>
+            <w:r>
+              <w:rPr>
+                <w:sz w:val="20"/>
+                <w:szCs w:val="20"/>
+                <w:lang w:val="ru-RU"/>
+              </w:rPr>
+              <w:t>низкая</w:t>
+            </w:r>
+          </w:p>
+        </w:tc>
+        <w:tc>
+          <w:tcPr>
+            <w:tcW w:w="1559" w:type="dxa"/>
             <w:vAlign w:val="center"/>
           </w:tcPr>
           <w:p>
@@ -10303,7 +11749,7 @@
         </w:trPr>
         <w:tc>
           <w:tcPr>
-            <w:tcW w:w="1408" w:type="dxa"/>
+            <w:tcW w:w="2117" w:type="dxa"/>
             <w:vAlign w:val="center"/>
           </w:tcPr>
           <w:p>
@@ -10314,20 +11760,22 @@
               <w:rPr>
                 <w:sz w:val="20"/>
                 <w:szCs w:val="20"/>
+                <w:lang w:val="ru-RU"/>
               </w:rPr>
             </w:pPr>
             <w:r>
               <w:rPr>
                 <w:sz w:val="20"/>
                 <w:szCs w:val="20"/>
-              </w:rPr>
-              <w:t>ARIMA</w:t>
+                <w:lang w:val="ru-RU"/>
+              </w:rPr>
+              <w:t>Стратегия тренда на основе скользящих средних</w:t>
             </w:r>
           </w:p>
         </w:tc>
         <w:tc>
           <w:tcPr>
-            <w:tcW w:w="1276" w:type="dxa"/>
+            <w:tcW w:w="1275" w:type="dxa"/>
             <w:vAlign w:val="center"/>
           </w:tcPr>
           <w:p>
@@ -10347,33 +11795,7 @@
                 <w:szCs w:val="20"/>
                 <w:lang w:val="ru-RU"/>
               </w:rPr>
-              <w:t>средняя</w:t>
-            </w:r>
-          </w:p>
-        </w:tc>
-        <w:tc>
-          <w:tcPr>
-            <w:tcW w:w="1417" w:type="dxa"/>
-            <w:vAlign w:val="center"/>
-          </w:tcPr>
-          <w:p>
-            <w:pPr>
-              <w:spacing w:line="240" w:lineRule="auto"/>
-              <w:ind w:firstLine="0"/>
-              <w:jc w:val="center"/>
-              <w:rPr>
-                <w:sz w:val="20"/>
-                <w:szCs w:val="20"/>
-                <w:lang w:val="ru-RU"/>
-              </w:rPr>
-            </w:pPr>
-            <w:r>
-              <w:rPr>
-                <w:sz w:val="20"/>
-                <w:szCs w:val="20"/>
-                <w:lang w:val="ru-RU"/>
-              </w:rPr>
-              <w:t>высокий</w:t>
+              <w:t>высокая</w:t>
             </w:r>
           </w:p>
         </w:tc>
@@ -10399,13 +11821,13 @@
                 <w:szCs w:val="20"/>
                 <w:lang w:val="ru-RU"/>
               </w:rPr>
-              <w:t>низкий</w:t>
+              <w:t>средний</w:t>
             </w:r>
           </w:p>
         </w:tc>
         <w:tc>
           <w:tcPr>
-            <w:tcW w:w="1417" w:type="dxa"/>
+            <w:tcW w:w="1559" w:type="dxa"/>
             <w:vAlign w:val="center"/>
           </w:tcPr>
           <w:p>
@@ -10426,6 +11848,32 @@
                 <w:lang w:val="ru-RU"/>
               </w:rPr>
               <w:t>низкая</w:t>
+            </w:r>
+          </w:p>
+        </w:tc>
+        <w:tc>
+          <w:tcPr>
+            <w:tcW w:w="1559" w:type="dxa"/>
+            <w:vAlign w:val="center"/>
+          </w:tcPr>
+          <w:p>
+            <w:pPr>
+              <w:spacing w:line="240" w:lineRule="auto"/>
+              <w:ind w:firstLine="0"/>
+              <w:jc w:val="center"/>
+              <w:rPr>
+                <w:sz w:val="20"/>
+                <w:szCs w:val="20"/>
+                <w:lang w:val="ru-RU"/>
+              </w:rPr>
+            </w:pPr>
+            <w:r>
+              <w:rPr>
+                <w:sz w:val="20"/>
+                <w:szCs w:val="20"/>
+                <w:lang w:val="ru-RU"/>
+              </w:rPr>
+              <w:t>средняя</w:t>
             </w:r>
           </w:p>
         </w:tc>
@@ -10451,7 +11899,7 @@
                 <w:szCs w:val="20"/>
                 <w:lang w:val="ru-RU"/>
               </w:rPr>
-              <w:t>средняя</w:t>
+              <w:t>низкая</w:t>
             </w:r>
           </w:p>
         </w:tc>
@@ -10463,7 +11911,7 @@
         </w:trPr>
         <w:tc>
           <w:tcPr>
-            <w:tcW w:w="1408" w:type="dxa"/>
+            <w:tcW w:w="2117" w:type="dxa"/>
             <w:vAlign w:val="center"/>
           </w:tcPr>
           <w:p>
@@ -10481,14 +11929,15 @@
               <w:rPr>
                 <w:sz w:val="20"/>
                 <w:szCs w:val="20"/>
-              </w:rPr>
-              <w:t>GRU</w:t>
+                <w:lang w:val="ru-RU"/>
+              </w:rPr>
+              <w:t>Стратегия пробоя локального диапазона</w:t>
             </w:r>
           </w:p>
         </w:tc>
         <w:tc>
           <w:tcPr>
-            <w:tcW w:w="1276" w:type="dxa"/>
+            <w:tcW w:w="1275" w:type="dxa"/>
             <w:vAlign w:val="center"/>
           </w:tcPr>
           <w:p>
@@ -10508,33 +11957,7 @@
                 <w:szCs w:val="20"/>
                 <w:lang w:val="ru-RU"/>
               </w:rPr>
-              <w:t>низкая</w:t>
-            </w:r>
-          </w:p>
-        </w:tc>
-        <w:tc>
-          <w:tcPr>
-            <w:tcW w:w="1417" w:type="dxa"/>
-            <w:vAlign w:val="center"/>
-          </w:tcPr>
-          <w:p>
-            <w:pPr>
-              <w:spacing w:line="240" w:lineRule="auto"/>
-              <w:ind w:firstLine="0"/>
-              <w:jc w:val="center"/>
-              <w:rPr>
-                <w:sz w:val="20"/>
-                <w:szCs w:val="20"/>
-                <w:lang w:val="ru-RU"/>
-              </w:rPr>
-            </w:pPr>
-            <w:r>
-              <w:rPr>
-                <w:sz w:val="20"/>
-                <w:szCs w:val="20"/>
-                <w:lang w:val="ru-RU"/>
-              </w:rPr>
-              <w:t>высокий</w:t>
+              <w:t>высокая</w:t>
             </w:r>
           </w:p>
         </w:tc>
@@ -10560,13 +11983,13 @@
                 <w:szCs w:val="20"/>
                 <w:lang w:val="ru-RU"/>
               </w:rPr>
-              <w:t>высокий</w:t>
+              <w:t>средний</w:t>
             </w:r>
           </w:p>
         </w:tc>
         <w:tc>
           <w:tcPr>
-            <w:tcW w:w="1417" w:type="dxa"/>
+            <w:tcW w:w="1559" w:type="dxa"/>
             <w:vAlign w:val="center"/>
           </w:tcPr>
           <w:p>
@@ -10586,7 +12009,33 @@
                 <w:szCs w:val="20"/>
                 <w:lang w:val="ru-RU"/>
               </w:rPr>
-              <w:t>средняя</w:t>
+              <w:t>низкая</w:t>
+            </w:r>
+          </w:p>
+        </w:tc>
+        <w:tc>
+          <w:tcPr>
+            <w:tcW w:w="1559" w:type="dxa"/>
+            <w:vAlign w:val="center"/>
+          </w:tcPr>
+          <w:p>
+            <w:pPr>
+              <w:spacing w:line="240" w:lineRule="auto"/>
+              <w:ind w:firstLine="0"/>
+              <w:jc w:val="center"/>
+              <w:rPr>
+                <w:sz w:val="20"/>
+                <w:szCs w:val="20"/>
+                <w:lang w:val="ru-RU"/>
+              </w:rPr>
+            </w:pPr>
+            <w:r>
+              <w:rPr>
+                <w:sz w:val="20"/>
+                <w:szCs w:val="20"/>
+                <w:lang w:val="ru-RU"/>
+              </w:rPr>
+              <w:t>низкая</w:t>
             </w:r>
           </w:p>
         </w:tc>
@@ -10612,7 +12061,7 @@
                 <w:szCs w:val="20"/>
                 <w:lang w:val="ru-RU"/>
               </w:rPr>
-              <w:t>средняя</w:t>
+              <w:t>низкая</w:t>
             </w:r>
           </w:p>
         </w:tc>
@@ -10624,7 +12073,7 @@
         </w:trPr>
         <w:tc>
           <w:tcPr>
-            <w:tcW w:w="1408" w:type="dxa"/>
+            <w:tcW w:w="2117" w:type="dxa"/>
             <w:vAlign w:val="center"/>
           </w:tcPr>
           <w:p>
@@ -10635,20 +12084,22 @@
               <w:rPr>
                 <w:sz w:val="20"/>
                 <w:szCs w:val="20"/>
+                <w:lang w:val="ru-RU"/>
               </w:rPr>
             </w:pPr>
             <w:r>
               <w:rPr>
                 <w:sz w:val="20"/>
                 <w:szCs w:val="20"/>
-              </w:rPr>
-              <w:t>LSTM</w:t>
+                <w:lang w:val="ru-RU"/>
+              </w:rPr>
+              <w:t>Гребневая регрессия</w:t>
             </w:r>
           </w:p>
         </w:tc>
         <w:tc>
           <w:tcPr>
-            <w:tcW w:w="1276" w:type="dxa"/>
+            <w:tcW w:w="1275" w:type="dxa"/>
             <w:vAlign w:val="center"/>
           </w:tcPr>
           <w:p>
@@ -10668,33 +12119,7 @@
                 <w:szCs w:val="20"/>
                 <w:lang w:val="ru-RU"/>
               </w:rPr>
-              <w:t>низкая</w:t>
-            </w:r>
-          </w:p>
-        </w:tc>
-        <w:tc>
-          <w:tcPr>
-            <w:tcW w:w="1417" w:type="dxa"/>
-            <w:vAlign w:val="center"/>
-          </w:tcPr>
-          <w:p>
-            <w:pPr>
-              <w:spacing w:line="240" w:lineRule="auto"/>
-              <w:ind w:firstLine="0"/>
-              <w:jc w:val="center"/>
-              <w:rPr>
-                <w:sz w:val="20"/>
-                <w:szCs w:val="20"/>
-                <w:lang w:val="ru-RU"/>
-              </w:rPr>
-            </w:pPr>
-            <w:r>
-              <w:rPr>
-                <w:sz w:val="20"/>
-                <w:szCs w:val="20"/>
-                <w:lang w:val="ru-RU"/>
-              </w:rPr>
-              <w:t>высокий</w:t>
+              <w:t>высокая</w:t>
             </w:r>
           </w:p>
         </w:tc>
@@ -10720,13 +12145,39 @@
                 <w:szCs w:val="20"/>
                 <w:lang w:val="ru-RU"/>
               </w:rPr>
-              <w:t>высокий</w:t>
+              <w:t>низкий</w:t>
             </w:r>
           </w:p>
         </w:tc>
         <w:tc>
           <w:tcPr>
-            <w:tcW w:w="1417" w:type="dxa"/>
+            <w:tcW w:w="1559" w:type="dxa"/>
+            <w:vAlign w:val="center"/>
+          </w:tcPr>
+          <w:p>
+            <w:pPr>
+              <w:spacing w:line="240" w:lineRule="auto"/>
+              <w:ind w:firstLine="0"/>
+              <w:jc w:val="center"/>
+              <w:rPr>
+                <w:sz w:val="20"/>
+                <w:szCs w:val="20"/>
+                <w:lang w:val="ru-RU"/>
+              </w:rPr>
+            </w:pPr>
+            <w:r>
+              <w:rPr>
+                <w:sz w:val="20"/>
+                <w:szCs w:val="20"/>
+                <w:lang w:val="ru-RU"/>
+              </w:rPr>
+              <w:t>низкая</w:t>
+            </w:r>
+          </w:p>
+        </w:tc>
+        <w:tc>
+          <w:tcPr>
+            <w:tcW w:w="1559" w:type="dxa"/>
             <w:vAlign w:val="center"/>
           </w:tcPr>
           <w:p>
@@ -10772,7 +12223,7 @@
                 <w:szCs w:val="20"/>
                 <w:lang w:val="ru-RU"/>
               </w:rPr>
-              <w:t>высокая</w:t>
+              <w:t>низкая</w:t>
             </w:r>
           </w:p>
         </w:tc>
@@ -10784,7 +12235,7 @@
         </w:trPr>
         <w:tc>
           <w:tcPr>
-            <w:tcW w:w="1408" w:type="dxa"/>
+            <w:tcW w:w="2117" w:type="dxa"/>
             <w:vAlign w:val="center"/>
           </w:tcPr>
           <w:p>
@@ -10795,46 +12246,22 @@
               <w:rPr>
                 <w:sz w:val="20"/>
                 <w:szCs w:val="20"/>
+                <w:lang w:val="ru-RU"/>
               </w:rPr>
             </w:pPr>
             <w:r>
               <w:rPr>
                 <w:sz w:val="20"/>
                 <w:szCs w:val="20"/>
-              </w:rPr>
-              <w:t>1D CNN</w:t>
+                <w:lang w:val="ru-RU"/>
+              </w:rPr>
+              <w:t>Решающее дерево</w:t>
             </w:r>
           </w:p>
         </w:tc>
         <w:tc>
           <w:tcPr>
-            <w:tcW w:w="1276" w:type="dxa"/>
-            <w:vAlign w:val="center"/>
-          </w:tcPr>
-          <w:p>
-            <w:pPr>
-              <w:spacing w:line="240" w:lineRule="auto"/>
-              <w:ind w:firstLine="0"/>
-              <w:jc w:val="center"/>
-              <w:rPr>
-                <w:sz w:val="20"/>
-                <w:szCs w:val="20"/>
-                <w:lang w:val="ru-RU"/>
-              </w:rPr>
-            </w:pPr>
-            <w:r>
-              <w:rPr>
-                <w:sz w:val="20"/>
-                <w:szCs w:val="20"/>
-                <w:lang w:val="ru-RU"/>
-              </w:rPr>
-              <w:t>низкая</w:t>
-            </w:r>
-          </w:p>
-        </w:tc>
-        <w:tc>
-          <w:tcPr>
-            <w:tcW w:w="1417" w:type="dxa"/>
+            <w:tcW w:w="1275" w:type="dxa"/>
             <w:vAlign w:val="center"/>
           </w:tcPr>
           <w:p>
@@ -10880,13 +12307,13 @@
                 <w:szCs w:val="20"/>
                 <w:lang w:val="ru-RU"/>
               </w:rPr>
-              <w:t>высокий</w:t>
+              <w:t>средний</w:t>
             </w:r>
           </w:p>
         </w:tc>
         <w:tc>
           <w:tcPr>
-            <w:tcW w:w="1417" w:type="dxa"/>
+            <w:tcW w:w="1559" w:type="dxa"/>
             <w:vAlign w:val="center"/>
           </w:tcPr>
           <w:p>
@@ -10907,6 +12334,32 @@
                 <w:lang w:val="ru-RU"/>
               </w:rPr>
               <w:t>средняя</w:t>
+            </w:r>
+          </w:p>
+        </w:tc>
+        <w:tc>
+          <w:tcPr>
+            <w:tcW w:w="1559" w:type="dxa"/>
+            <w:vAlign w:val="center"/>
+          </w:tcPr>
+          <w:p>
+            <w:pPr>
+              <w:spacing w:line="240" w:lineRule="auto"/>
+              <w:ind w:firstLine="0"/>
+              <w:jc w:val="center"/>
+              <w:rPr>
+                <w:sz w:val="20"/>
+                <w:szCs w:val="20"/>
+                <w:lang w:val="ru-RU"/>
+              </w:rPr>
+            </w:pPr>
+            <w:r>
+              <w:rPr>
+                <w:sz w:val="20"/>
+                <w:szCs w:val="20"/>
+                <w:lang w:val="ru-RU"/>
+              </w:rPr>
+              <w:t>низкая</w:t>
             </w:r>
           </w:p>
         </w:tc>
@@ -10944,7 +12397,7 @@
         </w:trPr>
         <w:tc>
           <w:tcPr>
-            <w:tcW w:w="1408" w:type="dxa"/>
+            <w:tcW w:w="2117" w:type="dxa"/>
             <w:vAlign w:val="center"/>
           </w:tcPr>
           <w:p>
@@ -10955,20 +12408,30 @@
               <w:rPr>
                 <w:sz w:val="20"/>
                 <w:szCs w:val="20"/>
+                <w:lang w:val="ru-RU"/>
               </w:rPr>
             </w:pPr>
             <w:r>
               <w:rPr>
                 <w:sz w:val="20"/>
                 <w:szCs w:val="20"/>
-              </w:rPr>
-              <w:t>Трансформер</w:t>
+                <w:lang w:val="ru-RU"/>
+              </w:rPr>
+              <w:t>Случайный</w:t>
+            </w:r>
+            <w:r>
+              <w:rPr>
+                <w:sz w:val="20"/>
+                <w:szCs w:val="20"/>
+                <w:lang w:val="ru-RU"/>
+              </w:rPr>
+              <w:t xml:space="preserve"> лес</w:t>
             </w:r>
           </w:p>
         </w:tc>
         <w:tc>
           <w:tcPr>
-            <w:tcW w:w="1276" w:type="dxa"/>
+            <w:tcW w:w="1275" w:type="dxa"/>
             <w:vAlign w:val="center"/>
           </w:tcPr>
           <w:p>
@@ -10988,33 +12451,7 @@
                 <w:szCs w:val="20"/>
                 <w:lang w:val="ru-RU"/>
               </w:rPr>
-              <w:t>низкая</w:t>
-            </w:r>
-          </w:p>
-        </w:tc>
-        <w:tc>
-          <w:tcPr>
-            <w:tcW w:w="1417" w:type="dxa"/>
-            <w:vAlign w:val="center"/>
-          </w:tcPr>
-          <w:p>
-            <w:pPr>
-              <w:spacing w:line="240" w:lineRule="auto"/>
-              <w:ind w:firstLine="0"/>
-              <w:jc w:val="center"/>
-              <w:rPr>
-                <w:sz w:val="20"/>
-                <w:szCs w:val="20"/>
-                <w:lang w:val="ru-RU"/>
-              </w:rPr>
-            </w:pPr>
-            <w:r>
-              <w:rPr>
-                <w:sz w:val="20"/>
-                <w:szCs w:val="20"/>
-                <w:lang w:val="ru-RU"/>
-              </w:rPr>
-              <w:t>высокая</w:t>
+              <w:t>средняя</w:t>
             </w:r>
           </w:p>
         </w:tc>
@@ -11046,7 +12483,7 @@
         </w:tc>
         <w:tc>
           <w:tcPr>
-            <w:tcW w:w="1417" w:type="dxa"/>
+            <w:tcW w:w="1559" w:type="dxa"/>
             <w:vAlign w:val="center"/>
           </w:tcPr>
           <w:p>
@@ -11067,6 +12504,32 @@
                 <w:lang w:val="ru-RU"/>
               </w:rPr>
               <w:t>средняя</w:t>
+            </w:r>
+          </w:p>
+        </w:tc>
+        <w:tc>
+          <w:tcPr>
+            <w:tcW w:w="1559" w:type="dxa"/>
+            <w:vAlign w:val="center"/>
+          </w:tcPr>
+          <w:p>
+            <w:pPr>
+              <w:spacing w:line="240" w:lineRule="auto"/>
+              <w:ind w:firstLine="0"/>
+              <w:jc w:val="center"/>
+              <w:rPr>
+                <w:sz w:val="20"/>
+                <w:szCs w:val="20"/>
+                <w:lang w:val="ru-RU"/>
+              </w:rPr>
+            </w:pPr>
+            <w:r>
+              <w:rPr>
+                <w:sz w:val="20"/>
+                <w:szCs w:val="20"/>
+                <w:lang w:val="ru-RU"/>
+              </w:rPr>
+              <w:t>высокая</w:t>
             </w:r>
           </w:p>
         </w:tc>
@@ -11092,536 +12555,7 @@
                 <w:szCs w:val="20"/>
                 <w:lang w:val="ru-RU"/>
               </w:rPr>
-              <w:t>высокая</w:t>
-            </w:r>
-          </w:p>
-        </w:tc>
-      </w:tr>
-    </w:tbl>
-    <w:p>
-      <w:pPr>
-        <w:jc w:val="center"/>
-        <w:rPr>
-          <w:lang w:val="ru-RU"/>
-        </w:rPr>
-      </w:pPr>
-      <w:r>
-        <w:rPr>
-          <w:lang w:val="ru-RU"/>
-        </w:rPr>
-        <w:t>Таблица 1 – Сравнение методов прогнозирования</w:t>
-      </w:r>
-    </w:p>
-    <w:p>
-      <w:pPr>
-        <w:ind w:firstLine="708"/>
-        <w:rPr>
-          <w:lang w:val="ru-RU"/>
-        </w:rPr>
-      </w:pPr>
-      <w:r>
-        <w:rPr>
-          <w:lang w:val="ru-RU"/>
-        </w:rPr>
-        <w:t>Отдельного рассмотрения заслуживают программные средства, предназначенные для реализации и исторического тестирования торговых алгоритмов. В отличие от методов прогнозирования, такие средства не формируют предсказание сами по себе, а обеспечивают инфраструктуру для загрузки данных, моделирования торговых действий, учёта издержек и расчёта итоговых метрик стратегии. Анализ подобных средств позволяет определить, какие функциональные возможности уже существуют в готовых решениях и чем от них отличается разрабатываемый в работе программный прототип.</w:t>
-      </w:r>
-    </w:p>
-    <w:p>
-      <w:pPr>
-        <w:ind w:firstLine="708"/>
-        <w:rPr>
-          <w:lang w:val="ru-RU"/>
-        </w:rPr>
-      </w:pPr>
-      <w:r>
-        <w:rPr>
-          <w:b/>
-          <w:bCs/>
-        </w:rPr>
-        <w:t>Backtrader</w:t>
-      </w:r>
-      <w:r>
-        <w:rPr>
-          <w:lang w:val="ru-RU"/>
-        </w:rPr>
-        <w:t xml:space="preserve"> — это </w:t>
-      </w:r>
-      <w:r>
-        <w:t>Python</w:t>
-      </w:r>
-      <w:r>
-        <w:rPr>
-          <w:lang w:val="ru-RU"/>
-        </w:rPr>
-        <w:t xml:space="preserve">-фреймворк для реализации и исторического тестирования торговых стратегий. Он ориентирован на быстрое прототипирование алгоритмов: пользователь </w:t>
-      </w:r>
-      <w:r>
-        <w:rPr>
-          <w:lang w:val="ru-RU"/>
-        </w:rPr>
-        <w:t>реализует правила стратегии, подключает исторические данные и выполняет её проверку с расчётом итоговых показателей эффективности</w:t>
-      </w:r>
-      <w:r>
-        <w:rPr>
-          <w:lang w:val="ru-RU"/>
-        </w:rPr>
-        <w:t xml:space="preserve">. Это делает </w:t>
-      </w:r>
-      <w:r>
-        <w:t>Backtrader</w:t>
-      </w:r>
-      <w:r>
-        <w:rPr>
-          <w:lang w:val="ru-RU"/>
-        </w:rPr>
-        <w:t xml:space="preserve"> удобным средством для учебных и исследовательских проектов, где важны простота запуска и гибкость экспериментирования [</w:t>
-      </w:r>
-      <w:r>
-        <w:rPr>
-          <w:lang w:val="ru-RU"/>
-        </w:rPr>
-        <w:t>12</w:t>
-      </w:r>
-      <w:r>
-        <w:rPr>
-          <w:lang w:val="ru-RU"/>
-        </w:rPr>
-        <w:t>]</w:t>
-      </w:r>
-      <w:r>
-        <w:rPr>
-          <w:lang w:val="ru-RU"/>
-        </w:rPr>
-        <w:t>.</w:t>
-      </w:r>
-    </w:p>
-    <w:p>
-      <w:pPr>
-        <w:ind w:firstLine="708"/>
-        <w:rPr>
-          <w:lang w:val="ru-RU"/>
-        </w:rPr>
-      </w:pPr>
-      <w:r>
-        <w:rPr>
-          <w:b/>
-          <w:bCs/>
-        </w:rPr>
-        <w:t>Zipline</w:t>
-      </w:r>
-      <w:r>
-        <w:rPr>
-          <w:lang w:val="ru-RU"/>
-        </w:rPr>
-        <w:t xml:space="preserve"> — это </w:t>
-      </w:r>
-      <w:r>
-        <w:t>Python</w:t>
-      </w:r>
-      <w:r>
-        <w:rPr>
-          <w:lang w:val="ru-RU"/>
-        </w:rPr>
-        <w:t xml:space="preserve">-система событийного моделирования для исторического тестирования торговых алгоритмов. Она организует выполнение стратегии как последовательную обработку рыночных событий и поддерживает как дневную, так и минутную частоту данных. Благодаря этому </w:t>
-      </w:r>
-      <w:r>
-        <w:t>Zipline</w:t>
-      </w:r>
-      <w:r>
-        <w:rPr>
-          <w:lang w:val="ru-RU"/>
-        </w:rPr>
-        <w:t xml:space="preserve"> подходит для построения более формализованного контура</w:t>
-      </w:r>
-      <w:r>
-        <w:rPr>
-          <w:lang w:val="ru-RU"/>
-        </w:rPr>
-        <w:t xml:space="preserve"> исторического </w:t>
-      </w:r>
-      <w:r>
-        <w:rPr>
-          <w:lang w:val="ru-RU"/>
-        </w:rPr>
-        <w:lastRenderedPageBreak/>
-        <w:t>тестирования</w:t>
-      </w:r>
-      <w:r>
-        <w:rPr>
-          <w:lang w:val="ru-RU"/>
-        </w:rPr>
-        <w:t>, в котором удобно анализировать динамику стратегии и итоговые показатели её работы [</w:t>
-      </w:r>
-      <w:r>
-        <w:rPr>
-          <w:lang w:val="ru-RU"/>
-        </w:rPr>
-        <w:t>13</w:t>
-      </w:r>
-      <w:r>
-        <w:rPr>
-          <w:lang w:val="ru-RU"/>
-        </w:rPr>
-        <w:t>]</w:t>
-      </w:r>
-      <w:r>
-        <w:rPr>
-          <w:lang w:val="ru-RU"/>
-        </w:rPr>
-        <w:t>.</w:t>
-      </w:r>
-    </w:p>
-    <w:p>
-      <w:pPr>
-        <w:ind w:firstLine="708"/>
-        <w:rPr>
-          <w:lang w:val="ru-RU"/>
-        </w:rPr>
-      </w:pPr>
-      <w:r>
-        <w:rPr>
-          <w:b/>
-          <w:bCs/>
-        </w:rPr>
-        <w:t>LEAN</w:t>
-      </w:r>
-      <w:r>
-        <w:rPr>
-          <w:b/>
-          <w:bCs/>
-          <w:lang w:val="ru-RU"/>
-        </w:rPr>
-        <w:t xml:space="preserve"> / </w:t>
-      </w:r>
-      <w:r>
-        <w:rPr>
-          <w:b/>
-          <w:bCs/>
-        </w:rPr>
-        <w:t>QuantConnect</w:t>
-      </w:r>
-      <w:r>
-        <w:rPr>
-          <w:lang w:val="ru-RU"/>
-        </w:rPr>
-        <w:t xml:space="preserve"> — это открытый движок алгоритмической торговли, предназначенный для исследования стратегий, исторического тестирования и последующего применения в режиме реальной торговли. В отличие от </w:t>
-      </w:r>
-      <w:r>
-        <w:t>Backtrader</w:t>
-      </w:r>
-      <w:r>
-        <w:rPr>
-          <w:lang w:val="ru-RU"/>
-        </w:rPr>
-        <w:t xml:space="preserve"> и </w:t>
-      </w:r>
-      <w:r>
-        <w:t>Zipline</w:t>
-      </w:r>
-      <w:r>
-        <w:rPr>
-          <w:lang w:val="ru-RU"/>
-        </w:rPr>
-        <w:t xml:space="preserve">, </w:t>
-      </w:r>
-      <w:r>
-        <w:t>LEAN</w:t>
-      </w:r>
-      <w:r>
-        <w:rPr>
-          <w:lang w:val="ru-RU"/>
-        </w:rPr>
-        <w:t xml:space="preserve"> является не просто библиотекой </w:t>
-      </w:r>
-      <w:r>
-        <w:rPr>
-          <w:lang w:val="ru-RU"/>
-        </w:rPr>
-        <w:t>исторического тестирования</w:t>
-      </w:r>
-      <w:r>
-        <w:rPr>
-          <w:lang w:val="ru-RU"/>
-        </w:rPr>
-        <w:t>, а более широкой модульной инфраструктурой, включающей обработку данных, исполнение транзакций и работу с результатами. Поэтому его корректно рассматривать как наиболее функциональный, но и наиболее сложный аналог разрабатываемого в работе программного решения</w:t>
-      </w:r>
-      <w:r>
-        <w:rPr>
-          <w:lang w:val="ru-RU"/>
-        </w:rPr>
-        <w:t xml:space="preserve"> </w:t>
-      </w:r>
-      <w:r>
-        <w:rPr>
-          <w:lang w:val="ru-RU"/>
-        </w:rPr>
-        <w:t>[1</w:t>
-      </w:r>
-      <w:r>
-        <w:rPr>
-          <w:lang w:val="ru-RU"/>
-        </w:rPr>
-        <w:t>4</w:t>
-      </w:r>
-      <w:r>
-        <w:rPr>
-          <w:lang w:val="ru-RU"/>
-        </w:rPr>
-        <w:t>]</w:t>
-      </w:r>
-      <w:r>
-        <w:rPr>
-          <w:lang w:val="ru-RU"/>
-        </w:rPr>
-        <w:t>.</w:t>
-      </w:r>
-    </w:p>
-    <w:p>
-      <w:pPr>
-        <w:ind w:firstLine="708"/>
-        <w:rPr>
-          <w:lang w:val="ru-RU"/>
-        </w:rPr>
-      </w:pPr>
-      <w:r>
-        <w:rPr>
-          <w:lang w:val="ru-RU"/>
-        </w:rPr>
-        <w:t>Поскольку рассматриваемые программные средства различаются по назначению и степени универсальности, их сравнение выполняется применительно к условиям настоящей работы, то есть с точки зрения пригодности для исследования поминутного алгоритмического трейдинга акций Московской биржи.</w:t>
-      </w:r>
-    </w:p>
-    <w:tbl>
-      <w:tblPr>
-        <w:tblW w:w="7645" w:type="dxa"/>
-        <w:jc w:val="center"/>
-        <w:tblBorders>
-          <w:top w:val="single" w:sz="8" w:space="0" w:color="808080"/>
-          <w:left w:val="single" w:sz="8" w:space="0" w:color="808080"/>
-          <w:bottom w:val="single" w:sz="8" w:space="0" w:color="808080"/>
-          <w:right w:val="single" w:sz="8" w:space="0" w:color="808080"/>
-          <w:insideH w:val="single" w:sz="8" w:space="0" w:color="808080"/>
-          <w:insideV w:val="single" w:sz="8" w:space="0" w:color="808080"/>
-        </w:tblBorders>
-        <w:tblLayout w:type="fixed"/>
-        <w:tblCellMar>
-          <w:top w:w="90" w:type="dxa"/>
-          <w:left w:w="90" w:type="dxa"/>
-          <w:bottom w:w="90" w:type="dxa"/>
-          <w:right w:w="90" w:type="dxa"/>
-        </w:tblCellMar>
-        <w:tblLook w:val="04A0" w:firstRow="1" w:lastRow="0" w:firstColumn="1" w:lastColumn="0" w:noHBand="0" w:noVBand="1"/>
-      </w:tblPr>
-      <w:tblGrid>
-        <w:gridCol w:w="1408"/>
-        <w:gridCol w:w="1134"/>
-        <w:gridCol w:w="1134"/>
-        <w:gridCol w:w="1417"/>
-        <w:gridCol w:w="1418"/>
-        <w:gridCol w:w="1134"/>
-      </w:tblGrid>
-      <w:tr>
-        <w:trPr>
-          <w:cantSplit/>
-          <w:tblHeader/>
-          <w:jc w:val="center"/>
-        </w:trPr>
-        <w:tc>
-          <w:tcPr>
-            <w:tcW w:w="1408" w:type="dxa"/>
-            <w:shd w:val="clear" w:color="auto" w:fill="E2F0D9"/>
-            <w:vAlign w:val="center"/>
-          </w:tcPr>
-          <w:p>
-            <w:pPr>
-              <w:spacing w:line="240" w:lineRule="auto"/>
-              <w:ind w:firstLine="0"/>
-              <w:jc w:val="center"/>
-              <w:rPr>
-                <w:bCs/>
-                <w:sz w:val="20"/>
-                <w:szCs w:val="20"/>
-              </w:rPr>
-            </w:pPr>
-            <w:r>
-              <w:rPr>
-                <w:bCs/>
-                <w:sz w:val="20"/>
-                <w:szCs w:val="20"/>
-              </w:rPr>
-              <w:t>Средство</w:t>
-            </w:r>
-          </w:p>
-        </w:tc>
-        <w:tc>
-          <w:tcPr>
-            <w:tcW w:w="1134" w:type="dxa"/>
-            <w:shd w:val="clear" w:color="auto" w:fill="E2F0D9"/>
-            <w:vAlign w:val="center"/>
-          </w:tcPr>
-          <w:p>
-            <w:pPr>
-              <w:spacing w:line="240" w:lineRule="auto"/>
-              <w:ind w:firstLine="0"/>
-              <w:jc w:val="center"/>
-              <w:rPr>
-                <w:bCs/>
-                <w:sz w:val="20"/>
-                <w:szCs w:val="20"/>
-                <w:lang w:val="ru-RU"/>
-              </w:rPr>
-            </w:pPr>
-            <w:r>
-              <w:rPr>
-                <w:bCs/>
-                <w:sz w:val="20"/>
-                <w:szCs w:val="20"/>
-                <w:lang w:val="ru-RU"/>
-              </w:rPr>
-              <w:t>Простота</w:t>
-            </w:r>
-          </w:p>
-          <w:p>
-            <w:pPr>
-              <w:spacing w:line="240" w:lineRule="auto"/>
-              <w:ind w:firstLine="0"/>
-              <w:jc w:val="center"/>
-              <w:rPr>
-                <w:bCs/>
-                <w:sz w:val="20"/>
-                <w:szCs w:val="20"/>
-                <w:lang w:val="ru-RU"/>
-              </w:rPr>
-            </w:pPr>
-            <w:r>
-              <w:rPr>
-                <w:bCs/>
-                <w:sz w:val="20"/>
-                <w:szCs w:val="20"/>
-                <w:lang w:val="ru-RU"/>
-              </w:rPr>
-              <w:t>освоения</w:t>
-            </w:r>
-          </w:p>
-        </w:tc>
-        <w:tc>
-          <w:tcPr>
-            <w:tcW w:w="1134" w:type="dxa"/>
-            <w:shd w:val="clear" w:color="auto" w:fill="E2F0D9"/>
-            <w:vAlign w:val="center"/>
-          </w:tcPr>
-          <w:p>
-            <w:pPr>
-              <w:spacing w:line="240" w:lineRule="auto"/>
-              <w:ind w:firstLine="0"/>
-              <w:jc w:val="center"/>
-              <w:rPr>
-                <w:bCs/>
-                <w:sz w:val="20"/>
-                <w:szCs w:val="20"/>
-                <w:lang w:val="ru-RU"/>
-              </w:rPr>
-            </w:pPr>
-            <w:r>
-              <w:rPr>
-                <w:bCs/>
-                <w:sz w:val="20"/>
-                <w:szCs w:val="20"/>
-                <w:lang w:val="ru-RU"/>
-              </w:rPr>
-              <w:t>Гибкость настройки</w:t>
-            </w:r>
-          </w:p>
-        </w:tc>
-        <w:tc>
-          <w:tcPr>
-            <w:tcW w:w="1417" w:type="dxa"/>
-            <w:shd w:val="clear" w:color="auto" w:fill="E2F0D9"/>
-            <w:vAlign w:val="center"/>
-          </w:tcPr>
-          <w:p>
-            <w:pPr>
-              <w:spacing w:line="240" w:lineRule="auto"/>
-              <w:ind w:firstLine="0"/>
-              <w:jc w:val="center"/>
-              <w:rPr>
-                <w:bCs/>
-                <w:sz w:val="20"/>
-                <w:szCs w:val="20"/>
-                <w:lang w:val="ru-RU"/>
-              </w:rPr>
-            </w:pPr>
-            <w:r>
-              <w:rPr>
-                <w:bCs/>
-                <w:sz w:val="20"/>
-                <w:szCs w:val="20"/>
-                <w:lang w:val="ru-RU"/>
-              </w:rPr>
-              <w:t>Поддержка тестирования по многим бумагам</w:t>
-            </w:r>
-          </w:p>
-        </w:tc>
-        <w:tc>
-          <w:tcPr>
-            <w:tcW w:w="1418" w:type="dxa"/>
-            <w:shd w:val="clear" w:color="auto" w:fill="E2F0D9"/>
-            <w:vAlign w:val="center"/>
-          </w:tcPr>
-          <w:p>
-            <w:pPr>
-              <w:spacing w:line="240" w:lineRule="auto"/>
-              <w:ind w:firstLine="0"/>
-              <w:jc w:val="center"/>
-              <w:rPr>
-                <w:bCs/>
-                <w:sz w:val="20"/>
-                <w:szCs w:val="20"/>
-              </w:rPr>
-            </w:pPr>
-            <w:r>
-              <w:rPr>
-                <w:bCs/>
-                <w:sz w:val="20"/>
-                <w:szCs w:val="20"/>
-                <w:lang w:val="ru-RU"/>
-              </w:rPr>
-              <w:t xml:space="preserve">Пригодность для </w:t>
-            </w:r>
-            <w:r>
-              <w:rPr>
-                <w:bCs/>
-                <w:sz w:val="20"/>
-                <w:szCs w:val="20"/>
-              </w:rPr>
-              <w:t>MOEX</w:t>
-            </w:r>
-          </w:p>
-        </w:tc>
-        <w:tc>
-          <w:tcPr>
-            <w:tcW w:w="1134" w:type="dxa"/>
-            <w:shd w:val="clear" w:color="auto" w:fill="E2F0D9"/>
-            <w:vAlign w:val="center"/>
-          </w:tcPr>
-          <w:p>
-            <w:pPr>
-              <w:spacing w:line="240" w:lineRule="auto"/>
-              <w:ind w:firstLine="0"/>
-              <w:jc w:val="center"/>
-              <w:rPr>
-                <w:bCs/>
-                <w:sz w:val="20"/>
-                <w:szCs w:val="20"/>
-              </w:rPr>
-            </w:pPr>
-            <w:r>
-              <w:rPr>
-                <w:bCs/>
-                <w:sz w:val="20"/>
-                <w:szCs w:val="20"/>
-                <w:lang w:val="ru-RU"/>
-              </w:rPr>
-              <w:t>Удобство сравнения моделей</w:t>
+              <w:t>средняя</w:t>
             </w:r>
           </w:p>
         </w:tc>
@@ -11633,7 +12567,7 @@
         </w:trPr>
         <w:tc>
           <w:tcPr>
-            <w:tcW w:w="1408" w:type="dxa"/>
+            <w:tcW w:w="2117" w:type="dxa"/>
             <w:vAlign w:val="center"/>
           </w:tcPr>
           <w:p>
@@ -11646,70 +12580,20 @@
                 <w:szCs w:val="20"/>
               </w:rPr>
             </w:pPr>
+            <w:proofErr w:type="spellStart"/>
             <w:r>
               <w:rPr>
                 <w:sz w:val="20"/>
                 <w:szCs w:val="20"/>
               </w:rPr>
-              <w:t>Backtrader</w:t>
-            </w:r>
+              <w:t>CatBoost</w:t>
+            </w:r>
+            <w:proofErr w:type="spellEnd"/>
           </w:p>
         </w:tc>
         <w:tc>
           <w:tcPr>
-            <w:tcW w:w="1134" w:type="dxa"/>
-            <w:vAlign w:val="center"/>
-          </w:tcPr>
-          <w:p>
-            <w:pPr>
-              <w:spacing w:line="240" w:lineRule="auto"/>
-              <w:ind w:firstLine="0"/>
-              <w:jc w:val="center"/>
-              <w:rPr>
-                <w:sz w:val="20"/>
-                <w:szCs w:val="20"/>
-                <w:lang w:val="ru-RU"/>
-              </w:rPr>
-            </w:pPr>
-            <w:r>
-              <w:rPr>
-                <w:sz w:val="20"/>
-                <w:szCs w:val="20"/>
-                <w:lang w:val="ru-RU"/>
-              </w:rPr>
-              <w:t>высокая</w:t>
-            </w:r>
-          </w:p>
-        </w:tc>
-        <w:tc>
-          <w:tcPr>
-            <w:tcW w:w="1134" w:type="dxa"/>
-            <w:vAlign w:val="center"/>
-          </w:tcPr>
-          <w:p>
-            <w:pPr>
-              <w:spacing w:line="240" w:lineRule="auto"/>
-              <w:ind w:firstLine="0"/>
-              <w:jc w:val="center"/>
-              <w:rPr>
-                <w:sz w:val="20"/>
-                <w:szCs w:val="20"/>
-                <w:lang w:val="ru-RU"/>
-              </w:rPr>
-            </w:pPr>
-            <w:r>
-              <w:rPr>
-                <w:sz w:val="20"/>
-                <w:szCs w:val="20"/>
-                <w:lang w:val="ru-RU"/>
-              </w:rPr>
-              <w:t>высокая</w:t>
-            </w:r>
-          </w:p>
-        </w:tc>
-        <w:tc>
-          <w:tcPr>
-            <w:tcW w:w="1417" w:type="dxa"/>
+            <w:tcW w:w="1275" w:type="dxa"/>
             <w:vAlign w:val="center"/>
           </w:tcPr>
           <w:p>
@@ -11755,13 +12639,13 @@
                 <w:szCs w:val="20"/>
                 <w:lang w:val="ru-RU"/>
               </w:rPr>
-              <w:t>низкая</w:t>
+              <w:t>высокий</w:t>
             </w:r>
           </w:p>
         </w:tc>
         <w:tc>
           <w:tcPr>
-            <w:tcW w:w="1134" w:type="dxa"/>
+            <w:tcW w:w="1559" w:type="dxa"/>
             <w:vAlign w:val="center"/>
           </w:tcPr>
           <w:p>
@@ -11781,7 +12665,59 @@
                 <w:szCs w:val="20"/>
                 <w:lang w:val="ru-RU"/>
               </w:rPr>
-              <w:t>среднее</w:t>
+              <w:t>высокая</w:t>
+            </w:r>
+          </w:p>
+        </w:tc>
+        <w:tc>
+          <w:tcPr>
+            <w:tcW w:w="1559" w:type="dxa"/>
+            <w:vAlign w:val="center"/>
+          </w:tcPr>
+          <w:p>
+            <w:pPr>
+              <w:spacing w:line="240" w:lineRule="auto"/>
+              <w:ind w:firstLine="0"/>
+              <w:jc w:val="center"/>
+              <w:rPr>
+                <w:sz w:val="20"/>
+                <w:szCs w:val="20"/>
+                <w:lang w:val="ru-RU"/>
+              </w:rPr>
+            </w:pPr>
+            <w:r>
+              <w:rPr>
+                <w:sz w:val="20"/>
+                <w:szCs w:val="20"/>
+                <w:lang w:val="ru-RU"/>
+              </w:rPr>
+              <w:t>средняя</w:t>
+            </w:r>
+          </w:p>
+        </w:tc>
+        <w:tc>
+          <w:tcPr>
+            <w:tcW w:w="1701" w:type="dxa"/>
+            <w:vAlign w:val="center"/>
+          </w:tcPr>
+          <w:p>
+            <w:pPr>
+              <w:spacing w:line="240" w:lineRule="auto"/>
+              <w:ind w:firstLine="0"/>
+              <w:jc w:val="center"/>
+              <w:rPr>
+                <w:sz w:val="20"/>
+                <w:szCs w:val="20"/>
+                <w:lang w:val="ru-RU"/>
+              </w:rPr>
+            </w:pPr>
+            <w:r>
+              <w:rPr>
+                <w:sz w:val="20"/>
+                <w:szCs w:val="20"/>
+                <w:lang w:val="ru-RU"/>
+              </w:rPr>
+              <w:t>высокая</w:t>
             </w:r>
           </w:p>
         </w:tc>
@@ -11793,7 +12729,7 @@
         </w:trPr>
         <w:tc>
           <w:tcPr>
-            <w:tcW w:w="1408" w:type="dxa"/>
+            <w:tcW w:w="2117" w:type="dxa"/>
             <w:vAlign w:val="center"/>
           </w:tcPr>
           <w:p>
@@ -11811,13 +12747,13 @@
                 <w:sz w:val="20"/>
                 <w:szCs w:val="20"/>
               </w:rPr>
-              <w:t>Zipline</w:t>
+              <w:t>TCN</w:t>
             </w:r>
           </w:p>
         </w:tc>
         <w:tc>
           <w:tcPr>
-            <w:tcW w:w="1134" w:type="dxa"/>
+            <w:tcW w:w="1275" w:type="dxa"/>
             <w:vAlign w:val="center"/>
           </w:tcPr>
           <w:p>
@@ -11837,59 +12773,7 @@
                 <w:szCs w:val="20"/>
                 <w:lang w:val="ru-RU"/>
               </w:rPr>
-              <w:t>средняя</w:t>
-            </w:r>
-          </w:p>
-        </w:tc>
-        <w:tc>
-          <w:tcPr>
-            <w:tcW w:w="1134" w:type="dxa"/>
-            <w:vAlign w:val="center"/>
-          </w:tcPr>
-          <w:p>
-            <w:pPr>
-              <w:spacing w:line="240" w:lineRule="auto"/>
-              <w:ind w:firstLine="0"/>
-              <w:jc w:val="center"/>
-              <w:rPr>
-                <w:sz w:val="20"/>
-                <w:szCs w:val="20"/>
-                <w:lang w:val="ru-RU"/>
-              </w:rPr>
-            </w:pPr>
-            <w:r>
-              <w:rPr>
-                <w:sz w:val="20"/>
-                <w:szCs w:val="20"/>
-                <w:lang w:val="ru-RU"/>
-              </w:rPr>
-              <w:t>средняя</w:t>
-            </w:r>
-          </w:p>
-        </w:tc>
-        <w:tc>
-          <w:tcPr>
-            <w:tcW w:w="1417" w:type="dxa"/>
-            <w:vAlign w:val="center"/>
-          </w:tcPr>
-          <w:p>
-            <w:pPr>
-              <w:spacing w:line="240" w:lineRule="auto"/>
-              <w:ind w:firstLine="0"/>
-              <w:jc w:val="center"/>
-              <w:rPr>
-                <w:sz w:val="20"/>
-                <w:szCs w:val="20"/>
-                <w:lang w:val="ru-RU"/>
-              </w:rPr>
-            </w:pPr>
-            <w:r>
-              <w:rPr>
-                <w:sz w:val="20"/>
-                <w:szCs w:val="20"/>
-                <w:lang w:val="ru-RU"/>
-              </w:rPr>
-              <w:t>средняя</w:t>
+              <w:t>низкая</w:t>
             </w:r>
           </w:p>
         </w:tc>
@@ -11915,13 +12799,13 @@
                 <w:szCs w:val="20"/>
                 <w:lang w:val="ru-RU"/>
               </w:rPr>
-              <w:t>низкая</w:t>
+              <w:t>высокий</w:t>
             </w:r>
           </w:p>
         </w:tc>
         <w:tc>
           <w:tcPr>
-            <w:tcW w:w="1134" w:type="dxa"/>
+            <w:tcW w:w="1559" w:type="dxa"/>
             <w:vAlign w:val="center"/>
           </w:tcPr>
           <w:p>
@@ -11941,7 +12825,59 @@
                 <w:szCs w:val="20"/>
                 <w:lang w:val="ru-RU"/>
               </w:rPr>
-              <w:t>среднее</w:t>
+              <w:t>высокая</w:t>
+            </w:r>
+          </w:p>
+        </w:tc>
+        <w:tc>
+          <w:tcPr>
+            <w:tcW w:w="1559" w:type="dxa"/>
+            <w:vAlign w:val="center"/>
+          </w:tcPr>
+          <w:p>
+            <w:pPr>
+              <w:spacing w:line="240" w:lineRule="auto"/>
+              <w:ind w:firstLine="0"/>
+              <w:jc w:val="center"/>
+              <w:rPr>
+                <w:sz w:val="20"/>
+                <w:szCs w:val="20"/>
+                <w:lang w:val="ru-RU"/>
+              </w:rPr>
+            </w:pPr>
+            <w:r>
+              <w:rPr>
+                <w:sz w:val="20"/>
+                <w:szCs w:val="20"/>
+                <w:lang w:val="ru-RU"/>
+              </w:rPr>
+              <w:t>средняя</w:t>
+            </w:r>
+          </w:p>
+        </w:tc>
+        <w:tc>
+          <w:tcPr>
+            <w:tcW w:w="1701" w:type="dxa"/>
+            <w:vAlign w:val="center"/>
+          </w:tcPr>
+          <w:p>
+            <w:pPr>
+              <w:spacing w:line="240" w:lineRule="auto"/>
+              <w:ind w:firstLine="0"/>
+              <w:jc w:val="center"/>
+              <w:rPr>
+                <w:sz w:val="20"/>
+                <w:szCs w:val="20"/>
+                <w:lang w:val="ru-RU"/>
+              </w:rPr>
+            </w:pPr>
+            <w:r>
+              <w:rPr>
+                <w:sz w:val="20"/>
+                <w:szCs w:val="20"/>
+                <w:lang w:val="ru-RU"/>
+              </w:rPr>
+              <w:t>средняя</w:t>
             </w:r>
           </w:p>
         </w:tc>
@@ -11953,7 +12889,7 @@
         </w:trPr>
         <w:tc>
           <w:tcPr>
-            <w:tcW w:w="1408" w:type="dxa"/>
+            <w:tcW w:w="2117" w:type="dxa"/>
             <w:vAlign w:val="center"/>
           </w:tcPr>
           <w:p>
@@ -11971,13 +12907,13 @@
                 <w:sz w:val="20"/>
                 <w:szCs w:val="20"/>
               </w:rPr>
-              <w:t>LEAN / QuantConnect</w:t>
+              <w:t>GRU</w:t>
             </w:r>
           </w:p>
         </w:tc>
         <w:tc>
           <w:tcPr>
-            <w:tcW w:w="1134" w:type="dxa"/>
+            <w:tcW w:w="1275" w:type="dxa"/>
             <w:vAlign w:val="center"/>
           </w:tcPr>
           <w:p>
@@ -11998,58 +12934,6 @@
                 <w:lang w:val="ru-RU"/>
               </w:rPr>
               <w:t>низкая</w:t>
-            </w:r>
-          </w:p>
-        </w:tc>
-        <w:tc>
-          <w:tcPr>
-            <w:tcW w:w="1134" w:type="dxa"/>
-            <w:vAlign w:val="center"/>
-          </w:tcPr>
-          <w:p>
-            <w:pPr>
-              <w:spacing w:line="240" w:lineRule="auto"/>
-              <w:ind w:firstLine="0"/>
-              <w:jc w:val="center"/>
-              <w:rPr>
-                <w:sz w:val="20"/>
-                <w:szCs w:val="20"/>
-                <w:lang w:val="ru-RU"/>
-              </w:rPr>
-            </w:pPr>
-            <w:r>
-              <w:rPr>
-                <w:sz w:val="20"/>
-                <w:szCs w:val="20"/>
-                <w:lang w:val="ru-RU"/>
-              </w:rPr>
-              <w:t>высокая</w:t>
-            </w:r>
-          </w:p>
-        </w:tc>
-        <w:tc>
-          <w:tcPr>
-            <w:tcW w:w="1417" w:type="dxa"/>
-            <w:vAlign w:val="center"/>
-          </w:tcPr>
-          <w:p>
-            <w:pPr>
-              <w:spacing w:line="240" w:lineRule="auto"/>
-              <w:ind w:firstLine="0"/>
-              <w:jc w:val="center"/>
-              <w:rPr>
-                <w:sz w:val="20"/>
-                <w:szCs w:val="20"/>
-                <w:lang w:val="ru-RU"/>
-              </w:rPr>
-            </w:pPr>
-            <w:r>
-              <w:rPr>
-                <w:sz w:val="20"/>
-                <w:szCs w:val="20"/>
-                <w:lang w:val="ru-RU"/>
-              </w:rPr>
-              <w:t>высокая</w:t>
             </w:r>
           </w:p>
         </w:tc>
@@ -12075,13 +12959,13 @@
                 <w:szCs w:val="20"/>
                 <w:lang w:val="ru-RU"/>
               </w:rPr>
-              <w:t>средняя</w:t>
+              <w:t>высокий</w:t>
             </w:r>
           </w:p>
         </w:tc>
         <w:tc>
           <w:tcPr>
-            <w:tcW w:w="1134" w:type="dxa"/>
+            <w:tcW w:w="1559" w:type="dxa"/>
             <w:vAlign w:val="center"/>
           </w:tcPr>
           <w:p>
@@ -12101,7 +12985,59 @@
                 <w:szCs w:val="20"/>
                 <w:lang w:val="ru-RU"/>
               </w:rPr>
-              <w:t>высокое</w:t>
+              <w:t>высокая</w:t>
+            </w:r>
+          </w:p>
+        </w:tc>
+        <w:tc>
+          <w:tcPr>
+            <w:tcW w:w="1559" w:type="dxa"/>
+            <w:vAlign w:val="center"/>
+          </w:tcPr>
+          <w:p>
+            <w:pPr>
+              <w:spacing w:line="240" w:lineRule="auto"/>
+              <w:ind w:firstLine="0"/>
+              <w:jc w:val="center"/>
+              <w:rPr>
+                <w:sz w:val="20"/>
+                <w:szCs w:val="20"/>
+                <w:lang w:val="ru-RU"/>
+              </w:rPr>
+            </w:pPr>
+            <w:r>
+              <w:rPr>
+                <w:sz w:val="20"/>
+                <w:szCs w:val="20"/>
+                <w:lang w:val="ru-RU"/>
+              </w:rPr>
+              <w:t>средняя</w:t>
+            </w:r>
+          </w:p>
+        </w:tc>
+        <w:tc>
+          <w:tcPr>
+            <w:tcW w:w="1701" w:type="dxa"/>
+            <w:vAlign w:val="center"/>
+          </w:tcPr>
+          <w:p>
+            <w:pPr>
+              <w:spacing w:line="240" w:lineRule="auto"/>
+              <w:ind w:firstLine="0"/>
+              <w:jc w:val="center"/>
+              <w:rPr>
+                <w:sz w:val="20"/>
+                <w:szCs w:val="20"/>
+                <w:lang w:val="ru-RU"/>
+              </w:rPr>
+            </w:pPr>
+            <w:r>
+              <w:rPr>
+                <w:sz w:val="20"/>
+                <w:szCs w:val="20"/>
+                <w:lang w:val="ru-RU"/>
+              </w:rPr>
+              <w:t>средняя</w:t>
             </w:r>
           </w:p>
         </w:tc>
@@ -12113,7 +13049,7 @@
         </w:trPr>
         <w:tc>
           <w:tcPr>
-            <w:tcW w:w="1408" w:type="dxa"/>
+            <w:tcW w:w="2117" w:type="dxa"/>
             <w:vAlign w:val="center"/>
           </w:tcPr>
           <w:p>
@@ -12124,94 +13060,40 @@
               <w:rPr>
                 <w:sz w:val="20"/>
                 <w:szCs w:val="20"/>
-                <w:lang w:val="ru-RU"/>
-              </w:rPr>
-            </w:pPr>
-            <w:r>
+              </w:rPr>
+            </w:pPr>
+            <w:r>
+              <w:rPr>
+                <w:sz w:val="20"/>
+                <w:szCs w:val="20"/>
+              </w:rPr>
+              <w:t>LSTM</w:t>
+            </w:r>
+          </w:p>
+        </w:tc>
+        <w:tc>
+          <w:tcPr>
+            <w:tcW w:w="1275" w:type="dxa"/>
+            <w:vAlign w:val="center"/>
+          </w:tcPr>
+          <w:p>
+            <w:pPr>
+              <w:spacing w:line="240" w:lineRule="auto"/>
+              <w:ind w:firstLine="0"/>
+              <w:jc w:val="center"/>
               <w:rPr>
                 <w:sz w:val="20"/>
                 <w:szCs w:val="20"/>
                 <w:lang w:val="ru-RU"/>
               </w:rPr>
-              <w:t>Предлагаемое решение</w:t>
-            </w:r>
-          </w:p>
-        </w:tc>
-        <w:tc>
-          <w:tcPr>
-            <w:tcW w:w="1134" w:type="dxa"/>
-            <w:vAlign w:val="center"/>
-          </w:tcPr>
-          <w:p>
-            <w:pPr>
-              <w:spacing w:line="240" w:lineRule="auto"/>
-              <w:ind w:firstLine="0"/>
-              <w:jc w:val="center"/>
+            </w:pPr>
+            <w:r>
               <w:rPr>
                 <w:sz w:val="20"/>
                 <w:szCs w:val="20"/>
                 <w:lang w:val="ru-RU"/>
               </w:rPr>
-            </w:pPr>
-            <w:r>
-              <w:rPr>
-                <w:sz w:val="20"/>
-                <w:szCs w:val="20"/>
-                <w:lang w:val="ru-RU"/>
-              </w:rPr>
-              <w:t>средняя</w:t>
-            </w:r>
-          </w:p>
-        </w:tc>
-        <w:tc>
-          <w:tcPr>
-            <w:tcW w:w="1134" w:type="dxa"/>
-            <w:vAlign w:val="center"/>
-          </w:tcPr>
-          <w:p>
-            <w:pPr>
-              <w:spacing w:line="240" w:lineRule="auto"/>
-              <w:ind w:firstLine="0"/>
-              <w:jc w:val="center"/>
-              <w:rPr>
-                <w:sz w:val="20"/>
-                <w:szCs w:val="20"/>
-                <w:lang w:val="ru-RU"/>
-              </w:rPr>
-            </w:pPr>
-            <w:r>
-              <w:rPr>
-                <w:sz w:val="20"/>
-                <w:szCs w:val="20"/>
-                <w:lang w:val="ru-RU"/>
-              </w:rPr>
-              <w:t>высокая</w:t>
-            </w:r>
-          </w:p>
-        </w:tc>
-        <w:tc>
-          <w:tcPr>
-            <w:tcW w:w="1417" w:type="dxa"/>
-            <w:vAlign w:val="center"/>
-          </w:tcPr>
-          <w:p>
-            <w:pPr>
-              <w:spacing w:line="240" w:lineRule="auto"/>
-              <w:ind w:firstLine="0"/>
-              <w:jc w:val="center"/>
-              <w:rPr>
-                <w:sz w:val="20"/>
-                <w:szCs w:val="20"/>
-                <w:lang w:val="ru-RU"/>
-              </w:rPr>
-            </w:pPr>
-            <w:r>
-              <w:rPr>
-                <w:sz w:val="20"/>
-                <w:szCs w:val="20"/>
-                <w:lang w:val="ru-RU"/>
-              </w:rPr>
-              <w:t>высокая</w:t>
+              <w:t>низкая</w:t>
             </w:r>
           </w:p>
         </w:tc>
@@ -12237,13 +13119,13 @@
                 <w:szCs w:val="20"/>
                 <w:lang w:val="ru-RU"/>
               </w:rPr>
-              <w:t>высокая</w:t>
+              <w:t>высокий</w:t>
             </w:r>
           </w:p>
         </w:tc>
         <w:tc>
           <w:tcPr>
-            <w:tcW w:w="1134" w:type="dxa"/>
+            <w:tcW w:w="1559" w:type="dxa"/>
             <w:vAlign w:val="center"/>
           </w:tcPr>
           <w:p>
@@ -12263,7 +13145,221 @@
                 <w:szCs w:val="20"/>
                 <w:lang w:val="ru-RU"/>
               </w:rPr>
-              <w:t>высокое</w:t>
+              <w:t>высокая</w:t>
+            </w:r>
+          </w:p>
+        </w:tc>
+        <w:tc>
+          <w:tcPr>
+            <w:tcW w:w="1559" w:type="dxa"/>
+            <w:vAlign w:val="center"/>
+          </w:tcPr>
+          <w:p>
+            <w:pPr>
+              <w:spacing w:line="240" w:lineRule="auto"/>
+              <w:ind w:firstLine="0"/>
+              <w:jc w:val="center"/>
+              <w:rPr>
+                <w:sz w:val="20"/>
+                <w:szCs w:val="20"/>
+                <w:lang w:val="ru-RU"/>
+              </w:rPr>
+            </w:pPr>
+            <w:r>
+              <w:rPr>
+                <w:sz w:val="20"/>
+                <w:szCs w:val="20"/>
+                <w:lang w:val="ru-RU"/>
+              </w:rPr>
+              <w:t>средняя</w:t>
+            </w:r>
+          </w:p>
+        </w:tc>
+        <w:tc>
+          <w:tcPr>
+            <w:tcW w:w="1701" w:type="dxa"/>
+            <w:vAlign w:val="center"/>
+          </w:tcPr>
+          <w:p>
+            <w:pPr>
+              <w:spacing w:line="240" w:lineRule="auto"/>
+              <w:ind w:firstLine="0"/>
+              <w:jc w:val="center"/>
+              <w:rPr>
+                <w:sz w:val="20"/>
+                <w:szCs w:val="20"/>
+                <w:lang w:val="ru-RU"/>
+              </w:rPr>
+            </w:pPr>
+            <w:r>
+              <w:rPr>
+                <w:sz w:val="20"/>
+                <w:szCs w:val="20"/>
+                <w:lang w:val="ru-RU"/>
+              </w:rPr>
+              <w:t>высокая</w:t>
+            </w:r>
+          </w:p>
+        </w:tc>
+      </w:tr>
+      <w:tr>
+        <w:trPr>
+          <w:cantSplit/>
+          <w:jc w:val="center"/>
+        </w:trPr>
+        <w:tc>
+          <w:tcPr>
+            <w:tcW w:w="2117" w:type="dxa"/>
+            <w:vAlign w:val="center"/>
+          </w:tcPr>
+          <w:p>
+            <w:pPr>
+              <w:spacing w:line="240" w:lineRule="auto"/>
+              <w:ind w:firstLine="0"/>
+              <w:jc w:val="center"/>
+              <w:rPr>
+                <w:sz w:val="20"/>
+                <w:szCs w:val="20"/>
+                <w:lang w:val="ru-RU"/>
+              </w:rPr>
+            </w:pPr>
+            <w:r>
+              <w:rPr>
+                <w:sz w:val="20"/>
+                <w:szCs w:val="20"/>
+                <w:lang w:val="ru-RU"/>
+              </w:rPr>
+              <w:t>Трансформер</w:t>
+            </w:r>
+          </w:p>
+        </w:tc>
+        <w:tc>
+          <w:tcPr>
+            <w:tcW w:w="1275" w:type="dxa"/>
+            <w:vAlign w:val="center"/>
+          </w:tcPr>
+          <w:p>
+            <w:pPr>
+              <w:spacing w:line="240" w:lineRule="auto"/>
+              <w:ind w:firstLine="0"/>
+              <w:jc w:val="center"/>
+              <w:rPr>
+                <w:sz w:val="20"/>
+                <w:szCs w:val="20"/>
+                <w:lang w:val="ru-RU"/>
+              </w:rPr>
+            </w:pPr>
+            <w:r>
+              <w:rPr>
+                <w:sz w:val="20"/>
+                <w:szCs w:val="20"/>
+                <w:lang w:val="ru-RU"/>
+              </w:rPr>
+              <w:t>низкая</w:t>
+            </w:r>
+          </w:p>
+        </w:tc>
+        <w:tc>
+          <w:tcPr>
+            <w:tcW w:w="1418" w:type="dxa"/>
+            <w:vAlign w:val="center"/>
+          </w:tcPr>
+          <w:p>
+            <w:pPr>
+              <w:spacing w:line="240" w:lineRule="auto"/>
+              <w:ind w:firstLine="0"/>
+              <w:jc w:val="center"/>
+              <w:rPr>
+                <w:sz w:val="20"/>
+                <w:szCs w:val="20"/>
+                <w:lang w:val="ru-RU"/>
+              </w:rPr>
+            </w:pPr>
+            <w:r>
+              <w:rPr>
+                <w:sz w:val="20"/>
+                <w:szCs w:val="20"/>
+                <w:lang w:val="ru-RU"/>
+              </w:rPr>
+              <w:t>высокий</w:t>
+            </w:r>
+          </w:p>
+        </w:tc>
+        <w:tc>
+          <w:tcPr>
+            <w:tcW w:w="1559" w:type="dxa"/>
+            <w:vAlign w:val="center"/>
+          </w:tcPr>
+          <w:p>
+            <w:pPr>
+              <w:spacing w:line="240" w:lineRule="auto"/>
+              <w:ind w:firstLine="0"/>
+              <w:jc w:val="center"/>
+              <w:rPr>
+                <w:sz w:val="20"/>
+                <w:szCs w:val="20"/>
+                <w:lang w:val="ru-RU"/>
+              </w:rPr>
+            </w:pPr>
+            <w:r>
+              <w:rPr>
+                <w:sz w:val="20"/>
+                <w:szCs w:val="20"/>
+                <w:lang w:val="ru-RU"/>
+              </w:rPr>
+              <w:t>высокая</w:t>
+            </w:r>
+          </w:p>
+        </w:tc>
+        <w:tc>
+          <w:tcPr>
+            <w:tcW w:w="1559" w:type="dxa"/>
+            <w:vAlign w:val="center"/>
+          </w:tcPr>
+          <w:p>
+            <w:pPr>
+              <w:spacing w:line="240" w:lineRule="auto"/>
+              <w:ind w:firstLine="0"/>
+              <w:jc w:val="center"/>
+              <w:rPr>
+                <w:sz w:val="20"/>
+                <w:szCs w:val="20"/>
+                <w:lang w:val="ru-RU"/>
+              </w:rPr>
+            </w:pPr>
+            <w:r>
+              <w:rPr>
+                <w:sz w:val="20"/>
+                <w:szCs w:val="20"/>
+                <w:lang w:val="ru-RU"/>
+              </w:rPr>
+              <w:t>средняя</w:t>
+            </w:r>
+          </w:p>
+        </w:tc>
+        <w:tc>
+          <w:tcPr>
+            <w:tcW w:w="1701" w:type="dxa"/>
+            <w:vAlign w:val="center"/>
+          </w:tcPr>
+          <w:p>
+            <w:pPr>
+              <w:spacing w:line="240" w:lineRule="auto"/>
+              <w:ind w:firstLine="0"/>
+              <w:jc w:val="center"/>
+              <w:rPr>
+                <w:sz w:val="20"/>
+                <w:szCs w:val="20"/>
+                <w:lang w:val="ru-RU"/>
+              </w:rPr>
+            </w:pPr>
+            <w:r>
+              <w:rPr>
+                <w:sz w:val="20"/>
+                <w:szCs w:val="20"/>
+                <w:lang w:val="ru-RU"/>
+              </w:rPr>
+              <w:t>высокая</w:t>
             </w:r>
           </w:p>
         </w:tc>
@@ -12280,19 +13376,7 @@
         <w:rPr>
           <w:lang w:val="ru-RU"/>
         </w:rPr>
-        <w:t>Таблица 1.2 – Сравнение средств</w:t>
-      </w:r>
-      <w:r>
-        <w:rPr>
-          <w:lang w:val="ru-RU"/>
-        </w:rPr>
-        <w:t xml:space="preserve"> </w:t>
-      </w:r>
-      <w:r>
-        <w:rPr>
-          <w:lang w:val="ru-RU"/>
-        </w:rPr>
-        <w:t>исторического тестирования торговых алгоритмов</w:t>
+        <w:t>Таблица 1 – Сравнение методов прогнозирования</w:t>
       </w:r>
     </w:p>
     <w:p>
@@ -12301,7 +13385,11 @@
         <w:ind w:firstLine="0"/>
         <w:jc w:val="left"/>
         <w:rPr>
-          <w:lang w:val="ru-RU"/>
+          <w:rFonts w:eastAsia="font348"/>
+          <w:b/>
+          <w:bCs/>
+          <w:szCs w:val="26"/>
+          <w:lang w:val="ru-RU" w:eastAsia="ru-RU"/>
         </w:rPr>
       </w:pPr>
       <w:r>
@@ -12318,7 +13406,7 @@
           <w:lang w:val="ru-RU"/>
         </w:rPr>
       </w:pPr>
-      <w:bookmarkStart w:id="6" w:name="_Toc228387374"/>
+      <w:bookmarkStart w:id="6" w:name="_Toc229924887"/>
       <w:r>
         <w:rPr>
           <w:lang w:val="ru-RU"/>
@@ -12338,19 +13426,19 @@
         <w:rPr>
           <w:lang w:val="ru-RU"/>
         </w:rPr>
-        <w:t>На основании рассмотренной предметной области и анализа существующих подходов может быть сформулирована постановка задачи выпускной квалификационной работы. Необходимо разработать прототип системы алгоритмического онлайн-трейдинга акций на Московской бирже, функционирующей на минутных данных и ориентированной на принятие решений в режиме торговли только длинными позициями. Система должна объединять средства подготовки данных, нейросетев</w:t>
-      </w:r>
-      <w:r>
-        <w:rPr>
-          <w:lang w:val="ru-RU"/>
-        </w:rPr>
-        <w:t>ые</w:t>
-      </w:r>
-      <w:r>
-        <w:rPr>
-          <w:lang w:val="ru-RU"/>
-        </w:rPr>
-        <w:t xml:space="preserve"> модел</w:t>
+        <w:t>На основании рассмотренной предметной области и анализа существующих подходов может быть сформулирована постановка задачи выпускной квалификационной работы. Необходимо разработать систем</w:t>
+      </w:r>
+      <w:r>
+        <w:rPr>
+          <w:lang w:val="ru-RU"/>
+        </w:rPr>
+        <w:t>у</w:t>
+      </w:r>
+      <w:r>
+        <w:rPr>
+          <w:lang w:val="ru-RU"/>
+        </w:rPr>
+        <w:t xml:space="preserve"> алгоритмического онлайн-трейдинга акций на Московской бирже, функционирующей на минутных данных и ориентированной на принятие решений в режиме торговли только длинными позициями. Система должна объединять средства подготовки данных, модел</w:t>
       </w:r>
       <w:r>
         <w:rPr>
@@ -12362,20 +13450,38 @@
         <w:rPr>
           <w:lang w:val="ru-RU"/>
         </w:rPr>
-        <w:t xml:space="preserve"> краткосрочного прогнозирования, модуль принятия торговых решений и подсистему тестирования стратегии на исторических данных.</w:t>
-      </w:r>
-    </w:p>
-    <w:p>
-      <w:pPr>
-        <w:rPr>
-          <w:lang w:val="ru-RU"/>
-        </w:rPr>
-      </w:pPr>
-      <w:r>
-        <w:rPr>
-          <w:lang w:val="ru-RU"/>
-        </w:rPr>
-        <w:t xml:space="preserve">Входом в систему являются минутные данные по выбранному множеству ликвидных акций: цена открытия, максимум, минимум, цена закрытия, объём в штуках и денежный оборот. На этапе предварительной обработки требуется обеспечить синхронизацию временных рядов по инструментам, корректную обработку пропусков, расчёт производных признаков и подготовку обучающих выборок. Отдельное требование состоит в том, чтобы формат хранения и обработки данных позволял использовать единый конвейер как для </w:t>
+        <w:t xml:space="preserve"> краткосрочного прогнозирования, модуль принятия торговых решений и подсистему тестирования стратегии на исторических данных</w:t>
+      </w:r>
+      <w:r>
+        <w:rPr>
+          <w:lang w:val="ru-RU"/>
+        </w:rPr>
+        <w:t xml:space="preserve"> [3, 15, 16</w:t>
+      </w:r>
+      <w:r>
+        <w:rPr>
+          <w:lang w:val="ru-RU"/>
+        </w:rPr>
+        <w:t>]</w:t>
+      </w:r>
+      <w:r>
+        <w:rPr>
+          <w:lang w:val="ru-RU"/>
+        </w:rPr>
+        <w:t>.</w:t>
+      </w:r>
+    </w:p>
+    <w:p>
+      <w:pPr>
+        <w:rPr>
+          <w:lang w:val="ru-RU"/>
+        </w:rPr>
+      </w:pPr>
+      <w:r>
+        <w:rPr>
+          <w:lang w:val="ru-RU"/>
+        </w:rPr>
+        <w:t xml:space="preserve">На этапе предварительной обработки требуется обеспечить синхронизацию временных рядов по инструментам, корректную обработку пропусков, расчёт производных признаков и подготовку обучающих выборок. Отдельное требование состоит в том, чтобы формат хранения и обработки данных позволял использовать единый конвейер как для </w:t>
       </w:r>
       <w:r>
         <w:rPr>
@@ -12387,20 +13493,39 @@
         <w:rPr>
           <w:lang w:val="ru-RU"/>
         </w:rPr>
-        <w:t xml:space="preserve"> моделей, так и для основной нейросетевой модели.</w:t>
-      </w:r>
-    </w:p>
-    <w:p>
-      <w:pPr>
-        <w:rPr>
-          <w:lang w:val="ru-RU"/>
-        </w:rPr>
-      </w:pPr>
-      <w:r>
-        <w:rPr>
-          <w:lang w:val="ru-RU"/>
-        </w:rPr>
-        <w:t>Прогнозирующая подсистема должна по истории предыдущих минутных наблюдений оценивать ожидаемое изменение цены или иного целевого показателя на горизонте от одной до нескольких минут. Полученный прогноз не используется напрямую как торговый приказ, а передаётся в модуль принятия решений. Этот модуль должен определять, следует ли открыть позицию, сохранить уже открытую позицию либо закрыть её. Решение принимается на основе прогноза, пороговых правил и параметров риск-ограничений. В частности, необходимо предусмотреть запрет коротких продаж, ограничение размера позиции и возможность отказа от сделки в случае недостаточной ожидаемой доходности</w:t>
+        <w:t xml:space="preserve"> моделей, так и для основной нейросетевой модели</w:t>
+      </w:r>
+      <w:r>
+        <w:rPr>
+          <w:lang w:val="ru-RU"/>
+        </w:rPr>
+        <w:t xml:space="preserve"> [3, 14, 17]</w:t>
+      </w:r>
+      <w:r>
+        <w:rPr>
+          <w:lang w:val="ru-RU"/>
+        </w:rPr>
+        <w:t>.</w:t>
+      </w:r>
+    </w:p>
+    <w:p>
+      <w:pPr>
+        <w:rPr>
+          <w:lang w:val="ru-RU"/>
+        </w:rPr>
+      </w:pPr>
+      <w:r>
+        <w:rPr>
+          <w:lang w:val="ru-RU"/>
+        </w:rPr>
+        <w:t xml:space="preserve">Прогнозирующая подсистема должна по истории предыдущих минутных наблюдений оценивать ожидаемое изменение цены или иного целевого показателя на горизонте от одной до нескольких минут. Полученный прогноз не используется напрямую как торговый приказ, а передаётся в модуль принятия решений. Этот модуль должен определять, следует ли открыть позицию, сохранить уже открытую позицию либо закрыть её. Решение принимается на основе прогноза, пороговых правил и параметров риск-ограничений. В частности, необходимо </w:t>
+      </w:r>
+      <w:proofErr w:type="gramStart"/>
+      <w:r>
+        <w:rPr>
+          <w:lang w:val="ru-RU"/>
+        </w:rPr>
+        <w:t xml:space="preserve">предусмотреть </w:t>
       </w:r>
       <w:r>
         <w:rPr>
@@ -12412,6 +13537,25 @@
         <w:rPr>
           <w:lang w:val="ru-RU"/>
         </w:rPr>
+        <w:t>ограничение</w:t>
+      </w:r>
+      <w:proofErr w:type="gramEnd"/>
+      <w:r>
+        <w:rPr>
+          <w:lang w:val="ru-RU"/>
+        </w:rPr>
+        <w:t xml:space="preserve"> размера позиции и возможность отказа от сделки в случае недостаточной ожидаемой доходности</w:t>
+      </w:r>
+      <w:r>
+        <w:rPr>
+          <w:lang w:val="ru-RU"/>
+        </w:rPr>
+        <w:t xml:space="preserve"> </w:t>
+      </w:r>
+      <w:r>
+        <w:rPr>
+          <w:lang w:val="ru-RU"/>
+        </w:rPr>
         <w:t>[2, 3]</w:t>
       </w:r>
       <w:r>
@@ -12443,26 +13587,38 @@
         <w:rPr>
           <w:lang w:val="ru-RU"/>
         </w:rPr>
+        <w:t xml:space="preserve"> порядку поступления данных. При расчёте результата необходимо учитывать комиссии, биржевой спред и, при наличии технической возможности, </w:t>
+      </w:r>
+      <w:r>
+        <w:rPr>
+          <w:lang w:val="ru-RU"/>
+        </w:rPr>
+        <w:lastRenderedPageBreak/>
+        <w:t>проскальзывание исполнения. Для предотвращения методических ошибок оценка качества модели и стратегии должна выполняться на данных, не использованных при обучении. С этой целью требуется реализовать пошаговую временную валидацию, при которой модель обучается на одном временном интервале, а затем проверяется на следующем за ним участке</w:t>
+      </w:r>
+      <w:r>
+        <w:rPr>
+          <w:lang w:val="ru-RU"/>
+        </w:rPr>
         <w:t xml:space="preserve"> </w:t>
       </w:r>
       <w:r>
         <w:rPr>
           <w:lang w:val="ru-RU"/>
         </w:rPr>
-        <w:lastRenderedPageBreak/>
-        <w:t>порядку поступления данных. При расчёте результата необходимо учитывать комиссии, биржевой спред и, при наличии технической возможности, проскальзывание исполнения. Для предотвращения методических ошибок оценка качества модели и стратегии должна выполняться на данных, не использованных при обучении. С этой целью требуется реализовать пошаговую временную валидацию, при которой модель обучается на одном временном интервале, а затем проверяется на следующем за ним участке</w:t>
-      </w:r>
-      <w:r>
-        <w:rPr>
-          <w:lang w:val="ru-RU"/>
-        </w:rPr>
-        <w:t xml:space="preserve"> </w:t>
-      </w:r>
-      <w:r>
-        <w:rPr>
-          <w:lang w:val="ru-RU"/>
-        </w:rPr>
-        <w:t>[3, 4, 10]</w:t>
+        <w:t>[</w:t>
+      </w:r>
+      <w:r>
+        <w:rPr>
+          <w:lang w:val="ru-RU"/>
+        </w:rPr>
+        <w:t>2, 3, 15, 16</w:t>
+      </w:r>
+      <w:r>
+        <w:rPr>
+          <w:lang w:val="ru-RU"/>
+        </w:rPr>
+        <w:t>]</w:t>
       </w:r>
       <w:r>
         <w:rPr>
@@ -12487,13 +13643,25 @@
         <w:rPr>
           <w:lang w:val="ru-RU"/>
         </w:rPr>
-        <w:t>базовых</w:t>
-      </w:r>
-      <w:r>
-        <w:rPr>
-          <w:lang w:val="ru-RU"/>
-        </w:rPr>
-        <w:t xml:space="preserve"> и нейросетевых моделей прогнозирования; наличие алгоритма принятия торговых решений; программная реализация процедуры исторического тестирования; а также возможность экспериментальной оценки по показателям качества прогноза и эффективности стратегии.</w:t>
+        <w:t xml:space="preserve">методов на основе правил, методов машинного обучения </w:t>
+      </w:r>
+      <w:r>
+        <w:rPr>
+          <w:lang w:val="ru-RU"/>
+        </w:rPr>
+        <w:t xml:space="preserve">и нейросетевых </w:t>
+      </w:r>
+      <w:r>
+        <w:rPr>
+          <w:lang w:val="ru-RU"/>
+        </w:rPr>
+        <w:t>методов</w:t>
+      </w:r>
+      <w:r>
+        <w:rPr>
+          <w:lang w:val="ru-RU"/>
+        </w:rPr>
+        <w:t>; наличие алгоритма принятия торговых решений; программная реализация процедуры исторического тестирования; а также возможность экспериментальной оценки по показателям качества прогноза и эффективности стратегии.</w:t>
       </w:r>
     </w:p>
     <w:p>
@@ -12529,7 +13697,7 @@
           <w:lang w:val="ru-RU"/>
         </w:rPr>
       </w:pPr>
-      <w:bookmarkStart w:id="7" w:name="_Toc228387375"/>
+      <w:bookmarkStart w:id="7" w:name="_Toc229924888"/>
       <w:r>
         <w:rPr>
           <w:lang w:val="ru-RU"/>
@@ -12558,7 +13726,7 @@
           <w:lang w:val="ru-RU"/>
         </w:rPr>
       </w:pPr>
-      <w:bookmarkStart w:id="8" w:name="_Toc228387376"/>
+      <w:bookmarkStart w:id="8" w:name="_Toc229924889"/>
       <w:r>
         <w:rPr>
           <w:lang w:val="ru-RU"/>
@@ -12577,19 +13745,13 @@
         <w:rPr>
           <w:lang w:val="ru-RU"/>
         </w:rPr>
-        <w:t>В настоящей работе для решения поставленной задачи предлагается использовать гибридный подход, состоящий из двух взаимосвязанных частей: подсистемы краткосрочного прогнозирования и модуля принятия торговых решений. Первая часть предназначена для оценки ожидаемой доходности инструмента на заданном горизонте прогнозирования, вторая — для преобразования полученного прогноза в конкретное торговое действие с учётом издержек и ограничений стратегии</w:t>
-      </w:r>
-      <w:r>
-        <w:rPr>
-          <w:lang w:val="ru-RU"/>
-        </w:rPr>
-        <w:t xml:space="preserve"> </w:t>
-      </w:r>
-      <w:r>
-        <w:rPr>
-          <w:lang w:val="ru-RU"/>
-        </w:rPr>
-        <w:t>[2, 3]</w:t>
+        <w:t>В настоящей работе разрабатываемая система алгоритмического трейдинга рассматривается как единый программный контур, предназначенный для последовательного выполнения основных этапов исследования. К таким этапам относятся получение исторических рыночных данных, подготовка и предварительная обработка данных, формирование признаков, обучение и применение методов прогнозирования, историческое тестирование торговой стратегии, оценка полученных результатов, а также подготовка итоговых таблиц, графиков и выводов. Такое представление позволяет описать систему не только как набор отдельных алгоритмов, но и как средство проведения полного вычислительного эксперимента по задаче поминутного алгоритмического трейдинга</w:t>
+      </w:r>
+      <w:r>
+        <w:rPr>
+          <w:lang w:val="ru-RU"/>
+        </w:rPr>
+        <w:t xml:space="preserve"> [3, 15, 16]</w:t>
       </w:r>
       <w:r>
         <w:rPr>
@@ -12608,70 +13770,7 @@
         <w:rPr>
           <w:lang w:val="ru-RU"/>
         </w:rPr>
-        <w:t>Выбор именно такого подхода обусловлен особенностями предметной области. Для поминутной торговли на рынке акций недостаточно только определить вероятное направление движения цены. Даже при наличии корректного прогноза ожидаемое изменение рыночного параметра может оказаться слишком малым по сравнению с комиссией, биржевым спредом и возможным проскальзыванием. Кроме того, торговое решение зависит от уже открытой позиции, доступного капитала, ограничений на объём сделки и максимально допустимого числа одновременно удерживаемых инструментов. Поэтому прогноз следует рассматривать как входную величину для системы принятия решений, а не как самостоятельный конечный результат</w:t>
-      </w:r>
-      <w:r>
-        <w:rPr>
-          <w:lang w:val="ru-RU"/>
-        </w:rPr>
-        <w:t xml:space="preserve"> </w:t>
-      </w:r>
-      <w:r>
-        <w:rPr>
-          <w:lang w:val="ru-RU"/>
-        </w:rPr>
-        <w:t>[1, 2]</w:t>
-      </w:r>
-      <w:r>
-        <w:rPr>
-          <w:lang w:val="ru-RU"/>
-        </w:rPr>
-        <w:t>.</w:t>
-      </w:r>
-    </w:p>
-    <w:p>
-      <w:pPr>
-        <w:rPr>
-          <w:lang w:val="ru-RU"/>
-        </w:rPr>
-      </w:pPr>
-      <w:r>
-        <w:rPr>
-          <w:lang w:val="ru-RU"/>
-        </w:rPr>
-        <w:t xml:space="preserve">Общая структура разрабатываемой системы включает несколько последовательно связанных этапов. На первом этапе выполняется получение и предварительная обработка минутных рыночных данных по выбранному множеству акций Московской биржи. На втором этапе на основе обработанных данных формируется набор признаков, описывающих текущее состояние рынка по каждому инструменту. На третьем этапе выполняется прогнозирование целевой переменной с использованием </w:t>
-      </w:r>
-      <w:r>
-        <w:rPr>
-          <w:lang w:val="ru-RU"/>
-        </w:rPr>
-        <w:t>базовых</w:t>
-      </w:r>
-      <w:r>
-        <w:rPr>
-          <w:lang w:val="ru-RU"/>
-        </w:rPr>
-        <w:t xml:space="preserve"> и нейросетевых моделей. На четвёртом этапе модуль преобразует прогноз в действия покупки, продажи или удержания позиции. На пятом этапе осуществляется историческое </w:t>
-      </w:r>
-      <w:r>
-        <w:rPr>
-          <w:lang w:val="ru-RU"/>
-        </w:rPr>
-        <w:lastRenderedPageBreak/>
-        <w:t>тестирование стратегии, позволяющее оценить её качество по совокупности прогностических и торговых показателей.</w:t>
-      </w:r>
-    </w:p>
-    <w:p>
-      <w:pPr>
-        <w:rPr>
-          <w:lang w:val="ru-RU"/>
-        </w:rPr>
-      </w:pPr>
-      <w:r>
-        <w:rPr>
-          <w:lang w:val="ru-RU"/>
-        </w:rPr>
-        <w:t>Для представления внешнего взаимодействия с разрабатываемой системой используется диаграмма вариантов использования. Она позволяет выделить основных акторов и ключевые функции системы, связанные с получением исторических данных, подготовкой датасета, обучением моделей прогнозирования, историческим тестированием и анализом результатов.</w:t>
+        <w:t>Для наглядного отображения внешнего взаимодействия с системой используется диаграмма вариантов использования. Она позволяет выделить основных участников процесса и ключевые функции, реализуемые в рамках работы. В качестве основного актора выступает разработчик системы, который инициирует выполнение всех этапов обработки данных, обучения моделей, тестирования и анализа результатов. Внешним источником входной информации является источник исторических данных Московской биржи, обеспечивающий поступление исходных рыночных наблюдений. Соответствующая UML-диаграмма вариантов использования представлена на рисунке 3.</w:t>
       </w:r>
     </w:p>
     <w:p>
@@ -12686,6 +13785,7 @@
         <w:rPr>
           <w:noProof/>
         </w:rPr>
+        <w:lastRenderedPageBreak/>
         <w:drawing>
           <wp:inline distT="0" distB="0" distL="0" distR="0" wp14:anchorId="376D1519" wp14:editId="548F34E1">
             <wp:extent cx="4235981" cy="4762245"/>
@@ -12771,28 +13871,51 @@
         <w:rPr>
           <w:lang w:val="ru-RU"/>
         </w:rPr>
-        <w:t xml:space="preserve">Из рисунка 3 видно, что основным актором системы является разработчик, который инициирует получение исторических рыночных данных, подготовку данных, формирование признаков, обучение моделей прогнозирования, историческое тестирование и анализ результатов. Внешним системным актором выступает источник исторических данных Московской </w:t>
+        <w:t>Из рисунка 3 видно, что работа системы начинается с получения исторических рыночных данных, после чего разработчик выполняет их подготовку и формирование признакового пространства. Далее подготовленные данные используются для обучения моделей прогнозирования и последующего исторического тестирования торговой стратегии. После завершения тестирования система позволяет оценить результаты, сравнить рассмотренные методы между собой и подготовить итоговые таблицы, графики и выводы. Таким образом, диаграмма отражает полный цикл исследования: от загрузки исходных минутных данных до анализа эффективности полученных торговых результатов.</w:t>
+      </w:r>
+    </w:p>
+    <w:p>
+      <w:pPr>
+        <w:ind w:firstLine="708"/>
+        <w:rPr>
+          <w:lang w:val="ru-RU"/>
+        </w:rPr>
+      </w:pPr>
+      <w:r>
+        <w:rPr>
+          <w:lang w:val="ru-RU"/>
+        </w:rPr>
+        <w:t xml:space="preserve">Диаграмма вариантов использования показывает, какие основные функции выполняет система, однако не раскрывает порядок их выполнения </w:t>
       </w:r>
       <w:r>
         <w:rPr>
           <w:lang w:val="ru-RU"/>
         </w:rPr>
         <w:lastRenderedPageBreak/>
-        <w:t>биржи, обеспечивающий поступление исходной рыночной информации для последующей обработки.</w:t>
-      </w:r>
-    </w:p>
-    <w:p>
-      <w:pPr>
-        <w:rPr>
-          <w:lang w:val="ru-RU"/>
-        </w:rPr>
-      </w:pPr>
-      <w:r>
-        <w:rPr>
-          <w:lang w:val="ru-RU"/>
-        </w:rPr>
-        <w:t>Для наглядного представления последовательности функционирования разрабатываемой торговой системы на одном шаге обработки данных используется диаграмма деятельности. Она отражает общий порядок выполнения этапов от получения минутных рыночных данных до расчёта итоговых показателей стратегии.</w:t>
-      </w:r>
+        <w:t>внутри вычислительного контура. Для описания последовательности обработки данных в работе дополнительно используется диаграмма деятельности. Она позволяет показать, как исходные минутные данные проходят через этапы предварительной обработки, формирования признаков, прогнозирования, принятия торгового решения, исторического тестирования и оценки результатов.</w:t>
+      </w:r>
+    </w:p>
+    <w:p>
+      <w:pPr>
+        <w:ind w:firstLine="708"/>
+        <w:rPr>
+          <w:lang w:val="ru-RU"/>
+        </w:rPr>
+      </w:pPr>
+      <w:r>
+        <w:rPr>
+          <w:lang w:val="ru-RU"/>
+        </w:rPr>
+        <w:t>Такая диаграмма важна для рассматриваемой задачи, поскольку торговая система должна работать последовательно во времени: каждое решение принимается только на основе уже доступных данных, без использования будущих значений. Поэтому на схеме отдельно выделяются этапы подготовки данных, построения признаков, получения прогноза, передачи результата в модуль принятия решений и последующего расчёта торговых показателей. UML-диаграмма деятельности процесса работы торговой системы представлена на рисунке 4.</w:t>
+      </w:r>
+    </w:p>
+    <w:p>
+      <w:pPr>
+        <w:ind w:firstLine="708"/>
+        <w:rPr>
+          <w:lang w:val="ru-RU"/>
+        </w:rPr>
+      </w:pPr>
     </w:p>
     <w:p>
       <w:pPr>
@@ -12806,11 +13929,12 @@
         <w:rPr>
           <w:noProof/>
         </w:rPr>
+        <w:lastRenderedPageBreak/>
         <w:drawing>
-          <wp:inline distT="0" distB="0" distL="0" distR="0" wp14:anchorId="041446EF" wp14:editId="293D7763">
-            <wp:extent cx="3566160" cy="6715496"/>
-            <wp:effectExtent l="0" t="0" r="0" b="9525"/>
-            <wp:docPr id="165474603" name="Рисунок 1" descr="PlantUML diagram"/>
+          <wp:inline distT="0" distB="0" distL="0" distR="0" wp14:anchorId="569F2F14" wp14:editId="52EB839D">
+            <wp:extent cx="3477149" cy="8938260"/>
+            <wp:effectExtent l="0" t="0" r="9525" b="0"/>
+            <wp:docPr id="914945108" name="Рисунок 3" descr="PlantUML diagram"/>
             <wp:cNvGraphicFramePr>
               <a:graphicFrameLocks xmlns:a="http://schemas.openxmlformats.org/drawingml/2006/main" noChangeAspect="1"/>
             </wp:cNvGraphicFramePr>
@@ -12839,7 +13963,7 @@
                   <pic:spPr bwMode="auto">
                     <a:xfrm>
                       <a:off x="0" y="0"/>
-                      <a:ext cx="3619785" cy="6816478"/>
+                      <a:ext cx="3492177" cy="8976891"/>
                     </a:xfrm>
                     <a:prstGeom prst="rect">
                       <a:avLst/>
@@ -12885,7 +14009,6 @@
     </w:p>
     <w:p>
       <w:pPr>
-        <w:ind w:firstLine="708"/>
         <w:rPr>
           <w:lang w:val="ru-RU"/>
         </w:rPr>
@@ -12895,21 +14018,90 @@
           <w:lang w:val="ru-RU"/>
         </w:rPr>
         <w:lastRenderedPageBreak/>
-        <w:t>Диаграмма показывает, что система функционирует как единый вычислительный контур, в котором подготовленные минутные данные преобразуются в признаки, затем используются для прогнозирования, после чего прогноз переводится в торговое действие и передаётся в контур исторического тестирования. Результатом работы являются как показатели качества прогноза, так и показатели торговой эффективности.</w:t>
-      </w:r>
-    </w:p>
-    <w:p>
-      <w:pPr>
-        <w:ind w:firstLine="708"/>
-        <w:rPr>
-          <w:lang w:val="ru-RU"/>
-        </w:rPr>
-      </w:pPr>
-      <w:r>
-        <w:rPr>
-          <w:lang w:val="ru-RU"/>
-        </w:rPr>
-        <w:t>В качестве целевой переменной в работе выбрана не абсолютная цена следующего момента времени, а краткосрочная доходность инструмента. Такой выбор позволяет привести данные разных бумаг к более сопоставимому масштабу, что особенно важно при работе с большим множеством акций, имеющих различный ценовой уровень. Кроме того, именно ожидаемая доходность является более естественной величиной для передачи в модуль принятия решений, поскольку она позволяет напрямую сопоставлять величину ожидаемого эффекта с величиной торговых издержек</w:t>
+        <w:t>Из рисунка 4 видно, что работа системы начинается с получения минутных данных по выбранным акциям. Затем выполняется предварительная обработка: очистка данных, синхронизация временных рядов, заполнение пропусков и, при необходимости, нормализация. После этого формируется признаковое пространство, включающее временные признаки, лаговые признаки доходности, характеристики объёма и скользящие показатели. На следующем этапе выбранная модель формирует прогноз целевой переменной на горизонте от одной до нескольких минут, после чего прогноз передаётся в модуль принятия торговых решений. Далее система выполняет последовательную симуляцию торговли на исторических данных с учётом комиссий, спреда и ограничений стратегии</w:t>
+      </w:r>
+      <w:r>
+        <w:rPr>
+          <w:lang w:val="ru-RU"/>
+        </w:rPr>
+        <w:t xml:space="preserve"> [2, 3]</w:t>
+      </w:r>
+      <w:r>
+        <w:rPr>
+          <w:lang w:val="ru-RU"/>
+        </w:rPr>
+        <w:t>. Завершающим этапом является оценка результатов: расчёт показателей качества прогноза, торговых метрик, максимальной просадки, оборота и числа сделок, а также формирование итогового отчёта.</w:t>
+      </w:r>
+    </w:p>
+    <w:p>
+      <w:pPr>
+        <w:spacing w:after="160" w:line="278" w:lineRule="auto"/>
+        <w:ind w:firstLine="0"/>
+        <w:jc w:val="left"/>
+        <w:rPr>
+          <w:lang w:val="ru-RU"/>
+        </w:rPr>
+      </w:pPr>
+      <w:r>
+        <w:rPr>
+          <w:lang w:val="ru-RU"/>
+        </w:rPr>
+        <w:br w:type="page"/>
+      </w:r>
+    </w:p>
+    <w:p>
+      <w:pPr>
+        <w:pStyle w:val="2"/>
+        <w:rPr>
+          <w:lang w:val="ru-RU"/>
+        </w:rPr>
+      </w:pPr>
+      <w:bookmarkStart w:id="9" w:name="_Toc229924890"/>
+      <w:r>
+        <w:rPr>
+          <w:lang w:val="ru-RU"/>
+        </w:rPr>
+        <w:lastRenderedPageBreak/>
+        <w:t>2.2 Формирование входных данных и признакового пространства</w:t>
+      </w:r>
+      <w:bookmarkEnd w:id="9"/>
+    </w:p>
+    <w:p>
+      <w:pPr>
+        <w:rPr>
+          <w:lang w:val="ru-RU"/>
+        </w:rPr>
+      </w:pPr>
+      <w:r>
+        <w:rPr>
+          <w:lang w:val="ru-RU"/>
+        </w:rPr>
+        <w:t>Входные данные для разрабатываемой системы формируются на основе минутных свечей по акциям Московской биржи</w:t>
+      </w:r>
+      <w:r>
+        <w:rPr>
+          <w:lang w:val="ru-RU"/>
+        </w:rPr>
+        <w:t xml:space="preserve"> [17]</w:t>
+      </w:r>
+      <w:r>
+        <w:rPr>
+          <w:lang w:val="ru-RU"/>
+        </w:rPr>
+        <w:t>. Подготовка данных в работе рассматривается не как разовая операция чтения файла, а как последовательный конвейер, включающий получение исходных рыночных данных, отбор ликвидных инструментов, предварительную обработку минутных рядов, построение признаков и формирование целевых значений. Такой подход позволяет привести данные разных бумаг к единой структуре и использовать их в дальнейшем для сравнения методов, основанных на правилах, методов машинного обучения и нейросетевых моделей.</w:t>
+      </w:r>
+    </w:p>
+    <w:p>
+      <w:pPr>
+        <w:rPr>
+          <w:lang w:val="ru-RU"/>
+        </w:rPr>
+      </w:pPr>
+      <w:r>
+        <w:rPr>
+          <w:lang w:val="ru-RU"/>
+        </w:rPr>
+        <w:t>На первом этапе загружается список ценных бумаг и минутные свечи по акциям. Затем по каждому инструменту рассчитываются показатели полноты и активности торгов, на основе которых отбирается множество ликвидных бумаг</w:t>
       </w:r>
       <w:r>
         <w:rPr>
@@ -12921,137 +14113,26 @@
         <w:rPr>
           <w:lang w:val="ru-RU"/>
         </w:rPr>
-        <w:t>[3, 4]</w:t>
-      </w:r>
-      <w:r>
-        <w:rPr>
-          <w:lang w:val="ru-RU"/>
-        </w:rPr>
-        <w:t>.</w:t>
-      </w:r>
-    </w:p>
-    <w:p>
-      <w:pPr>
-        <w:rPr>
-          <w:lang w:val="ru-RU"/>
-        </w:rPr>
-      </w:pPr>
-      <w:r>
-        <w:rPr>
-          <w:lang w:val="ru-RU"/>
-        </w:rPr>
-        <w:t xml:space="preserve">Для исследования выбраны две </w:t>
-      </w:r>
-      <w:r>
-        <w:rPr>
-          <w:lang w:val="ru-RU"/>
-        </w:rPr>
-        <w:t>базовые</w:t>
-      </w:r>
-      <w:r>
-        <w:rPr>
-          <w:lang w:val="ru-RU"/>
-        </w:rPr>
-        <w:t xml:space="preserve"> модели и три нейросетевые архитектуры. В качестве </w:t>
-      </w:r>
-      <w:r>
-        <w:rPr>
-          <w:lang w:val="ru-RU"/>
-        </w:rPr>
-        <w:t>базовых</w:t>
-      </w:r>
-      <w:r>
-        <w:rPr>
-          <w:lang w:val="ru-RU"/>
-        </w:rPr>
-        <w:t xml:space="preserve"> моделей используются наивная модель нулевой доходности и линейная регрессия по лаговым признакам. Эти модели служат простыми и интерпретируемыми ориентирами, позволяющими определить, дают ли более сложные методы улучшение качества прогноза. В качестве нейросетевых моделей используются рекуррентная модель на основе управляемых рекуррентных блоков, одномерная свёрточная нейронная сеть и трансформерная архитектура. Такой набор позволяет сравнить три разных подхода к обработке временной последовательности: рекуррентный, свёрточный и основанный на механизме внимания.</w:t>
-      </w:r>
-    </w:p>
-    <w:p>
-      <w:pPr>
-        <w:rPr>
-          <w:lang w:val="ru-RU"/>
-        </w:rPr>
-      </w:pPr>
-      <w:r>
-        <w:rPr>
-          <w:lang w:val="ru-RU"/>
-        </w:rPr>
-        <w:t xml:space="preserve">Таким образом, в качестве метода решения выбирается единая вычислительная схема, в которой все модели работают на одном и том же наборе данных и признаков, формируют прогноз краткосрочной доходности, после чего их результаты преобразуются в торговые решения по единым правилам. Это обеспечивает сопоставимость результатов и позволяет </w:t>
-      </w:r>
-      <w:r>
-        <w:rPr>
-          <w:lang w:val="ru-RU"/>
-        </w:rPr>
-        <w:lastRenderedPageBreak/>
-        <w:t>корректно оценить влияние выбора архитектуры на итоговое качество торговой системы.</w:t>
-      </w:r>
-    </w:p>
-    <w:p>
-      <w:pPr>
-        <w:pStyle w:val="2"/>
-        <w:rPr>
-          <w:lang w:val="ru-RU"/>
-        </w:rPr>
-      </w:pPr>
-      <w:bookmarkStart w:id="9" w:name="_Toc228387377"/>
-      <w:r>
-        <w:rPr>
-          <w:lang w:val="ru-RU"/>
-        </w:rPr>
-        <w:t>2.2 Формирование входных данных и признакового пространства</w:t>
-      </w:r>
-      <w:bookmarkEnd w:id="9"/>
-    </w:p>
-    <w:p>
-      <w:pPr>
-        <w:rPr>
-          <w:lang w:val="ru-RU"/>
-        </w:rPr>
-      </w:pPr>
-      <w:r>
-        <w:rPr>
-          <w:lang w:val="ru-RU"/>
-        </w:rPr>
-        <w:t xml:space="preserve">Входной информацией для построения прогнозирующих моделей служат минутные данные по выбранному множеству ликвидных акций Московской биржи. Для каждого инструмента используются цена открытия, максимальная цена за минуту, минимальная цена за минуту, цена закрытия, объём торгов в штуках и денежный оборот. Такой набор параметров позволяет одновременно учитывать ценовую динамику инструмента, диапазон изменения цены в течение минуты и интенсивность торговой активности. </w:t>
-      </w:r>
-    </w:p>
-    <w:p>
-      <w:pPr>
-        <w:rPr>
-          <w:lang w:val="ru-RU"/>
-        </w:rPr>
-      </w:pPr>
-      <w:r>
-        <w:rPr>
-          <w:lang w:val="ru-RU"/>
-        </w:rPr>
-        <w:t xml:space="preserve">На этапе подготовки данных исходные временные ряды приводятся к единой структуре. Для этого выполняются сортировка наблюдений по времени, синхронизация минутных записей по всем инструментам, проверка полноты временной сетки и обработка пропусков. При формировании единого датасета необходимо учитывать границы торговых сессий и исключать некорректное распространение данных на нерабочие интервалы. Для пропущенных минут внутри торгового дня используются последние доступные значения рыночных параметров, что позволяет сохранить непрерывность временного ряда и единообразие входного представления для моделей. Такой подход особенно важен при работе с большим числом инструментов, поскольку позволяет применять к ним одну и ту же процедуру подготовки данных </w:t>
-      </w:r>
-      <w:r>
-        <w:rPr>
-          <w:lang w:val="ru-RU"/>
-        </w:rPr>
-        <w:t>[1, 3]</w:t>
-      </w:r>
-      <w:r>
-        <w:rPr>
-          <w:lang w:val="ru-RU"/>
-        </w:rPr>
-        <w:t>.</w:t>
-      </w:r>
-    </w:p>
-    <w:p>
-      <w:pPr>
-        <w:rPr>
-          <w:lang w:val="ru-RU"/>
-        </w:rPr>
-      </w:pPr>
-      <w:r>
-        <w:rPr>
-          <w:lang w:val="ru-RU"/>
-        </w:rPr>
-        <w:t>Программная организация этапа подготовки данных может быть представлена в виде диаграммы классов подсистемы предварительной обработки. Она отражает основные сущности, участвующие в проверке структуры данных, синхронизации минутных рядов, построении полной минутной сетки и заполнении пропусков.</w:t>
+        <w:t>[1, 17]</w:t>
+      </w:r>
+      <w:r>
+        <w:rPr>
+          <w:lang w:val="ru-RU"/>
+        </w:rPr>
+        <w:t>. Для выбранных инструментов выполняется чтение минутных данных, проверка порядка наблюдений, построение полной минутной сетки внутри торговых дней, заполнение пропусков и восстановление служебных временных полей. После этого на основе подготовленных рядов рассчитываются признаки, описывающие ценовую динамику, объём торгов, денежный оборот, локальную изменчивость, форму минутной свечи и положение наблюдения во времени. Отдельно формируются целевые значения, необходимые для обучения моделей и последующего исторического тестирования.</w:t>
+      </w:r>
+    </w:p>
+    <w:p>
+      <w:pPr>
+        <w:rPr>
+          <w:lang w:val="ru-RU"/>
+        </w:rPr>
+      </w:pPr>
+      <w:r>
+        <w:rPr>
+          <w:lang w:val="ru-RU"/>
+        </w:rPr>
+        <w:t>Общая структура подсистемы подготовки данных представлена на рисунке 5. Диаграмма отражает основные классы и этапы конвейера: источник данных Московской биржи, фильтр ликвидных инструментов, исходные минутные данные, конвейер предварительной обработки, формирователь признаков, формирователь целевых значений и итоговый минутный датасет.</w:t>
       </w:r>
     </w:p>
     <w:p>
@@ -13068,10 +14149,10 @@
         </w:rPr>
         <w:lastRenderedPageBreak/>
         <w:drawing>
-          <wp:inline distT="0" distB="0" distL="0" distR="0" wp14:anchorId="1C2D251B" wp14:editId="7F27416A">
-            <wp:extent cx="3521225" cy="8002534"/>
-            <wp:effectExtent l="0" t="0" r="3175" b="0"/>
-            <wp:docPr id="2119565012" name="Рисунок 3" descr="PlantUML diagram"/>
+          <wp:inline distT="0" distB="0" distL="0" distR="0" wp14:anchorId="60A63386" wp14:editId="1D55356F">
+            <wp:extent cx="3454450" cy="8938260"/>
+            <wp:effectExtent l="0" t="0" r="0" b="0"/>
+            <wp:docPr id="1959536558" name="Рисунок 4" descr="PlantUML diagram"/>
             <wp:cNvGraphicFramePr>
               <a:graphicFrameLocks xmlns:a="http://schemas.openxmlformats.org/drawingml/2006/main" noChangeAspect="1"/>
             </wp:cNvGraphicFramePr>
@@ -13079,7 +14160,7 @@
               <a:graphicData uri="http://schemas.openxmlformats.org/drawingml/2006/picture">
                 <pic:pic xmlns:pic="http://schemas.openxmlformats.org/drawingml/2006/picture">
                   <pic:nvPicPr>
-                    <pic:cNvPr id="0" name="Picture 1" descr="PlantUML diagram"/>
+                    <pic:cNvPr id="0" name="Picture 3" descr="PlantUML diagram"/>
                     <pic:cNvPicPr>
                       <a:picLocks noChangeAspect="1" noChangeArrowheads="1"/>
                     </pic:cNvPicPr>
@@ -13100,7 +14181,7 @@
                   <pic:spPr bwMode="auto">
                     <a:xfrm>
                       <a:off x="0" y="0"/>
-                      <a:ext cx="3526183" cy="8013802"/>
+                      <a:ext cx="3475459" cy="8992621"/>
                     </a:xfrm>
                     <a:prstGeom prst="rect">
                       <a:avLst/>
@@ -13141,7 +14222,13 @@
         <w:rPr>
           <w:lang w:val="ru-RU"/>
         </w:rPr>
-        <w:t xml:space="preserve"> – UML-диаграмма классов подсистемы предварительной обработки</w:t>
+        <w:t xml:space="preserve"> – UML-диаграмма классов подсистемы </w:t>
+      </w:r>
+      <w:r>
+        <w:rPr>
+          <w:lang w:val="ru-RU"/>
+        </w:rPr>
+        <w:t>подготовки данных</w:t>
       </w:r>
     </w:p>
     <w:p>
@@ -13155,64 +14242,186 @@
         <w:rPr>
           <w:lang w:val="ru-RU"/>
         </w:rPr>
+        <w:lastRenderedPageBreak/>
         <w:tab/>
       </w:r>
       <w:r>
         <w:rPr>
           <w:lang w:val="ru-RU"/>
         </w:rPr>
-        <w:t xml:space="preserve">Как видно из рисунка 4, предварительная обработка организована как последовательность операций над минутными данными, включающая проверку схемы и типов, сортировку и удаление дубликатов, разбиение по торговым </w:t>
+        <w:t>Как видно из рисунка 5, результатом работы подсистемы является единый минутный датасет, содержащий идентификатор инструмента, временные поля, исходные рыночные параметры, построенные признаки и целевые значения. Такой датасет используется как общая информационная основа для всех рассматриваемых методов. Благодаря этому различия в результатах дальнейших экспериментов определяются не разным составом входных данных, а способом обработки одного и того же признакового пространства.</w:t>
+      </w:r>
+    </w:p>
+    <w:p>
+      <w:pPr>
+        <w:rPr>
+          <w:lang w:val="ru-RU"/>
+        </w:rPr>
+      </w:pPr>
+      <w:r>
+        <w:rPr>
+          <w:lang w:val="ru-RU"/>
+        </w:rPr>
+        <w:t xml:space="preserve">После завершения предварительной обработки минутные данные приводятся к единому формату, однако сами по себе исходные поля </w:t>
+      </w:r>
+      <w:proofErr w:type="spellStart"/>
+      <w:r>
+        <w:rPr>
+          <w:lang w:val="ru-RU"/>
+        </w:rPr>
+        <w:t>open</w:t>
+      </w:r>
+      <w:proofErr w:type="spellEnd"/>
+      <w:r>
+        <w:rPr>
+          <w:lang w:val="ru-RU"/>
+        </w:rPr>
+        <w:t xml:space="preserve">, </w:t>
+      </w:r>
+      <w:proofErr w:type="spellStart"/>
+      <w:r>
+        <w:rPr>
+          <w:lang w:val="ru-RU"/>
+        </w:rPr>
+        <w:t>high</w:t>
+      </w:r>
+      <w:proofErr w:type="spellEnd"/>
+      <w:r>
+        <w:rPr>
+          <w:lang w:val="ru-RU"/>
+        </w:rPr>
+        <w:t xml:space="preserve">, </w:t>
+      </w:r>
+      <w:proofErr w:type="spellStart"/>
+      <w:r>
+        <w:rPr>
+          <w:lang w:val="ru-RU"/>
+        </w:rPr>
+        <w:t>low</w:t>
+      </w:r>
+      <w:proofErr w:type="spellEnd"/>
+      <w:r>
+        <w:rPr>
+          <w:lang w:val="ru-RU"/>
+        </w:rPr>
+        <w:t xml:space="preserve">, </w:t>
+      </w:r>
+      <w:proofErr w:type="spellStart"/>
+      <w:r>
+        <w:rPr>
+          <w:lang w:val="ru-RU"/>
+        </w:rPr>
+        <w:t>close</w:t>
+      </w:r>
+      <w:proofErr w:type="spellEnd"/>
+      <w:r>
+        <w:rPr>
+          <w:lang w:val="ru-RU"/>
+        </w:rPr>
+        <w:t xml:space="preserve">, </w:t>
+      </w:r>
+      <w:proofErr w:type="spellStart"/>
+      <w:r>
+        <w:rPr>
+          <w:lang w:val="ru-RU"/>
+        </w:rPr>
+        <w:t>volume</w:t>
+      </w:r>
+      <w:proofErr w:type="spellEnd"/>
+      <w:r>
+        <w:rPr>
+          <w:lang w:val="ru-RU"/>
+        </w:rPr>
+        <w:t xml:space="preserve"> и </w:t>
+      </w:r>
+      <w:proofErr w:type="spellStart"/>
+      <w:r>
+        <w:rPr>
+          <w:lang w:val="ru-RU"/>
+        </w:rPr>
+        <w:t>value</w:t>
+      </w:r>
+      <w:proofErr w:type="spellEnd"/>
+      <w:r>
+        <w:rPr>
+          <w:lang w:val="ru-RU"/>
+        </w:rPr>
+        <w:t xml:space="preserve"> не раскрывают все свойства краткосрочной рыночной динамики. Поэтому следующим этапом является формирование признакового пространства, то есть построение дополнительных характеристик, которые могут быть использованы методами, основанными на правилах, методами машинного обучения и нейросетевыми моделями. Признаки рассчитываются на основе уже доступных к текущему моменту данных, что позволяет сохранить причинную корректность эксперимента и не использовать информацию из будущего</w:t>
+      </w:r>
+      <w:r>
+        <w:rPr>
+          <w:lang w:val="ru-RU"/>
+        </w:rPr>
+        <w:t xml:space="preserve"> </w:t>
+      </w:r>
+      <w:r>
+        <w:rPr>
+          <w:lang w:val="ru-RU"/>
+        </w:rPr>
+        <w:t xml:space="preserve">[1, </w:t>
+      </w:r>
+      <w:r>
+        <w:rPr>
+          <w:lang w:val="ru-RU"/>
+        </w:rPr>
+        <w:t>15, 16</w:t>
+      </w:r>
+      <w:r>
+        <w:rPr>
+          <w:lang w:val="ru-RU"/>
+        </w:rPr>
+        <w:t>]</w:t>
+      </w:r>
+      <w:r>
+        <w:rPr>
+          <w:lang w:val="ru-RU"/>
+        </w:rPr>
+        <w:t>.</w:t>
+      </w:r>
+    </w:p>
+    <w:p>
+      <w:pPr>
+        <w:rPr>
+          <w:lang w:val="ru-RU"/>
+        </w:rPr>
+      </w:pPr>
+      <w:r>
+        <w:rPr>
+          <w:lang w:val="ru-RU"/>
+        </w:rPr>
+        <w:t>В работе признаки делятся на несколько групп. К первой группе относятся временные признаки, описывающие положение наблюдения внутри торгового дня, недели и месяца. Для части временных характеристик дополнительно используется циклическое кодирование через синус и косинус, позволяющее корректно учитывать периодическую природу времени. Ко второй группе относятся лаговые признаки доходности, отражающие изменение цены за несколько предыдущих интервалов. К третьей группе относятся признаки объёма и денежного оборота, включая логарифмированные значения, разности и скользящие средние. Кроме того, строятся скользящие ценовые характеристики, признаки изменчивости и признаки геометрии минутной свечи</w:t>
+      </w:r>
+      <w:r>
+        <w:rPr>
+          <w:lang w:val="ru-RU"/>
+        </w:rPr>
+        <w:t xml:space="preserve"> [1, 3, 14]</w:t>
+      </w:r>
+      <w:r>
+        <w:rPr>
+          <w:lang w:val="ru-RU"/>
+        </w:rPr>
+        <w:t>.</w:t>
+      </w:r>
+    </w:p>
+    <w:p>
+      <w:pPr>
+        <w:rPr>
+          <w:lang w:val="ru-RU"/>
+        </w:rPr>
+      </w:pPr>
+      <w:r>
+        <w:rPr>
+          <w:lang w:val="ru-RU"/>
+        </w:rPr>
+        <w:t xml:space="preserve">Такая организация признакового пространства позволяет описывать не только текущий уровень цены, но и краткосрочное направление движения, </w:t>
       </w:r>
       <w:r>
         <w:rPr>
           <w:lang w:val="ru-RU"/>
         </w:rPr>
         <w:lastRenderedPageBreak/>
-        <w:t>дням, построение минутной сетки и заполнение пропусков. Такое разбиение подчёркивает модульный характер подготовки данных и позволяет использовать единый конвейер для всех инструментов.</w:t>
-      </w:r>
-    </w:p>
-    <w:p>
-      <w:pPr>
-        <w:rPr>
-          <w:lang w:val="ru-RU"/>
-        </w:rPr>
-      </w:pPr>
-      <w:r>
-        <w:rPr>
-          <w:lang w:val="ru-RU"/>
-        </w:rPr>
-        <w:t>В работе используется не только исходный набор минутных параметров, но и производные признаки, отражающие недавнюю динамику рынка. К первой группе относятся лаговые значения доходности, позволяющие учитывать изменения цены за несколько предыдущих минут. Ко второй группе относятся признаки объёма и денежного оборота, включая их логарифмированные значения и лаговые характеристики. Логарифмирование объёма и оборота используется для уменьшения влияния редких экстремальных всплесков и приведения распределения признаков к более устойчивому виду. К третьей группе относятся признаки локального состояния цены: скользящие средние по коротким окнам, отклонение текущей цены от своего локального среднего, а также простые оценки изменчивости на последних интервалах. К четвёртой группе относятся признаки геометрии минутной свечи, например относительный размер тела свечи и полный диапазон изменения цены за минуту. Такие характеристики позволяют передавать модели не только абсолютные уровни цен, но и форму недавнего ценового движения</w:t>
-      </w:r>
-      <w:r>
-        <w:rPr>
-          <w:lang w:val="ru-RU"/>
-        </w:rPr>
-        <w:t xml:space="preserve"> </w:t>
-      </w:r>
-      <w:r>
-        <w:rPr>
-          <w:lang w:val="ru-RU"/>
-        </w:rPr>
-        <w:t>[1, 3]</w:t>
-      </w:r>
-      <w:r>
-        <w:rPr>
-          <w:lang w:val="ru-RU"/>
-        </w:rPr>
-        <w:t>.</w:t>
-      </w:r>
-    </w:p>
-    <w:p>
-      <w:pPr>
-        <w:rPr>
-          <w:lang w:val="ru-RU"/>
-        </w:rPr>
-      </w:pPr>
-      <w:r>
-        <w:rPr>
-          <w:lang w:val="ru-RU"/>
-        </w:rPr>
-        <w:t>Структура подсистемы формирования признаков представлена на рисунке 5. Она показывает разбиение общего процесса построения признакового пространства на отдельные классы, отвечающие за временные признаки, лаги доходности, объёмные признаки, скользящие характеристики, признаки изменчивости и геометрии свечи.</w:t>
+        <w:t xml:space="preserve">локальную волатильность, торговую активность, соотношение цены с локальным средним и форму минутной свечи. Общая структура подсистемы формирования признаков представлена на рисунке 6. Диаграмма показывает, какие группы признаков добавляются к подготовленным минутным данным перед формированием целевых значений и последующим обучением моделей. </w:t>
       </w:r>
     </w:p>
     <w:p>
@@ -13226,12 +14435,11 @@
         <w:rPr>
           <w:noProof/>
         </w:rPr>
-        <w:lastRenderedPageBreak/>
         <w:drawing>
-          <wp:inline distT="0" distB="0" distL="0" distR="0" wp14:anchorId="1E6973D3" wp14:editId="33E6AEC3">
-            <wp:extent cx="6031230" cy="2612390"/>
-            <wp:effectExtent l="0" t="0" r="7620" b="0"/>
-            <wp:docPr id="1131163301" name="Рисунок 4" descr="PlantUML diagram"/>
+          <wp:inline distT="0" distB="0" distL="0" distR="0" wp14:anchorId="7EE66927" wp14:editId="741A0D15">
+            <wp:extent cx="6031230" cy="3156585"/>
+            <wp:effectExtent l="0" t="0" r="7620" b="5715"/>
+            <wp:docPr id="1010659795" name="Рисунок 5" descr="PlantUML diagram"/>
             <wp:cNvGraphicFramePr>
               <a:graphicFrameLocks xmlns:a="http://schemas.openxmlformats.org/drawingml/2006/main" noChangeAspect="1"/>
             </wp:cNvGraphicFramePr>
@@ -13239,7 +14447,7 @@
               <a:graphicData uri="http://schemas.openxmlformats.org/drawingml/2006/picture">
                 <pic:pic xmlns:pic="http://schemas.openxmlformats.org/drawingml/2006/picture">
                   <pic:nvPicPr>
-                    <pic:cNvPr id="0" name="Picture 3" descr="PlantUML diagram"/>
+                    <pic:cNvPr id="0" name="Picture 5" descr="PlantUML diagram"/>
                     <pic:cNvPicPr>
                       <a:picLocks noChangeAspect="1" noChangeArrowheads="1"/>
                     </pic:cNvPicPr>
@@ -13260,7 +14468,7 @@
                   <pic:spPr bwMode="auto">
                     <a:xfrm>
                       <a:off x="0" y="0"/>
-                      <a:ext cx="6031230" cy="2612390"/>
+                      <a:ext cx="6031230" cy="3156585"/>
                     </a:xfrm>
                     <a:prstGeom prst="rect">
                       <a:avLst/>
@@ -13321,26 +14529,33 @@
         <w:rPr>
           <w:lang w:val="ru-RU"/>
         </w:rPr>
-        <w:t>Из рисунка 5 видно, что формирование признаков реализуется как единый конвейер, объединяющий несколько специализированных построителей. Такой подход позволяет сохранить интерпретируемость признакового пространства, упростить расширение набора входных характеристик и обеспечить сопоставимость входных данных для всех исследуемых моделей.</w:t>
-      </w:r>
-    </w:p>
-    <w:p>
-      <w:pPr>
-        <w:rPr>
-          <w:lang w:val="ru-RU"/>
-        </w:rPr>
-      </w:pPr>
-      <w:r>
-        <w:rPr>
-          <w:lang w:val="ru-RU"/>
-        </w:rPr>
-        <w:t xml:space="preserve">Отдельную группу образуют временные признаки, описывающие положение наблюдения внутри торгового календаря. В базовом варианте используются номер часа, минуты, день недели, день месяца и месяц. Для циклических временных признаков применяется представление через синус и косинус, что позволяет корректно учитывать периодическую природу времени суток, дня недели и положения внутри месяца. Такое кодирование предпочтительно по сравнению с прямой подстановкой календарных номеров, поскольку отражает близость соседних моментов на цикле, например конца и начала торгового дня либо конца и начала календарного месяца </w:t>
-      </w:r>
-      <w:r>
-        <w:rPr>
-          <w:lang w:val="ru-RU"/>
-        </w:rPr>
-        <w:t>[3]</w:t>
+        <w:t xml:space="preserve">Из рисунка 6 видно, что формирование признаков выполняется как последовательное расширение подготовленных минутных данных. К исходным рыночным параметрам добавляются временные признаки, циклические представления календарных характеристик, лаговые доходности, признаки объёма и денежного оборота, скользящие ценовые характеристики, показатели изменчивости и признаки геометрии свечи. Все эти признаки рассчитываются по данным, доступным </w:t>
+      </w:r>
+      <w:proofErr w:type="gramStart"/>
+      <w:r>
+        <w:rPr>
+          <w:lang w:val="ru-RU"/>
+        </w:rPr>
+        <w:t>на текущий момент</w:t>
+      </w:r>
+      <w:proofErr w:type="gramEnd"/>
+      <w:r>
+        <w:rPr>
+          <w:lang w:val="ru-RU"/>
+        </w:rPr>
+        <w:t xml:space="preserve"> времени, что позволяет сохранить причинную корректность эксперимента и исключить использование будущей информации при построении входного представления</w:t>
+      </w:r>
+      <w:r>
+        <w:rPr>
+          <w:lang w:val="ru-RU"/>
+        </w:rPr>
+        <w:t xml:space="preserve"> </w:t>
+      </w:r>
+      <w:r>
+        <w:rPr>
+          <w:lang w:val="ru-RU"/>
+        </w:rPr>
+        <w:t>[3, 15, 16]</w:t>
       </w:r>
       <w:r>
         <w:rPr>
@@ -13351,28 +14566,29 @@
     </w:p>
     <w:p>
       <w:pPr>
-        <w:rPr>
-          <w:lang w:val="ru-RU"/>
-        </w:rPr>
-      </w:pPr>
-      <w:r>
-        <w:rPr>
-          <w:lang w:val="ru-RU"/>
-        </w:rPr>
-        <w:t xml:space="preserve">Принципиально важным требованием является причинная корректность признаков. Для каждого момента времени допускается использовать только ту информацию, которая уже была известна к моменту формирования прогноза. Это исключает скрытое использование будущих значений и обеспечивает корректность последующего исторического тестирования. По этой причине все лаговые, скользящие и агрегированные признаки рассчитываются только по </w:t>
+        <w:ind w:firstLine="708"/>
+        <w:rPr>
+          <w:lang w:val="ru-RU"/>
+        </w:rPr>
+      </w:pPr>
+      <w:r>
+        <w:rPr>
+          <w:lang w:val="ru-RU"/>
+        </w:rPr>
+        <w:t xml:space="preserve">После построения признакового пространства отдельно формируются целевые значения. Основной целевой переменной является краткосрочная доходность инструмента на заданном горизонте прогнозирования. Дополнительно рассчитываются величины, используемые при историческом </w:t>
       </w:r>
       <w:r>
         <w:rPr>
           <w:lang w:val="ru-RU"/>
         </w:rPr>
         <w:lastRenderedPageBreak/>
-        <w:t xml:space="preserve">прошлым наблюдениям, а целевая переменная формируется отдельно и не участвует в вычислении входных характеристик </w:t>
-      </w:r>
-      <w:r>
-        <w:rPr>
-          <w:lang w:val="ru-RU"/>
-        </w:rPr>
-        <w:t>[3, 10, 11]</w:t>
+        <w:t>тестировании: доходность при входе в позицию на следующей минуте и доходность удержания позиции на разных горизонтах. Строки, для которых невозможно корректно рассчитать целевые значения, удаляются из итогового набора данных</w:t>
+      </w:r>
+      <w:r>
+        <w:rPr>
+          <w:lang w:val="ru-RU"/>
+        </w:rPr>
+        <w:t xml:space="preserve"> [3, 14]</w:t>
       </w:r>
       <w:r>
         <w:rPr>
@@ -13383,34 +14599,22 @@
     </w:p>
     <w:p>
       <w:pPr>
-        <w:rPr>
-          <w:lang w:val="ru-RU"/>
-        </w:rPr>
-      </w:pPr>
-      <w:r>
-        <w:rPr>
-          <w:lang w:val="ru-RU"/>
-        </w:rPr>
-        <w:t xml:space="preserve">Отбор признаков в работе осуществляется не как автоматическая процедура статистического исключения столбцов, а как содержательный выбор ограниченного набора характеристик, непосредственно связанных с рассматриваемой задачей. В итоговый набор включаются только те признаки, которые обладают ясной экономической интерпретацией, могут быть вычислены в причинно корректном режиме и подходят одновременно для базовых и нейросетевых моделей. Такой подход позволяет избежать избыточного усложнения признакового пространства, уменьшить риск переобучения и сохранить сопоставимость результатов между различными архитектурами. </w:t>
-      </w:r>
-    </w:p>
-    <w:p>
-      <w:pPr>
-        <w:rPr>
-          <w:lang w:val="ru-RU"/>
-        </w:rPr>
-      </w:pPr>
-      <w:r>
-        <w:rPr>
-          <w:lang w:val="ru-RU"/>
-        </w:rPr>
-        <w:t xml:space="preserve">Для всех моделей используется скользящее окно наблюдений фиксированной длины. Каждое окно содержит последовательность значений исходных и производных признаков за несколько последних минут. Для линейной регрессии это окно преобразуется в плоское векторное представление, тогда как нейросетевые модели получают последовательность временных срезов в естественном порядке. Благодаря этому одна и та же информационная база используется всеми методами, а различия в результатах определяются прежде всего способом обработки временной структуры данных, а не различием входного набора </w:t>
-      </w:r>
-      <w:r>
-        <w:rPr>
-          <w:lang w:val="ru-RU"/>
-        </w:rPr>
-        <w:t>[3, 4]</w:t>
+        <w:ind w:firstLine="708"/>
+        <w:rPr>
+          <w:lang w:val="ru-RU"/>
+        </w:rPr>
+      </w:pPr>
+      <w:r>
+        <w:rPr>
+          <w:lang w:val="ru-RU"/>
+        </w:rPr>
+        <w:t>Для всех рассматриваемых методов используется единая информационная основа: один и тот же набор исходных параметров, производных признаков и целевых значений. При этом способы обработки данных различаются. Методы, основанные на правилах, используют отдельные признаки для формирования торгового сигнала; классические методы машинного обучения работают с табличным представлением признаков; нейросетевые модели получают последовательность наблюдений за несколько последних минут. Это позволяет сравнивать методы в сопоставимых условиях и перейти к описанию моделей, применяемых в работе</w:t>
+      </w:r>
+      <w:r>
+        <w:rPr>
+          <w:lang w:val="ru-RU"/>
+        </w:rPr>
+        <w:t xml:space="preserve"> [3, 14]</w:t>
       </w:r>
       <w:r>
         <w:rPr>
@@ -13421,28 +14625,108 @@
     </w:p>
     <w:p>
       <w:pPr>
-        <w:rPr>
-          <w:lang w:val="ru-RU"/>
-        </w:rPr>
-      </w:pPr>
-      <w:r>
-        <w:rPr>
-          <w:lang w:val="ru-RU"/>
-        </w:rPr>
-        <w:t xml:space="preserve">Целевая переменная в работе определяется как краткосрочная доходность инструмента на выбранном горизонте прогнозирования. В простейшем варианте рассматривается доходность через одну минуту, однако допускается и горизонт в несколько минут. Выбор именно доходности, а не абсолютной цены, позволяет привести данные разных бумаг к более сопоставимому масштабу и сделать выход модели непосредственно пригодным для передачи в модуль принятия торговых решений. Таким образом, входные данные в работе представляют собой синхронизированные минутные ряды рыночных </w:t>
+        <w:pStyle w:val="2"/>
+        <w:rPr>
+          <w:lang w:val="ru-RU"/>
+        </w:rPr>
+      </w:pPr>
+      <w:bookmarkStart w:id="10" w:name="_Toc229924891"/>
+      <w:r>
+        <w:rPr>
+          <w:lang w:val="ru-RU"/>
+        </w:rPr>
+        <w:t xml:space="preserve">2.3 Выбор и описание </w:t>
+      </w:r>
+      <w:r>
+        <w:rPr>
+          <w:lang w:val="ru-RU"/>
+        </w:rPr>
+        <w:t>методов анализа рынка</w:t>
+      </w:r>
+      <w:bookmarkEnd w:id="10"/>
+    </w:p>
+    <w:p>
+      <w:pPr>
+        <w:rPr>
+          <w:lang w:val="ru-RU"/>
+        </w:rPr>
+      </w:pPr>
+      <w:r>
+        <w:rPr>
+          <w:lang w:val="ru-RU"/>
+        </w:rPr>
+        <w:t>Рассматриваемые методы можно разделить на три группы: методы, основанные на правилах, методы машинного обучения и нейросетевые модели. Такое деление позволяет сравнить простые интерпретируемые подходы, табличные обучаемые модели и более сложные архитектуры, специально предназначенные для обработки временных последовательностей</w:t>
+      </w:r>
+      <w:r>
+        <w:rPr>
+          <w:lang w:val="ru-RU"/>
+        </w:rPr>
+        <w:t xml:space="preserve"> [3, 4, 14]</w:t>
+      </w:r>
+      <w:r>
+        <w:rPr>
+          <w:lang w:val="ru-RU"/>
+        </w:rPr>
+        <w:t>.</w:t>
+      </w:r>
+    </w:p>
+    <w:p>
+      <w:pPr>
+        <w:rPr>
+          <w:lang w:val="ru-RU"/>
+        </w:rPr>
+      </w:pPr>
+      <w:r>
+        <w:rPr>
+          <w:lang w:val="ru-RU"/>
+        </w:rPr>
+        <w:t>Первую группу образуют методы, основанные на правилах. Они не обучаются на исторических данных в том же смысле, что и модели машинного обучения, а формируют торговый сигнал на основе заранее заданных условий. Их включение в работу необходимо для получения интерпретируемого базового уровня сравнения: если сложная модель не превосходит простую стратегию на правилах, её практическое применение оказывается менее обоснованным</w:t>
+      </w:r>
+      <w:r>
+        <w:rPr>
+          <w:lang w:val="ru-RU"/>
+        </w:rPr>
+        <w:t xml:space="preserve"> [4]</w:t>
+      </w:r>
+      <w:r>
+        <w:rPr>
+          <w:lang w:val="ru-RU"/>
+        </w:rPr>
+        <w:t>.</w:t>
+      </w:r>
+    </w:p>
+    <w:p>
+      <w:pPr>
+        <w:rPr>
+          <w:lang w:val="ru-RU"/>
+        </w:rPr>
+      </w:pPr>
+      <w:r>
+        <w:rPr>
+          <w:b/>
+          <w:bCs/>
+          <w:lang w:val="ru-RU"/>
+        </w:rPr>
+        <w:t>Стратегия ценового импульса</w:t>
+      </w:r>
+      <w:r>
+        <w:rPr>
+          <w:lang w:val="ru-RU"/>
+        </w:rPr>
+        <w:t xml:space="preserve"> основана на предположении, что сильное движение цены за последние интервалы может продолжиться в ближайшем будущем. В рамках такой стратегии сигнал формируется при наличии </w:t>
       </w:r>
       <w:r>
         <w:rPr>
           <w:lang w:val="ru-RU"/>
         </w:rPr>
         <w:lastRenderedPageBreak/>
-        <w:t xml:space="preserve">параметров и построенные на их основе признаки, а выходом моделей является оценка ожидаемой краткосрочной доходности </w:t>
-      </w:r>
-      <w:r>
-        <w:rPr>
-          <w:lang w:val="ru-RU"/>
-        </w:rPr>
-        <w:t>[3, 4]</w:t>
+        <w:t>достаточно выраженной положительной краткосрочной доходности. Эта модель включена в работу как простой способ проверки гипотезы о сохранении краткосрочного направления движения цены</w:t>
+      </w:r>
+      <w:r>
+        <w:rPr>
+          <w:lang w:val="ru-RU"/>
+        </w:rPr>
+        <w:t xml:space="preserve"> [4]</w:t>
       </w:r>
       <w:r>
         <w:rPr>
@@ -13453,92 +14737,29 @@
     </w:p>
     <w:p>
       <w:pPr>
-        <w:pStyle w:val="2"/>
-        <w:rPr>
-          <w:lang w:val="ru-RU"/>
-        </w:rPr>
-      </w:pPr>
-      <w:bookmarkStart w:id="10" w:name="_Toc228387378"/>
-      <w:r>
-        <w:rPr>
-          <w:lang w:val="ru-RU"/>
-        </w:rPr>
-        <w:t>2.3 Выбор и описание прогнозирующих моделей</w:t>
-      </w:r>
-      <w:bookmarkEnd w:id="10"/>
-    </w:p>
-    <w:p>
-      <w:pPr>
-        <w:rPr>
-          <w:lang w:val="ru-RU"/>
-        </w:rPr>
-      </w:pPr>
-      <w:r>
-        <w:rPr>
-          <w:lang w:val="ru-RU"/>
-        </w:rPr>
-        <w:t xml:space="preserve">Для исследования в работе используются пять прогнозирующих моделей, различающихся по сложности и принципу обработки временной информации. Такое решение позволяет сопоставить простые </w:t>
-      </w:r>
-      <w:r>
-        <w:rPr>
-          <w:lang w:val="ru-RU"/>
-        </w:rPr>
-        <w:t>базовые</w:t>
-      </w:r>
-      <w:r>
-        <w:rPr>
-          <w:lang w:val="ru-RU"/>
-        </w:rPr>
-        <w:t xml:space="preserve"> подходы с более сложными нейросетевыми методами и определить, оправдано ли усложнение модели применительно к задаче поминутного прогнозирования.</w:t>
-      </w:r>
-    </w:p>
-    <w:p>
-      <w:pPr>
-        <w:rPr>
-          <w:lang w:val="ru-RU"/>
-        </w:rPr>
-      </w:pPr>
-      <w:r>
-        <w:rPr>
-          <w:lang w:val="ru-RU"/>
-        </w:rPr>
-        <w:t xml:space="preserve">Наивная модель нулевой доходности является простейшей </w:t>
-      </w:r>
-      <w:r>
-        <w:rPr>
-          <w:lang w:val="ru-RU"/>
-        </w:rPr>
-        <w:t>базовой</w:t>
-      </w:r>
-      <w:r>
-        <w:rPr>
-          <w:lang w:val="ru-RU"/>
-        </w:rPr>
-        <w:t xml:space="preserve"> моделью. Она предполагает, что ожидаемая доходность на следующем шаге равна нулю. Несмотря на крайнюю простоту, такая модель полезна как нижняя граница качества, поскольку на малых временных горизонтах фактическая доходность действительно часто оказывается близкой к нулю. Если более сложная модель не даёт улучшения по сравнению с</w:t>
-      </w:r>
-      <w:r>
-        <w:rPr>
-          <w:lang w:val="ru-RU"/>
-        </w:rPr>
-        <w:t xml:space="preserve"> базовой</w:t>
-      </w:r>
-      <w:r>
-        <w:rPr>
-          <w:lang w:val="ru-RU"/>
-        </w:rPr>
-        <w:t>, то её практическая ценность оказывается сомнительной</w:t>
-      </w:r>
-      <w:r>
-        <w:rPr>
-          <w:lang w:val="ru-RU"/>
-        </w:rPr>
-        <w:t xml:space="preserve"> </w:t>
-      </w:r>
-      <w:r>
-        <w:rPr>
-          <w:lang w:val="ru-RU"/>
-        </w:rPr>
-        <w:t>[4]</w:t>
+        <w:rPr>
+          <w:lang w:val="ru-RU"/>
+        </w:rPr>
+      </w:pPr>
+      <w:r>
+        <w:rPr>
+          <w:b/>
+          <w:bCs/>
+          <w:lang w:val="ru-RU"/>
+        </w:rPr>
+        <w:t>Стратегия возврата к среднему</w:t>
+      </w:r>
+      <w:r>
+        <w:rPr>
+          <w:lang w:val="ru-RU"/>
+        </w:rPr>
+        <w:t xml:space="preserve"> использует противоположную идею: если цена заметно отклонилась от локального среднего значения, то в дальнейшем возможно частичное возвращение к нему. Такой подход позволяет проверить, присутствует ли на минутных данных эффект краткосрочной коррекции после локального отклонения цены</w:t>
+      </w:r>
+      <w:r>
+        <w:rPr>
+          <w:lang w:val="ru-RU"/>
+        </w:rPr>
+        <w:t xml:space="preserve"> [4]</w:t>
       </w:r>
       <w:r>
         <w:rPr>
@@ -13555,33 +14776,23 @@
       </w:pPr>
       <w:r>
         <w:rPr>
-          <w:lang w:val="ru-RU"/>
-        </w:rPr>
-        <w:t xml:space="preserve">Вторая </w:t>
-      </w:r>
-      <w:r>
-        <w:rPr>
-          <w:lang w:val="ru-RU"/>
-        </w:rPr>
-        <w:t xml:space="preserve">базовая </w:t>
-      </w:r>
-      <w:r>
-        <w:rPr>
-          <w:lang w:val="ru-RU"/>
-        </w:rPr>
-        <w:t>модель — линейная регрессия. Эта модель использует значения доходности, объёма и других производных характеристик за несколько предыдущих моментов времени и формирует линейную оценку будущей доходности. Преимуществами линейной регрессии являются простота реализации, интерпретируемость и возможность определить, насколько полезна уже сама базовая связь между признаками и целевой переменной без применения нелинейных методов</w:t>
-      </w:r>
-      <w:r>
-        <w:rPr>
-          <w:lang w:val="ru-RU"/>
-        </w:rPr>
-        <w:t xml:space="preserve"> </w:t>
-      </w:r>
-      <w:r>
-        <w:rPr>
-          <w:lang w:val="ru-RU"/>
-        </w:rPr>
-        <w:t>[4]</w:t>
+          <w:b/>
+          <w:bCs/>
+          <w:lang w:val="ru-RU"/>
+        </w:rPr>
+        <w:t>Стратегия тренда на основе скользящих средних</w:t>
+      </w:r>
+      <w:r>
+        <w:rPr>
+          <w:lang w:val="ru-RU"/>
+        </w:rPr>
+        <w:t xml:space="preserve"> формирует сигнал на основе соотношения текущей цены и её скользящих средних. В отличие от стратегии ценового импульса, такой подход использует сглаженное представление динамики и поэтому менее чувствителен к одиночным случайным колебаниям. Эта стратегия включена как простой трендовый метод, основанный на локальном направлении движения цены</w:t>
+      </w:r>
+      <w:r>
+        <w:rPr>
+          <w:lang w:val="ru-RU"/>
+        </w:rPr>
+        <w:t xml:space="preserve"> [4]</w:t>
       </w:r>
       <w:r>
         <w:rPr>
@@ -13598,28 +14809,106 @@
       </w:pPr>
       <w:r>
         <w:rPr>
-          <w:lang w:val="ru-RU"/>
-        </w:rPr>
-        <w:t xml:space="preserve">Первая нейросетевая модель строится на основе управляемых рекуррентных блоков. Рекуррентная архитектура предназначена для последовательной обработки временного окна и сохранения информации о ранее наблюдавшихся значениях. Благодаря этому модель может учитывать порядок появления сигналов и их накопительный эффект. Выбор именно управляемых рекуррентных блоков обусловлен их относительной простотой по </w:t>
+          <w:b/>
+          <w:bCs/>
+          <w:lang w:val="ru-RU"/>
+        </w:rPr>
+        <w:t>Стратегия пробоя локального диапазона</w:t>
+      </w:r>
+      <w:r>
+        <w:rPr>
+          <w:lang w:val="ru-RU"/>
+        </w:rPr>
+        <w:t xml:space="preserve"> формирует сигнал, если цена выходит за пределы недавнего диапазона значений. Смысл такого подхода состоит в попытке обнаружить момент начала более сильного краткосрочного движения после периода локальной стабилизации. Эта стратегия включена как классический метод, основанный на пробое ценового уровня</w:t>
+      </w:r>
+      <w:r>
+        <w:rPr>
+          <w:lang w:val="ru-RU"/>
+        </w:rPr>
+        <w:t xml:space="preserve"> [4</w:t>
+      </w:r>
+      <w:r>
+        <w:rPr>
+          <w:lang w:val="ru-RU"/>
+        </w:rPr>
+        <w:t>]</w:t>
+      </w:r>
+      <w:r>
+        <w:rPr>
+          <w:lang w:val="ru-RU"/>
+        </w:rPr>
+        <w:t>.</w:t>
+      </w:r>
+    </w:p>
+    <w:p>
+      <w:pPr>
+        <w:rPr>
+          <w:lang w:val="ru-RU"/>
+        </w:rPr>
+      </w:pPr>
+      <w:r>
+        <w:rPr>
+          <w:lang w:val="ru-RU"/>
+        </w:rPr>
+        <w:t>Вторую группу составляют методы машинного обучения, работающие с табличным представлением признаков. Они используют построенное признаковое пространство и обучаются восстанавливать зависимость между признаками и целевой переменной. В отличие от методов, основанных на правилах, такие модели способны автоматически подбирать зависимости по историческим данным, однако требуют обучения и настройки гиперпараметров</w:t>
+      </w:r>
+      <w:r>
+        <w:rPr>
+          <w:lang w:val="ru-RU"/>
+        </w:rPr>
+        <w:t xml:space="preserve"> [3</w:t>
+      </w:r>
+      <w:r>
+        <w:rPr>
+          <w:lang w:val="ru-RU"/>
+        </w:rPr>
+        <w:t>] [</w:t>
+      </w:r>
+      <w:r>
+        <w:rPr>
+          <w:lang w:val="ru-RU"/>
+        </w:rPr>
+        <w:t>5-8]</w:t>
+      </w:r>
+      <w:r>
+        <w:rPr>
+          <w:lang w:val="ru-RU"/>
+        </w:rPr>
+        <w:t>.</w:t>
+      </w:r>
+    </w:p>
+    <w:p>
+      <w:pPr>
+        <w:rPr>
+          <w:lang w:val="ru-RU"/>
+        </w:rPr>
+      </w:pPr>
+      <w:r>
+        <w:rPr>
+          <w:b/>
+          <w:bCs/>
+          <w:lang w:val="ru-RU"/>
+        </w:rPr>
+        <w:t>Гребневая регрессия</w:t>
+      </w:r>
+      <w:r>
+        <w:rPr>
+          <w:lang w:val="ru-RU"/>
+        </w:rPr>
+        <w:t xml:space="preserve"> представляет собой линейную модель с регуляризацией. Она оценивает будущую доходность как линейную комбинацию входных признаков, а регуляризация ограничивает величину </w:t>
       </w:r>
       <w:r>
         <w:rPr>
           <w:lang w:val="ru-RU"/>
         </w:rPr>
         <w:lastRenderedPageBreak/>
-        <w:t>сравнению с более тяжёлыми рекуррентными архитектурами при сохранении способности работать с последовательными зависимостями</w:t>
-      </w:r>
-      <w:r>
-        <w:rPr>
-          <w:lang w:val="ru-RU"/>
-        </w:rPr>
-        <w:t xml:space="preserve"> </w:t>
-      </w:r>
-      <w:r>
-        <w:rPr>
-          <w:lang w:val="ru-RU"/>
-        </w:rPr>
-        <w:t>[6]</w:t>
+        <w:t>коэффициентов и снижает риск переобучения. Эта модель включена как простой и интерпретируемый базовый метод машинного обучения</w:t>
+      </w:r>
+      <w:r>
+        <w:rPr>
+          <w:lang w:val="ru-RU"/>
+        </w:rPr>
+        <w:t xml:space="preserve"> [5]</w:t>
       </w:r>
       <w:r>
         <w:rPr>
@@ -13636,21 +14925,23 @@
       </w:pPr>
       <w:r>
         <w:rPr>
-          <w:lang w:val="ru-RU"/>
-        </w:rPr>
-        <w:t>Вторая нейросетевая модель представляет собой одномерную свёрточную сеть. Свёрточный подход позволяет извлекать локальные шаблоны в последовательности признаков, например кратковременные ценовые импульсы, серии минут роста или падения, а также повторяющиеся сочетания изменений цены и объёма. По сравнению с рекуррентной моделью свёрточная архитектура проще в вычислительном отношении и хорошо подходит для выявления краткосрочных закономерностей на ограниченном временном окне</w:t>
-      </w:r>
-      <w:r>
-        <w:rPr>
-          <w:lang w:val="ru-RU"/>
-        </w:rPr>
-        <w:t xml:space="preserve"> </w:t>
-      </w:r>
-      <w:r>
-        <w:rPr>
-          <w:lang w:val="ru-RU"/>
-        </w:rPr>
-        <w:t>[8]</w:t>
+          <w:b/>
+          <w:bCs/>
+          <w:lang w:val="ru-RU"/>
+        </w:rPr>
+        <w:t>Решающее дерево</w:t>
+      </w:r>
+      <w:r>
+        <w:rPr>
+          <w:lang w:val="ru-RU"/>
+        </w:rPr>
+        <w:t xml:space="preserve"> строит набор последовательных условий по значениям признаков и разбивает пространство наблюдений на области с разными прогнозами. В отличие от линейной модели, дерево способно учитывать нелинейные зависимости и пороговые эффекты. Оно включено в работу как простой нелинейный метод машинного обучения</w:t>
+      </w:r>
+      <w:r>
+        <w:rPr>
+          <w:lang w:val="ru-RU"/>
+        </w:rPr>
+        <w:t xml:space="preserve"> [6]</w:t>
       </w:r>
       <w:r>
         <w:rPr>
@@ -13667,21 +14958,37 @@
       </w:pPr>
       <w:r>
         <w:rPr>
-          <w:lang w:val="ru-RU"/>
-        </w:rPr>
-        <w:t>Третья нейросетевая модель основана на трансформерной архитектуре. В отличие от рекуррентной и свёрточной моделей, трансформер позволяет анализировать взаимосвязи между разными моментами временного окна без последовательного прохода по всей цепочке наблюдений. Это делает модель потенциально более гибкой при работе со сложными зависимостями, однако одновременно повышает требования к настройке и вычислительным ресурсам. В рамках данной работы трансформер рассматривается как наиболее сложная модель, предназначенная для проверки того, даёт ли использование более мощной архитектуры преимущество в рассматриваемой задаче</w:t>
-      </w:r>
-      <w:r>
-        <w:rPr>
-          <w:lang w:val="ru-RU"/>
-        </w:rPr>
-        <w:t xml:space="preserve"> </w:t>
-      </w:r>
-      <w:r>
-        <w:rPr>
-          <w:lang w:val="ru-RU"/>
-        </w:rPr>
-        <w:t>[9]</w:t>
+          <w:b/>
+          <w:bCs/>
+          <w:lang w:val="ru-RU"/>
+        </w:rPr>
+        <w:t>Случайный лес</w:t>
+      </w:r>
+      <w:r>
+        <w:rPr>
+          <w:lang w:val="ru-RU"/>
+        </w:rPr>
+        <w:t xml:space="preserve"> является ансамблем решающих деревьев. Он строит несколько деревьев на разных </w:t>
+      </w:r>
+      <w:proofErr w:type="spellStart"/>
+      <w:r>
+        <w:rPr>
+          <w:lang w:val="ru-RU"/>
+        </w:rPr>
+        <w:t>подвыборках</w:t>
+      </w:r>
+      <w:proofErr w:type="spellEnd"/>
+      <w:r>
+        <w:rPr>
+          <w:lang w:val="ru-RU"/>
+        </w:rPr>
+        <w:t xml:space="preserve"> данных и признаков, а затем усредняет их прогнозы. Такой подход обычно более устойчив к шуму и переобучению, чем отдельное дерево. Случайный лес включён как более надёжный ансамблевый метод для табличных признаков</w:t>
+      </w:r>
+      <w:r>
+        <w:rPr>
+          <w:lang w:val="ru-RU"/>
+        </w:rPr>
+        <w:t xml:space="preserve"> [7]</w:t>
       </w:r>
       <w:r>
         <w:rPr>
@@ -13696,24 +15003,229 @@
           <w:lang w:val="ru-RU"/>
         </w:rPr>
       </w:pPr>
-      <w:r>
-        <w:rPr>
-          <w:lang w:val="ru-RU"/>
-        </w:rPr>
-        <w:t>Все прогнозирующие модели получают на вход один и тот же набор данных и признаков и формируют прогноз одной и той же целевой переменной — краткосрочной доходности. Такой подход обеспечивает корректность сравнения. Различия между моделями определяются только способом преобразования входной последовательности в прогноз, а не различием информационной базы.</w:t>
-      </w:r>
-    </w:p>
-    <w:p>
-      <w:pPr>
-        <w:rPr>
-          <w:lang w:val="ru-RU"/>
-        </w:rPr>
-      </w:pPr>
-      <w:r>
-        <w:rPr>
-          <w:lang w:val="ru-RU"/>
-        </w:rPr>
-        <w:t>Для формального представления организации прогнозирующей подсистемы далее приведена диаграмма классов. Она отражает единый интерфейс взаимодействия с моделями, общий формат входного вектора признаков и единый объект результата прогноза.</w:t>
+      <w:proofErr w:type="spellStart"/>
+      <w:r>
+        <w:rPr>
+          <w:b/>
+          <w:bCs/>
+          <w:lang w:val="ru-RU"/>
+        </w:rPr>
+        <w:t>CatBoost</w:t>
+      </w:r>
+      <w:proofErr w:type="spellEnd"/>
+      <w:r>
+        <w:rPr>
+          <w:lang w:val="ru-RU"/>
+        </w:rPr>
+        <w:t xml:space="preserve"> относится к методам градиентного </w:t>
+      </w:r>
+      <w:proofErr w:type="spellStart"/>
+      <w:r>
+        <w:rPr>
+          <w:lang w:val="ru-RU"/>
+        </w:rPr>
+        <w:t>бустинга</w:t>
+      </w:r>
+      <w:proofErr w:type="spellEnd"/>
+      <w:r>
+        <w:rPr>
+          <w:lang w:val="ru-RU"/>
+        </w:rPr>
+        <w:t xml:space="preserve"> над решающими деревьями. Модель последовательно строит ансамбль деревьев, каждое из которых исправляет ошибки предыдущих. </w:t>
+      </w:r>
+      <w:proofErr w:type="spellStart"/>
+      <w:r>
+        <w:rPr>
+          <w:lang w:val="ru-RU"/>
+        </w:rPr>
+        <w:t>CatBoost</w:t>
+      </w:r>
+      <w:proofErr w:type="spellEnd"/>
+      <w:r>
+        <w:rPr>
+          <w:lang w:val="ru-RU"/>
+        </w:rPr>
+        <w:t xml:space="preserve"> включён в работу как сильный метод машинного обучения для табличных данных, способный учитывать сложные нелинейные зависимости между построенными признаками</w:t>
+      </w:r>
+      <w:r>
+        <w:rPr>
+          <w:lang w:val="ru-RU"/>
+        </w:rPr>
+        <w:t xml:space="preserve"> [8]</w:t>
+      </w:r>
+      <w:r>
+        <w:rPr>
+          <w:lang w:val="ru-RU"/>
+        </w:rPr>
+        <w:t>.</w:t>
+      </w:r>
+    </w:p>
+    <w:p>
+      <w:pPr>
+        <w:rPr>
+          <w:lang w:val="ru-RU"/>
+        </w:rPr>
+      </w:pPr>
+      <w:r>
+        <w:rPr>
+          <w:lang w:val="ru-RU"/>
+        </w:rPr>
+        <w:t>Третью группу образуют нейросетевые модели. В отличие от классических табличных методов, они могут получать на вход последовательность наблюдений за несколько последних минут и учитывать порядок появления признаков во времени. Это делает их более гибкими при обработке временных рядов, но одновременно повышает требования к объёму данных, настройке архитектуры и вычислительным ресурсам</w:t>
+      </w:r>
+      <w:r>
+        <w:rPr>
+          <w:lang w:val="ru-RU"/>
+        </w:rPr>
+        <w:t xml:space="preserve"> [9-13]</w:t>
+      </w:r>
+      <w:r>
+        <w:rPr>
+          <w:lang w:val="ru-RU"/>
+        </w:rPr>
+        <w:t>.</w:t>
+      </w:r>
+    </w:p>
+    <w:p>
+      <w:pPr>
+        <w:rPr>
+          <w:lang w:val="ru-RU"/>
+        </w:rPr>
+      </w:pPr>
+      <w:r>
+        <w:rPr>
+          <w:b/>
+          <w:bCs/>
+          <w:lang w:val="ru-RU"/>
+        </w:rPr>
+        <w:t>TCN</w:t>
+      </w:r>
+      <w:r>
+        <w:rPr>
+          <w:lang w:val="ru-RU"/>
+        </w:rPr>
+        <w:t xml:space="preserve"> представляет собой временную свёрточную сеть, использующую одномерные свёртки по временной оси. Такая модель извлекает локальные и более протяжённые шаблоны в последовательности признаков, например серии роста или падения цены и сочетания изменения цены с объёмом. TCN включена как свёрточная альтернатива рекуррентным моделям</w:t>
+      </w:r>
+      <w:r>
+        <w:rPr>
+          <w:lang w:val="ru-RU"/>
+        </w:rPr>
+        <w:t xml:space="preserve"> [9]</w:t>
+      </w:r>
+      <w:r>
+        <w:rPr>
+          <w:lang w:val="ru-RU"/>
+        </w:rPr>
+        <w:t>.</w:t>
+      </w:r>
+    </w:p>
+    <w:p>
+      <w:pPr>
+        <w:rPr>
+          <w:lang w:val="ru-RU"/>
+        </w:rPr>
+      </w:pPr>
+      <w:r>
+        <w:rPr>
+          <w:b/>
+          <w:bCs/>
+          <w:lang w:val="ru-RU"/>
+        </w:rPr>
+        <w:lastRenderedPageBreak/>
+        <w:t>GRU</w:t>
+      </w:r>
+      <w:r>
+        <w:rPr>
+          <w:lang w:val="ru-RU"/>
+        </w:rPr>
+        <w:t xml:space="preserve"> является рекуррентной нейросетевой архитектурой с управляющими механизмами. Она последовательно обрабатывает временное окно и обновляет внутреннее состояние, сохраняя информацию о предыдущих наблюдениях. GRU включена как относительно компактная рекуррентная модель для анализа краткосрочных временных зависимостей</w:t>
+      </w:r>
+      <w:r>
+        <w:rPr>
+          <w:lang w:val="ru-RU"/>
+        </w:rPr>
+        <w:t xml:space="preserve"> [10]</w:t>
+      </w:r>
+      <w:r>
+        <w:rPr>
+          <w:lang w:val="ru-RU"/>
+        </w:rPr>
+        <w:t>.</w:t>
+      </w:r>
+    </w:p>
+    <w:p>
+      <w:pPr>
+        <w:rPr>
+          <w:lang w:val="ru-RU"/>
+        </w:rPr>
+      </w:pPr>
+      <w:r>
+        <w:rPr>
+          <w:b/>
+          <w:bCs/>
+          <w:lang w:val="ru-RU"/>
+        </w:rPr>
+        <w:t>LSTM</w:t>
+      </w:r>
+      <w:r>
+        <w:rPr>
+          <w:lang w:val="ru-RU"/>
+        </w:rPr>
+        <w:t xml:space="preserve"> также относится к рекуррентным архитектурам, но использует более сложный механизм памяти. Такая модель предназначена для сохранения и отбора информации на разных участках последовательности. LSTM включена в работу как более выразительная рекуррентная модель, которую можно сопоставить с более простой GRU</w:t>
+      </w:r>
+      <w:r>
+        <w:rPr>
+          <w:lang w:val="ru-RU"/>
+        </w:rPr>
+        <w:t xml:space="preserve"> [11]</w:t>
+      </w:r>
+      <w:r>
+        <w:rPr>
+          <w:lang w:val="ru-RU"/>
+        </w:rPr>
+        <w:t>.</w:t>
+      </w:r>
+    </w:p>
+    <w:p>
+      <w:pPr>
+        <w:rPr>
+          <w:lang w:val="ru-RU"/>
+        </w:rPr>
+      </w:pPr>
+      <w:proofErr w:type="spellStart"/>
+      <w:r>
+        <w:rPr>
+          <w:b/>
+          <w:bCs/>
+          <w:lang w:val="ru-RU"/>
+        </w:rPr>
+        <w:t>Трансформерная</w:t>
+      </w:r>
+      <w:proofErr w:type="spellEnd"/>
+      <w:r>
+        <w:rPr>
+          <w:b/>
+          <w:bCs/>
+          <w:lang w:val="ru-RU"/>
+        </w:rPr>
+        <w:t xml:space="preserve"> модель</w:t>
+      </w:r>
+      <w:r>
+        <w:rPr>
+          <w:lang w:val="ru-RU"/>
+        </w:rPr>
+        <w:t xml:space="preserve"> использует механизм внимания, позволяющий анализировать взаимосвязи между разными моментами временного окна без последовательного прохода по всей цепочке. Это делает трансформер наиболее гибкой, но и наиболее сложной архитектурой среди рассматриваемых нейросетевых методов. Модель включена для проверки того, даёт ли более мощный механизм обработки последовательности преимущество в задаче поминутного прогнозирования</w:t>
+      </w:r>
+      <w:r>
+        <w:rPr>
+          <w:lang w:val="ru-RU"/>
+        </w:rPr>
+        <w:t xml:space="preserve"> [12, 13]</w:t>
+      </w:r>
+      <w:r>
+        <w:rPr>
+          <w:lang w:val="ru-RU"/>
+        </w:rPr>
+        <w:t>.</w:t>
       </w:r>
     </w:p>
     <w:p>
@@ -13727,12 +15239,11 @@
         <w:rPr>
           <w:noProof/>
         </w:rPr>
-        <w:lastRenderedPageBreak/>
         <w:drawing>
-          <wp:inline distT="0" distB="0" distL="0" distR="0" wp14:anchorId="50C420F8" wp14:editId="0F46DA07">
-            <wp:extent cx="6031230" cy="5765165"/>
-            <wp:effectExtent l="0" t="0" r="7620" b="6985"/>
-            <wp:docPr id="733712431" name="Рисунок 5" descr="PlantUML diagram"/>
+          <wp:inline distT="0" distB="0" distL="0" distR="0" wp14:anchorId="44D3562E" wp14:editId="02E3394D">
+            <wp:extent cx="6031230" cy="3237230"/>
+            <wp:effectExtent l="0" t="0" r="7620" b="1270"/>
+            <wp:docPr id="724738897" name="Рисунок 7" descr="PlantUML diagram"/>
             <wp:cNvGraphicFramePr>
               <a:graphicFrameLocks xmlns:a="http://schemas.openxmlformats.org/drawingml/2006/main" noChangeAspect="1"/>
             </wp:cNvGraphicFramePr>
@@ -13740,7 +15251,7 @@
               <a:graphicData uri="http://schemas.openxmlformats.org/drawingml/2006/picture">
                 <pic:pic xmlns:pic="http://schemas.openxmlformats.org/drawingml/2006/picture">
                   <pic:nvPicPr>
-                    <pic:cNvPr id="0" name="Picture 5" descr="PlantUML diagram"/>
+                    <pic:cNvPr id="0" name="Picture 9" descr="PlantUML diagram"/>
                     <pic:cNvPicPr>
                       <a:picLocks noChangeAspect="1" noChangeArrowheads="1"/>
                     </pic:cNvPicPr>
@@ -13761,7 +15272,7 @@
                   <pic:spPr bwMode="auto">
                     <a:xfrm>
                       <a:off x="0" y="0"/>
-                      <a:ext cx="6031230" cy="5765165"/>
+                      <a:ext cx="6031230" cy="3237230"/>
                     </a:xfrm>
                     <a:prstGeom prst="rect">
                       <a:avLst/>
@@ -13816,86 +15327,136 @@
         <w:rPr>
           <w:lang w:val="ru-RU"/>
         </w:rPr>
+        <w:lastRenderedPageBreak/>
         <w:tab/>
       </w:r>
       <w:r>
         <w:rPr>
           <w:lang w:val="ru-RU"/>
         </w:rPr>
-        <w:t>Диаграмма показывает, что все рассматриваемые модели используют единый тип входного представления и формируют результат прогноза в общем формате. Благодаря этому сравнение базовых и нейросетевых моделей выполняется в одинаковых условиях, а различия в итоговых результатах определяются способом обработки временной последовательности, а не различием программного интерфейса.</w:t>
-      </w:r>
-    </w:p>
-    <w:p>
-      <w:pPr>
-        <w:rPr>
-          <w:lang w:val="ru-RU"/>
-        </w:rPr>
-      </w:pPr>
-      <w:r>
-        <w:rPr>
-          <w:lang w:val="ru-RU"/>
-        </w:rPr>
-        <w:t>Таким образом, набор моделей в работе построен по принципу постепенного усложнения: от наивно</w:t>
-      </w:r>
-      <w:r>
-        <w:rPr>
-          <w:lang w:val="ru-RU"/>
-        </w:rPr>
-        <w:t xml:space="preserve">й базовой модели </w:t>
-      </w:r>
-      <w:r>
-        <w:rPr>
-          <w:lang w:val="ru-RU"/>
-        </w:rPr>
-        <w:t xml:space="preserve">к линейной модели, а затем к трём нейросетевым архитектурам. Это позволяет исследовать, в какой степени усложнение метода прогнозирования действительно улучшает </w:t>
+        <w:t xml:space="preserve">Из рисунка 7 видно, что подсистема прогнозирования построена вокруг единого интерфейса прогнозирующего метода. Независимо от внутреннего устройства каждый метод получает на вход окно признаков, обучается или настраивается с помощью процедуры </w:t>
+      </w:r>
+      <w:proofErr w:type="gramStart"/>
+      <w:r>
+        <w:t>fit</w:t>
+      </w:r>
+      <w:r>
+        <w:rPr>
+          <w:lang w:val="ru-RU"/>
+        </w:rPr>
+        <w:t>(</w:t>
+      </w:r>
+      <w:proofErr w:type="gramEnd"/>
+      <w:r>
+        <w:rPr>
+          <w:lang w:val="ru-RU"/>
+        </w:rPr>
+        <w:t xml:space="preserve">) и формирует результат с помощью процедуры </w:t>
+      </w:r>
+      <w:proofErr w:type="gramStart"/>
+      <w:r>
+        <w:t>predict</w:t>
+      </w:r>
+      <w:r>
+        <w:rPr>
+          <w:lang w:val="ru-RU"/>
+        </w:rPr>
+        <w:t>(</w:t>
+      </w:r>
+      <w:proofErr w:type="gramEnd"/>
+      <w:r>
+        <w:rPr>
+          <w:lang w:val="ru-RU"/>
+        </w:rPr>
+        <w:t xml:space="preserve">). При этом все рассматриваемые подходы сгруппированы по типу обработки данных: методы, основанные на правилах, гребневая регрессия, древовидные модели и нейросетевые модели. Отдельно на диаграмме показан модуль масштабирования признаков </w:t>
+      </w:r>
+      <w:r>
+        <w:t>Scaler</w:t>
+      </w:r>
+      <w:r>
+        <w:rPr>
+          <w:lang w:val="ru-RU"/>
+        </w:rPr>
+        <w:t>: он используется для гребневой регрессии и нейросетевых моделей, поскольку эти методы чувствительны к масштабу входных признаков. Методы, основанные на правилах, и древовидные модели не требуют обязательного масштабирования, так как работают с пороговыми условиями или разбиениями пространства признаков.</w:t>
+      </w:r>
+    </w:p>
+    <w:p>
+      <w:pPr>
+        <w:rPr>
+          <w:lang w:val="ru-RU"/>
+        </w:rPr>
+      </w:pPr>
+      <w:r>
+        <w:rPr>
+          <w:lang w:val="ru-RU"/>
+        </w:rPr>
+        <w:t>Таким образом, в подразделе выделены двенадцать методов, различающихся сложностью, интерпретируемостью и способом обработки временной информации. Методы, основанные на правилах, используются как простой и объяснимый базовый уровень; модели машинного обучения позволяют извлекать зависимости из табличного признакового пространства; нейросетевые модели предназначены для обработки последовательностей наблюдений и поиска более сложных временных закономерностей. Приведение всех методов к единому входному представлению и общему формату результата позволяет сравнивать их в одинаковых условиях. Полученные прогнозы или торговые сигналы далее передаются в модуль принятия торговых решений, описание которого приводится в следующем подразделе</w:t>
+      </w:r>
+      <w:r>
+        <w:rPr>
+          <w:lang w:val="ru-RU"/>
+        </w:rPr>
+        <w:t xml:space="preserve"> [2, 3]</w:t>
+      </w:r>
+      <w:r>
+        <w:rPr>
+          <w:lang w:val="ru-RU"/>
+        </w:rPr>
+        <w:t>.</w:t>
+      </w:r>
+    </w:p>
+    <w:p>
+      <w:pPr>
+        <w:pStyle w:val="2"/>
+        <w:rPr>
+          <w:lang w:val="ru-RU"/>
+        </w:rPr>
+      </w:pPr>
+      <w:bookmarkStart w:id="11" w:name="_Toc229924892"/>
+      <w:r>
+        <w:rPr>
+          <w:lang w:val="ru-RU"/>
+        </w:rPr>
+        <w:t xml:space="preserve">2.4 </w:t>
+      </w:r>
+      <w:r>
+        <w:rPr>
+          <w:lang w:val="ru-RU"/>
+        </w:rPr>
+        <w:t>А</w:t>
+      </w:r>
+      <w:r>
+        <w:rPr>
+          <w:lang w:val="ru-RU"/>
+        </w:rPr>
+        <w:t>лгоритм принятия торговых решений</w:t>
+      </w:r>
+      <w:bookmarkEnd w:id="11"/>
+    </w:p>
+    <w:p>
+      <w:pPr>
+        <w:rPr>
+          <w:lang w:val="ru-RU"/>
+        </w:rPr>
+      </w:pPr>
+      <w:r>
+        <w:rPr>
+          <w:lang w:val="ru-RU"/>
+        </w:rPr>
+        <w:t>После получения прогнозов ожидаемой доходности или численных торговых оценок по рассматриваемым инструментам необходимо преобразовать их в конкретные торговые действия.</w:t>
+      </w:r>
+      <w:r>
+        <w:rPr>
+          <w:lang w:val="ru-RU"/>
+        </w:rPr>
+        <w:t xml:space="preserve"> Для решения этой задачи в работе используется алгоритм принятия решений, основанный на заранее заданных правилах. Такой подход обеспечивает прозрачность логики системы, </w:t>
       </w:r>
       <w:r>
         <w:rPr>
           <w:lang w:val="ru-RU"/>
         </w:rPr>
         <w:lastRenderedPageBreak/>
-        <w:t>качество результата и приводит ли оно к повышению эффективности итоговой торговой стратегии.</w:t>
-      </w:r>
-    </w:p>
-    <w:p>
-      <w:pPr>
-        <w:pStyle w:val="2"/>
-        <w:rPr>
-          <w:lang w:val="ru-RU"/>
-        </w:rPr>
-      </w:pPr>
-      <w:bookmarkStart w:id="11" w:name="_Toc228387379"/>
-      <w:r>
-        <w:rPr>
-          <w:lang w:val="ru-RU"/>
-        </w:rPr>
-        <w:t xml:space="preserve">2.4 </w:t>
-      </w:r>
-      <w:r>
-        <w:rPr>
-          <w:lang w:val="ru-RU"/>
-        </w:rPr>
-        <w:t>А</w:t>
-      </w:r>
-      <w:r>
-        <w:rPr>
-          <w:lang w:val="ru-RU"/>
-        </w:rPr>
-        <w:t>лгоритм принятия торговых решений</w:t>
-      </w:r>
-      <w:bookmarkEnd w:id="11"/>
-    </w:p>
-    <w:p>
-      <w:pPr>
-        <w:rPr>
-          <w:lang w:val="ru-RU"/>
-        </w:rPr>
-      </w:pPr>
-      <w:r>
-        <w:rPr>
-          <w:lang w:val="ru-RU"/>
-        </w:rPr>
-        <w:t>После получения прогнозов ожидаемой доходности по всем рассматриваемым инструментам необходимо преобразовать их в конкретные торговые действия. Для решения этой задачи в работе используется детерминированный алгоритм принятия решений, основанный на заранее заданных правилах. Такой подход обеспечивает прозрачность логики системы, позволяет явно учитывать торговые издержки и делает возможным корректное сравнение различных прогнозирующих моделей при одной и той же торговой схеме</w:t>
+        <w:t>позволяет явно учитывать торговые издержки и делает возможным корректное сравнение различных прогнозирующих моделей при одной и той же торговой схеме</w:t>
       </w:r>
       <w:r>
         <w:rPr>
@@ -13957,14 +15518,45 @@
         <w:rPr>
           <w:lang w:val="ru-RU"/>
         </w:rPr>
-        <w:t xml:space="preserve">После обработки открытых позиций алгоритм переходит к поиску новых входов. Для инструментов, по которым в данный момент отсутствует позиция, вычисляется чистый торговый сигнал. Под чистым сигналом понимается разность между прогнозируемой доходностью и оценкой совокупных торговых издержек, включающих комиссию, ценовой разрыв между покупкой и продажей и возможное проскальзывание. Благодаря этому вход в позицию осуществляется не при любом положительном прогнозе, а только в тех случаях, </w:t>
+        <w:t>После обработки открытых позиций алгоритм переходит к поиску новых входов. Для инструментов, по которым в данный момент отсутствует позиция, вычисляется чистый торговый сигнал. Под чистым сигналом понимается разность между прогнозируемой доходностью и оценкой совокупных торговых издержек, включающих комиссию, ценовой разрыв между покупкой и продажей и возможное проскальзывание. Благодаря этому вход в позицию осуществляется не при любом положительном прогнозе, а только в тех случаях, когда ожидаемое изменение цены потенциально способно компенсировать сопутствующие издержки</w:t>
+      </w:r>
+      <w:r>
+        <w:rPr>
+          <w:lang w:val="ru-RU"/>
+        </w:rPr>
+        <w:t xml:space="preserve"> </w:t>
+      </w:r>
+      <w:r>
+        <w:rPr>
+          <w:lang w:val="ru-RU"/>
+        </w:rPr>
+        <w:t>[2]</w:t>
+      </w:r>
+      <w:r>
+        <w:rPr>
+          <w:lang w:val="ru-RU"/>
+        </w:rPr>
+        <w:t>.</w:t>
+      </w:r>
+    </w:p>
+    <w:p>
+      <w:pPr>
+        <w:rPr>
+          <w:lang w:val="ru-RU"/>
+        </w:rPr>
+      </w:pPr>
+      <w:r>
+        <w:rPr>
+          <w:lang w:val="ru-RU"/>
+        </w:rPr>
+        <w:t xml:space="preserve">На следующем шаге выполняется фильтрация инструментов по порогу входа, ликвидности и ограничениям стратегии. Из дальнейшего рассмотрения исключаются бумаги, для которых чистый сигнал недостаточен, доступный капитал не позволяет открыть позицию требуемого размера или уже достигнуты ограничения на число одновременно удерживаемых инструментов. Для оставшихся кандидатов выполняется упорядочение по величине чистого сигнала. Открытие новых позиций происходит последовательно, начиная с наиболее сильных сигналов, до тех пор, пока не будет исчерпан свободный </w:t>
       </w:r>
       <w:r>
         <w:rPr>
           <w:lang w:val="ru-RU"/>
         </w:rPr>
         <w:lastRenderedPageBreak/>
-        <w:t>когда ожидаемое изменение цены потенциально способно компенсировать сопутствующие издержки</w:t>
+        <w:t>капитал либо не будет достигнут установленный лимит по числу позиций. Такой механизм позволяет использовать ограниченный капитал в первую очередь на наиболее перспективных по текущему прогнозу инструментах</w:t>
       </w:r>
       <w:r>
         <w:rPr>
@@ -13976,7 +15568,25 @@
         <w:rPr>
           <w:lang w:val="ru-RU"/>
         </w:rPr>
-        <w:t>[2]</w:t>
+        <w:t>[</w:t>
+      </w:r>
+      <w:r>
+        <w:rPr>
+          <w:lang w:val="ru-RU"/>
+        </w:rPr>
+        <w:t>2,</w:t>
+      </w:r>
+      <w:r>
+        <w:rPr>
+          <w:lang w:val="ru-RU"/>
+        </w:rPr>
+        <w:t xml:space="preserve"> </w:t>
+      </w:r>
+      <w:r>
+        <w:rPr>
+          <w:lang w:val="ru-RU"/>
+        </w:rPr>
+        <w:t>3]</w:t>
       </w:r>
       <w:r>
         <w:rPr>
@@ -13995,7 +15605,20 @@
         <w:rPr>
           <w:lang w:val="ru-RU"/>
         </w:rPr>
-        <w:t>На следующем шаге выполняется фильтрация инструментов по порогу входа, ликвидности и ограничениям стратегии. Из дальнейшего рассмотрения исключаются бумаги, для которых чистый сигнал недостаточен, доступный капитал не позволяет открыть позицию требуемого размера или уже достигнуты ограничения на число одновременно удерживаемых инструментов. Для оставшихся кандидатов выполняется упорядочение по величине чистого сигнала. Открытие новых позиций происходит последовательно, начиная с наиболее сильных сигналов, до тех пор, пока не будет исчерпан свободный капитал либо не будет достигнут установленный лимит по числу позиций. Такой механизм позволяет использовать ограниченный капитал в первую очередь на наиболее перспективных по текущему прогнозу инструментах</w:t>
+        <w:t>В работе рассматривается режим торговли только длинными позициями. Это означает, что алгоритм может открыть позицию только путём покупки инструмента, удерживать её в течение некоторого времени и затем закрыть путём продажи. Открытие коротких позиций не допускается. Такое ограничение упрощает постановку задачи, делает систему ближе к условиям частного инвестора и позволяет сосредоточиться на сравнении качества прогнозирующих моделей и правил преобразования прогноза в торговое действие.</w:t>
+      </w:r>
+    </w:p>
+    <w:p>
+      <w:pPr>
+        <w:rPr>
+          <w:lang w:val="ru-RU"/>
+        </w:rPr>
+      </w:pPr>
+      <w:r>
+        <w:rPr>
+          <w:lang w:val="ru-RU"/>
+        </w:rPr>
+        <w:t>Помимо порогов входа и выхода алгоритм должен учитывать ограничения управления капиталом. К ним относятся максимальный размер позиции по одному инструменту, максимально допустимое число одновременно удерживаемых бумаг, ограничение на суммарный торговый оборот и возможность отказа от повторного входа в сделку в течение слишком короткого временного интервала. Введение таких ограничений необходимо для того, чтобы стратегия не демонстрировала искусственно завышенные результаты за счёт чрезмерной торговой активности, игнорирующей практические условия торговли</w:t>
       </w:r>
       <w:r>
         <w:rPr>
@@ -14007,37 +15630,7 @@
         <w:rPr>
           <w:lang w:val="ru-RU"/>
         </w:rPr>
-        <w:t>[1</w:t>
-      </w:r>
-      <w:r>
-        <w:rPr>
-          <w:lang w:val="ru-RU"/>
-        </w:rPr>
-        <w:t>,</w:t>
-      </w:r>
-      <w:r>
-        <w:rPr>
-          <w:lang w:val="ru-RU"/>
-        </w:rPr>
-        <w:t xml:space="preserve"> </w:t>
-      </w:r>
-      <w:r>
-        <w:rPr>
-          <w:lang w:val="ru-RU"/>
-        </w:rPr>
-        <w:t>2,</w:t>
-      </w:r>
-      <w:r>
-        <w:rPr>
-          <w:lang w:val="ru-RU"/>
-        </w:rPr>
-        <w:t xml:space="preserve"> </w:t>
-      </w:r>
-      <w:r>
-        <w:rPr>
-          <w:lang w:val="ru-RU"/>
-        </w:rPr>
-        <w:t>3]</w:t>
+        <w:t>[2, 3]</w:t>
       </w:r>
       <w:r>
         <w:rPr>
@@ -14056,64 +15649,43 @@
         <w:rPr>
           <w:lang w:val="ru-RU"/>
         </w:rPr>
-        <w:t>В работе рассматривается режим торговли только длинными позициями. Это означает, что алгоритм может открыть позицию только путём покупки инструмента, удерживать её в течение некоторого времени и затем закрыть путём продажи. Открытие коротких позиций не допускается. Такое ограничение упрощает постановку задачи, делает систему ближе к условиям частного инвестора и позволяет сосредоточиться на сравнении качества прогнозирующих моделей и правил преобразования прогноза в торговое действие.</w:t>
-      </w:r>
-    </w:p>
-    <w:p>
-      <w:pPr>
-        <w:rPr>
-          <w:lang w:val="ru-RU"/>
-        </w:rPr>
-      </w:pPr>
-      <w:r>
-        <w:rPr>
-          <w:lang w:val="ru-RU"/>
-        </w:rPr>
-        <w:t xml:space="preserve">Помимо порогов входа и выхода алгоритм должен учитывать ограничения управления капиталом. К ним относятся максимальный размер позиции по одному инструменту, максимально допустимое число одновременно удерживаемых бумаг, ограничение на суммарный торговый оборот и возможность отказа от повторного входа в сделку в течение слишком короткого временного интервала. Введение таких ограничений необходимо для того, чтобы стратегия не демонстрировала искусственно завышенные </w:t>
-      </w:r>
-      <w:r>
-        <w:rPr>
-          <w:lang w:val="ru-RU"/>
-        </w:rPr>
-        <w:lastRenderedPageBreak/>
-        <w:t>результаты за счёт чрезмерной торговой активности, игнорирующей практические условия торговли</w:t>
-      </w:r>
-      <w:r>
-        <w:rPr>
-          <w:lang w:val="ru-RU"/>
-        </w:rPr>
-        <w:t xml:space="preserve"> </w:t>
-      </w:r>
-      <w:r>
-        <w:rPr>
-          <w:lang w:val="ru-RU"/>
-        </w:rPr>
-        <w:t>[2, 3]</w:t>
-      </w:r>
-      <w:r>
-        <w:rPr>
-          <w:lang w:val="ru-RU"/>
-        </w:rPr>
-        <w:t>.</w:t>
-      </w:r>
-    </w:p>
-    <w:p>
-      <w:pPr>
-        <w:rPr>
-          <w:lang w:val="ru-RU"/>
-        </w:rPr>
-      </w:pPr>
-      <w:r>
-        <w:rPr>
-          <w:lang w:val="ru-RU"/>
-        </w:rPr>
-        <w:t xml:space="preserve">Важным свойством выбранного алгоритма является его универсальность по отношению к различным прогнозирующим моделям. Независимо от того, получен прогноз наивной моделью, линейной регрессией, рекуррентной сетью, одномерной свёрточной сетью или трансформером, преобразование прогноза в торговое действие выполняется по одним и тем же правилам. Благодаря этому различия в итоговых результатах можно связывать именно с качеством прогноза, а не с изменением торговой логики. </w:t>
-      </w:r>
-      <w:r>
-        <w:rPr>
-          <w:lang w:val="ru-RU"/>
-        </w:rPr>
-        <w:t>Последовательность выполнения правил входа и выхода из позиции, а также учёт ограничений стратегии на одном временном шаге представлены на рисунке 7</w:t>
+        <w:t xml:space="preserve">Важным свойством выбранного алгоритма является его универсальность по отношению к различным прогнозирующим моделям. </w:t>
+      </w:r>
+      <w:r>
+        <w:rPr>
+          <w:lang w:val="ru-RU"/>
+        </w:rPr>
+        <w:t>Независимо от того, получен результат методом, основанным на правилах, моделью машинного обучения или нейросетевой моделью, преобразование прогноза или численной торговой оценки в торговое действие выполняется по единым правилам.</w:t>
+      </w:r>
+      <w:r>
+        <w:rPr>
+          <w:lang w:val="ru-RU"/>
+        </w:rPr>
+        <w:t xml:space="preserve"> Благодаря этому различия в итоговых результатах можно связывать именно с качеством прогноза, а не с изменением торговой логики</w:t>
+      </w:r>
+      <w:r>
+        <w:rPr>
+          <w:lang w:val="ru-RU"/>
+        </w:rPr>
+        <w:t xml:space="preserve"> [3]</w:t>
+      </w:r>
+      <w:r>
+        <w:rPr>
+          <w:lang w:val="ru-RU"/>
+        </w:rPr>
+        <w:t xml:space="preserve">. </w:t>
+      </w:r>
+      <w:r>
+        <w:rPr>
+          <w:lang w:val="ru-RU"/>
+        </w:rPr>
+        <w:t xml:space="preserve">Последовательность выполнения правил входа и выхода из позиции, а также учёт ограничений стратегии на одном временном шаге представлены на рисунке </w:t>
+      </w:r>
+      <w:r>
+        <w:rPr>
+          <w:lang w:val="ru-RU"/>
+        </w:rPr>
+        <w:t>8</w:t>
       </w:r>
       <w:r>
         <w:rPr>
@@ -14233,7 +15805,7 @@
           <w:lang w:val="ru-RU"/>
         </w:rPr>
       </w:pPr>
-      <w:bookmarkStart w:id="12" w:name="_Toc228387380"/>
+      <w:bookmarkStart w:id="12" w:name="_Toc229924893"/>
       <w:r>
         <w:rPr>
           <w:lang w:val="ru-RU"/>
@@ -14253,19 +15825,59 @@
         <w:rPr>
           <w:lang w:val="ru-RU"/>
         </w:rPr>
-        <w:t>Оценка качества прогнозирующих моделей и торговой стратегии должна выполняться с учётом временной природы данных. В связи с этим в работе применяется пошаговая временная валидация, при которой обучение и проверка проводятся на последовательно сдвигаемых временных интервалах. Такой подход позволяет приблизить условия эксперимента к реальному использованию модели, когда прогноз всегда строится только на основе уже наблюдавшейся информации</w:t>
-      </w:r>
-      <w:r>
-        <w:rPr>
-          <w:lang w:val="ru-RU"/>
-        </w:rPr>
-        <w:t xml:space="preserve"> </w:t>
-      </w:r>
-      <w:r>
-        <w:rPr>
-          <w:lang w:val="ru-RU"/>
-        </w:rPr>
-        <w:t>[3, 4]</w:t>
+        <w:t xml:space="preserve">Оценка качества рассматриваемых методов выполняется с учётом временной природы финансовых данных. Для этого исходный набор наблюдений разделяется не случайным образом, а по времени: на обучающую, </w:t>
+      </w:r>
+      <w:proofErr w:type="spellStart"/>
+      <w:r>
+        <w:rPr>
+          <w:lang w:val="ru-RU"/>
+        </w:rPr>
+        <w:t>валидационную</w:t>
+      </w:r>
+      <w:proofErr w:type="spellEnd"/>
+      <w:r>
+        <w:rPr>
+          <w:lang w:val="ru-RU"/>
+        </w:rPr>
+        <w:t xml:space="preserve"> и тестовую части. Обучающая выборка используется для настройки параметров прогнозирующих моделей. </w:t>
+      </w:r>
+      <w:proofErr w:type="spellStart"/>
+      <w:r>
+        <w:rPr>
+          <w:lang w:val="ru-RU"/>
+        </w:rPr>
+        <w:t>Валидационная</w:t>
+      </w:r>
+      <w:proofErr w:type="spellEnd"/>
+      <w:r>
+        <w:rPr>
+          <w:lang w:val="ru-RU"/>
+        </w:rPr>
+        <w:t xml:space="preserve"> выборка применяется для подбора торговых гиперпараметров модуля принятия решений: порога входа в позицию, максимального числа одновременно удерживаемых инструментов и величины учитываемых торговых издержек. Тестовая выборка используется только на заключительном этапе для финальной оценки качества стратегии на данных, которые не участвовали ни в обучении моделей, ни в подборе параметров торговой логики</w:t>
+      </w:r>
+      <w:r>
+        <w:rPr>
+          <w:lang w:val="ru-RU"/>
+        </w:rPr>
+        <w:t xml:space="preserve"> [3</w:t>
+      </w:r>
+      <w:r>
+        <w:rPr>
+          <w:lang w:val="ru-RU"/>
+        </w:rPr>
+        <w:t xml:space="preserve">] </w:t>
+      </w:r>
+      <w:r>
+        <w:rPr>
+          <w:lang w:val="ru-RU"/>
+        </w:rPr>
+        <w:t>[</w:t>
+      </w:r>
+      <w:r>
+        <w:rPr>
+          <w:lang w:val="ru-RU"/>
+        </w:rPr>
+        <w:t>14-16]</w:t>
       </w:r>
       <w:r>
         <w:rPr>
@@ -14284,19 +15896,27 @@
         <w:rPr>
           <w:lang w:val="ru-RU"/>
         </w:rPr>
-        <w:t>На каждом шаге процедуры выбирается обучающий временной интервал, на котором оцениваются параметры модели, после чего выполняется проверка на следующем временном участке. Затем окно обучения и окно проверки сдвигаются вперёд по времени, и процедура повторяется. В результате удаётся получить не единственную оценку качества, а набор оценок для разных фаз рынка. Это особенно важно для финансовых временных рядов, характеристики которых могут существенно меняться во времени</w:t>
-      </w:r>
-      <w:r>
-        <w:rPr>
-          <w:lang w:val="ru-RU"/>
-        </w:rPr>
-        <w:t xml:space="preserve"> </w:t>
-      </w:r>
-      <w:r>
-        <w:rPr>
-          <w:lang w:val="ru-RU"/>
-        </w:rPr>
-        <w:t>[3, 4]</w:t>
+        <w:t xml:space="preserve">Такой порядок необходим для уменьшения риска переобучения. Если выбирать торговые параметры сразу по тестовому участку, то итоговая оценка перестанет быть независимой: стратегия будет неявно подстроена под конкретный исторический период. Поэтому в работе сначала выполняется проверка на </w:t>
+      </w:r>
+      <w:proofErr w:type="spellStart"/>
+      <w:r>
+        <w:rPr>
+          <w:lang w:val="ru-RU"/>
+        </w:rPr>
+        <w:t>валидационной</w:t>
+      </w:r>
+      <w:proofErr w:type="spellEnd"/>
+      <w:r>
+        <w:rPr>
+          <w:lang w:val="ru-RU"/>
+        </w:rPr>
+        <w:t xml:space="preserve"> выборке, где для каждой модели перебираются комбинации порога входа, числа позиций и уровней издержек. После этого для каждого уровня издержек выбирается лучшая конфигурация по результатам валидации, а затем именно она переносится на тестовую выборку без дополнительной подстройки</w:t>
+      </w:r>
+      <w:r>
+        <w:rPr>
+          <w:lang w:val="ru-RU"/>
+        </w:rPr>
+        <w:t xml:space="preserve"> [3, 15, 16]</w:t>
       </w:r>
       <w:r>
         <w:rPr>
@@ -14315,19 +15935,34 @@
         <w:rPr>
           <w:lang w:val="ru-RU"/>
         </w:rPr>
-        <w:t>После получения прогнозов на валидационных и тестовых интервалах выполняется историческое тестирование стратегии. На этом этапе для каждого момента времени прогноз передаётся в модуль принятия решений, который формирует торговые действия в соответствии с заранее установленными правилами. Далее рассчитываются результаты совершённых операций с учётом комиссий, спреда и возможного проскальзывания</w:t>
-      </w:r>
-      <w:r>
-        <w:rPr>
-          <w:lang w:val="ru-RU"/>
-        </w:rPr>
-        <w:t xml:space="preserve"> </w:t>
-      </w:r>
-      <w:r>
-        <w:rPr>
-          <w:lang w:val="ru-RU"/>
-        </w:rPr>
-        <w:t>[2, 3, 10]</w:t>
+        <w:t xml:space="preserve">Для методов машинного обучения и нейросетевых моделей историческое тестирование выполняется по заранее построенным прогнозам на </w:t>
+      </w:r>
+      <w:proofErr w:type="spellStart"/>
+      <w:r>
+        <w:rPr>
+          <w:lang w:val="ru-RU"/>
+        </w:rPr>
+        <w:t>валидационной</w:t>
+      </w:r>
+      <w:proofErr w:type="spellEnd"/>
+      <w:r>
+        <w:rPr>
+          <w:lang w:val="ru-RU"/>
+        </w:rPr>
+        <w:t xml:space="preserve"> и тестовой выборках. Для методов, основанных на правилах, отдельный файл с прогнозами не требуется: численная торговая оценка формируется непосредственно по признакам, например по краткосрочной доходности, отклонению цены от скользящего среднего, соотношению скользящих средних или пробою локального диапазона. После этого все методы приводятся к единому формату входных данных для исторического </w:t>
+      </w:r>
+      <w:r>
+        <w:rPr>
+          <w:lang w:val="ru-RU"/>
+        </w:rPr>
+        <w:lastRenderedPageBreak/>
+        <w:t>тестирования. Такой формат включает момент времени, идентификатор инструмента, текущую цену закрытия, цену открытия следующей минуты, оценку целесообразности открытия позиции и оценку целесообразности удержания уже открытой позиции</w:t>
+      </w:r>
+      <w:r>
+        <w:rPr>
+          <w:lang w:val="ru-RU"/>
+        </w:rPr>
+        <w:t xml:space="preserve"> [3, 4]</w:t>
       </w:r>
       <w:r>
         <w:rPr>
@@ -14346,8 +15981,209 @@
         <w:rPr>
           <w:lang w:val="ru-RU"/>
         </w:rPr>
-        <w:t>Программная организация подсистемы исторического тестирования может быть представлена в виде диаграммы классов, отражающей взаимодействие между движком тестирования, последовательной симуляцией, пошаговой временной валидацией, исполнителем сделок и состоянием портфеля.</w:t>
-      </w:r>
+        <w:t xml:space="preserve">При формировании прогнозов каждое наблюдение по конкретному инструменту рассматривается как отдельный объект. Идентификатор бумаги используется для группировки данных, расчёта доходностей и корректного исполнения сделок в </w:t>
+      </w:r>
+      <w:r>
+        <w:rPr>
+          <w:lang w:val="ru-RU"/>
+        </w:rPr>
+        <w:t>историческом тестировании</w:t>
+      </w:r>
+      <w:r>
+        <w:rPr>
+          <w:lang w:val="ru-RU"/>
+        </w:rPr>
+        <w:t>, но не должен выступать самостоятельным объясняющим признаком модели. Иными словами, модель не должна заранее «знать», что наблюдение относится, например, к акциям Сбербанка или Лукойла; она получает только форму минутной свечи, лаговые доходности, признаки объёма, скользящие характеристики, временные признаки и другие построенные числовые параметры. Это позволяет проверять, способна ли модель находить общие закономерности в поведении разных ликвидных инструментов, а не запоминать особенности отдельных эмитентов</w:t>
+      </w:r>
+      <w:r>
+        <w:rPr>
+          <w:lang w:val="ru-RU"/>
+        </w:rPr>
+        <w:t xml:space="preserve"> [3, 14]</w:t>
+      </w:r>
+      <w:r>
+        <w:rPr>
+          <w:lang w:val="ru-RU"/>
+        </w:rPr>
+        <w:t>.</w:t>
+      </w:r>
+    </w:p>
+    <w:p>
+      <w:pPr>
+        <w:rPr>
+          <w:lang w:val="ru-RU"/>
+        </w:rPr>
+      </w:pPr>
+      <w:r>
+        <w:rPr>
+          <w:lang w:val="ru-RU"/>
+        </w:rPr>
+        <w:t>Историческое тестирование выполняется как последовательная симуляция торговли во времени. На каждом минутном шаге система сначала обновляет состояние уже открытых позиций и проверяет условия выхода. Позиция может быть закрыта при недостаточном прогнозе дальнейшего удержания либо при достижении максимального времени удержания. Затем система рассматривает новые кандидаты на открытие позиции. Для каждого инструмента вычисляется ожидаемое преимущество с учётом</w:t>
+      </w:r>
+      <w:r>
+        <w:rPr>
+          <w:lang w:val="ru-RU"/>
+        </w:rPr>
+        <w:t xml:space="preserve"> прогноза</w:t>
+      </w:r>
+      <w:r>
+        <w:rPr>
+          <w:lang w:val="ru-RU"/>
+        </w:rPr>
+        <w:t xml:space="preserve">, комиссии покупки, комиссии продажи и спреда. В позицию допускаются только те инструменты, для которых </w:t>
+      </w:r>
+      <w:r>
+        <w:rPr>
+          <w:lang w:val="ru-RU"/>
+        </w:rPr>
+        <w:t>прогноз</w:t>
+      </w:r>
+      <w:r>
+        <w:rPr>
+          <w:lang w:val="ru-RU"/>
+        </w:rPr>
+        <w:t xml:space="preserve"> превышает заданный порог, а ожидаемое преимущество остаётся положительным после учёта издержек</w:t>
+      </w:r>
+      <w:r>
+        <w:rPr>
+          <w:lang w:val="ru-RU"/>
+        </w:rPr>
+        <w:t xml:space="preserve"> [2, 3, 15, 16]</w:t>
+      </w:r>
+      <w:r>
+        <w:rPr>
+          <w:lang w:val="ru-RU"/>
+        </w:rPr>
+        <w:t>.</w:t>
+      </w:r>
+    </w:p>
+    <w:p>
+      <w:pPr>
+        <w:rPr>
+          <w:lang w:val="ru-RU"/>
+        </w:rPr>
+      </w:pPr>
+      <w:r>
+        <w:rPr>
+          <w:lang w:val="ru-RU"/>
+        </w:rPr>
+        <w:t xml:space="preserve">Торговая стратегия работает в режиме только длинных позиций. Открытие позиции выполняется по цене открытия следующей минуты, что позволяет избежать использования цены, уже известной в момент </w:t>
+      </w:r>
+      <w:r>
+        <w:rPr>
+          <w:lang w:val="ru-RU"/>
+        </w:rPr>
+        <w:lastRenderedPageBreak/>
+        <w:t>формирования сигнала. Размер сделки ограничивается доступным капиталом, максимальной долей капитала на один инструмент, абсолютным лимитом позиции и максимальным числом одновременно удерживаемых бумаг. В процессе симуляции фиксируются события покупки и продажи, история закрытых сделок, остаток денежных средств, стоимость открытых позиций и текущая стоимость портфеля</w:t>
+      </w:r>
+      <w:r>
+        <w:rPr>
+          <w:lang w:val="ru-RU"/>
+        </w:rPr>
+        <w:t xml:space="preserve"> [2, 3]</w:t>
+      </w:r>
+      <w:r>
+        <w:rPr>
+          <w:lang w:val="ru-RU"/>
+        </w:rPr>
+        <w:t>.</w:t>
+      </w:r>
+    </w:p>
+    <w:p>
+      <w:pPr>
+        <w:rPr>
+          <w:lang w:val="ru-RU"/>
+        </w:rPr>
+      </w:pPr>
+      <w:r>
+        <w:rPr>
+          <w:lang w:val="ru-RU"/>
+        </w:rPr>
+        <w:t xml:space="preserve">Программная организация компонента исторического тестирования представлена на рисунке </w:t>
+      </w:r>
+      <w:r>
+        <w:rPr>
+          <w:lang w:val="ru-RU"/>
+        </w:rPr>
+        <w:t>9</w:t>
+      </w:r>
+      <w:r>
+        <w:rPr>
+          <w:lang w:val="ru-RU"/>
+        </w:rPr>
+        <w:t xml:space="preserve">. Диаграмма отражает основные элементы процедуры: источник </w:t>
+      </w:r>
+      <w:proofErr w:type="spellStart"/>
+      <w:r>
+        <w:rPr>
+          <w:lang w:val="ru-RU"/>
+        </w:rPr>
+        <w:t>валидационных</w:t>
+      </w:r>
+      <w:proofErr w:type="spellEnd"/>
+      <w:r>
+        <w:rPr>
+          <w:lang w:val="ru-RU"/>
+        </w:rPr>
+        <w:t>/</w:t>
+      </w:r>
+      <w:r>
+        <w:rPr>
+          <w:lang w:val="ru-RU"/>
+        </w:rPr>
+        <w:t xml:space="preserve">тестовых </w:t>
+      </w:r>
+      <w:r>
+        <w:rPr>
+          <w:lang w:val="ru-RU"/>
+        </w:rPr>
+        <w:t xml:space="preserve">данных, построитель </w:t>
+      </w:r>
+      <w:r>
+        <w:rPr>
+          <w:lang w:val="ru-RU"/>
+        </w:rPr>
+        <w:t xml:space="preserve">прогноза </w:t>
+      </w:r>
+      <w:r>
+        <w:rPr>
+          <w:lang w:val="ru-RU"/>
+        </w:rPr>
+        <w:t xml:space="preserve">для методов, основанных на правилах, загрузчик прогнозов обучаемых моделей, сетку торговых параметров, модуль выбора лучшей конфигурации на </w:t>
+      </w:r>
+      <w:proofErr w:type="spellStart"/>
+      <w:r>
+        <w:rPr>
+          <w:lang w:val="ru-RU"/>
+        </w:rPr>
+        <w:t>валидационной</w:t>
+      </w:r>
+      <w:proofErr w:type="spellEnd"/>
+      <w:r>
+        <w:rPr>
+          <w:lang w:val="ru-RU"/>
+        </w:rPr>
+        <w:t xml:space="preserve"> выборке, движок последовательного</w:t>
+      </w:r>
+      <w:r>
+        <w:rPr>
+          <w:lang w:val="ru-RU"/>
+        </w:rPr>
+        <w:t xml:space="preserve"> исторического тестирования</w:t>
+      </w:r>
+      <w:r>
+        <w:rPr>
+          <w:lang w:val="ru-RU"/>
+        </w:rPr>
+        <w:t>, состояние портфеля, исполнитель сделок, калькулятор метрик и блок сохранения результатов.</w:t>
+      </w:r>
+    </w:p>
+    <w:p>
+      <w:pPr>
+        <w:rPr>
+          <w:lang w:val="ru-RU"/>
+        </w:rPr>
+      </w:pPr>
     </w:p>
     <w:p>
       <w:pPr>
@@ -14360,7 +16196,6 @@
         <w:rPr>
           <w:noProof/>
         </w:rPr>
-        <w:lastRenderedPageBreak/>
         <w:drawing>
           <wp:inline distT="0" distB="0" distL="0" distR="0" wp14:anchorId="513D18B8" wp14:editId="053DBE58">
             <wp:extent cx="6120130" cy="2673985"/>
@@ -14455,32 +16290,70 @@
         <w:rPr>
           <w:lang w:val="ru-RU"/>
         </w:rPr>
-        <w:t>Из рисунка 8 видно, что историческое тестирование рассматривается как самостоятельный программный компонент, объединяющий разбиение данных на временные интервалы, последовательную симуляцию торговых действий и обновление состояния портфеля. Такое представление соответствует задаче воспроизведения условий реального поступления данных и исполнения решений во времени.</w:t>
-      </w:r>
-    </w:p>
-    <w:p>
-      <w:pPr>
-        <w:rPr>
-          <w:lang w:val="ru-RU"/>
-        </w:rPr>
-      </w:pPr>
-      <w:r>
-        <w:rPr>
-          <w:lang w:val="ru-RU"/>
-        </w:rPr>
-        <w:t>Оценка результатов должна включать две группы показателей. Первая группа относится к качеству прогноза и характеризует способность модели корректно оценивать направление и величину будущей доходности. Вторая группа относится к качеству самой торговой стратегии. К таким показателям относятся прибыль и убыток, максимальная просадка, торговый оборот, число сделок, а также устойчивость результатов при изменении параметров модели и правил принятия решений. Использование двух групп показателей необходимо, поскольку высокая точность прогноза не всегда приводит к высокой эффективности торговли, если сигналы плохо согласованы с торговыми издержками и ограничениями</w:t>
-      </w:r>
-      <w:r>
-        <w:rPr>
-          <w:lang w:val="ru-RU"/>
-        </w:rPr>
-        <w:t xml:space="preserve"> </w:t>
-      </w:r>
-      <w:r>
-        <w:rPr>
-          <w:lang w:val="ru-RU"/>
-        </w:rPr>
-        <w:t>[3]</w:t>
+        <w:t xml:space="preserve">Из рисунка </w:t>
+      </w:r>
+      <w:r>
+        <w:rPr>
+          <w:lang w:val="ru-RU"/>
+        </w:rPr>
+        <w:t>9</w:t>
+      </w:r>
+      <w:r>
+        <w:rPr>
+          <w:lang w:val="ru-RU"/>
+        </w:rPr>
+        <w:t xml:space="preserve"> видно, что компонент исторического тестирования объединяет два способа подготовки входных данных для торговой симуляции. Для методов, основанных на правилах, </w:t>
+      </w:r>
+      <w:r>
+        <w:rPr>
+          <w:lang w:val="ru-RU"/>
+        </w:rPr>
+        <w:t>прогноз</w:t>
+      </w:r>
+      <w:r>
+        <w:rPr>
+          <w:lang w:val="ru-RU"/>
+        </w:rPr>
+        <w:t xml:space="preserve"> рассчитывается непосредственно по признакам, а для моделей машинного обучения и нейросетевых моделей используются заранее сохранённые прогнозы. После </w:t>
+      </w:r>
+      <w:r>
+        <w:rPr>
+          <w:lang w:val="ru-RU"/>
+        </w:rPr>
+        <w:lastRenderedPageBreak/>
+        <w:t>приведения данных к единому формату выполняется последовательный</w:t>
+      </w:r>
+      <w:r>
+        <w:rPr>
+          <w:lang w:val="ru-RU"/>
+        </w:rPr>
+        <w:t xml:space="preserve"> исторический тест</w:t>
+      </w:r>
+      <w:r>
+        <w:rPr>
+          <w:lang w:val="ru-RU"/>
+        </w:rPr>
+        <w:t xml:space="preserve">: движок проходит по минутам, обновляет состояние портфеля, закрывает позиции при выполнении условий выхода, открывает новые позиции при наличии достаточного сигнала и сохраняет историю операций. Отдельный блок выбора параметров используется на </w:t>
+      </w:r>
+      <w:proofErr w:type="spellStart"/>
+      <w:r>
+        <w:rPr>
+          <w:lang w:val="ru-RU"/>
+        </w:rPr>
+        <w:t>валидационной</w:t>
+      </w:r>
+      <w:proofErr w:type="spellEnd"/>
+      <w:r>
+        <w:rPr>
+          <w:lang w:val="ru-RU"/>
+        </w:rPr>
+        <w:t xml:space="preserve"> выборке и передаёт лучшие найденные настройки на тестовую выборку</w:t>
+      </w:r>
+      <w:r>
+        <w:rPr>
+          <w:lang w:val="ru-RU"/>
+        </w:rPr>
+        <w:t xml:space="preserve"> [3, 15, 16]</w:t>
       </w:r>
       <w:r>
         <w:rPr>
@@ -14499,7 +16372,83 @@
         <w:rPr>
           <w:lang w:val="ru-RU"/>
         </w:rPr>
-        <w:t>Структура компонента оценки результатов представлена на рисунке 9. Она показывает разделение расчёта метрик качества прогноза и метрик торговой эффективности, а также формирование итогового отчёта по результатам тестирования.</w:t>
+        <w:t>Для оценки результатов используется несколько групп показателей. К первой группе относятся показатели доходности и риска: итоговая доходность портфеля, конечная стоимость капитала, максимальная просадка и отношение доходности к просадке. Ко второй группе относятся показатели сделок: число сделок, доля прибыльных сделок, средняя доходность сделки, средняя прибыль по прибыльным сделкам, средний убыток по убыточным сделкам и фактор прибыльности, рассчитываемый как отношение суммарной прибыли по прибыльным сделкам к модулю суммарного убытка по убыточным сделкам. К третьей группе относятся показатели торговой активности и издержек: суммарные комиссии и спред, оборот, средняя длительность удержания позиции, среднее число открытых позиций и доля времени, в течение которого стратегия находилась в рынке.</w:t>
+      </w:r>
+    </w:p>
+    <w:p>
+      <w:pPr>
+        <w:rPr>
+          <w:lang w:val="ru-RU"/>
+        </w:rPr>
+      </w:pPr>
+      <w:r>
+        <w:rPr>
+          <w:lang w:val="ru-RU"/>
+        </w:rPr>
+        <w:t>Дополнительно результаты анализируются при разных уровнях торговых издержек. В итоговых графиках сравниваются конфигурации с одинаковыми издержками на покупку и продажу: 0,01%, 0,03% и 0,05%. Для этих вариантов строятся диаграммы итоговой доходности, максимальной просадки, фактора прибыльности, числа сделок, суммарных издержек, средней длительности удержания позиции и доли времени в рынке. Также для наименьшего уровня издержек строится кривая капитала, позволяющая визуально оценить динамику портфеля во времени. Такой набор метрик позволяет сравнивать методы не только по итоговой прибыли, но и по устойчивости, риску, торговой активности и чувствительности к издержкам</w:t>
+      </w:r>
+      <w:r>
+        <w:rPr>
+          <w:lang w:val="ru-RU"/>
+        </w:rPr>
+        <w:t xml:space="preserve"> [2]</w:t>
+      </w:r>
+      <w:r>
+        <w:rPr>
+          <w:lang w:val="ru-RU"/>
+        </w:rPr>
+        <w:t>.</w:t>
+      </w:r>
+    </w:p>
+    <w:p>
+      <w:pPr>
+        <w:rPr>
+          <w:lang w:val="ru-RU"/>
+        </w:rPr>
+      </w:pPr>
+      <w:r>
+        <w:rPr>
+          <w:lang w:val="ru-RU"/>
+        </w:rPr>
+        <w:lastRenderedPageBreak/>
+        <w:t>После завершения исторического тестирования необходимо привести полученные результаты к форме, удобной для сравнения методов между собой. Для этого используются как численные показатели, так и графическое представление результатов</w:t>
+      </w:r>
+      <w:r>
+        <w:rPr>
+          <w:lang w:val="ru-RU"/>
+        </w:rPr>
+        <w:t xml:space="preserve"> [3, 15, 16]</w:t>
+      </w:r>
+      <w:r>
+        <w:rPr>
+          <w:lang w:val="ru-RU"/>
+        </w:rPr>
+        <w:t>. Численные показатели позволяют оценить итоговую доходность, риск, торговую активность и влияние издержек, а графики дают возможность наглядно сравнить поведение методов при разных уровнях комиссии и спреда.</w:t>
+      </w:r>
+    </w:p>
+    <w:p>
+      <w:pPr>
+        <w:rPr>
+          <w:lang w:val="ru-RU"/>
+        </w:rPr>
+      </w:pPr>
+      <w:r>
+        <w:rPr>
+          <w:lang w:val="ru-RU"/>
+        </w:rPr>
+        <w:t xml:space="preserve">В работе результаты оцениваются по нескольким группам показателей. Первая группа характеризует состояние портфеля: конечную стоимость капитала, итоговую доходность, максимальную просадку и отношение доходности к просадке. Вторая группа описывает сделки: число сделок, долю прибыльных сделок, среднюю доходность сделки и отношение суммарной прибыли к суммарному убытку. Третья группа отражает торговую активность и издержки: суммарные торговые издержки, оборот, среднюю длительность удержания позиции и долю времени, в течение которого стратегия находилась в рынке. </w:t>
+      </w:r>
+      <w:r>
+        <w:rPr>
+          <w:lang w:val="ru-RU"/>
+        </w:rPr>
+        <w:t xml:space="preserve">Общая структура компонента оценки результатов представлена на рисунке </w:t>
+      </w:r>
+      <w:r>
+        <w:rPr>
+          <w:lang w:val="ru-RU"/>
+        </w:rPr>
+        <w:t>10.</w:t>
       </w:r>
     </w:p>
     <w:p>
@@ -14513,12 +16462,11 @@
         <w:rPr>
           <w:noProof/>
         </w:rPr>
-        <w:lastRenderedPageBreak/>
         <w:drawing>
-          <wp:inline distT="0" distB="0" distL="0" distR="0" wp14:anchorId="3D138407" wp14:editId="46D55511">
-            <wp:extent cx="6120130" cy="1753870"/>
-            <wp:effectExtent l="0" t="0" r="0" b="0"/>
-            <wp:docPr id="666649312" name="Рисунок 7" descr="PlantUML diagram"/>
+          <wp:inline distT="0" distB="0" distL="0" distR="0" wp14:anchorId="6159FCFE" wp14:editId="7C02B6A1">
+            <wp:extent cx="6031230" cy="3389630"/>
+            <wp:effectExtent l="0" t="0" r="7620" b="1270"/>
+            <wp:docPr id="568342416" name="Рисунок 8" descr="PlantUML diagram"/>
             <wp:cNvGraphicFramePr>
               <a:graphicFrameLocks xmlns:a="http://schemas.openxmlformats.org/drawingml/2006/main" noChangeAspect="1"/>
             </wp:cNvGraphicFramePr>
@@ -14526,7 +16474,7 @@
               <a:graphicData uri="http://schemas.openxmlformats.org/drawingml/2006/picture">
                 <pic:pic xmlns:pic="http://schemas.openxmlformats.org/drawingml/2006/picture">
                   <pic:nvPicPr>
-                    <pic:cNvPr id="0" name="Picture 13" descr="PlantUML diagram"/>
+                    <pic:cNvPr id="0" name="Picture 11" descr="PlantUML diagram"/>
                     <pic:cNvPicPr>
                       <a:picLocks noChangeAspect="1" noChangeArrowheads="1"/>
                     </pic:cNvPicPr>
@@ -14547,7 +16495,7 @@
                   <pic:spPr bwMode="auto">
                     <a:xfrm>
                       <a:off x="0" y="0"/>
-                      <a:ext cx="6120130" cy="1753870"/>
+                      <a:ext cx="6031230" cy="3389630"/>
                     </a:xfrm>
                     <a:prstGeom prst="rect">
                       <a:avLst/>
@@ -14602,38 +16550,38 @@
         <w:rPr>
           <w:lang w:val="ru-RU"/>
         </w:rPr>
+        <w:lastRenderedPageBreak/>
         <w:tab/>
       </w:r>
       <w:r>
         <w:rPr>
           <w:lang w:val="ru-RU"/>
         </w:rPr>
-        <w:t>Диаграмма подчёркивает, что оценка результатов в работе рассматривается как отдельный этап обработки данных исторического тестирования. Это позволяет раздельно анализировать качество прогноза и качество торговой стратегии, а затем объединять их в итоговом отчёте по экспериментам.</w:t>
-      </w:r>
-    </w:p>
-    <w:p>
-      <w:pPr>
-        <w:rPr>
-          <w:lang w:val="ru-RU"/>
-        </w:rPr>
-      </w:pPr>
-      <w:r>
-        <w:rPr>
-          <w:lang w:val="ru-RU"/>
-        </w:rPr>
-        <w:t>Отдельно необходимо подчеркнуть, что параметры моделей и пороговые параметры алгоритма принятия решений должны подбираться только на обучающих и валидационных интервалах. Итоговая оценка должна проводиться на данных, не использовавшихся для подбора параметров. Это позволяет избежать подгонки под исторический участок и обеспечить более достоверную оценку практической применимости разработанной системы</w:t>
-      </w:r>
-      <w:r>
-        <w:rPr>
-          <w:lang w:val="ru-RU"/>
-        </w:rPr>
-        <w:t xml:space="preserve"> </w:t>
-      </w:r>
-      <w:r>
-        <w:rPr>
-          <w:lang w:val="ru-RU"/>
-        </w:rPr>
-        <w:t>[3, 10, 11]</w:t>
+        <w:t xml:space="preserve">Из рисунка </w:t>
+      </w:r>
+      <w:r>
+        <w:rPr>
+          <w:lang w:val="ru-RU"/>
+        </w:rPr>
+        <w:t>10</w:t>
+      </w:r>
+      <w:r>
+        <w:rPr>
+          <w:lang w:val="ru-RU"/>
+        </w:rPr>
+        <w:t xml:space="preserve"> видно, что компонент оценки результатов получает на вход историю стоимости портфеля, журнал торговых событий, список закрытых сделок и сводную таблицу результатов. На основе этих данных рассчитываются три группы показателей: метрики портфеля, метрики сделок, а также метрики торговой активности и издержек. Отдельный блок отвечает за построение графиков, позволяющих сравнить методы при разных уровнях торговых издержек. Такое разделение удобно, поскольку итоговая оценка стратегии не сводится только к прибыли: метод может показывать положительную доходность, но иметь большую просадку, чрезмерное число сделок, высокий оборот или сильную чувствительность к издержкам</w:t>
+      </w:r>
+      <w:r>
+        <w:rPr>
+          <w:lang w:val="ru-RU"/>
+        </w:rPr>
+        <w:t xml:space="preserve"> [2, 15, 16</w:t>
+      </w:r>
+      <w:r>
+        <w:rPr>
+          <w:lang w:val="ru-RU"/>
+        </w:rPr>
+        <w:t>]</w:t>
       </w:r>
       <w:r>
         <w:rPr>
@@ -14652,19 +16600,7 @@
         <w:rPr>
           <w:lang w:val="ru-RU"/>
         </w:rPr>
-        <w:t xml:space="preserve">Таким образом, выбранная процедура оценки сочетает пошаговую временную валидацию и историческое тестирование стратегии, что позволяет корректно сравнить </w:t>
-      </w:r>
-      <w:r>
-        <w:rPr>
-          <w:lang w:val="ru-RU"/>
-        </w:rPr>
-        <w:t>базовые</w:t>
-      </w:r>
-      <w:r>
-        <w:rPr>
-          <w:lang w:val="ru-RU"/>
-        </w:rPr>
-        <w:t xml:space="preserve"> и нейросетевые модели и определить, какой из исследуемых подходов обеспечивает наилучший результат в условиях поминутной торговли акциями на Московской бирже.</w:t>
+        <w:t>Таким образом, во втором разделе была описана программная структура разрабатываемой системы алгоритмического онлайн-трейдинга. Были рассмотрены этапы получения и подготовки минутных данных, формирования признакового пространства, выбора прогнозирующих методов, принятия торговых решений, пошаговой временной валидации, исторического тестирования и оценки результатов. Предложенная структура позволяет сравнивать методы, основанные на правилах, методы машинного обучения и нейросетевые модели в едином экспериментальном контуре. За счёт использования одинаковых данных, единой процедуры принятия решений и общего набора метрик итоговое сравнение отражает не различия в условиях проверки, а различия в качестве самих методов применительно к задаче поминутной торговли акциями Московской биржи.</w:t>
       </w:r>
     </w:p>
     <w:p>
@@ -14685,9 +16621,26 @@
     </w:p>
     <w:p>
       <w:pPr>
+        <w:spacing w:after="160" w:line="278" w:lineRule="auto"/>
+        <w:ind w:firstLine="0"/>
+        <w:jc w:val="left"/>
+        <w:rPr>
+          <w:lang w:val="ru-RU"/>
+        </w:rPr>
+      </w:pPr>
+      <w:r>
+        <w:rPr>
+          <w:lang w:val="ru-RU"/>
+        </w:rPr>
+        <w:lastRenderedPageBreak/>
+        <w:br w:type="page"/>
+      </w:r>
+    </w:p>
+    <w:p>
+      <w:pPr>
         <w:pStyle w:val="1"/>
       </w:pPr>
-      <w:bookmarkStart w:id="13" w:name="_Toc228387381"/>
+      <w:bookmarkStart w:id="13" w:name="_Toc229924894"/>
       <w:r>
         <w:lastRenderedPageBreak/>
         <w:t>Список использованных источников</w:t>
@@ -14700,7 +16653,24 @@
         <w:jc w:val="left"/>
       </w:pPr>
       <w:r>
-        <w:t>[1] de Jong F., Rindi B. The Microstructure of Financial Markets. Cambridge : Cambridge University Press, 2009. 210 с.</w:t>
+        <w:t xml:space="preserve">[1] de Jong F., Rindi B. The Microstructure of Financial Markets. </w:t>
+      </w:r>
+      <w:proofErr w:type="gramStart"/>
+      <w:r>
+        <w:t>Cambridge :</w:t>
+      </w:r>
+      <w:proofErr w:type="gramEnd"/>
+      <w:r>
+        <w:t xml:space="preserve"> Cambridge University Press, 2009. 210 </w:t>
+      </w:r>
+      <w:r>
+        <w:rPr>
+          <w:lang w:val="ru-RU"/>
+        </w:rPr>
+        <w:t>с</w:t>
+      </w:r>
+      <w:r>
+        <w:t>.</w:t>
       </w:r>
     </w:p>
     <w:p>
@@ -14709,7 +16679,25 @@
         <w:jc w:val="left"/>
       </w:pPr>
       <w:r>
-        <w:t xml:space="preserve">[2] Kissell R., Glantz M., Malamut R. A practical framework for estimating transaction costs and developing optimal trading strategies to achieve best execution // Finance Research Letters. 2004. Т. 1, № 1. С. 35–46. DOI: 10.1016/S1544-6123(03)00004-7. </w:t>
+        <w:t xml:space="preserve">[2] Kissell R., Glantz M., Malamut R. A practical framework for estimating transaction costs and developing optimal trading strategies to achieve best execution // Finance Research Letters. 2004. </w:t>
+      </w:r>
+      <w:r>
+        <w:rPr>
+          <w:lang w:val="ru-RU"/>
+        </w:rPr>
+        <w:t>Т</w:t>
+      </w:r>
+      <w:r>
+        <w:t xml:space="preserve">. 1, № 1. </w:t>
+      </w:r>
+      <w:r>
+        <w:rPr>
+          <w:lang w:val="ru-RU"/>
+        </w:rPr>
+        <w:t>С</w:t>
+      </w:r>
+      <w:r>
+        <w:t>. 35–46. DOI: 10.1016/S1544-6123(03)00004-7.</w:t>
       </w:r>
     </w:p>
     <w:p>
@@ -14718,7 +16706,24 @@
         <w:jc w:val="left"/>
       </w:pPr>
       <w:r>
-        <w:t>[3] López de Prado M. Advances in Financial Machine Learning. Hoboken : Wiley, 2018. 400 с.</w:t>
+        <w:t xml:space="preserve">[3] López de Prado M. Advances in Financial Machine Learning. </w:t>
+      </w:r>
+      <w:proofErr w:type="gramStart"/>
+      <w:r>
+        <w:t>Hoboken :</w:t>
+      </w:r>
+      <w:proofErr w:type="gramEnd"/>
+      <w:r>
+        <w:t xml:space="preserve"> Wiley, 2018. 400 </w:t>
+      </w:r>
+      <w:r>
+        <w:rPr>
+          <w:lang w:val="ru-RU"/>
+        </w:rPr>
+        <w:t>с</w:t>
+      </w:r>
+      <w:r>
+        <w:t>.</w:t>
       </w:r>
     </w:p>
     <w:p>
@@ -14727,7 +16732,24 @@
         <w:jc w:val="left"/>
       </w:pPr>
       <w:r>
-        <w:t>[4] Hyndman R. J., Athanasopoulos G. Forecasting: Principles and Practice. 3rd ed. URL: https://otexts.com/fpp3/ (дата обращения: 23.04.2026).</w:t>
+        <w:t xml:space="preserve">[4] Chan E. P. Algorithmic Trading: Winning Strategies and Their Rationale. </w:t>
+      </w:r>
+      <w:proofErr w:type="gramStart"/>
+      <w:r>
+        <w:t>Hoboken :</w:t>
+      </w:r>
+      <w:proofErr w:type="gramEnd"/>
+      <w:r>
+        <w:t xml:space="preserve"> Wiley, 2013. 224 </w:t>
+      </w:r>
+      <w:r>
+        <w:rPr>
+          <w:lang w:val="ru-RU"/>
+        </w:rPr>
+        <w:t>с</w:t>
+      </w:r>
+      <w:r>
+        <w:t>.</w:t>
       </w:r>
     </w:p>
     <w:p>
@@ -14736,7 +16758,33 @@
         <w:jc w:val="left"/>
       </w:pPr>
       <w:r>
-        <w:t>[5] Xiao R., Feng Y., Yan L., Ma Y. Predict Stock Prices with ARIMA and LSTM. 2022. URL: https://doi.org/10.48550/arXiv.2209.02407 (дата обращения: 23.04.2026).</w:t>
+        <w:t xml:space="preserve">[5] Hoerl A. E., Kennard R. W. Ridge Regression: Biased Estimation for Nonorthogonal Problems // </w:t>
+      </w:r>
+      <w:proofErr w:type="spellStart"/>
+      <w:r>
+        <w:t>Technometrics</w:t>
+      </w:r>
+      <w:proofErr w:type="spellEnd"/>
+      <w:r>
+        <w:t xml:space="preserve">. 1970. </w:t>
+      </w:r>
+      <w:r>
+        <w:rPr>
+          <w:lang w:val="ru-RU"/>
+        </w:rPr>
+        <w:t>Т</w:t>
+      </w:r>
+      <w:r>
+        <w:t xml:space="preserve">. 12, № 1. </w:t>
+      </w:r>
+      <w:r>
+        <w:rPr>
+          <w:lang w:val="ru-RU"/>
+        </w:rPr>
+        <w:t>С</w:t>
+      </w:r>
+      <w:r>
+        <w:t>. 55–67. DOI: 10.1080/00401706.1970.10488634.</w:t>
       </w:r>
     </w:p>
     <w:p>
@@ -14745,7 +16793,40 @@
         <w:jc w:val="left"/>
       </w:pPr>
       <w:r>
-        <w:t>[6] Chung J., Gulcehre C., Cho K., Bengio Y. Empirical Evaluation of Gated Recurrent Neural Networks on Sequence Modeling. 2014. URL: https://doi.org/10.48550/arXiv.1412.3555 (дата обращения: 23.04.2026).</w:t>
+        <w:t xml:space="preserve">[6] </w:t>
+      </w:r>
+      <w:proofErr w:type="spellStart"/>
+      <w:r>
+        <w:t>Breiman</w:t>
+      </w:r>
+      <w:proofErr w:type="spellEnd"/>
+      <w:r>
+        <w:t xml:space="preserve"> L., Friedman J. H., </w:t>
+      </w:r>
+      <w:proofErr w:type="spellStart"/>
+      <w:r>
+        <w:t>Olshen</w:t>
+      </w:r>
+      <w:proofErr w:type="spellEnd"/>
+      <w:r>
+        <w:t xml:space="preserve"> R. A., Stone C. J. Classification and Regression Trees. </w:t>
+      </w:r>
+      <w:proofErr w:type="gramStart"/>
+      <w:r>
+        <w:t>Belmont :</w:t>
+      </w:r>
+      <w:proofErr w:type="gramEnd"/>
+      <w:r>
+        <w:t xml:space="preserve"> Wadsworth International Group, 1984. 368 </w:t>
+      </w:r>
+      <w:r>
+        <w:rPr>
+          <w:lang w:val="ru-RU"/>
+        </w:rPr>
+        <w:t>с</w:t>
+      </w:r>
+      <w:r>
+        <w:t>.</w:t>
       </w:r>
     </w:p>
     <w:p>
@@ -14754,7 +16835,33 @@
         <w:jc w:val="left"/>
       </w:pPr>
       <w:r>
-        <w:t xml:space="preserve">[7] Moghar A., Hamiche M. Stock Market Prediction Using LSTM Recurrent Neural Network // Procedia Computer Science. 2020. Т. 170. С. 1168–1173. DOI: 10.1016/j.procs.2020.03.049. </w:t>
+        <w:t xml:space="preserve">[7] </w:t>
+      </w:r>
+      <w:proofErr w:type="spellStart"/>
+      <w:r>
+        <w:t>Breiman</w:t>
+      </w:r>
+      <w:proofErr w:type="spellEnd"/>
+      <w:r>
+        <w:t xml:space="preserve"> L. Random Forests // Machine Learning. 2001. </w:t>
+      </w:r>
+      <w:r>
+        <w:rPr>
+          <w:lang w:val="ru-RU"/>
+        </w:rPr>
+        <w:t>Т</w:t>
+      </w:r>
+      <w:r>
+        <w:t xml:space="preserve">. 45. </w:t>
+      </w:r>
+      <w:r>
+        <w:rPr>
+          <w:lang w:val="ru-RU"/>
+        </w:rPr>
+        <w:t>С</w:t>
+      </w:r>
+      <w:r>
+        <w:t>. 5–32. DOI: 10.1023/A:1010933404324.</w:t>
       </w:r>
     </w:p>
     <w:p>
@@ -14763,7 +16870,78 @@
         <w:jc w:val="left"/>
       </w:pPr>
       <w:r>
-        <w:t>[8] Mehtab S., Sen J. Stock Price Prediction Using Convolutional Neural Networks on a Multivariate Timeseries. 2020. URL: https://doi.org/10.48550/arXiv.2001.09769 (дата обращения: 23.04.2026).</w:t>
+        <w:t xml:space="preserve">[8] </w:t>
+      </w:r>
+      <w:proofErr w:type="spellStart"/>
+      <w:r>
+        <w:t>Prokhorenkova</w:t>
+      </w:r>
+      <w:proofErr w:type="spellEnd"/>
+      <w:r>
+        <w:t xml:space="preserve"> L., Gusev G., Vorobev A., </w:t>
+      </w:r>
+      <w:proofErr w:type="spellStart"/>
+      <w:r>
+        <w:t>Dorogush</w:t>
+      </w:r>
+      <w:proofErr w:type="spellEnd"/>
+      <w:r>
+        <w:t xml:space="preserve"> A. V., Gulin A. </w:t>
+      </w:r>
+      <w:proofErr w:type="spellStart"/>
+      <w:r>
+        <w:t>CatBoost</w:t>
+      </w:r>
+      <w:proofErr w:type="spellEnd"/>
+      <w:r>
+        <w:t xml:space="preserve">: unbiased boosting with categorical features // Advances in Neural Information Processing Systems. 2018. </w:t>
+      </w:r>
+      <w:r>
+        <w:rPr>
+          <w:lang w:val="ru-RU"/>
+        </w:rPr>
+        <w:t>Т</w:t>
+      </w:r>
+      <w:r>
+        <w:t xml:space="preserve">. 31. </w:t>
+      </w:r>
+      <w:r>
+        <w:rPr>
+          <w:lang w:val="ru-RU"/>
+        </w:rPr>
+        <w:t>С</w:t>
+      </w:r>
+      <w:r>
+        <w:t xml:space="preserve">. 6639–6649. URL: </w:t>
+      </w:r>
+      <w:hyperlink r:id="rId20" w:tgtFrame="_new" w:history="1">
+        <w:r>
+          <w:rPr>
+            <w:rStyle w:val="aff"/>
+          </w:rPr>
+          <w:t>https://arxiv.org/abs/1706.09516</w:t>
+        </w:r>
+      </w:hyperlink>
+      <w:r>
+        <w:t xml:space="preserve"> (</w:t>
+      </w:r>
+      <w:r>
+        <w:rPr>
+          <w:lang w:val="ru-RU"/>
+        </w:rPr>
+        <w:t>дата</w:t>
+      </w:r>
+      <w:r>
+        <w:t xml:space="preserve"> </w:t>
+      </w:r>
+      <w:r>
+        <w:rPr>
+          <w:lang w:val="ru-RU"/>
+        </w:rPr>
+        <w:t>обращения</w:t>
+      </w:r>
+      <w:r>
+        <w:t>: 17.05.2026).</w:t>
       </w:r>
     </w:p>
     <w:p>
@@ -14772,7 +16950,36 @@
         <w:jc w:val="left"/>
       </w:pPr>
       <w:r>
-        <w:t>[9] Zhou H., Zhang S., Peng J. et al. Informer: Beyond Efficient Transformer for Long Sequence Time-Series Forecasting. 2020. URL: https://doi.org/10.48550/arXiv.2012.07436 (дата обращения: 23.04.2026).</w:t>
+        <w:t xml:space="preserve">[9] Bai S., Kolter J. Z., Koltun V. An Empirical Evaluation of Generic Convolutional and Recurrent Networks for Sequence Modeling. 2018. URL: </w:t>
+      </w:r>
+      <w:hyperlink r:id="rId21" w:tgtFrame="_new" w:history="1">
+        <w:r>
+          <w:rPr>
+            <w:rStyle w:val="aff"/>
+          </w:rPr>
+          <w:t>https://arxiv.org/abs/1803.01271</w:t>
+        </w:r>
+      </w:hyperlink>
+      <w:r>
+        <w:t xml:space="preserve"> (</w:t>
+      </w:r>
+      <w:r>
+        <w:rPr>
+          <w:lang w:val="ru-RU"/>
+        </w:rPr>
+        <w:t>дата</w:t>
+      </w:r>
+      <w:r>
+        <w:t xml:space="preserve"> </w:t>
+      </w:r>
+      <w:r>
+        <w:rPr>
+          <w:lang w:val="ru-RU"/>
+        </w:rPr>
+        <w:t>обращения</w:t>
+      </w:r>
+      <w:r>
+        <w:t>: 17.05.2026).</w:t>
       </w:r>
     </w:p>
     <w:p>
@@ -14781,26 +16988,82 @@
         <w:jc w:val="left"/>
       </w:pPr>
       <w:r>
-        <w:t>[10] Bailey D. H., Borwein J. M., López de Prado M., Zhu Q. J. The Probability of Backtest Overfitting // The Journal of Computational Finance. 2017. Т. 20, № 4. С. 39–69. DOI: 10.21314/JCF.2016.322.</w:t>
+        <w:t xml:space="preserve">[10] Chung J., </w:t>
+      </w:r>
+      <w:proofErr w:type="spellStart"/>
+      <w:r>
+        <w:t>Gulcehre</w:t>
+      </w:r>
+      <w:proofErr w:type="spellEnd"/>
+      <w:r>
+        <w:t xml:space="preserve"> C., Cho K., Bengio Y. Empirical Evaluation of Gated Recurrent Neural Networks on Sequence Modeling. 2014. URL: </w:t>
+      </w:r>
+      <w:hyperlink r:id="rId22" w:tgtFrame="_new" w:history="1">
+        <w:r>
+          <w:rPr>
+            <w:rStyle w:val="aff"/>
+          </w:rPr>
+          <w:t>https://arxiv.org/abs/1412.3555</w:t>
+        </w:r>
+      </w:hyperlink>
+      <w:r>
+        <w:t xml:space="preserve"> (</w:t>
+      </w:r>
+      <w:r>
+        <w:rPr>
+          <w:lang w:val="ru-RU"/>
+        </w:rPr>
+        <w:t>дата</w:t>
+      </w:r>
+      <w:r>
+        <w:t xml:space="preserve"> </w:t>
+      </w:r>
+      <w:r>
+        <w:rPr>
+          <w:lang w:val="ru-RU"/>
+        </w:rPr>
+        <w:t>обращения</w:t>
+      </w:r>
+      <w:r>
+        <w:t>: 17.05.2026).</w:t>
       </w:r>
     </w:p>
     <w:p>
       <w:pPr>
         <w:ind w:firstLine="708"/>
         <w:jc w:val="left"/>
-        <w:rPr>
-          <w:lang w:val="ru-RU"/>
-        </w:rPr>
-      </w:pPr>
-      <w:r>
-        <w:lastRenderedPageBreak/>
-        <w:t xml:space="preserve">[11] Bailey D. H., López de Prado M. How “Backtest Overfitting” in Finance Leads to False Discoveries // Significance. </w:t>
-      </w:r>
-      <w:r>
-        <w:rPr>
-          <w:lang w:val="ru-RU"/>
-        </w:rPr>
-        <w:t>2021. Т. 18, № 6. С. 22–25. DOI: 10.1111/1740-9713.01588.</w:t>
+      </w:pPr>
+      <w:r>
+        <w:t xml:space="preserve">[11] Hochreiter S., </w:t>
+      </w:r>
+      <w:proofErr w:type="spellStart"/>
+      <w:r>
+        <w:t>Schmidhuber</w:t>
+      </w:r>
+      <w:proofErr w:type="spellEnd"/>
+      <w:r>
+        <w:t xml:space="preserve"> J. Long Short-Term Memory // Neural Computation. </w:t>
+      </w:r>
+      <w:r>
+        <w:t xml:space="preserve">1997. </w:t>
+      </w:r>
+      <w:r>
+        <w:rPr>
+          <w:lang w:val="ru-RU"/>
+        </w:rPr>
+        <w:t>Т</w:t>
+      </w:r>
+      <w:r>
+        <w:t xml:space="preserve">. 9, № 8. </w:t>
+      </w:r>
+      <w:r>
+        <w:rPr>
+          <w:lang w:val="ru-RU"/>
+        </w:rPr>
+        <w:t>С</w:t>
+      </w:r>
+      <w:r>
+        <w:t>. 1735–1780. DOI: 10.1162/neco.1997.9.8.1735.</w:t>
       </w:r>
     </w:p>
     <w:p>
@@ -14809,7 +17072,61 @@
         <w:jc w:val="left"/>
       </w:pPr>
       <w:r>
-        <w:t>[12] Backtrader Documentation. Introduction. URL: https://www.backtrader.com/docu/ (дата обращения: 23.04.2026).</w:t>
+        <w:lastRenderedPageBreak/>
+        <w:t xml:space="preserve">[12] Vaswani A., </w:t>
+      </w:r>
+      <w:proofErr w:type="spellStart"/>
+      <w:r>
+        <w:t>Shazeer</w:t>
+      </w:r>
+      <w:proofErr w:type="spellEnd"/>
+      <w:r>
+        <w:t xml:space="preserve"> N., Parmar N., </w:t>
+      </w:r>
+      <w:proofErr w:type="spellStart"/>
+      <w:r>
+        <w:t>Uszkoreit</w:t>
+      </w:r>
+      <w:proofErr w:type="spellEnd"/>
+      <w:r>
+        <w:t xml:space="preserve"> J., Jones L., Gomez A. N., Kaiser L., </w:t>
+      </w:r>
+      <w:proofErr w:type="spellStart"/>
+      <w:r>
+        <w:t>Polosukhin</w:t>
+      </w:r>
+      <w:proofErr w:type="spellEnd"/>
+      <w:r>
+        <w:t xml:space="preserve"> I. Attention Is All You Need. 2017. URL: </w:t>
+      </w:r>
+      <w:hyperlink r:id="rId23" w:tgtFrame="_new" w:history="1">
+        <w:r>
+          <w:rPr>
+            <w:rStyle w:val="aff"/>
+          </w:rPr>
+          <w:t>https://arxiv.org/abs/1706.03762</w:t>
+        </w:r>
+      </w:hyperlink>
+      <w:r>
+        <w:t xml:space="preserve"> (</w:t>
+      </w:r>
+      <w:r>
+        <w:rPr>
+          <w:lang w:val="ru-RU"/>
+        </w:rPr>
+        <w:t>дата</w:t>
+      </w:r>
+      <w:r>
+        <w:t xml:space="preserve"> </w:t>
+      </w:r>
+      <w:r>
+        <w:rPr>
+          <w:lang w:val="ru-RU"/>
+        </w:rPr>
+        <w:t>обращения</w:t>
+      </w:r>
+      <w:r>
+        <w:t>: 17.05.2026).</w:t>
       </w:r>
     </w:p>
     <w:p>
@@ -14818,119 +17135,200 @@
         <w:jc w:val="left"/>
       </w:pPr>
       <w:r>
-        <w:t>[13] Zipline 3.0 Documentation. URL: https://zipline.ml4trading.io/ (дата обращения: 23.04.2026).</w:t>
+        <w:t xml:space="preserve">[13] Zhou H., Zhang S., Peng J., Zhang S., Li J., Xiong H., Zhang W. Informer: Beyond Efficient Transformer for Long Sequence Time-Series Forecasting. 2020. URL: </w:t>
+      </w:r>
+      <w:hyperlink r:id="rId24" w:tgtFrame="_new" w:history="1">
+        <w:r>
+          <w:rPr>
+            <w:rStyle w:val="aff"/>
+          </w:rPr>
+          <w:t>https://arxiv.org/abs/2012.07436</w:t>
+        </w:r>
+      </w:hyperlink>
+      <w:r>
+        <w:t xml:space="preserve"> (</w:t>
+      </w:r>
+      <w:r>
+        <w:rPr>
+          <w:lang w:val="ru-RU"/>
+        </w:rPr>
+        <w:t>дата</w:t>
+      </w:r>
+      <w:r>
+        <w:t xml:space="preserve"> </w:t>
+      </w:r>
+      <w:r>
+        <w:rPr>
+          <w:lang w:val="ru-RU"/>
+        </w:rPr>
+        <w:t>обращения</w:t>
+      </w:r>
+      <w:r>
+        <w:t>: 17.05.2026).</w:t>
       </w:r>
     </w:p>
     <w:p>
       <w:pPr>
         <w:ind w:firstLine="708"/>
         <w:jc w:val="left"/>
-        <w:rPr>
-          <w:lang w:val="ru-RU"/>
-        </w:rPr>
-      </w:pPr>
-      <w:r>
-        <w:t>[14] QuantConnect Documentation. LEAN Engine: Getting Started. URL</w:t>
-      </w:r>
-      <w:r>
-        <w:rPr>
-          <w:lang w:val="ru-RU"/>
-        </w:rPr>
-        <w:t xml:space="preserve">: </w:t>
-      </w:r>
-      <w:r>
-        <w:t>https</w:t>
-      </w:r>
-      <w:r>
-        <w:rPr>
-          <w:lang w:val="ru-RU"/>
-        </w:rPr>
-        <w:t>://</w:t>
-      </w:r>
-      <w:r>
-        <w:t>www</w:t>
-      </w:r>
+      </w:pPr>
+      <w:r>
+        <w:t xml:space="preserve">[14] Hyndman R. J., Athanasopoulos G. Forecasting: Principles and Practice. 3rd ed. URL: </w:t>
+      </w:r>
+      <w:hyperlink r:id="rId25" w:tgtFrame="_new" w:history="1">
+        <w:r>
+          <w:rPr>
+            <w:rStyle w:val="aff"/>
+          </w:rPr>
+          <w:t>https://otexts.com/fpp3/</w:t>
+        </w:r>
+      </w:hyperlink>
+      <w:r>
+        <w:t xml:space="preserve"> (</w:t>
+      </w:r>
+      <w:r>
+        <w:rPr>
+          <w:lang w:val="ru-RU"/>
+        </w:rPr>
+        <w:t>дата</w:t>
+      </w:r>
+      <w:r>
+        <w:t xml:space="preserve"> </w:t>
+      </w:r>
+      <w:r>
+        <w:rPr>
+          <w:lang w:val="ru-RU"/>
+        </w:rPr>
+        <w:t>обращения</w:t>
+      </w:r>
+      <w:r>
+        <w:t>: 17.05.2026).</w:t>
+      </w:r>
+    </w:p>
+    <w:p>
+      <w:pPr>
+        <w:ind w:firstLine="708"/>
+        <w:jc w:val="left"/>
+      </w:pPr>
+      <w:r>
+        <w:t xml:space="preserve">[15] Bailey D. H., </w:t>
+      </w:r>
+      <w:proofErr w:type="spellStart"/>
+      <w:r>
+        <w:t>Borwein</w:t>
+      </w:r>
+      <w:proofErr w:type="spellEnd"/>
+      <w:r>
+        <w:t xml:space="preserve"> J. M., López de Prado M., Zhu Q. J. The Probability of </w:t>
+      </w:r>
+      <w:proofErr w:type="spellStart"/>
+      <w:r>
+        <w:t>Backtest</w:t>
+      </w:r>
+      <w:proofErr w:type="spellEnd"/>
+      <w:r>
+        <w:t xml:space="preserve"> Overfitting // The Journal of Computational Finance. 2017. </w:t>
+      </w:r>
+      <w:r>
+        <w:rPr>
+          <w:lang w:val="ru-RU"/>
+        </w:rPr>
+        <w:t>Т</w:t>
+      </w:r>
+      <w:r>
+        <w:t xml:space="preserve">. 20, № 4. </w:t>
+      </w:r>
+      <w:r>
+        <w:rPr>
+          <w:lang w:val="ru-RU"/>
+        </w:rPr>
+        <w:t>С</w:t>
+      </w:r>
+      <w:r>
+        <w:t>. 39–69. DOI: 10.21314/JCF.2016.322.</w:t>
+      </w:r>
+    </w:p>
+    <w:p>
+      <w:pPr>
+        <w:ind w:firstLine="708"/>
+        <w:jc w:val="left"/>
+        <w:rPr>
+          <w:lang w:val="ru-RU"/>
+        </w:rPr>
+      </w:pPr>
+      <w:r>
+        <w:t>[16] Bailey D. H., López de Prado M. How “</w:t>
+      </w:r>
+      <w:proofErr w:type="spellStart"/>
+      <w:r>
+        <w:t>Backtest</w:t>
+      </w:r>
+      <w:proofErr w:type="spellEnd"/>
+      <w:r>
+        <w:t xml:space="preserve"> Overfitting” in Finance Leads to False Discoveries // Significance. </w:t>
+      </w:r>
+      <w:r>
+        <w:rPr>
+          <w:lang w:val="ru-RU"/>
+        </w:rPr>
+        <w:t>2021. Т. 18, № 6. С. 22–25. DOI: 10.1111/</w:t>
+      </w:r>
+      <w:proofErr w:type="gramStart"/>
+      <w:r>
+        <w:rPr>
+          <w:lang w:val="ru-RU"/>
+        </w:rPr>
+        <w:t>1740-9713.01588</w:t>
+      </w:r>
+      <w:proofErr w:type="gramEnd"/>
       <w:r>
         <w:rPr>
           <w:lang w:val="ru-RU"/>
         </w:rPr>
         <w:t>.</w:t>
       </w:r>
-      <w:r>
-        <w:t>quantconnect</w:t>
-      </w:r>
-      <w:r>
-        <w:rPr>
-          <w:lang w:val="ru-RU"/>
-        </w:rPr>
-        <w:t>.</w:t>
-      </w:r>
-      <w:r>
-        <w:t>com</w:t>
-      </w:r>
-      <w:r>
-        <w:rPr>
-          <w:lang w:val="ru-RU"/>
-        </w:rPr>
-        <w:t>/</w:t>
-      </w:r>
-      <w:r>
-        <w:t>docs</w:t>
-      </w:r>
-      <w:r>
-        <w:rPr>
-          <w:lang w:val="ru-RU"/>
-        </w:rPr>
-        <w:t>/</w:t>
-      </w:r>
-      <w:r>
-        <w:t>v</w:t>
-      </w:r>
-      <w:r>
-        <w:rPr>
-          <w:lang w:val="ru-RU"/>
-        </w:rPr>
-        <w:t>2/</w:t>
-      </w:r>
-      <w:r>
-        <w:t>lean</w:t>
-      </w:r>
-      <w:r>
-        <w:rPr>
-          <w:lang w:val="ru-RU"/>
-        </w:rPr>
-        <w:t>-</w:t>
-      </w:r>
-      <w:r>
-        <w:t>engine</w:t>
-      </w:r>
-      <w:r>
-        <w:rPr>
-          <w:lang w:val="ru-RU"/>
-        </w:rPr>
-        <w:t>/</w:t>
-      </w:r>
-      <w:r>
-        <w:t>getting</w:t>
-      </w:r>
-      <w:r>
-        <w:rPr>
-          <w:lang w:val="ru-RU"/>
-        </w:rPr>
-        <w:t>-</w:t>
-      </w:r>
-      <w:r>
-        <w:t>started</w:t>
-      </w:r>
-      <w:r>
-        <w:rPr>
-          <w:lang w:val="ru-RU"/>
-        </w:rPr>
-        <w:t xml:space="preserve"> (дата обращения: 23.04.2026).</w:t>
-      </w:r>
+    </w:p>
+    <w:p>
+      <w:pPr>
+        <w:ind w:firstLine="708"/>
+        <w:jc w:val="left"/>
+        <w:rPr>
+          <w:lang w:val="ru-RU"/>
+        </w:rPr>
+      </w:pPr>
+      <w:r>
+        <w:rPr>
+          <w:lang w:val="ru-RU"/>
+        </w:rPr>
+        <w:t xml:space="preserve">[17] Московская биржа. ISS API. URL: </w:t>
+      </w:r>
+      <w:hyperlink r:id="rId26" w:tgtFrame="_new" w:history="1">
+        <w:r>
+          <w:rPr>
+            <w:rStyle w:val="aff"/>
+            <w:lang w:val="ru-RU"/>
+          </w:rPr>
+          <w:t>https://iss.moex.com/iss/reference/</w:t>
+        </w:r>
+      </w:hyperlink>
+      <w:r>
+        <w:rPr>
+          <w:lang w:val="ru-RU"/>
+        </w:rPr>
+        <w:t xml:space="preserve"> (дата обращения: 17.05.2026).</w:t>
+      </w:r>
+    </w:p>
+    <w:p>
+      <w:pPr>
+        <w:ind w:firstLine="708"/>
+        <w:jc w:val="left"/>
+        <w:rPr>
+          <w:lang w:val="ru-RU"/>
+        </w:rPr>
+      </w:pPr>
     </w:p>
     <w:sectPr>
-      <w:footerReference w:type="default" r:id="rId20"/>
+      <w:footerReference w:type="default" r:id="rId27"/>
       <w:pgSz w:w="11906" w:h="16838"/>
       <w:pgMar w:top="1134" w:right="707" w:bottom="1134" w:left="1701" w:header="720" w:footer="720" w:gutter="0"/>
       <w:cols w:space="720"/>
@@ -15866,7 +18264,6 @@
   <w:style w:type="character" w:default="1" w:styleId="a1">
     <w:name w:val="Default Paragraph Font"/>
     <w:uiPriority w:val="1"/>
-    <w:semiHidden/>
     <w:unhideWhenUsed/>
   </w:style>
   <w:style w:type="table" w:default="1" w:styleId="a2">
@@ -16604,6 +19001,19 @@
       <w:ind w:left="280"/>
     </w:pPr>
   </w:style>
+  <w:style w:type="paragraph" w:styleId="aff5">
+    <w:name w:val="Normal (Web)"/>
+    <w:basedOn w:val="a"/>
+    <w:uiPriority w:val="99"/>
+    <w:semiHidden/>
+    <w:unhideWhenUsed/>
+    <w:rsid w:val="00191370"/>
+    <w:rPr>
+      <w:rFonts w:cs="Times New Roman"/>
+      <w:sz w:val="24"/>
+      <w:szCs w:val="24"/>
+    </w:rPr>
+  </w:style>
 </w:styles>
 </file>
 

--- a/BKP.docx
+++ b/BKP.docx
@@ -894,8 +894,21 @@
                 <w:szCs w:val="24"/>
                 <w:lang w:val="ru-RU" w:eastAsia="ru-RU"/>
               </w:rPr>
-              <w:t>Петров К.Ю.</w:t>
-            </w:r>
+              <w:t xml:space="preserve">Петров </w:t>
+            </w:r>
+            <w:proofErr w:type="gramStart"/>
+            <w:r>
+              <w:rPr>
+                <w:rFonts w:eastAsia="SimSun" w:cs="Times New Roman"/>
+                <w:b w:val="0"/>
+                <w:bCs w:val="0"/>
+                <w:sz w:val="24"/>
+                <w:szCs w:val="24"/>
+                <w:lang w:val="ru-RU" w:eastAsia="ru-RU"/>
+              </w:rPr>
+              <w:t>К.Ю.</w:t>
+            </w:r>
+            <w:proofErr w:type="gramEnd"/>
           </w:p>
         </w:tc>
       </w:tr>
@@ -1255,8 +1268,21 @@
                 <w:szCs w:val="24"/>
                 <w:lang w:val="ru-RU" w:eastAsia="ru-RU"/>
               </w:rPr>
-              <w:t>Романец А.В.</w:t>
-            </w:r>
+              <w:t xml:space="preserve">Романец </w:t>
+            </w:r>
+            <w:proofErr w:type="gramStart"/>
+            <w:r>
+              <w:rPr>
+                <w:rFonts w:eastAsia="SimSun" w:cs="Times New Roman"/>
+                <w:b w:val="0"/>
+                <w:bCs w:val="0"/>
+                <w:sz w:val="24"/>
+                <w:szCs w:val="24"/>
+                <w:lang w:val="ru-RU" w:eastAsia="ru-RU"/>
+              </w:rPr>
+              <w:t>А.В.</w:t>
+            </w:r>
+            <w:proofErr w:type="gramEnd"/>
           </w:p>
         </w:tc>
       </w:tr>
@@ -2350,7 +2376,31 @@
                 <w:szCs w:val="24"/>
                 <w:lang w:val="ru-RU" w:eastAsia="ru-RU"/>
               </w:rPr>
-              <w:t>(Иванова И.А.)</w:t>
+              <w:t xml:space="preserve">(Иванова </w:t>
+            </w:r>
+            <w:proofErr w:type="gramStart"/>
+            <w:r>
+              <w:rPr>
+                <w:rFonts w:eastAsia="SimSun" w:cs="Times New Roman"/>
+                <w:b w:val="0"/>
+                <w:bCs w:val="0"/>
+                <w:sz w:val="24"/>
+                <w:szCs w:val="24"/>
+                <w:lang w:val="ru-RU" w:eastAsia="ru-RU"/>
+              </w:rPr>
+              <w:t>И.А.</w:t>
+            </w:r>
+            <w:proofErr w:type="gramEnd"/>
+            <w:r>
+              <w:rPr>
+                <w:rFonts w:eastAsia="SimSun" w:cs="Times New Roman"/>
+                <w:b w:val="0"/>
+                <w:bCs w:val="0"/>
+                <w:sz w:val="24"/>
+                <w:szCs w:val="24"/>
+                <w:lang w:val="ru-RU" w:eastAsia="ru-RU"/>
+              </w:rPr>
+              <w:t>)</w:t>
             </w:r>
           </w:p>
           <w:p>
@@ -2761,8 +2811,21 @@
                 <w:szCs w:val="24"/>
                 <w:lang w:val="ru-RU" w:eastAsia="ru-RU"/>
               </w:rPr>
-              <w:t xml:space="preserve"> Н.Ш.</w:t>
-            </w:r>
+              <w:t xml:space="preserve"> </w:t>
+            </w:r>
+            <w:proofErr w:type="gramStart"/>
+            <w:r>
+              <w:rPr>
+                <w:rFonts w:eastAsia="SimSun"/>
+                <w:b w:val="0"/>
+                <w:bCs w:val="0"/>
+                <w:sz w:val="24"/>
+                <w:szCs w:val="24"/>
+                <w:lang w:val="ru-RU" w:eastAsia="ru-RU"/>
+              </w:rPr>
+              <w:t>Н.Ш.</w:t>
+            </w:r>
+            <w:proofErr w:type="gramEnd"/>
           </w:p>
         </w:tc>
       </w:tr>
@@ -3388,6 +3451,7 @@
                 <w:lang w:eastAsia="ru-RU"/>
               </w:rPr>
             </w:pPr>
+            <w:proofErr w:type="gramStart"/>
             <w:r>
               <w:rPr>
                 <w:rFonts w:eastAsia="Calibri"/>
@@ -3397,7 +3461,19 @@
                 <w:szCs w:val="24"/>
                 <w:lang w:eastAsia="ru-RU"/>
               </w:rPr>
-              <w:t>«09» ___02____ 2026 г.</w:t>
+              <w:t>«09» _</w:t>
+            </w:r>
+            <w:proofErr w:type="gramEnd"/>
+            <w:r>
+              <w:rPr>
+                <w:rFonts w:eastAsia="Calibri"/>
+                <w:b w:val="0"/>
+                <w:bCs w:val="0"/>
+                <w:sz w:val="24"/>
+                <w:szCs w:val="24"/>
+                <w:lang w:eastAsia="ru-RU"/>
+              </w:rPr>
+              <w:t>__02____ 2026 г.</w:t>
             </w:r>
           </w:p>
         </w:tc>
@@ -3704,8 +3780,21 @@
                 <w:szCs w:val="24"/>
                 <w:lang w:val="ru-RU" w:eastAsia="ru-RU"/>
               </w:rPr>
-              <w:t>Петров К.Ю.</w:t>
-            </w:r>
+              <w:t xml:space="preserve">Петров </w:t>
+            </w:r>
+            <w:proofErr w:type="gramStart"/>
+            <w:r>
+              <w:rPr>
+                <w:rFonts w:eastAsia="Calibri"/>
+                <w:b w:val="0"/>
+                <w:bCs w:val="0"/>
+                <w:sz w:val="24"/>
+                <w:szCs w:val="24"/>
+                <w:lang w:val="ru-RU" w:eastAsia="ru-RU"/>
+              </w:rPr>
+              <w:t>К.Ю.</w:t>
+            </w:r>
+            <w:proofErr w:type="gramEnd"/>
           </w:p>
         </w:tc>
       </w:tr>
@@ -3914,6 +4003,7 @@
                 <w:lang w:eastAsia="ru-RU"/>
               </w:rPr>
             </w:pPr>
+            <w:proofErr w:type="gramStart"/>
             <w:r>
               <w:rPr>
                 <w:rFonts w:eastAsia="Calibri"/>
@@ -3923,7 +4013,19 @@
                 <w:szCs w:val="24"/>
                 <w:lang w:eastAsia="ru-RU"/>
               </w:rPr>
-              <w:t>«09» ___02____ 2026 г.</w:t>
+              <w:t>«09» _</w:t>
+            </w:r>
+            <w:proofErr w:type="gramEnd"/>
+            <w:r>
+              <w:rPr>
+                <w:rFonts w:eastAsia="Calibri"/>
+                <w:b w:val="0"/>
+                <w:bCs w:val="0"/>
+                <w:sz w:val="24"/>
+                <w:szCs w:val="24"/>
+                <w:lang w:eastAsia="ru-RU"/>
+              </w:rPr>
+              <w:t>__02____ 2026 г.</w:t>
             </w:r>
           </w:p>
         </w:tc>
@@ -4230,8 +4332,21 @@
                 <w:szCs w:val="24"/>
                 <w:lang w:val="ru-RU" w:eastAsia="ru-RU"/>
               </w:rPr>
-              <w:t>Петров К.Ю.</w:t>
-            </w:r>
+              <w:t xml:space="preserve">Петров </w:t>
+            </w:r>
+            <w:proofErr w:type="gramStart"/>
+            <w:r>
+              <w:rPr>
+                <w:rFonts w:eastAsia="Calibri"/>
+                <w:b w:val="0"/>
+                <w:bCs w:val="0"/>
+                <w:sz w:val="24"/>
+                <w:szCs w:val="24"/>
+                <w:lang w:val="ru-RU" w:eastAsia="ru-RU"/>
+              </w:rPr>
+              <w:t>К.Ю.</w:t>
+            </w:r>
+            <w:proofErr w:type="gramEnd"/>
           </w:p>
         </w:tc>
       </w:tr>
@@ -4440,6 +4555,7 @@
                 <w:lang w:eastAsia="ru-RU"/>
               </w:rPr>
             </w:pPr>
+            <w:proofErr w:type="gramStart"/>
             <w:r>
               <w:rPr>
                 <w:rFonts w:eastAsia="Calibri"/>
@@ -4449,7 +4565,19 @@
                 <w:szCs w:val="24"/>
                 <w:lang w:eastAsia="ru-RU"/>
               </w:rPr>
-              <w:t>«09» ___02____ 2026 г.</w:t>
+              <w:t>«09» _</w:t>
+            </w:r>
+            <w:proofErr w:type="gramEnd"/>
+            <w:r>
+              <w:rPr>
+                <w:rFonts w:eastAsia="Calibri"/>
+                <w:b w:val="0"/>
+                <w:bCs w:val="0"/>
+                <w:sz w:val="24"/>
+                <w:szCs w:val="24"/>
+                <w:lang w:eastAsia="ru-RU"/>
+              </w:rPr>
+              <w:t>__02____ 2026 г.</w:t>
             </w:r>
           </w:p>
         </w:tc>
@@ -4756,8 +4884,21 @@
                 <w:szCs w:val="24"/>
                 <w:lang w:val="ru-RU" w:eastAsia="ru-RU"/>
               </w:rPr>
-              <w:t>Петров К.Ю.</w:t>
-            </w:r>
+              <w:t xml:space="preserve">Петров </w:t>
+            </w:r>
+            <w:proofErr w:type="gramStart"/>
+            <w:r>
+              <w:rPr>
+                <w:rFonts w:eastAsia="Calibri"/>
+                <w:b w:val="0"/>
+                <w:bCs w:val="0"/>
+                <w:sz w:val="24"/>
+                <w:szCs w:val="24"/>
+                <w:lang w:val="ru-RU" w:eastAsia="ru-RU"/>
+              </w:rPr>
+              <w:t>К.Ю.</w:t>
+            </w:r>
+            <w:proofErr w:type="gramEnd"/>
           </w:p>
         </w:tc>
       </w:tr>
@@ -4879,6 +5020,7 @@
                 <w:lang w:eastAsia="ru-RU"/>
               </w:rPr>
             </w:pPr>
+            <w:proofErr w:type="gramStart"/>
             <w:r>
               <w:rPr>
                 <w:rFonts w:eastAsia="Calibri"/>
@@ -4888,7 +5030,19 @@
                 <w:szCs w:val="24"/>
                 <w:lang w:eastAsia="ru-RU"/>
               </w:rPr>
-              <w:t>«09» ___02____ 2026 г.</w:t>
+              <w:t>«09» _</w:t>
+            </w:r>
+            <w:proofErr w:type="gramEnd"/>
+            <w:r>
+              <w:rPr>
+                <w:rFonts w:eastAsia="Calibri"/>
+                <w:b w:val="0"/>
+                <w:bCs w:val="0"/>
+                <w:sz w:val="24"/>
+                <w:szCs w:val="24"/>
+                <w:lang w:eastAsia="ru-RU"/>
+              </w:rPr>
+              <w:t>__02____ 2026 г.</w:t>
             </w:r>
           </w:p>
         </w:tc>
@@ -5034,8 +5188,21 @@
                 <w:szCs w:val="24"/>
                 <w:lang w:val="ru-RU" w:eastAsia="ru-RU"/>
               </w:rPr>
-              <w:t>Петров К.Ю.</w:t>
-            </w:r>
+              <w:t xml:space="preserve">Петров </w:t>
+            </w:r>
+            <w:proofErr w:type="gramStart"/>
+            <w:r>
+              <w:rPr>
+                <w:rFonts w:eastAsia="Calibri"/>
+                <w:b w:val="0"/>
+                <w:bCs w:val="0"/>
+                <w:sz w:val="24"/>
+                <w:szCs w:val="24"/>
+                <w:lang w:val="ru-RU" w:eastAsia="ru-RU"/>
+              </w:rPr>
+              <w:t>К.Ю.</w:t>
+            </w:r>
+            <w:proofErr w:type="gramEnd"/>
           </w:p>
         </w:tc>
       </w:tr>
@@ -5475,8 +5642,19 @@
           <w:sz w:val="24"/>
           <w:lang w:val="ru-RU"/>
         </w:rPr>
-        <w:t>Петров К.Ю.</w:t>
-      </w:r>
+        <w:t xml:space="preserve">Петров </w:t>
+      </w:r>
+      <w:proofErr w:type="gramStart"/>
+      <w:r>
+        <w:rPr>
+          <w:rFonts w:cs="Times New Roman"/>
+          <w:iCs/>
+          <w:sz w:val="24"/>
+          <w:lang w:val="ru-RU"/>
+        </w:rPr>
+        <w:t>К.Ю.</w:t>
+      </w:r>
+      <w:proofErr w:type="gramEnd"/>
       <w:r>
         <w:rPr>
           <w:rFonts w:cs="Times New Roman"/>
@@ -6306,8 +6484,20 @@
           <w:szCs w:val="27"/>
           <w:lang w:val="ru-RU" w:eastAsia="ru-RU"/>
         </w:rPr>
-        <w:t xml:space="preserve"> Н.Ш.</w:t>
-      </w:r>
+        <w:t xml:space="preserve"> </w:t>
+      </w:r>
+      <w:proofErr w:type="gramStart"/>
+      <w:r>
+        <w:rPr>
+          <w:rFonts w:cs="Times New Roman"/>
+          <w:bCs/>
+          <w:sz w:val="27"/>
+          <w:szCs w:val="27"/>
+          <w:lang w:val="ru-RU" w:eastAsia="ru-RU"/>
+        </w:rPr>
+        <w:t>Н.Ш.</w:t>
+      </w:r>
+      <w:proofErr w:type="gramEnd"/>
       <w:r>
         <w:rPr>
           <w:rFonts w:cs="Times New Roman"/>
@@ -6394,7 +6584,29 @@
           <w:szCs w:val="27"/>
           <w:lang w:val="ru-RU" w:eastAsia="ru-RU"/>
         </w:rPr>
-        <w:t>Петров К.Ю./</w:t>
+        <w:t xml:space="preserve">Петров </w:t>
+      </w:r>
+      <w:proofErr w:type="gramStart"/>
+      <w:r>
+        <w:rPr>
+          <w:rFonts w:cs="Times New Roman"/>
+          <w:bCs/>
+          <w:sz w:val="27"/>
+          <w:szCs w:val="27"/>
+          <w:lang w:val="ru-RU" w:eastAsia="ru-RU"/>
+        </w:rPr>
+        <w:t>К.Ю.</w:t>
+      </w:r>
+      <w:proofErr w:type="gramEnd"/>
+      <w:r>
+        <w:rPr>
+          <w:rFonts w:cs="Times New Roman"/>
+          <w:bCs/>
+          <w:sz w:val="27"/>
+          <w:szCs w:val="27"/>
+          <w:lang w:val="ru-RU" w:eastAsia="ru-RU"/>
+        </w:rPr>
+        <w:t>/</w:t>
       </w:r>
     </w:p>
     <w:p>
@@ -6467,7 +6679,29 @@
           <w:lang w:val="ru-RU" w:eastAsia="ru-RU"/>
         </w:rPr>
         <w:tab/>
-        <w:t>_________________/Иванова И.А., к.т.н., доцент/</w:t>
+        <w:t xml:space="preserve">_________________/Иванова </w:t>
+      </w:r>
+      <w:proofErr w:type="gramStart"/>
+      <w:r>
+        <w:rPr>
+          <w:rFonts w:cs="Times New Roman"/>
+          <w:bCs/>
+          <w:sz w:val="27"/>
+          <w:szCs w:val="27"/>
+          <w:lang w:val="ru-RU" w:eastAsia="ru-RU"/>
+        </w:rPr>
+        <w:t>И.А.</w:t>
+      </w:r>
+      <w:proofErr w:type="gramEnd"/>
+      <w:r>
+        <w:rPr>
+          <w:rFonts w:cs="Times New Roman"/>
+          <w:bCs/>
+          <w:sz w:val="27"/>
+          <w:szCs w:val="27"/>
+          <w:lang w:val="ru-RU" w:eastAsia="ru-RU"/>
+        </w:rPr>
+        <w:t>, к.т.н., доцент/</w:t>
       </w:r>
       <w:r>
         <w:rPr>
@@ -7113,8 +7347,9 @@
           <w:szCs w:val="24"/>
           <w:lang w:val="ru-RU"/>
         </w:rPr>
-        <w:t>Студент    _______________     (</w:t>
-      </w:r>
+        <w:t xml:space="preserve">Студент    _______________  </w:t>
+      </w:r>
+      <w:proofErr w:type="gramStart"/>
       <w:r>
         <w:rPr>
           <w:rFonts w:eastAsia="Calibri" w:cs="Times New Roman"/>
@@ -7122,7 +7357,37 @@
           <w:szCs w:val="24"/>
           <w:lang w:val="ru-RU"/>
         </w:rPr>
-        <w:t>Петров К.Ю.)</w:t>
+        <w:t xml:space="preserve">   (</w:t>
+      </w:r>
+      <w:proofErr w:type="gramEnd"/>
+      <w:r>
+        <w:rPr>
+          <w:rFonts w:eastAsia="Calibri" w:cs="Times New Roman"/>
+          <w:sz w:val="24"/>
+          <w:szCs w:val="24"/>
+          <w:lang w:val="ru-RU"/>
+        </w:rPr>
+        <w:t xml:space="preserve">Петров </w:t>
+      </w:r>
+      <w:proofErr w:type="gramStart"/>
+      <w:r>
+        <w:rPr>
+          <w:rFonts w:eastAsia="Calibri" w:cs="Times New Roman"/>
+          <w:sz w:val="24"/>
+          <w:szCs w:val="24"/>
+          <w:lang w:val="ru-RU"/>
+        </w:rPr>
+        <w:t>К.Ю.</w:t>
+      </w:r>
+      <w:proofErr w:type="gramEnd"/>
+      <w:r>
+        <w:rPr>
+          <w:rFonts w:eastAsia="Calibri" w:cs="Times New Roman"/>
+          <w:sz w:val="24"/>
+          <w:szCs w:val="24"/>
+          <w:lang w:val="ru-RU"/>
+        </w:rPr>
+        <w:t>)</w:t>
       </w:r>
     </w:p>
     <w:p>
@@ -9792,76 +10057,102 @@
         <w:rPr>
           <w:lang w:val="ru-RU"/>
         </w:rPr>
-        <w:t xml:space="preserve">Особенностью данной предметной области является необходимость разделять задачу прогнозирования и задачу управления позицией. Даже при наличии достаточно точной модели изменение цены может оказаться слишком малым по сравнению с комиссией, спредом и проскальзыванием. Кроме того, решение о покупке или продаже зависит не только от ожидаемой доходности, </w:t>
+        <w:t xml:space="preserve">В рассматриваемой задаче важно отдельно рассматривать прогноз цены и управление позицией. Даже если модель верно оценивает направление движения, ожидаемое изменение может быть меньше комиссии, спреда и проскальзывания. Поэтому само по себе значение прогноза ещё не означает, что сделку следует открывать. При принятии решения дополнительно учитываются </w:t>
       </w:r>
       <w:r>
         <w:rPr>
           <w:lang w:val="ru-RU"/>
         </w:rPr>
         <w:lastRenderedPageBreak/>
-        <w:t>но и от уже открытой позиции, доступного объёма капитала, ограничений на число одновременно удерживаемых бумаг и допустимой частоты сделок. Поэтому для практического применения прогноз должен рассматриваться как вход в систему принятия решений, а не как самостоятельный конечный результат</w:t>
-      </w:r>
-      <w:r>
-        <w:rPr>
-          <w:lang w:val="ru-RU"/>
-        </w:rPr>
+        <w:t>текущая позиция по инструменту, доступный капитал, ограничение на число одновременно удерживаемых бумаг и допустимая частота операций. В связи с этим прогноз используется как один из входных параметров торгового алгоритма, а не как готовое торговое решение [2, 3].</w:t>
+      </w:r>
+    </w:p>
+    <w:p>
+      <w:pPr>
+        <w:rPr>
+          <w:lang w:val="ru-RU"/>
+        </w:rPr>
+      </w:pPr>
+      <w:r>
+        <w:rPr>
+          <w:lang w:val="ru-RU"/>
+        </w:rPr>
+        <w:t xml:space="preserve">В работе выбран режим торговли только длинными позициями. </w:t>
+      </w:r>
+      <w:r>
+        <w:rPr>
+          <w:lang w:val="ru-RU"/>
+        </w:rPr>
+        <w:t>В этом режиме стратегия может купить акцию, удерживать её некоторое время и затем продать, но не может открывать короткую позицию. Такой вариант проще для реализации и ближе к условиям, в которых обычно действует частный инвестор. Кроме того, он позволяет не рассматривать дополнительные ограничения, связанные с заёмными бумагами и короткими продажами. Для модуля принятия решений это означает, что он должен различать три основные ситуации: вход в позицию, удержание уже купленного инструмента и выход из позиции.</w:t>
+      </w:r>
+    </w:p>
+    <w:p>
+      <w:pPr>
+        <w:rPr>
+          <w:lang w:val="ru-RU"/>
+        </w:rPr>
+      </w:pPr>
+      <w:r>
+        <w:rPr>
+          <w:lang w:val="ru-RU"/>
+        </w:rPr>
+        <w:t xml:space="preserve">При построении такой системы необходимо одновременно учитывать несколько обстоятельств: минутный шаг данных, работу с большим числом инструментов и ограничения, возникающие при реальной торговле. Поэтому задача не сводится только к прогнозированию цены. Модель должна давать оценку будущего движения, а отдельный алгоритм должен проверять, можно ли использовать эту оценку для открытия или закрытия позиции с учётом издержек и ограничений стратегии. </w:t>
+      </w:r>
+      <w:proofErr w:type="spellStart"/>
+      <w:r>
+        <w:t>Общая</w:t>
+      </w:r>
+      <w:proofErr w:type="spellEnd"/>
+      <w:r>
         <w:t xml:space="preserve"> </w:t>
       </w:r>
-      <w:r>
-        <w:rPr>
-          <w:lang w:val="ru-RU"/>
-        </w:rPr>
-        <w:t>[2, 3]</w:t>
-      </w:r>
-      <w:r>
-        <w:rPr>
-          <w:lang w:val="ru-RU"/>
-        </w:rPr>
-        <w:t>.</w:t>
-      </w:r>
-    </w:p>
-    <w:p>
-      <w:pPr>
-        <w:rPr>
-          <w:lang w:val="ru-RU"/>
-        </w:rPr>
-      </w:pPr>
-      <w:r>
-        <w:rPr>
-          <w:lang w:val="ru-RU"/>
-        </w:rPr>
-        <w:t xml:space="preserve">Дополнительное ограничение исследования состоит в выборе режима торговли только длинными позициями. Это означает, что стратегия может покупать инструмент и позднее продавать уже имеющуюся позицию, но не выполняет короткие продажи. Такой режим упрощает разработку алгоритма, уменьшает число инфраструктурных и нормативных ограничений и делает модель поведения ближе к условиям, </w:t>
-      </w:r>
-      <w:r>
-        <w:rPr>
-          <w:lang w:val="ru-RU"/>
-        </w:rPr>
-        <w:t>характерным для частного инвестора и учебно-исследовательского проекта</w:t>
-      </w:r>
-      <w:r>
-        <w:rPr>
-          <w:lang w:val="ru-RU"/>
-        </w:rPr>
-        <w:t>. Одновременно это ограничение задаёт естественные требования к модулю принятия решений: система должна уметь различать ситуации открытия позиции, удержания ранее купленного инструмента и выхода из него.</w:t>
-      </w:r>
-    </w:p>
-    <w:p>
-      <w:pPr>
-        <w:rPr>
-          <w:lang w:val="ru-RU"/>
-        </w:rPr>
-      </w:pPr>
-      <w:r>
-        <w:rPr>
-          <w:lang w:val="ru-RU"/>
-        </w:rPr>
-        <w:t>Таким образом, предметная область работы характеризуется сочетанием трёх факторов: высокой частоты обновления данных, необходимости обрабатывать большое множество инструментов и обязательного учёта реальных торговых ограничений. Это делает задачу построения поминутной торговой системы существенно сложнее, чем задачу автономного прогнозирования цен, и требует согласованной разработки как модели прогнозирования, так и алгоритма принятия торговых решений.</w:t>
-      </w:r>
-      <w:r>
-        <w:rPr>
-          <w:lang w:val="ru-RU"/>
-        </w:rPr>
-        <w:t xml:space="preserve"> Общую структуру алгоритмического трейдинга можно увидеть на рисунке 1.</w:t>
+      <w:proofErr w:type="spellStart"/>
+      <w:r>
+        <w:t>структура</w:t>
+      </w:r>
+      <w:proofErr w:type="spellEnd"/>
+      <w:r>
+        <w:t xml:space="preserve"> </w:t>
+      </w:r>
+      <w:proofErr w:type="spellStart"/>
+      <w:r>
+        <w:t>алгоритмического</w:t>
+      </w:r>
+      <w:proofErr w:type="spellEnd"/>
+      <w:r>
+        <w:t xml:space="preserve"> </w:t>
+      </w:r>
+      <w:proofErr w:type="spellStart"/>
+      <w:r>
+        <w:t>трейдинга</w:t>
+      </w:r>
+      <w:proofErr w:type="spellEnd"/>
+      <w:r>
+        <w:t xml:space="preserve"> </w:t>
+      </w:r>
+      <w:proofErr w:type="spellStart"/>
+      <w:r>
+        <w:t>показана</w:t>
+      </w:r>
+      <w:proofErr w:type="spellEnd"/>
+      <w:r>
+        <w:t xml:space="preserve"> </w:t>
+      </w:r>
+      <w:proofErr w:type="spellStart"/>
+      <w:r>
+        <w:t>на</w:t>
+      </w:r>
+      <w:proofErr w:type="spellEnd"/>
+      <w:r>
+        <w:t xml:space="preserve"> </w:t>
+      </w:r>
+      <w:proofErr w:type="spellStart"/>
+      <w:r>
+        <w:t>рисунке</w:t>
+      </w:r>
+      <w:proofErr w:type="spellEnd"/>
+      <w:r>
+        <w:t xml:space="preserve"> 1.</w:t>
       </w:r>
     </w:p>
     <w:p>
@@ -9976,16 +10267,19 @@
         <w:t xml:space="preserve"> </w:t>
       </w:r>
       <w:r>
-        <w:rPr>
-          <w:lang w:val="ru-RU"/>
-        </w:rPr>
-        <w:t>О</w:t>
-      </w:r>
-      <w:r>
-        <w:rPr>
-          <w:lang w:val="ru-RU"/>
-        </w:rPr>
-        <w:t>бщая структура системы алгоритмического трейдинга</w:t>
+        <w:t>UML</w:t>
+      </w:r>
+      <w:r>
+        <w:rPr>
+          <w:lang w:val="ru-RU"/>
+        </w:rPr>
+        <w:t>-</w:t>
+      </w:r>
+      <w:r>
+        <w:rPr>
+          <w:lang w:val="ru-RU"/>
+        </w:rPr>
+        <w:t>диаграмма компонентов системы алгоритмического трейдинга</w:t>
       </w:r>
     </w:p>
     <w:p>
@@ -9999,7 +10293,13 @@
         <w:rPr>
           <w:lang w:val="ru-RU"/>
         </w:rPr>
-        <w:t>Для уточнения информационного взаимодействия между основными этапами работы системы далее целесообразно рассмотреть потоки данных, циркулирующие между процессами получения и обработки рыночной информации, прогнозирования, принятия торговых решений, исторического тестирования и оценки результатов. Такая схема позволяет показать не только состав системы, но и характер передаваемой между её частями информации.</w:t>
+        <w:t xml:space="preserve">После описания общей структуры системы необходимо показать, какие данные передаются между её отдельными этапами. </w:t>
+      </w:r>
+      <w:r>
+        <w:rPr>
+          <w:lang w:val="ru-RU"/>
+        </w:rPr>
+        <w:t>В работе для этого используется диаграмма потоков данных. На ней отражены связи между получением и обработкой рыночной информации, прогнозированием, принятием торговых решений, историческим тестированием и оценкой результатов. Такая схема дополняет структурную диаграмму и показывает, какая информация используется на каждом этапе работы системы.</w:t>
       </w:r>
     </w:p>
     <w:p>
@@ -10253,13 +10553,7 @@
         <w:rPr>
           <w:lang w:val="ru-RU"/>
         </w:rPr>
-        <w:t>Т</w:t>
-      </w:r>
-      <w:r>
-        <w:rPr>
-          <w:lang w:val="ru-RU"/>
-        </w:rPr>
-        <w:t xml:space="preserve">ретью группу образуют нейросетевые методы, предназначенные для обработки последовательных данных и выявления сложных нелинейных зависимостей. В задачах финансового прогнозирования применяются рекуррентные архитектуры </w:t>
+        <w:t xml:space="preserve">К третьей группе относятся нейросетевые методы, работающие с последовательностями наблюдений. В финансовых временных рядах для этого используют </w:t>
       </w:r>
       <w:r>
         <w:t>LSTM</w:t>
@@ -10268,7 +10562,7 @@
         <w:rPr>
           <w:lang w:val="ru-RU"/>
         </w:rPr>
-        <w:t xml:space="preserve"> и </w:t>
+        <w:t xml:space="preserve">, </w:t>
       </w:r>
       <w:r>
         <w:t>GRU</w:t>
@@ -10277,7 +10571,7 @@
         <w:rPr>
           <w:lang w:val="ru-RU"/>
         </w:rPr>
-        <w:t xml:space="preserve">, свёрточные модели для временных рядов, а также </w:t>
+        <w:t xml:space="preserve">, свёрточные модели и </w:t>
       </w:r>
       <w:proofErr w:type="spellStart"/>
       <w:r>
@@ -10291,38 +10585,14 @@
         <w:rPr>
           <w:lang w:val="ru-RU"/>
         </w:rPr>
-        <w:t xml:space="preserve"> подходы [</w:t>
-      </w:r>
-      <w:r>
-        <w:rPr>
-          <w:lang w:val="ru-RU"/>
-        </w:rPr>
-        <w:t>9</w:t>
-      </w:r>
-      <w:r>
-        <w:rPr>
-          <w:lang w:val="ru-RU"/>
-        </w:rPr>
-        <w:t>-</w:t>
-      </w:r>
-      <w:r>
-        <w:rPr>
-          <w:lang w:val="ru-RU"/>
-        </w:rPr>
-        <w:t>13</w:t>
-      </w:r>
-      <w:r>
-        <w:rPr>
-          <w:lang w:val="ru-RU"/>
-        </w:rPr>
-        <w:t xml:space="preserve">]. Для краткосрочного прогнозирования такие модели позволяют учитывать не только отдельные значения признаков, но и форму недавней динамики: последовательности роста и падения цены, кратковременные импульсы, особенности изменения объёма и </w:t>
+        <w:t xml:space="preserve"> подходы [9-13]. Их смысл в данной задаче состоит в том, чтобы учитывать не только значения признаков в отдельную минуту, но и их изменение за несколько предыдущих минут: рост или падение цены, кратковременные импульсы, изменение объёма и повторяющиеся внутридневные эффекты. При этом такие методы сложнее обучать и настраивать. Они требуют больше данных и </w:t>
       </w:r>
       <w:r>
         <w:rPr>
           <w:lang w:val="ru-RU"/>
         </w:rPr>
         <w:lastRenderedPageBreak/>
-        <w:t>повторяющиеся внутридневные закономерности. Недостатками нейросетевых методов являются повышенные требования к объёму и качеству данных, более высокая вычислительная сложность и риск переобучения, особенно при малом горизонте прогноза и высоком уровне рыночного шума.</w:t>
+        <w:t>вычислительных ресурсов, а на шумных минутных данных могут переобучаться.</w:t>
       </w:r>
     </w:p>
     <w:p>
@@ -10348,26 +10618,26 @@
         <w:rPr>
           <w:lang w:val="ru-RU"/>
         </w:rPr>
-        <w:t xml:space="preserve">Важным компонентом любой торговой разработки является тестирование стратегии на исторических данных. Без такого этапа невозможно оценить, как выбранный способ прогнозирования и алгоритм принятия решений вели бы себя в реальных условиях торговли. Корректное тестирование должно учитывать последовательный характер поступления данных, невозможность использовать информацию из будущего, наличие комиссий, биржевого спреда </w:t>
+        <w:t xml:space="preserve">Важным компонентом любой торговой разработки является тестирование стратегии на исторических данных. Без такого этапа невозможно оценить, как выбранный способ прогнозирования и алгоритм принятия решений вели бы себя в реальных условиях торговли. Корректное тестирование должно учитывать последовательный характер поступления данных, невозможность использовать информацию из будущего, наличие комиссий, биржевого спреда и возможного проскальзывания. </w:t>
+      </w:r>
+      <w:r>
+        <w:rPr>
+          <w:lang w:val="ru-RU"/>
+        </w:rPr>
+        <w:t>К</w:t>
+      </w:r>
+      <w:r>
+        <w:rPr>
+          <w:lang w:val="ru-RU"/>
+        </w:rPr>
+        <w:t xml:space="preserve">роме того, при многократном подборе параметров возникает риск переобучения на исторических данных, поэтому </w:t>
       </w:r>
       <w:r>
         <w:rPr>
           <w:lang w:val="ru-RU"/>
         </w:rPr>
         <w:lastRenderedPageBreak/>
-        <w:t xml:space="preserve">и возможного проскальзывания. </w:t>
-      </w:r>
-      <w:r>
-        <w:rPr>
-          <w:lang w:val="ru-RU"/>
-        </w:rPr>
-        <w:t>К</w:t>
-      </w:r>
-      <w:r>
-        <w:rPr>
-          <w:lang w:val="ru-RU"/>
-        </w:rPr>
-        <w:t>роме того, при многократном подборе параметров возникает риск переобучения на исторических данных, поэтому итоговая проверка должна выполняться на независимом тестовом участке [</w:t>
+        <w:t>итоговая проверка должна выполняться на независимом тестовом участке [</w:t>
       </w:r>
       <w:r>
         <w:rPr>
@@ -10392,68 +10662,94 @@
         <w:rPr>
           <w:lang w:val="ru-RU"/>
         </w:rPr>
-        <w:t xml:space="preserve">С учётом выбранной структуры системы дальнейшее сравнение целесообразно проводить между конкретными методами, которые могут использоваться в едином контуре прогнозирования и затем передавать результат в один и тот же модуль принятия торговых решений. В работе рассматриваются методы разной сложности: гребневая регрессия, дерево решений, случайный лес, градиентный </w:t>
+        <w:t xml:space="preserve">Дальнейшее сравнение проводится не между общими направлениями, а между конкретными методами, которые можно встроить в один и тот же экспериментальный контур. В работе используются гребневая регрессия, дерево решений, случайный лес, </w:t>
+      </w:r>
+      <w:r>
+        <w:t>CatBoost</w:t>
+      </w:r>
+      <w:r>
+        <w:rPr>
+          <w:lang w:val="ru-RU"/>
+        </w:rPr>
+        <w:t xml:space="preserve">, рекуррентные модели, одномерная свёрточная сеть и </w:t>
       </w:r>
       <w:proofErr w:type="spellStart"/>
       <w:r>
         <w:rPr>
           <w:lang w:val="ru-RU"/>
         </w:rPr>
-        <w:t>бустинг</w:t>
+        <w:t>трансформерная</w:t>
       </w:r>
       <w:proofErr w:type="spellEnd"/>
       <w:r>
         <w:rPr>
           <w:lang w:val="ru-RU"/>
         </w:rPr>
+        <w:t xml:space="preserve"> модель. Эти методы сравниваются по нескольким признакам, важным для минутных финансовых данных: понятности результата, способности учитывать нелинейные и временные зависимости, устойчивости к шуму и вычислительным затратам. </w:t>
+      </w:r>
+      <w:proofErr w:type="spellStart"/>
+      <w:r>
+        <w:t>Такой</w:t>
+      </w:r>
+      <w:proofErr w:type="spellEnd"/>
+      <w:r>
         <w:t xml:space="preserve"> </w:t>
       </w:r>
-      <w:r>
-        <w:t>CatBoost</w:t>
-      </w:r>
-      <w:r>
-        <w:rPr>
-          <w:lang w:val="ru-RU"/>
-        </w:rPr>
-        <w:t>, модел</w:t>
-      </w:r>
-      <w:r>
-        <w:rPr>
-          <w:lang w:val="ru-RU"/>
-        </w:rPr>
-        <w:t>и</w:t>
-      </w:r>
-      <w:r>
-        <w:rPr>
-          <w:lang w:val="ru-RU"/>
-        </w:rPr>
-        <w:t xml:space="preserve"> на основе рекуррентных блоков, одномерная свёрточная сеть и </w:t>
-      </w:r>
       <w:proofErr w:type="spellStart"/>
       <w:r>
-        <w:rPr>
-          <w:lang w:val="ru-RU"/>
-        </w:rPr>
-        <w:t>трансформерная</w:t>
+        <w:t>набор</w:t>
       </w:r>
       <w:proofErr w:type="spellEnd"/>
       <w:r>
-        <w:rPr>
-          <w:lang w:val="ru-RU"/>
-        </w:rPr>
-        <w:t xml:space="preserve"> модель. Их сопоставление выполняется по признакам, важным для поминутных финансовых данных: интерпретируемости, способности учитывать временные и нелинейные зависимости, устойчивости к шуму и вычислительной сложности. Такое сравнение позволяет перейти от общего обзора подходов к выбору набора моделей, используемых в экспериментальной части работы [4–1</w:t>
-      </w:r>
-      <w:r>
-        <w:rPr>
-          <w:lang w:val="ru-RU"/>
-        </w:rPr>
-        <w:t>3</w:t>
-      </w:r>
-      <w:r>
-        <w:rPr>
-          <w:lang w:val="ru-RU"/>
-        </w:rPr>
-        <w:t>]</w:t>
+        <w:t xml:space="preserve"> </w:t>
+      </w:r>
+      <w:proofErr w:type="spellStart"/>
+      <w:r>
+        <w:t>методов</w:t>
+      </w:r>
+      <w:proofErr w:type="spellEnd"/>
+      <w:r>
+        <w:t xml:space="preserve"> </w:t>
+      </w:r>
+      <w:proofErr w:type="spellStart"/>
+      <w:r>
+        <w:t>затем</w:t>
+      </w:r>
+      <w:proofErr w:type="spellEnd"/>
+      <w:r>
+        <w:t xml:space="preserve"> </w:t>
+      </w:r>
+      <w:proofErr w:type="spellStart"/>
+      <w:r>
+        <w:t>используется</w:t>
+      </w:r>
+      <w:proofErr w:type="spellEnd"/>
+      <w:r>
+        <w:t xml:space="preserve"> в </w:t>
+      </w:r>
+      <w:proofErr w:type="spellStart"/>
+      <w:r>
+        <w:t>экспериментальной</w:t>
+      </w:r>
+      <w:proofErr w:type="spellEnd"/>
+      <w:r>
+        <w:t xml:space="preserve"> </w:t>
+      </w:r>
+      <w:proofErr w:type="spellStart"/>
+      <w:r>
+        <w:t>части</w:t>
+      </w:r>
+      <w:proofErr w:type="spellEnd"/>
+      <w:r>
+        <w:t xml:space="preserve"> </w:t>
+      </w:r>
+      <w:proofErr w:type="spellStart"/>
+      <w:r>
+        <w:t>работы</w:t>
+      </w:r>
+      <w:proofErr w:type="spellEnd"/>
+      <w:r>
+        <w:t xml:space="preserve"> [4–13]</w:t>
       </w:r>
       <w:r>
         <w:rPr>
@@ -10549,7 +10845,6 @@
                 <w:szCs w:val="20"/>
                 <w:lang w:val="ru-RU"/>
               </w:rPr>
-              <w:lastRenderedPageBreak/>
               <w:br w:type="page"/>
             </w:r>
             <w:r>
@@ -11093,6 +11388,7 @@
                 <w:szCs w:val="20"/>
                 <w:lang w:val="ru-RU"/>
               </w:rPr>
+              <w:lastRenderedPageBreak/>
               <w:t>Стратегия тренда на основе скользящих средних</w:t>
             </w:r>
           </w:p>
@@ -12970,7 +13266,7 @@
         <w:rPr>
           <w:lang w:val="ru-RU"/>
         </w:rPr>
-        <w:t>Таким образом, аналитический раздел позволяет перейти от общего описания предметной области к формализованной постановке задачи. В следующем разделе необходимо определить метод решения, выбрать архитектуру прогнозирующей модели, описать состав признаков и разработать алгоритм принятия торговых решений, который будет использован в программном прототипе системы.</w:t>
+        <w:t>После анализа предметной области можно перейти к постановке задачи и описанию выбранного решения. Далее необходимо определить структуру программного прототипа, описать входные данные и признаки, выбрать методы анализа рынка и задать правила, по которым прогноз будет преобразовываться в торговое действие.</w:t>
       </w:r>
     </w:p>
     <w:p>
@@ -13041,13 +13337,7 @@
         <w:rPr>
           <w:lang w:val="ru-RU"/>
         </w:rPr>
-        <w:t>В настоящей работе разрабатываемая система алгоритмического трейдинга рассматривается как единый программный контур, предназначенный для последовательного выполнения основных этапов исследования. К таким этапам относятся получение исторических рыночных данных, подготовка и предварительная обработка данных, формирование признаков, обучение и применение методов прогнозирования, историческое тестирование торговой стратегии, оценка полученных результатов, а также подготовка итоговых таблиц, графиков и выводов. Такое представление позволяет описать систему не только как набор отдельных алгоритмов, но и как средство проведения полного вычислительного эксперимента по задаче поминутного алгоритмического трейдинга</w:t>
-      </w:r>
-      <w:r>
-        <w:rPr>
-          <w:lang w:val="ru-RU"/>
-        </w:rPr>
-        <w:t xml:space="preserve"> [3, 15, 16]</w:t>
+        <w:t>Разрабатываемая система рассматривается как программный контур, в котором последовательно выполняются все этапы эксперимента. Сначала загружаются исторические рыночные данные, затем выполняется их обработка, строятся признаки, обучаются модели, проводится историческое тестирование и рассчитываются итоговые показатели. Кроме самих алгоритмов, в систему входят процедуры подготовки таблиц, графиков и сводных результатов. Поэтому прототип используется не только для получения прогнозов, но и для полной проверки торговых стратегий на минутных данных [3, 15, 16]</w:t>
       </w:r>
       <w:r>
         <w:rPr>
@@ -13066,7 +13356,16 @@
         <w:rPr>
           <w:lang w:val="ru-RU"/>
         </w:rPr>
-        <w:t>Для наглядного отображения внешнего взаимодействия с системой используется диаграмма вариантов использования. Она позволяет выделить основных участников процесса и ключевые функции, реализуемые в рамках работы. В качестве основного актора выступает разработчик системы, который инициирует выполнение всех этапов обработки данных, обучения моделей, тестирования и анализа результатов. Внешним источником входной информации является источник исторических данных Московской биржи, обеспечивающий поступление исходных рыночных наблюдений. Соответствующая UML-диаграмма вариантов использования представлена на рисунке 3.</w:t>
+        <w:t xml:space="preserve">Внешнее взаимодействие с системой показано на диаграмме вариантов использования. На ней выделены два участника: разработчик системы и источник исторических данных Московской биржи. Разработчик запускает подготовку данных, формирование признаков, обучение моделей, историческое тестирование и анализ результатов. Источник данных используется для получения исходных минутных наблюдений. </w:t>
+      </w:r>
+      <w:r>
+        <w:t>UML</w:t>
+      </w:r>
+      <w:r>
+        <w:rPr>
+          <w:lang w:val="ru-RU"/>
+        </w:rPr>
+        <w:t>-диаграмма вариантов использования приведена на рисунке 3.</w:t>
       </w:r>
     </w:p>
     <w:p>
@@ -13855,7 +14154,21 @@
         <w:rPr>
           <w:lang w:val="ru-RU"/>
         </w:rPr>
-        <w:t>Из рисунка 6 видно, что формирование признаков выполняется как последовательное расширение подготовленных минутных данных. К исходным рыночным параметрам добавляются временные признаки, циклические представления календарных характеристик, лаговые доходности, признаки объёма и денежного оборота, скользящие ценовые характеристики, показатели изменчивости и признаки геометрии свечи. Все эти признаки рассчитываются по данным, доступным на текущий момент времени, что позволяет сохранить причинную корректность эксперимента и исключить использование будущей информации при построении входного представления</w:t>
+        <w:t xml:space="preserve">Из рисунка 6 видно, что формирование признаков выполняется как последовательное расширение подготовленных минутных данных. К исходным рыночным параметрам добавляются временные признаки, циклические представления календарных характеристик, лаговые доходности, признаки объёма и денежного оборота, скользящие ценовые характеристики, показатели изменчивости и признаки геометрии свечи. Все эти признаки рассчитываются по данным, доступным </w:t>
+      </w:r>
+      <w:proofErr w:type="gramStart"/>
+      <w:r>
+        <w:rPr>
+          <w:lang w:val="ru-RU"/>
+        </w:rPr>
+        <w:t>на текущий момент</w:t>
+      </w:r>
+      <w:proofErr w:type="gramEnd"/>
+      <w:r>
+        <w:rPr>
+          <w:lang w:val="ru-RU"/>
+        </w:rPr>
+        <w:t xml:space="preserve"> времени, что позволяет сохранить причинную корректность эксперимента и исключить использование будущей информации при построении входного представления</w:t>
       </w:r>
       <w:r>
         <w:rPr>
@@ -13920,25 +14233,7 @@
         <w:rPr>
           <w:lang w:val="ru-RU"/>
         </w:rPr>
-        <w:t xml:space="preserve">Для всех рассматриваемых методов используется единая информационная основа: один и тот же набор исходных параметров, производных признаков и целевых значений. При этом способы обработки данных различаются. Методы </w:t>
-      </w:r>
-      <w:r>
-        <w:rPr>
-          <w:lang w:val="ru-RU"/>
-        </w:rPr>
-        <w:t xml:space="preserve">на основе правил </w:t>
-      </w:r>
-      <w:r>
-        <w:rPr>
-          <w:lang w:val="ru-RU"/>
-        </w:rPr>
-        <w:t>используют отдельные признаки для формирования торгового сигнала; классические методы машинного обучения работают с табличным представлением признаков; нейросетевые модели получают последовательность наблюдений за несколько последних минут. Это позволяет сравнивать методы в сопоставимых условиях и перейти к описанию моделей, применяемых в работе</w:t>
-      </w:r>
-      <w:r>
-        <w:rPr>
-          <w:lang w:val="ru-RU"/>
-        </w:rPr>
-        <w:t xml:space="preserve"> [3, 14]</w:t>
+        <w:t>Все методы проверяются на одном и том же наборе данных. В него входят исходные минутные параметры, построенные признаки и целевые значения. Различается только способ использования этих данных. Стратегии на основе правил берут отдельные признаки и по ним формируют сигнал. Табличные модели машинного обучения работают со строкой признаков за текущий момент. Последовательные модели получают окно наблюдений за несколько последних минут. За счёт этого методы сравниваются в одинаковых условиях [3, 14]</w:t>
       </w:r>
       <w:r>
         <w:rPr>
@@ -13979,31 +14274,7 @@
         <w:rPr>
           <w:lang w:val="ru-RU"/>
         </w:rPr>
-        <w:t>Рассматриваемые методы можно разделить на три группы: методы</w:t>
-      </w:r>
-      <w:r>
-        <w:rPr>
-          <w:lang w:val="ru-RU"/>
-        </w:rPr>
-        <w:t xml:space="preserve"> на основе правил</w:t>
-      </w:r>
-      <w:r>
-        <w:rPr>
-          <w:lang w:val="ru-RU"/>
-        </w:rPr>
-        <w:t>, методы машинного обучения и нейросетевые модели. Такое деление позволяет сравнить простые интерпретируемые подходы, табличные обучаемые модели и более сложные архитектуры, специально предназначенные для обработки временных последовательностей</w:t>
-      </w:r>
-      <w:r>
-        <w:rPr>
-          <w:lang w:val="ru-RU"/>
-        </w:rPr>
-        <w:t xml:space="preserve"> [3, 4, 14]</w:t>
-      </w:r>
-      <w:r>
-        <w:rPr>
-          <w:lang w:val="ru-RU"/>
-        </w:rPr>
-        <w:t>.</w:t>
+        <w:t>В работе рассматриваются три группы методов: стратегии на основе правил, методы машинного обучения для табличных признаков и модели, работающие с временными последовательностями. Такое деление нужно для того, чтобы сравнить простые торговые правила, обучаемые табличные модели и более сложные методы, учитывающие порядок минутных наблюдений [3, 4, 14].</w:t>
       </w:r>
     </w:p>
     <w:p>
@@ -14248,11 +14519,19 @@
         </w:rPr>
         <w:t xml:space="preserve">, </w:t>
       </w:r>
-      <w:r>
-        <w:rPr>
-          <w:lang w:val="ru-RU"/>
-        </w:rPr>
-        <w:t>5-8]</w:t>
+      <w:proofErr w:type="gramStart"/>
+      <w:r>
+        <w:rPr>
+          <w:lang w:val="ru-RU"/>
+        </w:rPr>
+        <w:t>5-8</w:t>
+      </w:r>
+      <w:proofErr w:type="gramEnd"/>
+      <w:r>
+        <w:rPr>
+          <w:lang w:val="ru-RU"/>
+        </w:rPr>
+        <w:t>]</w:t>
       </w:r>
       <w:r>
         <w:rPr>
@@ -14313,19 +14592,13 @@
           <w:bCs/>
           <w:lang w:val="ru-RU"/>
         </w:rPr>
-        <w:t>Решающее дерево</w:t>
-      </w:r>
-      <w:r>
-        <w:rPr>
-          <w:lang w:val="ru-RU"/>
-        </w:rPr>
-        <w:t xml:space="preserve"> строит набор последовательных условий по значениям признаков и разбивает пространство наблюдений на области с разными прогнозами. В отличие от линейной модели, дерево способно учитывать нелинейные зависимости и пороговые эффекты. Оно включено в работу как простой нелинейный метод машинного обучения</w:t>
-      </w:r>
-      <w:r>
-        <w:rPr>
-          <w:lang w:val="ru-RU"/>
-        </w:rPr>
-        <w:t xml:space="preserve"> [6]</w:t>
+        <w:t xml:space="preserve">Решающее дерево </w:t>
+      </w:r>
+      <w:r>
+        <w:rPr>
+          <w:lang w:val="ru-RU"/>
+        </w:rPr>
+        <w:t>использует последовательность проверок по значениям признаков. В результате наблюдения разбиваются на группы, для каждой из которых строится отдельный прогноз. Такой метод удобен тем, что его логику сравнительно легко проследить: можно увидеть, какие признаки и пороги повлияли на результат. В работе дерево решений используется как базовый нелинейный метод машинного обучения [6]</w:t>
       </w:r>
       <w:r>
         <w:rPr>
@@ -14346,13 +14619,13 @@
           <w:bCs/>
           <w:lang w:val="ru-RU"/>
         </w:rPr>
-        <w:t>Случайный лес</w:t>
-      </w:r>
-      <w:r>
-        <w:rPr>
-          <w:lang w:val="ru-RU"/>
-        </w:rPr>
-        <w:t xml:space="preserve"> является ансамблем решающих деревьев. Он строит несколько деревьев на разных </w:t>
+        <w:t xml:space="preserve">Случайный лес </w:t>
+      </w:r>
+      <w:r>
+        <w:rPr>
+          <w:lang w:val="ru-RU"/>
+        </w:rPr>
+        <w:t xml:space="preserve">строится на основе нескольких решающих деревьев. Отдельные деревья обучаются на разных </w:t>
       </w:r>
       <w:proofErr w:type="spellStart"/>
       <w:r>
@@ -14366,13 +14639,7 @@
         <w:rPr>
           <w:lang w:val="ru-RU"/>
         </w:rPr>
-        <w:t xml:space="preserve"> данных и признаков, а затем усредняет их прогнозы. Такой подход обычно более устойчив к шуму и переобучению, чем отдельное дерево. Случайный лес включён как более надёжный ансамблевый метод для табличных признаков</w:t>
-      </w:r>
-      <w:r>
-        <w:rPr>
-          <w:lang w:val="ru-RU"/>
-        </w:rPr>
-        <w:t xml:space="preserve"> [7]</w:t>
+        <w:t xml:space="preserve"> данных и используют разные наборы признаков, после чего их прогнозы объединяются. За счёт такого усреднения модель обычно менее чувствительна к отдельным шумовым наблюдениям, чем одно дерево. В работе случайный лес используется для проверки того, насколько ансамблевый подход улучшает прогноз по сравнению с одиночным деревом [7]</w:t>
       </w:r>
       <w:r>
         <w:rPr>
@@ -14399,27 +14666,50 @@
         <w:rPr>
           <w:lang w:val="ru-RU"/>
         </w:rPr>
-        <w:t xml:space="preserve"> относится к методам градиентного </w:t>
+        <w:t xml:space="preserve"> </w:t>
+      </w:r>
+      <w:r>
+        <w:rPr>
+          <w:lang w:val="ru-RU"/>
+        </w:rPr>
+        <w:t xml:space="preserve">относится к градиентному </w:t>
       </w:r>
       <w:proofErr w:type="spellStart"/>
       <w:r>
         <w:rPr>
           <w:lang w:val="ru-RU"/>
         </w:rPr>
-        <w:t>бустинга</w:t>
+        <w:t>бустингу</w:t>
       </w:r>
       <w:proofErr w:type="spellEnd"/>
       <w:r>
         <w:rPr>
           <w:lang w:val="ru-RU"/>
         </w:rPr>
-        <w:t xml:space="preserve"> над решающими деревьями. Модель последовательно строит ансамбль деревьев, каждое из которых исправляет ошибки предыдущих. CatBoost включён в работу как сильный метод машинного обучения для табличных данных, способный учитывать сложные нелинейные зависимости между построенными признаками</w:t>
-      </w:r>
-      <w:r>
-        <w:rPr>
-          <w:lang w:val="ru-RU"/>
-        </w:rPr>
-        <w:t xml:space="preserve"> [8]</w:t>
+        <w:t xml:space="preserve"> над решающими деревьями. В отличие от случайного леса, где деревья в основном строятся независимо, в </w:t>
+      </w:r>
+      <w:proofErr w:type="spellStart"/>
+      <w:r>
+        <w:rPr>
+          <w:lang w:val="ru-RU"/>
+        </w:rPr>
+        <w:t>бустинге</w:t>
+      </w:r>
+      <w:proofErr w:type="spellEnd"/>
+      <w:r>
+        <w:rPr>
+          <w:lang w:val="ru-RU"/>
+        </w:rPr>
+        <w:t xml:space="preserve"> новые деревья добавляются последовательно и уточняют ошибки уже построенного ансамбля. Такой подход часто хорошо работает с табличными данными и позволяет использовать нелинейные связи между признаками. В рамках работы </w:t>
+      </w:r>
+      <w:r>
+        <w:t>CatBoost</w:t>
+      </w:r>
+      <w:r>
+        <w:rPr>
+          <w:lang w:val="ru-RU"/>
+        </w:rPr>
+        <w:t xml:space="preserve"> рассматривается как один из основных методов машинного обучения для сравнения с более простыми моделями [8]</w:t>
       </w:r>
       <w:r>
         <w:rPr>
@@ -14438,13 +14728,14 @@
         <w:rPr>
           <w:lang w:val="ru-RU"/>
         </w:rPr>
-        <w:t>Третью группу образуют нейросетевые модели. В отличие от классических табличных методов, они могут получать на вход последовательность наблюдений за несколько последних минут и учитывать порядок появления признаков во времени. Это делает их более гибкими при обработке временных рядов, но одновременно повышает требования к объёму данных, настройке архитектуры и вычислительным ресурсам</w:t>
-      </w:r>
-      <w:r>
-        <w:rPr>
-          <w:lang w:val="ru-RU"/>
-        </w:rPr>
-        <w:t xml:space="preserve"> [9-13]</w:t>
+        <w:t xml:space="preserve">К отдельной группе относятся модели, работающие с последовательностями минутных наблюдений. Для них важны не только значения признаков в конкретный момент времени, но и порядок, в котором эти значения появлялись в предыдущие минуты. Такой формат входных данных позволяет учитывать недавнюю динамику цены, объёма и других характеристик инструмента. Недостаток этого подхода состоит в том, что такие </w:t>
+      </w:r>
+      <w:r>
+        <w:rPr>
+          <w:lang w:val="ru-RU"/>
+        </w:rPr>
+        <w:lastRenderedPageBreak/>
+        <w:t>модели сложнее настраивать, они требуют больше данных и предъявляют более высокие требования к вычислительным ресурсам [9-13]</w:t>
       </w:r>
       <w:r>
         <w:rPr>
@@ -14463,7 +14754,6 @@
         <w:rPr>
           <w:b/>
           <w:bCs/>
-          <w:lang w:val="ru-RU"/>
         </w:rPr>
         <w:t>TCN</w:t>
       </w:r>
@@ -14471,13 +14761,16 @@
         <w:rPr>
           <w:lang w:val="ru-RU"/>
         </w:rPr>
-        <w:t xml:space="preserve"> представляет собой временную свёрточную сеть, использующую одномерные свёртки по временной оси. Такая модель извлекает локальные и более протяжённые шаблоны в последовательности признаков, например серии роста или падения цены и сочетания изменения цены с объёмом. TCN включена как свёрточная альтернатива рекуррентным моделям</w:t>
-      </w:r>
-      <w:r>
-        <w:rPr>
-          <w:lang w:val="ru-RU"/>
-        </w:rPr>
-        <w:t xml:space="preserve"> [9]</w:t>
+        <w:t xml:space="preserve"> использует одномерные свёртки по временной оси. Такая модель просматривает окно предыдущих наблюдений и выделяет повторяющиеся участки динамики: например, несколько минут роста цены подряд, кратковременное падение или одновременное изменение цены и объёма. В работе </w:t>
+      </w:r>
+      <w:r>
+        <w:t>TCN</w:t>
+      </w:r>
+      <w:r>
+        <w:rPr>
+          <w:lang w:val="ru-RU"/>
+        </w:rPr>
+        <w:t xml:space="preserve"> используется как вариант последовательной модели, который обрабатывает временное окно не рекуррентно, а с помощью свёрточных операций [9]</w:t>
       </w:r>
       <w:r>
         <w:rPr>
@@ -14498,20 +14791,28 @@
           <w:bCs/>
           <w:lang w:val="ru-RU"/>
         </w:rPr>
-        <w:lastRenderedPageBreak/>
         <w:t>GRU</w:t>
       </w:r>
       <w:r>
         <w:rPr>
           <w:lang w:val="ru-RU"/>
         </w:rPr>
-        <w:t xml:space="preserve"> является рекуррентной нейросетевой архитектурой с управляющими механизмами. Она последовательно обрабатывает временное окно и обновляет внутреннее состояние, сохраняя информацию о предыдущих наблюдениях. GRU включена как относительно компактная рекуррентная модель для анализа краткосрочных временных зависимостей</w:t>
-      </w:r>
-      <w:r>
-        <w:rPr>
-          <w:lang w:val="ru-RU"/>
-        </w:rPr>
-        <w:t xml:space="preserve"> [10]</w:t>
+        <w:t xml:space="preserve"> </w:t>
+      </w:r>
+      <w:r>
+        <w:rPr>
+          <w:lang w:val="ru-RU"/>
+        </w:rPr>
+        <w:t xml:space="preserve">относится к рекуррентным моделям и обрабатывает временное окно последовательно, от более ранних наблюдений к более поздним. При этом модель обновляет внутреннее состояние и за счёт управляющих механизмов определяет, какую часть предыдущей информации сохранить. В работе </w:t>
+      </w:r>
+      <w:r>
+        <w:t>GRU</w:t>
+      </w:r>
+      <w:r>
+        <w:rPr>
+          <w:lang w:val="ru-RU"/>
+        </w:rPr>
+        <w:t xml:space="preserve"> используется для проверки того, насколько учёт последовательности последних минут помогает при краткосрочном прогнозировании доходности [10]</w:t>
       </w:r>
       <w:r>
         <w:rPr>
@@ -14538,13 +14839,34 @@
         <w:rPr>
           <w:lang w:val="ru-RU"/>
         </w:rPr>
-        <w:t xml:space="preserve"> также относится к рекуррентным архитектурам, но использует более сложный механизм памяти. Такая модель предназначена для сохранения и отбора информации на разных участках последовательности. LSTM включена в работу как более выразительная рекуррентная модель, которую можно сопоставить с более простой GRU</w:t>
-      </w:r>
-      <w:r>
-        <w:rPr>
-          <w:lang w:val="ru-RU"/>
-        </w:rPr>
-        <w:t xml:space="preserve"> [11]</w:t>
+        <w:t xml:space="preserve"> также относится к рекуррентным моделям, но устроена сложнее, чем </w:t>
+      </w:r>
+      <w:r>
+        <w:t>GRU</w:t>
+      </w:r>
+      <w:r>
+        <w:rPr>
+          <w:lang w:val="ru-RU"/>
+        </w:rPr>
+        <w:t xml:space="preserve">. В ней используется механизм памяти, который помогает сохранять часть информации из предыдущих наблюдений и отбрасывать менее важные значения. Для задачи поминутного прогнозирования это может быть полезно, если влияние некоторых признаков проявляется не сразу, а через несколько минут. В работе </w:t>
+      </w:r>
+      <w:r>
+        <w:t>LSTM</w:t>
+      </w:r>
+      <w:r>
+        <w:rPr>
+          <w:lang w:val="ru-RU"/>
+        </w:rPr>
+        <w:t xml:space="preserve"> используется для сравнения с </w:t>
+      </w:r>
+      <w:r>
+        <w:t>GRU</w:t>
+      </w:r>
+      <w:r>
+        <w:rPr>
+          <w:lang w:val="ru-RU"/>
+        </w:rPr>
+        <w:t xml:space="preserve"> и проверки того, даёт ли более сложная рекуррентная модель преимущество на выбранных данных [11]</w:t>
       </w:r>
       <w:r>
         <w:rPr>
@@ -14581,19 +14903,14 @@
         <w:rPr>
           <w:lang w:val="ru-RU"/>
         </w:rPr>
-        <w:t xml:space="preserve"> использует механизм внимания, позволяющий анализировать взаимосвязи между разными моментами временного окна без последовательного прохода по всей цепочке. Это делает трансформер наиболее гибкой, но и наиболее сложной архитектурой среди рассматриваемых нейросетевых методов. Модель включена для проверки того, даёт ли более мощный механизм обработки последовательности преимущество в задаче поминутного прогнозирования</w:t>
-      </w:r>
-      <w:r>
-        <w:rPr>
-          <w:lang w:val="ru-RU"/>
-        </w:rPr>
-        <w:t xml:space="preserve"> [12, 13]</w:t>
-      </w:r>
-      <w:r>
-        <w:rPr>
-          <w:lang w:val="ru-RU"/>
-        </w:rPr>
-        <w:t>.</w:t>
+        <w:t xml:space="preserve"> использует механизм внимания. С его помощью модель сопоставляет разные моменты внутри входного временного окна и оценивает, какие наблюдения важнее для прогноза. В отличие от рекуррентных моделей, трансформер не обрабатывает окно строго по шагам от начала к концу. В работе он используется как наиболее сложный из рассматриваемых последовательных методов, чтобы проверить, даёт ли такой </w:t>
+      </w:r>
+      <w:r>
+        <w:rPr>
+          <w:lang w:val="ru-RU"/>
+        </w:rPr>
+        <w:lastRenderedPageBreak/>
+        <w:t>способ обработки данных преимущество при поминутном прогнозировании [12, 13]</w:t>
       </w:r>
     </w:p>
     <w:p>
@@ -14695,96 +15012,159 @@
         <w:rPr>
           <w:lang w:val="ru-RU"/>
         </w:rPr>
+        <w:tab/>
+      </w:r>
+      <w:r>
+        <w:rPr>
+          <w:lang w:val="ru-RU"/>
+        </w:rPr>
+        <w:t xml:space="preserve">Из рисунка 7 видно, что подсистема прогнозирования построена вокруг единого интерфейса прогнозирующего метода. Независимо от внутреннего устройства каждый метод получает на вход окно признаков, обучается или настраивается с помощью процедуры </w:t>
+      </w:r>
+      <w:proofErr w:type="gramStart"/>
+      <w:r>
+        <w:t>fit</w:t>
+      </w:r>
+      <w:r>
+        <w:rPr>
+          <w:lang w:val="ru-RU"/>
+        </w:rPr>
+        <w:t>(</w:t>
+      </w:r>
+      <w:proofErr w:type="gramEnd"/>
+      <w:r>
+        <w:rPr>
+          <w:lang w:val="ru-RU"/>
+        </w:rPr>
+        <w:t xml:space="preserve">) и формирует результат с помощью процедуры </w:t>
+      </w:r>
+      <w:proofErr w:type="gramStart"/>
+      <w:r>
+        <w:t>predict</w:t>
+      </w:r>
+      <w:r>
+        <w:rPr>
+          <w:lang w:val="ru-RU"/>
+        </w:rPr>
+        <w:t>(</w:t>
+      </w:r>
+      <w:proofErr w:type="gramEnd"/>
+      <w:r>
+        <w:rPr>
+          <w:lang w:val="ru-RU"/>
+        </w:rPr>
+        <w:t xml:space="preserve">). При этом все рассматриваемые подходы сгруппированы по типу обработки данных: методы </w:t>
+      </w:r>
+      <w:r>
+        <w:rPr>
+          <w:lang w:val="ru-RU"/>
+        </w:rPr>
+        <w:t>на основе правил</w:t>
+      </w:r>
+      <w:r>
+        <w:rPr>
+          <w:lang w:val="ru-RU"/>
+        </w:rPr>
+        <w:t xml:space="preserve">, гребневая регрессия, древовидные модели и нейросетевые модели. Отдельно на диаграмме показан модуль масштабирования признаков </w:t>
+      </w:r>
+      <w:r>
+        <w:t>Scaler</w:t>
+      </w:r>
+      <w:r>
+        <w:rPr>
+          <w:lang w:val="ru-RU"/>
+        </w:rPr>
+        <w:t>: он используется для гребневой регрессии и нейросетевых моделей, поскольку эти методы чувствительны к масштабу входных признаков. Методы</w:t>
+      </w:r>
+      <w:r>
+        <w:rPr>
+          <w:lang w:val="ru-RU"/>
+        </w:rPr>
+        <w:t xml:space="preserve"> на основе правил</w:t>
+      </w:r>
+      <w:r>
+        <w:rPr>
+          <w:lang w:val="ru-RU"/>
+        </w:rPr>
+        <w:t>, и древовидные модели не требуют обязательного масштабирования, так как работают с пороговыми условиями или разбиениями пространства признаков.</w:t>
+      </w:r>
+    </w:p>
+    <w:p>
+      <w:pPr>
+        <w:rPr>
+          <w:lang w:val="ru-RU"/>
+        </w:rPr>
+      </w:pPr>
+      <w:r>
+        <w:rPr>
+          <w:lang w:val="ru-RU"/>
+        </w:rPr>
+        <w:t xml:space="preserve">В подразделе описаны двенадцать методов, которые отличаются сложностью и способом работы с данными. Стратегии на основе правил используются как базовый уровень для сравнения. Табличные модели машинного обучения строят прогноз по подготовленному набору признаков. </w:t>
+      </w:r>
+      <w:r>
+        <w:rPr>
+          <w:lang w:val="ru-RU"/>
+        </w:rPr>
         <w:lastRenderedPageBreak/>
-        <w:tab/>
-      </w:r>
-      <w:r>
-        <w:rPr>
-          <w:lang w:val="ru-RU"/>
-        </w:rPr>
-        <w:t xml:space="preserve">Из рисунка 7 видно, что подсистема прогнозирования построена вокруг единого интерфейса прогнозирующего метода. Независимо от внутреннего устройства каждый метод получает на вход окно признаков, обучается или настраивается с помощью процедуры </w:t>
-      </w:r>
-      <w:r>
-        <w:t>fit</w:t>
-      </w:r>
-      <w:r>
-        <w:rPr>
-          <w:lang w:val="ru-RU"/>
-        </w:rPr>
-        <w:t xml:space="preserve">() и формирует результат с помощью процедуры </w:t>
-      </w:r>
-      <w:r>
-        <w:t>predict</w:t>
-      </w:r>
-      <w:r>
-        <w:rPr>
-          <w:lang w:val="ru-RU"/>
-        </w:rPr>
-        <w:t xml:space="preserve">(). При этом все рассматриваемые подходы сгруппированы по типу обработки данных: методы </w:t>
-      </w:r>
-      <w:r>
-        <w:rPr>
-          <w:lang w:val="ru-RU"/>
-        </w:rPr>
-        <w:t>на основе правил</w:t>
-      </w:r>
-      <w:r>
-        <w:rPr>
-          <w:lang w:val="ru-RU"/>
-        </w:rPr>
-        <w:t xml:space="preserve">, гребневая регрессия, древовидные модели и нейросетевые модели. Отдельно на диаграмме показан модуль масштабирования признаков </w:t>
-      </w:r>
-      <w:r>
-        <w:t>Scaler</w:t>
-      </w:r>
-      <w:r>
-        <w:rPr>
-          <w:lang w:val="ru-RU"/>
-        </w:rPr>
-        <w:t>: он используется для гребневой регрессии и нейросетевых моделей, поскольку эти методы чувствительны к масштабу входных признаков. Методы</w:t>
-      </w:r>
-      <w:r>
-        <w:rPr>
-          <w:lang w:val="ru-RU"/>
-        </w:rPr>
-        <w:t xml:space="preserve"> на основе правил</w:t>
-      </w:r>
-      <w:r>
-        <w:rPr>
-          <w:lang w:val="ru-RU"/>
-        </w:rPr>
-        <w:t>, и древовидные модели не требуют обязательного масштабирования, так как работают с пороговыми условиями или разбиениями пространства признаков.</w:t>
-      </w:r>
-    </w:p>
-    <w:p>
-      <w:pPr>
-        <w:rPr>
-          <w:lang w:val="ru-RU"/>
-        </w:rPr>
-      </w:pPr>
-      <w:r>
-        <w:rPr>
-          <w:lang w:val="ru-RU"/>
-        </w:rPr>
-        <w:t xml:space="preserve">Таким образом, в подразделе выделены двенадцать методов, различающихся сложностью, интерпретируемостью и способом обработки временной информации. Методы </w:t>
-      </w:r>
-      <w:r>
-        <w:rPr>
-          <w:lang w:val="ru-RU"/>
-        </w:rPr>
-        <w:t>на основе правил</w:t>
-      </w:r>
-      <w:r>
-        <w:rPr>
-          <w:lang w:val="ru-RU"/>
-        </w:rPr>
-        <w:t xml:space="preserve"> используются как простой и объяснимый базовый уровень; модели машинного обучения позволяют извлекать зависимости из табличного признакового пространства; нейросетевые модели предназначены для обработки последовательностей наблюдений и поиска более сложных временных закономерностей. Приведение всех методов к единому входному представлению и общему формату результата позволяет сравнивать их в одинаковых условиях. Полученные прогнозы или торговые сигналы далее передаются в модуль принятия торговых решений, описание которого приводится в следующем подразделе</w:t>
-      </w:r>
-      <w:r>
-        <w:rPr>
-          <w:lang w:val="ru-RU"/>
-        </w:rPr>
-        <w:t xml:space="preserve"> [2, 3]</w:t>
+        <w:t>Последовательные модели дополнительно используют несколько предыдущих минутных наблюдений. Все методы приводятся к одному формату результата: на выходе получается прогноз или торговая оценка, которая затем передаётся в модуль принятия торговых решений [2, 3].</w:t>
+      </w:r>
+    </w:p>
+    <w:p>
+      <w:pPr>
+        <w:pStyle w:val="2"/>
+        <w:rPr>
+          <w:lang w:val="ru-RU"/>
+        </w:rPr>
+      </w:pPr>
+      <w:bookmarkStart w:id="11" w:name="_Toc229943157"/>
+      <w:r>
+        <w:rPr>
+          <w:lang w:val="ru-RU"/>
+        </w:rPr>
+        <w:t xml:space="preserve">2.4 </w:t>
+      </w:r>
+      <w:r>
+        <w:rPr>
+          <w:lang w:val="ru-RU"/>
+        </w:rPr>
+        <w:t>А</w:t>
+      </w:r>
+      <w:r>
+        <w:rPr>
+          <w:lang w:val="ru-RU"/>
+        </w:rPr>
+        <w:t>лгоритм принятия торговых решений</w:t>
+      </w:r>
+      <w:bookmarkEnd w:id="11"/>
+    </w:p>
+    <w:p>
+      <w:pPr>
+        <w:rPr>
+          <w:lang w:val="ru-RU"/>
+        </w:rPr>
+      </w:pPr>
+      <w:r>
+        <w:rPr>
+          <w:lang w:val="ru-RU"/>
+        </w:rPr>
+        <w:t>После получения прогнозов ожидаемой доходности или численных торговых оценок по рассматриваемым инструментам необходимо преобразовать их в конкретные торговые действия.</w:t>
+      </w:r>
+      <w:r>
+        <w:rPr>
+          <w:lang w:val="ru-RU"/>
+        </w:rPr>
+        <w:t xml:space="preserve"> Для решения этой задачи в работе используется алгоритм принятия решений, основанный на заранее заданных правилах. Такой подход обеспечивает прозрачность логики системы, позволяет явно учитывать торговые издержки и делает возможным корректное сравнение различных прогнозирующих моделей при одной и той же торговой схеме</w:t>
+      </w:r>
+      <w:r>
+        <w:rPr>
+          <w:lang w:val="ru-RU"/>
+        </w:rPr>
+        <w:t xml:space="preserve"> </w:t>
+      </w:r>
+      <w:r>
+        <w:rPr>
+          <w:lang w:val="ru-RU"/>
+        </w:rPr>
+        <w:t>[2, 3]</w:t>
       </w:r>
       <w:r>
         <w:rPr>
@@ -14795,56 +15175,53 @@
     </w:p>
     <w:p>
       <w:pPr>
-        <w:pStyle w:val="2"/>
-        <w:rPr>
-          <w:lang w:val="ru-RU"/>
-        </w:rPr>
-      </w:pPr>
-      <w:bookmarkStart w:id="11" w:name="_Toc229943157"/>
-      <w:r>
-        <w:rPr>
-          <w:lang w:val="ru-RU"/>
-        </w:rPr>
-        <w:t xml:space="preserve">2.4 </w:t>
-      </w:r>
-      <w:r>
-        <w:rPr>
-          <w:lang w:val="ru-RU"/>
-        </w:rPr>
-        <w:t>А</w:t>
-      </w:r>
-      <w:r>
-        <w:rPr>
-          <w:lang w:val="ru-RU"/>
-        </w:rPr>
-        <w:t>лгоритм принятия торговых решений</w:t>
-      </w:r>
-      <w:bookmarkEnd w:id="11"/>
-    </w:p>
-    <w:p>
-      <w:pPr>
-        <w:rPr>
-          <w:lang w:val="ru-RU"/>
-        </w:rPr>
-      </w:pPr>
-      <w:r>
-        <w:rPr>
-          <w:lang w:val="ru-RU"/>
-        </w:rPr>
-        <w:t>После получения прогнозов ожидаемой доходности или численных торговых оценок по рассматриваемым инструментам необходимо преобразовать их в конкретные торговые действия.</w:t>
-      </w:r>
-      <w:r>
-        <w:rPr>
-          <w:lang w:val="ru-RU"/>
-        </w:rPr>
-        <w:t xml:space="preserve"> Для решения этой задачи в работе используется алгоритм принятия решений, основанный на заранее заданных правилах. Такой подход обеспечивает прозрачность логики системы, </w:t>
+        <w:rPr>
+          <w:lang w:val="ru-RU"/>
+        </w:rPr>
+      </w:pPr>
+      <w:r>
+        <w:rPr>
+          <w:lang w:val="ru-RU"/>
+        </w:rPr>
+        <w:t>На каждом минутном шаге алгоритм работает в два этапа. Сначала обрабатываются уже открытые позиции. Для каждого инструмента, находящегося в портфеле, проверяются условия выхода: снижение прогноза ниже установленного порога удержания, достижение порога фиксации прибыли, достижение порога ограничения убытка или превышение максимально допустимого времени удержания позиции. Если хотя бы одно из этих условий выполнено, алгоритм формирует сигнал на продажу и закрытие позиции. Если условия выхода не выполнены, позиция сохраняется без изменений. Такой порядок позволяет в первую очередь контролировать уже открытые сделки и уменьшать риск накопления неэффективных позиций</w:t>
+      </w:r>
+      <w:r>
+        <w:rPr>
+          <w:lang w:val="ru-RU"/>
+        </w:rPr>
+        <w:t xml:space="preserve"> </w:t>
+      </w:r>
+      <w:r>
+        <w:rPr>
+          <w:lang w:val="ru-RU"/>
+        </w:rPr>
+        <w:t>[2, 3]</w:t>
+      </w:r>
+      <w:r>
+        <w:rPr>
+          <w:lang w:val="ru-RU"/>
+        </w:rPr>
+        <w:t>.</w:t>
+      </w:r>
+    </w:p>
+    <w:p>
+      <w:pPr>
+        <w:rPr>
+          <w:lang w:val="ru-RU"/>
+        </w:rPr>
+      </w:pPr>
+      <w:r>
+        <w:rPr>
+          <w:lang w:val="ru-RU"/>
+        </w:rPr>
+        <w:t xml:space="preserve">После обработки открытых позиций алгоритм переходит к поиску новых входов. Для инструментов, по которым в данный момент отсутствует позиция, вычисляется чистый торговый сигнал. Под чистым сигналом понимается разность между прогнозируемой доходностью и оценкой совокупных торговых издержек, включающих комиссию, ценовой разрыв между покупкой и продажей и возможное проскальзывание. Благодаря этому вход в позицию </w:t>
       </w:r>
       <w:r>
         <w:rPr>
           <w:lang w:val="ru-RU"/>
         </w:rPr>
         <w:lastRenderedPageBreak/>
-        <w:t>позволяет явно учитывать торговые издержки и делает возможным корректное сравнение различных прогнозирующих моделей при одной и той же торговой схеме</w:t>
+        <w:t>осуществляется не при любом положительном прогнозе, а только в тех случаях, когда ожидаемое изменение цены потенциально способно компенсировать сопутствующие издержки</w:t>
       </w:r>
       <w:r>
         <w:rPr>
@@ -14856,7 +15233,7 @@
         <w:rPr>
           <w:lang w:val="ru-RU"/>
         </w:rPr>
-        <w:t>[2, 3]</w:t>
+        <w:t>[2]</w:t>
       </w:r>
       <w:r>
         <w:rPr>
@@ -14875,7 +15252,7 @@
         <w:rPr>
           <w:lang w:val="ru-RU"/>
         </w:rPr>
-        <w:t>На каждом минутном шаге алгоритм работает в два этапа. Сначала обрабатываются уже открытые позиции. Для каждого инструмента, находящегося в портфеле, проверяются условия выхода: снижение прогноза ниже установленного порога удержания, достижение порога фиксации прибыли, достижение порога ограничения убытка или превышение максимально допустимого времени удержания позиции. Если хотя бы одно из этих условий выполнено, алгоритм формирует сигнал на продажу и закрытие позиции. Если условия выхода не выполнены, позиция сохраняется без изменений. Такой порядок позволяет в первую очередь контролировать уже открытые сделки и уменьшать риск накопления неэффективных позиций</w:t>
+        <w:t>На следующем шаге выполняется фильтрация инструментов по порогу входа, ликвидности и ограничениям стратегии. Из дальнейшего рассмотрения исключаются бумаги, для которых чистый сигнал недостаточен, доступный капитал не позволяет открыть позицию требуемого размера или уже достигнуты ограничения на число одновременно удерживаемых инструментов. Для оставшихся кандидатов выполняется упорядочение по величине чистого сигнала. Открытие новых позиций происходит последовательно, начиная с наиболее сильных сигналов, до тех пор, пока не будет исчерпан свободный капитал либо не будет достигнут установленный лимит по числу позиций. Такой механизм позволяет использовать ограниченный капитал в первую очередь на наиболее перспективных по текущему прогнозу инструментах</w:t>
       </w:r>
       <w:r>
         <w:rPr>
@@ -14887,7 +15264,25 @@
         <w:rPr>
           <w:lang w:val="ru-RU"/>
         </w:rPr>
-        <w:t>[2, 3]</w:t>
+        <w:t>[</w:t>
+      </w:r>
+      <w:r>
+        <w:rPr>
+          <w:lang w:val="ru-RU"/>
+        </w:rPr>
+        <w:t>2,</w:t>
+      </w:r>
+      <w:r>
+        <w:rPr>
+          <w:lang w:val="ru-RU"/>
+        </w:rPr>
+        <w:t xml:space="preserve"> </w:t>
+      </w:r>
+      <w:r>
+        <w:rPr>
+          <w:lang w:val="ru-RU"/>
+        </w:rPr>
+        <w:t>3]</w:t>
       </w:r>
       <w:r>
         <w:rPr>
@@ -14906,107 +15301,27 @@
         <w:rPr>
           <w:lang w:val="ru-RU"/>
         </w:rPr>
-        <w:t>После обработки открытых позиций алгоритм переходит к поиску новых входов. Для инструментов, по которым в данный момент отсутствует позиция, вычисляется чистый торговый сигнал. Под чистым сигналом понимается разность между прогнозируемой доходностью и оценкой совокупных торговых издержек, включающих комиссию, ценовой разрыв между покупкой и продажей и возможное проскальзывание. Благодаря этому вход в позицию осуществляется не при любом положительном прогнозе, а только в тех случаях, когда ожидаемое изменение цены потенциально способно компенсировать сопутствующие издержки</w:t>
-      </w:r>
-      <w:r>
-        <w:rPr>
-          <w:lang w:val="ru-RU"/>
-        </w:rPr>
-        <w:t xml:space="preserve"> </w:t>
-      </w:r>
-      <w:r>
-        <w:rPr>
-          <w:lang w:val="ru-RU"/>
-        </w:rPr>
-        <w:t>[2]</w:t>
-      </w:r>
-      <w:r>
-        <w:rPr>
-          <w:lang w:val="ru-RU"/>
-        </w:rPr>
-        <w:t>.</w:t>
-      </w:r>
-    </w:p>
-    <w:p>
-      <w:pPr>
-        <w:rPr>
-          <w:lang w:val="ru-RU"/>
-        </w:rPr>
-      </w:pPr>
-      <w:r>
-        <w:rPr>
-          <w:lang w:val="ru-RU"/>
-        </w:rPr>
-        <w:t xml:space="preserve">На следующем шаге выполняется фильтрация инструментов по порогу входа, ликвидности и ограничениям стратегии. Из дальнейшего рассмотрения исключаются бумаги, для которых чистый сигнал недостаточен, доступный капитал не позволяет открыть позицию требуемого размера или уже достигнуты ограничения на число одновременно удерживаемых инструментов. Для оставшихся кандидатов выполняется упорядочение по величине чистого сигнала. Открытие новых позиций происходит последовательно, начиная с наиболее сильных сигналов, до тех пор, пока не будет исчерпан свободный </w:t>
+        <w:t>В работе рассматривается режим торговли только длинными позициями. Это означает, что алгоритм может открыть позицию только путём покупки инструмента, удерживать её в течение некоторого времени и затем закрыть путём продажи. Открытие коротких позиций не допускается. Такое ограничение упрощает постановку задачи, делает систему ближе к условиям частного инвестора и позволяет сосредоточиться на сравнении качества прогнозирующих моделей и правил преобразования прогноза в торговое действие.</w:t>
+      </w:r>
+    </w:p>
+    <w:p>
+      <w:pPr>
+        <w:rPr>
+          <w:lang w:val="ru-RU"/>
+        </w:rPr>
+      </w:pPr>
+      <w:r>
+        <w:rPr>
+          <w:lang w:val="ru-RU"/>
+        </w:rPr>
+        <w:t xml:space="preserve">Помимо порогов входа и выхода алгоритм должен учитывать ограничения управления капиталом. К ним относятся максимальный размер позиции по одному инструменту, максимально допустимое число одновременно удерживаемых бумаг, ограничение на суммарный торговый оборот и возможность отказа от повторного входа в сделку в течение слишком короткого временного интервала. Введение таких ограничений необходимо для того, чтобы стратегия не демонстрировала искусственно завышенные </w:t>
       </w:r>
       <w:r>
         <w:rPr>
           <w:lang w:val="ru-RU"/>
         </w:rPr>
         <w:lastRenderedPageBreak/>
-        <w:t>капитал либо не будет достигнут установленный лимит по числу позиций. Такой механизм позволяет использовать ограниченный капитал в первую очередь на наиболее перспективных по текущему прогнозу инструментах</w:t>
-      </w:r>
-      <w:r>
-        <w:rPr>
-          <w:lang w:val="ru-RU"/>
-        </w:rPr>
-        <w:t xml:space="preserve"> </w:t>
-      </w:r>
-      <w:r>
-        <w:rPr>
-          <w:lang w:val="ru-RU"/>
-        </w:rPr>
-        <w:t>[</w:t>
-      </w:r>
-      <w:r>
-        <w:rPr>
-          <w:lang w:val="ru-RU"/>
-        </w:rPr>
-        <w:t>2,</w:t>
-      </w:r>
-      <w:r>
-        <w:rPr>
-          <w:lang w:val="ru-RU"/>
-        </w:rPr>
-        <w:t xml:space="preserve"> </w:t>
-      </w:r>
-      <w:r>
-        <w:rPr>
-          <w:lang w:val="ru-RU"/>
-        </w:rPr>
-        <w:t>3]</w:t>
-      </w:r>
-      <w:r>
-        <w:rPr>
-          <w:lang w:val="ru-RU"/>
-        </w:rPr>
-        <w:t>.</w:t>
-      </w:r>
-    </w:p>
-    <w:p>
-      <w:pPr>
-        <w:rPr>
-          <w:lang w:val="ru-RU"/>
-        </w:rPr>
-      </w:pPr>
-      <w:r>
-        <w:rPr>
-          <w:lang w:val="ru-RU"/>
-        </w:rPr>
-        <w:t>В работе рассматривается режим торговли только длинными позициями. Это означает, что алгоритм может открыть позицию только путём покупки инструмента, удерживать её в течение некоторого времени и затем закрыть путём продажи. Открытие коротких позиций не допускается. Такое ограничение упрощает постановку задачи, делает систему ближе к условиям частного инвестора и позволяет сосредоточиться на сравнении качества прогнозирующих моделей и правил преобразования прогноза в торговое действие.</w:t>
-      </w:r>
-    </w:p>
-    <w:p>
-      <w:pPr>
-        <w:rPr>
-          <w:lang w:val="ru-RU"/>
-        </w:rPr>
-      </w:pPr>
-      <w:r>
-        <w:rPr>
-          <w:lang w:val="ru-RU"/>
-        </w:rPr>
-        <w:t>Помимо порогов входа и выхода алгоритм должен учитывать ограничения управления капиталом. К ним относятся максимальный размер позиции по одному инструменту, максимально допустимое число одновременно удерживаемых бумаг, ограничение на суммарный торговый оборот и возможность отказа от повторного входа в сделку в течение слишком короткого временного интервала. Введение таких ограничений необходимо для того, чтобы стратегия не демонстрировала искусственно завышенные результаты за счёт чрезмерной торговой активности, игнорирующей практические условия торговли</w:t>
+        <w:t>результаты за счёт чрезмерной торговой активности, игнорирующей практические условия торговли</w:t>
       </w:r>
       <w:r>
         <w:rPr>
@@ -15321,11 +15636,19 @@
         </w:rPr>
         <w:t xml:space="preserve">, </w:t>
       </w:r>
-      <w:r>
-        <w:rPr>
-          <w:lang w:val="ru-RU"/>
-        </w:rPr>
-        <w:t>14-16]</w:t>
+      <w:proofErr w:type="gramStart"/>
+      <w:r>
+        <w:rPr>
+          <w:lang w:val="ru-RU"/>
+        </w:rPr>
+        <w:t>14-16</w:t>
+      </w:r>
+      <w:proofErr w:type="gramEnd"/>
+      <w:r>
+        <w:rPr>
+          <w:lang w:val="ru-RU"/>
+        </w:rPr>
+        <w:t>]</w:t>
       </w:r>
       <w:r>
         <w:rPr>
@@ -16506,6 +16829,7 @@
         </w:rPr>
         <w:t>}/</w:t>
       </w:r>
+      <w:proofErr w:type="gramStart"/>
       <w:r>
         <w:rPr>
           <w:rFonts w:ascii="Consolas" w:hAnsi="Consolas"/>
@@ -16535,6 +16859,7 @@
         <w:t>json</w:t>
       </w:r>
       <w:proofErr w:type="spellEnd"/>
+      <w:proofErr w:type="gramEnd"/>
     </w:p>
     <w:p>
       <w:pPr>
@@ -16921,6 +17246,7 @@
         <w:t>_</w:t>
       </w:r>
       <w:proofErr w:type="spellStart"/>
+      <w:proofErr w:type="gramStart"/>
       <w:r>
         <w:rPr>
           <w:rFonts w:cs="Times New Roman"/>
@@ -16936,7 +17262,16 @@
           <w:szCs w:val="28"/>
           <w:lang w:val="ru-RU" w:eastAsia="ru-RU"/>
         </w:rPr>
-        <w:t>()</w:t>
+        <w:t>(</w:t>
+      </w:r>
+      <w:proofErr w:type="gramEnd"/>
+      <w:r>
+        <w:rPr>
+          <w:rFonts w:cs="Times New Roman"/>
+          <w:szCs w:val="28"/>
+          <w:lang w:val="ru-RU" w:eastAsia="ru-RU"/>
+        </w:rPr>
+        <w:t>)</w:t>
       </w:r>
       <w:r>
         <w:rPr>
@@ -17019,6 +17354,7 @@
         </w:rPr>
         <w:t xml:space="preserve"> </w:t>
       </w:r>
+      <w:proofErr w:type="gramStart"/>
       <w:r>
         <w:rPr>
           <w:rFonts w:cs="Times New Roman"/>
@@ -17045,6 +17381,7 @@
         <w:t>json</w:t>
       </w:r>
       <w:proofErr w:type="spellEnd"/>
+      <w:proofErr w:type="gramEnd"/>
       <w:r>
         <w:rPr>
           <w:rFonts w:cs="Times New Roman"/>
@@ -17359,6 +17696,7 @@
         <w:t>"</w:t>
       </w:r>
       <w:proofErr w:type="spellStart"/>
+      <w:proofErr w:type="gramStart"/>
       <w:r>
         <w:rPr>
           <w:rFonts w:ascii="Consolas" w:hAnsi="Consolas" w:cs="Times New Roman"/>
@@ -17369,6 +17707,7 @@
         <w:t>iss.meta</w:t>
       </w:r>
       <w:proofErr w:type="spellEnd"/>
+      <w:proofErr w:type="gramEnd"/>
       <w:r>
         <w:rPr>
           <w:rFonts w:ascii="Consolas" w:hAnsi="Consolas" w:cs="Times New Roman"/>
@@ -17502,6 +17841,7 @@
         <w:t xml:space="preserve"> используется для постраничной загрузки данных. Параметр </w:t>
       </w:r>
       <w:proofErr w:type="spellStart"/>
+      <w:proofErr w:type="gramStart"/>
       <w:r>
         <w:rPr>
           <w:rFonts w:cs="Times New Roman"/>
@@ -17527,6 +17867,7 @@
         </w:rPr>
         <w:t>meta</w:t>
       </w:r>
+      <w:proofErr w:type="gramEnd"/>
       <w:r>
         <w:rPr>
           <w:rFonts w:cs="Times New Roman"/>
@@ -17600,6 +17941,7 @@
         </w:rPr>
         <w:t>_</w:t>
       </w:r>
+      <w:proofErr w:type="gramStart"/>
       <w:r>
         <w:rPr>
           <w:rFonts w:cs="Times New Roman"/>
@@ -17614,7 +17956,16 @@
           <w:szCs w:val="28"/>
           <w:lang w:val="ru-RU" w:eastAsia="ru-RU"/>
         </w:rPr>
-        <w:t xml:space="preserve">(), которая разбивает общий период на месячные интервалы. Такой подход снижает риск получения слишком больших ответов от </w:t>
+        <w:t>(</w:t>
+      </w:r>
+      <w:proofErr w:type="gramEnd"/>
+      <w:r>
+        <w:rPr>
+          <w:rFonts w:cs="Times New Roman"/>
+          <w:szCs w:val="28"/>
+          <w:lang w:val="ru-RU" w:eastAsia="ru-RU"/>
+        </w:rPr>
+        <w:t xml:space="preserve">), которая разбивает общий период на месячные интервалы. Такой подход снижает риск получения слишком больших ответов от </w:t>
       </w:r>
       <w:r>
         <w:rPr>
@@ -17743,19 +18094,19 @@
           <w:szCs w:val="18"/>
           <w:lang w:eastAsia="ru-RU"/>
         </w:rPr>
-        <w:t xml:space="preserve"> = date(2022, 1, 1)</w:t>
-      </w:r>
-    </w:p>
-    <w:p>
-      <w:pPr>
+        <w:t xml:space="preserve"> = </w:t>
+      </w:r>
+      <w:proofErr w:type="gramStart"/>
+      <w:r>
         <w:rPr>
           <w:rFonts w:ascii="Consolas" w:hAnsi="Consolas" w:cs="Times New Roman"/>
           <w:sz w:val="18"/>
           <w:szCs w:val="18"/>
           <w:lang w:eastAsia="ru-RU"/>
         </w:rPr>
-      </w:pPr>
-      <w:proofErr w:type="spellStart"/>
+        <w:t>date(</w:t>
+      </w:r>
+      <w:proofErr w:type="gramEnd"/>
       <w:r>
         <w:rPr>
           <w:rFonts w:ascii="Consolas" w:hAnsi="Consolas" w:cs="Times New Roman"/>
@@ -17763,18 +18114,18 @@
           <w:szCs w:val="18"/>
           <w:lang w:eastAsia="ru-RU"/>
         </w:rPr>
-        <w:t>end_date</w:t>
-      </w:r>
-      <w:proofErr w:type="spellEnd"/>
-      <w:r>
+        <w:t>2022, 1, 1)</w:t>
+      </w:r>
+    </w:p>
+    <w:p>
+      <w:pPr>
         <w:rPr>
           <w:rFonts w:ascii="Consolas" w:hAnsi="Consolas" w:cs="Times New Roman"/>
           <w:sz w:val="18"/>
           <w:szCs w:val="18"/>
           <w:lang w:eastAsia="ru-RU"/>
         </w:rPr>
-        <w:t xml:space="preserve"> = </w:t>
-      </w:r>
+      </w:pPr>
       <w:proofErr w:type="spellStart"/>
       <w:r>
         <w:rPr>
@@ -17783,7 +18134,7 @@
           <w:szCs w:val="18"/>
           <w:lang w:eastAsia="ru-RU"/>
         </w:rPr>
-        <w:t>date.today</w:t>
+        <w:t>end_date</w:t>
       </w:r>
       <w:proofErr w:type="spellEnd"/>
       <w:r>
@@ -17793,204 +18144,10 @@
           <w:szCs w:val="18"/>
           <w:lang w:eastAsia="ru-RU"/>
         </w:rPr>
-        <w:t>()</w:t>
-      </w:r>
-    </w:p>
-    <w:p>
-      <w:pPr>
-        <w:rPr>
-          <w:rFonts w:cs="Times New Roman"/>
-          <w:szCs w:val="28"/>
-          <w:lang w:val="ru-RU" w:eastAsia="ru-RU"/>
-        </w:rPr>
-      </w:pPr>
-      <w:r>
-        <w:rPr>
-          <w:rFonts w:cs="Times New Roman"/>
-          <w:szCs w:val="28"/>
-          <w:lang w:val="ru-RU" w:eastAsia="ru-RU"/>
-        </w:rPr>
-        <w:t>То есть исходный массив данных формировался начиная с 01.01.2022 и до даты фактического запуска загрузочного скрипта.</w:t>
-      </w:r>
-    </w:p>
-    <w:p>
-      <w:pPr>
-        <w:rPr>
-          <w:rFonts w:cs="Times New Roman"/>
-          <w:szCs w:val="28"/>
-          <w:lang w:val="ru-RU" w:eastAsia="ru-RU"/>
-        </w:rPr>
-      </w:pPr>
-      <w:r>
-        <w:rPr>
-          <w:rFonts w:cs="Times New Roman"/>
-          <w:szCs w:val="28"/>
-          <w:lang w:val="ru-RU" w:eastAsia="ru-RU"/>
-        </w:rPr>
-        <w:t xml:space="preserve">Для повышения устойчивости загрузки была добавлена обработка временных ошибок сервера. Если </w:t>
-      </w:r>
-      <w:r>
-        <w:rPr>
-          <w:rFonts w:cs="Times New Roman"/>
-          <w:szCs w:val="28"/>
-          <w:lang w:eastAsia="ru-RU"/>
-        </w:rPr>
-        <w:t>API</w:t>
-      </w:r>
-      <w:r>
-        <w:rPr>
-          <w:rFonts w:cs="Times New Roman"/>
-          <w:szCs w:val="28"/>
-          <w:lang w:val="ru-RU" w:eastAsia="ru-RU"/>
-        </w:rPr>
-        <w:t xml:space="preserve"> возвращал коды 500, 502, 503 или 504, запрос повторялся до пяти раз с увеличивающейся задержкой между попытками. При получении кода 403 выполнение для соответствующего </w:t>
-      </w:r>
-      <w:r>
-        <w:rPr>
-          <w:rFonts w:cs="Times New Roman"/>
-          <w:szCs w:val="28"/>
-          <w:lang w:val="ru-RU" w:eastAsia="ru-RU"/>
-        </w:rPr>
-        <w:lastRenderedPageBreak/>
-        <w:t>инструмента прерывалось с диагностическим сообщением, так как такой ответ указывает на ограничение доступа к ресурсу.</w:t>
-      </w:r>
-    </w:p>
-    <w:p>
-      <w:pPr>
-        <w:rPr>
-          <w:rFonts w:cs="Times New Roman"/>
-          <w:szCs w:val="28"/>
-          <w:lang w:val="ru-RU" w:eastAsia="ru-RU"/>
-        </w:rPr>
-      </w:pPr>
-      <w:r>
-        <w:rPr>
-          <w:rFonts w:cs="Times New Roman"/>
-          <w:szCs w:val="28"/>
-          <w:lang w:val="ru-RU" w:eastAsia="ru-RU"/>
-        </w:rPr>
-        <w:t xml:space="preserve">Полученные данные сохранялись в отдельный </w:t>
-      </w:r>
-      <w:r>
-        <w:rPr>
-          <w:rFonts w:cs="Times New Roman"/>
-          <w:szCs w:val="28"/>
-          <w:lang w:eastAsia="ru-RU"/>
-        </w:rPr>
-        <w:t>CSV</w:t>
-      </w:r>
-      <w:r>
-        <w:rPr>
-          <w:rFonts w:cs="Times New Roman"/>
-          <w:szCs w:val="28"/>
-          <w:lang w:val="ru-RU" w:eastAsia="ru-RU"/>
-        </w:rPr>
-        <w:t xml:space="preserve">-файл для каждой бумаги в директорию </w:t>
+        <w:t xml:space="preserve"> = </w:t>
       </w:r>
       <w:proofErr w:type="spellStart"/>
-      <w:r>
-        <w:rPr>
-          <w:rFonts w:cs="Times New Roman"/>
-          <w:szCs w:val="28"/>
-          <w:lang w:eastAsia="ru-RU"/>
-        </w:rPr>
-        <w:t>moex</w:t>
-      </w:r>
-      <w:proofErr w:type="spellEnd"/>
-      <w:r>
-        <w:rPr>
-          <w:rFonts w:cs="Times New Roman"/>
-          <w:szCs w:val="28"/>
-          <w:lang w:val="ru-RU" w:eastAsia="ru-RU"/>
-        </w:rPr>
-        <w:t>_</w:t>
-      </w:r>
-      <w:r>
-        <w:rPr>
-          <w:rFonts w:cs="Times New Roman"/>
-          <w:szCs w:val="28"/>
-          <w:lang w:eastAsia="ru-RU"/>
-        </w:rPr>
-        <w:t>candles</w:t>
-      </w:r>
-      <w:r>
-        <w:rPr>
-          <w:rFonts w:cs="Times New Roman"/>
-          <w:szCs w:val="28"/>
-          <w:lang w:val="ru-RU" w:eastAsia="ru-RU"/>
-        </w:rPr>
-        <w:t xml:space="preserve">. </w:t>
-      </w:r>
-      <w:r>
-        <w:rPr>
-          <w:rFonts w:cs="Times New Roman"/>
-          <w:szCs w:val="28"/>
-          <w:lang w:val="ru-RU" w:eastAsia="ru-RU"/>
-        </w:rPr>
-        <w:t>Имя файла имело формат:</w:t>
-      </w:r>
-    </w:p>
-    <w:p>
-      <w:pPr>
-        <w:rPr>
-          <w:rFonts w:ascii="Consolas" w:hAnsi="Consolas" w:cs="Times New Roman"/>
-          <w:sz w:val="18"/>
-          <w:szCs w:val="18"/>
-          <w:lang w:val="ru-RU" w:eastAsia="ru-RU"/>
-        </w:rPr>
-      </w:pPr>
-      <w:r>
-        <w:rPr>
-          <w:rFonts w:ascii="Consolas" w:hAnsi="Consolas" w:cs="Times New Roman"/>
-          <w:sz w:val="18"/>
-          <w:szCs w:val="18"/>
-          <w:lang w:val="ru-RU" w:eastAsia="ru-RU"/>
-        </w:rPr>
-        <w:t>{SECID}_TQBR_1m.csv</w:t>
-      </w:r>
-    </w:p>
-    <w:p>
-      <w:pPr>
-        <w:rPr>
-          <w:rFonts w:cs="Times New Roman"/>
-          <w:szCs w:val="28"/>
-          <w:lang w:val="ru-RU" w:eastAsia="ru-RU"/>
-        </w:rPr>
-      </w:pPr>
-      <w:r>
-        <w:rPr>
-          <w:rFonts w:cs="Times New Roman"/>
-          <w:szCs w:val="28"/>
-          <w:lang w:val="ru-RU" w:eastAsia="ru-RU"/>
-        </w:rPr>
-        <w:t xml:space="preserve">Например, для акции </w:t>
-      </w:r>
-      <w:r>
-        <w:rPr>
-          <w:rFonts w:cs="Times New Roman"/>
-          <w:szCs w:val="28"/>
-          <w:lang w:eastAsia="ru-RU"/>
-        </w:rPr>
-        <w:t>SBER</w:t>
-      </w:r>
-      <w:r>
-        <w:rPr>
-          <w:rFonts w:cs="Times New Roman"/>
-          <w:szCs w:val="28"/>
-          <w:lang w:val="ru-RU" w:eastAsia="ru-RU"/>
-        </w:rPr>
-        <w:t xml:space="preserve"> файл сохранялся бы как:</w:t>
-      </w:r>
-    </w:p>
-    <w:p>
-      <w:pPr>
-        <w:rPr>
-          <w:rFonts w:ascii="Consolas" w:hAnsi="Consolas" w:cs="Times New Roman"/>
-          <w:sz w:val="18"/>
-          <w:szCs w:val="18"/>
-          <w:lang w:val="ru-RU" w:eastAsia="ru-RU"/>
-        </w:rPr>
-      </w:pPr>
+      <w:proofErr w:type="gramStart"/>
       <w:r>
         <w:rPr>
           <w:rFonts w:ascii="Consolas" w:hAnsi="Consolas" w:cs="Times New Roman"/>
@@ -17998,17 +18155,10 @@
           <w:szCs w:val="18"/>
           <w:lang w:eastAsia="ru-RU"/>
         </w:rPr>
-        <w:t>SBER</w:t>
-      </w:r>
-      <w:r>
-        <w:rPr>
-          <w:rFonts w:ascii="Consolas" w:hAnsi="Consolas" w:cs="Times New Roman"/>
-          <w:sz w:val="18"/>
-          <w:szCs w:val="18"/>
-          <w:lang w:val="ru-RU" w:eastAsia="ru-RU"/>
-        </w:rPr>
-        <w:t>_</w:t>
-      </w:r>
+        <w:t>date.today</w:t>
+      </w:r>
+      <w:proofErr w:type="spellEnd"/>
+      <w:proofErr w:type="gramEnd"/>
       <w:r>
         <w:rPr>
           <w:rFonts w:ascii="Consolas" w:hAnsi="Consolas" w:cs="Times New Roman"/>
@@ -18016,17 +18166,204 @@
           <w:szCs w:val="18"/>
           <w:lang w:eastAsia="ru-RU"/>
         </w:rPr>
-        <w:t>TQBR</w:t>
-      </w:r>
-      <w:r>
+        <w:t>()</w:t>
+      </w:r>
+    </w:p>
+    <w:p>
+      <w:pPr>
+        <w:rPr>
+          <w:rFonts w:cs="Times New Roman"/>
+          <w:szCs w:val="28"/>
+          <w:lang w:val="ru-RU" w:eastAsia="ru-RU"/>
+        </w:rPr>
+      </w:pPr>
+      <w:r>
+        <w:rPr>
+          <w:rFonts w:cs="Times New Roman"/>
+          <w:szCs w:val="28"/>
+          <w:lang w:val="ru-RU" w:eastAsia="ru-RU"/>
+        </w:rPr>
+        <w:t>То есть исходный массив данных формировался начиная с 01.01.2022 и до даты фактического запуска загрузочного скрипта.</w:t>
+      </w:r>
+    </w:p>
+    <w:p>
+      <w:pPr>
+        <w:rPr>
+          <w:rFonts w:cs="Times New Roman"/>
+          <w:szCs w:val="28"/>
+          <w:lang w:val="ru-RU" w:eastAsia="ru-RU"/>
+        </w:rPr>
+      </w:pPr>
+      <w:r>
+        <w:rPr>
+          <w:rFonts w:cs="Times New Roman"/>
+          <w:szCs w:val="28"/>
+          <w:lang w:val="ru-RU" w:eastAsia="ru-RU"/>
+        </w:rPr>
+        <w:t xml:space="preserve">Для повышения устойчивости загрузки была добавлена обработка временных ошибок сервера. Если </w:t>
+      </w:r>
+      <w:r>
+        <w:rPr>
+          <w:rFonts w:cs="Times New Roman"/>
+          <w:szCs w:val="28"/>
+          <w:lang w:eastAsia="ru-RU"/>
+        </w:rPr>
+        <w:t>API</w:t>
+      </w:r>
+      <w:r>
+        <w:rPr>
+          <w:rFonts w:cs="Times New Roman"/>
+          <w:szCs w:val="28"/>
+          <w:lang w:val="ru-RU" w:eastAsia="ru-RU"/>
+        </w:rPr>
+        <w:t xml:space="preserve"> возвращал коды 500, 502, 503 или 504, запрос повторялся до пяти раз с увеличивающейся задержкой между попытками. При получении кода 403 выполнение для соответствующего </w:t>
+      </w:r>
+      <w:r>
+        <w:rPr>
+          <w:rFonts w:cs="Times New Roman"/>
+          <w:szCs w:val="28"/>
+          <w:lang w:val="ru-RU" w:eastAsia="ru-RU"/>
+        </w:rPr>
+        <w:lastRenderedPageBreak/>
+        <w:t>инструмента прерывалось с диагностическим сообщением, так как такой ответ указывает на ограничение доступа к ресурсу.</w:t>
+      </w:r>
+    </w:p>
+    <w:p>
+      <w:pPr>
+        <w:rPr>
+          <w:rFonts w:cs="Times New Roman"/>
+          <w:szCs w:val="28"/>
+          <w:lang w:val="ru-RU" w:eastAsia="ru-RU"/>
+        </w:rPr>
+      </w:pPr>
+      <w:r>
+        <w:rPr>
+          <w:rFonts w:cs="Times New Roman"/>
+          <w:szCs w:val="28"/>
+          <w:lang w:val="ru-RU" w:eastAsia="ru-RU"/>
+        </w:rPr>
+        <w:t xml:space="preserve">Полученные данные сохранялись в отдельный </w:t>
+      </w:r>
+      <w:r>
+        <w:rPr>
+          <w:rFonts w:cs="Times New Roman"/>
+          <w:szCs w:val="28"/>
+          <w:lang w:eastAsia="ru-RU"/>
+        </w:rPr>
+        <w:t>CSV</w:t>
+      </w:r>
+      <w:r>
+        <w:rPr>
+          <w:rFonts w:cs="Times New Roman"/>
+          <w:szCs w:val="28"/>
+          <w:lang w:val="ru-RU" w:eastAsia="ru-RU"/>
+        </w:rPr>
+        <w:t xml:space="preserve">-файл для каждой бумаги в директорию </w:t>
+      </w:r>
+      <w:proofErr w:type="spellStart"/>
+      <w:r>
+        <w:rPr>
+          <w:rFonts w:cs="Times New Roman"/>
+          <w:szCs w:val="28"/>
+          <w:lang w:eastAsia="ru-RU"/>
+        </w:rPr>
+        <w:t>moex</w:t>
+      </w:r>
+      <w:proofErr w:type="spellEnd"/>
+      <w:r>
+        <w:rPr>
+          <w:rFonts w:cs="Times New Roman"/>
+          <w:szCs w:val="28"/>
+          <w:lang w:val="ru-RU" w:eastAsia="ru-RU"/>
+        </w:rPr>
+        <w:t>_</w:t>
+      </w:r>
+      <w:r>
+        <w:rPr>
+          <w:rFonts w:cs="Times New Roman"/>
+          <w:szCs w:val="28"/>
+          <w:lang w:eastAsia="ru-RU"/>
+        </w:rPr>
+        <w:t>candles</w:t>
+      </w:r>
+      <w:r>
+        <w:rPr>
+          <w:rFonts w:cs="Times New Roman"/>
+          <w:szCs w:val="28"/>
+          <w:lang w:val="ru-RU" w:eastAsia="ru-RU"/>
+        </w:rPr>
+        <w:t xml:space="preserve">. </w:t>
+      </w:r>
+      <w:r>
+        <w:rPr>
+          <w:rFonts w:cs="Times New Roman"/>
+          <w:szCs w:val="28"/>
+          <w:lang w:val="ru-RU" w:eastAsia="ru-RU"/>
+        </w:rPr>
+        <w:t>Имя файла имело формат:</w:t>
+      </w:r>
+    </w:p>
+    <w:p>
+      <w:pPr>
         <w:rPr>
           <w:rFonts w:ascii="Consolas" w:hAnsi="Consolas" w:cs="Times New Roman"/>
           <w:sz w:val="18"/>
           <w:szCs w:val="18"/>
           <w:lang w:val="ru-RU" w:eastAsia="ru-RU"/>
         </w:rPr>
-        <w:t>_1</w:t>
-      </w:r>
+      </w:pPr>
+      <w:r>
+        <w:rPr>
+          <w:rFonts w:ascii="Consolas" w:hAnsi="Consolas" w:cs="Times New Roman"/>
+          <w:sz w:val="18"/>
+          <w:szCs w:val="18"/>
+          <w:lang w:val="ru-RU" w:eastAsia="ru-RU"/>
+        </w:rPr>
+        <w:t>{SECID}_TQBR_1m.csv</w:t>
+      </w:r>
+    </w:p>
+    <w:p>
+      <w:pPr>
+        <w:rPr>
+          <w:rFonts w:cs="Times New Roman"/>
+          <w:szCs w:val="28"/>
+          <w:lang w:val="ru-RU" w:eastAsia="ru-RU"/>
+        </w:rPr>
+      </w:pPr>
+      <w:r>
+        <w:rPr>
+          <w:rFonts w:cs="Times New Roman"/>
+          <w:szCs w:val="28"/>
+          <w:lang w:val="ru-RU" w:eastAsia="ru-RU"/>
+        </w:rPr>
+        <w:t xml:space="preserve">Например, для акции </w:t>
+      </w:r>
+      <w:r>
+        <w:rPr>
+          <w:rFonts w:cs="Times New Roman"/>
+          <w:szCs w:val="28"/>
+          <w:lang w:eastAsia="ru-RU"/>
+        </w:rPr>
+        <w:t>SBER</w:t>
+      </w:r>
+      <w:r>
+        <w:rPr>
+          <w:rFonts w:cs="Times New Roman"/>
+          <w:szCs w:val="28"/>
+          <w:lang w:val="ru-RU" w:eastAsia="ru-RU"/>
+        </w:rPr>
+        <w:t xml:space="preserve"> файл сохранялся бы как:</w:t>
+      </w:r>
+    </w:p>
+    <w:p>
+      <w:pPr>
+        <w:rPr>
+          <w:rFonts w:ascii="Consolas" w:hAnsi="Consolas" w:cs="Times New Roman"/>
+          <w:sz w:val="18"/>
+          <w:szCs w:val="18"/>
+          <w:lang w:val="ru-RU" w:eastAsia="ru-RU"/>
+        </w:rPr>
+      </w:pPr>
       <w:r>
         <w:rPr>
           <w:rFonts w:ascii="Consolas" w:hAnsi="Consolas" w:cs="Times New Roman"/>
@@ -18034,7 +18371,7 @@
           <w:szCs w:val="18"/>
           <w:lang w:eastAsia="ru-RU"/>
         </w:rPr>
-        <w:t>m</w:t>
+        <w:t>SBER</w:t>
       </w:r>
       <w:r>
         <w:rPr>
@@ -18043,7 +18380,7 @@
           <w:szCs w:val="18"/>
           <w:lang w:val="ru-RU" w:eastAsia="ru-RU"/>
         </w:rPr>
-        <w:t>.</w:t>
+        <w:t>_</w:t>
       </w:r>
       <w:r>
         <w:rPr>
@@ -18052,6 +18389,42 @@
           <w:szCs w:val="18"/>
           <w:lang w:eastAsia="ru-RU"/>
         </w:rPr>
+        <w:t>TQBR</w:t>
+      </w:r>
+      <w:r>
+        <w:rPr>
+          <w:rFonts w:ascii="Consolas" w:hAnsi="Consolas" w:cs="Times New Roman"/>
+          <w:sz w:val="18"/>
+          <w:szCs w:val="18"/>
+          <w:lang w:val="ru-RU" w:eastAsia="ru-RU"/>
+        </w:rPr>
+        <w:t>_1</w:t>
+      </w:r>
+      <w:r>
+        <w:rPr>
+          <w:rFonts w:ascii="Consolas" w:hAnsi="Consolas" w:cs="Times New Roman"/>
+          <w:sz w:val="18"/>
+          <w:szCs w:val="18"/>
+          <w:lang w:eastAsia="ru-RU"/>
+        </w:rPr>
+        <w:t>m</w:t>
+      </w:r>
+      <w:r>
+        <w:rPr>
+          <w:rFonts w:ascii="Consolas" w:hAnsi="Consolas" w:cs="Times New Roman"/>
+          <w:sz w:val="18"/>
+          <w:szCs w:val="18"/>
+          <w:lang w:val="ru-RU" w:eastAsia="ru-RU"/>
+        </w:rPr>
+        <w:t>.</w:t>
+      </w:r>
+      <w:r>
+        <w:rPr>
+          <w:rFonts w:ascii="Consolas" w:hAnsi="Consolas" w:cs="Times New Roman"/>
+          <w:sz w:val="18"/>
+          <w:szCs w:val="18"/>
+          <w:lang w:eastAsia="ru-RU"/>
+        </w:rPr>
         <w:t>csv</w:t>
       </w:r>
     </w:p>
@@ -18983,6 +19356,7 @@
         </w:rPr>
         <w:t>_</w:t>
       </w:r>
+      <w:proofErr w:type="gramStart"/>
       <w:r>
         <w:rPr>
           <w:rFonts w:cs="Times New Roman"/>
@@ -19007,6 +19381,7 @@
         </w:rPr>
         <w:t>parquet</w:t>
       </w:r>
+      <w:proofErr w:type="gramEnd"/>
       <w:r>
         <w:rPr>
           <w:rFonts w:cs="Times New Roman"/>
@@ -19097,6 +19472,7 @@
         </w:rPr>
         <w:t>_</w:t>
       </w:r>
+      <w:proofErr w:type="gramStart"/>
       <w:r>
         <w:rPr>
           <w:rFonts w:cs="Times New Roman"/>
@@ -19121,6 +19497,7 @@
         </w:rPr>
         <w:t>parquet</w:t>
       </w:r>
+      <w:proofErr w:type="gramEnd"/>
       <w:r>
         <w:rPr>
           <w:rFonts w:cs="Times New Roman"/>
@@ -19144,7 +19521,7 @@
           <w:szCs w:val="28"/>
           <w:lang w:val="ru-RU" w:eastAsia="ru-RU"/>
         </w:rPr>
-        <w:t xml:space="preserve">Для нейросетевых моделей, работающих с последовательностями, одного табличного представления было недостаточно. Поэтому после формирования </w:t>
+        <w:t xml:space="preserve">Для моделей, работающих с последовательностями, обычной таблицы было недостаточно. Поэтому после создания </w:t>
       </w:r>
       <w:r>
         <w:rPr>
@@ -19162,6 +19539,7 @@
         </w:rPr>
         <w:t>_</w:t>
       </w:r>
+      <w:proofErr w:type="gramStart"/>
       <w:r>
         <w:rPr>
           <w:rFonts w:cs="Times New Roman"/>
@@ -19186,29 +19564,14 @@
         </w:rPr>
         <w:t>parquet</w:t>
       </w:r>
-      <w:r>
-        <w:rPr>
-          <w:rFonts w:cs="Times New Roman"/>
-          <w:szCs w:val="28"/>
-          <w:lang w:val="ru-RU" w:eastAsia="ru-RU"/>
-        </w:rPr>
-        <w:t xml:space="preserve"> выполнялась отдельная подготовка </w:t>
-      </w:r>
-      <w:r>
-        <w:rPr>
-          <w:rFonts w:cs="Times New Roman"/>
-          <w:szCs w:val="28"/>
-          <w:lang w:val="ru-RU" w:eastAsia="ru-RU"/>
-        </w:rPr>
-        <w:t>фрагментов набора данных</w:t>
-      </w:r>
-      <w:r>
-        <w:rPr>
-          <w:rFonts w:cs="Times New Roman"/>
-          <w:szCs w:val="28"/>
-          <w:lang w:val="ru-RU" w:eastAsia="ru-RU"/>
-        </w:rPr>
-        <w:t xml:space="preserve">. На этом этапе данные читались по отдельным инструментам и торговым дням, затем признаки преобразовывались в массивы </w:t>
+      <w:proofErr w:type="gramEnd"/>
+      <w:r>
+        <w:rPr>
+          <w:rFonts w:cs="Times New Roman"/>
+          <w:szCs w:val="28"/>
+          <w:lang w:val="ru-RU" w:eastAsia="ru-RU"/>
+        </w:rPr>
+        <w:t xml:space="preserve"> данные дополнительно разбивались на фрагменты по инструментам и торговым дням. Признаки сохранялись в массивы </w:t>
       </w:r>
       <w:r>
         <w:rPr>
@@ -19240,369 +19603,1548 @@
           <w:szCs w:val="28"/>
           <w:lang w:val="ru-RU" w:eastAsia="ru-RU"/>
         </w:rPr>
-        <w:t xml:space="preserve">. Дополнительно сохранялись длины групп, идентификаторы бумаг и торговые даты. Это позволяло обучать </w:t>
-      </w:r>
-      <w:r>
-        <w:rPr>
-          <w:rFonts w:cs="Times New Roman"/>
-          <w:szCs w:val="28"/>
+        <w:t>. Вместе с ними сохранялись длины групп, идентификаторы бумаг и торговые даты. Это нужно, чтобы при обучении не смешивались разные бумаги и разные торговые дни.</w:t>
+      </w:r>
+    </w:p>
+    <w:p>
+      <w:pPr>
+        <w:rPr>
+          <w:rFonts w:cs="Times New Roman"/>
+          <w:szCs w:val="28"/>
+          <w:lang w:val="ru-RU" w:eastAsia="ru-RU"/>
+        </w:rPr>
+      </w:pPr>
+      <w:r>
+        <w:rPr>
+          <w:rFonts w:cs="Times New Roman"/>
+          <w:szCs w:val="28"/>
+          <w:lang w:val="ru-RU" w:eastAsia="ru-RU"/>
+        </w:rPr>
+        <w:t xml:space="preserve">Полученные фрагменты данных </w:t>
+      </w:r>
+      <w:r>
+        <w:rPr>
+          <w:rFonts w:cs="Times New Roman"/>
+          <w:szCs w:val="28"/>
+          <w:lang w:val="ru-RU" w:eastAsia="ru-RU"/>
+        </w:rPr>
+        <w:t xml:space="preserve">сохранялись в </w:t>
+      </w:r>
+      <w:proofErr w:type="gramStart"/>
+      <w:r>
+        <w:rPr>
+          <w:rFonts w:cs="Times New Roman"/>
+          <w:szCs w:val="28"/>
+          <w:lang w:val="ru-RU" w:eastAsia="ru-RU"/>
+        </w:rPr>
+        <w:t>формате .</w:t>
+      </w:r>
+      <w:proofErr w:type="spellStart"/>
+      <w:r>
+        <w:rPr>
+          <w:rFonts w:cs="Times New Roman"/>
+          <w:szCs w:val="28"/>
+          <w:lang w:eastAsia="ru-RU"/>
+        </w:rPr>
+        <w:t>npz</w:t>
+      </w:r>
+      <w:proofErr w:type="spellEnd"/>
+      <w:proofErr w:type="gramEnd"/>
+      <w:r>
+        <w:rPr>
+          <w:rFonts w:cs="Times New Roman"/>
+          <w:szCs w:val="28"/>
+          <w:lang w:val="ru-RU" w:eastAsia="ru-RU"/>
+        </w:rPr>
+        <w:t xml:space="preserve">. Для каждого набора данных создавался также файл </w:t>
+      </w:r>
+      <w:proofErr w:type="gramStart"/>
+      <w:r>
+        <w:rPr>
+          <w:rFonts w:cs="Times New Roman"/>
+          <w:szCs w:val="28"/>
+          <w:lang w:eastAsia="ru-RU"/>
+        </w:rPr>
+        <w:t>manifest</w:t>
+      </w:r>
+      <w:r>
+        <w:rPr>
+          <w:rFonts w:cs="Times New Roman"/>
+          <w:szCs w:val="28"/>
+          <w:lang w:val="ru-RU" w:eastAsia="ru-RU"/>
+        </w:rPr>
+        <w:t>.</w:t>
+      </w:r>
+      <w:proofErr w:type="spellStart"/>
+      <w:r>
+        <w:rPr>
+          <w:rFonts w:cs="Times New Roman"/>
+          <w:szCs w:val="28"/>
+          <w:lang w:eastAsia="ru-RU"/>
+        </w:rPr>
+        <w:t>json</w:t>
+      </w:r>
+      <w:proofErr w:type="spellEnd"/>
+      <w:proofErr w:type="gramEnd"/>
+      <w:r>
+        <w:rPr>
+          <w:rFonts w:cs="Times New Roman"/>
+          <w:szCs w:val="28"/>
+          <w:lang w:val="ru-RU" w:eastAsia="ru-RU"/>
+        </w:rPr>
+        <w:t xml:space="preserve">, в котором фиксировались путь к исходному датасету, горизонт прогнозирования, размер входного окна, список признаков, список целевых колонок, максимальный размер </w:t>
+      </w:r>
+      <w:r>
+        <w:rPr>
+          <w:rFonts w:cs="Times New Roman"/>
+          <w:szCs w:val="28"/>
+          <w:lang w:val="ru-RU" w:eastAsia="ru-RU"/>
+        </w:rPr>
+        <w:t>фрагмента набора данных</w:t>
+      </w:r>
+      <w:r>
+        <w:rPr>
+          <w:rFonts w:cs="Times New Roman"/>
+          <w:szCs w:val="28"/>
+          <w:lang w:val="ru-RU" w:eastAsia="ru-RU"/>
+        </w:rPr>
+        <w:t xml:space="preserve"> и информация о сформированных файлах</w:t>
+      </w:r>
+      <w:r>
+        <w:rPr>
+          <w:rFonts w:cs="Times New Roman"/>
+          <w:szCs w:val="28"/>
+          <w:lang w:val="ru-RU" w:eastAsia="ru-RU"/>
+        </w:rPr>
+        <w:t>-фрагментах</w:t>
+      </w:r>
+      <w:r>
+        <w:rPr>
+          <w:rFonts w:cs="Times New Roman"/>
+          <w:szCs w:val="28"/>
+          <w:lang w:val="ru-RU" w:eastAsia="ru-RU"/>
+        </w:rPr>
+        <w:t>. Отдельно поддерживались два режима подготовки:</w:t>
+      </w:r>
+      <w:r>
+        <w:rPr>
+          <w:rFonts w:cs="Times New Roman"/>
+          <w:szCs w:val="28"/>
+          <w:lang w:val="ru-RU" w:eastAsia="ru-RU"/>
+        </w:rPr>
+        <w:t xml:space="preserve"> тренировочный</w:t>
+      </w:r>
+      <w:r>
+        <w:rPr>
+          <w:rFonts w:cs="Times New Roman"/>
+          <w:szCs w:val="28"/>
+          <w:lang w:val="ru-RU" w:eastAsia="ru-RU"/>
+        </w:rPr>
+        <w:t xml:space="preserve">, используемый для обучения на обучающей части данных, и </w:t>
+      </w:r>
+      <w:proofErr w:type="spellStart"/>
+      <w:r>
+        <w:rPr>
+          <w:rFonts w:cs="Times New Roman"/>
+          <w:szCs w:val="28"/>
+          <w:lang w:val="ru-RU" w:eastAsia="ru-RU"/>
+        </w:rPr>
+        <w:t>тренировочно-валидационный</w:t>
+      </w:r>
+      <w:proofErr w:type="spellEnd"/>
+      <w:r>
+        <w:rPr>
+          <w:rFonts w:cs="Times New Roman"/>
+          <w:szCs w:val="28"/>
+          <w:lang w:val="ru-RU" w:eastAsia="ru-RU"/>
+        </w:rPr>
+        <w:t xml:space="preserve">, используемый для финального обучения на объединении обучающей и </w:t>
+      </w:r>
+      <w:proofErr w:type="spellStart"/>
+      <w:r>
+        <w:rPr>
+          <w:rFonts w:cs="Times New Roman"/>
+          <w:szCs w:val="28"/>
+          <w:lang w:val="ru-RU" w:eastAsia="ru-RU"/>
+        </w:rPr>
+        <w:t>валидационной</w:t>
+      </w:r>
+      <w:proofErr w:type="spellEnd"/>
+      <w:r>
+        <w:rPr>
+          <w:rFonts w:cs="Times New Roman"/>
+          <w:szCs w:val="28"/>
+          <w:lang w:val="ru-RU" w:eastAsia="ru-RU"/>
+        </w:rPr>
+        <w:t xml:space="preserve"> выборок.</w:t>
+      </w:r>
+    </w:p>
+    <w:p>
+      <w:pPr>
+        <w:rPr>
+          <w:rFonts w:cs="Times New Roman"/>
+          <w:szCs w:val="28"/>
+          <w:lang w:val="ru-RU" w:eastAsia="ru-RU"/>
+        </w:rPr>
+      </w:pPr>
+      <w:r>
+        <w:rPr>
+          <w:rFonts w:cs="Times New Roman"/>
+          <w:szCs w:val="28"/>
+          <w:lang w:val="ru-RU" w:eastAsia="ru-RU"/>
+        </w:rPr>
+        <w:t xml:space="preserve">В результате первого этапа был получен набор данных по отобранным ликвидным акциям Московской биржи. Он включает исходные минутные параметры, рассчитанные признаки и целевые значения для прогнозирования и исторического тестирования. </w:t>
+      </w:r>
+      <w:r>
+        <w:rPr>
+          <w:rFonts w:cs="Times New Roman"/>
+          <w:szCs w:val="28"/>
+          <w:lang w:val="ru-RU" w:eastAsia="ru-RU"/>
+        </w:rPr>
+        <w:t xml:space="preserve">Табличные модели используют общий файл </w:t>
+      </w:r>
+      <w:r>
+        <w:rPr>
+          <w:rFonts w:cs="Times New Roman"/>
+          <w:szCs w:val="28"/>
+          <w:lang w:eastAsia="ru-RU"/>
+        </w:rPr>
+        <w:t>minute</w:t>
+      </w:r>
+      <w:r>
+        <w:rPr>
+          <w:rFonts w:cs="Times New Roman"/>
+          <w:szCs w:val="28"/>
+          <w:lang w:val="ru-RU" w:eastAsia="ru-RU"/>
+        </w:rPr>
+        <w:t>_</w:t>
+      </w:r>
+      <w:proofErr w:type="gramStart"/>
+      <w:r>
+        <w:rPr>
+          <w:rFonts w:cs="Times New Roman"/>
+          <w:szCs w:val="28"/>
+          <w:lang w:eastAsia="ru-RU"/>
+        </w:rPr>
+        <w:t>dataset</w:t>
+      </w:r>
+      <w:r>
+        <w:rPr>
+          <w:rFonts w:cs="Times New Roman"/>
+          <w:szCs w:val="28"/>
+          <w:lang w:val="ru-RU" w:eastAsia="ru-RU"/>
+        </w:rPr>
+        <w:t>.</w:t>
+      </w:r>
+      <w:r>
+        <w:rPr>
+          <w:rFonts w:cs="Times New Roman"/>
+          <w:szCs w:val="28"/>
+          <w:lang w:eastAsia="ru-RU"/>
+        </w:rPr>
+        <w:t>parquet</w:t>
+      </w:r>
+      <w:proofErr w:type="gramEnd"/>
+      <w:r>
+        <w:rPr>
+          <w:rFonts w:cs="Times New Roman"/>
+          <w:szCs w:val="28"/>
+          <w:lang w:val="ru-RU" w:eastAsia="ru-RU"/>
+        </w:rPr>
+        <w:t xml:space="preserve">. Для моделей, работающих с последовательностями, </w:t>
+      </w:r>
+      <w:r>
+        <w:rPr>
+          <w:rFonts w:cs="Times New Roman"/>
+          <w:szCs w:val="28"/>
+          <w:lang w:val="ru-RU" w:eastAsia="ru-RU"/>
+        </w:rPr>
+        <w:lastRenderedPageBreak/>
+        <w:t>дополнительно подготовлены отдельные файлы-фрагменты с минутными окнами наблюдений.</w:t>
+      </w:r>
+    </w:p>
+    <w:p>
+      <w:pPr>
+        <w:pStyle w:val="2"/>
+        <w:rPr>
+          <w:lang w:val="ru-RU"/>
+        </w:rPr>
+      </w:pPr>
+      <w:bookmarkStart w:id="15" w:name="_Toc229943161"/>
+      <w:r>
+        <w:rPr>
+          <w:lang w:val="ru-RU"/>
+        </w:rPr>
+        <w:t xml:space="preserve">3.2 </w:t>
+      </w:r>
+      <w:r>
+        <w:rPr>
+          <w:lang w:val="ru-RU"/>
+        </w:rPr>
+        <w:t>Реализация и обучение прогнозирующих моделей</w:t>
+      </w:r>
+      <w:bookmarkEnd w:id="15"/>
+    </w:p>
+    <w:p>
+      <w:pPr>
+        <w:rPr>
+          <w:lang w:val="ru-RU" w:eastAsia="ru-RU"/>
+        </w:rPr>
+      </w:pPr>
+      <w:r>
+        <w:rPr>
+          <w:lang w:val="ru-RU" w:eastAsia="ru-RU"/>
+        </w:rPr>
+        <w:t>После формирования единого набора данных была реализована подсистема обучения прогнозирующих моделей. Её назначение состоит в том, чтобы по рассчитанным признакам сформировать численный прогноз будущей доходности, который затем используется модулем исторического тестирования для принятия торговых решений. Обучение моделей и построение прогнозов были вынесены в отдельный программный модуль, что позволило отделить этап прогнозирования от этапа проверки торговой стратегии.</w:t>
+      </w:r>
+    </w:p>
+    <w:p>
+      <w:pPr>
+        <w:rPr>
+          <w:lang w:val="ru-RU" w:eastAsia="ru-RU"/>
+        </w:rPr>
+      </w:pPr>
+      <w:r>
+        <w:rPr>
+          <w:lang w:val="ru-RU" w:eastAsia="ru-RU"/>
+        </w:rPr>
+        <w:t xml:space="preserve">В работе использовались несколько групп методов. Первую группу составила </w:t>
+      </w:r>
+      <w:r>
+        <w:rPr>
+          <w:lang w:val="ru-RU" w:eastAsia="ru-RU"/>
+        </w:rPr>
+        <w:t>гребневая регрессия</w:t>
+      </w:r>
+      <w:r>
+        <w:rPr>
+          <w:lang w:val="ru-RU" w:eastAsia="ru-RU"/>
+        </w:rPr>
+        <w:t>, применяемая как прост</w:t>
+      </w:r>
+      <w:r>
+        <w:rPr>
+          <w:lang w:val="ru-RU" w:eastAsia="ru-RU"/>
+        </w:rPr>
+        <w:t>ая</w:t>
+      </w:r>
+      <w:r>
+        <w:rPr>
+          <w:lang w:val="ru-RU" w:eastAsia="ru-RU"/>
+        </w:rPr>
+        <w:t xml:space="preserve"> и устойчив</w:t>
+      </w:r>
+      <w:r>
+        <w:rPr>
+          <w:lang w:val="ru-RU" w:eastAsia="ru-RU"/>
+        </w:rPr>
+        <w:t>ая</w:t>
+      </w:r>
+      <w:r>
+        <w:rPr>
+          <w:lang w:val="ru-RU" w:eastAsia="ru-RU"/>
+        </w:rPr>
+        <w:t xml:space="preserve"> </w:t>
+      </w:r>
+      <w:r>
+        <w:rPr>
+          <w:lang w:val="ru-RU" w:eastAsia="ru-RU"/>
+        </w:rPr>
+        <w:t xml:space="preserve">базовая модель </w:t>
+      </w:r>
+      <w:r>
+        <w:rPr>
+          <w:lang w:val="ru-RU" w:eastAsia="ru-RU"/>
+        </w:rPr>
+        <w:t xml:space="preserve">для табличных признаков. Вторую группу составили модели на основе решающих деревьев: </w:t>
+      </w:r>
+      <w:r>
+        <w:rPr>
+          <w:lang w:eastAsia="ru-RU"/>
+        </w:rPr>
+        <w:t>CatBoost</w:t>
+      </w:r>
+      <w:r>
+        <w:rPr>
+          <w:lang w:val="ru-RU" w:eastAsia="ru-RU"/>
+        </w:rPr>
+        <w:t xml:space="preserve">, случайный лес и дерево решений. Третью группу составили нейросетевые </w:t>
+      </w:r>
+      <w:r>
+        <w:rPr>
           <w:lang w:val="ru-RU" w:eastAsia="ru-RU"/>
         </w:rPr>
         <w:t xml:space="preserve">последовательные </w:t>
       </w:r>
       <w:r>
         <w:rPr>
-          <w:rFonts w:cs="Times New Roman"/>
-          <w:szCs w:val="28"/>
-          <w:lang w:val="ru-RU" w:eastAsia="ru-RU"/>
-        </w:rPr>
-        <w:t>модели на последовательностях наблюдений, не смешивая между собой разные торговые дни и разные инструменты.</w:t>
-      </w:r>
-    </w:p>
-    <w:p>
-      <w:pPr>
-        <w:rPr>
-          <w:rFonts w:cs="Times New Roman"/>
-          <w:szCs w:val="28"/>
-          <w:lang w:val="ru-RU" w:eastAsia="ru-RU"/>
-        </w:rPr>
-      </w:pPr>
-      <w:r>
-        <w:rPr>
-          <w:rFonts w:cs="Times New Roman"/>
-          <w:szCs w:val="28"/>
-          <w:lang w:val="ru-RU" w:eastAsia="ru-RU"/>
-        </w:rPr>
-        <w:t xml:space="preserve">Полученные фрагменты данных </w:t>
-      </w:r>
-      <w:r>
-        <w:rPr>
-          <w:rFonts w:cs="Times New Roman"/>
-          <w:szCs w:val="28"/>
-          <w:lang w:val="ru-RU" w:eastAsia="ru-RU"/>
-        </w:rPr>
-        <w:t>сохранялись в формате .</w:t>
+          <w:lang w:val="ru-RU" w:eastAsia="ru-RU"/>
+        </w:rPr>
+        <w:t xml:space="preserve">модели, работающие не с одной строкой признаков, а с последовательностью последних минутных наблюдений: </w:t>
+      </w:r>
+      <w:r>
+        <w:rPr>
+          <w:lang w:eastAsia="ru-RU"/>
+        </w:rPr>
+        <w:t>GRU</w:t>
+      </w:r>
+      <w:r>
+        <w:rPr>
+          <w:lang w:val="ru-RU" w:eastAsia="ru-RU"/>
+        </w:rPr>
+        <w:t xml:space="preserve">, </w:t>
+      </w:r>
+      <w:r>
+        <w:rPr>
+          <w:lang w:eastAsia="ru-RU"/>
+        </w:rPr>
+        <w:t>LSTM</w:t>
+      </w:r>
+      <w:r>
+        <w:rPr>
+          <w:lang w:val="ru-RU" w:eastAsia="ru-RU"/>
+        </w:rPr>
+        <w:t>,</w:t>
+      </w:r>
+      <w:r>
+        <w:rPr>
+          <w:lang w:val="ru-RU" w:eastAsia="ru-RU"/>
+        </w:rPr>
+        <w:t xml:space="preserve"> трансформер</w:t>
+      </w:r>
+      <w:r>
+        <w:rPr>
+          <w:lang w:val="ru-RU" w:eastAsia="ru-RU"/>
+        </w:rPr>
+        <w:t xml:space="preserve"> и </w:t>
+      </w:r>
+      <w:r>
+        <w:rPr>
+          <w:lang w:eastAsia="ru-RU"/>
+        </w:rPr>
+        <w:t>TCN</w:t>
+      </w:r>
+      <w:r>
+        <w:rPr>
+          <w:lang w:val="ru-RU" w:eastAsia="ru-RU"/>
+        </w:rPr>
+        <w:t xml:space="preserve">. Такой набор моделей позволил сравнить простые линейные методы, нелинейные табличные методы и нейросетевые архитектуры, учитывающие временной порядок наблюдений. В итоговом контуре исторического тестирования эти модели перечислены как </w:t>
+      </w:r>
+      <w:r>
+        <w:rPr>
+          <w:lang w:val="ru-RU" w:eastAsia="ru-RU"/>
+        </w:rPr>
+        <w:t>стратегии на основе прогнозирующих моделей</w:t>
+      </w:r>
+      <w:r>
+        <w:rPr>
+          <w:lang w:val="ru-RU" w:eastAsia="ru-RU"/>
+        </w:rPr>
+        <w:t xml:space="preserve">: </w:t>
+      </w:r>
+      <w:r>
+        <w:rPr>
+          <w:lang w:eastAsia="ru-RU"/>
+        </w:rPr>
+        <w:t>ridge</w:t>
+      </w:r>
+      <w:r>
+        <w:rPr>
+          <w:lang w:val="ru-RU" w:eastAsia="ru-RU"/>
+        </w:rPr>
+        <w:t xml:space="preserve">, </w:t>
       </w:r>
       <w:proofErr w:type="spellStart"/>
       <w:r>
         <w:rPr>
-          <w:rFonts w:cs="Times New Roman"/>
-          <w:szCs w:val="28"/>
           <w:lang w:eastAsia="ru-RU"/>
         </w:rPr>
-        <w:t>npz</w:t>
+        <w:t>catboost</w:t>
       </w:r>
       <w:proofErr w:type="spellEnd"/>
       <w:r>
         <w:rPr>
-          <w:rFonts w:cs="Times New Roman"/>
-          <w:szCs w:val="28"/>
-          <w:lang w:val="ru-RU" w:eastAsia="ru-RU"/>
-        </w:rPr>
-        <w:t xml:space="preserve">. Для каждого набора данных создавался также файл </w:t>
-      </w:r>
-      <w:r>
-        <w:rPr>
-          <w:rFonts w:cs="Times New Roman"/>
-          <w:szCs w:val="28"/>
+          <w:lang w:val="ru-RU" w:eastAsia="ru-RU"/>
+        </w:rPr>
+        <w:t xml:space="preserve">, </w:t>
+      </w:r>
+      <w:r>
+        <w:rPr>
           <w:lang w:eastAsia="ru-RU"/>
         </w:rPr>
-        <w:t>manifest</w:t>
-      </w:r>
-      <w:r>
-        <w:rPr>
-          <w:rFonts w:cs="Times New Roman"/>
-          <w:szCs w:val="28"/>
+        <w:t>random</w:t>
+      </w:r>
+      <w:r>
+        <w:rPr>
+          <w:lang w:val="ru-RU" w:eastAsia="ru-RU"/>
+        </w:rPr>
+        <w:t>_</w:t>
+      </w:r>
+      <w:r>
+        <w:rPr>
+          <w:lang w:eastAsia="ru-RU"/>
+        </w:rPr>
+        <w:t>forest</w:t>
+      </w:r>
+      <w:r>
+        <w:rPr>
+          <w:lang w:val="ru-RU" w:eastAsia="ru-RU"/>
+        </w:rPr>
+        <w:t xml:space="preserve">, </w:t>
+      </w:r>
+      <w:r>
+        <w:rPr>
+          <w:lang w:eastAsia="ru-RU"/>
+        </w:rPr>
+        <w:t>decision</w:t>
+      </w:r>
+      <w:r>
+        <w:rPr>
+          <w:lang w:val="ru-RU" w:eastAsia="ru-RU"/>
+        </w:rPr>
+        <w:t>_</w:t>
+      </w:r>
+      <w:r>
+        <w:rPr>
+          <w:lang w:eastAsia="ru-RU"/>
+        </w:rPr>
+        <w:t>tree</w:t>
+      </w:r>
+      <w:r>
+        <w:rPr>
+          <w:lang w:val="ru-RU" w:eastAsia="ru-RU"/>
+        </w:rPr>
+        <w:t xml:space="preserve">, </w:t>
+      </w:r>
+      <w:proofErr w:type="spellStart"/>
+      <w:r>
+        <w:rPr>
+          <w:lang w:eastAsia="ru-RU"/>
+        </w:rPr>
+        <w:t>gru</w:t>
+      </w:r>
+      <w:proofErr w:type="spellEnd"/>
+      <w:r>
+        <w:rPr>
+          <w:lang w:val="ru-RU" w:eastAsia="ru-RU"/>
+        </w:rPr>
+        <w:t xml:space="preserve">, </w:t>
+      </w:r>
+      <w:proofErr w:type="spellStart"/>
+      <w:r>
+        <w:rPr>
+          <w:lang w:eastAsia="ru-RU"/>
+        </w:rPr>
+        <w:t>lstm</w:t>
+      </w:r>
+      <w:proofErr w:type="spellEnd"/>
+      <w:r>
+        <w:rPr>
+          <w:lang w:val="ru-RU" w:eastAsia="ru-RU"/>
+        </w:rPr>
+        <w:t xml:space="preserve">, </w:t>
+      </w:r>
+      <w:r>
+        <w:rPr>
+          <w:lang w:eastAsia="ru-RU"/>
+        </w:rPr>
+        <w:t>transformer</w:t>
+      </w:r>
+      <w:r>
+        <w:rPr>
+          <w:lang w:val="ru-RU" w:eastAsia="ru-RU"/>
+        </w:rPr>
+        <w:t xml:space="preserve"> и </w:t>
+      </w:r>
+      <w:r>
+        <w:rPr>
+          <w:lang w:eastAsia="ru-RU"/>
+        </w:rPr>
+        <w:t>tcn</w:t>
+      </w:r>
+      <w:r>
+        <w:rPr>
           <w:lang w:val="ru-RU" w:eastAsia="ru-RU"/>
         </w:rPr>
         <w:t>.</w:t>
       </w:r>
+    </w:p>
+    <w:p>
+      <w:pPr>
+        <w:rPr>
+          <w:lang w:val="ru-RU" w:eastAsia="ru-RU"/>
+        </w:rPr>
+      </w:pPr>
+      <w:r>
+        <w:rPr>
+          <w:lang w:val="ru-RU" w:eastAsia="ru-RU"/>
+        </w:rPr>
+        <w:t xml:space="preserve">В качестве входных признаков для моделей использовались признаки, сформированные на предыдущем этапе: временные признаки, лаговые доходности, признаки объёма, отклонения цены от скользящих средних, показатели волатильности и признаки формы свечи. В отдельном списке </w:t>
+      </w:r>
+      <w:r>
+        <w:rPr>
+          <w:lang w:eastAsia="ru-RU"/>
+        </w:rPr>
+        <w:t>FEATURE</w:t>
+      </w:r>
+      <w:r>
+        <w:rPr>
+          <w:lang w:val="ru-RU" w:eastAsia="ru-RU"/>
+        </w:rPr>
+        <w:t>_</w:t>
+      </w:r>
+      <w:r>
+        <w:rPr>
+          <w:lang w:eastAsia="ru-RU"/>
+        </w:rPr>
+        <w:t>COLS</w:t>
+      </w:r>
+      <w:r>
+        <w:rPr>
+          <w:lang w:val="ru-RU" w:eastAsia="ru-RU"/>
+        </w:rPr>
+        <w:t xml:space="preserve"> были зафиксированы все признаки, поступающие на вход модели. Целевые значения были представлены двумя группами колонок: </w:t>
+      </w:r>
+      <w:r>
+        <w:rPr>
+          <w:lang w:eastAsia="ru-RU"/>
+        </w:rPr>
+        <w:t>execution</w:t>
+      </w:r>
+      <w:r>
+        <w:rPr>
+          <w:lang w:val="ru-RU" w:eastAsia="ru-RU"/>
+        </w:rPr>
+        <w:t>_</w:t>
+      </w:r>
+      <w:r>
+        <w:rPr>
+          <w:lang w:eastAsia="ru-RU"/>
+        </w:rPr>
+        <w:t>return</w:t>
+      </w:r>
+      <w:r>
+        <w:rPr>
+          <w:lang w:val="ru-RU" w:eastAsia="ru-RU"/>
+        </w:rPr>
+        <w:t xml:space="preserve">_1 ... </w:t>
+      </w:r>
+      <w:r>
+        <w:rPr>
+          <w:lang w:eastAsia="ru-RU"/>
+        </w:rPr>
+        <w:t>execution</w:t>
+      </w:r>
+      <w:r>
+        <w:rPr>
+          <w:lang w:val="ru-RU" w:eastAsia="ru-RU"/>
+        </w:rPr>
+        <w:t>_</w:t>
+      </w:r>
+      <w:r>
+        <w:rPr>
+          <w:lang w:eastAsia="ru-RU"/>
+        </w:rPr>
+        <w:t>return</w:t>
+      </w:r>
+      <w:r>
+        <w:rPr>
+          <w:lang w:val="ru-RU" w:eastAsia="ru-RU"/>
+        </w:rPr>
+        <w:t xml:space="preserve">_15 и </w:t>
+      </w:r>
+      <w:r>
+        <w:rPr>
+          <w:lang w:eastAsia="ru-RU"/>
+        </w:rPr>
+        <w:t>hold</w:t>
+      </w:r>
+      <w:r>
+        <w:rPr>
+          <w:lang w:val="ru-RU" w:eastAsia="ru-RU"/>
+        </w:rPr>
+        <w:t>_</w:t>
+      </w:r>
+      <w:r>
+        <w:rPr>
+          <w:lang w:eastAsia="ru-RU"/>
+        </w:rPr>
+        <w:t>return</w:t>
+      </w:r>
+      <w:r>
+        <w:rPr>
+          <w:lang w:val="ru-RU" w:eastAsia="ru-RU"/>
+        </w:rPr>
+        <w:t xml:space="preserve">_1 ... </w:t>
+      </w:r>
+      <w:r>
+        <w:rPr>
+          <w:lang w:eastAsia="ru-RU"/>
+        </w:rPr>
+        <w:t>hold</w:t>
+      </w:r>
+      <w:r>
+        <w:rPr>
+          <w:lang w:val="ru-RU" w:eastAsia="ru-RU"/>
+        </w:rPr>
+        <w:t>_</w:t>
+      </w:r>
+      <w:r>
+        <w:rPr>
+          <w:lang w:eastAsia="ru-RU"/>
+        </w:rPr>
+        <w:t>return</w:t>
+      </w:r>
+      <w:r>
+        <w:rPr>
+          <w:lang w:val="ru-RU" w:eastAsia="ru-RU"/>
+        </w:rPr>
+        <w:t xml:space="preserve">_15. </w:t>
+      </w:r>
+      <w:r>
+        <w:rPr>
+          <w:lang w:val="ru-RU" w:eastAsia="ru-RU"/>
+        </w:rPr>
+        <w:lastRenderedPageBreak/>
+        <w:t xml:space="preserve">Первая группа описывает ожидаемую доходность при открытии позиции на следующей минуте и закрытии через заданный горизонт, а вторая — ожидаемую доходность удержания уже открытой позиции. Объединение этих двух групп образует общий набор выходов модели </w:t>
+      </w:r>
+      <w:r>
+        <w:rPr>
+          <w:lang w:eastAsia="ru-RU"/>
+        </w:rPr>
+        <w:t>MODEL</w:t>
+      </w:r>
+      <w:r>
+        <w:rPr>
+          <w:lang w:val="ru-RU" w:eastAsia="ru-RU"/>
+        </w:rPr>
+        <w:t>_</w:t>
+      </w:r>
+      <w:r>
+        <w:rPr>
+          <w:lang w:eastAsia="ru-RU"/>
+        </w:rPr>
+        <w:t>TARGET</w:t>
+      </w:r>
+      <w:r>
+        <w:rPr>
+          <w:lang w:val="ru-RU" w:eastAsia="ru-RU"/>
+        </w:rPr>
+        <w:t>_</w:t>
+      </w:r>
+      <w:r>
+        <w:rPr>
+          <w:lang w:eastAsia="ru-RU"/>
+        </w:rPr>
+        <w:t>COLS</w:t>
+      </w:r>
+      <w:r>
+        <w:rPr>
+          <w:lang w:val="ru-RU" w:eastAsia="ru-RU"/>
+        </w:rPr>
+        <w:t>.</w:t>
+      </w:r>
+    </w:p>
+    <w:p>
+      <w:pPr>
+        <w:rPr>
+          <w:lang w:val="ru-RU" w:eastAsia="ru-RU"/>
+        </w:rPr>
+      </w:pPr>
+      <w:r>
+        <w:rPr>
+          <w:lang w:val="ru-RU" w:eastAsia="ru-RU"/>
+        </w:rPr>
+        <w:t>Задача обучения была сведена к многомерной регрессии. Модель получает признаки текущей минуты или окно признаков за несколько минут и возвращает прогнозы для горизонтов от 1 до 15 минут. Один прогноз на фиксированный горизонт здесь недостаточен. При открытии позиции нужно оценить возможную доходность сделки, а при удержании позиции — проверить, имеет ли смысл оставаться в ней дальше.</w:t>
+      </w:r>
+    </w:p>
+    <w:p>
+      <w:pPr>
+        <w:rPr>
+          <w:lang w:val="ru-RU" w:eastAsia="ru-RU"/>
+        </w:rPr>
+      </w:pPr>
+      <w:r>
+        <w:rPr>
+          <w:lang w:val="ru-RU" w:eastAsia="ru-RU"/>
+        </w:rPr>
+        <w:t xml:space="preserve">Общие параметры эксперимента были вынесены в отдельный файл конфигурации. Максимальный горизонт прогнозирования был установлен равным 15 минутам, а размер входного окна для </w:t>
+      </w:r>
+      <w:r>
+        <w:rPr>
+          <w:lang w:val="ru-RU" w:eastAsia="ru-RU"/>
+        </w:rPr>
+        <w:t xml:space="preserve">последовательных </w:t>
+      </w:r>
+      <w:r>
+        <w:rPr>
+          <w:lang w:val="ru-RU" w:eastAsia="ru-RU"/>
+        </w:rPr>
+        <w:t xml:space="preserve">моделей — 30 минутам. Данные были разделены по времени: обучающая часть ограничивалась датой 2025-01-01, а </w:t>
+      </w:r>
       <w:proofErr w:type="spellStart"/>
       <w:r>
         <w:rPr>
-          <w:rFonts w:cs="Times New Roman"/>
-          <w:szCs w:val="28"/>
+          <w:lang w:val="ru-RU" w:eastAsia="ru-RU"/>
+        </w:rPr>
+        <w:t>валидационный</w:t>
+      </w:r>
+      <w:proofErr w:type="spellEnd"/>
+      <w:r>
+        <w:rPr>
+          <w:lang w:val="ru-RU" w:eastAsia="ru-RU"/>
+        </w:rPr>
+        <w:t xml:space="preserve"> интервал — датой 2025-07-01. Кроме того, отдельно были заданы названия двух этапов обучения: </w:t>
+      </w:r>
+      <w:proofErr w:type="spellStart"/>
+      <w:r>
+        <w:rPr>
+          <w:lang w:val="ru-RU" w:eastAsia="ru-RU"/>
+        </w:rPr>
+        <w:t>валидационный</w:t>
+      </w:r>
+      <w:proofErr w:type="spellEnd"/>
+      <w:r>
+        <w:rPr>
+          <w:lang w:val="ru-RU" w:eastAsia="ru-RU"/>
+        </w:rPr>
+        <w:t xml:space="preserve"> и</w:t>
+      </w:r>
+      <w:r>
+        <w:rPr>
+          <w:lang w:val="ru-RU" w:eastAsia="ru-RU"/>
+        </w:rPr>
+        <w:t xml:space="preserve"> финальный</w:t>
+      </w:r>
+      <w:r>
+        <w:rPr>
+          <w:lang w:val="ru-RU" w:eastAsia="ru-RU"/>
+        </w:rPr>
+        <w:t>. На этапе</w:t>
+      </w:r>
+      <w:r>
+        <w:rPr>
+          <w:lang w:val="ru-RU" w:eastAsia="ru-RU"/>
+        </w:rPr>
+        <w:t xml:space="preserve"> валидации</w:t>
+      </w:r>
+      <w:r>
+        <w:rPr>
+          <w:lang w:val="ru-RU" w:eastAsia="ru-RU"/>
+        </w:rPr>
+        <w:t xml:space="preserve"> модель обучалась только на </w:t>
+      </w:r>
+      <w:r>
+        <w:rPr>
+          <w:lang w:val="ru-RU" w:eastAsia="ru-RU"/>
+        </w:rPr>
+        <w:t xml:space="preserve">тренировочной </w:t>
+      </w:r>
+      <w:r>
+        <w:rPr>
+          <w:lang w:val="ru-RU" w:eastAsia="ru-RU"/>
+        </w:rPr>
+        <w:t xml:space="preserve">части и строила прогнозы для </w:t>
+      </w:r>
+      <w:proofErr w:type="spellStart"/>
+      <w:r>
+        <w:rPr>
+          <w:lang w:val="ru-RU" w:eastAsia="ru-RU"/>
+        </w:rPr>
+        <w:t>валидационной</w:t>
+      </w:r>
+      <w:proofErr w:type="spellEnd"/>
+      <w:r>
+        <w:rPr>
+          <w:lang w:val="ru-RU" w:eastAsia="ru-RU"/>
+        </w:rPr>
+        <w:t xml:space="preserve"> </w:t>
+      </w:r>
+      <w:r>
+        <w:rPr>
+          <w:lang w:val="ru-RU" w:eastAsia="ru-RU"/>
+        </w:rPr>
+        <w:t xml:space="preserve">выборки. На </w:t>
+      </w:r>
+      <w:r>
+        <w:rPr>
+          <w:lang w:val="ru-RU" w:eastAsia="ru-RU"/>
+        </w:rPr>
+        <w:t xml:space="preserve">финальном </w:t>
+      </w:r>
+      <w:r>
+        <w:rPr>
+          <w:lang w:val="ru-RU" w:eastAsia="ru-RU"/>
+        </w:rPr>
+        <w:t>этапе модель переобучалась на объединении</w:t>
+      </w:r>
+      <w:r>
+        <w:rPr>
+          <w:lang w:val="ru-RU" w:eastAsia="ru-RU"/>
+        </w:rPr>
+        <w:t xml:space="preserve"> тренировочной</w:t>
+      </w:r>
+      <w:r>
+        <w:rPr>
+          <w:lang w:val="ru-RU" w:eastAsia="ru-RU"/>
+        </w:rPr>
+        <w:t xml:space="preserve"> и</w:t>
+      </w:r>
+      <w:r>
+        <w:rPr>
+          <w:lang w:val="ru-RU" w:eastAsia="ru-RU"/>
+        </w:rPr>
+        <w:t xml:space="preserve"> </w:t>
+      </w:r>
+      <w:proofErr w:type="spellStart"/>
+      <w:r>
+        <w:rPr>
+          <w:lang w:val="ru-RU" w:eastAsia="ru-RU"/>
+        </w:rPr>
+        <w:t>валидационной</w:t>
+      </w:r>
+      <w:proofErr w:type="spellEnd"/>
+      <w:r>
+        <w:rPr>
+          <w:lang w:val="ru-RU" w:eastAsia="ru-RU"/>
+        </w:rPr>
+        <w:t xml:space="preserve"> выборок</w:t>
+      </w:r>
+      <w:r>
+        <w:rPr>
+          <w:lang w:val="ru-RU" w:eastAsia="ru-RU"/>
+        </w:rPr>
+        <w:t xml:space="preserve">, после чего строила прогнозы для </w:t>
+      </w:r>
+      <w:r>
+        <w:rPr>
+          <w:lang w:val="ru-RU" w:eastAsia="ru-RU"/>
+        </w:rPr>
+        <w:t xml:space="preserve">тестовой </w:t>
+      </w:r>
+      <w:r>
+        <w:rPr>
+          <w:lang w:val="ru-RU" w:eastAsia="ru-RU"/>
+        </w:rPr>
+        <w:t>выборки.</w:t>
+      </w:r>
+    </w:p>
+    <w:p>
+      <w:pPr>
+        <w:rPr>
+          <w:lang w:val="ru-RU" w:eastAsia="ru-RU"/>
+        </w:rPr>
+      </w:pPr>
+      <w:r>
+        <w:rPr>
+          <w:lang w:val="ru-RU" w:eastAsia="ru-RU"/>
+        </w:rPr>
+        <w:t xml:space="preserve">Обучение классических табличных моделей выполнялось непосредственно по строкам файла </w:t>
+      </w:r>
+      <w:r>
+        <w:rPr>
           <w:lang w:eastAsia="ru-RU"/>
         </w:rPr>
-        <w:t>json</w:t>
+        <w:t>minute</w:t>
+      </w:r>
+      <w:r>
+        <w:rPr>
+          <w:lang w:val="ru-RU" w:eastAsia="ru-RU"/>
+        </w:rPr>
+        <w:t>_</w:t>
+      </w:r>
+      <w:proofErr w:type="gramStart"/>
+      <w:r>
+        <w:rPr>
+          <w:lang w:eastAsia="ru-RU"/>
+        </w:rPr>
+        <w:t>dataset</w:t>
+      </w:r>
+      <w:r>
+        <w:rPr>
+          <w:lang w:val="ru-RU" w:eastAsia="ru-RU"/>
+        </w:rPr>
+        <w:t>.</w:t>
+      </w:r>
+      <w:r>
+        <w:rPr>
+          <w:lang w:eastAsia="ru-RU"/>
+        </w:rPr>
+        <w:t>parquet</w:t>
+      </w:r>
+      <w:proofErr w:type="gramEnd"/>
+      <w:r>
+        <w:rPr>
+          <w:lang w:val="ru-RU" w:eastAsia="ru-RU"/>
+        </w:rPr>
+        <w:t xml:space="preserve">. Для этого считывалась обучающая часть датасета с условием </w:t>
+      </w:r>
+      <w:r>
+        <w:rPr>
+          <w:lang w:eastAsia="ru-RU"/>
+        </w:rPr>
+        <w:t>begin</w:t>
+      </w:r>
+      <w:r>
+        <w:rPr>
+          <w:lang w:val="ru-RU" w:eastAsia="ru-RU"/>
+        </w:rPr>
+        <w:t xml:space="preserve"> </w:t>
+      </w:r>
+      <w:proofErr w:type="gramStart"/>
+      <w:r>
+        <w:rPr>
+          <w:lang w:val="ru-RU" w:eastAsia="ru-RU"/>
+        </w:rPr>
+        <w:t xml:space="preserve">&lt; </w:t>
+      </w:r>
+      <w:r>
+        <w:rPr>
+          <w:lang w:eastAsia="ru-RU"/>
+        </w:rPr>
+        <w:t>train</w:t>
+      </w:r>
+      <w:proofErr w:type="gramEnd"/>
+      <w:r>
+        <w:rPr>
+          <w:lang w:val="ru-RU" w:eastAsia="ru-RU"/>
+        </w:rPr>
+        <w:t>_</w:t>
+      </w:r>
+      <w:r>
+        <w:rPr>
+          <w:lang w:eastAsia="ru-RU"/>
+        </w:rPr>
+        <w:t>until</w:t>
+      </w:r>
+      <w:r>
+        <w:rPr>
+          <w:lang w:val="ru-RU" w:eastAsia="ru-RU"/>
+        </w:rPr>
+        <w:t xml:space="preserve">, после чего выполнялась проверка наличия всех необходимых признаков и целевых колонок, а также проверка отсутствия </w:t>
+      </w:r>
+      <w:proofErr w:type="spellStart"/>
+      <w:r>
+        <w:rPr>
+          <w:lang w:eastAsia="ru-RU"/>
+        </w:rPr>
+        <w:t>NaN</w:t>
       </w:r>
       <w:proofErr w:type="spellEnd"/>
       <w:r>
         <w:rPr>
-          <w:rFonts w:cs="Times New Roman"/>
-          <w:szCs w:val="28"/>
-          <w:lang w:val="ru-RU" w:eastAsia="ru-RU"/>
-        </w:rPr>
-        <w:t xml:space="preserve">, в котором фиксировались путь к исходному датасету, горизонт прогнозирования, размер входного окна, список признаков, список целевых колонок, максимальный размер </w:t>
-      </w:r>
-      <w:r>
-        <w:rPr>
-          <w:rFonts w:cs="Times New Roman"/>
-          <w:szCs w:val="28"/>
-          <w:lang w:val="ru-RU" w:eastAsia="ru-RU"/>
-        </w:rPr>
-        <w:t>фрагмента набора данных</w:t>
-      </w:r>
-      <w:r>
-        <w:rPr>
-          <w:rFonts w:cs="Times New Roman"/>
-          <w:szCs w:val="28"/>
-          <w:lang w:val="ru-RU" w:eastAsia="ru-RU"/>
-        </w:rPr>
-        <w:t xml:space="preserve"> и информация о сформированных файлах</w:t>
-      </w:r>
-      <w:r>
-        <w:rPr>
-          <w:rFonts w:cs="Times New Roman"/>
-          <w:szCs w:val="28"/>
-          <w:lang w:val="ru-RU" w:eastAsia="ru-RU"/>
-        </w:rPr>
-        <w:t>-фрагментах</w:t>
-      </w:r>
-      <w:r>
-        <w:rPr>
-          <w:rFonts w:cs="Times New Roman"/>
-          <w:szCs w:val="28"/>
-          <w:lang w:val="ru-RU" w:eastAsia="ru-RU"/>
-        </w:rPr>
-        <w:t>. Отдельно поддерживались два режима подготовки:</w:t>
-      </w:r>
-      <w:r>
-        <w:rPr>
-          <w:rFonts w:cs="Times New Roman"/>
-          <w:szCs w:val="28"/>
-          <w:lang w:val="ru-RU" w:eastAsia="ru-RU"/>
-        </w:rPr>
-        <w:t xml:space="preserve"> тренировочный</w:t>
-      </w:r>
-      <w:r>
-        <w:rPr>
-          <w:rFonts w:cs="Times New Roman"/>
-          <w:szCs w:val="28"/>
-          <w:lang w:val="ru-RU" w:eastAsia="ru-RU"/>
-        </w:rPr>
-        <w:t xml:space="preserve">, используемый для обучения на обучающей части данных, и </w:t>
+          <w:lang w:val="ru-RU" w:eastAsia="ru-RU"/>
+        </w:rPr>
+        <w:t xml:space="preserve">, </w:t>
+      </w:r>
+      <w:r>
+        <w:rPr>
+          <w:lang w:eastAsia="ru-RU"/>
+        </w:rPr>
+        <w:t>inf</w:t>
+      </w:r>
+      <w:r>
+        <w:rPr>
+          <w:lang w:val="ru-RU" w:eastAsia="ru-RU"/>
+        </w:rPr>
+        <w:t xml:space="preserve"> и -</w:t>
+      </w:r>
+      <w:r>
+        <w:rPr>
+          <w:lang w:eastAsia="ru-RU"/>
+        </w:rPr>
+        <w:t>inf</w:t>
+      </w:r>
+      <w:r>
+        <w:rPr>
+          <w:lang w:val="ru-RU" w:eastAsia="ru-RU"/>
+        </w:rPr>
+        <w:t>. Такой контроль был добавлен для того, чтобы ошибки подготовки данных не приводили к некорректному обучению моделей. Для табличных моделей использовались только текущие признаки строки, то есть каждая минута рассматривалась как отдельное наблюдение.</w:t>
+      </w:r>
+    </w:p>
+    <w:p>
+      <w:pPr>
+        <w:rPr>
+          <w:lang w:val="ru-RU" w:eastAsia="ru-RU"/>
+        </w:rPr>
+      </w:pPr>
+      <w:r>
+        <w:rPr>
+          <w:lang w:val="ru-RU" w:eastAsia="ru-RU"/>
+        </w:rPr>
+        <w:lastRenderedPageBreak/>
+        <w:t xml:space="preserve">Для моделей машинного обучения были заданы отдельные параметры обучения. Для </w:t>
+      </w:r>
+      <w:r>
+        <w:rPr>
+          <w:lang w:eastAsia="ru-RU"/>
+        </w:rPr>
+        <w:t>Ridge</w:t>
+      </w:r>
+      <w:r>
+        <w:rPr>
+          <w:lang w:val="ru-RU" w:eastAsia="ru-RU"/>
+        </w:rPr>
+        <w:t xml:space="preserve"> (гребневой регрессии)</w:t>
+      </w:r>
+      <w:r>
+        <w:rPr>
+          <w:lang w:val="ru-RU" w:eastAsia="ru-RU"/>
+        </w:rPr>
+        <w:t xml:space="preserve"> использовался коэффициент регуляризации </w:t>
+      </w:r>
+      <w:r>
+        <w:rPr>
+          <w:lang w:eastAsia="ru-RU"/>
+        </w:rPr>
+        <w:t>alpha</w:t>
+      </w:r>
+      <w:r>
+        <w:rPr>
+          <w:lang w:val="ru-RU" w:eastAsia="ru-RU"/>
+        </w:rPr>
+        <w:t xml:space="preserve"> = 1.0. </w:t>
+      </w:r>
+      <w:r>
+        <w:rPr>
+          <w:lang w:eastAsia="ru-RU"/>
+        </w:rPr>
+        <w:t>CatBoost</w:t>
+      </w:r>
+      <w:r>
+        <w:rPr>
+          <w:lang w:val="ru-RU" w:eastAsia="ru-RU"/>
+        </w:rPr>
+        <w:t xml:space="preserve"> был реализован как модель многомерной регрессии с функцией потерь </w:t>
       </w:r>
       <w:proofErr w:type="spellStart"/>
       <w:r>
         <w:rPr>
-          <w:rFonts w:cs="Times New Roman"/>
-          <w:szCs w:val="28"/>
-          <w:lang w:val="ru-RU" w:eastAsia="ru-RU"/>
-        </w:rPr>
-        <w:t>тренировочно-валидационный</w:t>
+          <w:lang w:eastAsia="ru-RU"/>
+        </w:rPr>
+        <w:t>MultiRMSE</w:t>
       </w:r>
       <w:proofErr w:type="spellEnd"/>
       <w:r>
         <w:rPr>
-          <w:rFonts w:cs="Times New Roman"/>
-          <w:szCs w:val="28"/>
-          <w:lang w:val="ru-RU" w:eastAsia="ru-RU"/>
-        </w:rPr>
-        <w:t xml:space="preserve">, используемый для финального обучения на объединении обучающей и </w:t>
+          <w:lang w:val="ru-RU" w:eastAsia="ru-RU"/>
+        </w:rPr>
+        <w:t>: число итераций обучения составило 300, скорость обучения — 0</w:t>
+      </w:r>
+      <w:r>
+        <w:rPr>
+          <w:lang w:val="ru-RU" w:eastAsia="ru-RU"/>
+        </w:rPr>
+        <w:t>,</w:t>
+      </w:r>
+      <w:r>
+        <w:rPr>
+          <w:lang w:val="ru-RU" w:eastAsia="ru-RU"/>
+        </w:rPr>
+        <w:t xml:space="preserve">05, глубина деревьев — 8, коэффициент </w:t>
+      </w:r>
+      <w:r>
+        <w:rPr>
+          <w:lang w:eastAsia="ru-RU"/>
+        </w:rPr>
+        <w:t>L</w:t>
+      </w:r>
+      <w:r>
+        <w:rPr>
+          <w:lang w:val="ru-RU" w:eastAsia="ru-RU"/>
+        </w:rPr>
+        <w:t>2-регуляризации листьев — 3</w:t>
+      </w:r>
+      <w:r>
+        <w:rPr>
+          <w:lang w:val="ru-RU" w:eastAsia="ru-RU"/>
+        </w:rPr>
+        <w:t>,</w:t>
+      </w:r>
+      <w:r>
+        <w:rPr>
+          <w:lang w:val="ru-RU" w:eastAsia="ru-RU"/>
+        </w:rPr>
+        <w:t xml:space="preserve">0. Обучение </w:t>
+      </w:r>
+      <w:r>
+        <w:rPr>
+          <w:lang w:eastAsia="ru-RU"/>
+        </w:rPr>
+        <w:t>CatBoost</w:t>
+      </w:r>
+      <w:r>
+        <w:rPr>
+          <w:lang w:val="ru-RU" w:eastAsia="ru-RU"/>
+        </w:rPr>
+        <w:t xml:space="preserve"> выполнялось в </w:t>
+      </w:r>
+      <w:r>
+        <w:rPr>
+          <w:lang w:eastAsia="ru-RU"/>
+        </w:rPr>
+        <w:t>GPU</w:t>
+      </w:r>
+      <w:r>
+        <w:rPr>
+          <w:lang w:val="ru-RU" w:eastAsia="ru-RU"/>
+        </w:rPr>
+        <w:t xml:space="preserve">-режиме, что позволило ускорить обработку большого объёма минутных данных. Для случайного леса использовалось 50 деревьев, максимальная глубина каждого дерева была ограничена значением 10, минимальное число объектов в листе составляло 100, а число признаков, рассматриваемых при разбиении, задавалось параметром </w:t>
+      </w:r>
+      <w:r>
+        <w:rPr>
+          <w:lang w:eastAsia="ru-RU"/>
+        </w:rPr>
+        <w:t>sqrt</w:t>
+      </w:r>
+      <w:r>
+        <w:rPr>
+          <w:lang w:val="ru-RU" w:eastAsia="ru-RU"/>
+        </w:rPr>
+        <w:t xml:space="preserve">. Для отдельного дерева решений максимальная глубина была равна 8, а минимальное число объектов в листе — 100. Для воспроизводимости эксперимента были зафиксированы </w:t>
+      </w:r>
+      <w:r>
+        <w:rPr>
+          <w:lang w:val="ru-RU" w:eastAsia="ru-RU"/>
+        </w:rPr>
+        <w:t>начальные значения генератора случайных чисел</w:t>
+      </w:r>
+      <w:r>
+        <w:rPr>
+          <w:lang w:val="ru-RU" w:eastAsia="ru-RU"/>
+        </w:rPr>
+        <w:t>.</w:t>
+      </w:r>
+    </w:p>
+    <w:p>
+      <w:pPr>
+        <w:rPr>
+          <w:lang w:val="ru-RU" w:eastAsia="ru-RU"/>
+        </w:rPr>
+      </w:pPr>
+      <w:r>
+        <w:rPr>
+          <w:lang w:val="ru-RU" w:eastAsia="ru-RU"/>
+        </w:rPr>
+        <w:t xml:space="preserve">Введение ограничений на глубину деревьев и минимальное число объектов в листе было необходимо по двум причинам. Во-первых, минутные биржевые данные содержат большое количество шумовых краткосрочных колебаний, поэтому слишком глубокие деревья могли бы запоминать частные особенности обучающего периода. Во-вторых, ограничение сложности моделей снижает вычислительные затраты и делает обучение более устойчивым при большом числе строк в датасете. Для моделей </w:t>
+      </w:r>
+      <w:r>
+        <w:rPr>
+          <w:lang w:val="ru-RU" w:eastAsia="ru-RU"/>
+        </w:rPr>
+        <w:t xml:space="preserve">на основе деревьев </w:t>
+      </w:r>
+      <w:r>
+        <w:rPr>
+          <w:lang w:val="ru-RU" w:eastAsia="ru-RU"/>
+        </w:rPr>
+        <w:t xml:space="preserve">масштабирование признаков не выполнялось, поскольку деревья решений и их ансамбли не требуют нормализации признакового пространства. Для </w:t>
+      </w:r>
+      <w:r>
+        <w:rPr>
+          <w:lang w:eastAsia="ru-RU"/>
+        </w:rPr>
+        <w:t>Ridge</w:t>
+      </w:r>
+      <w:r>
+        <w:rPr>
+          <w:lang w:val="ru-RU" w:eastAsia="ru-RU"/>
+        </w:rPr>
+        <w:t xml:space="preserve">, напротив, применялся </w:t>
       </w:r>
       <w:proofErr w:type="spellStart"/>
       <w:r>
         <w:rPr>
-          <w:rFonts w:cs="Times New Roman"/>
-          <w:szCs w:val="28"/>
-          <w:lang w:val="ru-RU" w:eastAsia="ru-RU"/>
-        </w:rPr>
-        <w:t>валидационной</w:t>
+          <w:lang w:eastAsia="ru-RU"/>
+        </w:rPr>
+        <w:t>StandardScaler</w:t>
       </w:r>
       <w:proofErr w:type="spellEnd"/>
       <w:r>
         <w:rPr>
-          <w:rFonts w:cs="Times New Roman"/>
-          <w:szCs w:val="28"/>
-          <w:lang w:val="ru-RU" w:eastAsia="ru-RU"/>
-        </w:rPr>
-        <w:t xml:space="preserve"> выборок.</w:t>
-      </w:r>
-    </w:p>
-    <w:p>
-      <w:pPr>
-        <w:rPr>
-          <w:rFonts w:cs="Times New Roman"/>
-          <w:szCs w:val="28"/>
-          <w:lang w:val="ru-RU" w:eastAsia="ru-RU"/>
-        </w:rPr>
-      </w:pPr>
-      <w:r>
-        <w:rPr>
-          <w:rFonts w:cs="Times New Roman"/>
-          <w:szCs w:val="28"/>
-          <w:lang w:val="ru-RU" w:eastAsia="ru-RU"/>
-        </w:rPr>
-        <w:t xml:space="preserve">Таким образом, результатом первого этапа стал подготовленный набор данных, включающий отобранные ликвидные акции Московской биржи, исходные минутные параметры, производные признаки и целевые значения для </w:t>
-      </w:r>
-      <w:r>
-        <w:rPr>
-          <w:rFonts w:cs="Times New Roman"/>
-          <w:szCs w:val="28"/>
+          <w:lang w:val="ru-RU" w:eastAsia="ru-RU"/>
+        </w:rPr>
+        <w:t>, так как линейная модель чувствительна к масштабу входных признаков.</w:t>
+      </w:r>
+    </w:p>
+    <w:p>
+      <w:pPr>
+        <w:rPr>
+          <w:lang w:val="ru-RU" w:eastAsia="ru-RU"/>
+        </w:rPr>
+      </w:pPr>
+      <w:r>
+        <w:rPr>
+          <w:lang w:val="ru-RU" w:eastAsia="ru-RU"/>
+        </w:rPr>
+        <w:t xml:space="preserve">Нейросетевые модели обучались иначе. Поскольку </w:t>
+      </w:r>
+      <w:r>
+        <w:rPr>
+          <w:lang w:eastAsia="ru-RU"/>
+        </w:rPr>
+        <w:t>GRU</w:t>
+      </w:r>
+      <w:r>
+        <w:rPr>
+          <w:lang w:val="ru-RU" w:eastAsia="ru-RU"/>
+        </w:rPr>
+        <w:t xml:space="preserve">, </w:t>
+      </w:r>
+      <w:r>
+        <w:rPr>
+          <w:lang w:eastAsia="ru-RU"/>
+        </w:rPr>
+        <w:t>LSTM</w:t>
+      </w:r>
+      <w:r>
+        <w:rPr>
+          <w:lang w:val="ru-RU" w:eastAsia="ru-RU"/>
+        </w:rPr>
+        <w:t>,</w:t>
+      </w:r>
+      <w:r>
+        <w:rPr>
+          <w:lang w:val="ru-RU" w:eastAsia="ru-RU"/>
+        </w:rPr>
+        <w:t xml:space="preserve"> трансформер</w:t>
+      </w:r>
+      <w:r>
+        <w:rPr>
+          <w:lang w:val="ru-RU" w:eastAsia="ru-RU"/>
+        </w:rPr>
+        <w:t xml:space="preserve"> и </w:t>
+      </w:r>
+      <w:r>
+        <w:rPr>
+          <w:lang w:eastAsia="ru-RU"/>
+        </w:rPr>
+        <w:t>TCN</w:t>
+      </w:r>
+      <w:r>
+        <w:rPr>
+          <w:lang w:val="ru-RU" w:eastAsia="ru-RU"/>
+        </w:rPr>
+        <w:t xml:space="preserve"> должны учитывать порядок наблюдений во времени, для них использовались предварительно подготовленные файлы</w:t>
+      </w:r>
+      <w:r>
+        <w:rPr>
+          <w:lang w:val="ru-RU" w:eastAsia="ru-RU"/>
+        </w:rPr>
+        <w:t>-фрагменты</w:t>
+      </w:r>
+      <w:r>
+        <w:rPr>
+          <w:lang w:val="ru-RU" w:eastAsia="ru-RU"/>
+        </w:rPr>
+        <w:t>. В каждом файле</w:t>
+      </w:r>
+      <w:r>
+        <w:rPr>
+          <w:lang w:val="ru-RU" w:eastAsia="ru-RU"/>
+        </w:rPr>
+        <w:t>-фрагменте</w:t>
+      </w:r>
+      <w:r>
+        <w:rPr>
+          <w:lang w:val="ru-RU" w:eastAsia="ru-RU"/>
+        </w:rPr>
+        <w:t xml:space="preserve"> сохранялись массивы </w:t>
+      </w:r>
+      <w:r>
+        <w:rPr>
+          <w:lang w:eastAsia="ru-RU"/>
+        </w:rPr>
+        <w:t>x</w:t>
+      </w:r>
+      <w:r>
+        <w:rPr>
+          <w:lang w:val="ru-RU" w:eastAsia="ru-RU"/>
+        </w:rPr>
+        <w:t xml:space="preserve"> с признаками и </w:t>
+      </w:r>
+      <w:r>
+        <w:rPr>
+          <w:lang w:eastAsia="ru-RU"/>
+        </w:rPr>
+        <w:t>y</w:t>
+      </w:r>
+      <w:r>
+        <w:rPr>
+          <w:lang w:val="ru-RU" w:eastAsia="ru-RU"/>
+        </w:rPr>
+        <w:t xml:space="preserve"> с целевыми значениями, а также длины групп, идентификаторы бумаг и торговые даты. </w:t>
+      </w:r>
+      <w:r>
+        <w:rPr>
           <w:lang w:val="ru-RU" w:eastAsia="ru-RU"/>
         </w:rPr>
         <w:lastRenderedPageBreak/>
-        <w:t xml:space="preserve">прогнозирования и исторического тестирования. Для классических моделей машинного обучения использовался единый файл </w:t>
-      </w:r>
-      <w:r>
-        <w:rPr>
-          <w:rFonts w:cs="Times New Roman"/>
-          <w:szCs w:val="28"/>
-          <w:lang w:eastAsia="ru-RU"/>
-        </w:rPr>
-        <w:t>minute</w:t>
-      </w:r>
-      <w:r>
-        <w:rPr>
-          <w:rFonts w:cs="Times New Roman"/>
-          <w:szCs w:val="28"/>
-          <w:lang w:val="ru-RU" w:eastAsia="ru-RU"/>
-        </w:rPr>
-        <w:t>_</w:t>
-      </w:r>
-      <w:r>
-        <w:rPr>
-          <w:rFonts w:cs="Times New Roman"/>
-          <w:szCs w:val="28"/>
-          <w:lang w:eastAsia="ru-RU"/>
-        </w:rPr>
-        <w:t>dataset</w:t>
-      </w:r>
-      <w:r>
-        <w:rPr>
-          <w:rFonts w:cs="Times New Roman"/>
-          <w:szCs w:val="28"/>
-          <w:lang w:val="ru-RU" w:eastAsia="ru-RU"/>
-        </w:rPr>
-        <w:t>.</w:t>
-      </w:r>
-      <w:r>
-        <w:rPr>
-          <w:rFonts w:cs="Times New Roman"/>
-          <w:szCs w:val="28"/>
-          <w:lang w:eastAsia="ru-RU"/>
-        </w:rPr>
-        <w:t>parquet</w:t>
-      </w:r>
-      <w:r>
-        <w:rPr>
-          <w:rFonts w:cs="Times New Roman"/>
-          <w:szCs w:val="28"/>
-          <w:lang w:val="ru-RU" w:eastAsia="ru-RU"/>
-        </w:rPr>
-        <w:t xml:space="preserve">, а для нейросетевых </w:t>
-      </w:r>
-      <w:r>
-        <w:rPr>
-          <w:rFonts w:cs="Times New Roman"/>
-          <w:szCs w:val="28"/>
+        <w:t>Группировка по бумаге и торговому дню необходима для того, чтобы входные окна не пересекали границы разных инструментов и разных торговых дней. В противном случае модель могла бы получать искусственные последовательности, не соответствующие реальному ходу торгов.</w:t>
+      </w:r>
+    </w:p>
+    <w:p>
+      <w:pPr>
+        <w:rPr>
+          <w:lang w:val="ru-RU" w:eastAsia="ru-RU"/>
+        </w:rPr>
+      </w:pPr>
+      <w:r>
+        <w:rPr>
+          <w:lang w:val="ru-RU" w:eastAsia="ru-RU"/>
+        </w:rPr>
+        <w:t xml:space="preserve">Для </w:t>
+      </w:r>
+      <w:r>
+        <w:rPr>
           <w:lang w:val="ru-RU" w:eastAsia="ru-RU"/>
         </w:rPr>
         <w:t xml:space="preserve">последовательных </w:t>
       </w:r>
       <w:r>
         <w:rPr>
-          <w:rFonts w:cs="Times New Roman"/>
-          <w:szCs w:val="28"/>
-          <w:lang w:val="ru-RU" w:eastAsia="ru-RU"/>
-        </w:rPr>
-        <w:t>моделей дополнительно были сформированы файлы</w:t>
-      </w:r>
-      <w:r>
-        <w:rPr>
-          <w:rFonts w:cs="Times New Roman"/>
-          <w:szCs w:val="28"/>
-          <w:lang w:val="ru-RU" w:eastAsia="ru-RU"/>
-        </w:rPr>
-        <w:t>-фрагменты</w:t>
-      </w:r>
-      <w:r>
-        <w:rPr>
-          <w:rFonts w:cs="Times New Roman"/>
-          <w:szCs w:val="28"/>
-          <w:lang w:val="ru-RU" w:eastAsia="ru-RU"/>
-        </w:rPr>
-        <w:t>, обеспечивающие эффективное обучение на последовательностях минутных наблюдений.</w:t>
-      </w:r>
-    </w:p>
-    <w:p>
-      <w:pPr>
-        <w:pStyle w:val="2"/>
-        <w:rPr>
-          <w:lang w:val="ru-RU"/>
-        </w:rPr>
-      </w:pPr>
-      <w:bookmarkStart w:id="15" w:name="_Toc229943161"/>
-      <w:r>
-        <w:rPr>
-          <w:lang w:val="ru-RU"/>
-        </w:rPr>
-        <w:t xml:space="preserve">3.2 </w:t>
-      </w:r>
-      <w:r>
-        <w:rPr>
-          <w:lang w:val="ru-RU"/>
-        </w:rPr>
-        <w:t>Реализация и обучение прогнозирующих моделей</w:t>
-      </w:r>
-      <w:bookmarkEnd w:id="15"/>
-    </w:p>
-    <w:p>
-      <w:pPr>
-        <w:rPr>
-          <w:lang w:val="ru-RU" w:eastAsia="ru-RU"/>
-        </w:rPr>
-      </w:pPr>
-      <w:r>
-        <w:rPr>
-          <w:lang w:val="ru-RU" w:eastAsia="ru-RU"/>
-        </w:rPr>
-        <w:t>После формирования единого набора данных была реализована подсистема обучения прогнозирующих моделей. Её назначение состоит в том, чтобы по рассчитанным признакам сформировать численный прогноз будущей доходности, который затем используется модулем исторического тестирования для принятия торговых решений. Обучение моделей и построение прогнозов были вынесены в отдельный программный модуль, что позволило отделить этап прогнозирования от этапа проверки торговой стратегии.</w:t>
-      </w:r>
-    </w:p>
-    <w:p>
-      <w:pPr>
-        <w:rPr>
-          <w:lang w:val="ru-RU" w:eastAsia="ru-RU"/>
-        </w:rPr>
-      </w:pPr>
-      <w:r>
-        <w:rPr>
-          <w:lang w:val="ru-RU" w:eastAsia="ru-RU"/>
-        </w:rPr>
-        <w:t xml:space="preserve">В работе использовались несколько групп методов. Первую группу составила </w:t>
-      </w:r>
-      <w:r>
-        <w:rPr>
-          <w:lang w:val="ru-RU" w:eastAsia="ru-RU"/>
-        </w:rPr>
-        <w:t>гребневая регрессия</w:t>
-      </w:r>
-      <w:r>
-        <w:rPr>
-          <w:lang w:val="ru-RU" w:eastAsia="ru-RU"/>
-        </w:rPr>
-        <w:t>, применяемая как прост</w:t>
-      </w:r>
-      <w:r>
-        <w:rPr>
-          <w:lang w:val="ru-RU" w:eastAsia="ru-RU"/>
-        </w:rPr>
-        <w:t>ая</w:t>
-      </w:r>
-      <w:r>
-        <w:rPr>
-          <w:lang w:val="ru-RU" w:eastAsia="ru-RU"/>
-        </w:rPr>
-        <w:t xml:space="preserve"> и устойчив</w:t>
-      </w:r>
-      <w:r>
-        <w:rPr>
-          <w:lang w:val="ru-RU" w:eastAsia="ru-RU"/>
-        </w:rPr>
-        <w:t>ая</w:t>
-      </w:r>
+          <w:lang w:val="ru-RU" w:eastAsia="ru-RU"/>
+        </w:rPr>
+        <w:t>моделей использовалось входное окно длиной 30 минут. Это означает, что при построении прогноза модель получала не только признаки текущей минуты, но и историю предыдущих минутных наблюдений. Такой подход позволяет учитывать краткосрочную динамику цены, объёма и волатильности. При этом целевой вектор оставался тем же: модель прогнозировала доходности открытия и удержания позиции на горизонтах от 1 до 15 минут. В процессе обучения целевые значения масштабировались в базисные пункты, что делало численные значения более удобными для оптимизации нейросетевых моделей.</w:t>
+      </w:r>
+    </w:p>
+    <w:p>
+      <w:pPr>
+        <w:rPr>
+          <w:lang w:val="ru-RU" w:eastAsia="ru-RU"/>
+        </w:rPr>
+      </w:pPr>
+      <w:r>
+        <w:rPr>
+          <w:lang w:val="ru-RU" w:eastAsia="ru-RU"/>
+        </w:rPr>
+        <w:t>Для нейросетевых моделей были заданы отдельные архитектурные и обучающие параметры. Для GRU и LSTM использовались скрытый размер 320, три слоя, метод случайного отключения нейронов (</w:t>
+      </w:r>
+      <w:proofErr w:type="spellStart"/>
+      <w:r>
+        <w:rPr>
+          <w:lang w:val="ru-RU" w:eastAsia="ru-RU"/>
+        </w:rPr>
+        <w:t>dropout</w:t>
+      </w:r>
+      <w:proofErr w:type="spellEnd"/>
+      <w:r>
+        <w:rPr>
+          <w:lang w:val="ru-RU" w:eastAsia="ru-RU"/>
+        </w:rPr>
+        <w:t xml:space="preserve">) и оптимизация с заданной скоростью обучения. Для кодировщика трансформера были заданы размерность модели, число голов внимания, число слоёв, размер </w:t>
+      </w:r>
+      <w:proofErr w:type="spellStart"/>
+      <w:r>
+        <w:rPr>
+          <w:lang w:val="ru-RU" w:eastAsia="ru-RU"/>
+        </w:rPr>
+        <w:t>полносвязного</w:t>
+      </w:r>
+      <w:proofErr w:type="spellEnd"/>
+      <w:r>
+        <w:rPr>
+          <w:lang w:val="ru-RU" w:eastAsia="ru-RU"/>
+        </w:rPr>
+        <w:t xml:space="preserve"> слоя и коэффициент </w:t>
+      </w:r>
+      <w:proofErr w:type="spellStart"/>
+      <w:r>
+        <w:rPr>
+          <w:lang w:val="ru-RU" w:eastAsia="ru-RU"/>
+        </w:rPr>
+        <w:t>dropout</w:t>
+      </w:r>
+      <w:proofErr w:type="spellEnd"/>
+      <w:r>
+        <w:rPr>
+          <w:lang w:val="ru-RU" w:eastAsia="ru-RU"/>
+        </w:rPr>
+        <w:t xml:space="preserve">. Для TCN использовался набор каналов [192, 192, 192], размер ядра свёртки 3, коэффициент </w:t>
+      </w:r>
+      <w:proofErr w:type="spellStart"/>
+      <w:r>
+        <w:rPr>
+          <w:lang w:val="ru-RU" w:eastAsia="ru-RU"/>
+        </w:rPr>
+        <w:t>dropout</w:t>
+      </w:r>
+      <w:proofErr w:type="spellEnd"/>
+      <w:r>
+        <w:rPr>
+          <w:lang w:val="ru-RU" w:eastAsia="ru-RU"/>
+        </w:rPr>
+        <w:t xml:space="preserve"> и отдельные параметры обучения. Для длительных запусков была предусмотрена возможность продолжения обучения с контрольной точки, включая восстановление состояния оптимизатора.</w:t>
+      </w:r>
+    </w:p>
+    <w:p>
+      <w:pPr>
+        <w:rPr>
+          <w:lang w:val="ru-RU" w:eastAsia="ru-RU"/>
+        </w:rPr>
+      </w:pPr>
+      <w:r>
+        <w:rPr>
+          <w:lang w:val="ru-RU" w:eastAsia="ru-RU"/>
+        </w:rPr>
+        <w:t xml:space="preserve">Результатом обучения каждой модели являлись сохранённые артефакты: сама модель, параметры масштабирования признаков, конфигурационный JSON-файл и, для нейросетевых моделей, </w:t>
+      </w:r>
+      <w:r>
+        <w:rPr>
+          <w:lang w:val="ru-RU" w:eastAsia="ru-RU"/>
+        </w:rPr>
+        <w:t xml:space="preserve">контрольные точки </w:t>
+      </w:r>
+      <w:r>
+        <w:rPr>
+          <w:lang w:val="ru-RU" w:eastAsia="ru-RU"/>
+        </w:rPr>
+        <w:t xml:space="preserve">в </w:t>
+      </w:r>
+      <w:proofErr w:type="gramStart"/>
+      <w:r>
+        <w:rPr>
+          <w:lang w:val="ru-RU" w:eastAsia="ru-RU"/>
+        </w:rPr>
+        <w:t>формате .</w:t>
+      </w:r>
+      <w:proofErr w:type="spellStart"/>
+      <w:proofErr w:type="gramEnd"/>
+      <w:r>
+        <w:rPr>
+          <w:lang w:val="ru-RU" w:eastAsia="ru-RU"/>
+        </w:rPr>
+        <w:t>pt</w:t>
+      </w:r>
+      <w:proofErr w:type="spellEnd"/>
+      <w:r>
+        <w:rPr>
+          <w:lang w:val="ru-RU" w:eastAsia="ru-RU"/>
+        </w:rPr>
+        <w:t>. Сохранение конфигурации необходимо для воспроизводимости эксперимента: вместе с моделью фиксируются используемый горизонт прогнозирования, размер окна, список признаков, список целевых колонок и параметры обучения.</w:t>
+      </w:r>
+    </w:p>
+    <w:p>
+      <w:pPr>
+        <w:rPr>
+          <w:lang w:val="ru-RU" w:eastAsia="ru-RU"/>
+        </w:rPr>
+      </w:pPr>
+      <w:r>
+        <w:rPr>
+          <w:lang w:val="ru-RU" w:eastAsia="ru-RU"/>
+        </w:rPr>
+        <w:lastRenderedPageBreak/>
+        <w:t xml:space="preserve">После обучения для каждой модели строились прогнозы для нужной выборки. </w:t>
+      </w:r>
+      <w:proofErr w:type="spellStart"/>
+      <w:r>
+        <w:rPr>
+          <w:lang w:val="ru-RU" w:eastAsia="ru-RU"/>
+        </w:rPr>
+        <w:t>Валидационная</w:t>
+      </w:r>
+      <w:proofErr w:type="spellEnd"/>
       <w:r>
         <w:rPr>
           <w:lang w:val="ru-RU" w:eastAsia="ru-RU"/>
@@ -19613,1229 +21155,58 @@
         <w:rPr>
           <w:lang w:val="ru-RU" w:eastAsia="ru-RU"/>
         </w:rPr>
-        <w:t xml:space="preserve">базовая модель </w:t>
-      </w:r>
-      <w:r>
-        <w:rPr>
-          <w:lang w:val="ru-RU" w:eastAsia="ru-RU"/>
-        </w:rPr>
-        <w:t xml:space="preserve">для табличных признаков. Вторую группу составили модели на основе решающих деревьев: </w:t>
-      </w:r>
-      <w:r>
-        <w:rPr>
-          <w:lang w:eastAsia="ru-RU"/>
-        </w:rPr>
-        <w:t>CatBoost</w:t>
-      </w:r>
-      <w:r>
-        <w:rPr>
-          <w:lang w:val="ru-RU" w:eastAsia="ru-RU"/>
-        </w:rPr>
-        <w:t xml:space="preserve">, случайный лес и дерево решений. Третью группу составили нейросетевые </w:t>
-      </w:r>
-      <w:r>
-        <w:rPr>
-          <w:lang w:val="ru-RU" w:eastAsia="ru-RU"/>
-        </w:rPr>
-        <w:t xml:space="preserve">последовательные </w:t>
-      </w:r>
-      <w:r>
-        <w:rPr>
-          <w:lang w:val="ru-RU" w:eastAsia="ru-RU"/>
-        </w:rPr>
-        <w:t xml:space="preserve">модели, работающие не с одной строкой признаков, а с последовательностью последних минутных наблюдений: </w:t>
-      </w:r>
-      <w:r>
-        <w:rPr>
-          <w:lang w:eastAsia="ru-RU"/>
-        </w:rPr>
-        <w:t>GRU</w:t>
-      </w:r>
-      <w:r>
-        <w:rPr>
-          <w:lang w:val="ru-RU" w:eastAsia="ru-RU"/>
-        </w:rPr>
-        <w:t xml:space="preserve">, </w:t>
-      </w:r>
-      <w:r>
-        <w:rPr>
-          <w:lang w:eastAsia="ru-RU"/>
-        </w:rPr>
-        <w:t>LSTM</w:t>
-      </w:r>
-      <w:r>
-        <w:rPr>
-          <w:lang w:val="ru-RU" w:eastAsia="ru-RU"/>
-        </w:rPr>
-        <w:t>,</w:t>
-      </w:r>
-      <w:r>
-        <w:rPr>
-          <w:lang w:val="ru-RU" w:eastAsia="ru-RU"/>
-        </w:rPr>
-        <w:t xml:space="preserve"> трансформер</w:t>
-      </w:r>
-      <w:r>
-        <w:rPr>
-          <w:lang w:val="ru-RU" w:eastAsia="ru-RU"/>
-        </w:rPr>
-        <w:t xml:space="preserve"> и </w:t>
-      </w:r>
-      <w:r>
-        <w:rPr>
-          <w:lang w:eastAsia="ru-RU"/>
-        </w:rPr>
-        <w:t>TCN</w:t>
-      </w:r>
-      <w:r>
-        <w:rPr>
-          <w:lang w:val="ru-RU" w:eastAsia="ru-RU"/>
-        </w:rPr>
-        <w:t xml:space="preserve">. Такой набор моделей позволил сравнить простые линейные методы, нелинейные табличные методы и нейросетевые архитектуры, учитывающие временной порядок наблюдений. В итоговом контуре исторического тестирования эти модели перечислены как </w:t>
-      </w:r>
-      <w:r>
-        <w:rPr>
-          <w:lang w:val="ru-RU" w:eastAsia="ru-RU"/>
-        </w:rPr>
-        <w:t>стратегии на основе прогнозирующих моделей</w:t>
-      </w:r>
-      <w:r>
-        <w:rPr>
-          <w:lang w:val="ru-RU" w:eastAsia="ru-RU"/>
-        </w:rPr>
-        <w:t xml:space="preserve">: </w:t>
-      </w:r>
-      <w:r>
-        <w:rPr>
-          <w:lang w:eastAsia="ru-RU"/>
-        </w:rPr>
-        <w:t>ridge</w:t>
-      </w:r>
-      <w:r>
-        <w:rPr>
-          <w:lang w:val="ru-RU" w:eastAsia="ru-RU"/>
-        </w:rPr>
-        <w:t xml:space="preserve">, </w:t>
+        <w:t xml:space="preserve">модель формировала файл </w:t>
       </w:r>
       <w:proofErr w:type="spellStart"/>
       <w:r>
         <w:rPr>
-          <w:lang w:eastAsia="ru-RU"/>
-        </w:rPr>
-        <w:t>catboost</w:t>
+          <w:lang w:val="ru-RU" w:eastAsia="ru-RU"/>
+        </w:rPr>
+        <w:t>valid_</w:t>
+      </w:r>
+      <w:proofErr w:type="gramStart"/>
+      <w:r>
+        <w:rPr>
+          <w:lang w:val="ru-RU" w:eastAsia="ru-RU"/>
+        </w:rPr>
+        <w:t>predictions.parquet</w:t>
       </w:r>
       <w:proofErr w:type="spellEnd"/>
-      <w:r>
-        <w:rPr>
-          <w:lang w:val="ru-RU" w:eastAsia="ru-RU"/>
-        </w:rPr>
-        <w:t xml:space="preserve">, </w:t>
-      </w:r>
-      <w:r>
-        <w:rPr>
-          <w:lang w:eastAsia="ru-RU"/>
-        </w:rPr>
-        <w:t>random</w:t>
-      </w:r>
-      <w:r>
-        <w:rPr>
-          <w:lang w:val="ru-RU" w:eastAsia="ru-RU"/>
-        </w:rPr>
-        <w:t>_</w:t>
-      </w:r>
-      <w:r>
-        <w:rPr>
-          <w:lang w:eastAsia="ru-RU"/>
-        </w:rPr>
-        <w:t>forest</w:t>
-      </w:r>
-      <w:r>
-        <w:rPr>
-          <w:lang w:val="ru-RU" w:eastAsia="ru-RU"/>
-        </w:rPr>
-        <w:t xml:space="preserve">, </w:t>
-      </w:r>
-      <w:r>
-        <w:rPr>
-          <w:lang w:eastAsia="ru-RU"/>
-        </w:rPr>
-        <w:t>decision</w:t>
-      </w:r>
-      <w:r>
-        <w:rPr>
-          <w:lang w:val="ru-RU" w:eastAsia="ru-RU"/>
-        </w:rPr>
-        <w:t>_</w:t>
-      </w:r>
-      <w:r>
-        <w:rPr>
-          <w:lang w:eastAsia="ru-RU"/>
-        </w:rPr>
-        <w:t>tree</w:t>
-      </w:r>
-      <w:r>
-        <w:rPr>
-          <w:lang w:val="ru-RU" w:eastAsia="ru-RU"/>
-        </w:rPr>
-        <w:t xml:space="preserve">, </w:t>
+      <w:proofErr w:type="gramEnd"/>
+      <w:r>
+        <w:rPr>
+          <w:lang w:val="ru-RU" w:eastAsia="ru-RU"/>
+        </w:rPr>
+        <w:t xml:space="preserve">, а </w:t>
+      </w:r>
+      <w:r>
+        <w:rPr>
+          <w:lang w:val="ru-RU" w:eastAsia="ru-RU"/>
+        </w:rPr>
+        <w:t xml:space="preserve">финальная </w:t>
+      </w:r>
+      <w:r>
+        <w:rPr>
+          <w:lang w:val="ru-RU" w:eastAsia="ru-RU"/>
+        </w:rPr>
+        <w:t xml:space="preserve">модель — файл </w:t>
       </w:r>
       <w:proofErr w:type="spellStart"/>
       <w:r>
         <w:rPr>
-          <w:lang w:eastAsia="ru-RU"/>
-        </w:rPr>
-        <w:t>gru</w:t>
+          <w:lang w:val="ru-RU" w:eastAsia="ru-RU"/>
+        </w:rPr>
+        <w:t>test_</w:t>
+      </w:r>
+      <w:proofErr w:type="gramStart"/>
+      <w:r>
+        <w:rPr>
+          <w:lang w:val="ru-RU" w:eastAsia="ru-RU"/>
+        </w:rPr>
+        <w:t>predictions.parquet</w:t>
       </w:r>
       <w:proofErr w:type="spellEnd"/>
-      <w:r>
-        <w:rPr>
-          <w:lang w:val="ru-RU" w:eastAsia="ru-RU"/>
-        </w:rPr>
-        <w:t xml:space="preserve">, </w:t>
-      </w:r>
-      <w:proofErr w:type="spellStart"/>
-      <w:r>
-        <w:rPr>
-          <w:lang w:eastAsia="ru-RU"/>
-        </w:rPr>
-        <w:t>lstm</w:t>
-      </w:r>
-      <w:proofErr w:type="spellEnd"/>
-      <w:r>
-        <w:rPr>
-          <w:lang w:val="ru-RU" w:eastAsia="ru-RU"/>
-        </w:rPr>
-        <w:t xml:space="preserve">, </w:t>
-      </w:r>
-      <w:r>
-        <w:rPr>
-          <w:lang w:eastAsia="ru-RU"/>
-        </w:rPr>
-        <w:t>transformer</w:t>
-      </w:r>
-      <w:r>
-        <w:rPr>
-          <w:lang w:val="ru-RU" w:eastAsia="ru-RU"/>
-        </w:rPr>
-        <w:t xml:space="preserve"> и </w:t>
-      </w:r>
-      <w:r>
-        <w:rPr>
-          <w:lang w:eastAsia="ru-RU"/>
-        </w:rPr>
-        <w:t>tcn</w:t>
-      </w:r>
-      <w:r>
-        <w:rPr>
-          <w:lang w:val="ru-RU" w:eastAsia="ru-RU"/>
-        </w:rPr>
-        <w:t>.</w:t>
-      </w:r>
-    </w:p>
-    <w:p>
-      <w:pPr>
-        <w:rPr>
-          <w:lang w:val="ru-RU" w:eastAsia="ru-RU"/>
-        </w:rPr>
-      </w:pPr>
-      <w:r>
-        <w:rPr>
-          <w:lang w:val="ru-RU" w:eastAsia="ru-RU"/>
-        </w:rPr>
-        <w:t xml:space="preserve">В качестве входных признаков для моделей использовались признаки, сформированные на предыдущем этапе: временные признаки, лаговые доходности, признаки объёма, отклонения цены от скользящих средних, показатели волатильности и признаки формы свечи. В отдельном списке </w:t>
-      </w:r>
-      <w:r>
-        <w:rPr>
-          <w:lang w:eastAsia="ru-RU"/>
-        </w:rPr>
-        <w:lastRenderedPageBreak/>
-        <w:t>FEATURE</w:t>
-      </w:r>
-      <w:r>
-        <w:rPr>
-          <w:lang w:val="ru-RU" w:eastAsia="ru-RU"/>
-        </w:rPr>
-        <w:t>_</w:t>
-      </w:r>
-      <w:r>
-        <w:rPr>
-          <w:lang w:eastAsia="ru-RU"/>
-        </w:rPr>
-        <w:t>COLS</w:t>
-      </w:r>
-      <w:r>
-        <w:rPr>
-          <w:lang w:val="ru-RU" w:eastAsia="ru-RU"/>
-        </w:rPr>
-        <w:t xml:space="preserve"> были зафиксированы все признаки, поступающие на вход модели. Целевые значения были представлены двумя группами колонок: </w:t>
-      </w:r>
-      <w:r>
-        <w:rPr>
-          <w:lang w:eastAsia="ru-RU"/>
-        </w:rPr>
-        <w:t>execution</w:t>
-      </w:r>
-      <w:r>
-        <w:rPr>
-          <w:lang w:val="ru-RU" w:eastAsia="ru-RU"/>
-        </w:rPr>
-        <w:t>_</w:t>
-      </w:r>
-      <w:r>
-        <w:rPr>
-          <w:lang w:eastAsia="ru-RU"/>
-        </w:rPr>
-        <w:t>return</w:t>
-      </w:r>
-      <w:r>
-        <w:rPr>
-          <w:lang w:val="ru-RU" w:eastAsia="ru-RU"/>
-        </w:rPr>
-        <w:t xml:space="preserve">_1 ... </w:t>
-      </w:r>
-      <w:r>
-        <w:rPr>
-          <w:lang w:eastAsia="ru-RU"/>
-        </w:rPr>
-        <w:t>execution</w:t>
-      </w:r>
-      <w:r>
-        <w:rPr>
-          <w:lang w:val="ru-RU" w:eastAsia="ru-RU"/>
-        </w:rPr>
-        <w:t>_</w:t>
-      </w:r>
-      <w:r>
-        <w:rPr>
-          <w:lang w:eastAsia="ru-RU"/>
-        </w:rPr>
-        <w:t>return</w:t>
-      </w:r>
-      <w:r>
-        <w:rPr>
-          <w:lang w:val="ru-RU" w:eastAsia="ru-RU"/>
-        </w:rPr>
-        <w:t xml:space="preserve">_15 и </w:t>
-      </w:r>
-      <w:r>
-        <w:rPr>
-          <w:lang w:eastAsia="ru-RU"/>
-        </w:rPr>
-        <w:t>hold</w:t>
-      </w:r>
-      <w:r>
-        <w:rPr>
-          <w:lang w:val="ru-RU" w:eastAsia="ru-RU"/>
-        </w:rPr>
-        <w:t>_</w:t>
-      </w:r>
-      <w:r>
-        <w:rPr>
-          <w:lang w:eastAsia="ru-RU"/>
-        </w:rPr>
-        <w:t>return</w:t>
-      </w:r>
-      <w:r>
-        <w:rPr>
-          <w:lang w:val="ru-RU" w:eastAsia="ru-RU"/>
-        </w:rPr>
-        <w:t xml:space="preserve">_1 ... </w:t>
-      </w:r>
-      <w:r>
-        <w:rPr>
-          <w:lang w:eastAsia="ru-RU"/>
-        </w:rPr>
-        <w:t>hold</w:t>
-      </w:r>
-      <w:r>
-        <w:rPr>
-          <w:lang w:val="ru-RU" w:eastAsia="ru-RU"/>
-        </w:rPr>
-        <w:t>_</w:t>
-      </w:r>
-      <w:r>
-        <w:rPr>
-          <w:lang w:eastAsia="ru-RU"/>
-        </w:rPr>
-        <w:t>return</w:t>
-      </w:r>
-      <w:r>
-        <w:rPr>
-          <w:lang w:val="ru-RU" w:eastAsia="ru-RU"/>
-        </w:rPr>
-        <w:t xml:space="preserve">_15. Первая группа описывает ожидаемую доходность при открытии позиции на следующей минуте и закрытии через заданный горизонт, а вторая — ожидаемую доходность удержания уже открытой позиции. Объединение этих двух групп образует общий набор выходов модели </w:t>
-      </w:r>
-      <w:r>
-        <w:rPr>
-          <w:lang w:eastAsia="ru-RU"/>
-        </w:rPr>
-        <w:t>MODEL</w:t>
-      </w:r>
-      <w:r>
-        <w:rPr>
-          <w:lang w:val="ru-RU" w:eastAsia="ru-RU"/>
-        </w:rPr>
-        <w:t>_</w:t>
-      </w:r>
-      <w:r>
-        <w:rPr>
-          <w:lang w:eastAsia="ru-RU"/>
-        </w:rPr>
-        <w:t>TARGET</w:t>
-      </w:r>
-      <w:r>
-        <w:rPr>
-          <w:lang w:val="ru-RU" w:eastAsia="ru-RU"/>
-        </w:rPr>
-        <w:t>_</w:t>
-      </w:r>
-      <w:r>
-        <w:rPr>
-          <w:lang w:eastAsia="ru-RU"/>
-        </w:rPr>
-        <w:t>COLS</w:t>
-      </w:r>
-      <w:r>
-        <w:rPr>
-          <w:lang w:val="ru-RU" w:eastAsia="ru-RU"/>
-        </w:rPr>
-        <w:t>.</w:t>
-      </w:r>
-    </w:p>
-    <w:p>
-      <w:pPr>
-        <w:rPr>
-          <w:lang w:val="ru-RU" w:eastAsia="ru-RU"/>
-        </w:rPr>
-      </w:pPr>
-      <w:r>
-        <w:rPr>
-          <w:lang w:val="ru-RU" w:eastAsia="ru-RU"/>
-        </w:rPr>
-        <w:t>Таким образом, задача обучения была сформулирована как задача многомерной регрессии. Модель получает на вход вектор признаков или последовательность таких векторов и возвращает набор прогнозов по горизонтам от 1 до 15 минут. Такой подход был выбран потому, что модулю принятия торговых решений недостаточно одного прогноза на фиксированный горизонт: при открытии позиции важно оценить потенциальную доходность сделки, а при удержании позиции — определить, есть ли смысл сохранять её дальше.</w:t>
-      </w:r>
-    </w:p>
-    <w:p>
-      <w:pPr>
-        <w:rPr>
-          <w:lang w:val="ru-RU" w:eastAsia="ru-RU"/>
-        </w:rPr>
-      </w:pPr>
-      <w:r>
-        <w:rPr>
-          <w:lang w:val="ru-RU" w:eastAsia="ru-RU"/>
-        </w:rPr>
-        <w:t xml:space="preserve">Общие параметры эксперимента были вынесены в отдельный файл конфигурации. Максимальный горизонт прогнозирования был установлен равным 15 минутам, а размер входного окна для </w:t>
-      </w:r>
-      <w:r>
-        <w:rPr>
-          <w:lang w:val="ru-RU" w:eastAsia="ru-RU"/>
-        </w:rPr>
-        <w:t xml:space="preserve">последовательных </w:t>
-      </w:r>
-      <w:r>
-        <w:rPr>
-          <w:lang w:val="ru-RU" w:eastAsia="ru-RU"/>
-        </w:rPr>
-        <w:t xml:space="preserve">моделей — 30 минутам. Данные были разделены по времени: обучающая часть ограничивалась датой 2025-01-01, а </w:t>
-      </w:r>
-      <w:proofErr w:type="spellStart"/>
-      <w:r>
-        <w:rPr>
-          <w:lang w:val="ru-RU" w:eastAsia="ru-RU"/>
-        </w:rPr>
-        <w:t>валидационный</w:t>
-      </w:r>
-      <w:proofErr w:type="spellEnd"/>
-      <w:r>
-        <w:rPr>
-          <w:lang w:val="ru-RU" w:eastAsia="ru-RU"/>
-        </w:rPr>
-        <w:t xml:space="preserve"> интервал — датой 2025-07-01. Кроме того, отдельно были заданы названия двух этапов обучения: </w:t>
-      </w:r>
-      <w:proofErr w:type="spellStart"/>
-      <w:r>
-        <w:rPr>
-          <w:lang w:val="ru-RU" w:eastAsia="ru-RU"/>
-        </w:rPr>
-        <w:t>валидационный</w:t>
-      </w:r>
-      <w:proofErr w:type="spellEnd"/>
-      <w:r>
-        <w:rPr>
-          <w:lang w:val="ru-RU" w:eastAsia="ru-RU"/>
-        </w:rPr>
-        <w:t xml:space="preserve"> и</w:t>
-      </w:r>
-      <w:r>
-        <w:rPr>
-          <w:lang w:val="ru-RU" w:eastAsia="ru-RU"/>
-        </w:rPr>
-        <w:t xml:space="preserve"> финальный</w:t>
-      </w:r>
-      <w:r>
-        <w:rPr>
-          <w:lang w:val="ru-RU" w:eastAsia="ru-RU"/>
-        </w:rPr>
-        <w:t>. На этапе</w:t>
-      </w:r>
-      <w:r>
-        <w:rPr>
-          <w:lang w:val="ru-RU" w:eastAsia="ru-RU"/>
-        </w:rPr>
-        <w:t xml:space="preserve"> валидации</w:t>
-      </w:r>
-      <w:r>
-        <w:rPr>
-          <w:lang w:val="ru-RU" w:eastAsia="ru-RU"/>
-        </w:rPr>
-        <w:t xml:space="preserve"> модель обучалась только на </w:t>
-      </w:r>
-      <w:r>
-        <w:rPr>
-          <w:lang w:val="ru-RU" w:eastAsia="ru-RU"/>
-        </w:rPr>
-        <w:t xml:space="preserve">тренировочной </w:t>
-      </w:r>
-      <w:r>
-        <w:rPr>
-          <w:lang w:val="ru-RU" w:eastAsia="ru-RU"/>
-        </w:rPr>
-        <w:t xml:space="preserve">части и строила прогнозы для </w:t>
-      </w:r>
-      <w:proofErr w:type="spellStart"/>
-      <w:r>
-        <w:rPr>
-          <w:lang w:val="ru-RU" w:eastAsia="ru-RU"/>
-        </w:rPr>
-        <w:t>валидационной</w:t>
-      </w:r>
-      <w:proofErr w:type="spellEnd"/>
-      <w:r>
-        <w:rPr>
-          <w:lang w:val="ru-RU" w:eastAsia="ru-RU"/>
-        </w:rPr>
-        <w:t xml:space="preserve"> </w:t>
-      </w:r>
-      <w:r>
-        <w:rPr>
-          <w:lang w:val="ru-RU" w:eastAsia="ru-RU"/>
-        </w:rPr>
-        <w:t xml:space="preserve">выборки. На </w:t>
-      </w:r>
-      <w:r>
-        <w:rPr>
-          <w:lang w:val="ru-RU" w:eastAsia="ru-RU"/>
-        </w:rPr>
-        <w:t xml:space="preserve">финальном </w:t>
-      </w:r>
-      <w:r>
-        <w:rPr>
-          <w:lang w:val="ru-RU" w:eastAsia="ru-RU"/>
-        </w:rPr>
-        <w:t>этапе модель переобучалась на объединении</w:t>
-      </w:r>
-      <w:r>
-        <w:rPr>
-          <w:lang w:val="ru-RU" w:eastAsia="ru-RU"/>
-        </w:rPr>
-        <w:t xml:space="preserve"> тренировочной</w:t>
-      </w:r>
-      <w:r>
-        <w:rPr>
-          <w:lang w:val="ru-RU" w:eastAsia="ru-RU"/>
-        </w:rPr>
-        <w:t xml:space="preserve"> и</w:t>
-      </w:r>
-      <w:r>
-        <w:rPr>
-          <w:lang w:val="ru-RU" w:eastAsia="ru-RU"/>
-        </w:rPr>
-        <w:t xml:space="preserve"> </w:t>
-      </w:r>
-      <w:proofErr w:type="spellStart"/>
-      <w:r>
-        <w:rPr>
-          <w:lang w:val="ru-RU" w:eastAsia="ru-RU"/>
-        </w:rPr>
-        <w:t>валидационной</w:t>
-      </w:r>
-      <w:proofErr w:type="spellEnd"/>
-      <w:r>
-        <w:rPr>
-          <w:lang w:val="ru-RU" w:eastAsia="ru-RU"/>
-        </w:rPr>
-        <w:t xml:space="preserve"> выборок</w:t>
-      </w:r>
-      <w:r>
-        <w:rPr>
-          <w:lang w:val="ru-RU" w:eastAsia="ru-RU"/>
-        </w:rPr>
-        <w:t xml:space="preserve">, после чего строила прогнозы для </w:t>
-      </w:r>
-      <w:r>
-        <w:rPr>
-          <w:lang w:val="ru-RU" w:eastAsia="ru-RU"/>
-        </w:rPr>
-        <w:t xml:space="preserve">тестовой </w:t>
-      </w:r>
-      <w:r>
-        <w:rPr>
-          <w:lang w:val="ru-RU" w:eastAsia="ru-RU"/>
-        </w:rPr>
-        <w:t>выборки.</w:t>
-      </w:r>
-    </w:p>
-    <w:p>
-      <w:pPr>
-        <w:rPr>
-          <w:lang w:val="ru-RU" w:eastAsia="ru-RU"/>
-        </w:rPr>
-      </w:pPr>
-      <w:r>
-        <w:rPr>
-          <w:lang w:val="ru-RU" w:eastAsia="ru-RU"/>
-        </w:rPr>
-        <w:t xml:space="preserve">Обучение классических табличных моделей выполнялось непосредственно по строкам файла </w:t>
-      </w:r>
-      <w:r>
-        <w:rPr>
-          <w:lang w:eastAsia="ru-RU"/>
-        </w:rPr>
-        <w:t>minute</w:t>
-      </w:r>
-      <w:r>
-        <w:rPr>
-          <w:lang w:val="ru-RU" w:eastAsia="ru-RU"/>
-        </w:rPr>
-        <w:t>_</w:t>
-      </w:r>
-      <w:r>
-        <w:rPr>
-          <w:lang w:eastAsia="ru-RU"/>
-        </w:rPr>
-        <w:t>dataset</w:t>
-      </w:r>
-      <w:r>
-        <w:rPr>
-          <w:lang w:val="ru-RU" w:eastAsia="ru-RU"/>
-        </w:rPr>
-        <w:t>.</w:t>
-      </w:r>
-      <w:r>
-        <w:rPr>
-          <w:lang w:eastAsia="ru-RU"/>
-        </w:rPr>
-        <w:t>parquet</w:t>
-      </w:r>
-      <w:r>
-        <w:rPr>
-          <w:lang w:val="ru-RU" w:eastAsia="ru-RU"/>
-        </w:rPr>
-        <w:t xml:space="preserve">. Для этого считывалась обучающая часть датасета с условием </w:t>
-      </w:r>
-      <w:r>
-        <w:rPr>
-          <w:lang w:eastAsia="ru-RU"/>
-        </w:rPr>
-        <w:t>begin</w:t>
-      </w:r>
-      <w:r>
-        <w:rPr>
-          <w:lang w:val="ru-RU" w:eastAsia="ru-RU"/>
-        </w:rPr>
-        <w:t xml:space="preserve"> &lt; </w:t>
-      </w:r>
-      <w:r>
-        <w:rPr>
-          <w:lang w:eastAsia="ru-RU"/>
-        </w:rPr>
-        <w:t>train</w:t>
-      </w:r>
-      <w:r>
-        <w:rPr>
-          <w:lang w:val="ru-RU" w:eastAsia="ru-RU"/>
-        </w:rPr>
-        <w:t>_</w:t>
-      </w:r>
-      <w:r>
-        <w:rPr>
-          <w:lang w:eastAsia="ru-RU"/>
-        </w:rPr>
-        <w:t>until</w:t>
-      </w:r>
-      <w:r>
-        <w:rPr>
-          <w:lang w:val="ru-RU" w:eastAsia="ru-RU"/>
-        </w:rPr>
-        <w:t xml:space="preserve">, после чего выполнялась проверка наличия всех необходимых признаков и целевых колонок, а также проверка отсутствия </w:t>
-      </w:r>
-      <w:proofErr w:type="spellStart"/>
-      <w:r>
-        <w:rPr>
-          <w:lang w:eastAsia="ru-RU"/>
-        </w:rPr>
-        <w:t>NaN</w:t>
-      </w:r>
-      <w:proofErr w:type="spellEnd"/>
-      <w:r>
-        <w:rPr>
-          <w:lang w:val="ru-RU" w:eastAsia="ru-RU"/>
-        </w:rPr>
-        <w:t xml:space="preserve">, </w:t>
-      </w:r>
-      <w:r>
-        <w:rPr>
-          <w:lang w:eastAsia="ru-RU"/>
-        </w:rPr>
-        <w:t>inf</w:t>
-      </w:r>
-      <w:r>
-        <w:rPr>
-          <w:lang w:val="ru-RU" w:eastAsia="ru-RU"/>
-        </w:rPr>
-        <w:t xml:space="preserve"> и -</w:t>
-      </w:r>
-      <w:r>
-        <w:rPr>
-          <w:lang w:eastAsia="ru-RU"/>
-        </w:rPr>
-        <w:t>inf</w:t>
-      </w:r>
-      <w:r>
-        <w:rPr>
-          <w:lang w:val="ru-RU" w:eastAsia="ru-RU"/>
-        </w:rPr>
-        <w:t xml:space="preserve">. Такой контроль был </w:t>
-      </w:r>
-      <w:r>
-        <w:rPr>
-          <w:lang w:val="ru-RU" w:eastAsia="ru-RU"/>
-        </w:rPr>
-        <w:lastRenderedPageBreak/>
-        <w:t>добавлен для того, чтобы ошибки подготовки данных не приводили к некорректному обучению моделей. Для табличных моделей использовались только текущие признаки строки, то есть каждая минута рассматривалась как отдельное наблюдение.</w:t>
-      </w:r>
-    </w:p>
-    <w:p>
-      <w:pPr>
-        <w:rPr>
-          <w:lang w:val="ru-RU" w:eastAsia="ru-RU"/>
-        </w:rPr>
-      </w:pPr>
-      <w:r>
-        <w:rPr>
-          <w:lang w:val="ru-RU" w:eastAsia="ru-RU"/>
-        </w:rPr>
-        <w:t xml:space="preserve">Для моделей машинного обучения были заданы отдельные параметры обучения. Для </w:t>
-      </w:r>
-      <w:r>
-        <w:rPr>
-          <w:lang w:eastAsia="ru-RU"/>
-        </w:rPr>
-        <w:t>Ridge</w:t>
-      </w:r>
-      <w:r>
-        <w:rPr>
-          <w:lang w:val="ru-RU" w:eastAsia="ru-RU"/>
-        </w:rPr>
-        <w:t xml:space="preserve"> (гребневой регрессии)</w:t>
-      </w:r>
-      <w:r>
-        <w:rPr>
-          <w:lang w:val="ru-RU" w:eastAsia="ru-RU"/>
-        </w:rPr>
-        <w:t xml:space="preserve"> использовался коэффициент регуляризации </w:t>
-      </w:r>
-      <w:r>
-        <w:rPr>
-          <w:lang w:eastAsia="ru-RU"/>
-        </w:rPr>
-        <w:t>alpha</w:t>
-      </w:r>
-      <w:r>
-        <w:rPr>
-          <w:lang w:val="ru-RU" w:eastAsia="ru-RU"/>
-        </w:rPr>
-        <w:t xml:space="preserve"> = 1.0. </w:t>
-      </w:r>
-      <w:r>
-        <w:rPr>
-          <w:lang w:eastAsia="ru-RU"/>
-        </w:rPr>
-        <w:t>CatBoost</w:t>
-      </w:r>
-      <w:r>
-        <w:rPr>
-          <w:lang w:val="ru-RU" w:eastAsia="ru-RU"/>
-        </w:rPr>
-        <w:t xml:space="preserve"> был реализован как модель многомерной регрессии с функцией потерь </w:t>
-      </w:r>
-      <w:proofErr w:type="spellStart"/>
-      <w:r>
-        <w:rPr>
-          <w:lang w:eastAsia="ru-RU"/>
-        </w:rPr>
-        <w:t>MultiRMSE</w:t>
-      </w:r>
-      <w:proofErr w:type="spellEnd"/>
-      <w:r>
-        <w:rPr>
-          <w:lang w:val="ru-RU" w:eastAsia="ru-RU"/>
-        </w:rPr>
-        <w:t>: число итераций обучения составило 300, скорость обучения — 0</w:t>
-      </w:r>
-      <w:r>
-        <w:rPr>
-          <w:lang w:val="ru-RU" w:eastAsia="ru-RU"/>
-        </w:rPr>
-        <w:t>,</w:t>
-      </w:r>
-      <w:r>
-        <w:rPr>
-          <w:lang w:val="ru-RU" w:eastAsia="ru-RU"/>
-        </w:rPr>
-        <w:t xml:space="preserve">05, глубина деревьев — 8, коэффициент </w:t>
-      </w:r>
-      <w:r>
-        <w:rPr>
-          <w:lang w:eastAsia="ru-RU"/>
-        </w:rPr>
-        <w:t>L</w:t>
-      </w:r>
-      <w:r>
-        <w:rPr>
-          <w:lang w:val="ru-RU" w:eastAsia="ru-RU"/>
-        </w:rPr>
-        <w:t>2-регуляризации листьев — 3</w:t>
-      </w:r>
-      <w:r>
-        <w:rPr>
-          <w:lang w:val="ru-RU" w:eastAsia="ru-RU"/>
-        </w:rPr>
-        <w:t>,</w:t>
-      </w:r>
-      <w:r>
-        <w:rPr>
-          <w:lang w:val="ru-RU" w:eastAsia="ru-RU"/>
-        </w:rPr>
-        <w:t xml:space="preserve">0. Обучение </w:t>
-      </w:r>
-      <w:r>
-        <w:rPr>
-          <w:lang w:eastAsia="ru-RU"/>
-        </w:rPr>
-        <w:t>CatBoost</w:t>
-      </w:r>
-      <w:r>
-        <w:rPr>
-          <w:lang w:val="ru-RU" w:eastAsia="ru-RU"/>
-        </w:rPr>
-        <w:t xml:space="preserve"> выполнялось в </w:t>
-      </w:r>
-      <w:r>
-        <w:rPr>
-          <w:lang w:eastAsia="ru-RU"/>
-        </w:rPr>
-        <w:t>GPU</w:t>
-      </w:r>
-      <w:r>
-        <w:rPr>
-          <w:lang w:val="ru-RU" w:eastAsia="ru-RU"/>
-        </w:rPr>
-        <w:t xml:space="preserve">-режиме, что позволило ускорить обработку большого объёма минутных данных. Для случайного леса использовалось 50 деревьев, максимальная глубина каждого дерева была ограничена значением 10, минимальное число объектов в листе составляло 100, а число признаков, рассматриваемых при разбиении, задавалось параметром </w:t>
-      </w:r>
-      <w:r>
-        <w:rPr>
-          <w:lang w:eastAsia="ru-RU"/>
-        </w:rPr>
-        <w:t>sqrt</w:t>
-      </w:r>
-      <w:r>
-        <w:rPr>
-          <w:lang w:val="ru-RU" w:eastAsia="ru-RU"/>
-        </w:rPr>
-        <w:t xml:space="preserve">. Для отдельного дерева решений максимальная глубина была равна 8, а минимальное число объектов в листе — 100. Для воспроизводимости эксперимента были зафиксированы </w:t>
-      </w:r>
-      <w:r>
-        <w:rPr>
-          <w:lang w:val="ru-RU" w:eastAsia="ru-RU"/>
-        </w:rPr>
-        <w:t>начальные значения генератора случайных чисел</w:t>
-      </w:r>
-      <w:r>
-        <w:rPr>
-          <w:lang w:val="ru-RU" w:eastAsia="ru-RU"/>
-        </w:rPr>
-        <w:t>.</w:t>
-      </w:r>
-    </w:p>
-    <w:p>
-      <w:pPr>
-        <w:rPr>
-          <w:lang w:val="ru-RU" w:eastAsia="ru-RU"/>
-        </w:rPr>
-      </w:pPr>
-      <w:r>
-        <w:rPr>
-          <w:lang w:val="ru-RU" w:eastAsia="ru-RU"/>
-        </w:rPr>
-        <w:t xml:space="preserve">Введение ограничений на глубину деревьев и минимальное число объектов в листе было необходимо по двум причинам. Во-первых, минутные биржевые данные содержат большое количество шумовых краткосрочных колебаний, поэтому слишком глубокие деревья могли бы запоминать частные особенности обучающего периода. Во-вторых, ограничение сложности моделей снижает вычислительные затраты и делает обучение более устойчивым при большом числе строк в датасете. Для моделей </w:t>
-      </w:r>
-      <w:r>
-        <w:rPr>
-          <w:lang w:val="ru-RU" w:eastAsia="ru-RU"/>
-        </w:rPr>
-        <w:t xml:space="preserve">на основе деревьев </w:t>
-      </w:r>
-      <w:r>
-        <w:rPr>
-          <w:lang w:val="ru-RU" w:eastAsia="ru-RU"/>
-        </w:rPr>
-        <w:t xml:space="preserve">масштабирование признаков не выполнялось, поскольку деревья решений и их ансамбли не требуют нормализации признакового пространства. Для </w:t>
-      </w:r>
-      <w:r>
-        <w:rPr>
-          <w:lang w:eastAsia="ru-RU"/>
-        </w:rPr>
-        <w:t>Ridge</w:t>
-      </w:r>
-      <w:r>
-        <w:rPr>
-          <w:lang w:val="ru-RU" w:eastAsia="ru-RU"/>
-        </w:rPr>
-        <w:t xml:space="preserve">, напротив, применялся </w:t>
-      </w:r>
-      <w:proofErr w:type="spellStart"/>
-      <w:r>
-        <w:rPr>
-          <w:lang w:eastAsia="ru-RU"/>
-        </w:rPr>
-        <w:t>StandardScaler</w:t>
-      </w:r>
-      <w:proofErr w:type="spellEnd"/>
-      <w:r>
-        <w:rPr>
-          <w:lang w:val="ru-RU" w:eastAsia="ru-RU"/>
-        </w:rPr>
-        <w:t>, так как линейная модель чувствительна к масштабу входных признаков.</w:t>
-      </w:r>
-    </w:p>
-    <w:p>
-      <w:pPr>
-        <w:rPr>
-          <w:lang w:val="ru-RU" w:eastAsia="ru-RU"/>
-        </w:rPr>
-      </w:pPr>
-      <w:r>
-        <w:rPr>
-          <w:lang w:val="ru-RU" w:eastAsia="ru-RU"/>
-        </w:rPr>
-        <w:lastRenderedPageBreak/>
-        <w:t xml:space="preserve">Нейросетевые модели обучались иначе. Поскольку </w:t>
-      </w:r>
-      <w:r>
-        <w:rPr>
-          <w:lang w:eastAsia="ru-RU"/>
-        </w:rPr>
-        <w:t>GRU</w:t>
-      </w:r>
-      <w:r>
-        <w:rPr>
-          <w:lang w:val="ru-RU" w:eastAsia="ru-RU"/>
-        </w:rPr>
-        <w:t xml:space="preserve">, </w:t>
-      </w:r>
-      <w:r>
-        <w:rPr>
-          <w:lang w:eastAsia="ru-RU"/>
-        </w:rPr>
-        <w:t>LSTM</w:t>
-      </w:r>
-      <w:r>
-        <w:rPr>
-          <w:lang w:val="ru-RU" w:eastAsia="ru-RU"/>
-        </w:rPr>
-        <w:t>,</w:t>
-      </w:r>
-      <w:r>
-        <w:rPr>
-          <w:lang w:val="ru-RU" w:eastAsia="ru-RU"/>
-        </w:rPr>
-        <w:t xml:space="preserve"> трансформер</w:t>
-      </w:r>
-      <w:r>
-        <w:rPr>
-          <w:lang w:val="ru-RU" w:eastAsia="ru-RU"/>
-        </w:rPr>
-        <w:t xml:space="preserve"> и </w:t>
-      </w:r>
-      <w:r>
-        <w:rPr>
-          <w:lang w:eastAsia="ru-RU"/>
-        </w:rPr>
-        <w:t>TCN</w:t>
-      </w:r>
-      <w:r>
-        <w:rPr>
-          <w:lang w:val="ru-RU" w:eastAsia="ru-RU"/>
-        </w:rPr>
-        <w:t xml:space="preserve"> должны учитывать порядок наблюдений во времени, для них использовались предварительно подготовленные файлы</w:t>
-      </w:r>
-      <w:r>
-        <w:rPr>
-          <w:lang w:val="ru-RU" w:eastAsia="ru-RU"/>
-        </w:rPr>
-        <w:t>-фрагменты</w:t>
-      </w:r>
-      <w:r>
-        <w:rPr>
-          <w:lang w:val="ru-RU" w:eastAsia="ru-RU"/>
-        </w:rPr>
-        <w:t>. В каждом файле</w:t>
-      </w:r>
-      <w:r>
-        <w:rPr>
-          <w:lang w:val="ru-RU" w:eastAsia="ru-RU"/>
-        </w:rPr>
-        <w:t>-фрагменте</w:t>
-      </w:r>
-      <w:r>
-        <w:rPr>
-          <w:lang w:val="ru-RU" w:eastAsia="ru-RU"/>
-        </w:rPr>
-        <w:t xml:space="preserve"> сохранялись массивы </w:t>
-      </w:r>
-      <w:r>
-        <w:rPr>
-          <w:lang w:eastAsia="ru-RU"/>
-        </w:rPr>
-        <w:t>x</w:t>
-      </w:r>
-      <w:r>
-        <w:rPr>
-          <w:lang w:val="ru-RU" w:eastAsia="ru-RU"/>
-        </w:rPr>
-        <w:t xml:space="preserve"> с признаками и </w:t>
-      </w:r>
-      <w:r>
-        <w:rPr>
-          <w:lang w:eastAsia="ru-RU"/>
-        </w:rPr>
-        <w:t>y</w:t>
-      </w:r>
-      <w:r>
-        <w:rPr>
-          <w:lang w:val="ru-RU" w:eastAsia="ru-RU"/>
-        </w:rPr>
-        <w:t xml:space="preserve"> с целевыми значениями, а также длины групп, идентификаторы бумаг и торговые даты. Группировка по бумаге и торговому дню необходима для того, чтобы входные окна не пересекали границы разных инструментов и разных торговых дней. В противном случае модель могла бы получать искусственные последовательности, не соответствующие реальному ходу торгов.</w:t>
-      </w:r>
-    </w:p>
-    <w:p>
-      <w:pPr>
-        <w:rPr>
-          <w:lang w:val="ru-RU" w:eastAsia="ru-RU"/>
-        </w:rPr>
-      </w:pPr>
-      <w:r>
-        <w:rPr>
-          <w:lang w:val="ru-RU" w:eastAsia="ru-RU"/>
-        </w:rPr>
-        <w:t xml:space="preserve">Для </w:t>
-      </w:r>
-      <w:r>
-        <w:rPr>
-          <w:lang w:val="ru-RU" w:eastAsia="ru-RU"/>
-        </w:rPr>
-        <w:t xml:space="preserve">последовательных </w:t>
-      </w:r>
-      <w:r>
-        <w:rPr>
-          <w:lang w:val="ru-RU" w:eastAsia="ru-RU"/>
-        </w:rPr>
-        <w:t>моделей использовалось входное окно длиной 30 минут. Это означает, что при построении прогноза модель получала не только признаки текущей минуты, но и историю предыдущих минутных наблюдений. Такой подход позволяет учитывать краткосрочную динамику цены, объёма и волатильности. При этом целевой вектор оставался тем же: модель прогнозировала доходности открытия и удержания позиции на горизонтах от 1 до 15 минут. В процессе обучения целевые значения масштабировались в базисные пункты, что делало численные значения более удобными для оптимизации нейросетевых моделей.</w:t>
-      </w:r>
-    </w:p>
-    <w:p>
-      <w:pPr>
-        <w:rPr>
-          <w:lang w:val="ru-RU" w:eastAsia="ru-RU"/>
-        </w:rPr>
-      </w:pPr>
-      <w:r>
-        <w:rPr>
-          <w:lang w:val="ru-RU" w:eastAsia="ru-RU"/>
-        </w:rPr>
-        <w:t>Для нейросетевых моделей были заданы отдельные архитектурные и обучающие параметры. Для GRU и LSTM использовались скрытый размер 320, три слоя, метод случайного отключения нейронов (</w:t>
-      </w:r>
-      <w:proofErr w:type="spellStart"/>
-      <w:r>
-        <w:rPr>
-          <w:lang w:val="ru-RU" w:eastAsia="ru-RU"/>
-        </w:rPr>
-        <w:t>dropout</w:t>
-      </w:r>
-      <w:proofErr w:type="spellEnd"/>
-      <w:r>
-        <w:rPr>
-          <w:lang w:val="ru-RU" w:eastAsia="ru-RU"/>
-        </w:rPr>
-        <w:t xml:space="preserve">) и оптимизация с заданной скоростью обучения. Для кодировщика трансформера были заданы размерность модели, число голов внимания, число слоёв, размер </w:t>
-      </w:r>
-      <w:proofErr w:type="spellStart"/>
-      <w:r>
-        <w:rPr>
-          <w:lang w:val="ru-RU" w:eastAsia="ru-RU"/>
-        </w:rPr>
-        <w:t>полносвязного</w:t>
-      </w:r>
-      <w:proofErr w:type="spellEnd"/>
-      <w:r>
-        <w:rPr>
-          <w:lang w:val="ru-RU" w:eastAsia="ru-RU"/>
-        </w:rPr>
-        <w:t xml:space="preserve"> слоя и коэффициент </w:t>
-      </w:r>
-      <w:proofErr w:type="spellStart"/>
-      <w:r>
-        <w:rPr>
-          <w:lang w:val="ru-RU" w:eastAsia="ru-RU"/>
-        </w:rPr>
-        <w:t>dropout</w:t>
-      </w:r>
-      <w:proofErr w:type="spellEnd"/>
-      <w:r>
-        <w:rPr>
-          <w:lang w:val="ru-RU" w:eastAsia="ru-RU"/>
-        </w:rPr>
-        <w:t xml:space="preserve">. Для TCN использовался набор каналов [192, 192, 192], размер ядра свёртки 3, коэффициент </w:t>
-      </w:r>
-      <w:proofErr w:type="spellStart"/>
-      <w:r>
-        <w:rPr>
-          <w:lang w:val="ru-RU" w:eastAsia="ru-RU"/>
-        </w:rPr>
-        <w:t>dropout</w:t>
-      </w:r>
-      <w:proofErr w:type="spellEnd"/>
-      <w:r>
-        <w:rPr>
-          <w:lang w:val="ru-RU" w:eastAsia="ru-RU"/>
-        </w:rPr>
-        <w:t xml:space="preserve"> и отдельные параметры обучения. Для длительных запусков была предусмотрена возможность продолжения обучения с контрольной точки, включая восстановление состояния оптимизатора.</w:t>
-      </w:r>
-    </w:p>
-    <w:p>
-      <w:pPr>
-        <w:rPr>
-          <w:lang w:val="ru-RU" w:eastAsia="ru-RU"/>
-        </w:rPr>
-      </w:pPr>
-      <w:r>
-        <w:rPr>
-          <w:lang w:val="ru-RU" w:eastAsia="ru-RU"/>
-        </w:rPr>
-        <w:t xml:space="preserve">Результатом обучения каждой модели являлись сохранённые артефакты: сама модель, параметры масштабирования признаков, конфигурационный </w:t>
-      </w:r>
-      <w:r>
-        <w:rPr>
-          <w:lang w:val="ru-RU" w:eastAsia="ru-RU"/>
-        </w:rPr>
-        <w:lastRenderedPageBreak/>
-        <w:t xml:space="preserve">JSON-файл и, для нейросетевых моделей, </w:t>
-      </w:r>
-      <w:r>
-        <w:rPr>
-          <w:lang w:val="ru-RU" w:eastAsia="ru-RU"/>
-        </w:rPr>
-        <w:t xml:space="preserve">контрольные точки </w:t>
-      </w:r>
-      <w:r>
-        <w:rPr>
-          <w:lang w:val="ru-RU" w:eastAsia="ru-RU"/>
-        </w:rPr>
-        <w:t>в формате .</w:t>
-      </w:r>
-      <w:proofErr w:type="spellStart"/>
-      <w:r>
-        <w:rPr>
-          <w:lang w:val="ru-RU" w:eastAsia="ru-RU"/>
-        </w:rPr>
-        <w:t>pt</w:t>
-      </w:r>
-      <w:proofErr w:type="spellEnd"/>
-      <w:r>
-        <w:rPr>
-          <w:lang w:val="ru-RU" w:eastAsia="ru-RU"/>
-        </w:rPr>
-        <w:t>. Сохранение конфигурации необходимо для воспроизводимости эксперимента: вместе с моделью фиксируются используемый горизонт прогнозирования, размер окна, список признаков, список целевых колонок и параметры обучения.</w:t>
-      </w:r>
-    </w:p>
-    <w:p>
-      <w:pPr>
-        <w:rPr>
-          <w:lang w:val="ru-RU" w:eastAsia="ru-RU"/>
-        </w:rPr>
-      </w:pPr>
-      <w:r>
-        <w:rPr>
-          <w:lang w:val="ru-RU" w:eastAsia="ru-RU"/>
-        </w:rPr>
-        <w:t xml:space="preserve">После обучения для каждой модели строились прогнозы для нужной выборки. </w:t>
-      </w:r>
-      <w:proofErr w:type="spellStart"/>
-      <w:r>
-        <w:rPr>
-          <w:lang w:val="ru-RU" w:eastAsia="ru-RU"/>
-        </w:rPr>
-        <w:t>Валидационная</w:t>
-      </w:r>
-      <w:proofErr w:type="spellEnd"/>
-      <w:r>
-        <w:rPr>
-          <w:lang w:val="ru-RU" w:eastAsia="ru-RU"/>
-        </w:rPr>
-        <w:t xml:space="preserve"> </w:t>
-      </w:r>
-      <w:r>
-        <w:rPr>
-          <w:lang w:val="ru-RU" w:eastAsia="ru-RU"/>
-        </w:rPr>
-        <w:t xml:space="preserve">модель формировала файл </w:t>
-      </w:r>
-      <w:proofErr w:type="spellStart"/>
-      <w:r>
-        <w:rPr>
-          <w:lang w:val="ru-RU" w:eastAsia="ru-RU"/>
-        </w:rPr>
-        <w:t>valid_predictions.parquet</w:t>
-      </w:r>
-      <w:proofErr w:type="spellEnd"/>
-      <w:r>
-        <w:rPr>
-          <w:lang w:val="ru-RU" w:eastAsia="ru-RU"/>
-        </w:rPr>
-        <w:t xml:space="preserve">, а </w:t>
-      </w:r>
-      <w:r>
-        <w:rPr>
-          <w:lang w:val="ru-RU" w:eastAsia="ru-RU"/>
-        </w:rPr>
-        <w:t xml:space="preserve">финальная </w:t>
-      </w:r>
-      <w:r>
-        <w:rPr>
-          <w:lang w:val="ru-RU" w:eastAsia="ru-RU"/>
-        </w:rPr>
-        <w:t xml:space="preserve">модель — файл </w:t>
-      </w:r>
-      <w:proofErr w:type="spellStart"/>
-      <w:r>
-        <w:rPr>
-          <w:lang w:val="ru-RU" w:eastAsia="ru-RU"/>
-        </w:rPr>
-        <w:t>test_predictions.parquet</w:t>
-      </w:r>
-      <w:proofErr w:type="spellEnd"/>
+      <w:proofErr w:type="gramEnd"/>
       <w:r>
         <w:rPr>
           <w:lang w:val="ru-RU" w:eastAsia="ru-RU"/>
@@ -21155,7 +21526,7 @@
         <w:rPr>
           <w:lang w:val="ru-RU" w:eastAsia="ru-RU"/>
         </w:rPr>
-        <w:t xml:space="preserve">Таким образом, на втором этапе программного контура были реализованы и обучены прогнозирующие модели нескольких типов. Табличные модели использовали признаки текущей минуты, а нейросетевые модели дополнительно учитывали последовательность последних наблюдений. Результатом работы данного этапа стали прогнозные файлы для </w:t>
+        <w:t xml:space="preserve">На втором этапе были реализованы и обучены модели нескольких типов. Табличные модели использовали признаки текущей минуты. Последовательные модели дополнительно получали окно предыдущих наблюдений. После обучения для </w:t>
       </w:r>
       <w:proofErr w:type="spellStart"/>
       <w:r>
@@ -21169,13 +21540,13 @@
         <w:rPr>
           <w:lang w:val="ru-RU" w:eastAsia="ru-RU"/>
         </w:rPr>
-        <w:t xml:space="preserve"> и тестовой </w:t>
-      </w:r>
-      <w:r>
-        <w:rPr>
-          <w:lang w:val="ru-RU" w:eastAsia="ru-RU"/>
-        </w:rPr>
-        <w:t>выборок, которые далее использовались для подбора торговых параметров и оценки эффективности стратегий.</w:t>
+        <w:t xml:space="preserve"> и тестовой выборок были сохранены прогнозные файлы. Далее они использовались в историческом тестировании для подбора торговых параметров и оценки стратегий</w:t>
+      </w:r>
+      <w:r>
+        <w:rPr>
+          <w:lang w:val="ru-RU" w:eastAsia="ru-RU"/>
+        </w:rPr>
+        <w:t>.</w:t>
       </w:r>
     </w:p>
     <w:p>
@@ -21210,14 +21581,14 @@
         <w:rPr>
           <w:lang w:val="ru-RU" w:eastAsia="ru-RU"/>
         </w:rPr>
-        <w:t xml:space="preserve">После обучения моделей и построения прогнозных файлов выполнялось историческое тестирование торговых стратегий. Данный этап был реализован в </w:t>
+        <w:t xml:space="preserve">После обучения моделей и построения прогнозных файлов выполнялось историческое тестирование торговых стратегий. Данный этап был реализован в отдельном модуле. Его задача состояла не в обучении моделей, а в </w:t>
       </w:r>
       <w:r>
         <w:rPr>
           <w:lang w:val="ru-RU" w:eastAsia="ru-RU"/>
         </w:rPr>
         <w:lastRenderedPageBreak/>
-        <w:t>отдельном модуле. Его задача состояла не в обучении моделей, а в последовательной имитации торговли на исторических данных с использованием уже готовых прогнозов. Такой подход позволил разделить две разные части эксперимента: построение прогноза и проверку того, насколько этот прогноз может быть использован в торговой стратегии.</w:t>
+        <w:t>последовательной имитации торговли на исторических данных с использованием уже готовых прогнозов. Такой подход позволил разделить две разные части эксперимента: построение прогноза и проверку того, насколько этот прогноз может быть использован в торговой стратегии.</w:t>
       </w:r>
     </w:p>
     <w:p>
@@ -21510,26 +21881,20 @@
         <w:rPr>
           <w:lang w:val="ru-RU" w:eastAsia="ru-RU"/>
         </w:rPr>
-        <w:t xml:space="preserve">Историческое тестирование выполнялось в режиме торговли только длинными позициями. Это означает, что стратегия могла открыть позицию покупкой бумаги, удерживать её некоторое время и затем закрыть продажей. Открытие коротких позиций не рассматривалось. На каждом временном шаге система сначала оценивала состояние уже открытых позиций, затем принимала решение о возможном закрытии, после чего выбирала новые бумаги-кандидаты для покупки. Такая последовательность соответствует логике онлайн-торговли: </w:t>
-      </w:r>
+        <w:t>Историческое тестирование выполнялось в режиме торговли только длинными позициями. Это означает, что стратегия могла открыть позицию покупкой бумаги, удерживать её некоторое время и затем закрыть продажей. Открытие коротких позиций не рассматривалось. На каждом временном шаге система сначала оценивала состояние уже открытых позиций, затем принимала решение о возможном закрытии, после чего выбирала новые бумаги-кандидаты для покупки. Такая последовательность соответствует логике онлайн-торговли: решение на каждой минуте принимается только на основе уже доступной к этому моменту информации.</w:t>
+      </w:r>
+    </w:p>
+    <w:p>
+      <w:pPr>
+        <w:rPr>
+          <w:lang w:val="ru-RU" w:eastAsia="ru-RU"/>
+        </w:rPr>
+      </w:pPr>
       <w:r>
         <w:rPr>
           <w:lang w:val="ru-RU" w:eastAsia="ru-RU"/>
         </w:rPr>
         <w:lastRenderedPageBreak/>
-        <w:t>решение на каждой минуте принимается только на основе уже доступной к этому моменту информации.</w:t>
-      </w:r>
-    </w:p>
-    <w:p>
-      <w:pPr>
-        <w:rPr>
-          <w:lang w:val="ru-RU" w:eastAsia="ru-RU"/>
-        </w:rPr>
-      </w:pPr>
-      <w:r>
-        <w:rPr>
-          <w:lang w:val="ru-RU" w:eastAsia="ru-RU"/>
-        </w:rPr>
         <w:t xml:space="preserve">Для открытия позиции использовался показатель </w:t>
       </w:r>
       <w:r>
@@ -21738,26 +22103,20 @@
         <w:rPr>
           <w:lang w:val="ru-RU" w:eastAsia="ru-RU"/>
         </w:rPr>
-        <w:t xml:space="preserve">. Если позиция удерживалась дольше этого значения, она закрывалась принудительно независимо от прогноза. Это ограничение было введено для того, чтобы стратегия оставалась краткосрочной и не превращалась в долгосрочное удержание бумаг. В конце </w:t>
-      </w:r>
+        <w:t>. Если позиция удерживалась дольше этого значения, она закрывалась принудительно независимо от прогноза. Это ограничение было введено для того, чтобы стратегия оставалась краткосрочной и не превращалась в долгосрочное удержание бумаг. В конце тестируемого периода все оставшиеся открытые позиции также закрывались принудительно.</w:t>
+      </w:r>
+    </w:p>
+    <w:p>
+      <w:pPr>
+        <w:rPr>
+          <w:lang w:val="ru-RU" w:eastAsia="ru-RU"/>
+        </w:rPr>
+      </w:pPr>
       <w:r>
         <w:rPr>
           <w:lang w:val="ru-RU" w:eastAsia="ru-RU"/>
         </w:rPr>
         <w:lastRenderedPageBreak/>
-        <w:t>тестируемого периода все оставшиеся открытые позиции также закрывались принудительно.</w:t>
-      </w:r>
-    </w:p>
-    <w:p>
-      <w:pPr>
-        <w:rPr>
-          <w:lang w:val="ru-RU" w:eastAsia="ru-RU"/>
-        </w:rPr>
-      </w:pPr>
-      <w:r>
-        <w:rPr>
-          <w:lang w:val="ru-RU" w:eastAsia="ru-RU"/>
-        </w:rPr>
         <w:t xml:space="preserve">Для повышения реалистичности в </w:t>
       </w:r>
       <w:r>
@@ -22155,20 +22514,20 @@
         <w:rPr>
           <w:lang w:val="ru-RU" w:eastAsia="ru-RU"/>
         </w:rPr>
-        <w:t xml:space="preserve">выборке. Для каждой стратегии и каждой комбинации параметров запускалась отдельная симуляция </w:t>
+        <w:t xml:space="preserve">выборке. Для каждой стратегии и каждой комбинации параметров запускалась отдельная симуляция торговли. По результатам симуляции рассчитывались итоговая стоимость портфеля, доходность, максимальная просадка, число сделок, </w:t>
+      </w:r>
+      <w:r>
+        <w:rPr>
+          <w:lang w:val="ru-RU" w:eastAsia="ru-RU"/>
+        </w:rPr>
+        <w:t xml:space="preserve">фактор </w:t>
       </w:r>
       <w:r>
         <w:rPr>
           <w:lang w:val="ru-RU" w:eastAsia="ru-RU"/>
         </w:rPr>
         <w:lastRenderedPageBreak/>
-        <w:t xml:space="preserve">торговли. По результатам симуляции рассчитывались итоговая стоимость портфеля, доходность, максимальная просадка, число сделок, </w:t>
-      </w:r>
-      <w:r>
-        <w:rPr>
-          <w:lang w:val="ru-RU" w:eastAsia="ru-RU"/>
-        </w:rPr>
-        <w:t>фактор прибыльности</w:t>
+        <w:t>прибыльности</w:t>
       </w:r>
       <w:r>
         <w:rPr>
@@ -22293,14 +22652,14 @@
         <w:rPr>
           <w:lang w:val="ru-RU" w:eastAsia="ru-RU"/>
         </w:rPr>
-        <w:t xml:space="preserve">В процессе исторического тестирования сохранялись три типа подробных файлов. Первый тип — журнал событий покупки и продажи, содержащий время сделки, инструмент, цену, количество, изменение денежных средств и причину совершения операции. Второй тип — таблица закрытых сделок, где фиксировались цена входа, цена выхода, прибыль или убыток, доходность сделки, причина закрытия и время удержания. Третий тип — кривая капитала, </w:t>
+        <w:t xml:space="preserve">В процессе исторического тестирования сохранялись три типа подробных файлов. Первый тип — журнал событий покупки и продажи, содержащий время сделки, инструмент, цену, количество, изменение денежных средств и причину совершения операции. Второй тип — таблица закрытых сделок, где фиксировались цена входа, цена выхода, прибыль или убыток, доходность сделки, причина закрытия и время удержания. Третий тип — кривая капитала, содержащая поминутную стоимость портфеля, денежные средства, стоимость </w:t>
       </w:r>
       <w:r>
         <w:rPr>
           <w:lang w:val="ru-RU" w:eastAsia="ru-RU"/>
         </w:rPr>
         <w:lastRenderedPageBreak/>
-        <w:t xml:space="preserve">содержащая поминутную стоимость портфеля, денежные средства, стоимость открытых позиций и число удерживаемых инструментов. </w:t>
+        <w:t xml:space="preserve">открытых позиций и число удерживаемых инструментов. </w:t>
       </w:r>
       <w:r>
         <w:rPr>
@@ -22450,7 +22809,6 @@
         <w:rPr>
           <w:lang w:val="ru-RU" w:eastAsia="ru-RU"/>
         </w:rPr>
-        <w:lastRenderedPageBreak/>
         <w:t xml:space="preserve">Исходный набор данных был разделён на три последовательных временных интервала. Тренировочная выборка охватывала период с </w:t>
       </w:r>
       <w:r>
@@ -22459,27 +22817,7 @@
           <w:bCs/>
           <w:lang w:val="ru-RU" w:eastAsia="ru-RU"/>
         </w:rPr>
-        <w:t>3 января 2022 года по 30 декабря 2024 года</w:t>
-      </w:r>
-      <w:r>
-        <w:rPr>
-          <w:lang w:val="ru-RU" w:eastAsia="ru-RU"/>
-        </w:rPr>
-        <w:t xml:space="preserve"> и использовалась для обучения моделей прогнозирования. </w:t>
-      </w:r>
-      <w:proofErr w:type="spellStart"/>
-      <w:r>
-        <w:rPr>
-          <w:lang w:val="ru-RU" w:eastAsia="ru-RU"/>
-        </w:rPr>
-        <w:t>Валидационная</w:t>
-      </w:r>
-      <w:proofErr w:type="spellEnd"/>
-      <w:r>
-        <w:rPr>
-          <w:lang w:val="ru-RU" w:eastAsia="ru-RU"/>
-        </w:rPr>
-        <w:t xml:space="preserve"> выборка охватывала период с </w:t>
+        <w:t xml:space="preserve">3 января </w:t>
       </w:r>
       <w:r>
         <w:rPr>
@@ -22487,13 +22825,28 @@
           <w:bCs/>
           <w:lang w:val="ru-RU" w:eastAsia="ru-RU"/>
         </w:rPr>
-        <w:t>3 января 2025 года по 30 июня 2025 года</w:t>
-      </w:r>
-      <w:r>
-        <w:rPr>
-          <w:lang w:val="ru-RU" w:eastAsia="ru-RU"/>
-        </w:rPr>
-        <w:t xml:space="preserve"> и использовалась для подбора торговых гиперпараметров. Тестовая выборка охватывала период с </w:t>
+        <w:lastRenderedPageBreak/>
+        <w:t>2022 года по 30 декабря 2024 года</w:t>
+      </w:r>
+      <w:r>
+        <w:rPr>
+          <w:lang w:val="ru-RU" w:eastAsia="ru-RU"/>
+        </w:rPr>
+        <w:t xml:space="preserve"> и использовалась для обучения моделей прогнозирования. </w:t>
+      </w:r>
+      <w:proofErr w:type="spellStart"/>
+      <w:r>
+        <w:rPr>
+          <w:lang w:val="ru-RU" w:eastAsia="ru-RU"/>
+        </w:rPr>
+        <w:t>Валидационная</w:t>
+      </w:r>
+      <w:proofErr w:type="spellEnd"/>
+      <w:r>
+        <w:rPr>
+          <w:lang w:val="ru-RU" w:eastAsia="ru-RU"/>
+        </w:rPr>
+        <w:t xml:space="preserve"> выборка охватывала период с </w:t>
       </w:r>
       <w:r>
         <w:rPr>
@@ -22501,56 +22854,56 @@
           <w:bCs/>
           <w:lang w:val="ru-RU" w:eastAsia="ru-RU"/>
         </w:rPr>
-        <w:t>1 июля 2025 года по 8 апреля 2026 года</w:t>
-      </w:r>
-      <w:r>
-        <w:rPr>
-          <w:lang w:val="ru-RU" w:eastAsia="ru-RU"/>
-        </w:rPr>
-        <w:t xml:space="preserve"> и применялась только для финальной оценки качества стратегий.</w:t>
-      </w:r>
-    </w:p>
-    <w:p>
-      <w:pPr>
+        <w:t>3 января 2025 года по 30 июня 2025 года</w:t>
+      </w:r>
+      <w:r>
+        <w:rPr>
+          <w:lang w:val="ru-RU" w:eastAsia="ru-RU"/>
+        </w:rPr>
+        <w:t xml:space="preserve"> и использовалась для подбора торговых гиперпараметров. Тестовая выборка охватывала период с </w:t>
+      </w:r>
+      <w:r>
         <w:rPr>
           <w:b/>
           <w:bCs/>
           <w:lang w:val="ru-RU" w:eastAsia="ru-RU"/>
         </w:rPr>
-      </w:pPr>
-      <w:r>
-        <w:rPr>
-          <w:lang w:val="ru-RU" w:eastAsia="ru-RU"/>
-        </w:rPr>
-        <w:t xml:space="preserve">Такое разделение соответствует хронологической природе финансовых временных рядов: данные из будущего не использовались при обучении моделей и подборе параметров. Для каждой стратегии на </w:t>
-      </w:r>
-      <w:proofErr w:type="spellStart"/>
-      <w:r>
-        <w:rPr>
-          <w:lang w:val="ru-RU" w:eastAsia="ru-RU"/>
-        </w:rPr>
-        <w:t>валидационной</w:t>
-      </w:r>
-      <w:proofErr w:type="spellEnd"/>
-      <w:r>
-        <w:rPr>
-          <w:lang w:val="ru-RU" w:eastAsia="ru-RU"/>
-        </w:rPr>
-        <w:t xml:space="preserve"> выборке отдельно подбирались индивидуальные торговые гиперпараметры: порог входа в позицию и максимально допустимое количество одновременно открытых позиций. Подбор выполнялся отдельно для каждого уровня торговых издержек, поэтому одна и та же стратегия могла использовать разные параметры при издержках </w:t>
-      </w:r>
-      <w:r>
+        <w:t>1 июля 2025 года по 8 апреля 2026 года</w:t>
+      </w:r>
+      <w:r>
+        <w:rPr>
+          <w:lang w:val="ru-RU" w:eastAsia="ru-RU"/>
+        </w:rPr>
+        <w:t xml:space="preserve"> и применялась только для финальной оценки качества стратегий.</w:t>
+      </w:r>
+    </w:p>
+    <w:p>
+      <w:pPr>
         <w:rPr>
           <w:b/>
           <w:bCs/>
           <w:lang w:val="ru-RU" w:eastAsia="ru-RU"/>
         </w:rPr>
-        <w:t>0,01 %</w:t>
-      </w:r>
-      <w:r>
-        <w:rPr>
-          <w:lang w:val="ru-RU" w:eastAsia="ru-RU"/>
-        </w:rPr>
-        <w:t xml:space="preserve">, </w:t>
+      </w:pPr>
+      <w:r>
+        <w:rPr>
+          <w:lang w:val="ru-RU" w:eastAsia="ru-RU"/>
+        </w:rPr>
+        <w:t xml:space="preserve">Такое разделение соответствует хронологической природе финансовых временных рядов: данные из будущего не использовались при обучении моделей и подборе параметров. Для каждой стратегии на </w:t>
+      </w:r>
+      <w:proofErr w:type="spellStart"/>
+      <w:r>
+        <w:rPr>
+          <w:lang w:val="ru-RU" w:eastAsia="ru-RU"/>
+        </w:rPr>
+        <w:t>валидационной</w:t>
+      </w:r>
+      <w:proofErr w:type="spellEnd"/>
+      <w:r>
+        <w:rPr>
+          <w:lang w:val="ru-RU" w:eastAsia="ru-RU"/>
+        </w:rPr>
+        <w:t xml:space="preserve"> выборке отдельно подбирались индивидуальные торговые гиперпараметры: порог входа в позицию и максимально допустимое количество одновременно открытых позиций. Подбор выполнялся отдельно для каждого уровня торговых издержек, поэтому одна и та же стратегия могла использовать разные параметры при издержках </w:t>
       </w:r>
       <w:r>
         <w:rPr>
@@ -22558,13 +22911,13 @@
           <w:bCs/>
           <w:lang w:val="ru-RU" w:eastAsia="ru-RU"/>
         </w:rPr>
-        <w:t>0,03 %</w:t>
-      </w:r>
-      <w:r>
-        <w:rPr>
-          <w:lang w:val="ru-RU" w:eastAsia="ru-RU"/>
-        </w:rPr>
-        <w:t xml:space="preserve"> и </w:t>
+        <w:t>0,01 %</w:t>
+      </w:r>
+      <w:r>
+        <w:rPr>
+          <w:lang w:val="ru-RU" w:eastAsia="ru-RU"/>
+        </w:rPr>
+        <w:t xml:space="preserve">, </w:t>
       </w:r>
       <w:r>
         <w:rPr>
@@ -22572,20 +22925,13 @@
           <w:bCs/>
           <w:lang w:val="ru-RU" w:eastAsia="ru-RU"/>
         </w:rPr>
-        <w:t>0,05 %</w:t>
-      </w:r>
-    </w:p>
-    <w:p>
-      <w:pPr>
-        <w:rPr>
-          <w:lang w:val="ru-RU" w:eastAsia="ru-RU"/>
-        </w:rPr>
-      </w:pPr>
-      <w:r>
-        <w:rPr>
-          <w:lang w:val="ru-RU" w:eastAsia="ru-RU"/>
-        </w:rPr>
-        <w:t xml:space="preserve">Историческое тестирование выполнялось при начальном капитале </w:t>
+        <w:t>0,03 %</w:t>
+      </w:r>
+      <w:r>
+        <w:rPr>
+          <w:lang w:val="ru-RU" w:eastAsia="ru-RU"/>
+        </w:rPr>
+        <w:t xml:space="preserve"> и </w:t>
       </w:r>
       <w:r>
         <w:rPr>
@@ -22593,71 +22939,78 @@
           <w:bCs/>
           <w:lang w:val="ru-RU" w:eastAsia="ru-RU"/>
         </w:rPr>
-        <w:t>1 000 000 рублей</w:t>
-      </w:r>
-      <w:r>
-        <w:rPr>
-          <w:lang w:val="ru-RU" w:eastAsia="ru-RU"/>
-        </w:rPr>
-        <w:t xml:space="preserve">. Торговля моделировалась в режиме </w:t>
-      </w:r>
-      <w:proofErr w:type="spellStart"/>
+        <w:t>0,05 %</w:t>
+      </w:r>
+    </w:p>
+    <w:p>
+      <w:pPr>
+        <w:rPr>
+          <w:lang w:val="ru-RU" w:eastAsia="ru-RU"/>
+        </w:rPr>
+      </w:pPr>
+      <w:r>
+        <w:rPr>
+          <w:lang w:val="ru-RU" w:eastAsia="ru-RU"/>
+        </w:rPr>
+        <w:t xml:space="preserve">Историческое тестирование выполнялось при начальном капитале </w:t>
+      </w:r>
       <w:r>
         <w:rPr>
           <w:b/>
           <w:bCs/>
           <w:lang w:val="ru-RU" w:eastAsia="ru-RU"/>
         </w:rPr>
-        <w:t>long-only</w:t>
-      </w:r>
-      <w:proofErr w:type="spellEnd"/>
-      <w:r>
-        <w:rPr>
-          <w:lang w:val="ru-RU" w:eastAsia="ru-RU"/>
-        </w:rPr>
-        <w:t xml:space="preserve">, то есть стратегия могла только открывать длинные позиции и закрывать ранее открытые позиции; короткие продажи не использовались. Для каждой стратегии на </w:t>
+        <w:t>1 000 000 рублей</w:t>
+      </w:r>
+      <w:r>
+        <w:rPr>
+          <w:lang w:val="ru-RU" w:eastAsia="ru-RU"/>
+        </w:rPr>
+        <w:t xml:space="preserve">. Торговля моделировалась в режиме </w:t>
       </w:r>
       <w:proofErr w:type="spellStart"/>
-      <w:r>
-        <w:rPr>
-          <w:lang w:val="ru-RU" w:eastAsia="ru-RU"/>
-        </w:rPr>
-        <w:t>валидационном</w:t>
-      </w:r>
-      <w:proofErr w:type="spellEnd"/>
-      <w:r>
-        <w:rPr>
-          <w:lang w:val="ru-RU" w:eastAsia="ru-RU"/>
-        </w:rPr>
-        <w:t xml:space="preserve"> интервале отдельно подбирались два торговых </w:t>
-      </w:r>
-      <w:proofErr w:type="spellStart"/>
-      <w:r>
-        <w:rPr>
-          <w:lang w:val="ru-RU" w:eastAsia="ru-RU"/>
-        </w:rPr>
-        <w:t>гиперпараметра</w:t>
-      </w:r>
-      <w:proofErr w:type="spellEnd"/>
-      <w:r>
-        <w:rPr>
-          <w:lang w:val="ru-RU" w:eastAsia="ru-RU"/>
-        </w:rPr>
-        <w:t xml:space="preserve">: минимальный порог входа в позицию и максимально допустимое количество одновременно открытых позиций. Подбор выполнялся отдельно для каждого уровня торговых издержек, поэтому одна и та же стратегия могла использовать разные значения этих параметров при издержках </w:t>
-      </w:r>
       <w:r>
         <w:rPr>
           <w:b/>
           <w:bCs/>
           <w:lang w:val="ru-RU" w:eastAsia="ru-RU"/>
         </w:rPr>
-        <w:t>0,01 %</w:t>
-      </w:r>
-      <w:r>
-        <w:rPr>
-          <w:lang w:val="ru-RU" w:eastAsia="ru-RU"/>
-        </w:rPr>
-        <w:t xml:space="preserve">, </w:t>
+        <w:t>long-only</w:t>
+      </w:r>
+      <w:proofErr w:type="spellEnd"/>
+      <w:r>
+        <w:rPr>
+          <w:lang w:val="ru-RU" w:eastAsia="ru-RU"/>
+        </w:rPr>
+        <w:t xml:space="preserve">, то есть стратегия могла только открывать длинные позиции и закрывать ранее открытые позиции; короткие продажи не использовались. Для каждой стратегии на </w:t>
+      </w:r>
+      <w:proofErr w:type="spellStart"/>
+      <w:r>
+        <w:rPr>
+          <w:lang w:val="ru-RU" w:eastAsia="ru-RU"/>
+        </w:rPr>
+        <w:t>валидационном</w:t>
+      </w:r>
+      <w:proofErr w:type="spellEnd"/>
+      <w:r>
+        <w:rPr>
+          <w:lang w:val="ru-RU" w:eastAsia="ru-RU"/>
+        </w:rPr>
+        <w:t xml:space="preserve"> интервале отдельно подбирались два торговых </w:t>
+      </w:r>
+      <w:proofErr w:type="spellStart"/>
+      <w:r>
+        <w:rPr>
+          <w:lang w:val="ru-RU" w:eastAsia="ru-RU"/>
+        </w:rPr>
+        <w:t>гиперпараметра</w:t>
+      </w:r>
+      <w:proofErr w:type="spellEnd"/>
+      <w:r>
+        <w:rPr>
+          <w:lang w:val="ru-RU" w:eastAsia="ru-RU"/>
+        </w:rPr>
+        <w:t xml:space="preserve">: минимальный порог входа в позицию и максимально допустимое количество одновременно открытых позиций. Подбор выполнялся отдельно для каждого уровня торговых издержек, поэтому одна и та же стратегия могла использовать разные значения этих параметров при издержках </w:t>
       </w:r>
       <w:r>
         <w:rPr>
@@ -22665,13 +23018,13 @@
           <w:bCs/>
           <w:lang w:val="ru-RU" w:eastAsia="ru-RU"/>
         </w:rPr>
-        <w:t>0,03 %</w:t>
-      </w:r>
-      <w:r>
-        <w:rPr>
-          <w:lang w:val="ru-RU" w:eastAsia="ru-RU"/>
-        </w:rPr>
-        <w:t xml:space="preserve"> и </w:t>
+        <w:t>0,01 %</w:t>
+      </w:r>
+      <w:r>
+        <w:rPr>
+          <w:lang w:val="ru-RU" w:eastAsia="ru-RU"/>
+        </w:rPr>
+        <w:t xml:space="preserve">, </w:t>
       </w:r>
       <w:r>
         <w:rPr>
@@ -22679,60 +23032,13 @@
           <w:bCs/>
           <w:lang w:val="ru-RU" w:eastAsia="ru-RU"/>
         </w:rPr>
-        <w:t>0,05 %</w:t>
-      </w:r>
-      <w:r>
-        <w:rPr>
-          <w:lang w:val="ru-RU" w:eastAsia="ru-RU"/>
-        </w:rPr>
-        <w:t>.</w:t>
-      </w:r>
-    </w:p>
-    <w:p>
-      <w:pPr>
-        <w:rPr>
-          <w:lang w:val="ru-RU" w:eastAsia="ru-RU"/>
-        </w:rPr>
-      </w:pPr>
-      <w:r>
-        <w:rPr>
-          <w:lang w:val="ru-RU" w:eastAsia="ru-RU"/>
-        </w:rPr>
-        <w:t xml:space="preserve">На каждом торговом шаге стратегия сначала определяла количество свободных слотов для новых позиций как разность между подобранным ограничением </w:t>
-      </w:r>
-      <w:proofErr w:type="spellStart"/>
-      <w:r>
-        <w:rPr>
-          <w:lang w:val="ru-RU" w:eastAsia="ru-RU"/>
-        </w:rPr>
-        <w:t>max_positions</w:t>
-      </w:r>
-      <w:proofErr w:type="spellEnd"/>
-      <w:r>
-        <w:rPr>
-          <w:lang w:val="ru-RU" w:eastAsia="ru-RU"/>
-        </w:rPr>
-        <w:t xml:space="preserve"> и текущим числом открытых позиций. Новые сделки открывались только в том случае, если прогнозная доходность или </w:t>
-      </w:r>
-      <w:r>
-        <w:rPr>
-          <w:lang w:val="ru-RU" w:eastAsia="ru-RU"/>
-        </w:rPr>
-        <w:lastRenderedPageBreak/>
-        <w:t xml:space="preserve">значение торгового сигнала превышали заданный порог входа. Кроме того, учитывалась ожидаемая доходность после издержек: из сигнала вычитались издержки покупки и продажи, и позиция могла быть открыта только при положительном ожидаемом преимуществе. Если одновременно появлялось несколько кандидатов на покупку, выбирались бумаги с наибольшим значением сигнала, но не больше числа свободных слотов в портфеле. </w:t>
-      </w:r>
-    </w:p>
-    <w:p>
-      <w:pPr>
-        <w:rPr>
-          <w:lang w:val="ru-RU" w:eastAsia="ru-RU"/>
-        </w:rPr>
-      </w:pPr>
-      <w:r>
-        <w:rPr>
-          <w:lang w:val="ru-RU" w:eastAsia="ru-RU"/>
-        </w:rPr>
-        <w:t xml:space="preserve">Размер денежных средств, направляемых на открытие новых позиций в течение одной минуты, был ограничен. За один торговый шаг стратегия могла направить на новые сделки не более </w:t>
+        <w:t>0,03 %</w:t>
+      </w:r>
+      <w:r>
+        <w:rPr>
+          <w:lang w:val="ru-RU" w:eastAsia="ru-RU"/>
+        </w:rPr>
+        <w:t xml:space="preserve"> и </w:t>
       </w:r>
       <w:r>
         <w:rPr>
@@ -22740,13 +23046,60 @@
           <w:bCs/>
           <w:lang w:val="ru-RU" w:eastAsia="ru-RU"/>
         </w:rPr>
-        <w:t>100 000 рублей</w:t>
-      </w:r>
-      <w:r>
-        <w:rPr>
-          <w:lang w:val="ru-RU" w:eastAsia="ru-RU"/>
-        </w:rPr>
-        <w:t xml:space="preserve">, не более </w:t>
+        <w:t>0,05 %</w:t>
+      </w:r>
+      <w:r>
+        <w:rPr>
+          <w:lang w:val="ru-RU" w:eastAsia="ru-RU"/>
+        </w:rPr>
+        <w:t>.</w:t>
+      </w:r>
+    </w:p>
+    <w:p>
+      <w:pPr>
+        <w:rPr>
+          <w:lang w:val="ru-RU" w:eastAsia="ru-RU"/>
+        </w:rPr>
+      </w:pPr>
+      <w:r>
+        <w:rPr>
+          <w:lang w:val="ru-RU" w:eastAsia="ru-RU"/>
+        </w:rPr>
+        <w:t xml:space="preserve">На каждом торговом шаге стратегия сначала определяла количество свободных слотов для новых позиций как разность между подобранным ограничением </w:t>
+      </w:r>
+      <w:proofErr w:type="spellStart"/>
+      <w:r>
+        <w:rPr>
+          <w:lang w:val="ru-RU" w:eastAsia="ru-RU"/>
+        </w:rPr>
+        <w:t>max_positions</w:t>
+      </w:r>
+      <w:proofErr w:type="spellEnd"/>
+      <w:r>
+        <w:rPr>
+          <w:lang w:val="ru-RU" w:eastAsia="ru-RU"/>
+        </w:rPr>
+        <w:t xml:space="preserve"> и текущим числом открытых позиций. Новые сделки открывались только в том случае, если прогнозная доходность или значение торгового сигнала превышали заданный порог входа. Кроме того, учитывалась ожидаемая доходность после издержек: из сигнала вычитались </w:t>
+      </w:r>
+      <w:r>
+        <w:rPr>
+          <w:lang w:val="ru-RU" w:eastAsia="ru-RU"/>
+        </w:rPr>
+        <w:lastRenderedPageBreak/>
+        <w:t xml:space="preserve">издержки покупки и продажи, и позиция могла быть открыта только при положительном ожидаемом преимуществе. Если одновременно появлялось несколько кандидатов на покупку, выбирались бумаги с наибольшим значением сигнала, но не больше числа свободных слотов в портфеле. </w:t>
+      </w:r>
+    </w:p>
+    <w:p>
+      <w:pPr>
+        <w:rPr>
+          <w:lang w:val="ru-RU" w:eastAsia="ru-RU"/>
+        </w:rPr>
+      </w:pPr>
+      <w:r>
+        <w:rPr>
+          <w:lang w:val="ru-RU" w:eastAsia="ru-RU"/>
+        </w:rPr>
+        <w:t xml:space="preserve">Размер денежных средств, направляемых на открытие новых позиций в течение одной минуты, был ограничен. За один торговый шаг стратегия могла направить на новые сделки не более </w:t>
       </w:r>
       <w:r>
         <w:rPr>
@@ -22754,26 +23107,13 @@
           <w:bCs/>
           <w:lang w:val="ru-RU" w:eastAsia="ru-RU"/>
         </w:rPr>
-        <w:t>10 % текущей стоимости портфеля</w:t>
-      </w:r>
-      <w:r>
-        <w:rPr>
-          <w:lang w:val="ru-RU" w:eastAsia="ru-RU"/>
-        </w:rPr>
-        <w:t xml:space="preserve"> и не более доступного остатка денежных средств. Если кандидатов было несколько, доступная сумма распределялась между ними пропорционально их ожидаемому преимуществу после учёта издержек. Таким образом, более сильный сигнал получал больший вес в распределении капитала. </w:t>
-      </w:r>
-    </w:p>
-    <w:p>
-      <w:pPr>
-        <w:rPr>
-          <w:lang w:val="ru-RU" w:eastAsia="ru-RU"/>
-        </w:rPr>
-      </w:pPr>
-      <w:r>
-        <w:rPr>
-          <w:lang w:val="ru-RU" w:eastAsia="ru-RU"/>
-        </w:rPr>
-        <w:t xml:space="preserve">Дополнительно использовались ограничения на концентрацию капитала в одном инструменте. Совокупная стоимость позиции по одной бумаге не могла превышать минимум из двух величин: </w:t>
+        <w:t>100 000 рублей</w:t>
+      </w:r>
+      <w:r>
+        <w:rPr>
+          <w:lang w:val="ru-RU" w:eastAsia="ru-RU"/>
+        </w:rPr>
+        <w:t xml:space="preserve">, не более </w:t>
       </w:r>
       <w:r>
         <w:rPr>
@@ -22781,13 +23121,26 @@
           <w:bCs/>
           <w:lang w:val="ru-RU" w:eastAsia="ru-RU"/>
         </w:rPr>
-        <w:t>50 000 рублей</w:t>
-      </w:r>
-      <w:r>
-        <w:rPr>
-          <w:lang w:val="ru-RU" w:eastAsia="ru-RU"/>
-        </w:rPr>
-        <w:t xml:space="preserve"> или </w:t>
+        <w:t>10 % текущей стоимости портфеля</w:t>
+      </w:r>
+      <w:r>
+        <w:rPr>
+          <w:lang w:val="ru-RU" w:eastAsia="ru-RU"/>
+        </w:rPr>
+        <w:t xml:space="preserve"> и не более доступного остатка денежных средств. Если кандидатов было несколько, доступная сумма распределялась между ними пропорционально их ожидаемому преимуществу после учёта издержек. Таким образом, более сильный сигнал получал больший вес в распределении капитала. </w:t>
+      </w:r>
+    </w:p>
+    <w:p>
+      <w:pPr>
+        <w:rPr>
+          <w:lang w:val="ru-RU" w:eastAsia="ru-RU"/>
+        </w:rPr>
+      </w:pPr>
+      <w:r>
+        <w:rPr>
+          <w:lang w:val="ru-RU" w:eastAsia="ru-RU"/>
+        </w:rPr>
+        <w:t xml:space="preserve">Дополнительно использовались ограничения на концентрацию капитала в одном инструменте. Совокупная стоимость позиции по одной бумаге не могла превышать минимум из двух величин: </w:t>
       </w:r>
       <w:r>
         <w:rPr>
@@ -22795,13 +23148,13 @@
           <w:bCs/>
           <w:lang w:val="ru-RU" w:eastAsia="ru-RU"/>
         </w:rPr>
-        <w:t>5 % текущей стоимости портфеля</w:t>
-      </w:r>
-      <w:r>
-        <w:rPr>
-          <w:lang w:val="ru-RU" w:eastAsia="ru-RU"/>
-        </w:rPr>
-        <w:t xml:space="preserve">. Это ограничение не позволяло стратегии сосредоточить слишком большую долю капитала в одном инструменте. Минимальный размер сделки составлял </w:t>
+        <w:t>50 000 рублей</w:t>
+      </w:r>
+      <w:r>
+        <w:rPr>
+          <w:lang w:val="ru-RU" w:eastAsia="ru-RU"/>
+        </w:rPr>
+        <w:t xml:space="preserve"> или </w:t>
       </w:r>
       <w:r>
         <w:rPr>
@@ -22809,26 +23162,13 @@
           <w:bCs/>
           <w:lang w:val="ru-RU" w:eastAsia="ru-RU"/>
         </w:rPr>
-        <w:t>1 000 рублей</w:t>
-      </w:r>
-      <w:r>
-        <w:rPr>
-          <w:lang w:val="ru-RU" w:eastAsia="ru-RU"/>
-        </w:rPr>
-        <w:t xml:space="preserve">; сделки меньшего размера не открывались. Вход в позицию выполнялся по цене открытия следующей минуты, что исключало использование цены, известной только после формирования сигнала. </w:t>
-      </w:r>
-    </w:p>
-    <w:p>
-      <w:pPr>
-        <w:rPr>
-          <w:lang w:val="ru-RU" w:eastAsia="ru-RU"/>
-        </w:rPr>
-      </w:pPr>
-      <w:r>
-        <w:rPr>
-          <w:lang w:val="ru-RU" w:eastAsia="ru-RU"/>
-        </w:rPr>
-        <w:t xml:space="preserve">После открытия позиции стратегия на каждом последующем торговом шаге проверяла условия выхода. Позиция закрывалась, если прогноз удержания становился недостаточным для покрытия издержек продажи, либо если длительность удержания достигала установленного ограничения. Максимальное время удержания позиции составляло </w:t>
+        <w:t>5 % текущей стоимости портфеля</w:t>
+      </w:r>
+      <w:r>
+        <w:rPr>
+          <w:lang w:val="ru-RU" w:eastAsia="ru-RU"/>
+        </w:rPr>
+        <w:t xml:space="preserve">. Это ограничение не позволяло стратегии сосредоточить слишком большую долю капитала в одном инструменте. Минимальный размер сделки составлял </w:t>
       </w:r>
       <w:r>
         <w:rPr>
@@ -22836,6 +23176,33 @@
           <w:bCs/>
           <w:lang w:val="ru-RU" w:eastAsia="ru-RU"/>
         </w:rPr>
+        <w:t>1 000 рублей</w:t>
+      </w:r>
+      <w:r>
+        <w:rPr>
+          <w:lang w:val="ru-RU" w:eastAsia="ru-RU"/>
+        </w:rPr>
+        <w:t xml:space="preserve">; сделки меньшего размера не открывались. Вход в позицию выполнялся по цене открытия следующей минуты, что исключало использование цены, известной только после формирования сигнала. </w:t>
+      </w:r>
+    </w:p>
+    <w:p>
+      <w:pPr>
+        <w:rPr>
+          <w:lang w:val="ru-RU" w:eastAsia="ru-RU"/>
+        </w:rPr>
+      </w:pPr>
+      <w:r>
+        <w:rPr>
+          <w:lang w:val="ru-RU" w:eastAsia="ru-RU"/>
+        </w:rPr>
+        <w:t xml:space="preserve">После открытия позиции стратегия на каждом последующем торговом шаге проверяла условия выхода. Позиция закрывалась, если прогноз удержания становился недостаточным для покрытия издержек продажи, либо если длительность удержания достигала установленного ограничения. Максимальное время удержания позиции составляло </w:t>
+      </w:r>
+      <w:r>
+        <w:rPr>
+          <w:b/>
+          <w:bCs/>
+          <w:lang w:val="ru-RU" w:eastAsia="ru-RU"/>
+        </w:rPr>
         <w:t>30 торговых минут</w:t>
       </w:r>
       <w:r>
@@ -22855,14 +23222,14 @@
         <w:rPr>
           <w:lang w:val="ru-RU" w:eastAsia="ru-RU"/>
         </w:rPr>
-        <w:t xml:space="preserve">Стоимость портфеля на каждом шаге рассчитывалась как сумма свободных денежных средств и текущей ликвидационной стоимости открытых </w:t>
+        <w:t xml:space="preserve">Стоимость портфеля на каждом шаге рассчитывалась как сумма свободных денежных средств и текущей ликвидационной стоимости открытых позиций. Открытые позиции переоценивались по текущей цене закрытия соответствующего инструмента с учётом издержек продажи. Это позволяло </w:t>
       </w:r>
       <w:r>
         <w:rPr>
           <w:lang w:val="ru-RU" w:eastAsia="ru-RU"/>
         </w:rPr>
         <w:lastRenderedPageBreak/>
-        <w:t>позиций. Открытые позиции переоценивались по текущей цене закрытия соответствующего инструмента с учётом издержек продажи. Это позволяло учитывать не только реализованный финансовый результат после закрытия сделок, но и промежуточные изменения стоимости портфеля, необходимые для расчёта итоговой доходности и максимальной просадки.</w:t>
+        <w:t>учитывать не только реализованный финансовый результат после закрытия сделок, но и промежуточные изменения стоимости портфеля, необходимые для расчёта итоговой доходности и максимальной просадки.</w:t>
       </w:r>
     </w:p>
     <w:p>
@@ -22885,7 +23252,7 @@
       </w:r>
       <w:r>
         <w:rPr>
-          <w:lang w:eastAsia="ru-RU"/>
+          <w:lang w:val="ru-RU" w:eastAsia="ru-RU"/>
         </w:rPr>
         <w:t>0,01%</w:t>
       </w:r>
@@ -23011,14 +23378,14 @@
         <w:rPr>
           <w:lang w:val="ru-RU" w:eastAsia="ru-RU"/>
         </w:rPr>
-        <w:t xml:space="preserve">. При издержках 3 базисных пункта её доходность составила 17,75 %. Среди стратегий на основе правил лучший результат </w:t>
+        <w:t xml:space="preserve">. При издержках 3 базисных пункта её доходность составила 17,75 %. Среди стратегий на основе правил лучший результат показала стратегия возврата к среднему, доходность которой составила 7,16 %. </w:t>
       </w:r>
       <w:r>
         <w:rPr>
           <w:lang w:val="ru-RU" w:eastAsia="ru-RU"/>
         </w:rPr>
         <w:lastRenderedPageBreak/>
-        <w:t xml:space="preserve">показала стратегия возврата к среднему, доходность которой составила 7,16 %. Среди нейросетевых моделей положительную доходность показала только </w:t>
+        <w:t xml:space="preserve">Среди нейросетевых моделей положительную доходность показала только </w:t>
       </w:r>
       <w:r>
         <w:rPr>
@@ -23972,7 +24339,61 @@
         <w:rPr>
           <w:lang w:val="ru-RU" w:eastAsia="ru-RU"/>
         </w:rPr>
-        <w:t>Нейросетевые модели в данной постановке эксперимента не продемонстрировали устойчивого преимущества. Единственной нейросетевой стратегией с положительной доходностью стала TCN, однако её результат оказался существенно ниже результата CatBoost и стратегии возврата к среднему. GRU, LSTM и трансформер показали отрицательную доходность, что говорит о том, что более сложная архитектура модели не гарантирует повышения эффективности торговой стратегии после учёта рыночных издержек.</w:t>
+        <w:t xml:space="preserve">В данной постановке эксперимента модели, работающие с последовательностями, не дали устойчивого преимущества. Положительную доходность среди них показала только </w:t>
+      </w:r>
+      <w:r>
+        <w:rPr>
+          <w:lang w:eastAsia="ru-RU"/>
+        </w:rPr>
+        <w:t>TCN</w:t>
+      </w:r>
+      <w:r>
+        <w:rPr>
+          <w:lang w:val="ru-RU" w:eastAsia="ru-RU"/>
+        </w:rPr>
+        <w:t xml:space="preserve">, но её результат оказался заметно ниже результата </w:t>
+      </w:r>
+      <w:r>
+        <w:rPr>
+          <w:lang w:eastAsia="ru-RU"/>
+        </w:rPr>
+        <w:t>CatBoost</w:t>
+      </w:r>
+      <w:r>
+        <w:rPr>
+          <w:lang w:val="ru-RU" w:eastAsia="ru-RU"/>
+        </w:rPr>
+        <w:t xml:space="preserve"> и стратегии возврата к среднему. </w:t>
+      </w:r>
+      <w:r>
+        <w:rPr>
+          <w:lang w:eastAsia="ru-RU"/>
+        </w:rPr>
+        <w:t>GRU</w:t>
+      </w:r>
+      <w:r>
+        <w:rPr>
+          <w:lang w:val="ru-RU" w:eastAsia="ru-RU"/>
+        </w:rPr>
+        <w:t xml:space="preserve">, </w:t>
+      </w:r>
+      <w:r>
+        <w:rPr>
+          <w:lang w:eastAsia="ru-RU"/>
+        </w:rPr>
+        <w:t>LSTM</w:t>
+      </w:r>
+      <w:r>
+        <w:rPr>
+          <w:lang w:val="ru-RU" w:eastAsia="ru-RU"/>
+        </w:rPr>
+        <w:t xml:space="preserve"> и трансформер завершили тестовый период с отрицательной доходностью. Это показывает, что усложнение модели само по себе не улучшает торговый результат после учёта издержек</w:t>
+      </w:r>
+      <w:r>
+        <w:rPr>
+          <w:lang w:val="ru-RU" w:eastAsia="ru-RU"/>
+        </w:rPr>
+        <w:t>.</w:t>
       </w:r>
     </w:p>
     <w:p>
@@ -23986,13 +24407,19 @@
         <w:rPr>
           <w:lang w:val="ru-RU" w:eastAsia="ru-RU"/>
         </w:rPr>
-        <w:t>Таким образом, проведённый эксперимент подтверждает, что методы машинного обучения могут повысить эффективность алгоритмического трейдинга, однако результат зависит от конкретного алгоритма, качества торговых сигналов и уровня транзакционных издержек. Наиболее успешным подходом в рамках проведённого тестирования оказался CatBoost, тогда как стратегия возврата к среднему выступила наиболее сильным базовым методом</w:t>
-      </w:r>
-      <w:r>
-        <w:rPr>
-          <w:lang w:val="ru-RU" w:eastAsia="ru-RU"/>
-        </w:rPr>
-        <w:t xml:space="preserve"> на основе правил</w:t>
+        <w:t xml:space="preserve">Проведённый эксперимент показывает, что методы машинного обучения могут улучшить результат торговой стратегии, но это зависит от выбранного алгоритма, качества сигналов и размера издержек. На тестовой выборке лучший результат показал </w:t>
+      </w:r>
+      <w:r>
+        <w:rPr>
+          <w:lang w:eastAsia="ru-RU"/>
+        </w:rPr>
+        <w:t>CatBoost</w:t>
+      </w:r>
+      <w:r>
+        <w:rPr>
+          <w:lang w:val="ru-RU" w:eastAsia="ru-RU"/>
+        </w:rPr>
+        <w:t>. Среди стратегий на основе правил наиболее сильной оказалась стратегия возврата к среднему</w:t>
       </w:r>
       <w:r>
         <w:rPr>
@@ -24211,9 +24638,6 @@
     <w:p>
       <w:pPr>
         <w:pStyle w:val="1"/>
-        <w:rPr>
-          <w:lang w:val="ru-RU"/>
-        </w:rPr>
       </w:pPr>
       <w:bookmarkStart w:id="18" w:name="_Toc229943164"/>
       <w:r>
@@ -24224,9 +24648,6 @@
         <w:t>Список</w:t>
       </w:r>
       <w:r>
-        <w:rPr>
-          <w:lang w:val="ru-RU"/>
-        </w:rPr>
         <w:t xml:space="preserve"> </w:t>
       </w:r>
       <w:r>
@@ -24236,9 +24657,6 @@
         <w:t>использованных</w:t>
       </w:r>
       <w:r>
-        <w:rPr>
-          <w:lang w:val="ru-RU"/>
-        </w:rPr>
         <w:t xml:space="preserve"> </w:t>
       </w:r>
       <w:r>
@@ -24255,7 +24673,15 @@
         <w:jc w:val="left"/>
       </w:pPr>
       <w:r>
-        <w:t xml:space="preserve">[1] de Jong F., Rindi B. The Microstructure of Financial Markets. Cambridge : Cambridge University Press, 2009. 210 </w:t>
+        <w:t xml:space="preserve">[1] de Jong F., Rindi B. The Microstructure of Financial Markets. </w:t>
+      </w:r>
+      <w:proofErr w:type="gramStart"/>
+      <w:r>
+        <w:t>Cambridge :</w:t>
+      </w:r>
+      <w:proofErr w:type="gramEnd"/>
+      <w:r>
+        <w:t xml:space="preserve"> Cambridge University Press, 2009. 210 </w:t>
       </w:r>
       <w:r>
         <w:rPr>
@@ -24300,7 +24726,15 @@
         <w:jc w:val="left"/>
       </w:pPr>
       <w:r>
-        <w:t xml:space="preserve">[3] López de Prado M. Advances in Financial Machine Learning. Hoboken : Wiley, 2018. 400 </w:t>
+        <w:t xml:space="preserve">[3] López de Prado M. Advances in Financial Machine Learning. </w:t>
+      </w:r>
+      <w:proofErr w:type="gramStart"/>
+      <w:r>
+        <w:t>Hoboken :</w:t>
+      </w:r>
+      <w:proofErr w:type="gramEnd"/>
+      <w:r>
+        <w:t xml:space="preserve"> Wiley, 2018. 400 </w:t>
       </w:r>
       <w:r>
         <w:rPr>
@@ -24318,7 +24752,15 @@
         <w:jc w:val="left"/>
       </w:pPr>
       <w:r>
-        <w:t xml:space="preserve">[4] Chan E. P. Algorithmic Trading: Winning Strategies and Their Rationale. Hoboken : Wiley, 2013. 224 </w:t>
+        <w:t xml:space="preserve">[4] Chan E. P. Algorithmic Trading: Winning Strategies and Their Rationale. </w:t>
+      </w:r>
+      <w:proofErr w:type="gramStart"/>
+      <w:r>
+        <w:t>Hoboken :</w:t>
+      </w:r>
+      <w:proofErr w:type="gramEnd"/>
+      <w:r>
+        <w:t xml:space="preserve"> Wiley, 2013. 224 </w:t>
       </w:r>
       <w:r>
         <w:rPr>
@@ -24387,7 +24829,15 @@
       </w:r>
       <w:proofErr w:type="spellEnd"/>
       <w:r>
-        <w:t xml:space="preserve"> R. A., Stone C. J. Classification and Regression Trees. Belmont : Wadsworth International Group, 1984. 368 </w:t>
+        <w:t xml:space="preserve"> R. A., Stone C. J. Classification and Regression Trees. </w:t>
+      </w:r>
+      <w:proofErr w:type="gramStart"/>
+      <w:r>
+        <w:t>Belmont :</w:t>
+      </w:r>
+      <w:proofErr w:type="gramEnd"/>
+      <w:r>
+        <w:t xml:space="preserve"> Wadsworth International Group, 1984. 368 </w:t>
       </w:r>
       <w:r>
         <w:rPr>
@@ -24833,7 +25283,21 @@
         <w:rPr>
           <w:lang w:val="ru-RU"/>
         </w:rPr>
-        <w:t>2021. Т. 18, № 6. С. 22–25. DOI: 10.1111/1740-9713.01588.</w:t>
+        <w:t>2021. Т. 18, № 6. С. 22–25. DOI: 10.1111/</w:t>
+      </w:r>
+      <w:proofErr w:type="gramStart"/>
+      <w:r>
+        <w:rPr>
+          <w:lang w:val="ru-RU"/>
+        </w:rPr>
+        <w:t>1740-9713.01588</w:t>
+      </w:r>
+      <w:proofErr w:type="gramEnd"/>
+      <w:r>
+        <w:rPr>
+          <w:lang w:val="ru-RU"/>
+        </w:rPr>
+        <w:t>.</w:t>
       </w:r>
     </w:p>
     <w:p>

--- a/BKP.docx
+++ b/BKP.docx
@@ -9617,7 +9617,6 @@
         </w:rPr>
         <w:t xml:space="preserve"> </w:t>
       </w:r>
-      <w:proofErr w:type="gramStart"/>
       <w:r>
         <w:rPr>
           <w:rFonts w:cs="Times New Roman"/>
@@ -9644,7 +9643,6 @@
         <w:t>json</w:t>
       </w:r>
       <w:proofErr w:type="spellEnd"/>
-      <w:proofErr w:type="gramEnd"/>
       <w:r>
         <w:rPr>
           <w:rFonts w:cs="Times New Roman"/>
@@ -9702,7 +9700,6 @@
         </w:rPr>
         <w:t>_</w:t>
       </w:r>
-      <w:proofErr w:type="gramStart"/>
       <w:r>
         <w:rPr>
           <w:rFonts w:cs="Times New Roman"/>
@@ -9717,16 +9714,7 @@
           <w:szCs w:val="28"/>
           <w:lang w:val="ru-RU" w:eastAsia="ru-RU"/>
         </w:rPr>
-        <w:t>(</w:t>
-      </w:r>
-      <w:proofErr w:type="gramEnd"/>
-      <w:r>
-        <w:rPr>
-          <w:rFonts w:cs="Times New Roman"/>
-          <w:szCs w:val="28"/>
-          <w:lang w:val="ru-RU" w:eastAsia="ru-RU"/>
-        </w:rPr>
-        <w:t xml:space="preserve">), которая разбивает общий период на месячные интервалы. Такой подход снижает риск получения слишком больших ответов от </w:t>
+        <w:t xml:space="preserve">(), которая разбивает общий период на месячные интервалы. Такой подход снижает риск получения слишком больших ответов от </w:t>
       </w:r>
       <w:r>
         <w:rPr>
@@ -11006,7 +10994,6 @@
         </w:rPr>
         <w:t>_</w:t>
       </w:r>
-      <w:proofErr w:type="gramStart"/>
       <w:r>
         <w:rPr>
           <w:rFonts w:cs="Times New Roman"/>
@@ -11031,7 +11018,6 @@
         </w:rPr>
         <w:t>parquet</w:t>
       </w:r>
-      <w:proofErr w:type="gramEnd"/>
       <w:r>
         <w:rPr>
           <w:rFonts w:cs="Times New Roman"/>
@@ -11131,7 +11117,6 @@
         </w:rPr>
         <w:t>_</w:t>
       </w:r>
-      <w:proofErr w:type="gramStart"/>
       <w:r>
         <w:rPr>
           <w:rFonts w:cs="Times New Roman"/>
@@ -11156,7 +11141,6 @@
         </w:rPr>
         <w:t>parquet</w:t>
       </w:r>
-      <w:proofErr w:type="gramEnd"/>
       <w:r>
         <w:rPr>
           <w:rFonts w:cs="Times New Roman"/>
@@ -11198,7 +11182,6 @@
         </w:rPr>
         <w:t>_</w:t>
       </w:r>
-      <w:proofErr w:type="gramStart"/>
       <w:r>
         <w:rPr>
           <w:rFonts w:cs="Times New Roman"/>
@@ -11223,7 +11206,6 @@
         </w:rPr>
         <w:t>parquet</w:t>
       </w:r>
-      <w:proofErr w:type="gramEnd"/>
       <w:r>
         <w:rPr>
           <w:rFonts w:cs="Times New Roman"/>
@@ -11287,16 +11269,7 @@
           <w:szCs w:val="28"/>
           <w:lang w:val="ru-RU" w:eastAsia="ru-RU"/>
         </w:rPr>
-        <w:t xml:space="preserve">сохранялись в </w:t>
-      </w:r>
-      <w:proofErr w:type="gramStart"/>
-      <w:r>
-        <w:rPr>
-          <w:rFonts w:cs="Times New Roman"/>
-          <w:szCs w:val="28"/>
-          <w:lang w:val="ru-RU" w:eastAsia="ru-RU"/>
-        </w:rPr>
-        <w:t>формате .</w:t>
+        <w:t>сохранялись в формате .</w:t>
       </w:r>
       <w:proofErr w:type="spellStart"/>
       <w:r>
@@ -11308,7 +11281,6 @@
         <w:t>npz</w:t>
       </w:r>
       <w:proofErr w:type="spellEnd"/>
-      <w:proofErr w:type="gramEnd"/>
       <w:r>
         <w:rPr>
           <w:rFonts w:cs="Times New Roman"/>
@@ -11317,7 +11289,6 @@
         </w:rPr>
         <w:t xml:space="preserve">. Для каждого набора данных создавался также файл </w:t>
       </w:r>
-      <w:proofErr w:type="gramStart"/>
       <w:r>
         <w:rPr>
           <w:rFonts w:cs="Times New Roman"/>
@@ -11344,7 +11315,6 @@
         <w:t>json</w:t>
       </w:r>
       <w:proofErr w:type="spellEnd"/>
-      <w:proofErr w:type="gramEnd"/>
       <w:r>
         <w:rPr>
           <w:rFonts w:cs="Times New Roman"/>
@@ -11478,7 +11448,6 @@
         </w:rPr>
         <w:t>_</w:t>
       </w:r>
-      <w:proofErr w:type="gramStart"/>
       <w:r>
         <w:rPr>
           <w:rFonts w:cs="Times New Roman"/>
@@ -11503,7 +11472,6 @@
         </w:rPr>
         <w:t>parquet</w:t>
       </w:r>
-      <w:proofErr w:type="gramEnd"/>
       <w:r>
         <w:rPr>
           <w:rFonts w:cs="Times New Roman"/>
@@ -12222,7 +12190,6 @@
         </w:rPr>
         <w:t>_</w:t>
       </w:r>
-      <w:proofErr w:type="gramStart"/>
       <w:r>
         <w:rPr>
           <w:lang w:eastAsia="ru-RU"/>
@@ -12241,7 +12208,6 @@
         </w:rPr>
         <w:t>parquet</w:t>
       </w:r>
-      <w:proofErr w:type="gramEnd"/>
       <w:r>
         <w:rPr>
           <w:lang w:val="ru-RU" w:eastAsia="ru-RU"/>
@@ -12258,14 +12224,7 @@
         <w:rPr>
           <w:lang w:val="ru-RU" w:eastAsia="ru-RU"/>
         </w:rPr>
-        <w:t xml:space="preserve"> </w:t>
-      </w:r>
-      <w:proofErr w:type="gramStart"/>
-      <w:r>
-        <w:rPr>
-          <w:lang w:val="ru-RU" w:eastAsia="ru-RU"/>
-        </w:rPr>
-        <w:t xml:space="preserve">&lt; </w:t>
+        <w:t xml:space="preserve"> &lt; </w:t>
       </w:r>
       <w:r>
         <w:rPr>
@@ -12273,7 +12232,6 @@
         </w:rPr>
         <w:t>train</w:t>
       </w:r>
-      <w:proofErr w:type="gramEnd"/>
       <w:r>
         <w:rPr>
           <w:lang w:val="ru-RU" w:eastAsia="ru-RU"/>
@@ -12774,17 +12732,9 @@
         <w:rPr>
           <w:lang w:val="ru-RU" w:eastAsia="ru-RU"/>
         </w:rPr>
-        <w:t xml:space="preserve">в </w:t>
-      </w:r>
-      <w:proofErr w:type="gramStart"/>
-      <w:r>
-        <w:rPr>
-          <w:lang w:val="ru-RU" w:eastAsia="ru-RU"/>
-        </w:rPr>
-        <w:t>формате .</w:t>
+        <w:t>в формате .</w:t>
       </w:r>
       <w:proofErr w:type="spellStart"/>
-      <w:proofErr w:type="gramEnd"/>
       <w:r>
         <w:rPr>
           <w:lang w:val="ru-RU" w:eastAsia="ru-RU"/>
@@ -12836,17 +12786,9 @@
         <w:rPr>
           <w:lang w:val="ru-RU" w:eastAsia="ru-RU"/>
         </w:rPr>
-        <w:t>valid_</w:t>
-      </w:r>
-      <w:proofErr w:type="gramStart"/>
-      <w:r>
-        <w:rPr>
-          <w:lang w:val="ru-RU" w:eastAsia="ru-RU"/>
-        </w:rPr>
-        <w:t>predictions.parquet</w:t>
+        <w:t>valid_predictions.parquet</w:t>
       </w:r>
       <w:proofErr w:type="spellEnd"/>
-      <w:proofErr w:type="gramEnd"/>
       <w:r>
         <w:rPr>
           <w:lang w:val="ru-RU" w:eastAsia="ru-RU"/>
@@ -12870,17 +12812,9 @@
         <w:rPr>
           <w:lang w:val="ru-RU" w:eastAsia="ru-RU"/>
         </w:rPr>
-        <w:t>test_</w:t>
-      </w:r>
-      <w:proofErr w:type="gramStart"/>
-      <w:r>
-        <w:rPr>
-          <w:lang w:val="ru-RU" w:eastAsia="ru-RU"/>
-        </w:rPr>
-        <w:t>predictions.parquet</w:t>
+        <w:t>test_predictions.parquet</w:t>
       </w:r>
       <w:proofErr w:type="spellEnd"/>
-      <w:proofErr w:type="gramEnd"/>
       <w:r>
         <w:rPr>
           <w:lang w:val="ru-RU" w:eastAsia="ru-RU"/>
@@ -16376,15 +16310,7 @@
         <w:t>.</w:t>
       </w:r>
       <w:r>
-        <w:t xml:space="preserve"> de Jong F., Rindi B. The Microstructure of Financial Markets. </w:t>
-      </w:r>
-      <w:proofErr w:type="gramStart"/>
-      <w:r>
-        <w:t>Cambridge :</w:t>
-      </w:r>
-      <w:proofErr w:type="gramEnd"/>
-      <w:r>
-        <w:t xml:space="preserve"> Cambridge University Press, 2009. 210 </w:t>
+        <w:t xml:space="preserve"> de Jong F., Rindi B. The Microstructure of Financial Markets. Cambridge : Cambridge University Press, 2009. 210 </w:t>
       </w:r>
       <w:r>
         <w:rPr>
@@ -16441,15 +16367,7 @@
         <w:t>.</w:t>
       </w:r>
       <w:r>
-        <w:t xml:space="preserve"> López de Prado M. Advances in Financial Machine Learning. </w:t>
-      </w:r>
-      <w:proofErr w:type="gramStart"/>
-      <w:r>
-        <w:t>Hoboken :</w:t>
-      </w:r>
-      <w:proofErr w:type="gramEnd"/>
-      <w:r>
-        <w:t xml:space="preserve"> Wiley, 2018. 400 </w:t>
+        <w:t xml:space="preserve"> López de Prado M. Advances in Financial Machine Learning. Hoboken : Wiley, 2018. 400 </w:t>
       </w:r>
       <w:r>
         <w:rPr>
@@ -16473,15 +16391,7 @@
         <w:t>.</w:t>
       </w:r>
       <w:r>
-        <w:t xml:space="preserve"> Chan E. P. Algorithmic Trading: Winning Strategies and Their Rationale. </w:t>
-      </w:r>
-      <w:proofErr w:type="gramStart"/>
-      <w:r>
-        <w:t>Hoboken :</w:t>
-      </w:r>
-      <w:proofErr w:type="gramEnd"/>
-      <w:r>
-        <w:t xml:space="preserve"> Wiley, 2013. 224 </w:t>
+        <w:t xml:space="preserve"> Chan E. P. Algorithmic Trading: Winning Strategies and Their Rationale. Hoboken : Wiley, 2013. 224 </w:t>
       </w:r>
       <w:r>
         <w:rPr>
@@ -16562,15 +16472,7 @@
       </w:r>
       <w:proofErr w:type="spellEnd"/>
       <w:r>
-        <w:t xml:space="preserve"> R. A., Stone C. J. Classification and Regression Trees. </w:t>
-      </w:r>
-      <w:proofErr w:type="gramStart"/>
-      <w:r>
-        <w:t>Belmont :</w:t>
-      </w:r>
-      <w:proofErr w:type="gramEnd"/>
-      <w:r>
-        <w:t xml:space="preserve"> Wadsworth International Group, 1984. 368 </w:t>
+        <w:t xml:space="preserve"> R. A., Stone C. J. Classification and Regression Trees. Belmont : Wadsworth International Group, 1984. 368 </w:t>
       </w:r>
       <w:r>
         <w:rPr>
@@ -16671,14 +16573,24 @@
       <w:r>
         <w:t xml:space="preserve">. 6639–6649. URL: </w:t>
       </w:r>
-      <w:hyperlink r:id="rId27" w:tgtFrame="_new" w:history="1">
-        <w:r>
-          <w:rPr>
-            <w:rStyle w:val="aff"/>
-          </w:rPr>
-          <w:t>https://arxiv.org/abs/1706.09516</w:t>
-        </w:r>
-      </w:hyperlink>
+      <w:r>
+        <w:fldChar w:fldCharType="begin"/>
+      </w:r>
+      <w:r>
+        <w:instrText>HYPERLINK "https://arxiv.org/abs/1706.09516" \t "_new"</w:instrText>
+      </w:r>
+      <w:r>
+        <w:fldChar w:fldCharType="separate"/>
+      </w:r>
+      <w:r>
+        <w:rPr>
+          <w:rStyle w:val="aff"/>
+        </w:rPr>
+        <w:t>https://arxiv.org/abs/1706.09516</w:t>
+      </w:r>
+      <w:r>
+        <w:fldChar w:fldCharType="end"/>
+      </w:r>
       <w:r>
         <w:t xml:space="preserve"> (</w:t>
       </w:r>
@@ -16715,14 +16627,24 @@
       <w:r>
         <w:t xml:space="preserve"> Bai S., Kolter J. Z., Koltun V. An Empirical Evaluation of Generic Convolutional and Recurrent Networks for Sequence Modeling. 2018. URL: </w:t>
       </w:r>
-      <w:hyperlink r:id="rId28" w:tgtFrame="_new" w:history="1">
-        <w:r>
-          <w:rPr>
-            <w:rStyle w:val="aff"/>
-          </w:rPr>
-          <w:t>https://arxiv.org/abs/1803.01271</w:t>
-        </w:r>
-      </w:hyperlink>
+      <w:r>
+        <w:fldChar w:fldCharType="begin"/>
+      </w:r>
+      <w:r>
+        <w:instrText>HYPERLINK "https://arxiv.org/abs/1803.01271" \t "_new"</w:instrText>
+      </w:r>
+      <w:r>
+        <w:fldChar w:fldCharType="separate"/>
+      </w:r>
+      <w:r>
+        <w:rPr>
+          <w:rStyle w:val="aff"/>
+        </w:rPr>
+        <w:t>https://arxiv.org/abs/1803.01271</w:t>
+      </w:r>
+      <w:r>
+        <w:fldChar w:fldCharType="end"/>
+      </w:r>
       <w:r>
         <w:t xml:space="preserve"> (</w:t>
       </w:r>
@@ -16767,14 +16689,24 @@
       <w:r>
         <w:t xml:space="preserve"> C., Cho K., Bengio Y. Empirical Evaluation of Gated Recurrent Neural Networks on Sequence Modeling. 2014. URL: </w:t>
       </w:r>
-      <w:hyperlink r:id="rId29" w:tgtFrame="_new" w:history="1">
-        <w:r>
-          <w:rPr>
-            <w:rStyle w:val="aff"/>
-          </w:rPr>
-          <w:t>https://arxiv.org/abs/1412.3555</w:t>
-        </w:r>
-      </w:hyperlink>
+      <w:r>
+        <w:fldChar w:fldCharType="begin"/>
+      </w:r>
+      <w:r>
+        <w:instrText>HYPERLINK "https://arxiv.org/abs/1412.3555" \t "_new"</w:instrText>
+      </w:r>
+      <w:r>
+        <w:fldChar w:fldCharType="separate"/>
+      </w:r>
+      <w:r>
+        <w:rPr>
+          <w:rStyle w:val="aff"/>
+        </w:rPr>
+        <w:t>https://arxiv.org/abs/1412.3555</w:t>
+      </w:r>
+      <w:r>
+        <w:fldChar w:fldCharType="end"/>
+      </w:r>
       <w:r>
         <w:t xml:space="preserve"> (</w:t>
       </w:r>
@@ -16880,14 +16812,24 @@
       <w:r>
         <w:t xml:space="preserve"> I. Attention Is All You Need. 2017. URL: </w:t>
       </w:r>
-      <w:hyperlink r:id="rId30" w:tgtFrame="_new" w:history="1">
-        <w:r>
-          <w:rPr>
-            <w:rStyle w:val="aff"/>
-          </w:rPr>
-          <w:t>https://arxiv.org/abs/1706.03762</w:t>
-        </w:r>
-      </w:hyperlink>
+      <w:r>
+        <w:fldChar w:fldCharType="begin"/>
+      </w:r>
+      <w:r>
+        <w:instrText>HYPERLINK "https://arxiv.org/abs/1706.03762" \t "_new"</w:instrText>
+      </w:r>
+      <w:r>
+        <w:fldChar w:fldCharType="separate"/>
+      </w:r>
+      <w:r>
+        <w:rPr>
+          <w:rStyle w:val="aff"/>
+        </w:rPr>
+        <w:t>https://arxiv.org/abs/1706.03762</w:t>
+      </w:r>
+      <w:r>
+        <w:fldChar w:fldCharType="end"/>
+      </w:r>
       <w:r>
         <w:t xml:space="preserve"> (</w:t>
       </w:r>
@@ -16924,14 +16866,24 @@
       <w:r>
         <w:t xml:space="preserve"> Zhou H., Zhang S., Peng J., Zhang S., Li J., Xiong H., Zhang W. Informer: Beyond Efficient Transformer for Long Sequence Time-Series Forecasting. 2020. URL: </w:t>
       </w:r>
-      <w:hyperlink r:id="rId31" w:tgtFrame="_new" w:history="1">
-        <w:r>
-          <w:rPr>
-            <w:rStyle w:val="aff"/>
-          </w:rPr>
-          <w:t>https://arxiv.org/abs/2012.07436</w:t>
-        </w:r>
-      </w:hyperlink>
+      <w:r>
+        <w:fldChar w:fldCharType="begin"/>
+      </w:r>
+      <w:r>
+        <w:instrText>HYPERLINK "https://arxiv.org/abs/2012.07436" \t "_new"</w:instrText>
+      </w:r>
+      <w:r>
+        <w:fldChar w:fldCharType="separate"/>
+      </w:r>
+      <w:r>
+        <w:rPr>
+          <w:rStyle w:val="aff"/>
+        </w:rPr>
+        <w:t>https://arxiv.org/abs/2012.07436</w:t>
+      </w:r>
+      <w:r>
+        <w:fldChar w:fldCharType="end"/>
+      </w:r>
       <w:r>
         <w:t xml:space="preserve"> (</w:t>
       </w:r>
@@ -16968,14 +16920,24 @@
       <w:r>
         <w:t xml:space="preserve"> Hyndman R. J., Athanasopoulos G. Forecasting: Principles and Practice. 3rd ed. URL: </w:t>
       </w:r>
-      <w:hyperlink r:id="rId32" w:tgtFrame="_new" w:history="1">
-        <w:r>
-          <w:rPr>
-            <w:rStyle w:val="aff"/>
-          </w:rPr>
-          <w:t>https://otexts.com/fpp3/</w:t>
-        </w:r>
-      </w:hyperlink>
+      <w:r>
+        <w:fldChar w:fldCharType="begin"/>
+      </w:r>
+      <w:r>
+        <w:instrText>HYPERLINK "https://otexts.com/fpp3/" \t "_new"</w:instrText>
+      </w:r>
+      <w:r>
+        <w:fldChar w:fldCharType="separate"/>
+      </w:r>
+      <w:r>
+        <w:rPr>
+          <w:rStyle w:val="aff"/>
+        </w:rPr>
+        <w:t>https://otexts.com/fpp3/</w:t>
+      </w:r>
+      <w:r>
+        <w:fldChar w:fldCharType="end"/>
+      </w:r>
       <w:r>
         <w:t xml:space="preserve"> (</w:t>
       </w:r>
@@ -17119,7 +17081,7 @@
         </w:rPr>
         <w:t xml:space="preserve"> Московская биржа. ISS API. URL: </w:t>
       </w:r>
-      <w:hyperlink r:id="rId33" w:tgtFrame="_new" w:history="1">
+      <w:hyperlink r:id="rId27" w:tgtFrame="_new" w:history="1">
         <w:r>
           <w:rPr>
             <w:rStyle w:val="aff"/>
@@ -17145,7 +17107,7 @@
       </w:pPr>
     </w:p>
     <w:sectPr>
-      <w:footerReference w:type="default" r:id="rId34"/>
+      <w:footerReference w:type="default" r:id="rId28"/>
       <w:pgSz w:w="11906" w:h="16838"/>
       <w:pgMar w:top="1134" w:right="707" w:bottom="1134" w:left="1701" w:header="720" w:footer="720" w:gutter="0"/>
       <w:pgNumType w:start="3"/>
@@ -18081,6 +18043,7 @@
   <w:style w:type="character" w:default="1" w:styleId="a1">
     <w:name w:val="Default Paragraph Font"/>
     <w:uiPriority w:val="1"/>
+    <w:semiHidden/>
     <w:unhideWhenUsed/>
   </w:style>
   <w:style w:type="table" w:default="1" w:styleId="a2">
